--- a/files/รัฐธรรมนูญ_๒๕๒๕_แก้ไขเพิ่มเติม.docx
+++ b/files/รัฐธรรมนูญ_๒๕๒๕_แก้ไขเพิ่มเติม.docx
@@ -36850,7 +36850,7 @@
       <w:pageBreakBefore w:val="0"/>
       <w:spacing w:before="0" w:after="60"/>
       <w:ind w:firstLine="1417"/>
-      <w:jc w:val="thaiDistribute"/>
+      <w:jc w:val="left"/>
     </w:pPr>
     <w:rPr>
       <w:rFonts w:ascii="TH Sarabun New" w:hAnsi="TH Sarabun New" w:eastAsia="TH Sarabun New" w:cs="TH Sarabun New"/>
@@ -36908,7 +36908,7 @@
       <w:pageBreakBefore w:val="0"/>
       <w:spacing w:before="120" w:after="0"/>
       <w:ind w:firstLine="1417"/>
-      <w:jc w:val="thaiDistribute"/>
+      <w:jc w:val="left"/>
     </w:pPr>
     <w:rPr>
       <w:rFonts w:ascii="TH Sarabun New" w:hAnsi="TH Sarabun New" w:eastAsia="TH Sarabun New" w:cs="TH Sarabun New"/>
@@ -36926,7 +36926,7 @@
       <w:pageBreakBefore w:val="0"/>
       <w:spacing w:before="0" w:after="0"/>
       <w:ind w:firstLine="1417"/>
-      <w:jc w:val="thaiDistribute"/>
+      <w:jc w:val="left"/>
     </w:pPr>
     <w:rPr>
       <w:rFonts w:ascii="TH Sarabun New" w:hAnsi="TH Sarabun New" w:eastAsia="TH Sarabun New" w:cs="TH Sarabun New"/>
@@ -36944,7 +36944,7 @@
       <w:pageBreakBefore w:val="0"/>
       <w:spacing w:before="0" w:after="0"/>
       <w:ind w:hanging="567" w:left="1984"/>
-      <w:jc w:val="thaiDistribute"/>
+      <w:jc w:val="left"/>
     </w:pPr>
     <w:rPr>
       <w:rFonts w:ascii="TH Sarabun New" w:hAnsi="TH Sarabun New" w:eastAsia="TH Sarabun New" w:cs="TH Sarabun New"/>

--- a/files/รัฐธรรมนูญ_๒๕๒๕_แก้ไขเพิ่มเติม.docx
+++ b/files/รัฐธรรมนูญ_๒๕๒๕_แก้ไขเพิ่มเติม.docx
@@ -12389,7 +12389,7 @@
         <w:t>มาตรา ๓๖๑</w:t>
       </w:r>
       <w:r>
-        <w:t xml:space="preserve">  รัฐต้องรับรองและคุ้มครองหลักการ ป่าชุมชนและการจัดการทรัพยากรป่าไม้โดยท้องถิ่น เพื่อประโยชน์ของประชาชนและผู้ใช้บริการอย่างถ้วนหน้าและยั่งยืน</w:t>
+        <w:t xml:space="preserve">  บุคคลซึ่งรวมกันเป็นชุมชนท้องถิ่นย่อมมีสิทธิร่วมกับรัฐในการอนุรักษ์ ฟื้นฟู บำรุงรักษา และใช้ประโยชน์จากป่าที่ชุมชนดูแลมาแต่เดิมอย่างสมดุลและยั่งยืน รัฐจะเพิกถอนสถานะป่าชุมชนหรือนำพื้นที่ไปใช้ประโยชน์อื่นมิได้ เว้นแต่ชุมชนนั้นจะให้ความยินยอมโดยมติของสมาชิกชุมชน</w:t>
       </w:r>
     </w:p>
     <w:p>
@@ -12404,7 +12404,7 @@
         <w:t>มาตรา ๓๖๒</w:t>
       </w:r>
       <w:r>
-        <w:t xml:space="preserve">  ประชาชนย่อมมีสิทธิพื้นฐานในเรื่อง ที่ดินทำกินของชุมชนและการจัดการสิทธิเกษตรกร โดยห้ามมิให้หน่วยงานใดจำกัดสิทธิหรือสร้างเงื่อนไขกีดกันโดยมิชอบ</w:t>
+        <w:t xml:space="preserve">  เกษตรกรและชุมชนซึ่งได้ทำกินในที่ดินของรัฐโดยสุจริตต่อเนื่องมาไม่น้อยกว่าสิบปีก่อนมีการประกาศเขตหวงห้าม ย่อมมีสิทธิได้รับการรับรองสิทธิทำกินในรูปโฉนดชุมชน การจับกุมหรือขับไล่บุคคลดังกล่าวก่อนการพิสูจน์สิทธิแล้วเสร็จจะกระทำมิได้</w:t>
       </w:r>
     </w:p>
     <w:p>
@@ -12419,7 +12419,7 @@
         <w:t>มาตรา ๓๖๓</w:t>
       </w:r>
       <w:r>
-        <w:t xml:space="preserve">  รัฐต้องรับรองและคุ้มครองหลักการ การจัดทำประชาพิจารณ์ก่อนอนุมัติโครงการใหญ่ เพื่อประโยชน์ของประชาชนและผู้ใช้บริการอย่างถ้วนหน้าและยั่งยืน</w:t>
+        <w:t xml:space="preserve">  ก่อนอนุมัติโครงการหรือกิจกรรมของรัฐหรือเอกชนที่อาจก่อผลกระทบต่อชุมชน สิ่งแวดล้อม หรือสุขภาพอย่างรุนแรง ต้องจัดให้มีการรับฟังความคิดเห็นของประชาชนผู้อาจได้รับผลกระทบอย่างทั่วถึง และต้องนำความเห็นนั้นมาประกอบการพิจารณาพร้อมชี้แจงเหตุผลเป็นลายลักษณ์อักษร</w:t>
       </w:r>
     </w:p>
     <w:p>
@@ -12434,7 +12434,7 @@
         <w:t>มาตรา ๓๖๔</w:t>
       </w:r>
       <w:r>
-        <w:t xml:space="preserve">  ประชาชนย่อมมีสิทธิพื้นฐานในเรื่อง งบประมาณชุมชนแบบมีส่วนร่วมและการบริหารของสภาท้องถิ่น โดยห้ามมิให้หน่วยงานใดจำกัดสิทธิหรือสร้างเงื่อนไขกีดกันโดยมิชอบ</w:t>
+        <w:t xml:space="preserve">  ประชาชนในท้องถิ่นย่อมมีสิทธิร่วมกำหนดการใช้จ่ายงบประมาณขององค์กรปกครองส่วนท้องถิ่น โดยงบลงทุนไม่น้อยกว่าร้อยละสิบในแต่ละปีต้องจัดสรรตามผลการลงมติของที่ประชุมประชาคมหมู่บ้านหรือชุมชน</w:t>
       </w:r>
     </w:p>
     <w:p>
@@ -12449,7 +12449,7 @@
         <w:t>มาตรา ๓๖๕</w:t>
       </w:r>
       <w:r>
-        <w:t xml:space="preserve">  รัฐต้องรับรองและคุ้มครองหลักการ สิทธิและการยอมรับชนพื้นเมืองและกลุ่มชาติพันธุ์ในพื้นที่ เพื่อประโยชน์ของประชาชนและผู้ใช้บริการอย่างถ้วนหน้าและยั่งยืน</w:t>
+        <w:t xml:space="preserve">  รัฐต้องรับรองสถานะของชนพื้นเมืองและกลุ่มชาติพันธุ์ในฐานะส่วนหนึ่งของประชาชนชาวไทย และคุ้มครองสิทธิในการดำรงวิถีชีวิต ภาษา และการทำกินตามจารีตของตน ตราบเท่าที่ไม่ขัดต่อสิทธิของบุคคลอื่น</w:t>
       </w:r>
     </w:p>
     <w:p>
@@ -12464,7 +12464,7 @@
         <w:t>มาตรา ๓๖๖</w:t>
       </w:r>
       <w:r>
-        <w:t xml:space="preserve">  ประชาชนย่อมมีสิทธิพื้นฐานในเรื่อง การอนุรักษ์และพัฒนาภูมิปัญญาท้องถิ่นและศิลปวัฒนธรรม โดยห้ามมิให้หน่วยงานใดจำกัดสิทธิหรือสร้างเงื่อนไขกีดกันโดยมิชอบ</w:t>
+        <w:t xml:space="preserve">  ชุมชนย่อมมีสิทธิอนุรักษ์ ฟื้นฟู และสืบทอดภูมิปัญญาท้องถิ่น ศิลปะ และวัฒนธรรมของตน และย่อมเป็นเจ้าของสิทธิในภูมิปัญญานั้นร่วมกัน ผู้ใดจะนำไปจดทะเบียนเป็นสิทธิแต่ผู้เดียวมิได้</w:t>
       </w:r>
     </w:p>
     <w:p>
@@ -12479,7 +12479,7 @@
         <w:t>มาตรา ๓๖๗</w:t>
       </w:r>
       <w:r>
-        <w:t xml:space="preserve">  รัฐต้องรับรองและคุ้มครองหลักการ สิทธิในการคัดค้านโครงการพัฒนาของรัฐที่กระทบสิ่งแวดล้อม เพื่อประโยชน์ของประชาชนและผู้ใช้บริการอย่างถ้วนหน้าและยั่งยืน</w:t>
+        <w:t xml:space="preserve">  ประชาชนย่อมมีสิทธิคัดค้านโครงการพัฒนาของรัฐที่อาจกระทบต่อสิ่งแวดล้อม สุขภาพ หรือวิถีชีวิตของชุมชน โดยการชุมนุมโดยสงบ การเข้าชื่อ หรือการฟ้องคดีต่อศาล และการใช้สิทธิดังกล่าวโดยสุจริตจะเป็นเหตุให้ถูกดำเนินคดีมิได้</w:t>
       </w:r>
     </w:p>
     <w:p>
@@ -12494,7 +12494,7 @@
         <w:t>มาตรา ๓๖๘</w:t>
       </w:r>
       <w:r>
-        <w:t xml:space="preserve">  ประชาชนย่อมมีสิทธิพื้นฐานในเรื่อง การจัดตั้งกองทุนพัฒนาชุมชนและการกู้ชีพภาคประชาชน โดยห้ามมิให้หน่วยงานใดจำกัดสิทธิหรือสร้างเงื่อนไขกีดกันโดยมิชอบ</w:t>
+        <w:t xml:space="preserve">  ชุมชนย่อมมีสิทธิจัดตั้งกองทุนพัฒนาชุมชน กลุ่มออมทรัพย์ และหน่วยกู้ชีพอาสาสมัครเพื่อพึ่งพาตนเอง และรัฐต้องรับรองสถานะทางกฎหมายของกองทุนและหน่วยดังกล่าว</w:t>
       </w:r>
     </w:p>
     <w:p>
@@ -12509,7 +12509,7 @@
         <w:t>มาตรา ๓๖๙</w:t>
       </w:r>
       <w:r>
-        <w:t xml:space="preserve">  ให้มีหน่วยงานกำกับดูแลที่เป็นอิสระทำหน้าที่วางระเบียบ มาตรการ และขับเคลื่อนโครงการเกี่ยวกับ ป่าชุมชนและการจัดการทรัพยากรป่าไม้โดยท้องถิ่น เพื่อประสิทธิภาพสูงสุด</w:t>
+        <w:t xml:space="preserve">  การขึ้นทะเบียน กำหนดแนวเขต และจัดทำแผนจัดการป่าชุมชน ให้กรมป่าไม้หรือหน่วยงานที่กฎหมายกำหนดดำเนินการร่วมกับคณะกรรมการป่าชุมชนซึ่งสมาชิกชุมชนเลือกตั้งกันเอง และต้องแล้วเสร็จภายในหนึ่งร้อยแปดสิบวันนับแต่วันที่ชุมชนยื่นคำขอ</w:t>
       </w:r>
     </w:p>
     <w:p>
@@ -12524,7 +12524,7 @@
         <w:t>มาตรา ๓๗๐</w:t>
       </w:r>
       <w:r>
-        <w:t xml:space="preserve">  ให้จัดตั้งคณะกรรมการผู้ทรงคุณวุฒิระดับชาติเพื่อกำกับดูแล ที่ดินทำกินของชุมชนและการจัดการสิทธิเกษตรกร ให้เป็นไปตามมาตรฐานการดำเนินงานและเป้าหมายของรัฐ</w:t>
+        <w:t xml:space="preserve">  ให้มีคณะกรรมการพิสูจน์สิทธิที่ดินทำกินประจำจังหวัด ประกอบด้วยผู้แทนหน่วยงานของรัฐ ผู้แทนองค์กรปกครองส่วนท้องถิ่น และผู้แทนเกษตรกรในจำนวนเท่ากัน มีหน้าที่ตรวจสอบหลักฐานการครอบครองและเสนอการออกโฉนดชุมชน</w:t>
       </w:r>
     </w:p>
     <w:p>
@@ -12539,7 +12539,7 @@
         <w:t>มาตรา ๓๗๑</w:t>
       </w:r>
       <w:r>
-        <w:t xml:space="preserve">  ให้มีหน่วยงานกำกับดูแลที่เป็นอิสระทำหน้าที่วางระเบียบ มาตรการ และขับเคลื่อนโครงการเกี่ยวกับ การจัดทำประชาพิจารณ์ก่อนอนุมัติโครงการใหญ่ เพื่อประสิทธิภาพสูงสุด</w:t>
+        <w:t xml:space="preserve">  การรับฟังความคิดเห็นตามมาตรา ๓๖๓ ให้ดำเนินการโดยผู้จัดที่เป็นกลางซึ่งไม่มีส่วนได้เสียกับเจ้าของโครงการ ข้อมูลโครงการต้องเผยแพร่ล่วงหน้าไม่น้อยกว่าสามสิบวันเป็นภาษาที่ชุมชนเข้าใจ</w:t>
       </w:r>
     </w:p>
     <w:p>
@@ -12554,7 +12554,7 @@
         <w:t>มาตรา ๓๗๒</w:t>
       </w:r>
       <w:r>
-        <w:t xml:space="preserve">  ให้จัดตั้งคณะกรรมการผู้ทรงคุณวุฒิระดับชาติเพื่อกำกับดูแล งบประมาณชุมชนแบบมีส่วนร่วมและการบริหารของสภาท้องถิ่น ให้เป็นไปตามมาตรฐานการดำเนินงานและเป้าหมายของรัฐ</w:t>
+        <w:t xml:space="preserve">  ให้สภาท้องถิ่นจัดให้มีที่ประชุมประชาคมอย่างน้อยปีละสองครั้ง เพื่อเสนอ จัดลำดับ และติดตามโครงการตามมาตรา ๓๖๔ และให้ที่ประชุมประชาคมเลือกผู้แทนเข้าร่วมเป็นกรรมการตรวจรับงาน</w:t>
       </w:r>
     </w:p>
     <w:p>
@@ -12569,7 +12569,7 @@
         <w:t>มาตรา ๓๗๓</w:t>
       </w:r>
       <w:r>
-        <w:t xml:space="preserve">  ให้มีหน่วยงานกำกับดูแลที่เป็นอิสระทำหน้าที่วางระเบียบ มาตรการ และขับเคลื่อนโครงการเกี่ยวกับ สิทธิและการยอมรับชนพื้นเมืองและกลุ่มชาติพันธุ์ในพื้นที่ เพื่อประสิทธิภาพสูงสุด</w:t>
+        <w:t xml:space="preserve">  ให้มีสภาชนเผ่าพื้นเมืองและกลุ่มชาติพันธุ์ ประกอบด้วยผู้แทนที่แต่ละกลุ่มเลือกกันเอง มีหน้าที่ให้คำปรึกษาแก่คณะรัฐมนตรีและรัฐสภาในเรื่องที่กระทบต่อกลุ่มของตน</w:t>
       </w:r>
     </w:p>
     <w:p>
@@ -12584,7 +12584,7 @@
         <w:t>มาตรา ๓๗๔</w:t>
       </w:r>
       <w:r>
-        <w:t xml:space="preserve">  ให้จัดตั้งคณะกรรมการผู้ทรงคุณวุฒิระดับชาติเพื่อกำกับดูแล การอนุรักษ์และพัฒนาภูมิปัญญาท้องถิ่นและศิลปวัฒนธรรม ให้เป็นไปตามมาตรฐานการดำเนินงานและเป้าหมายของรัฐ</w:t>
+        <w:t xml:space="preserve">  ให้มีคณะกรรมการคุ้มครองภูมิปัญญาท้องถิ่น ทำหน้าที่จัดทำทะเบียนภูมิปัญญา ตำรับยา ลายผ้า และองค์ความรู้ของชุมชน และรับรองสิทธิของชุมชนผู้เป็นเจ้าของ</w:t>
       </w:r>
     </w:p>
     <w:p>
@@ -12599,7 +12599,7 @@
         <w:t>มาตรา ๓๗๕</w:t>
       </w:r>
       <w:r>
-        <w:t xml:space="preserve">  ให้มีหน่วยงานกำกับดูแลที่เป็นอิสระทำหน้าที่วางระเบียบ มาตรการ และขับเคลื่อนโครงการเกี่ยวกับ สิทธิในการคัดค้านโครงการพัฒนาของรัฐที่กระทบสิ่งแวดล้อม เพื่อประสิทธิภาพสูงสุด</w:t>
+        <w:t xml:space="preserve">  ให้ผู้ตรวจการแผ่นดินมีหน้าที่รับเรื่องคัดค้านโครงการตามมาตรา ๓๖๗ และมีอำนาจเสนอให้หน่วยงานเจ้าของโครงการระงับการดำเนินการไว้ก่อนจนกว่าจะมีการตรวจสอบข้อเท็จจริงแล้วเสร็จ</w:t>
       </w:r>
     </w:p>
     <w:p>
@@ -12614,7 +12614,7 @@
         <w:t>มาตรา ๓๗๖</w:t>
       </w:r>
       <w:r>
-        <w:t xml:space="preserve">  ให้จัดตั้งคณะกรรมการผู้ทรงคุณวุฒิระดับชาติเพื่อกำกับดูแล การจัดตั้งกองทุนพัฒนาชุมชนและการกู้ชีพภาคประชาชน ให้เป็นไปตามมาตรฐานการดำเนินงานและเป้าหมายของรัฐ</w:t>
+        <w:t xml:space="preserve">  ให้มีคณะกรรมการส่งเสริมกองทุนชุมชนแห่งชาติ ทำหน้าที่รับรองมาตรฐานการบริหารกองทุนชุมชน ให้คำปรึกษาด้านบัญชี และประสานหน่วยกู้ชีพอาสาสมัครเข้ากับระบบการแพทย์ฉุกเฉินของรัฐ</w:t>
       </w:r>
     </w:p>
     <w:p>
@@ -12629,7 +12629,7 @@
         <w:t>มาตรา ๓๗๗</w:t>
       </w:r>
       <w:r>
-        <w:t xml:space="preserve">  รัฐต้องจัดสรรงบประมาณแผ่นดินและทรัพยากรที่จำเป็นอย่างต่อเนื่องทุกปี เพื่อสนับสนุนและผลักดันการดำเนินงานด้าน ป่าชุมชนและการจัดการทรัพยากรป่าไม้โดยท้องถิ่น</w:t>
+        <w:t xml:space="preserve">  รัฐต้องจัดสรรงบประมาณแก่องค์กรปกครองส่วนท้องถิ่นเป็นประจำทุกปี สำหรับการลาดตระเวน ป้องกันไฟป่า และปลูกป่าทดแทนในป่าชุมชน โดยให้คณะกรรมการป่าชุมชนเป็นผู้เสนอแผนการใช้จ่าย</w:t>
       </w:r>
     </w:p>
     <w:p>
@@ -12644,7 +12644,7 @@
         <w:t>มาตรา ๓๗๘</w:t>
       </w:r>
       <w:r>
-        <w:t xml:space="preserve">  รัฐต้องจัดตั้งกองทุนหมุนเวียนเพื่ออุดหนุนและพัฒนา ที่ดินทำกินของชุมชนและการจัดการสิทธิเกษตรกร พร้อมจัดให้มีระบบลดหย่อนภาษีแก่ผู้ประกอบการหรือชุมชนที่ร่วมดำเนินงาน</w:t>
+        <w:t xml:space="preserve">  ให้มีกองทุนที่ดินเพื่อเกษตรกร มีหน้าที่จัดซื้อที่ดินที่ถูกทิ้งร้างหรือที่ดินซึ่งเจ้าของประสงค์จะขาย เพื่อจัดให้เกษตรกรผู้ไร้ที่ดินเช่าซื้อในราคาที่เป็นธรรม และให้สินเชื่อไถ่ถอนที่ดินที่ติดจำนองหรือขายฝาก</w:t>
       </w:r>
     </w:p>
     <w:p>
@@ -12659,7 +12659,7 @@
         <w:t>มาตรา ๓๗๙</w:t>
       </w:r>
       <w:r>
-        <w:t xml:space="preserve">  รัฐต้องจัดสรรงบประมาณแผ่นดินและทรัพยากรที่จำเป็นอย่างต่อเนื่องทุกปี เพื่อสนับสนุนและผลักดันการดำเนินงานด้าน การจัดทำประชาพิจารณ์ก่อนอนุมัติโครงการใหญ่</w:t>
+        <w:t xml:space="preserve">  ค่าใช้จ่ายในการจัดรับฟังความคิดเห็นและค่าศึกษาผลกระทบที่ชุมชนประสงค์จะจัดทำขึ้นเอง ให้เจ้าของโครงการเป็นผู้ออก โดยชำระผ่านกองทุนกลางที่รัฐจัดตั้ง เพื่อมิให้ผู้ศึกษาต้องพึ่งพาเจ้าของโครงการโดยตรง</w:t>
       </w:r>
     </w:p>
     <w:p>
@@ -12674,7 +12674,7 @@
         <w:t>มาตรา ๓๘๐</w:t>
       </w:r>
       <w:r>
-        <w:t xml:space="preserve">  รัฐต้องจัดตั้งกองทุนหมุนเวียนเพื่ออุดหนุนและพัฒนา งบประมาณชุมชนแบบมีส่วนร่วมและการบริหารของสภาท้องถิ่น พร้อมจัดให้มีระบบลดหย่อนภาษีแก่ผู้ประกอบการหรือชุมชนที่ร่วมดำเนินงาน</w:t>
+        <w:t xml:space="preserve">  รัฐต้องจัดสรรเงินอุดหนุนทั่วไปแก่องค์กรปกครองส่วนท้องถิ่นตามจำนวนประชากรและระดับความยากจน โดยไม่กำหนดเงื่อนไขการใช้จ่ายเกินกว่าที่จำเป็น เพื่อให้มีงบประมาณเพียงพอสำหรับการตัดสินใจของประชาคม</w:t>
       </w:r>
     </w:p>
     <w:p>
@@ -12689,7 +12689,7 @@
         <w:t>มาตรา ๓๘๑</w:t>
       </w:r>
       <w:r>
-        <w:t xml:space="preserve">  รัฐต้องจัดสรรงบประมาณแผ่นดินและทรัพยากรที่จำเป็นอย่างต่อเนื่องทุกปี เพื่อสนับสนุนและผลักดันการดำเนินงานด้าน สิทธิและการยอมรับชนพื้นเมืองและกลุ่มชาติพันธุ์ในพื้นที่</w:t>
+        <w:t xml:space="preserve">  รัฐต้องจัดสรรงบประมาณสำหรับการพิสูจน์สัญชาติและสถานะบุคคลของผู้ที่อาศัยอยู่ในราชอาณาจักรมาแต่กำเนิด และต้องดำเนินการให้แล้วเสร็จภายในเวลาอันสมควร</w:t>
       </w:r>
     </w:p>
     <w:p>
@@ -12704,7 +12704,7 @@
         <w:t>มาตรา ๓๘๒</w:t>
       </w:r>
       <w:r>
-        <w:t xml:space="preserve">  รัฐต้องจัดตั้งกองทุนหมุนเวียนเพื่ออุดหนุนและพัฒนา การอนุรักษ์และพัฒนาภูมิปัญญาท้องถิ่นและศิลปวัฒนธรรม พร้อมจัดให้มีระบบลดหย่อนภาษีแก่ผู้ประกอบการหรือชุมชนที่ร่วมดำเนินงาน</w:t>
+        <w:t xml:space="preserve">  ผู้ใดนำภูมิปัญญาท้องถิ่นที่ขึ้นทะเบียนแล้วไปใช้ประโยชน์ทางการค้า ต้องแบ่งปันผลประโยชน์แก่ชุมชนผู้เป็นเจ้าของตามสัดส่วนที่กฎหมายกำหนด โดยให้นำส่งเข้ากองทุนของชุมชนนั้น</w:t>
       </w:r>
     </w:p>
     <w:p>
@@ -12719,7 +12719,7 @@
         <w:t>มาตรา ๓๘๓</w:t>
       </w:r>
       <w:r>
-        <w:t xml:space="preserve">  รัฐต้องจัดสรรงบประมาณแผ่นดินและทรัพยากรที่จำเป็นอย่างต่อเนื่องทุกปี เพื่อสนับสนุนและผลักดันการดำเนินงานด้าน สิทธิในการคัดค้านโครงการพัฒนาของรัฐที่กระทบสิ่งแวดล้อม</w:t>
+        <w:t xml:space="preserve">  รัฐต้องจัดให้มีความช่วยเหลือทางกฎหมายและค่าใช้จ่ายในการดำเนินคดีแก่ชุมชนที่ฟ้องคดีเพื่อคุ้มครองสิ่งแวดล้อมของตน โดยไม่ต้องวางเงินประกันหรือค่าธรรมเนียมศาล</w:t>
       </w:r>
     </w:p>
     <w:p>
@@ -12734,7 +12734,7 @@
         <w:t>มาตรา ๓๘๔</w:t>
       </w:r>
       <w:r>
-        <w:t xml:space="preserve">  รัฐต้องจัดตั้งกองทุนหมุนเวียนเพื่ออุดหนุนและพัฒนา การจัดตั้งกองทุนพัฒนาชุมชนและการกู้ชีพภาคประชาชน พร้อมจัดให้มีระบบลดหย่อนภาษีแก่ผู้ประกอบการหรือชุมชนที่ร่วมดำเนินงาน</w:t>
+        <w:t xml:space="preserve">  รัฐต้องสมทบเงินแก่กองทุนชุมชนที่ผ่านการรับรองมาตรฐานตามมาตรา ๓๗๖ และจัดให้อาสาสมัครกู้ชีพได้รับการฝึกอบรม อุปกรณ์ และการประกันอุบัติเหตุจากการปฏิบัติหน้าที่</w:t>
       </w:r>
     </w:p>
     <w:p>
@@ -12749,7 +12749,7 @@
         <w:t>มาตรา ๓๘๕</w:t>
       </w:r>
       <w:r>
-        <w:t xml:space="preserve">  หน่วยงานของรัฐต้องเปิดเผยข้อมูล รายงานการเบิกจ่ายงบประมาณ และผลการทำงานเกี่ยวกับ ป่าชุมชนและการจัดการทรัพยากรป่าไม้โดยท้องถิ่น บนระบบข้อมูลออนไลน์ที่สืบค้นง่าย</w:t>
+        <w:t xml:space="preserve">  หน่วยงานของรัฐต้องเปิดเผยแผนที่แนวเขตป่าชุมชน คำขอใช้พื้นที่ป่า และใบอนุญาตทำไม้หรือเก็บหาของป่าทุกฉบับในพื้นที่นั้นต่อสาธารณะ เพื่อให้ประชาชนตรวจสอบได้</w:t>
       </w:r>
     </w:p>
     <w:p>
@@ -12764,7 +12764,7 @@
         <w:t>มาตรา ๓๘๖</w:t>
       </w:r>
       <w:r>
-        <w:t xml:space="preserve">  ประชาชนและชุมชนท้องถิ่นย่อมมีสิทธิเสนอแนะ ตรวจสอบ และมีส่วนร่วมในการวางแผนจัดการเกี่ยวกับ ที่ดินทำกินของชุมชนและการจัดการสิทธิเกษตรกร โดยตรง</w:t>
+        <w:t xml:space="preserve">  ประชาชนในพื้นที่ย่อมมีสิทธิคัดค้านการออกหนังสือแสดงสิทธิในที่ดินของรัฐหรือที่ดินสาธารณประโยชน์ให้แก่เอกชน ภายในกำหนดเวลาและตามวิธีการที่กฎหมายบัญญัติ</w:t>
       </w:r>
     </w:p>
     <w:p>
@@ -12779,7 +12779,7 @@
         <w:t>มาตรา ๓๘๗</w:t>
       </w:r>
       <w:r>
-        <w:t xml:space="preserve">  หน่วยงานของรัฐต้องเปิดเผยข้อมูล รายงานการเบิกจ่ายงบประมาณ และผลการทำงานเกี่ยวกับ การจัดทำประชาพิจารณ์ก่อนอนุมัติโครงการใหญ่ บนระบบข้อมูลออนไลน์ที่สืบค้นง่าย</w:t>
+        <w:t xml:space="preserve">  รายงานการรับฟังความคิดเห็น บันทึกการประชุม และความเห็นที่ไม่ได้รับการยอมรับพร้อมเหตุผล ต้องเปิดเผยต่อสาธารณะก่อนมีการอนุมัติโครงการ</w:t>
       </w:r>
     </w:p>
     <w:p>
@@ -12794,7 +12794,7 @@
         <w:t>มาตรา ๓๘๘</w:t>
       </w:r>
       <w:r>
-        <w:t xml:space="preserve">  ประชาชนและชุมชนท้องถิ่นย่อมมีสิทธิเสนอแนะ ตรวจสอบ และมีส่วนร่วมในการวางแผนจัดการเกี่ยวกับ งบประมาณชุมชนแบบมีส่วนร่วมและการบริหารของสภาท้องถิ่น โดยตรง</w:t>
+        <w:t xml:space="preserve">  ประชาชนในท้องถิ่นจำนวนไม่น้อยกว่าห้าร้อยคนมีสิทธิเข้าชื่อขอให้สภาท้องถิ่นทบทวนโครงการหรือรายจ่ายใด และสภาท้องถิ่นต้องพิจารณาให้แล้วเสร็จภายในหกสิบวัน</w:t>
       </w:r>
     </w:p>
     <w:p>
@@ -12809,7 +12809,7 @@
         <w:t>มาตรา ๓๘๙</w:t>
       </w:r>
       <w:r>
-        <w:t xml:space="preserve">  หน่วยงานของรัฐต้องเปิดเผยข้อมูล รายงานการเบิกจ่ายงบประมาณ และผลการทำงานเกี่ยวกับ สิทธิและการยอมรับชนพื้นเมืองและกลุ่มชาติพันธุ์ในพื้นที่ บนระบบข้อมูลออนไลน์ที่สืบค้นง่าย</w:t>
+        <w:t xml:space="preserve">  ชุมชนชาติพันธุ์ย่อมมีสิทธิได้รับการปรึกษาหารือและให้ความยินยอมโดยเสรีและได้รับข้อมูลล่วงหน้า ก่อนการดำเนินโครงการใดในพื้นที่ที่ชุมชนอาศัยหรือทำกินตามจารีต</w:t>
       </w:r>
     </w:p>
     <w:p>
@@ -12824,7 +12824,7 @@
         <w:t>มาตรา ๓๙๐</w:t>
       </w:r>
       <w:r>
-        <w:t xml:space="preserve">  ประชาชนและชุมชนท้องถิ่นย่อมมีสิทธิเสนอแนะ ตรวจสอบ และมีส่วนร่วมในการวางแผนจัดการเกี่ยวกับ การอนุรักษ์และพัฒนาภูมิปัญญาท้องถิ่นและศิลปวัฒนธรรม โดยตรง</w:t>
+        <w:t xml:space="preserve">  ชุมชนย่อมมีสิทธิร่วมกำหนดวิธีการเผยแพร่ บันทึก และนำเสนอภูมิปัญญาและพิธีกรรมของตน และมีสิทธิขอให้ระงับการเผยแพร่ที่บิดเบือนหรือลบหลู่</w:t>
       </w:r>
     </w:p>
     <w:p>
@@ -12839,7 +12839,7 @@
         <w:t>มาตรา ๓๙๑</w:t>
       </w:r>
       <w:r>
-        <w:t xml:space="preserve">  หน่วยงานของรัฐต้องเปิดเผยข้อมูล รายงานการเบิกจ่ายงบประมาณ และผลการทำงานเกี่ยวกับ สิทธิในการคัดค้านโครงการพัฒนาของรัฐที่กระทบสิ่งแวดล้อม บนระบบข้อมูลออนไลน์ที่สืบค้นง่าย</w:t>
+        <w:t xml:space="preserve">  หน่วยงานของรัฐต้องเปิดเผยเรื่องคัดค้าน ผลการพิจารณา และการแก้ไขโครงการตามข้อคัดค้านต่อสาธารณะ</w:t>
       </w:r>
     </w:p>
     <w:p>
@@ -12854,7 +12854,7 @@
         <w:t>มาตรา ๓๙๒</w:t>
       </w:r>
       <w:r>
-        <w:t xml:space="preserve">  ประชาชนและชุมชนท้องถิ่นย่อมมีสิทธิเสนอแนะ ตรวจสอบ และมีส่วนร่วมในการวางแผนจัดการเกี่ยวกับ การจัดตั้งกองทุนพัฒนาชุมชนและการกู้ชีพภาคประชาชน โดยตรง</w:t>
+        <w:t xml:space="preserve">  สมาชิกกองทุนชุมชนย่อมมีสิทธิตรวจสอบบัญชีและร่วมลงมติในที่ประชุมใหญ่ของกองทุน และกองทุนต้องรายงานฐานะการเงินต่อสมาชิกอย่างน้อยปีละครั้ง</w:t>
       </w:r>
     </w:p>
     <w:p>
@@ -12869,7 +12869,7 @@
         <w:t>มาตรา ๓๙๓</w:t>
       </w:r>
       <w:r>
-        <w:t xml:space="preserve">  รัฐต้องดูแลและจัดให้มีมาตรการช่วยเหลือเป็นพิเศษสำหรับผู้มีรายได้น้อย ผู้พิการ ผู้สูงอายุ และกลุ่มเปราะบางในการเข้าถึง ป่าชุมชนและการจัดการทรัพยากรป่าไม้โดยท้องถิ่น</w:t>
+        <w:t xml:space="preserve">  ในการจัดการป่าชุมชน รัฐต้องคุ้มครองการเก็บหาของป่าเพื่อยังชีพของผู้มีรายได้น้อยและผู้สูงอายุในชุมชน และจะนำการเก็บหาดังกล่าวมาเป็นเหตุดำเนินคดีอาญามิได้ หากกระทำตามแผนจัดการที่ชุมชนกำหนด</w:t>
       </w:r>
     </w:p>
     <w:p>
@@ -12884,7 +12884,7 @@
         <w:t>มาตรา ๓๙๔</w:t>
       </w:r>
       <w:r>
-        <w:t xml:space="preserve">  การพัฒนาและการตรวจสอบระบบ ที่ดินทำกินของชุมชนและการจัดการสิทธิเกษตรกร ต้องใช้วิทยาการที่ก้าวหน้า เทคโนโลยีดิจิทัล และนวัตกรรมที่สอดรับกับสากล</w:t>
+        <w:t xml:space="preserve">  การทำนิติกรรมโอนสิทธิในที่ดินซึ่งได้รับตามโฉนดชุมชนให้แก่บุคคลภายนอกชุมชน จะกระทำมิได้ เว้นแต่ตกทอดทางมรดกหรือโอนให้แก่กองทุนที่ดินตามมาตรา ๓๗๘ ระบบทะเบียนที่ดินชุมชนต้องเป็นระบบดิจิทัลที่ตรวจสอบประวัติการโอนได้</w:t>
       </w:r>
     </w:p>
     <w:p>
@@ -12899,7 +12899,7 @@
         <w:t>มาตรา ๓๙๕</w:t>
       </w:r>
       <w:r>
-        <w:t xml:space="preserve">  ผู้ใดหรือเจ้าหน้าที่ของรัฐที่กระทำการละเมิด ทุจริต หรือจงใจหลบเลี่ยงบทบัญญัติการดำเนินงานเกี่ยวกับ การจัดทำประชาพิจารณ์ก่อนอนุมัติโครงการใหญ่ ต้องระวางโทษทางวินัยร้ายแรงและโทษอาญา</w:t>
+        <w:t xml:space="preserve">  การอนุมัติโครงการโดยไม่ได้จัดให้มีการรับฟังความคิดเห็นตามมาตรา ๓๖๓ หรือจัดโดยปกปิดข้อมูลสาระสำคัญ ให้ถือว่าการอนุมัตินั้นไม่ชอบด้วยกฎหมาย และเจ้าหน้าที่ผู้อนุมัติต้องรับผิดทางวินัยและทางอาญา</w:t>
       </w:r>
     </w:p>
     <w:p>
@@ -12914,7 +12914,7 @@
         <w:t>มาตรา ๓๙๖</w:t>
       </w:r>
       <w:r>
-        <w:t xml:space="preserve">  การดำเนินงานในรายละเอียดและขั้นตอนการปฏิบัติเกี่ยวกับ งบประมาณชุมชนแบบมีส่วนร่วมและการบริหารของสภาท้องถิ่น ให้ตราขึ้นเป็นพระราชบัญญัติประกอบรัฐธรรมนูญภายในหนึ่งปี</w:t>
+        <w:t xml:space="preserve">  หลักเกณฑ์ วิธีการ และสัดส่วนงบประมาณแบบมีส่วนร่วมตามมาตรา ๓๖๔ ให้เป็นไปตามกฎหมายว่าด้วยการกระจายอำนาจ ซึ่งต้องตราขึ้นภายในหนึ่งปีนับแต่วันที่หมวดนี้ใช้บังคับ</w:t>
       </w:r>
     </w:p>
     <w:p>
@@ -12929,7 +12929,7 @@
         <w:t>มาตรา ๓๙๗</w:t>
       </w:r>
       <w:r>
-        <w:t xml:space="preserve">  รัฐต้องดูแลและจัดให้มีมาตรการช่วยเหลือเป็นพิเศษสำหรับผู้มีรายได้น้อย ผู้พิการ ผู้สูงอายุ และกลุ่มเปราะบางในการเข้าถึง สิทธิและการยอมรับชนพื้นเมืองและกลุ่มชาติพันธุ์ในพื้นที่</w:t>
+        <w:t xml:space="preserve">  รัฐต้องจัดให้มีล่าม เอกสาร และบริการสาธารณะในภาษาท้องถิ่นแก่ผู้สูงอายุและผู้ที่ไม่สามารถสื่อสารภาษาไทยได้ เพื่อให้เข้าถึงสิทธิตามหมวดนี้อย่างเท่าเทียม</w:t>
       </w:r>
     </w:p>
     <w:p>
@@ -12944,7 +12944,7 @@
         <w:t>มาตรา ๓๙๘</w:t>
       </w:r>
       <w:r>
-        <w:t xml:space="preserve">  การพัฒนาและการตรวจสอบระบบ การอนุรักษ์และพัฒนาภูมิปัญญาท้องถิ่นและศิลปวัฒนธรรม ต้องใช้วิทยาการที่ก้าวหน้า เทคโนโลยีดิจิทัล และนวัตกรรมที่สอดรับกับสากล</w:t>
+        <w:t xml:space="preserve">  ระบบทะเบียนภูมิปัญญาท้องถิ่นต้องจัดทำเป็นฐานข้อมูลดิจิทัลที่สืบค้นได้ เพื่อใช้เป็นหลักฐานคัดค้านการขอรับสิทธิบัตรหรือเครื่องหมายการค้าที่ลอกเลียนภูมิปัญญาของชุมชน</w:t>
       </w:r>
     </w:p>
     <w:p>
@@ -12959,7 +12959,7 @@
         <w:t>มาตรา ๓๙๙</w:t>
       </w:r>
       <w:r>
-        <w:t xml:space="preserve">  ผู้ใดหรือเจ้าหน้าที่ของรัฐที่กระทำการละเมิด ทุจริต หรือจงใจหลบเลี่ยงบทบัญญัติการดำเนินงานเกี่ยวกับ สิทธิในการคัดค้านโครงการพัฒนาของรัฐที่กระทบสิ่งแวดล้อม ต้องระวางโทษทางวินัยร้ายแรงและโทษอาญา</w:t>
+        <w:t xml:space="preserve">  การฟ้องคดีหรือกล่าวหาผู้คัดค้านโครงการโดยมีเจตนาเพื่อกลั่นแกล้งหรือปิดปาก ให้ศาลมีอำนาจสั่งยกฟ้องโดยเร็ว และผู้ฟ้องต้องรับผิดชดใช้ค่าเสียหายแก่ผู้ถูกฟ้อง</w:t>
       </w:r>
     </w:p>
     <w:p>
@@ -12974,7 +12974,7 @@
         <w:t>มาตรา ๔๐๐</w:t>
       </w:r>
       <w:r>
-        <w:t xml:space="preserve">  การดำเนินงานในรายละเอียดและขั้นตอนการปฏิบัติเกี่ยวกับ การจัดตั้งกองทุนพัฒนาชุมชนและการกู้ชีพภาคประชาชน ให้ตราขึ้นเป็นพระราชบัญญัติประกอบรัฐธรรมนูญภายในหนึ่งปี</w:t>
+        <w:t xml:space="preserve">  หลักเกณฑ์การจัดตั้ง การกำกับดูแล และการสมทบเงินแก่กองทุนชุมชนและหน่วยกู้ชีพอาสาสมัคร ให้เป็นไปตามที่กฎหมายบัญญัติ ซึ่งต้องตราขึ้นภายในหนึ่งปีนับแต่วันที่หมวดนี้ใช้บังคับ</w:t>
       </w:r>
     </w:p>
     <w:p>
@@ -13001,7 +13001,7 @@
         <w:t>มาตรา ๔๐๑</w:t>
       </w:r>
       <w:r>
-        <w:t xml:space="preserve">  ประชาชนย่อมมีสิทธิพื้นฐานในเรื่อง ค่าแรงขั้นต่ำที่เป็นธรรมและสิทธิค่าจ้างที่เท่าเทียม โดยห้ามมิให้หน่วยงานใดจำกัดสิทธิหรือสร้างเงื่อนไขกีดกันโดยมิชอบ</w:t>
+        <w:t xml:space="preserve">  ผู้ใช้แรงงานทุกคนย่อมมีสิทธิได้รับค่าจ้างขั้นต่ำที่เพียงพอแก่การดำรงชีพของตนและครอบครัวอย่างมีศักดิ์ศรี และย่อมได้รับค่าจ้างเท่ากันสำหรับงานที่มีค่าเท่ากัน โดยไม่เลือกปฏิบัติเพราะเหตุแห่งเพศ อายุ เชื้อชาติ หรือสัญชาติ</w:t>
       </w:r>
     </w:p>
     <w:p>
@@ -13016,7 +13016,7 @@
         <w:t>มาตรา ๔๐๒</w:t>
       </w:r>
       <w:r>
-        <w:t xml:space="preserve">  รัฐต้องรับรองและคุ้มครองหลักการ การจัดตั้งสหภาพแรงงานเสรีและการร่วมเจรจาต่อรอง เพื่อประโยชน์ของประชาชนและผู้ใช้บริการอย่างถ้วนหน้าและยั่งยืน</w:t>
+        <w:t xml:space="preserve">  รัฐต้องรับรองเสรีภาพของผู้ใช้แรงงานในการรวมตัวกันเป็นสหภาพแรงงาน การเจรจาต่อรองร่วม และการนัดหยุดงานโดยสงบ ทั้งนี้ ตามหลักการแห่งอนุสัญญาระหว่างประเทศว่าด้วยเสรีภาพในการสมาคม</w:t>
       </w:r>
     </w:p>
     <w:p>
@@ -13031,7 +13031,7 @@
         <w:t>มาตรา ๔๐๓</w:t>
       </w:r>
       <w:r>
-        <w:t xml:space="preserve">  ประชาชนย่อมมีสิทธิพื้นฐานในเรื่อง มาตรฐานความปลอดภัยและสุขอนามัยในที่ทำงาน โดยห้ามมิให้หน่วยงานใดจำกัดสิทธิหรือสร้างเงื่อนไขกีดกันโดยมิชอบ</w:t>
+        <w:t xml:space="preserve">  ผู้ใช้แรงงานย่อมมีสิทธิทำงานในสภาพแวดล้อมที่ปลอดภัยและถูกสุขอนามัย และมีสิทธิปฏิเสธการทำงานที่มีอันตรายร้ายแรงและใกล้จะถึง โดยไม่ถูกตัดค่าจ้างหรือลงโทษ</w:t>
       </w:r>
     </w:p>
     <w:p>
@@ -13046,7 +13046,7 @@
         <w:t>มาตรา ๔๐๔</w:t>
       </w:r>
       <w:r>
-        <w:t xml:space="preserve">  รัฐต้องรับรองและคุ้มครองหลักการ การคุ้มครองแรงงานนอกระบบ แรงงานอิสระ และแรงงานแพลตฟอร์ม เพื่อประโยชน์ของประชาชนและผู้ใช้บริการอย่างถ้วนหน้าและยั่งยืน</w:t>
+        <w:t xml:space="preserve">  รัฐต้องคุ้มครองแรงงานนอกระบบ แรงงานอิสระ และผู้ทำงานผ่านแพลตฟอร์มดิจิทัล ให้ได้รับสิทธิขั้นพื้นฐานในด้านรายได้ขั้นต่ำต่อชั่วโมงทำงาน ความปลอดภัย และหลักประกันทางสังคมไม่น้อยกว่าลูกจ้างในระบบ</w:t>
       </w:r>
     </w:p>
     <w:p>
@@ -13061,7 +13061,7 @@
         <w:t>มาตรา ๔๐๕</w:t>
       </w:r>
       <w:r>
-        <w:t xml:space="preserve">  ประชาชนย่อมมีสิทธิพื้นฐานในเรื่อง สิทธิและการคุ้มครองแรงงานข้ามชาติไม่ให้ถูกเอาเปรียบ โดยห้ามมิให้หน่วยงานใดจำกัดสิทธิหรือสร้างเงื่อนไขกีดกันโดยมิชอบ</w:t>
+        <w:t xml:space="preserve">  แรงงานข้ามชาติย่อมได้รับความคุ้มครองตามกฎหมายแรงงานเช่นเดียวกับแรงงานไทย การยึดหนังสือเดินทางหรือเอกสารประจำตัว การบังคับใช้แรงงาน และการเรียกเก็บค่านายหน้าจากแรงงาน จะกระทำมิได้</w:t>
       </w:r>
     </w:p>
     <w:p>
@@ -13076,7 +13076,7 @@
         <w:t>มาตรา ๔๐๖</w:t>
       </w:r>
       <w:r>
-        <w:t xml:space="preserve">  รัฐต้องรับรองและคุ้มครองหลักการ ระบบประกันสังคมและกองทุนประกันการทำงานที่ทั่วถึง เพื่อประโยชน์ของประชาชนและผู้ใช้บริการอย่างถ้วนหน้าและยั่งยืน</w:t>
+        <w:t xml:space="preserve">  รัฐต้องจัดให้มีระบบประกันสังคมที่ครอบคลุมผู้ทำงานทุกประเภท และให้หลักประกันกรณีเจ็บป่วย คลอดบุตร ทุพพลภาพ ตาย สงเคราะห์บุตร ชราภาพ และว่างงาน</w:t>
       </w:r>
     </w:p>
     <w:p>
@@ -13091,7 +13091,7 @@
         <w:t>มาตรา ๔๐๗</w:t>
       </w:r>
       <w:r>
-        <w:t xml:space="preserve">  ประชาชนย่อมมีสิทธิพื้นฐานในเรื่อง ชั่วโมงทำงานสูงสุดต่อสัปดาห์และวันหยุดลาพักร้อนที่เป็นธรรม โดยห้ามมิให้หน่วยงานใดจำกัดสิทธิหรือสร้างเงื่อนไขกีดกันโดยมิชอบ</w:t>
+        <w:t xml:space="preserve">  ผู้ใช้แรงงานย่อมมีสิทธิทำงานไม่เกินสี่สิบชั่วโมงต่อสัปดาห์ มีวันหยุดประจำสัปดาห์ และมีวันลาพักผ่อนประจำปีโดยได้รับค่าจ้าง การทำงานล่วงเวลาต้องได้รับความยินยอมจากลูกจ้างและได้รับค่าตอบแทนเพิ่ม</w:t>
       </w:r>
     </w:p>
     <w:p>
@@ -13106,7 +13106,7 @@
         <w:t>มาตรา ๔๐๘</w:t>
       </w:r>
       <w:r>
-        <w:t xml:space="preserve">  รัฐต้องรับรองและคุ้มครองหลักการ มาตรการป้องกันการเลิกจ้างที่ไม่เป็นธรรมและการชดเชยที่รวดเร็ว เพื่อประโยชน์ของประชาชนและผู้ใช้บริการอย่างถ้วนหน้าและยั่งยืน</w:t>
+        <w:t xml:space="preserve">  การเลิกจ้างโดยไม่มีเหตุอันสมควร หรือเพราะเหตุที่ลูกจ้างใช้สิทธิตามกฎหมาย ตั้งครรภ์ หรือเป็นสมาชิกสหภาพแรงงาน ให้ถือเป็นการเลิกจ้างที่ไม่เป็นธรรม และลูกจ้างย่อมมีสิทธิได้กลับเข้าทำงานหรือได้รับค่าเสียหาย</w:t>
       </w:r>
     </w:p>
     <w:p>
@@ -13121,7 +13121,7 @@
         <w:t>มาตรา ๔๐๙</w:t>
       </w:r>
       <w:r>
-        <w:t xml:space="preserve">  ให้จัดตั้งคณะกรรมการผู้ทรงคุณวุฒิระดับชาติเพื่อกำกับดูแล ค่าแรงขั้นต่ำที่เป็นธรรมและสิทธิค่าจ้างที่เท่าเทียม ให้เป็นไปตามมาตรฐานการดำเนินงานและเป้าหมายของรัฐ</w:t>
+        <w:t xml:space="preserve">  ให้มีคณะกรรมการค่าจ้างแห่งชาติ ประกอบด้วยผู้แทนฝ่ายลูกจ้าง ฝ่ายนายจ้าง และฝ่ายรัฐในจำนวนเท่ากัน มีหน้าที่ทบทวนอัตราค่าจ้างขั้นต่ำทุกปีโดยอาศัยค่าครองชีพ อัตราเงินเฟ้อ และผลิตภาพแรงงาน และอัตราที่กำหนดใหม่ต้องไม่ต่ำกว่าอัตราเดิม</w:t>
       </w:r>
     </w:p>
     <w:p>
@@ -13136,7 +13136,7 @@
         <w:t>มาตรา ๔๑๐</w:t>
       </w:r>
       <w:r>
-        <w:t xml:space="preserve">  ให้มีหน่วยงานกำกับดูแลที่เป็นอิสระทำหน้าที่วางระเบียบ มาตรการ และขับเคลื่อนโครงการเกี่ยวกับ การจัดตั้งสหภาพแรงงานเสรีและการร่วมเจรจาต่อรอง เพื่อประสิทธิภาพสูงสุด</w:t>
+        <w:t xml:space="preserve">  การจดทะเบียนสหภาพแรงงานให้กระทำได้โดยการแจ้ง และนายทะเบียนจะปฏิเสธการจดทะเบียนได้เฉพาะเมื่อเอกสารไม่ครบถ้วนเท่านั้น ให้คณะกรรมการแรงงานสัมพันธ์ซึ่งเป็นอิสระมีอำนาจวินิจฉัยข้อพิพาทเกี่ยวกับการจดทะเบียนและการกระทำอันไม่เป็นธรรม</w:t>
       </w:r>
     </w:p>
     <w:p>
@@ -13151,7 +13151,7 @@
         <w:t>มาตรา ๔๑๑</w:t>
       </w:r>
       <w:r>
-        <w:t xml:space="preserve">  ให้จัดตั้งคณะกรรมการผู้ทรงคุณวุฒิระดับชาติเพื่อกำกับดูแล มาตรฐานความปลอดภัยและสุขอนามัยในที่ทำงาน ให้เป็นไปตามมาตรฐานการดำเนินงานและเป้าหมายของรัฐ</w:t>
+        <w:t xml:space="preserve">  ให้มีคณะกรรมการความปลอดภัยและอาชีวอนามัยแห่งชาติ ทำหน้าที่กำหนดมาตรฐานความปลอดภัยรายอุตสาหกรรม และในสถานประกอบการที่มีลูกจ้างตั้งแต่ห้าสิบคนขึ้นไป ต้องมีคณะกรรมการความปลอดภัยที่ลูกจ้างเลือกตั้งผู้แทนเข้าร่วมไม่น้อยกว่ากึ่งหนึ่ง</w:t>
       </w:r>
     </w:p>
     <w:p>
@@ -13166,7 +13166,7 @@
         <w:t>มาตรา ๔๑๒</w:t>
       </w:r>
       <w:r>
-        <w:t xml:space="preserve">  ให้มีหน่วยงานกำกับดูแลที่เป็นอิสระทำหน้าที่วางระเบียบ มาตรการ และขับเคลื่อนโครงการเกี่ยวกับ การคุ้มครองแรงงานนอกระบบ แรงงานอิสระ และแรงงานแพลตฟอร์ม เพื่อประสิทธิภาพสูงสุด</w:t>
+        <w:t xml:space="preserve">  ผู้ประกอบการแพลตฟอร์มดิจิทัลต้องเปิดเผยหลักเกณฑ์การคำนวณค่าตอบแทนและการจัดสรรงานต่อผู้ทำงาน และจะระงับบัญชีของผู้ทำงานโดยไม่แจ้งเหตุผลและไม่เปิดโอกาสให้โต้แย้งมิได้ ให้หน่วยงานที่กฎหมายกำหนดกำกับดูแลการปฏิบัติตามมาตรานี้</w:t>
       </w:r>
     </w:p>
     <w:p>
@@ -13181,7 +13181,7 @@
         <w:t>มาตรา ๔๑๓</w:t>
       </w:r>
       <w:r>
-        <w:t xml:space="preserve">  ให้จัดตั้งคณะกรรมการผู้ทรงคุณวุฒิระดับชาติเพื่อกำกับดูแล สิทธิและการคุ้มครองแรงงานข้ามชาติไม่ให้ถูกเอาเปรียบ ให้เป็นไปตามมาตรฐานการดำเนินงานและเป้าหมายของรัฐ</w:t>
+        <w:t xml:space="preserve">  ให้มีคณะกรรมการบริหารแรงงานข้ามชาติ ทำหน้าที่กำกับการนำเข้าแรงงานโดยตรงระหว่างรัฐต่อรัฐ ตรวจสอบบริษัทจัดหางาน และวางมาตรการให้แรงงานเปลี่ยนนายจ้างได้โดยไม่สูญเสียสถานะการทำงาน</w:t>
       </w:r>
     </w:p>
     <w:p>
@@ -13196,7 +13196,7 @@
         <w:t>มาตรา ๔๑๔</w:t>
       </w:r>
       <w:r>
-        <w:t xml:space="preserve">  ให้มีหน่วยงานกำกับดูแลที่เป็นอิสระทำหน้าที่วางระเบียบ มาตรการ และขับเคลื่อนโครงการเกี่ยวกับ ระบบประกันสังคมและกองทุนประกันการทำงานที่ทั่วถึง เพื่อประสิทธิภาพสูงสุด</w:t>
+        <w:t xml:space="preserve">  ให้มีคณะกรรมการประกันสังคมซึ่งผู้แทนฝ่ายผู้ประกันตนมาจากการเลือกตั้งโดยผู้ประกันตนโดยตรง และให้กองทุนประกันสังคมเป็นนิติบุคคลที่มีความเป็นอิสระจากฝ่ายบริหาร</w:t>
       </w:r>
     </w:p>
     <w:p>
@@ -13211,7 +13211,7 @@
         <w:t>มาตรา ๔๑๕</w:t>
       </w:r>
       <w:r>
-        <w:t xml:space="preserve">  ให้จัดตั้งคณะกรรมการผู้ทรงคุณวุฒิระดับชาติเพื่อกำกับดูแล ชั่วโมงทำงานสูงสุดต่อสัปดาห์และวันหยุดลาพักร้อนที่เป็นธรรม ให้เป็นไปตามมาตรฐานการดำเนินงานและเป้าหมายของรัฐ</w:t>
+        <w:t xml:space="preserve">  ให้มีคณะกรรมการกำหนดมาตรฐานเวลาทำงาน ทำหน้าที่กำหนดเพดานชั่วโมงทำงานล่วงเวลาสำหรับงานที่มีความเสี่ยงต่อสุขภาพและงานขนส่ง และรับรองสิทธิของลูกจ้างที่จะไม่ติดต่องานนอกเวลาทำงาน</w:t>
       </w:r>
     </w:p>
     <w:p>
@@ -13226,7 +13226,7 @@
         <w:t>มาตรา ๔๑๖</w:t>
       </w:r>
       <w:r>
-        <w:t xml:space="preserve">  ให้มีหน่วยงานกำกับดูแลที่เป็นอิสระทำหน้าที่วางระเบียบ มาตรการ และขับเคลื่อนโครงการเกี่ยวกับ มาตรการป้องกันการเลิกจ้างที่ไม่เป็นธรรมและการชดเชยที่รวดเร็ว เพื่อประสิทธิภาพสูงสุด</w:t>
+        <w:t xml:space="preserve">  ให้คณะกรรมการแรงงานสัมพันธ์มีอำนาจวินิจฉัยกรณีเลิกจ้างไม่เป็นธรรมให้แล้วเสร็จภายในเก้าสิบวัน และการเลิกจ้างลูกจ้างจำนวนมากในคราวเดียวต้องแจ้งล่วงหน้าและปรึกษาผู้แทนลูกจ้างก่อน</w:t>
       </w:r>
     </w:p>
     <w:p>
@@ -13241,7 +13241,7 @@
         <w:t>มาตรา ๔๑๗</w:t>
       </w:r>
       <w:r>
-        <w:t xml:space="preserve">  รัฐต้องจัดตั้งกองทุนหมุนเวียนเพื่ออุดหนุนและพัฒนา ค่าแรงขั้นต่ำที่เป็นธรรมและสิทธิค่าจ้างที่เท่าเทียม พร้อมจัดให้มีระบบลดหย่อนภาษีแก่ผู้ประกอบการหรือชุมชนที่ร่วมดำเนินงาน</w:t>
+        <w:t xml:space="preserve">  ให้มีกองทุนสนับสนุนการปรับค่าจ้าง เพื่อให้สินเชื่อดอกเบี้ยต่ำและเงินช่วยเหลือชั่วคราวแก่วิสาหกิจขนาดย่อมที่ได้รับผลกระทบจากการปรับค่าจ้างขั้นต่ำ โดยวิสาหกิจที่รับความช่วยเหลือต้องไม่เลิกจ้างลูกจ้างเพื่อลดต้นทุนในระหว่างนั้น</w:t>
       </w:r>
     </w:p>
     <w:p>
@@ -13256,7 +13256,7 @@
         <w:t>มาตรา ๔๑๘</w:t>
       </w:r>
       <w:r>
-        <w:t xml:space="preserve">  รัฐต้องจัดสรรงบประมาณแผ่นดินและทรัพยากรที่จำเป็นอย่างต่อเนื่องทุกปี เพื่อสนับสนุนและผลักดันการดำเนินงานด้าน การจัดตั้งสหภาพแรงงานเสรีและการร่วมเจรจาต่อรอง</w:t>
+        <w:t xml:space="preserve">  รัฐต้องจัดสรรงบประมาณเพื่อจัดการศึกษาด้านกฎหมายแรงงานและทักษะการเจรจาแก่ผู้แทนลูกจ้าง และจัดให้มีผู้ไกล่เกลี่ยข้อพิพาทแรงงานโดยไม่เสียค่าใช้จ่าย</w:t>
       </w:r>
     </w:p>
     <w:p>
@@ -13271,7 +13271,7 @@
         <w:t>มาตรา ๔๑๙</w:t>
       </w:r>
       <w:r>
-        <w:t xml:space="preserve">  รัฐต้องจัดตั้งกองทุนหมุนเวียนเพื่ออุดหนุนและพัฒนา มาตรฐานความปลอดภัยและสุขอนามัยในที่ทำงาน พร้อมจัดให้มีระบบลดหย่อนภาษีแก่ผู้ประกอบการหรือชุมชนที่ร่วมดำเนินงาน</w:t>
+        <w:t xml:space="preserve">  ให้มีกองทุนเงินทดแทนซึ่งนายจ้างเป็นผู้ส่งเงินสมทบ เพื่อจ่ายค่ารักษาพยาบาล ค่าทดแทน และค่าฟื้นฟูสมรรถภาพแก่ลูกจ้างที่ประสบอันตรายหรือเจ็บป่วยเนื่องจากการทำงาน โดยอัตราเงินสมทบให้แปรผันตามสถิติอุบัติเหตุของสถานประกอบการ</w:t>
       </w:r>
     </w:p>
     <w:p>
@@ -13286,7 +13286,7 @@
         <w:t>มาตรา ๔๒๐</w:t>
       </w:r>
       <w:r>
-        <w:t xml:space="preserve">  รัฐต้องจัดสรรงบประมาณแผ่นดินและทรัพยากรที่จำเป็นอย่างต่อเนื่องทุกปี เพื่อสนับสนุนและผลักดันการดำเนินงานด้าน การคุ้มครองแรงงานนอกระบบ แรงงานอิสระ และแรงงานแพลตฟอร์ม</w:t>
+        <w:t xml:space="preserve">  รัฐต้องจัดสรรงบประมาณสมทบเงินประกันสังคมแก่แรงงานนอกระบบที่มีรายได้น้อย เพื่อให้เข้าถึงสิทธิประโยชน์กรณีเจ็บป่วย ทุพพลภาพ คลอดบุตร และชราภาพ</w:t>
       </w:r>
     </w:p>
     <w:p>
@@ -13301,7 +13301,7 @@
         <w:t>มาตรา ๔๒๑</w:t>
       </w:r>
       <w:r>
-        <w:t xml:space="preserve">  รัฐต้องจัดตั้งกองทุนหมุนเวียนเพื่ออุดหนุนและพัฒนา สิทธิและการคุ้มครองแรงงานข้ามชาติไม่ให้ถูกเอาเปรียบ พร้อมจัดให้มีระบบลดหย่อนภาษีแก่ผู้ประกอบการหรือชุมชนที่ร่วมดำเนินงาน</w:t>
+        <w:t xml:space="preserve">  ให้มีกองทุนคุ้มครองแรงงานข้ามชาติ เพื่อจ่ายค่าจ้างค้างชำระ ค่าส่งกลับภูมิลำเนา และค่าช่วยเหลือทางกฎหมายแก่แรงงานข้ามชาติที่ถูกละเมิดสิทธิ</w:t>
       </w:r>
     </w:p>
     <w:p>
@@ -13316,7 +13316,7 @@
         <w:t>มาตรา ๔๒๒</w:t>
       </w:r>
       <w:r>
-        <w:t xml:space="preserve">  รัฐต้องจัดสรรงบประมาณแผ่นดินและทรัพยากรที่จำเป็นอย่างต่อเนื่องทุกปี เพื่อสนับสนุนและผลักดันการดำเนินงานด้าน ระบบประกันสังคมและกองทุนประกันการทำงานที่ทั่วถึง</w:t>
+        <w:t xml:space="preserve">  รัฐต้องจ่ายเงินสมทบเข้ากองทุนประกันสังคมในส่วนของรัฐครบถ้วนตรงตามกำหนดเวลาทุกปี และจะนำเงินกองทุนไปใช้เพื่อการอื่นนอกจากประโยชน์ของผู้ประกันตนมิได้</w:t>
       </w:r>
     </w:p>
     <w:p>
@@ -13331,7 +13331,7 @@
         <w:t>มาตรา ๔๒๓</w:t>
       </w:r>
       <w:r>
-        <w:t xml:space="preserve">  รัฐต้องจัดตั้งกองทุนหมุนเวียนเพื่ออุดหนุนและพัฒนา ชั่วโมงทำงานสูงสุดต่อสัปดาห์และวันหยุดลาพักร้อนที่เป็นธรรม พร้อมจัดให้มีระบบลดหย่อนภาษีแก่ผู้ประกอบการหรือชุมชนที่ร่วมดำเนินงาน</w:t>
+        <w:t xml:space="preserve">  ให้มีกองทุนเพื่อชดเชยค่าจ้างในระหว่างลาคลอดบุตรและลาเพื่อดูแลบุตรหรือสมาชิกในครอบครัวที่เจ็บป่วย เพื่อมิให้ภาระดังกล่าวตกแก่นายจ้างรายย่อยแต่ฝ่ายเดียว</w:t>
       </w:r>
     </w:p>
     <w:p>
@@ -13346,7 +13346,7 @@
         <w:t>มาตรา ๔๒๔</w:t>
       </w:r>
       <w:r>
-        <w:t xml:space="preserve">  รัฐต้องจัดสรรงบประมาณแผ่นดินและทรัพยากรที่จำเป็นอย่างต่อเนื่องทุกปี เพื่อสนับสนุนและผลักดันการดำเนินงานด้าน มาตรการป้องกันการเลิกจ้างที่ไม่เป็นธรรมและการชดเชยที่รวดเร็ว</w:t>
+        <w:t xml:space="preserve">  รัฐต้องจัดสรรงบประมาณสำหรับประกันการว่างงาน การฝึกทักษะใหม่ และการจัดหางานแก่ลูกจ้างที่ถูกเลิกจ้าง และให้กองทุนสงเคราะห์ลูกจ้างจ่ายค่าชดเชยแทนนายจ้างที่ปิดกิจการหรือหลบหนี โดยให้รัฐไล่เบี้ยเอาจากนายจ้างภายหลัง</w:t>
       </w:r>
     </w:p>
     <w:p>
@@ -13361,7 +13361,7 @@
         <w:t>มาตรา ๔๒๕</w:t>
       </w:r>
       <w:r>
-        <w:t xml:space="preserve">  ประชาชนและชุมชนท้องถิ่นย่อมมีสิทธิเสนอแนะ ตรวจสอบ และมีส่วนร่วมในการวางแผนจัดการเกี่ยวกับ ค่าแรงขั้นต่ำที่เป็นธรรมและสิทธิค่าจ้างที่เท่าเทียม โดยตรง</w:t>
+        <w:t xml:space="preserve">  ผู้ใช้แรงงานและองค์กรแรงงานย่อมมีสิทธิเสนอความเห็นต่อคณะกรรมการค่าจ้างแห่งชาติ และมีสิทธิร้องเรียนเมื่อได้รับค่าจ้างต่ำกว่าอัตราขั้นต่ำ โดยนายจ้างจะเลิกจ้างหรือลงโทษลูกจ้างเพราะเหตุที่ร้องเรียนมิได้</w:t>
       </w:r>
     </w:p>
     <w:p>
@@ -13376,7 +13376,7 @@
         <w:t>มาตรา ๔๒๖</w:t>
       </w:r>
       <w:r>
-        <w:t xml:space="preserve">  หน่วยงานของรัฐต้องเปิดเผยข้อมูล รายงานการเบิกจ่ายงบประมาณ และผลการทำงานเกี่ยวกับ การจัดตั้งสหภาพแรงงานเสรีและการร่วมเจรจาต่อรอง บนระบบข้อมูลออนไลน์ที่สืบค้นง่าย</w:t>
+        <w:t xml:space="preserve">  หน่วยงานของรัฐต้องเปิดเผยทะเบียนสหภาพแรงงาน ข้อตกลงเกี่ยวกับสภาพการจ้างที่จดทะเบียนแล้ว และสถิติข้อพิพาทแรงงาน ต่อสาธารณะ</w:t>
       </w:r>
     </w:p>
     <w:p>
@@ -13391,7 +13391,7 @@
         <w:t>มาตรา ๔๒๗</w:t>
       </w:r>
       <w:r>
-        <w:t xml:space="preserve">  ประชาชนและชุมชนท้องถิ่นย่อมมีสิทธิเสนอแนะ ตรวจสอบ และมีส่วนร่วมในการวางแผนจัดการเกี่ยวกับ มาตรฐานความปลอดภัยและสุขอนามัยในที่ทำงาน โดยตรง</w:t>
+        <w:t xml:space="preserve">  ลูกจ้างและผู้แทนลูกจ้างย่อมมีสิทธิร่วมตรวจสถานประกอบการพร้อมพนักงานตรวจความปลอดภัย และมีสิทธิได้รับทราบผลการตรวจวัดสารเคมี เสียง และความร้อนในที่ทำงานของตน</w:t>
       </w:r>
     </w:p>
     <w:p>
@@ -13406,7 +13406,7 @@
         <w:t>มาตรา ๔๒๘</w:t>
       </w:r>
       <w:r>
-        <w:t xml:space="preserve">  หน่วยงานของรัฐต้องเปิดเผยข้อมูล รายงานการเบิกจ่ายงบประมาณ และผลการทำงานเกี่ยวกับ การคุ้มครองแรงงานนอกระบบ แรงงานอิสระ และแรงงานแพลตฟอร์ม บนระบบข้อมูลออนไลน์ที่สืบค้นง่าย</w:t>
+        <w:t xml:space="preserve">  หน่วยงานของรัฐต้องเปิดเผยสถิติจำนวน รายได้ และสภาพการทำงานของแรงงานนอกระบบและแรงงานแพลตฟอร์มเป็นประจำทุกปี</w:t>
       </w:r>
     </w:p>
     <w:p>
@@ -13421,7 +13421,7 @@
         <w:t>มาตรา ๔๒๙</w:t>
       </w:r>
       <w:r>
-        <w:t xml:space="preserve">  ประชาชนและชุมชนท้องถิ่นย่อมมีสิทธิเสนอแนะ ตรวจสอบ และมีส่วนร่วมในการวางแผนจัดการเกี่ยวกับ สิทธิและการคุ้มครองแรงงานข้ามชาติไม่ให้ถูกเอาเปรียบ โดยตรง</w:t>
+        <w:t xml:space="preserve">  แรงงานข้ามชาติและองค์กรที่ทำงานด้านแรงงานข้ามชาติย่อมมีสิทธิร้องเรียนการละเมิดสิทธิเป็นภาษาของตน และย่อมได้รับความคุ้มครองมิให้ถูกส่งกลับในระหว่างการพิจารณาเรื่องร้องเรียน</w:t>
       </w:r>
     </w:p>
     <w:p>
@@ -13436,7 +13436,7 @@
         <w:t>มาตรา ๔๓๐</w:t>
       </w:r>
       <w:r>
-        <w:t xml:space="preserve">  หน่วยงานของรัฐต้องเปิดเผยข้อมูล รายงานการเบิกจ่ายงบประมาณ และผลการทำงานเกี่ยวกับ ระบบประกันสังคมและกองทุนประกันการทำงานที่ทั่วถึง บนระบบข้อมูลออนไลน์ที่สืบค้นง่าย</w:t>
+        <w:t xml:space="preserve">  กองทุนประกันสังคมต้องเปิดเผยผลการลงทุน ค่าใช้จ่ายในการบริหาร และฐานะทางการเงินของกองทุนต่อสาธารณะทุกไตรมาส</w:t>
       </w:r>
     </w:p>
     <w:p>
@@ -13451,7 +13451,7 @@
         <w:t>มาตรา ๔๓๑</w:t>
       </w:r>
       <w:r>
-        <w:t xml:space="preserve">  ประชาชนและชุมชนท้องถิ่นย่อมมีสิทธิเสนอแนะ ตรวจสอบ และมีส่วนร่วมในการวางแผนจัดการเกี่ยวกับ ชั่วโมงทำงานสูงสุดต่อสัปดาห์และวันหยุดลาพักร้อนที่เป็นธรรม โดยตรง</w:t>
+        <w:t xml:space="preserve">  ลูกจ้างย่อมมีสิทธิตรวจสอบบันทึกเวลาทำงานของตน และนายจ้างต้องเก็บบันทึกดังกล่าวไว้ไม่น้อยกว่าสองปี</w:t>
       </w:r>
     </w:p>
     <w:p>
@@ -13466,7 +13466,7 @@
         <w:t>มาตรา ๔๓๒</w:t>
       </w:r>
       <w:r>
-        <w:t xml:space="preserve">  หน่วยงานของรัฐต้องเปิดเผยข้อมูล รายงานการเบิกจ่ายงบประมาณ และผลการทำงานเกี่ยวกับ มาตรการป้องกันการเลิกจ้างที่ไม่เป็นธรรมและการชดเชยที่รวดเร็ว บนระบบข้อมูลออนไลน์ที่สืบค้นง่าย</w:t>
+        <w:t xml:space="preserve">  หน่วยงานของรัฐต้องเปิดเผยสถิติการเลิกจ้าง การปิดกิจการ และผลคดีเลิกจ้างไม่เป็นธรรมเป็นประจำทุกปี</w:t>
       </w:r>
     </w:p>
     <w:p>
@@ -13481,7 +13481,7 @@
         <w:t>มาตรา ๔๓๓</w:t>
       </w:r>
       <w:r>
-        <w:t xml:space="preserve">  การออกระเบียบหรือมาตรการใด ๆ เกี่ยวกับ ค่าแรงขั้นต่ำที่เป็นธรรมและสิทธิค่าจ้างที่เท่าเทียม ต้องคำนึงถึงผลกระทบต่อกลุ่มเปราะบางในสังคมเป็นลำดับแรก</w:t>
+        <w:t xml:space="preserve">  ในการกำหนดอัตราค่าจ้างขั้นต่ำ ให้คำนึงถึงลูกจ้างที่มีรายได้น้อยที่สุดและผู้ที่ต้องเลี้ยงดูบุตรหรือผู้สูงอายุเป็นลำดับแรก และจะกำหนดอัตราสำหรับลูกจ้างบางกลุ่มให้ต่ำกว่าอัตราขั้นต่ำทั่วไปมิได้</w:t>
       </w:r>
     </w:p>
     <w:p>
@@ -13496,7 +13496,7 @@
         <w:t>มาตรา ๔๓๔</w:t>
       </w:r>
       <w:r>
-        <w:t xml:space="preserve">  รัฐต้องส่งเสริมความร่วมมือทางวิชาการและปรับปรุงมาตรฐานการจัดการ การจัดตั้งสหภาพแรงงานเสรีและการร่วมเจรจาต่อรอง ให้สอดคล้องกับข้อตกลงและกติกาสากลระหว่างประเทศ</w:t>
+        <w:t xml:space="preserve">  ให้ประเทศไทยให้สัตยาบันและปฏิบัติตามอนุสัญญาหลักขององค์การแรงงานระหว่างประเทศ ว่าด้วยเสรีภาพในการสมาคมและการเจรจาต่อรองร่วม</w:t>
       </w:r>
     </w:p>
     <w:p>
@@ -13511,7 +13511,7 @@
         <w:t>มาตรา ๔๓๕</w:t>
       </w:r>
       <w:r>
-        <w:t xml:space="preserve">  ให้คณะกรรมการตรวจสอบมีอำนาจในการระงับ อายัด และสืบสวนหาข้อเท็จจริงกรณีพบความไม่โปร่งใสในการดำเนินงานด้าน มาตรฐานความปลอดภัยและสุขอนามัยในที่ทำงาน</w:t>
+        <w:t xml:space="preserve">  ให้พนักงานตรวจความปลอดภัยมีอำนาจสั่งหยุดเครื่องจักรหรือหยุดงานในส่วนที่มีอันตรายร้ายแรงได้ทันที และมีอำนาจสอบสวนอุบัติเหตุจากการทำงานที่มีผู้เสียชีวิตทุกกรณี</w:t>
       </w:r>
     </w:p>
     <w:p>
@@ -13526,7 +13526,7 @@
         <w:t>มาตรา ๔๓๖</w:t>
       </w:r>
       <w:r>
-        <w:t xml:space="preserve">  ให้มีการประเมินผลสัมฤทธิ์และทบทวนความเหมาะสมของกฎหมายและนโยบายด้าน การคุ้มครองแรงงานนอกระบบ แรงงานอิสระ และแรงงานแพลตฟอร์ม ทุกรอบห้าปีตามสภาวะสังคมที่เปลี่ยนแปลง</w:t>
+        <w:t xml:space="preserve">  กฎหมายและนโยบายว่าด้วยแรงงานนอกระบบและแรงงานแพลตฟอร์ม ต้องได้รับการทบทวนทุกห้าปี เพื่อให้ทันต่อรูปแบบการจ้างงานที่เปลี่ยนแปลงไป</w:t>
       </w:r>
     </w:p>
     <w:p>
@@ -13541,7 +13541,7 @@
         <w:t>มาตรา ๔๓๗</w:t>
       </w:r>
       <w:r>
-        <w:t xml:space="preserve">  การออกระเบียบหรือมาตรการใด ๆ เกี่ยวกับ สิทธิและการคุ้มครองแรงงานข้ามชาติไม่ให้ถูกเอาเปรียบ ต้องคำนึงถึงผลกระทบต่อกลุ่มเปราะบางในสังคมเป็นลำดับแรก</w:t>
+        <w:t xml:space="preserve">  ในการออกระเบียบเกี่ยวกับแรงงานข้ามชาติ ต้องคำนึงถึงแรงงานหญิง แรงงานเด็ก และผู้ติดตามที่เป็นเด็กเป็นลำดับแรก และเด็กของแรงงานข้ามชาติย่อมมีสิทธิเข้ารับการศึกษาและบริการสาธารณสุขของรัฐ</w:t>
       </w:r>
     </w:p>
     <w:p>
@@ -13556,7 +13556,7 @@
         <w:t>มาตรา ๔๓๘</w:t>
       </w:r>
       <w:r>
-        <w:t xml:space="preserve">  รัฐต้องส่งเสริมความร่วมมือทางวิชาการและปรับปรุงมาตรฐานการจัดการ ระบบประกันสังคมและกองทุนประกันการทำงานที่ทั่วถึง ให้สอดคล้องกับข้อตกลงและกติกาสากลระหว่างประเทศ</w:t>
+        <w:t xml:space="preserve">  ให้กองทุนประกันสังคมร่วมมือกับองค์การระหว่างประเทศและประเทศคู่ภาคี เพื่อให้ผู้ประกันตนที่ทำงานในหลายประเทศนับระยะเวลาการส่งเงินสมทบต่อเนื่องกันได้</w:t>
       </w:r>
     </w:p>
     <w:p>
@@ -13571,7 +13571,7 @@
         <w:t>มาตรา ๔๓๙</w:t>
       </w:r>
       <w:r>
-        <w:t xml:space="preserve">  ให้คณะกรรมการตรวจสอบมีอำนาจในการระงับ อายัด และสืบสวนหาข้อเท็จจริงกรณีพบความไม่โปร่งใสในการดำเนินงานด้าน ชั่วโมงทำงานสูงสุดต่อสัปดาห์และวันหยุดลาพักร้อนที่เป็นธรรม</w:t>
+        <w:t xml:space="preserve">  ให้พนักงานตรวจแรงงานมีอำนาจตรวจบันทึกเวลาทำงานและอายัดเอกสารของสถานประกอบการ เมื่อมีเหตุอันควรสงสัยว่ามีการบังคับทำงานเกินเวลาหรือไม่จ่ายค่าล่วงเวลา</w:t>
       </w:r>
     </w:p>
     <w:p>
@@ -13586,7 +13586,7 @@
         <w:t>มาตรา ๔๔๐</w:t>
       </w:r>
       <w:r>
-        <w:t xml:space="preserve">  ให้มีการประเมินผลสัมฤทธิ์และทบทวนความเหมาะสมของกฎหมายและนโยบายด้าน มาตรการป้องกันการเลิกจ้างที่ไม่เป็นธรรมและการชดเชยที่รวดเร็ว ทุกรอบห้าปีตามสภาวะสังคมที่เปลี่ยนแปลง</w:t>
+        <w:t xml:space="preserve">  หลักเกณฑ์ว่าด้วยค่าชดเชยและกองทุนสงเคราะห์ลูกจ้างตามมาตรา ๔๒๔ ต้องได้รับการทบทวนทุกห้าปี เพื่อให้ค่าชดเชยสอดคล้องกับค่าครองชีพ</w:t>
       </w:r>
     </w:p>
     <w:p>
@@ -13613,7 +13613,7 @@
         <w:t>มาตรา ๔๔๑</w:t>
       </w:r>
       <w:r>
-        <w:t xml:space="preserve">  รัฐต้องรับรองและคุ้มครองหลักการ คุณภาพอากาศที่สะอาดและการจัดการมลพิษทางน้ำ เพื่อประโยชน์ของประชาชนและผู้ใช้บริการอย่างถ้วนหน้าและยั่งยืน</w:t>
+        <w:t xml:space="preserve">  บุคคลย่อมมีสิทธิดำรงชีวิตในสิ่งแวดล้อมที่มีอากาศสะอาดและแหล่งน้ำที่ปลอดภัย รัฐต้องกำหนดมาตรฐานคุณภาพอากาศและน้ำไม่ต่ำกว่าแนวทางขององค์การอนามัยโลก และต้องประกาศเขตควบคุมมลพิษเมื่อคุณภาพอากาศหรือน้ำในพื้นที่ใดต่ำกว่ามาตรฐาน</w:t>
       </w:r>
     </w:p>
     <w:p>
@@ -13628,7 +13628,7 @@
         <w:t>มาตรา ๔๔๒</w:t>
       </w:r>
       <w:r>
-        <w:t xml:space="preserve">  ประชาชนย่อมมีสิทธิพื้นฐานในเรื่อง การอนุรักษ์ป่าไม้ สัตว์ป่า และความหลากหลายทางชีวภาพ โดยห้ามมิให้หน่วยงานใดจำกัดสิทธิหรือสร้างเงื่อนไขกีดกันโดยมิชอบ</w:t>
+        <w:t xml:space="preserve">  บุคคลย่อมมีสิทธิได้รับประโยชน์จากระบบนิเวศที่อุดมสมบูรณ์ รัฐต้องรักษาพื้นที่ป่าไม้ของประเทศไว้ไม่น้อยกว่าร้อยละสี่สิบของพื้นที่ทั้งหมด และการเพิกถอนพื้นที่อุทยานแห่งชาติหรือเขตรักษาพันธุ์สัตว์ป่าต้องได้รับความเห็นชอบจากรัฐสภา</w:t>
       </w:r>
     </w:p>
     <w:p>
@@ -13643,7 +13643,7 @@
         <w:t>มาตรา ๔๔๓</w:t>
       </w:r>
       <w:r>
-        <w:t xml:space="preserve">  รัฐต้องรับรองและคุ้มครองหลักการ การประเมินผลกระทบสิ่งแวดล้อมและสุขภาพ (EIA/EHIA) โดยองค์กรอิสระ เพื่อประโยชน์ของประชาชนและผู้ใช้บริการอย่างถ้วนหน้าและยั่งยืน</w:t>
+        <w:t xml:space="preserve">  รัฐต้องรับรองหลักการว่าโครงการที่อาจก่อผลกระทบต่อสิ่งแวดล้อมหรือสุขภาพอย่างรุนแรง จะอนุมัติได้ต่อเมื่อได้ศึกษาและประเมินผลกระทบต่อสิ่งแวดล้อมและสุขภาพแล้ว และต้องเลือกทางเลือกที่ก่อผลกระทบน้อยที่สุด</w:t>
       </w:r>
     </w:p>
     <w:p>
@@ -13658,7 +13658,7 @@
         <w:t>มาตรา ๔๔๔</w:t>
       </w:r>
       <w:r>
-        <w:t xml:space="preserve">  ประชาชนย่อมมีสิทธิพื้นฐานในเรื่อง การจำกัดและควบคุมมลพิษอุตสาหกรรมในพื้นที่โรงงาน โดยห้ามมิให้หน่วยงานใดจำกัดสิทธิหรือสร้างเงื่อนไขกีดกันโดยมิชอบ</w:t>
+        <w:t xml:space="preserve">  ประชาชนที่อาศัยใกล้เขตอุตสาหกรรมย่อมมีสิทธิได้รับการคุ้มครองจากมลพิษ และมีสิทธิรู้ชนิดและปริมาณของสารมลพิษที่โรงงานในพื้นที่ปล่อยออกสู่สิ่งแวดล้อม</w:t>
       </w:r>
     </w:p>
     <w:p>
@@ -13673,7 +13673,7 @@
         <w:t>มาตรา ๔๔๕</w:t>
       </w:r>
       <w:r>
-        <w:t xml:space="preserve">  รัฐต้องรับรองและคุ้มครองหลักการ สิทธิของประชาชนในการฟ้องร้องคดีสิ่งแวดล้อมเพื่อปกป้องนิเวศ เพื่อประโยชน์ของประชาชนและผู้ใช้บริการอย่างถ้วนหน้าและยั่งยืน</w:t>
+        <w:t xml:space="preserve">  รัฐต้องรับรองสิทธิของบุคคลและชุมชนในการฟ้องคดีเพื่อคุ้มครองสิ่งแวดล้อม แม้ตนจะมิได้เป็นผู้เสียหายโดยตรง และศาลต้องพิจารณาคดีสิ่งแวดล้อมโดยใช้หลักการป้องกันไว้ก่อน</w:t>
       </w:r>
     </w:p>
     <w:p>
@@ -13688,7 +13688,7 @@
         <w:t>มาตรา ๔๔๖</w:t>
       </w:r>
       <w:r>
-        <w:t xml:space="preserve">  ประชาชนย่อมมีสิทธิพื้นฐานในเรื่อง การกำหนดเป้าหมายและมาตรการรับมือการเปลี่ยนแปลงสภาพภูมิอากาศ โดยห้ามมิให้หน่วยงานใดจำกัดสิทธิหรือสร้างเงื่อนไขกีดกันโดยมิชอบ</w:t>
+        <w:t xml:space="preserve">  ประชาชนรุ่นปัจจุบันและรุ่นต่อไปย่อมมีสิทธิในสภาพภูมิอากาศที่มั่นคง รัฐต้องกำหนดเป้าหมายลดการปล่อยก๊าซเรือนกระจกเป็นกฎหมาย และจะลดระดับเป้าหมายที่ประกาศแล้วมิได้</w:t>
       </w:r>
     </w:p>
     <w:p>
@@ -13703,7 +13703,7 @@
         <w:t>มาตรา ๔๔๗</w:t>
       </w:r>
       <w:r>
-        <w:t xml:space="preserve">  รัฐต้องรับรองและคุ้มครองหลักการ การจัดการขยะอุตสาหกรรมและของเสียอันตรายแบบปลอดสารพิษ เพื่อประโยชน์ของประชาชนและผู้ใช้บริการอย่างถ้วนหน้าและยั่งยืน</w:t>
+        <w:t xml:space="preserve">  รัฐต้องรับรองหลักการว่าผู้ก่อให้เกิดขยะอุตสาหกรรมและของเสียอันตรายต้องรับผิดชอบตลอดวงจรจนถึงการกำจัดขั้นสุดท้าย การนำเข้าขยะอันตรายหรือขยะอิเล็กทรอนิกส์จากต่างประเทศเพื่อกำจัดในราชอาณาจักรจะกระทำมิได้</w:t>
       </w:r>
     </w:p>
     <w:p>
@@ -13718,7 +13718,7 @@
         <w:t>มาตรา ๔๔๘</w:t>
       </w:r>
       <w:r>
-        <w:t xml:space="preserve">  ประชาชนย่อมมีสิทธิพื้นฐานในเรื่อง การประกาศและรักษาพื้นที่คุ้มครองทางทะเลและแนวปะการัง โดยห้ามมิให้หน่วยงานใดจำกัดสิทธิหรือสร้างเงื่อนไขกีดกันโดยมิชอบ</w:t>
+        <w:t xml:space="preserve">  ประชาชนย่อมมีสิทธิได้รับประโยชน์จากทะเลและชายฝั่งที่อุดมสมบูรณ์ ชาวประมงพื้นบ้านย่อมมีสิทธิทำประมงในเขตชายฝั่งโดยได้รับความคุ้มครองจากเรือประมงพาณิชย์</w:t>
       </w:r>
     </w:p>
     <w:p>
@@ -13733,7 +13733,7 @@
         <w:t>มาตรา ๔๔๙</w:t>
       </w:r>
       <w:r>
-        <w:t xml:space="preserve">  ให้มีหน่วยงานกำกับดูแลที่เป็นอิสระทำหน้าที่วางระเบียบ มาตรการ และขับเคลื่อนโครงการเกี่ยวกับ คุณภาพอากาศที่สะอาดและการจัดการมลพิษทางน้ำ เพื่อประสิทธิภาพสูงสุด</w:t>
+        <w:t xml:space="preserve">  ให้กรมควบคุมมลพิษเป็นหน่วยงานกำกับดูแลที่มีอำนาจออกคำสั่งให้ผู้ก่อมลพิษลดหรือหยุดการปล่อยมลพิษ และในเขตควบคุมมลพิษให้มีอำนาจสั่งจำกัดการเผาในที่โล่ง การใช้ยานพาหนะ และการดำเนินกิจการที่ก่อฝุ่นละอองเป็นการชั่วคราว</w:t>
       </w:r>
     </w:p>
     <w:p>
@@ -13748,7 +13748,7 @@
         <w:t>มาตรา ๔๕๐</w:t>
       </w:r>
       <w:r>
-        <w:t xml:space="preserve">  ให้จัดตั้งคณะกรรมการผู้ทรงคุณวุฒิระดับชาติเพื่อกำกับดูแล การอนุรักษ์ป่าไม้ สัตว์ป่า และความหลากหลายทางชีวภาพ ให้เป็นไปตามมาตรฐานการดำเนินงานและเป้าหมายของรัฐ</w:t>
+        <w:t xml:space="preserve">  ให้มีคณะกรรมการความหลากหลายทางชีวภาพแห่งชาติ ทำหน้าที่จัดทำบัญชีชนิดพันธุ์ที่ถูกคุกคาม กำหนดแนวเชื่อมต่อผืนป่า และให้ความเห็นก่อนอนุมัติโครงการที่ผ่านพื้นที่อนุรักษ์</w:t>
       </w:r>
     </w:p>
     <w:p>
@@ -13763,7 +13763,7 @@
         <w:t>มาตรา ๔๕๑</w:t>
       </w:r>
       <w:r>
-        <w:t xml:space="preserve">  ให้มีหน่วยงานกำกับดูแลที่เป็นอิสระทำหน้าที่วางระเบียบ มาตรการ และขับเคลื่อนโครงการเกี่ยวกับ การประเมินผลกระทบสิ่งแวดล้อมและสุขภาพ (EIA/EHIA) โดยองค์กรอิสระ เพื่อประสิทธิภาพสูงสุด</w:t>
+        <w:t xml:space="preserve">  ให้มีคณะกรรมการอิสระด้านสิ่งแวดล้อมและสุขภาพ ประกอบด้วยผู้ทรงคุณวุฒิด้านวิทยาศาสตร์ สาธารณสุข และผู้แทนองค์กรเอกชนด้านสิ่งแวดล้อม มีหน้าที่พิจารณารายงานการประเมินผลกระทบ และความเห็นของคณะกรรมการต้องเปิดเผยพร้อมเหตุผล</w:t>
       </w:r>
     </w:p>
     <w:p>
@@ -13778,7 +13778,7 @@
         <w:t>มาตรา ๔๕๒</w:t>
       </w:r>
       <w:r>
-        <w:t xml:space="preserve">  ให้จัดตั้งคณะกรรมการผู้ทรงคุณวุฒิระดับชาติเพื่อกำกับดูแล การจำกัดและควบคุมมลพิษอุตสาหกรรมในพื้นที่โรงงาน ให้เป็นไปตามมาตรฐานการดำเนินงานและเป้าหมายของรัฐ</w:t>
+        <w:t xml:space="preserve">  ให้มีคณะกรรมการควบคุมมลพิษอุตสาหกรรมประจำพื้นที่ ซึ่งมีผู้แทนชุมชนที่ได้รับเลือกตั้งร่วมเป็นกรรมการ ทำหน้าที่ติดตามการปฏิบัติตามเงื่อนไขของใบอนุญาตประกอบกิจการโรงงาน</w:t>
       </w:r>
     </w:p>
     <w:p>
@@ -13793,7 +13793,7 @@
         <w:t>มาตรา ๔๕๓</w:t>
       </w:r>
       <w:r>
-        <w:t xml:space="preserve">  ให้มีหน่วยงานกำกับดูแลที่เป็นอิสระทำหน้าที่วางระเบียบ มาตรการ และขับเคลื่อนโครงการเกี่ยวกับ สิทธิของประชาชนในการฟ้องร้องคดีสิ่งแวดล้อมเพื่อปกป้องนิเวศ เพื่อประสิทธิภาพสูงสุด</w:t>
+        <w:t xml:space="preserve">  ให้มีแผนกคดีสิ่งแวดล้อมในศาลยุติธรรมและศาลปกครอง ซึ่งผู้พิพากษาได้รับการอบรมด้านสิ่งแวดล้อม และให้ศาลมีอำนาจแต่งตั้งผู้เชี่ยวชาญที่เป็นกลางเพื่อให้ความเห็นในคดี</w:t>
       </w:r>
     </w:p>
     <w:p>
@@ -13808,7 +13808,7 @@
         <w:t>มาตรา ๔๕๔</w:t>
       </w:r>
       <w:r>
-        <w:t xml:space="preserve">  ให้จัดตั้งคณะกรรมการผู้ทรงคุณวุฒิระดับชาติเพื่อกำกับดูแล การกำหนดเป้าหมายและมาตรการรับมือการเปลี่ยนแปลงสภาพภูมิอากาศ ให้เป็นไปตามมาตรฐานการดำเนินงานและเป้าหมายของรัฐ</w:t>
+        <w:t xml:space="preserve">  ให้มีคณะกรรมการนโยบายการเปลี่ยนแปลงสภาพภูมิอากาศ ทำหน้าที่กำหนดงบประมาณคาร์บอนเป็นช่วงละห้าปี และเสนอรายงานความคืบหน้าต่อรัฐสภาเป็นประจำทุกปี</w:t>
       </w:r>
     </w:p>
     <w:p>
@@ -13823,7 +13823,7 @@
         <w:t>มาตรา ๔๕๕</w:t>
       </w:r>
       <w:r>
-        <w:t xml:space="preserve">  ให้มีหน่วยงานกำกับดูแลที่เป็นอิสระทำหน้าที่วางระเบียบ มาตรการ และขับเคลื่อนโครงการเกี่ยวกับ การจัดการขยะอุตสาหกรรมและของเสียอันตรายแบบปลอดสารพิษ เพื่อประสิทธิภาพสูงสุด</w:t>
+        <w:t xml:space="preserve">  ให้มีหน่วยงานกำกับการจัดการของเสียอันตราย ทำหน้าที่ออกใบอนุญาต ติดตามการขนส่งด้วยระบบติดตามตำแหน่ง และสั่งปิดสถานที่กำจัดที่ไม่ได้มาตรฐาน</w:t>
       </w:r>
     </w:p>
     <w:p>
@@ -13838,7 +13838,7 @@
         <w:t>มาตรา ๔๕๖</w:t>
       </w:r>
       <w:r>
-        <w:t xml:space="preserve">  ให้จัดตั้งคณะกรรมการผู้ทรงคุณวุฒิระดับชาติเพื่อกำกับดูแล การประกาศและรักษาพื้นที่คุ้มครองทางทะเลและแนวปะการัง ให้เป็นไปตามมาตรฐานการดำเนินงานและเป้าหมายของรัฐ</w:t>
+        <w:t xml:space="preserve">  ให้มีคณะกรรมการพื้นที่คุ้มครองทางทะเล ทำหน้าที่ประกาศเขตอนุรักษ์แนวปะการัง หญ้าทะเล และป่าชายเลน และกำหนดฤดูปิดอ่าวโดยปรึกษาชาวประมงพื้นบ้าน</w:t>
       </w:r>
     </w:p>
     <w:p>
@@ -13853,7 +13853,7 @@
         <w:t>มาตรา ๔๕๗</w:t>
       </w:r>
       <w:r>
-        <w:t xml:space="preserve">  รัฐต้องจัดสรรงบประมาณแผ่นดินและทรัพยากรที่จำเป็นอย่างต่อเนื่องทุกปี เพื่อสนับสนุนและผลักดันการดำเนินงานด้าน คุณภาพอากาศที่สะอาดและการจัดการมลพิษทางน้ำ</w:t>
+        <w:t xml:space="preserve">  รัฐต้องจัดสรรงบประมาณทุกปีสำหรับสถานีตรวจวัดคุณภาพอากาศและน้ำให้ครอบคลุมทุกอำเภอ การบำบัดน้ำเสียชุมชน และการสนับสนุนเกษตรกรให้เลิกเผาเศษวัสดุทางการเกษตร</w:t>
       </w:r>
     </w:p>
     <w:p>
@@ -13868,7 +13868,7 @@
         <w:t>มาตรา ๔๕๘</w:t>
       </w:r>
       <w:r>
-        <w:t xml:space="preserve">  รัฐต้องจัดตั้งกองทุนหมุนเวียนเพื่ออุดหนุนและพัฒนา การอนุรักษ์ป่าไม้ สัตว์ป่า และความหลากหลายทางชีวภาพ พร้อมจัดให้มีระบบลดหย่อนภาษีแก่ผู้ประกอบการหรือชุมชนที่ร่วมดำเนินงาน</w:t>
+        <w:t xml:space="preserve">  ให้มีกองทุนอนุรักษ์ป่าไม้และสัตว์ป่า ซึ่งมีรายได้จากค่าธรรมเนียมเข้าอุทยาน ค่าปรับคดีป่าไม้ และค่าชดเชยจากโครงการที่ใช้พื้นที่ป่า เพื่อใช้ในการฟื้นฟูป่า ดูแลเจ้าหน้าที่พิทักษ์ป่า และเยียวยาความขัดแย้งระหว่างคนกับสัตว์ป่า</w:t>
       </w:r>
     </w:p>
     <w:p>
@@ -13883,7 +13883,7 @@
         <w:t>มาตรา ๔๕๙</w:t>
       </w:r>
       <w:r>
-        <w:t xml:space="preserve">  รัฐต้องจัดสรรงบประมาณแผ่นดินและทรัพยากรที่จำเป็นอย่างต่อเนื่องทุกปี เพื่อสนับสนุนและผลักดันการดำเนินงานด้าน การประเมินผลกระทบสิ่งแวดล้อมและสุขภาพ (EIA/EHIA) โดยองค์กรอิสระ</w:t>
+        <w:t xml:space="preserve">  ค่าจัดทำรายงานการประเมินผลกระทบ ให้เจ้าของโครงการชำระเข้ากองทุนกลาง และให้คณะกรรมการตามมาตรา ๔๕๑ เป็นผู้คัดเลือกผู้จัดทำรายงาน เพื่อตัดความสัมพันธ์ทางการเงินระหว่างผู้ศึกษากับเจ้าของโครงการ</w:t>
       </w:r>
     </w:p>
     <w:p>
@@ -13898,7 +13898,7 @@
         <w:t>มาตรา ๔๖๐</w:t>
       </w:r>
       <w:r>
-        <w:t xml:space="preserve">  รัฐต้องจัดตั้งกองทุนหมุนเวียนเพื่ออุดหนุนและพัฒนา การจำกัดและควบคุมมลพิษอุตสาหกรรมในพื้นที่โรงงาน พร้อมจัดให้มีระบบลดหย่อนภาษีแก่ผู้ประกอบการหรือชุมชนที่ร่วมดำเนินงาน</w:t>
+        <w:t xml:space="preserve">  ให้มีกองทุนฟื้นฟูพื้นที่ปนเปื้อน ซึ่งผู้ประกอบกิจการที่ปล่อยมลพิษต้องจ่ายเงินสมทบตามปริมาณมลพิษที่ปล่อย ตามหลักผู้ก่อมลพิษเป็นผู้จ่าย</w:t>
       </w:r>
     </w:p>
     <w:p>
@@ -13913,7 +13913,7 @@
         <w:t>มาตรา ๔๖๑</w:t>
       </w:r>
       <w:r>
-        <w:t xml:space="preserve">  รัฐต้องจัดสรรงบประมาณแผ่นดินและทรัพยากรที่จำเป็นอย่างต่อเนื่องทุกปี เพื่อสนับสนุนและผลักดันการดำเนินงานด้าน สิทธิของประชาชนในการฟ้องร้องคดีสิ่งแวดล้อมเพื่อปกป้องนิเวศ</w:t>
+        <w:t xml:space="preserve">  รัฐต้องจัดสรรงบประมาณช่วยเหลือค่าใช้จ่ายในการพิสูจน์ความเสียหาย เช่น ค่าตรวจวิเคราะห์ตัวอย่างดินน้ำและค่าตรวจสุขภาพ แก่ผู้ฟ้องคดีสิ่งแวดล้อมที่มีรายได้น้อย</w:t>
       </w:r>
     </w:p>
     <w:p>
@@ -13928,7 +13928,7 @@
         <w:t>มาตรา ๔๖๒</w:t>
       </w:r>
       <w:r>
-        <w:t xml:space="preserve">  รัฐต้องจัดตั้งกองทุนหมุนเวียนเพื่ออุดหนุนและพัฒนา การกำหนดเป้าหมายและมาตรการรับมือการเปลี่ยนแปลงสภาพภูมิอากาศ พร้อมจัดให้มีระบบลดหย่อนภาษีแก่ผู้ประกอบการหรือชุมชนที่ร่วมดำเนินงาน</w:t>
+        <w:t xml:space="preserve">  รัฐต้องจัดตั้งกองทุนการเปลี่ยนผ่านที่เป็นธรรม ซึ่งมีรายได้จากภาษีคาร์บอน เพื่อช่วยเหลือแรงงานและชุมชนที่ได้รับผลกระทบจากการเลิกใช้เชื้อเพลิงฟอสซิล และเพื่อการปรับตัวต่อภัยจากสภาพภูมิอากาศ</w:t>
       </w:r>
     </w:p>
     <w:p>
@@ -13943,7 +13943,7 @@
         <w:t>มาตรา ๔๖๓</w:t>
       </w:r>
       <w:r>
-        <w:t xml:space="preserve">  รัฐต้องจัดสรรงบประมาณแผ่นดินและทรัพยากรที่จำเป็นอย่างต่อเนื่องทุกปี เพื่อสนับสนุนและผลักดันการดำเนินงานด้าน การจัดการขยะอุตสาหกรรมและของเสียอันตรายแบบปลอดสารพิษ</w:t>
+        <w:t xml:space="preserve">  รัฐต้องจัดสรรงบประมาณเพื่อตรวจหาและฟื้นฟูพื้นที่ลักลอบทิ้งของเสียอันตราย โดยให้รัฐมีสิทธิไล่เบี้ยค่าใช้จ่ายจากผู้ก่อให้เกิดของเสียนั้น</w:t>
       </w:r>
     </w:p>
     <w:p>
@@ -13958,7 +13958,7 @@
         <w:t>มาตรา ๔๖๔</w:t>
       </w:r>
       <w:r>
-        <w:t xml:space="preserve">  รัฐต้องจัดตั้งกองทุนหมุนเวียนเพื่ออุดหนุนและพัฒนา การประกาศและรักษาพื้นที่คุ้มครองทางทะเลและแนวปะการัง พร้อมจัดให้มีระบบลดหย่อนภาษีแก่ผู้ประกอบการหรือชุมชนที่ร่วมดำเนินงาน</w:t>
+        <w:t xml:space="preserve">  ให้มีกองทุนฟื้นฟูทรัพยากรทางทะเลและชายฝั่ง ซึ่งมีรายได้จากค่าธรรมเนียมการท่องเที่ยวทางทะเลและค่าปรับการทำประมงผิดกฎหมาย</w:t>
       </w:r>
     </w:p>
     <w:p>
@@ -13973,7 +13973,7 @@
         <w:t>มาตรา ๔๖๕</w:t>
       </w:r>
       <w:r>
-        <w:t xml:space="preserve">  หน่วยงานของรัฐต้องเปิดเผยข้อมูล รายงานการเบิกจ่ายงบประมาณ และผลการทำงานเกี่ยวกับ คุณภาพอากาศที่สะอาดและการจัดการมลพิษทางน้ำ บนระบบข้อมูลออนไลน์ที่สืบค้นง่าย</w:t>
+        <w:t xml:space="preserve">  หน่วยงานของรัฐต้องเปิดเผยค่าคุณภาพอากาศและน้ำจากสถานีตรวจวัดทุกแห่งต่อสาธารณะแบบทันเวลา และต้องแจ้งเตือนประชาชนในพื้นที่ทันทีเมื่อค่ามลพิษเกินระดับที่เป็นอันตรายต่อสุขภาพ</w:t>
       </w:r>
     </w:p>
     <w:p>
@@ -13988,7 +13988,7 @@
         <w:t>มาตรา ๔๖๖</w:t>
       </w:r>
       <w:r>
-        <w:t xml:space="preserve">  ประชาชนและชุมชนท้องถิ่นย่อมมีสิทธิเสนอแนะ ตรวจสอบ และมีส่วนร่วมในการวางแผนจัดการเกี่ยวกับ การอนุรักษ์ป่าไม้ สัตว์ป่า และความหลากหลายทางชีวภาพ โดยตรง</w:t>
+        <w:t xml:space="preserve">  ชุมชนรอบพื้นที่อนุรักษ์ย่อมมีสิทธิร่วมเป็นกรรมการที่ปรึกษาประจำพื้นที่อนุรักษ์ และร่วมจัดทำแผนการจัดการพื้นที่นั้น</w:t>
       </w:r>
     </w:p>
     <w:p>
@@ -14003,7 +14003,7 @@
         <w:t>มาตรา ๔๖๗</w:t>
       </w:r>
       <w:r>
-        <w:t xml:space="preserve">  หน่วยงานของรัฐต้องเปิดเผยข้อมูล รายงานการเบิกจ่ายงบประมาณ และผลการทำงานเกี่ยวกับ การประเมินผลกระทบสิ่งแวดล้อมและสุขภาพ (EIA/EHIA) โดยองค์กรอิสระ บนระบบข้อมูลออนไลน์ที่สืบค้นง่าย</w:t>
+        <w:t xml:space="preserve">  รายงานการประเมินผลกระทบฉบับสมบูรณ์ ข้อมูลดิบ และมาตรการลดผลกระทบ ต้องเผยแพร่ต่อสาธารณะไม่น้อยกว่าสามสิบวันก่อนการพิจารณาอนุมัติ</w:t>
       </w:r>
     </w:p>
     <w:p>
@@ -14018,7 +14018,7 @@
         <w:t>มาตรา ๔๖๘</w:t>
       </w:r>
       <w:r>
-        <w:t xml:space="preserve">  ประชาชนและชุมชนท้องถิ่นย่อมมีสิทธิเสนอแนะ ตรวจสอบ และมีส่วนร่วมในการวางแผนจัดการเกี่ยวกับ การจำกัดและควบคุมมลพิษอุตสาหกรรมในพื้นที่โรงงาน โดยตรง</w:t>
+        <w:t xml:space="preserve">  โรงงานทุกแห่งต้องรายงานการปล่อยและเคลื่อนย้ายสารมลพิษเป็นประจำทุกปี และให้หน่วยงานของรัฐเผยแพร่รายงานนั้นต่อสาธารณะเป็นรายโรงงาน</w:t>
       </w:r>
     </w:p>
     <w:p>
@@ -14033,7 +14033,7 @@
         <w:t>มาตรา ๔๖๙</w:t>
       </w:r>
       <w:r>
-        <w:t xml:space="preserve">  หน่วยงานของรัฐต้องเปิดเผยข้อมูล รายงานการเบิกจ่ายงบประมาณ และผลการทำงานเกี่ยวกับ สิทธิของประชาชนในการฟ้องร้องคดีสิ่งแวดล้อมเพื่อปกป้องนิเวศ บนระบบข้อมูลออนไลน์ที่สืบค้นง่าย</w:t>
+        <w:t xml:space="preserve">  คำพิพากษาคดีสิ่งแวดล้อมและแผนการฟื้นฟูที่ศาลสั่ง ต้องเปิดเผยต่อสาธารณะพร้อมรายงานความคืบหน้าการฟื้นฟูทุกหกเดือน</w:t>
       </w:r>
     </w:p>
     <w:p>
@@ -14048,7 +14048,7 @@
         <w:t>มาตรา ๔๗๐</w:t>
       </w:r>
       <w:r>
-        <w:t xml:space="preserve">  ประชาชนและชุมชนท้องถิ่นย่อมมีสิทธิเสนอแนะ ตรวจสอบ และมีส่วนร่วมในการวางแผนจัดการเกี่ยวกับ การกำหนดเป้าหมายและมาตรการรับมือการเปลี่ยนแปลงสภาพภูมิอากาศ โดยตรง</w:t>
+        <w:t xml:space="preserve">  ประชาชนย่อมมีสิทธิร่วมจัดทำแผนปรับตัวต่อการเปลี่ยนแปลงสภาพภูมิอากาศของจังหวัดและท้องถิ่นของตน</w:t>
       </w:r>
     </w:p>
     <w:p>
@@ -14063,7 +14063,7 @@
         <w:t>มาตรา ๔๗๑</w:t>
       </w:r>
       <w:r>
-        <w:t xml:space="preserve">  หน่วยงานของรัฐต้องเปิดเผยข้อมูล รายงานการเบิกจ่ายงบประมาณ และผลการทำงานเกี่ยวกับ การจัดการขยะอุตสาหกรรมและของเสียอันตรายแบบปลอดสารพิษ บนระบบข้อมูลออนไลน์ที่สืบค้นง่าย</w:t>
+        <w:t xml:space="preserve">  หน่วยงานของรัฐต้องเปิดเผยข้อมูลแหล่งกำเนิด ปริมาณ เส้นทางการขนส่ง และสถานที่กำจัดของเสียอันตรายต่อสาธารณะ</w:t>
       </w:r>
     </w:p>
     <w:p>
@@ -14078,7 +14078,7 @@
         <w:t>มาตรา ๔๗๒</w:t>
       </w:r>
       <w:r>
-        <w:t xml:space="preserve">  ประชาชนและชุมชนท้องถิ่นย่อมมีสิทธิเสนอแนะ ตรวจสอบ และมีส่วนร่วมในการวางแผนจัดการเกี่ยวกับ การประกาศและรักษาพื้นที่คุ้มครองทางทะเลและแนวปะการัง โดยตรง</w:t>
+        <w:t xml:space="preserve">  ชุมชนชายฝั่งย่อมมีสิทธิร่วมดูแล ลาดตระเวน และจัดการพื้นที่คุ้มครองทางทะเลที่อยู่ติดชุมชนของตน</w:t>
       </w:r>
     </w:p>
     <w:p>
@@ -14093,7 +14093,7 @@
         <w:t>มาตรา ๔๗๓</w:t>
       </w:r>
       <w:r>
-        <w:t xml:space="preserve">  รัฐต้องดูแลและจัดให้มีมาตรการช่วยเหลือเป็นพิเศษสำหรับผู้มีรายได้น้อย ผู้พิการ ผู้สูงอายุ และกลุ่มเปราะบางในการเข้าถึง คุณภาพอากาศที่สะอาดและการจัดการมลพิษทางน้ำ</w:t>
+        <w:t xml:space="preserve">  รัฐต้องจัดให้มีหน้ากากป้องกันฝุ่น ห้องปลอดฝุ่นในโรงเรียนและสถานพยาบาล และน้ำดื่มสะอาดแก่เด็ก ผู้สูงอายุ ผู้ป่วย และผู้มีรายได้น้อยในพื้นที่ที่ประกาศเป็นเขตควบคุมมลพิษ</w:t>
       </w:r>
     </w:p>
     <w:p>
@@ -14108,7 +14108,7 @@
         <w:t>มาตรา ๔๗๔</w:t>
       </w:r>
       <w:r>
-        <w:t xml:space="preserve">  การพัฒนาและการตรวจสอบระบบ การอนุรักษ์ป่าไม้ สัตว์ป่า และความหลากหลายทางชีวภาพ ต้องใช้วิทยาการที่ก้าวหน้า เทคโนโลยีดิจิทัล และนวัตกรรมที่สอดรับกับสากล</w:t>
+        <w:t xml:space="preserve">  การพัฒนาระบบติดตามพื้นที่ป่าและสัตว์ป่า ต้องใช้ภาพถ่ายดาวเทียมและข้อมูลที่เปิดให้สาธารณะตรวจสอบได้ เพื่อเปิดเผยการบุกรุกป่าโดยเร็ว</w:t>
       </w:r>
     </w:p>
     <w:p>
@@ -14123,7 +14123,7 @@
         <w:t>มาตรา ๔๗๕</w:t>
       </w:r>
       <w:r>
-        <w:t xml:space="preserve">  ผู้ใดหรือเจ้าหน้าที่ของรัฐที่กระทำการละเมิด ทุจริต หรือจงใจหลบเลี่ยงบทบัญญัติการดำเนินงานเกี่ยวกับ การประเมินผลกระทบสิ่งแวดล้อมและสุขภาพ (EIA/EHIA) โดยองค์กรอิสระ ต้องระวางโทษทางวินัยร้ายแรงและโทษอาญา</w:t>
+        <w:t xml:space="preserve">  ผู้จัดทำรายงานการประเมินผลกระทบที่ปลอมหรือบิดเบือนข้อมูล หรือเจ้าหน้าที่ที่อนุมัติโครงการโดยรู้ว่ารายงานนั้นเป็นเท็จ ต้องรับโทษทางอาญา และให้เพิกถอนใบอนุญาตผู้จัดทำรายงานนั้น</w:t>
       </w:r>
     </w:p>
     <w:p>
@@ -14138,7 +14138,7 @@
         <w:t>มาตรา ๔๗๖</w:t>
       </w:r>
       <w:r>
-        <w:t xml:space="preserve">  การดำเนินงานในรายละเอียดและขั้นตอนการปฏิบัติเกี่ยวกับ การจำกัดและควบคุมมลพิษอุตสาหกรรมในพื้นที่โรงงาน ให้ตราขึ้นเป็นพระราชบัญญัติประกอบรัฐธรรมนูญภายในหนึ่งปี</w:t>
+        <w:t xml:space="preserve">  กฎหมายว่าด้วยการปล่อยและเคลื่อนย้ายสารมลพิษตามมาตรา ๔๖๘ ให้ตราขึ้นภายในหนึ่งปีนับแต่วันที่หมวดนี้ใช้บังคับ</w:t>
       </w:r>
     </w:p>
     <w:p>
@@ -14153,7 +14153,7 @@
         <w:t>มาตรา ๔๗๗</w:t>
       </w:r>
       <w:r>
-        <w:t xml:space="preserve">  รัฐต้องดูแลและจัดให้มีมาตรการช่วยเหลือเป็นพิเศษสำหรับผู้มีรายได้น้อย ผู้พิการ ผู้สูงอายุ และกลุ่มเปราะบางในการเข้าถึง สิทธิของประชาชนในการฟ้องร้องคดีสิ่งแวดล้อมเพื่อปกป้องนิเวศ</w:t>
+        <w:t xml:space="preserve">  ในคดีสิ่งแวดล้อม ให้ภาระการพิสูจน์ว่ากิจการของตนไม่ได้ก่อความเสียหายตกแก่ผู้ประกอบกิจการ และให้ศาลคำนึงถึงผู้ที่ไม่อาจเข้าถึงหลักฐานทางวิทยาศาสตร์ได้เป็นลำดับแรก</w:t>
       </w:r>
     </w:p>
     <w:p>
@@ -14168,7 +14168,7 @@
         <w:t>มาตรา ๔๗๘</w:t>
       </w:r>
       <w:r>
-        <w:t xml:space="preserve">  การพัฒนาและการตรวจสอบระบบ การกำหนดเป้าหมายและมาตรการรับมือการเปลี่ยนแปลงสภาพภูมิอากาศ ต้องใช้วิทยาการที่ก้าวหน้า เทคโนโลยีดิจิทัล และนวัตกรรมที่สอดรับกับสากล</w:t>
+        <w:t xml:space="preserve">  ให้ประเทศไทยปฏิบัติตามพันธกรณีภายใต้ความตกลงระหว่างประเทศว่าด้วยการเปลี่ยนแปลงสภาพภูมิอากาศ และร่วมมือกับนานาชาติในการถ่ายทอดเทคโนโลยีพลังงานสะอาด</w:t>
       </w:r>
     </w:p>
     <w:p>
@@ -14183,7 +14183,7 @@
         <w:t>มาตรา ๔๗๙</w:t>
       </w:r>
       <w:r>
-        <w:t xml:space="preserve">  ผู้ใดหรือเจ้าหน้าที่ของรัฐที่กระทำการละเมิด ทุจริต หรือจงใจหลบเลี่ยงบทบัญญัติการดำเนินงานเกี่ยวกับ การจัดการขยะอุตสาหกรรมและของเสียอันตรายแบบปลอดสารพิษ ต้องระวางโทษทางวินัยร้ายแรงและโทษอาญา</w:t>
+        <w:t xml:space="preserve">  ผู้ใดลักลอบทิ้งหรือฝังกลบของเสียอันตราย หรือเจ้าหน้าที่ของรัฐที่ละเว้นการกำกับดูแลจนเกิดการลักลอบทิ้ง ต้องระวางโทษทางอาญาและต้องรับผิดในค่าฟื้นฟูสิ่งแวดล้อมทั้งหมด</w:t>
       </w:r>
     </w:p>
     <w:p>
@@ -14198,7 +14198,7 @@
         <w:t>มาตรา ๔๘๐</w:t>
       </w:r>
       <w:r>
-        <w:t xml:space="preserve">  การดำเนินงานในรายละเอียดและขั้นตอนการปฏิบัติเกี่ยวกับ การประกาศและรักษาพื้นที่คุ้มครองทางทะเลและแนวปะการัง ให้ตราขึ้นเป็นพระราชบัญญัติประกอบรัฐธรรมนูญภายในหนึ่งปี</w:t>
+        <w:t xml:space="preserve">  การกำหนดเขตพื้นที่คุ้มครองทางทะเลและมาตรการคุ้มครองแนวปะการัง ให้เป็นไปตามกฎหมายที่ต้องตราขึ้นภายในหนึ่งปีนับแต่วันที่หมวดนี้ใช้บังคับ</w:t>
       </w:r>
     </w:p>
     <w:p>
@@ -14225,7 +14225,7 @@
         <w:t>มาตรา ๔๘๑</w:t>
       </w:r>
       <w:r>
-        <w:t xml:space="preserve">  ประชาชนย่อมมีสิทธิพื้นฐานในเรื่อง ความเป็นส่วนตัวและการคุ้มครองข้อมูลส่วนบุคคลบนระบบออนไลน์ โดยห้ามมิให้หน่วยงานใดจำกัดสิทธิหรือสร้างเงื่อนไขกีดกันโดยมิชอบ</w:t>
+        <w:t xml:space="preserve">  บุคคลย่อมมีสิทธิในข้อมูลส่วนบุคคลของตน การเก็บรวบรวม ใช้ หรือเปิดเผยข้อมูลส่วนบุคคลจะกระทำได้เฉพาะเมื่อได้รับความยินยอมโดยชัดแจ้ง หรือมีกฎหมายบัญญัติให้กระทำได้เพื่อประโยชน์สาธารณะที่จำเป็นและได้สัดส่วน และบุคคลย่อมมีสิทธิขอเข้าถึง แก้ไข และลบข้อมูลของตน</w:t>
       </w:r>
     </w:p>
     <w:p>
@@ -14240,7 +14240,7 @@
         <w:t>มาตรา ๔๘๒</w:t>
       </w:r>
       <w:r>
-        <w:t xml:space="preserve">  รัฐต้องรับรองและคุ้มครองหลักการ จริยธรรมปัญญาประดิษฐ์ (AI) และการป้องกันเทคโนโลยีทดแทนคน เพื่อประโยชน์ของประชาชนและผู้ใช้บริการอย่างถ้วนหน้าและยั่งยืน</w:t>
+        <w:t xml:space="preserve">  รัฐต้องรับรองหลักการว่าการตัดสินใจที่มีผลต่อสิทธิของบุคคลอย่างมีนัยสำคัญ เช่น การจ้างงาน การให้สินเชื่อ การให้สวัสดิการ และการดำเนินคดี จะกระทำโดยระบบปัญญาประดิษฐ์แต่เพียงลำพังมิได้ และบุคคลย่อมมีสิทธิได้รับคำอธิบายและขอให้มนุษย์ทบทวน</w:t>
       </w:r>
     </w:p>
     <w:p>
@@ -14255,7 +14255,7 @@
         <w:t>มาตรา ๔๘๓</w:t>
       </w:r>
       <w:r>
-        <w:t xml:space="preserve">  ประชาชนย่อมมีสิทธิพื้นฐานในเรื่อง โครงสร้างพื้นฐานดิจิทัลและสายส่งอินเทอร์เน็ตคุณภาพสูง โดยห้ามมิให้หน่วยงานใดจำกัดสิทธิหรือสร้างเงื่อนไขกีดกันโดยมิชอบ</w:t>
+        <w:t xml:space="preserve">  ประชาชนย่อมมีสิทธิได้รับประโยชน์จากโครงสร้างพื้นฐานดิจิทัลที่มีคุณภาพ โครงข่ายสายส่งหลักที่สร้างด้วยงบประมาณของรัฐเป็นสาธารณสมบัติ และต้องเปิดให้ผู้ให้บริการทุกรายเช่าใช้อย่างเท่าเทียม</w:t>
       </w:r>
     </w:p>
     <w:p>
@@ -14270,7 +14270,7 @@
         <w:t>มาตรา ๔๘๔</w:t>
       </w:r>
       <w:r>
-        <w:t xml:space="preserve">  รัฐต้องรับรองและคุ้มครองหลักการ ทรัพย์สินทางปัญญาวิทยาการและสิทธิบัตรซอฟต์แวร์เสรี เพื่อประโยชน์ของประชาชนและผู้ใช้บริการอย่างถ้วนหน้าและยั่งยืน</w:t>
+        <w:t xml:space="preserve">  รัฐต้องรับรองหลักการว่าความรู้และผลงานวิจัยที่ได้รับทุนจากรัฐเป็นสมบัติสาธารณะ ต้องเผยแพร่แบบเปิดและให้ประชาชนใช้ได้โดยเสรี เว้นแต่จะกระทบความมั่นคงของรัฐหรือข้อมูลส่วนบุคคล</w:t>
       </w:r>
     </w:p>
     <w:p>
@@ -14285,7 +14285,7 @@
         <w:t>มาตรา ๔๘๕</w:t>
       </w:r>
       <w:r>
-        <w:t xml:space="preserve">  ประชาชนย่อมมีสิทธิพื้นฐานในเรื่อง ความมั่นคงปลอดภัยทางไซเบอร์โดยไม่ละเมิดสิทธิพลเมือง โดยห้ามมิให้หน่วยงานใดจำกัดสิทธิหรือสร้างเงื่อนไขกีดกันโดยมิชอบ</w:t>
+        <w:t xml:space="preserve">  บุคคลย่อมมีเสรีภาพในการสื่อสารถึงกันโดยทางที่ชอบด้วยกฎหมาย การดักรับ ตรวจ หรือสอดแนมการสื่อสารด้วยวิธีการใด ๆ จะกระทำมิได้ เว้นแต่มีคำสั่งศาลเฉพาะรายบุคคลและเฉพาะคราว รัฐจะบังคับให้ผู้ให้บริการสร้างช่องทางลับเพื่อเข้าถึงข้อมูลที่เข้ารหัสมิได้</w:t>
       </w:r>
     </w:p>
     <w:p>
@@ -14300,7 +14300,7 @@
         <w:t>มาตรา ๔๘๖</w:t>
       </w:r>
       <w:r>
-        <w:t xml:space="preserve">  รัฐต้องรับรองและคุ้มครองหลักการ การส่งเสริมสตาร์ทอัพเทคโนโลยีและนวัตกรรมสร้างสรรค์ เพื่อประโยชน์ของประชาชนและผู้ใช้บริการอย่างถ้วนหน้าและยั่งยืน</w:t>
+        <w:t xml:space="preserve">  รัฐต้องส่งเสริมการประกอบธุรกิจนวัตกรรมโดยลดขั้นตอนการจดทะเบียน การขออนุญาต และการเลิกกิจการ และต้องไม่ออกกฎเกณฑ์ที่เป็นการกีดกันผู้ประกอบการรายใหม่โดยไม่จำเป็น</w:t>
       </w:r>
     </w:p>
     <w:p>
@@ -14315,7 +14315,7 @@
         <w:t>มาตรา ๔๘๗</w:t>
       </w:r>
       <w:r>
-        <w:t xml:space="preserve">  ประชาชนย่อมมีสิทธิพื้นฐานในเรื่อง การเข้าถึงระบบอินเทอร์เน็ตความเร็วสูงแบบถ้วนหน้า โดยห้ามมิให้หน่วยงานใดจำกัดสิทธิหรือสร้างเงื่อนไขกีดกันโดยมิชอบ</w:t>
+        <w:t xml:space="preserve">  บุคคลย่อมมีสิทธิเข้าถึงอินเทอร์เน็ตความเร็วสูงในราคาที่สามารถจ่ายได้ในฐานะบริการสาธารณะขั้นพื้นฐาน รัฐจะตัดการเข้าถึงอินเทอร์เน็ตของประชาชนทั้งพื้นที่มิได้ ไม่ว่าในกรณีใด</w:t>
       </w:r>
     </w:p>
     <w:p>
@@ -14330,7 +14330,7 @@
         <w:t>มาตรา ๔๘๘</w:t>
       </w:r>
       <w:r>
-        <w:t xml:space="preserve">  รัฐต้องรับรองและคุ้มครองหลักการ การพัฒนาสกุลเงินดิจิทัลและระบบฟินเทคภาคประชาชน เพื่อประโยชน์ของประชาชนและผู้ใช้บริการอย่างถ้วนหน้าและยั่งยืน</w:t>
+        <w:t xml:space="preserve">  รัฐต้องส่งเสริมการเข้าถึงบริการทางการเงินดิจิทัลของประชาชนทุกกลุ่ม และคุ้มครองผู้บริโภคบริการทางการเงินดิจิทัลจากการฉ้อโกงและการคิดค่าธรรมเนียมที่ไม่เป็นธรรม</w:t>
       </w:r>
     </w:p>
     <w:p>
@@ -14345,7 +14345,7 @@
         <w:t>มาตรา ๔๘๙</w:t>
       </w:r>
       <w:r>
-        <w:t xml:space="preserve">  ให้จัดตั้งคณะกรรมการผู้ทรงคุณวุฒิระดับชาติเพื่อกำกับดูแล ความเป็นส่วนตัวและการคุ้มครองข้อมูลส่วนบุคคลบนระบบออนไลน์ ให้เป็นไปตามมาตรฐานการดำเนินงานและเป้าหมายของรัฐ</w:t>
+        <w:t xml:space="preserve">  ให้มีคณะกรรมการคุ้มครองข้อมูลส่วนบุคคลซึ่งเป็นองค์กรอิสระ มีอำนาจตรวจสอบหน่วยงานของรัฐและเอกชนที่ประมวลผลข้อมูลส่วนบุคคล สั่งระงับการประมวลผลที่ไม่ชอบด้วยกฎหมาย และกำหนดโทษปรับทางปกครอง</w:t>
       </w:r>
     </w:p>
     <w:p>
@@ -14360,7 +14360,7 @@
         <w:t>มาตรา ๔๙๐</w:t>
       </w:r>
       <w:r>
-        <w:t xml:space="preserve">  ให้มีหน่วยงานกำกับดูแลที่เป็นอิสระทำหน้าที่วางระเบียบ มาตรการ และขับเคลื่อนโครงการเกี่ยวกับ จริยธรรมปัญญาประดิษฐ์ (AI) และการป้องกันเทคโนโลยีทดแทนคน เพื่อประสิทธิภาพสูงสุด</w:t>
+        <w:t xml:space="preserve">  ให้มีหน่วยงานกำกับดูแลปัญญาประดิษฐ์ ทำหน้าที่จัดระดับความเสี่ยงของระบบปัญญาประดิษฐ์ กำหนดให้ระบบที่มีความเสี่ยงสูงต้องผ่านการตรวจสอบความเป็นธรรมก่อนใช้งาน และห้ามการใช้ระบบให้คะแนนพฤติกรรมพลเมือง</w:t>
       </w:r>
     </w:p>
     <w:p>
@@ -14375,7 +14375,7 @@
         <w:t>มาตรา ๔๙๑</w:t>
       </w:r>
       <w:r>
-        <w:t xml:space="preserve">  ให้จัดตั้งคณะกรรมการผู้ทรงคุณวุฒิระดับชาติเพื่อกำกับดูแล โครงสร้างพื้นฐานดิจิทัลและสายส่งอินเทอร์เน็ตคุณภาพสูง ให้เป็นไปตามมาตรฐานการดำเนินงานและเป้าหมายของรัฐ</w:t>
+        <w:t xml:space="preserve">  ให้มีคณะกรรมการกิจการโทรคมนาคมซึ่งเป็นองค์กรอิสระ ทำหน้าที่จัดสรรคลื่นความถี่โดยการประมูลที่โปร่งใส กำกับคุณภาพบริการ และป้องกันการผูกขาดโครงข่าย</w:t>
       </w:r>
     </w:p>
     <w:p>
@@ -14390,7 +14390,7 @@
         <w:t>มาตรา ๔๙๒</w:t>
       </w:r>
       <w:r>
-        <w:t xml:space="preserve">  ให้มีหน่วยงานกำกับดูแลที่เป็นอิสระทำหน้าที่วางระเบียบ มาตรการ และขับเคลื่อนโครงการเกี่ยวกับ ทรัพย์สินทางปัญญาวิทยาการและสิทธิบัตรซอฟต์แวร์เสรี เพื่อประสิทธิภาพสูงสุด</w:t>
+        <w:t xml:space="preserve">  ให้หน่วยงานด้านทรัพย์สินทางปัญญาเป็นผู้กำกับการรับจดสิทธิบัตร โดยต้องไม่รับจดสิทธิบัตรในขั้นตอนวิธีทางคณิตศาสตร์ โปรแกรมคอมพิวเตอร์ในตัวเอง หรือภูมิปัญญาท้องถิ่นที่ขึ้นทะเบียนแล้ว</w:t>
       </w:r>
     </w:p>
     <w:p>
@@ -14405,7 +14405,7 @@
         <w:t>มาตรา ๔๙๓</w:t>
       </w:r>
       <w:r>
-        <w:t xml:space="preserve">  ให้จัดตั้งคณะกรรมการผู้ทรงคุณวุฒิระดับชาติเพื่อกำกับดูแล ความมั่นคงปลอดภัยทางไซเบอร์โดยไม่ละเมิดสิทธิพลเมือง ให้เป็นไปตามมาตรฐานการดำเนินงานและเป้าหมายของรัฐ</w:t>
+        <w:t xml:space="preserve">  ให้มีคณะกรรมการรักษาความมั่นคงปลอดภัยไซเบอร์ ทำหน้าที่ป้องกันและรับมือภัยคุกคามต่อโครงสร้างพื้นฐานสำคัญ โดยมีผู้แทนจากภาคประชาสังคมด้านสิทธิดิจิทัลร่วมเป็นกรรมการ</w:t>
       </w:r>
     </w:p>
     <w:p>
@@ -14420,7 +14420,7 @@
         <w:t>มาตรา ๔๙๔</w:t>
       </w:r>
       <w:r>
-        <w:t xml:space="preserve">  ให้มีหน่วยงานกำกับดูแลที่เป็นอิสระทำหน้าที่วางระเบียบ มาตรการ และขับเคลื่อนโครงการเกี่ยวกับ การส่งเสริมสตาร์ทอัพเทคโนโลยีและนวัตกรรมสร้างสรรค์ เพื่อประสิทธิภาพสูงสุด</w:t>
+        <w:t xml:space="preserve">  ให้มีคณะกรรมการส่งเสริมนวัตกรรมแห่งชาติ ทำหน้าที่จัดให้มีพื้นที่ทดลองนวัตกรรมภายใต้การกำกับ ซึ่งผู้ประกอบการสามารถทดสอบผลิตภัณฑ์ใหม่ได้ภายใต้เงื่อนไขคุ้มครองผู้บริโภค</w:t>
       </w:r>
     </w:p>
     <w:p>
@@ -14435,7 +14435,7 @@
         <w:t>มาตรา ๔๙๕</w:t>
       </w:r>
       <w:r>
-        <w:t xml:space="preserve">  ให้จัดตั้งคณะกรรมการผู้ทรงคุณวุฒิระดับชาติเพื่อกำกับดูแล การเข้าถึงระบบอินเทอร์เน็ตความเร็วสูงแบบถ้วนหน้า ให้เป็นไปตามมาตรฐานการดำเนินงานและเป้าหมายของรัฐ</w:t>
+        <w:t xml:space="preserve">  ให้มีคณะกรรมการบริการโทรคมนาคมถ้วนหน้า ทำหน้าที่กำหนดความเร็วขั้นต่ำของบริการถ้วนหน้า และกำหนดให้ผู้ให้บริการต้องจัดแพ็กเกจราคาประหยัดสำหรับผู้มีรายได้น้อย</w:t>
       </w:r>
     </w:p>
     <w:p>
@@ -14450,7 +14450,7 @@
         <w:t>มาตรา ๔๙๖</w:t>
       </w:r>
       <w:r>
-        <w:t xml:space="preserve">  ให้มีหน่วยงานกำกับดูแลที่เป็นอิสระทำหน้าที่วางระเบียบ มาตรการ และขับเคลื่อนโครงการเกี่ยวกับ การพัฒนาสกุลเงินดิจิทัลและระบบฟินเทคภาคประชาชน เพื่อประสิทธิภาพสูงสุด</w:t>
+        <w:t xml:space="preserve">  ให้ธนาคารแห่งประเทศไทยเป็นผู้กำกับดูแลการออกสกุลเงินดิจิทัลของธนาคารกลาง และผู้ให้บริการทางการเงินดิจิทัล โดยสกุลเงินดิจิทัลของธนาคารกลางต้องไม่ถูกใช้เพื่อติดตามการใช้จ่ายของบุคคลโดยไม่มีคำสั่งศาล</w:t>
       </w:r>
     </w:p>
     <w:p>
@@ -14465,7 +14465,7 @@
         <w:t>มาตรา ๔๙๗</w:t>
       </w:r>
       <w:r>
-        <w:t xml:space="preserve">  รัฐต้องจัดตั้งกองทุนหมุนเวียนเพื่ออุดหนุนและพัฒนา ความเป็นส่วนตัวและการคุ้มครองข้อมูลส่วนบุคคลบนระบบออนไลน์ พร้อมจัดให้มีระบบลดหย่อนภาษีแก่ผู้ประกอบการหรือชุมชนที่ร่วมดำเนินงาน</w:t>
+        <w:t xml:space="preserve">  รัฐต้องจัดสรรงบประมาณให้คณะกรรมการตามมาตรา ๔๘๙ อย่างเพียงพอแก่การปฏิบัติหน้าที่โดยอิสระ และค่าปรับทางปกครองที่เรียกเก็บได้ให้นำส่งคลังโดยไม่ตกเป็นรายได้ของคณะกรรมการ</w:t>
       </w:r>
     </w:p>
     <w:p>
@@ -14480,7 +14480,7 @@
         <w:t>มาตรา ๔๙๘</w:t>
       </w:r>
       <w:r>
-        <w:t xml:space="preserve">  รัฐต้องจัดสรรงบประมาณแผ่นดินและทรัพยากรที่จำเป็นอย่างต่อเนื่องทุกปี เพื่อสนับสนุนและผลักดันการดำเนินงานด้าน จริยธรรมปัญญาประดิษฐ์ (AI) และการป้องกันเทคโนโลยีทดแทนคน</w:t>
+        <w:t xml:space="preserve">  รัฐต้องจัดสรรงบประมาณทุกปีสำหรับการฝึกทักษะใหม่แก่ผู้ใช้แรงงานที่ได้รับผลกระทบจากระบบอัตโนมัติและปัญญาประดิษฐ์ และจ่ายเงินช่วยเหลือในระหว่างการฝึก</w:t>
       </w:r>
     </w:p>
     <w:p>
@@ -14495,7 +14495,7 @@
         <w:t>มาตรา ๔๙๙</w:t>
       </w:r>
       <w:r>
-        <w:t xml:space="preserve">  รัฐต้องจัดตั้งกองทุนหมุนเวียนเพื่ออุดหนุนและพัฒนา โครงสร้างพื้นฐานดิจิทัลและสายส่งอินเทอร์เน็ตคุณภาพสูง พร้อมจัดให้มีระบบลดหย่อนภาษีแก่ผู้ประกอบการหรือชุมชนที่ร่วมดำเนินงาน</w:t>
+        <w:t xml:space="preserve">  ให้มีกองทุนพัฒนาโครงสร้างพื้นฐานดิจิทัล ซึ่งมีรายได้จากส่วนหนึ่งของเงินประมูลคลื่นความถี่ เพื่อลงทุนในโครงข่ายในพื้นที่ที่เอกชนไม่ลงทุนเพราะไม่คุ้มค่าเชิงพาณิชย์</w:t>
       </w:r>
     </w:p>
     <w:p>
@@ -14510,7 +14510,7 @@
         <w:t>มาตรา ๕๐๐</w:t>
       </w:r>
       <w:r>
-        <w:t xml:space="preserve">  รัฐต้องจัดสรรงบประมาณแผ่นดินและทรัพยากรที่จำเป็นอย่างต่อเนื่องทุกปี เพื่อสนับสนุนและผลักดันการดำเนินงานด้าน ทรัพย์สินทางปัญญาวิทยาการและสิทธิบัตรซอฟต์แวร์เสรี</w:t>
+        <w:t xml:space="preserve">  รัฐต้องจัดสรรงบประมาณเพื่อให้หน่วยงานของรัฐพัฒนาและใช้ซอฟต์แวร์รหัสเปิดเป็นลำดับแรก และเปิดเผยรหัสต้นฉบับของซอฟต์แวร์ที่พัฒนาด้วยเงินของรัฐ</w:t>
       </w:r>
     </w:p>
     <w:p>
@@ -14525,7 +14525,7 @@
         <w:t>มาตรา ๕๐๑</w:t>
       </w:r>
       <w:r>
-        <w:t xml:space="preserve">  รัฐต้องจัดตั้งกองทุนหมุนเวียนเพื่ออุดหนุนและพัฒนา ความมั่นคงปลอดภัยทางไซเบอร์โดยไม่ละเมิดสิทธิพลเมือง พร้อมจัดให้มีระบบลดหย่อนภาษีแก่ผู้ประกอบการหรือชุมชนที่ร่วมดำเนินงาน</w:t>
+        <w:t xml:space="preserve">  ให้มีกองทุนความปลอดภัยไซเบอร์ เพื่อสนับสนุนหน่วยงานของรัฐขนาดเล็ก โรงพยาบาล และองค์กรปกครองส่วนท้องถิ่นในการป้องกันการโจมตีทางไซเบอร์ และฝึกอบรมบุคลากร</w:t>
       </w:r>
     </w:p>
     <w:p>
@@ -14540,7 +14540,7 @@
         <w:t>มาตรา ๕๐๒</w:t>
       </w:r>
       <w:r>
-        <w:t xml:space="preserve">  รัฐต้องจัดสรรงบประมาณแผ่นดินและทรัพยากรที่จำเป็นอย่างต่อเนื่องทุกปี เพื่อสนับสนุนและผลักดันการดำเนินงานด้าน การส่งเสริมสตาร์ทอัพเทคโนโลยีและนวัตกรรมสร้างสรรค์</w:t>
+        <w:t xml:space="preserve">  รัฐต้องจัดสรรงบประมาณร่วมลงทุนในวิสาหกิจเริ่มต้นผ่านกองทุนที่บริหารโดยมืออาชีพ และต้องกระจายการลงทุนไปยังภูมิภาคไม่น้อยกว่าครึ่งหนึ่ง</w:t>
       </w:r>
     </w:p>
     <w:p>
@@ -14555,7 +14555,7 @@
         <w:t>มาตรา ๕๐๓</w:t>
       </w:r>
       <w:r>
-        <w:t xml:space="preserve">  รัฐต้องจัดตั้งกองทุนหมุนเวียนเพื่ออุดหนุนและพัฒนา การเข้าถึงระบบอินเทอร์เน็ตความเร็วสูงแบบถ้วนหน้า พร้อมจัดให้มีระบบลดหย่อนภาษีแก่ผู้ประกอบการหรือชุมชนที่ร่วมดำเนินงาน</w:t>
+        <w:t xml:space="preserve">  ให้มีกองทุนบริการโทรคมนาคมถ้วนหน้า เพื่อติดตั้งอินเทอร์เน็ตไร้สายสาธารณะโดยไม่เสียค่าใช้จ่ายในโรงเรียน สถานพยาบาล ห้องสมุด และศูนย์ราชการทุกตำบล</w:t>
       </w:r>
     </w:p>
     <w:p>
@@ -14570,7 +14570,7 @@
         <w:t>มาตรา ๕๐๔</w:t>
       </w:r>
       <w:r>
-        <w:t xml:space="preserve">  รัฐต้องจัดสรรงบประมาณแผ่นดินและทรัพยากรที่จำเป็นอย่างต่อเนื่องทุกปี เพื่อสนับสนุนและผลักดันการดำเนินงานด้าน การพัฒนาสกุลเงินดิจิทัลและระบบฟินเทคภาคประชาชน</w:t>
+        <w:t xml:space="preserve">  รัฐต้องจัดสรรงบประมาณเพื่อให้ความรู้ทางการเงินดิจิทัลแก่ผู้สูงอายุและผู้มีรายได้น้อย และจัดให้มีศูนย์ช่วยเหลือผู้เสียหายจากการฉ้อโกงทางออนไลน์ในทุกจังหวัด</w:t>
       </w:r>
     </w:p>
     <w:p>
@@ -14585,7 +14585,7 @@
         <w:t>มาตรา ๕๐๕</w:t>
       </w:r>
       <w:r>
-        <w:t xml:space="preserve">  ประชาชนและชุมชนท้องถิ่นย่อมมีสิทธิเสนอแนะ ตรวจสอบ และมีส่วนร่วมในการวางแผนจัดการเกี่ยวกับ ความเป็นส่วนตัวและการคุ้มครองข้อมูลส่วนบุคคลบนระบบออนไลน์ โดยตรง</w:t>
+        <w:t xml:space="preserve">  เจ้าของข้อมูลย่อมมีสิทธิร้องเรียนต่อคณะกรรมการตามมาตรา ๔๘๙ และมีสิทธิได้รับแจ้งภายในเจ็ดสิบสองชั่วโมงเมื่อข้อมูลของตนรั่วไหล</w:t>
       </w:r>
     </w:p>
     <w:p>
@@ -14600,7 +14600,7 @@
         <w:t>มาตรา ๕๐๖</w:t>
       </w:r>
       <w:r>
-        <w:t xml:space="preserve">  หน่วยงานของรัฐต้องเปิดเผยข้อมูล รายงานการเบิกจ่ายงบประมาณ และผลการทำงานเกี่ยวกับ จริยธรรมปัญญาประดิษฐ์ (AI) และการป้องกันเทคโนโลยีทดแทนคน บนระบบข้อมูลออนไลน์ที่สืบค้นง่าย</w:t>
+        <w:t xml:space="preserve">  หน่วยงานของรัฐที่ใช้ระบบปัญญาประดิษฐ์ในการให้บริการหรือตัดสินใจ ต้องเปิดเผยทะเบียนรายการระบบที่ใช้ วัตถุประสงค์ และผลการตรวจสอบความเป็นธรรมของระบบนั้นต่อสาธารณะ</w:t>
       </w:r>
     </w:p>
     <w:p>
@@ -14615,7 +14615,7 @@
         <w:t>มาตรา ๕๐๗</w:t>
       </w:r>
       <w:r>
-        <w:t xml:space="preserve">  ประชาชนและชุมชนท้องถิ่นย่อมมีสิทธิเสนอแนะ ตรวจสอบ และมีส่วนร่วมในการวางแผนจัดการเกี่ยวกับ โครงสร้างพื้นฐานดิจิทัลและสายส่งอินเทอร์เน็ตคุณภาพสูง โดยตรง</w:t>
+        <w:t xml:space="preserve">  ประชาชนและองค์กรปกครองส่วนท้องถิ่นย่อมมีสิทธิเสนอพื้นที่ที่ขาดโครงข่ายให้กองทุนตามมาตรา ๔๙๙ พิจารณาเป็นลำดับแรก และร่วมตรวจรับคุณภาพโครงข่ายที่สร้างในพื้นที่ของตน</w:t>
       </w:r>
     </w:p>
     <w:p>
@@ -14630,7 +14630,7 @@
         <w:t>มาตรา ๕๐๘</w:t>
       </w:r>
       <w:r>
-        <w:t xml:space="preserve">  หน่วยงานของรัฐต้องเปิดเผยข้อมูล รายงานการเบิกจ่ายงบประมาณ และผลการทำงานเกี่ยวกับ ทรัพย์สินทางปัญญาวิทยาการและสิทธิบัตรซอฟต์แวร์เสรี บนระบบข้อมูลออนไลน์ที่สืบค้นง่าย</w:t>
+        <w:t xml:space="preserve">  หน่วยงานของรัฐต้องเปิดเผยสัญญาอนุญาตให้ใช้สิทธิในทรัพย์สินทางปัญญาที่รัฐเป็นเจ้าของ และสัญญาจัดซื้อซอฟต์แวร์ทุกฉบับต่อสาธารณะ</w:t>
       </w:r>
     </w:p>
     <w:p>
@@ -14645,7 +14645,7 @@
         <w:t>มาตรา ๕๐๙</w:t>
       </w:r>
       <w:r>
-        <w:t xml:space="preserve">  ประชาชนและชุมชนท้องถิ่นย่อมมีสิทธิเสนอแนะ ตรวจสอบ และมีส่วนร่วมในการวางแผนจัดการเกี่ยวกับ ความมั่นคงปลอดภัยทางไซเบอร์โดยไม่ละเมิดสิทธิพลเมือง โดยตรง</w:t>
+        <w:t xml:space="preserve">  ประชาชนย่อมมีสิทธิได้รับแจ้งเมื่อตนถูกดักรับการสื่อสารตามคำสั่งศาล หลังพ้นความจำเป็นในการสืบสวนแล้ว และมีสิทธิโต้แย้งคำสั่งนั้นต่อศาล</w:t>
       </w:r>
     </w:p>
     <w:p>
@@ -14660,7 +14660,7 @@
         <w:t>มาตรา ๕๑๐</w:t>
       </w:r>
       <w:r>
-        <w:t xml:space="preserve">  หน่วยงานของรัฐต้องเปิดเผยข้อมูล รายงานการเบิกจ่ายงบประมาณ และผลการทำงานเกี่ยวกับ การส่งเสริมสตาร์ทอัพเทคโนโลยีและนวัตกรรมสร้างสรรค์ บนระบบข้อมูลออนไลน์ที่สืบค้นง่าย</w:t>
+        <w:t xml:space="preserve">  กองทุนร่วมลงทุนตามมาตรา ๕๐๒ ต้องเปิดเผยรายชื่อกิจการที่ได้รับการลงทุน จำนวนเงิน และผลตอบแทนต่อสาธารณะเป็นประจำทุกปี</w:t>
       </w:r>
     </w:p>
     <w:p>
@@ -14675,7 +14675,7 @@
         <w:t>มาตรา ๕๑๑</w:t>
       </w:r>
       <w:r>
-        <w:t xml:space="preserve">  ประชาชนและชุมชนท้องถิ่นย่อมมีสิทธิเสนอแนะ ตรวจสอบ และมีส่วนร่วมในการวางแผนจัดการเกี่ยวกับ การเข้าถึงระบบอินเทอร์เน็ตความเร็วสูงแบบถ้วนหน้า โดยตรง</w:t>
+        <w:t xml:space="preserve">  ประชาชนย่อมมีสิทธิร้องเรียนคุณภาพบริการอินเทอร์เน็ตต่อคณะกรรมการตามมาตรา ๔๙๕ และผู้ให้บริการต้องชดเชยค่าบริการเมื่อความเร็วต่ำกว่าที่โฆษณา</w:t>
       </w:r>
     </w:p>
     <w:p>
@@ -14690,7 +14690,7 @@
         <w:t>มาตรา ๕๑๒</w:t>
       </w:r>
       <w:r>
-        <w:t xml:space="preserve">  หน่วยงานของรัฐต้องเปิดเผยข้อมูล รายงานการเบิกจ่ายงบประมาณ และผลการทำงานเกี่ยวกับ การพัฒนาสกุลเงินดิจิทัลและระบบฟินเทคภาคประชาชน บนระบบข้อมูลออนไลน์ที่สืบค้นง่าย</w:t>
+        <w:t xml:space="preserve">  หน่วยงานของรัฐต้องเปิดเผยสถิติการฉ้อโกงทางการเงินออนไลน์ จำนวนผู้เสียหาย และผลการติดตามเงินคืนเป็นประจำทุกปี</w:t>
       </w:r>
     </w:p>
     <w:p>
@@ -14705,7 +14705,7 @@
         <w:t>มาตรา ๕๑๓</w:t>
       </w:r>
       <w:r>
-        <w:t xml:space="preserve">  การออกระเบียบหรือมาตรการใด ๆ เกี่ยวกับ ความเป็นส่วนตัวและการคุ้มครองข้อมูลส่วนบุคคลบนระบบออนไลน์ ต้องคำนึงถึงผลกระทบต่อกลุ่มเปราะบางในสังคมเป็นลำดับแรก</w:t>
+        <w:t xml:space="preserve">  การออกระเบียบเกี่ยวกับการใช้ข้อมูลส่วนบุคคลต้องคำนึงถึงข้อมูลของเด็ก ผู้ป่วย และผู้ที่อาจถูกเลือกปฏิบัติเป็นลำดับแรก ข้อมูลสุขภาพ ข้อมูลพันธุกรรม และข้อมูลชีวมิติ จะนำไปใช้เพื่อการพาณิชย์โดยไม่ได้รับความยินยอมมิได้</w:t>
       </w:r>
     </w:p>
     <w:p>
@@ -14720,7 +14720,7 @@
         <w:t>มาตรา ๕๑๔</w:t>
       </w:r>
       <w:r>
-        <w:t xml:space="preserve">  รัฐต้องส่งเสริมความร่วมมือทางวิชาการและปรับปรุงมาตรฐานการจัดการ จริยธรรมปัญญาประดิษฐ์ (AI) และการป้องกันเทคโนโลยีทดแทนคน ให้สอดคล้องกับข้อตกลงและกติกาสากลระหว่างประเทศ</w:t>
+        <w:t xml:space="preserve">  ให้รัฐร่วมมือกับนานาชาติในการกำหนดมาตรฐานความปลอดภัยและจริยธรรมของปัญญาประดิษฐ์ และนำมาตรฐานดังกล่าวมาปรับใช้กับระบบที่ให้บริการในราชอาณาจักร</w:t>
       </w:r>
     </w:p>
     <w:p>
@@ -14735,7 +14735,7 @@
         <w:t>มาตรา ๕๑๕</w:t>
       </w:r>
       <w:r>
-        <w:t xml:space="preserve">  ให้คณะกรรมการตรวจสอบมีอำนาจในการระงับ อายัด และสืบสวนหาข้อเท็จจริงกรณีพบความไม่โปร่งใสในการดำเนินงานด้าน โครงสร้างพื้นฐานดิจิทัลและสายส่งอินเทอร์เน็ตคุณภาพสูง</w:t>
+        <w:t xml:space="preserve">  ให้คณะกรรมการตามมาตรา ๔๙๑ มีอำนาจตรวจสอบและระงับการเบิกจ่ายเงินกองทุนตามมาตรา ๔๙๙ เมื่อพบว่าการก่อสร้างไม่เป็นไปตามสัญญาหรือมีการสมยอมราคา</w:t>
       </w:r>
     </w:p>
     <w:p>
@@ -14750,7 +14750,7 @@
         <w:t>มาตรา ๕๑๖</w:t>
       </w:r>
       <w:r>
-        <w:t xml:space="preserve">  ให้มีการประเมินผลสัมฤทธิ์และทบทวนความเหมาะสมของกฎหมายและนโยบายด้าน ทรัพย์สินทางปัญญาวิทยาการและสิทธิบัตรซอฟต์แวร์เสรี ทุกรอบห้าปีตามสภาวะสังคมที่เปลี่ยนแปลง</w:t>
+        <w:t xml:space="preserve">  กฎหมายว่าด้วยสิทธิบัตรและลิขสิทธิ์ต้องได้รับการทบทวนทุกห้าปี เพื่อรักษาสมดุลระหว่างประโยชน์ของผู้สร้างสรรค์กับการเข้าถึงความรู้ ยา และเทคโนโลยีของประชาชน</w:t>
       </w:r>
     </w:p>
     <w:p>
@@ -14765,7 +14765,7 @@
         <w:t>มาตรา ๕๑๗</w:t>
       </w:r>
       <w:r>
-        <w:t xml:space="preserve">  การออกระเบียบหรือมาตรการใด ๆ เกี่ยวกับ ความมั่นคงปลอดภัยทางไซเบอร์โดยไม่ละเมิดสิทธิพลเมือง ต้องคำนึงถึงผลกระทบต่อกลุ่มเปราะบางในสังคมเป็นลำดับแรก</w:t>
+        <w:t xml:space="preserve">  มาตรการรักษาความมั่นคงไซเบอร์ใด ๆ ต้องคำนึงถึงผลกระทบต่อนักข่าว ผู้แจ้งเบาะแส และนักปกป้องสิทธิมนุษยชนเป็นลำดับแรก และจะนำมาใช้เพื่อปิดกั้นการวิพากษ์วิจารณ์รัฐโดยสุจริตมิได้</w:t>
       </w:r>
     </w:p>
     <w:p>
@@ -14780,7 +14780,7 @@
         <w:t>มาตรา ๕๑๘</w:t>
       </w:r>
       <w:r>
-        <w:t xml:space="preserve">  รัฐต้องส่งเสริมความร่วมมือทางวิชาการและปรับปรุงมาตรฐานการจัดการ การส่งเสริมสตาร์ทอัพเทคโนโลยีและนวัตกรรมสร้างสรรค์ ให้สอดคล้องกับข้อตกลงและกติกาสากลระหว่างประเทศ</w:t>
+        <w:t xml:space="preserve">  ให้รัฐร่วมมือกับต่างประเทศในการรับรองวีซ่าและถิ่นที่อยู่สำหรับผู้ประกอบการและผู้เชี่ยวชาญด้านเทคโนโลยี และส่งเสริมการเชื่อมต่อวิสาหกิจเริ่มต้นของไทยกับตลาดโลก</w:t>
       </w:r>
     </w:p>
     <w:p>
@@ -14795,7 +14795,7 @@
         <w:t>มาตรา ๕๑๙</w:t>
       </w:r>
       <w:r>
-        <w:t xml:space="preserve">  ให้คณะกรรมการตรวจสอบมีอำนาจในการระงับ อายัด และสืบสวนหาข้อเท็จจริงกรณีพบความไม่โปร่งใสในการดำเนินงานด้าน การเข้าถึงระบบอินเทอร์เน็ตความเร็วสูงแบบถ้วนหน้า</w:t>
+        <w:t xml:space="preserve">  ให้คณะกรรมการตามมาตรา ๔๙๕ มีอำนาจตรวจสอบและระงับการเบิกจ่ายเงินกองทุนตามมาตรา ๕๐๓ เมื่อพบว่าจุดให้บริการที่รายงานไว้ไม่มีอยู่จริงหรือใช้งานไม่ได้</w:t>
       </w:r>
     </w:p>
     <w:p>
@@ -14810,7 +14810,7 @@
         <w:t>มาตรา ๕๒๐</w:t>
       </w:r>
       <w:r>
-        <w:t xml:space="preserve">  ให้มีการประเมินผลสัมฤทธิ์และทบทวนความเหมาะสมของกฎหมายและนโยบายด้าน การพัฒนาสกุลเงินดิจิทัลและระบบฟินเทคภาคประชาชน ทุกรอบห้าปีตามสภาวะสังคมที่เปลี่ยนแปลง</w:t>
+        <w:t xml:space="preserve">  กฎหมายว่าด้วยสินทรัพย์ดิจิทัลและบริการทางการเงินดิจิทัลต้องได้รับการทบทวนทุกห้าปี เพื่อให้ทันต่อเทคโนโลยีและความเสี่ยงที่เปลี่ยนแปลงไป</w:t>
       </w:r>
     </w:p>
     <w:p>
@@ -14837,7 +14837,7 @@
         <w:t>มาตรา ๕๒๑</w:t>
       </w:r>
       <w:r>
-        <w:t xml:space="preserve">  รัฐต้องรับรองและคุ้มครองหลักการ ความมั่นคงทางอาหารและสิทธิในการเข้าถึงโภชนาการที่ดี เพื่อประโยชน์ของประชาชนและผู้ใช้บริการอย่างถ้วนหน้าและยั่งยืน</w:t>
+        <w:t xml:space="preserve">  รัฐต้องรับรองหลักการว่าบุคคลทุกคนย่อมมีสิทธิเข้าถึงอาหารที่เพียงพอ ปลอดภัย และมีคุณค่าทางโภชนาการ รัฐต้องจัดให้มีอาหารกลางวันที่ได้มาตรฐานโภชนาการแก่นักเรียนทุกคนในสถานศึกษาของรัฐโดยไม่เสียค่าใช้จ่าย</w:t>
       </w:r>
     </w:p>
     <w:p>
@@ -14852,7 +14852,7 @@
         <w:t>มาตรา ๕๒๒</w:t>
       </w:r>
       <w:r>
-        <w:t xml:space="preserve">  ประชาชนย่อมมีสิทธิพื้นฐานในเรื่อง การคุ้มครองที่ดินเกษตรกรรมและโฉนดที่ดินชุมชน โดยห้ามมิให้หน่วยงานใดจำกัดสิทธิหรือสร้างเงื่อนไขกีดกันโดยมิชอบ</w:t>
+        <w:t xml:space="preserve">  เกษตรกรย่อมมีสิทธิได้รับการคุ้มครองที่ดินเกษตรกรรมของตน รัฐต้องกำหนดเขตเกษตรกรรมชั้นดีที่จะเปลี่ยนไปใช้ประโยชน์อย่างอื่นมิได้ เว้นแต่มีความจำเป็นเพื่อประโยชน์สาธารณะและได้จ่ายค่าทดแทนที่เป็นธรรมแล้ว</w:t>
       </w:r>
     </w:p>
     <w:p>
@@ -14867,7 +14867,7 @@
         <w:t>มาตรา ๕๒๓</w:t>
       </w:r>
       <w:r>
-        <w:t xml:space="preserve">  รัฐต้องรับรองและคุ้มครองหลักการ การประกันราคาพืชผลและการสร้างรายได้ที่มั่นคงแก่เกษตรกร เพื่อประโยชน์ของประชาชนและผู้ใช้บริการอย่างถ้วนหน้าและยั่งยืน</w:t>
+        <w:t xml:space="preserve">  รัฐต้องรับรองหลักการว่าเกษตรกรต้องมีรายได้ที่มั่นคงและเป็นธรรม รัฐต้องจัดให้มีกลไกประกันรายได้ขั้นต่ำสำหรับพืชผลหลัก และต้องไม่ใช้กลไกดังกล่าวในลักษณะที่ก่อความเสียหายแก่การคลังของรัฐเกินสมควร</w:t>
       </w:r>
     </w:p>
     <w:p>
@@ -14882,7 +14882,7 @@
         <w:t>มาตรา ๕๒๔</w:t>
       </w:r>
       <w:r>
-        <w:t xml:space="preserve">  ประชาชนย่อมมีสิทธิพื้นฐานในเรื่อง การควบคุมเมล็ดพันธุ์และการตรวจสอบพืชดัดแปลงพันธุกรรม (GMO) โดยห้ามมิให้หน่วยงานใดจำกัดสิทธิหรือสร้างเงื่อนไขกีดกันโดยมิชอบ</w:t>
+        <w:t xml:space="preserve">  เกษตรกรย่อมมีสิทธิเก็บ ใช้ แลกเปลี่ยน และขายเมล็ดพันธุ์ที่ตนผลิตเอง และสิทธิดังกล่าวจะถูกจำกัดด้วยการคุ้มครองพันธุ์พืชใหม่ของเอกชนมิได้</w:t>
       </w:r>
     </w:p>
     <w:p>
@@ -14897,7 +14897,7 @@
         <w:t>มาตรา ๕๒๕</w:t>
       </w:r>
       <w:r>
-        <w:t xml:space="preserve">  รัฐต้องรับรองและคุ้มครองหลักการ ระบบการชลประทานและสิทธิการเข้าถึงน้ำเพื่อเกษตรกรรายย่อย เพื่อประโยชน์ของประชาชนและผู้ใช้บริการอย่างถ้วนหน้าและยั่งยืน</w:t>
+        <w:t xml:space="preserve">  รัฐต้องรับรองหลักการว่าน้ำเป็นทรัพยากรส่วนรวม การจัดสรรน้ำในยามขาดแคลนต้องให้ลำดับแรกแก่การอุปโภคบริโภค ลำดับถัดไปแก่การเกษตรของเกษตรกรรายย่อย ก่อนการใช้เพื่ออุตสาหกรรมและการพาณิชย์</w:t>
       </w:r>
     </w:p>
     <w:p>
@@ -14912,7 +14912,7 @@
         <w:t>มาตรา ๕๒๖</w:t>
       </w:r>
       <w:r>
-        <w:t xml:space="preserve">  ประชาชนย่อมมีสิทธิพื้นฐานในเรื่อง การอุดหนุนเกษตรอินทรีย์และวิถีเกษตรกรรมยั่งยืน โดยห้ามมิให้หน่วยงานใดจำกัดสิทธิหรือสร้างเงื่อนไขกีดกันโดยมิชอบ</w:t>
+        <w:t xml:space="preserve">  เกษตรกรย่อมมีสิทธิได้รับการส่งเสริมให้ทำเกษตรอินทรีย์และเกษตรกรรมยั่งยืน รัฐต้องลดการใช้สารเคมีทางการเกษตรที่เป็นอันตรายร้ายแรง และห้ามการใช้สารที่ประเทศผู้ผลิตห้ามใช้ในประเทศของตนเอง</w:t>
       </w:r>
     </w:p>
     <w:p>
@@ -14927,7 +14927,7 @@
         <w:t>มาตรา ๕๒๗</w:t>
       </w:r>
       <w:r>
-        <w:t xml:space="preserve">  รัฐต้องรับรองและคุ้มครองหลักการ การรวมกลุ่มและบริหารงานสหกรณ์การเกษตรภาคประชาชน เพื่อประโยชน์ของประชาชนและผู้ใช้บริการอย่างถ้วนหน้าและยั่งยืน</w:t>
+        <w:t xml:space="preserve">  รัฐต้องรับรองหลักการว่าสหกรณ์การเกษตรเป็นองค์กรของสมาชิกที่บริหารกันเองตามหลักประชาธิปไตย รัฐจะเข้าแทรกแซงการบริหารสหกรณ์มิได้ เว้นแต่มีการทุจริตหรือฝ่าฝืนกฎหมาย</w:t>
       </w:r>
     </w:p>
     <w:p>
@@ -14942,7 +14942,7 @@
         <w:t>มาตรา ๕๒๘</w:t>
       </w:r>
       <w:r>
-        <w:t xml:space="preserve">  ประชาชนย่อมมีสิทธิพื้นฐานในเรื่อง ห่วงโซ่อุปทานอาหารที่โปร่งใสและเป็นมิตรต่อผู้บริโภค โดยห้ามมิให้หน่วยงานใดจำกัดสิทธิหรือสร้างเงื่อนไขกีดกันโดยมิชอบ</w:t>
+        <w:t xml:space="preserve">  ผู้บริโภคย่อมมีสิทธิรู้แหล่งที่มา วิธีการผลิต และสารตกค้างในอาหารที่ตนบริโภค และเกษตรกรย่อมมีสิทธิได้รับส่วนแบ่งที่เป็นธรรมจากราคาขายปลีก</w:t>
       </w:r>
     </w:p>
     <w:p>
@@ -14957,7 +14957,7 @@
         <w:t>มาตรา ๕๒๙</w:t>
       </w:r>
       <w:r>
-        <w:t xml:space="preserve">  ให้มีหน่วยงานกำกับดูแลที่เป็นอิสระทำหน้าที่วางระเบียบ มาตรการ และขับเคลื่อนโครงการเกี่ยวกับ ความมั่นคงทางอาหารและสิทธิในการเข้าถึงโภชนาการที่ดี เพื่อประสิทธิภาพสูงสุด</w:t>
+        <w:t xml:space="preserve">  ให้มีหน่วยงานกำกับดูแลความมั่นคงทางอาหาร ทำหน้าที่ติดตามปริมาณสำรองอาหารหลักของประเทศ ประกาศภาวะขาดแคลนอาหาร และสั่งจำกัดการส่งออกอาหารหลักเป็นการชั่วคราวเมื่อเกิดภาวะขาดแคลนภายในประเทศ</w:t>
       </w:r>
     </w:p>
     <w:p>
@@ -14972,7 +14972,7 @@
         <w:t>มาตรา ๕๓๐</w:t>
       </w:r>
       <w:r>
-        <w:t xml:space="preserve">  ให้จัดตั้งคณะกรรมการผู้ทรงคุณวุฒิระดับชาติเพื่อกำกับดูแล การคุ้มครองที่ดินเกษตรกรรมและโฉนดที่ดินชุมชน ให้เป็นไปตามมาตรฐานการดำเนินงานและเป้าหมายของรัฐ</w:t>
+        <w:t xml:space="preserve">  ให้มีคณะกรรมการนโยบายที่ดินเกษตรกรรมแห่งชาติ ทำหน้าที่กำหนดเพดานการถือครองที่ดินเกษตรกรรม จัดเก็บภาษีที่ดินรกร้างในอัตราก้าวหน้า และจัดสรรที่ดินที่ได้คืนมาให้เกษตรกรไร้ที่ดิน</w:t>
       </w:r>
     </w:p>
     <w:p>
@@ -14987,7 +14987,7 @@
         <w:t>มาตรา ๕๓๑</w:t>
       </w:r>
       <w:r>
-        <w:t xml:space="preserve">  ให้มีหน่วยงานกำกับดูแลที่เป็นอิสระทำหน้าที่วางระเบียบ มาตรการ และขับเคลื่อนโครงการเกี่ยวกับ การประกันราคาพืชผลและการสร้างรายได้ที่มั่นคงแก่เกษตรกร เพื่อประสิทธิภาพสูงสุด</w:t>
+        <w:t xml:space="preserve">  ให้มีหน่วยงานกำกับตลาดสินค้าเกษตร ทำหน้าที่ป้องกันการกดราคารับซื้อ การฮั้วประมูล และการผูกขาดของผู้รับซื้อรายใหญ่ และกำหนดให้มีการติดประกาศราคารับซื้อและวิธีวัดความชื้นอย่างเปิดเผย</w:t>
       </w:r>
     </w:p>
     <w:p>
@@ -15002,7 +15002,7 @@
         <w:t>มาตรา ๕๓๒</w:t>
       </w:r>
       <w:r>
-        <w:t xml:space="preserve">  ให้จัดตั้งคณะกรรมการผู้ทรงคุณวุฒิระดับชาติเพื่อกำกับดูแล การควบคุมเมล็ดพันธุ์และการตรวจสอบพืชดัดแปลงพันธุกรรม (GMO) ให้เป็นไปตามมาตรฐานการดำเนินงานและเป้าหมายของรัฐ</w:t>
+        <w:t xml:space="preserve">  ให้มีคณะกรรมการความปลอดภัยทางชีวภาพ ประกอบด้วยนักวิทยาศาสตร์อิสระและผู้แทนเกษตรกร ทำหน้าที่ประเมินความเสี่ยงของพืชดัดแปลงพันธุกรรมก่อนอนุญาตให้ปลูกในพื้นที่เปิด และกำหนดมาตรการป้องกันการปนเปื้อนข้ามแปลง</w:t>
       </w:r>
     </w:p>
     <w:p>
@@ -15017,7 +15017,7 @@
         <w:t>มาตรา ๕๓๓</w:t>
       </w:r>
       <w:r>
-        <w:t xml:space="preserve">  ให้มีหน่วยงานกำกับดูแลที่เป็นอิสระทำหน้าที่วางระเบียบ มาตรการ และขับเคลื่อนโครงการเกี่ยวกับ ระบบการชลประทานและสิทธิการเข้าถึงน้ำเพื่อเกษตรกรรายย่อย เพื่อประสิทธิภาพสูงสุด</w:t>
+        <w:t xml:space="preserve">  ให้มีคณะกรรมการลุ่มน้ำประจำลุ่มน้ำหลักแต่ละแห่ง ซึ่งมีผู้แทนกลุ่มผู้ใช้น้ำที่ได้รับเลือกตั้งร่วมเป็นกรรมการ ทำหน้าที่วางแผนการจัดสรรน้ำในแต่ละฤดูกาลและไกล่เกลี่ยข้อพิพาทเรื่องการใช้น้ำ</w:t>
       </w:r>
     </w:p>
     <w:p>
@@ -15032,7 +15032,7 @@
         <w:t>มาตรา ๕๓๔</w:t>
       </w:r>
       <w:r>
-        <w:t xml:space="preserve">  ให้จัดตั้งคณะกรรมการผู้ทรงคุณวุฒิระดับชาติเพื่อกำกับดูแล การอุดหนุนเกษตรอินทรีย์และวิถีเกษตรกรรมยั่งยืน ให้เป็นไปตามมาตรฐานการดำเนินงานและเป้าหมายของรัฐ</w:t>
+        <w:t xml:space="preserve">  ให้มีคณะกรรมการมาตรฐานเกษตรอินทรีย์ ทำหน้าที่รับรองมาตรฐานโดยมีค่าใช้จ่ายต่ำ และรับรองระบบการรับรองแบบมีส่วนร่วมของกลุ่มเกษตรกร</w:t>
       </w:r>
     </w:p>
     <w:p>
@@ -15047,7 +15047,7 @@
         <w:t>มาตรา ๕๓๕</w:t>
       </w:r>
       <w:r>
-        <w:t xml:space="preserve">  ให้มีหน่วยงานกำกับดูแลที่เป็นอิสระทำหน้าที่วางระเบียบ มาตรการ และขับเคลื่อนโครงการเกี่ยวกับ การรวมกลุ่มและบริหารงานสหกรณ์การเกษตรภาคประชาชน เพื่อประสิทธิภาพสูงสุด</w:t>
+        <w:t xml:space="preserve">  ให้มีหน่วยงานกำกับดูแลสหกรณ์ ทำหน้าที่ตรวจสอบบัญชีสหกรณ์อย่างน้อยปีละครั้ง และให้ความช่วยเหลือด้านการจัดการ การแปรรูป และการตลาดแก่สหกรณ์ขนาดเล็ก</w:t>
       </w:r>
     </w:p>
     <w:p>
@@ -15062,7 +15062,7 @@
         <w:t>มาตรา ๕๓๖</w:t>
       </w:r>
       <w:r>
-        <w:t xml:space="preserve">  ให้จัดตั้งคณะกรรมการผู้ทรงคุณวุฒิระดับชาติเพื่อกำกับดูแล ห่วงโซ่อุปทานอาหารที่โปร่งใสและเป็นมิตรต่อผู้บริโภค ให้เป็นไปตามมาตรฐานการดำเนินงานและเป้าหมายของรัฐ</w:t>
+        <w:t xml:space="preserve">  ให้มีคณะกรรมการแข่งขันทางการค้าด้านสินค้าเกษตรและอาหาร ทำหน้าที่กำกับสัญญาเกษตรพันธสัญญาให้เป็นธรรม และป้องกันการใช้อำนาจเหนือตลาดของผู้ประกอบการค้าปลีกและผู้แปรรูปรายใหญ่</w:t>
       </w:r>
     </w:p>
     <w:p>
@@ -15077,7 +15077,7 @@
         <w:t>มาตรา ๕๓๗</w:t>
       </w:r>
       <w:r>
-        <w:t xml:space="preserve">  รัฐต้องจัดสรรงบประมาณแผ่นดินและทรัพยากรที่จำเป็นอย่างต่อเนื่องทุกปี เพื่อสนับสนุนและผลักดันการดำเนินงานด้าน ความมั่นคงทางอาหารและสิทธิในการเข้าถึงโภชนาการที่ดี</w:t>
+        <w:t xml:space="preserve">  รัฐต้องจัดสรรงบประมาณทุกปีสำหรับอาหารกลางวันนักเรียน อาหารเสริมสำหรับหญิงตั้งครรภ์และเด็กเล็ก และคลังอาหารสำรองในทุกภูมิภาค โดยอัตราค่าอาหารต้องปรับตามราคาวัตถุดิบ</w:t>
       </w:r>
     </w:p>
     <w:p>
@@ -15092,7 +15092,7 @@
         <w:t>มาตรา ๕๓๘</w:t>
       </w:r>
       <w:r>
-        <w:t xml:space="preserve">  รัฐต้องจัดตั้งกองทุนหมุนเวียนเพื่ออุดหนุนและพัฒนา การคุ้มครองที่ดินเกษตรกรรมและโฉนดที่ดินชุมชน พร้อมจัดให้มีระบบลดหย่อนภาษีแก่ผู้ประกอบการหรือชุมชนที่ร่วมดำเนินงาน</w:t>
+        <w:t xml:space="preserve">  ให้มีกองทุนปลดหนี้และไถ่ถอนที่ดินเกษตรกร เพื่อรับซื้อหนี้ของเกษตรกรที่มีที่ดินติดจำนองหรือขายฝาก และปรับโครงสร้างหนี้ให้ผ่อนชำระได้ตามรายได้จริง โดยเกษตรกรต้องไม่สูญเสียที่ดินทำกินในระหว่างนั้น</w:t>
       </w:r>
     </w:p>
     <w:p>
@@ -15107,7 +15107,7 @@
         <w:t>มาตรา ๕๓๙</w:t>
       </w:r>
       <w:r>
-        <w:t xml:space="preserve">  รัฐต้องจัดสรรงบประมาณแผ่นดินและทรัพยากรที่จำเป็นอย่างต่อเนื่องทุกปี เพื่อสนับสนุนและผลักดันการดำเนินงานด้าน การประกันราคาพืชผลและการสร้างรายได้ที่มั่นคงแก่เกษตรกร</w:t>
+        <w:t xml:space="preserve">  รัฐต้องจัดสรรงบประมาณสำหรับประกันภัยพืชผลจากภัยธรรมชาติ โดยรัฐรับภาระเบี้ยประกันสำหรับเกษตรกรรายย่อยไม่น้อยกว่ากึ่งหนึ่ง</w:t>
       </w:r>
     </w:p>
     <w:p>
@@ -15122,7 +15122,7 @@
         <w:t>มาตรา ๕๔๐</w:t>
       </w:r>
       <w:r>
-        <w:t xml:space="preserve">  รัฐต้องจัดตั้งกองทุนหมุนเวียนเพื่ออุดหนุนและพัฒนา การควบคุมเมล็ดพันธุ์และการตรวจสอบพืชดัดแปลงพันธุกรรม (GMO) พร้อมจัดให้มีระบบลดหย่อนภาษีแก่ผู้ประกอบการหรือชุมชนที่ร่วมดำเนินงาน</w:t>
+        <w:t xml:space="preserve">  ให้มีกองทุนธนาคารเมล็ดพันธุ์ชุมชน เพื่อเก็บรักษาพันธุ์พืชพื้นเมือง สนับสนุนการปรับปรุงพันธุ์โดยเกษตรกร และกระจายเมล็ดพันธุ์คุณภาพดีในราคาต่ำ</w:t>
       </w:r>
     </w:p>
     <w:p>
@@ -15137,7 +15137,7 @@
         <w:t>มาตรา ๕๔๑</w:t>
       </w:r>
       <w:r>
-        <w:t xml:space="preserve">  รัฐต้องจัดสรรงบประมาณแผ่นดินและทรัพยากรที่จำเป็นอย่างต่อเนื่องทุกปี เพื่อสนับสนุนและผลักดันการดำเนินงานด้าน ระบบการชลประทานและสิทธิการเข้าถึงน้ำเพื่อเกษตรกรรายย่อย</w:t>
+        <w:t xml:space="preserve">  รัฐต้องจัดสรรงบประมาณทุกปีสำหรับแหล่งน้ำขนาดเล็กในไร่นา ระบบส่งน้ำชุมชน และการขุดลอกแหล่งน้ำ โดยให้ความสำคัญแก่พื้นที่นอกเขตชลประทานเป็นลำดับแรก</w:t>
       </w:r>
     </w:p>
     <w:p>
@@ -15152,7 +15152,7 @@
         <w:t>มาตรา ๕๔๒</w:t>
       </w:r>
       <w:r>
-        <w:t xml:space="preserve">  รัฐต้องจัดตั้งกองทุนหมุนเวียนเพื่ออุดหนุนและพัฒนา การอุดหนุนเกษตรอินทรีย์และวิถีเกษตรกรรมยั่งยืน พร้อมจัดให้มีระบบลดหย่อนภาษีแก่ผู้ประกอบการหรือชุมชนที่ร่วมดำเนินงาน</w:t>
+        <w:t xml:space="preserve">  ให้มีกองทุนสนับสนุนการปรับเปลี่ยนสู่เกษตรอินทรีย์ เพื่อชดเชยรายได้ที่ลดลงในระยะปรับเปลี่ยนไม่เกินสามปี และสนับสนุนปัจจัยการผลิตที่ปลอดสารพิษ</w:t>
       </w:r>
     </w:p>
     <w:p>
@@ -15167,7 +15167,7 @@
         <w:t>มาตรา ๕๔๓</w:t>
       </w:r>
       <w:r>
-        <w:t xml:space="preserve">  รัฐต้องจัดสรรงบประมาณแผ่นดินและทรัพยากรที่จำเป็นอย่างต่อเนื่องทุกปี เพื่อสนับสนุนและผลักดันการดำเนินงานด้าน การรวมกลุ่มและบริหารงานสหกรณ์การเกษตรภาคประชาชน</w:t>
+        <w:t xml:space="preserve">  รัฐต้องจัดสรรงบประมาณเพื่อสนับสนุนโรงสีชุมชน ลานตาก โกดัง และห้องเย็นที่สหกรณ์เป็นเจ้าของ เพื่อให้เกษตรกรเพิ่มมูลค่าผลผลิตและต่อรองราคาได้</w:t>
       </w:r>
     </w:p>
     <w:p>
@@ -15182,7 +15182,7 @@
         <w:t>มาตรา ๕๔๔</w:t>
       </w:r>
       <w:r>
-        <w:t xml:space="preserve">  รัฐต้องจัดตั้งกองทุนหมุนเวียนเพื่ออุดหนุนและพัฒนา ห่วงโซ่อุปทานอาหารที่โปร่งใสและเป็นมิตรต่อผู้บริโภค พร้อมจัดให้มีระบบลดหย่อนภาษีแก่ผู้ประกอบการหรือชุมชนที่ร่วมดำเนินงาน</w:t>
+        <w:t xml:space="preserve">  ให้มีกองทุนตลาดชุมชน เพื่อสนับสนุนตลาดเกษตรกร ระบบขายตรงจากเกษตรกรสู่ผู้บริโภค และการจัดซื้ออาหารจากเกษตรกรท้องถิ่นของโรงเรียนและโรงพยาบาลของรัฐ</w:t>
       </w:r>
     </w:p>
     <w:p>
@@ -15197,7 +15197,7 @@
         <w:t>มาตรา ๕๔๕</w:t>
       </w:r>
       <w:r>
-        <w:t xml:space="preserve">  หน่วยงานของรัฐต้องเปิดเผยข้อมูล รายงานการเบิกจ่ายงบประมาณ และผลการทำงานเกี่ยวกับ ความมั่นคงทางอาหารและสิทธิในการเข้าถึงโภชนาการที่ดี บนระบบข้อมูลออนไลน์ที่สืบค้นง่าย</w:t>
+        <w:t xml:space="preserve">  หน่วยงานของรัฐต้องเปิดเผยข้อมูลปริมาณสำรองอาหาร ราคาอาหารหลัก และภาวะทุพโภชนาการของเด็กรายจังหวัดต่อสาธารณะเป็นประจำ</w:t>
       </w:r>
     </w:p>
     <w:p>
@@ -15212,7 +15212,7 @@
         <w:t>มาตรา ๕๔๖</w:t>
       </w:r>
       <w:r>
-        <w:t xml:space="preserve">  ประชาชนและชุมชนท้องถิ่นย่อมมีสิทธิเสนอแนะ ตรวจสอบ และมีส่วนร่วมในการวางแผนจัดการเกี่ยวกับ การคุ้มครองที่ดินเกษตรกรรมและโฉนดที่ดินชุมชน โดยตรง</w:t>
+        <w:t xml:space="preserve">  เกษตรกรและชุมชนย่อมมีสิทธิตรวจสอบรายชื่อผู้ถือครองที่ดินเกษตรกรรมเกินเพดานในพื้นที่ของตน และเสนอให้คณะกรรมการตามมาตรา ๕๓๐ ดำเนินการ</w:t>
       </w:r>
     </w:p>
     <w:p>
@@ -15227,7 +15227,7 @@
         <w:t>มาตรา ๕๔๗</w:t>
       </w:r>
       <w:r>
-        <w:t xml:space="preserve">  หน่วยงานของรัฐต้องเปิดเผยข้อมูล รายงานการเบิกจ่ายงบประมาณ และผลการทำงานเกี่ยวกับ การประกันราคาพืชผลและการสร้างรายได้ที่มั่นคงแก่เกษตรกร บนระบบข้อมูลออนไลน์ที่สืบค้นง่าย</w:t>
+        <w:t xml:space="preserve">  หน่วยงานของรัฐต้องเปิดเผยราคาสินค้าเกษตรรายวัน ต้นทุนการผลิตเฉลี่ย และจำนวนเงินช่วยเหลือที่จ่ายแก่เกษตรกรรายจังหวัดต่อสาธารณะ</w:t>
       </w:r>
     </w:p>
     <w:p>
@@ -15242,7 +15242,7 @@
         <w:t>มาตรา ๕๔๘</w:t>
       </w:r>
       <w:r>
-        <w:t xml:space="preserve">  ประชาชนและชุมชนท้องถิ่นย่อมมีสิทธิเสนอแนะ ตรวจสอบ และมีส่วนร่วมในการวางแผนจัดการเกี่ยวกับ การควบคุมเมล็ดพันธุ์และการตรวจสอบพืชดัดแปลงพันธุกรรม (GMO) โดยตรง</w:t>
+        <w:t xml:space="preserve">  อาหารและผลิตภัณฑ์ที่มีส่วนประกอบจากพืชหรือสัตว์ดัดแปลงพันธุกรรม ต้องแสดงฉลากโดยชัดเจน และหน่วยงานของรัฐต้องเปิดเผยพื้นที่ที่ได้รับอนุญาตให้ปลูกพืชดัดแปลงพันธุกรรมต่อสาธารณะ</w:t>
       </w:r>
     </w:p>
     <w:p>
@@ -15257,7 +15257,7 @@
         <w:t>มาตรา ๕๔๙</w:t>
       </w:r>
       <w:r>
-        <w:t xml:space="preserve">  หน่วยงานของรัฐต้องเปิดเผยข้อมูล รายงานการเบิกจ่ายงบประมาณ และผลการทำงานเกี่ยวกับ ระบบการชลประทานและสิทธิการเข้าถึงน้ำเพื่อเกษตรกรรายย่อย บนระบบข้อมูลออนไลน์ที่สืบค้นง่าย</w:t>
+        <w:t xml:space="preserve">  หน่วยงานของรัฐต้องเปิดเผยปริมาณน้ำในเขื่อนและอ่างเก็บน้ำ แผนการระบายน้ำ และการจัดสรรน้ำรายพื้นที่ต่อสาธารณะแบบทันเวลา</w:t>
       </w:r>
     </w:p>
     <w:p>
@@ -15272,7 +15272,7 @@
         <w:t>มาตรา ๕๕๐</w:t>
       </w:r>
       <w:r>
-        <w:t xml:space="preserve">  ประชาชนและชุมชนท้องถิ่นย่อมมีสิทธิเสนอแนะ ตรวจสอบ และมีส่วนร่วมในการวางแผนจัดการเกี่ยวกับ การอุดหนุนเกษตรอินทรีย์และวิถีเกษตรกรรมยั่งยืน โดยตรง</w:t>
+        <w:t xml:space="preserve">  เกษตรกรและผู้บริโภคย่อมมีสิทธิร่วมกำหนดรายชื่อสารเคมีทางการเกษตรที่ต้องควบคุมหรือห้ามใช้ และมีสิทธิเสนอให้ทบทวนรายชื่อดังกล่าว</w:t>
       </w:r>
     </w:p>
     <w:p>
@@ -15287,7 +15287,7 @@
         <w:t>มาตรา ๕๕๑</w:t>
       </w:r>
       <w:r>
-        <w:t xml:space="preserve">  หน่วยงานของรัฐต้องเปิดเผยข้อมูล รายงานการเบิกจ่ายงบประมาณ และผลการทำงานเกี่ยวกับ การรวมกลุ่มและบริหารงานสหกรณ์การเกษตรภาคประชาชน บนระบบข้อมูลออนไลน์ที่สืบค้นง่าย</w:t>
+        <w:t xml:space="preserve">  หน่วยงานของรัฐต้องเปิดเผยผลการตรวจสอบบัญชีและฐานะการเงินของสหกรณ์ทุกแห่งต่อสมาชิกและสาธารณะ</w:t>
       </w:r>
     </w:p>
     <w:p>
@@ -15302,7 +15302,7 @@
         <w:t>มาตรา ๕๕๒</w:t>
       </w:r>
       <w:r>
-        <w:t xml:space="preserve">  ประชาชนและชุมชนท้องถิ่นย่อมมีสิทธิเสนอแนะ ตรวจสอบ และมีส่วนร่วมในการวางแผนจัดการเกี่ยวกับ ห่วงโซ่อุปทานอาหารที่โปร่งใสและเป็นมิตรต่อผู้บริโภค โดยตรง</w:t>
+        <w:t xml:space="preserve">  ผู้บริโภคและองค์กรผู้บริโภคย่อมมีสิทธิร้องเรียนและขอให้ตรวจสอบอาหารที่สงสัยว่าไม่ปลอดภัย และหน่วยงานของรัฐต้องเปิดเผยผลตรวจสารตกค้างรายยี่ห้อต่อสาธารณะ</w:t>
       </w:r>
     </w:p>
     <w:p>
@@ -15317,7 +15317,7 @@
         <w:t>มาตรา ๕๕๓</w:t>
       </w:r>
       <w:r>
-        <w:t xml:space="preserve">  รัฐต้องดูแลและจัดให้มีมาตรการช่วยเหลือเป็นพิเศษสำหรับผู้มีรายได้น้อย ผู้พิการ ผู้สูงอายุ และกลุ่มเปราะบางในการเข้าถึง ความมั่นคงทางอาหารและสิทธิในการเข้าถึงโภชนาการที่ดี</w:t>
+        <w:t xml:space="preserve">  รัฐต้องจัดให้มีความช่วยเหลือด้านอาหารแก่ผู้มีรายได้น้อย ผู้สูงอายุที่อยู่ลำพัง และผู้พิการ ในรูปแบบที่รักษาศักดิ์ศรีของผู้รับ และต้องไม่ใช้ความช่วยเหลือนั้นเป็นเงื่อนไขทางการเมือง</w:t>
       </w:r>
     </w:p>
     <w:p>
@@ -15332,7 +15332,7 @@
         <w:t>มาตรา ๕๕๔</w:t>
       </w:r>
       <w:r>
-        <w:t xml:space="preserve">  การพัฒนาและการตรวจสอบระบบ การคุ้มครองที่ดินเกษตรกรรมและโฉนดที่ดินชุมชน ต้องใช้วิทยาการที่ก้าวหน้า เทคโนโลยีดิจิทัล และนวัตกรรมที่สอดรับกับสากล</w:t>
+        <w:t xml:space="preserve">  ระบบทะเบียนที่ดินเกษตรกรรมและโฉนดชุมชนต้องเป็นระบบดิจิทัลที่เชื่อมโยงกับแผนที่ทางอากาศ และเปิดให้ประชาชนตรวจสอบประวัติการเปลี่ยนมือได้ เพื่อป้องกันการกว้านซื้อที่ดินผ่านตัวแทนอำพราง</w:t>
       </w:r>
     </w:p>
     <w:p>
@@ -15347,7 +15347,7 @@
         <w:t>มาตรา ๕๕๕</w:t>
       </w:r>
       <w:r>
-        <w:t xml:space="preserve">  ผู้ใดหรือเจ้าหน้าที่ของรัฐที่กระทำการละเมิด ทุจริต หรือจงใจหลบเลี่ยงบทบัญญัติการดำเนินงานเกี่ยวกับ การประกันราคาพืชผลและการสร้างรายได้ที่มั่นคงแก่เกษตรกร ต้องระวางโทษทางวินัยร้ายแรงและโทษอาญา</w:t>
+        <w:t xml:space="preserve">  ผู้ใดกดราคารับซื้อโดยใช้เครื่องชั่งหรือวิธีวัดคุณภาพที่ไม่เที่ยงตรง หรือเจ้าหน้าที่ของรัฐที่ทุจริตในโครงการช่วยเหลือเกษตรกร ต้องระวางโทษทางอาญาและต้องคืนประโยชน์ที่ได้รับไปทั้งหมด</w:t>
       </w:r>
     </w:p>
     <w:p>
@@ -15362,7 +15362,7 @@
         <w:t>มาตรา ๕๕๖</w:t>
       </w:r>
       <w:r>
-        <w:t xml:space="preserve">  การดำเนินงานในรายละเอียดและขั้นตอนการปฏิบัติเกี่ยวกับ การควบคุมเมล็ดพันธุ์และการตรวจสอบพืชดัดแปลงพันธุกรรม (GMO) ให้ตราขึ้นเป็นพระราชบัญญัติประกอบรัฐธรรมนูญภายในหนึ่งปี</w:t>
+        <w:t xml:space="preserve">  การดำเนินงานในรายละเอียดเกี่ยวกับการคุ้มครองเมล็ดพันธุ์ของเกษตรกรและการควบคุมพืชดัดแปลงพันธุกรรม ให้ตราเป็นกฎหมายภายในหนึ่งปีนับแต่วันที่หมวดนี้ใช้บังคับ</w:t>
       </w:r>
     </w:p>
     <w:p>
@@ -15377,7 +15377,7 @@
         <w:t>มาตรา ๕๕๗</w:t>
       </w:r>
       <w:r>
-        <w:t xml:space="preserve">  รัฐต้องดูแลและจัดให้มีมาตรการช่วยเหลือเป็นพิเศษสำหรับผู้มีรายได้น้อย ผู้พิการ ผู้สูงอายุ และกลุ่มเปราะบางในการเข้าถึง ระบบการชลประทานและสิทธิการเข้าถึงน้ำเพื่อเกษตรกรรายย่อย</w:t>
+        <w:t xml:space="preserve">  รัฐต้องจัดให้มีมาตรการช่วยเหลือเป็นพิเศษแก่เกษตรกรรายย่อยในพื้นที่แล้งซ้ำซาก เช่น การขุดบ่อน้ำในไร่นาโดยไม่เสียค่าใช้จ่ายและการจัดหาน้ำในยามวิกฤต</w:t>
       </w:r>
     </w:p>
     <w:p>
@@ -15392,7 +15392,7 @@
         <w:t>มาตรา ๕๕๘</w:t>
       </w:r>
       <w:r>
-        <w:t xml:space="preserve">  การพัฒนาและการตรวจสอบระบบ การอุดหนุนเกษตรอินทรีย์และวิถีเกษตรกรรมยั่งยืน ต้องใช้วิทยาการที่ก้าวหน้า เทคโนโลยีดิจิทัล และนวัตกรรมที่สอดรับกับสากล</w:t>
+        <w:t xml:space="preserve">  การพัฒนาและการตรวจสอบระบบการรับรองเกษตรอินทรีย์ต้องใช้ระบบตรวจสอบย้อนกลับที่ผู้บริโภคตรวจสอบแหล่งผลิตได้ เพื่อป้องกันการปลอมแปลงฉลากอินทรีย์</w:t>
       </w:r>
     </w:p>
     <w:p>
@@ -15407,7 +15407,7 @@
         <w:t>มาตรา ๕๕๙</w:t>
       </w:r>
       <w:r>
-        <w:t xml:space="preserve">  ผู้ใดหรือเจ้าหน้าที่ของรัฐที่กระทำการละเมิด ทุจริต หรือจงใจหลบเลี่ยงบทบัญญัติการดำเนินงานเกี่ยวกับ การรวมกลุ่มและบริหารงานสหกรณ์การเกษตรภาคประชาชน ต้องระวางโทษทางวินัยร้ายแรงและโทษอาญา</w:t>
+        <w:t xml:space="preserve">  กรรมการหรือผู้จัดการสหกรณ์ผู้ใดยักยอกทรัพย์ของสหกรณ์ หรือเจ้าหน้าที่ของรัฐที่ร่วมกระทำการดังกล่าว ต้องระวางโทษทางอาญาในอัตราสองเท่าของความผิดฐานยักยอกทั่วไป</w:t>
       </w:r>
     </w:p>
     <w:p>
@@ -15422,7 +15422,7 @@
         <w:t>มาตรา ๕๖๐</w:t>
       </w:r>
       <w:r>
-        <w:t xml:space="preserve">  การดำเนินงานในรายละเอียดและขั้นตอนการปฏิบัติเกี่ยวกับ ห่วงโซ่อุปทานอาหารที่โปร่งใสและเป็นมิตรต่อผู้บริโภค ให้ตราขึ้นเป็นพระราชบัญญัติประกอบรัฐธรรมนูญภายในหนึ่งปี</w:t>
+        <w:t xml:space="preserve">  หลักเกณฑ์เกี่ยวกับสัญญาเกษตรพันธสัญญาและการแสดงแหล่งที่มาของอาหาร ให้ตราเป็นกฎหมายภายในหนึ่งปีนับแต่วันที่หมวดนี้ใช้บังคับ</w:t>
       </w:r>
     </w:p>
     <w:p>
@@ -15449,7 +15449,7 @@
         <w:t>มาตรา ๕๖๑</w:t>
       </w:r>
       <w:r>
-        <w:t xml:space="preserve">  ประชาชนย่อมมีสิทธิพื้นฐานในเรื่อง การศึกษาปฐมวัยคุณภาพสูงและสวัสดิการเด็กแรกเกิดถ้วนหน้า โดยห้ามมิให้หน่วยงานใดจำกัดสิทธิหรือสร้างเงื่อนไขกีดกันโดยมิชอบ</w:t>
+        <w:t xml:space="preserve">  เด็กทุกคนย่อมมีสิทธิได้รับการเลี้ยงดูและพัฒนาในช่วงปฐมวัยอย่างมีคุณภาพ เด็กแรกเกิดจนถึงอายุหกปีทุกคนย่อมมีสิทธิได้รับเงินอุดหนุนรายเดือนแบบถ้วนหน้า โดยไม่ต้องพิสูจน์ความยากจน</w:t>
       </w:r>
     </w:p>
     <w:p>
@@ -15464,7 +15464,7 @@
         <w:t>มาตรา ๕๖๒</w:t>
       </w:r>
       <w:r>
-        <w:t xml:space="preserve">  รัฐต้องรับรองและคุ้มครองหลักการ สวัสดิการและการดูแลผู้สูงอายุระยะยาวโดยรัฐ เพื่อประโยชน์ของประชาชนและผู้ใช้บริการอย่างถ้วนหน้าและยั่งยืน</w:t>
+        <w:t xml:space="preserve">  รัฐต้องรับรองหลักการว่าผู้สูงอายุที่ช่วยเหลือตนเองไม่ได้ย่อมมีสิทธิได้รับการดูแลระยะยาวอย่างมีศักดิ์ศรี ทั้งการดูแลที่บ้าน ในชุมชน และในสถานดูแล</w:t>
       </w:r>
     </w:p>
     <w:p>
@@ -15479,7 +15479,7 @@
         <w:t>มาตรา ๕๖๓</w:t>
       </w:r>
       <w:r>
-        <w:t xml:space="preserve">  ประชาชนย่อมมีสิทธิพื้นฐานในเรื่อง การจัดสถาปัตยกรรมเพื่อทุกคน (Accessibility) เพื่อสิทธิ์ผู้พิการ โดยห้ามมิให้หน่วยงานใดจำกัดสิทธิหรือสร้างเงื่อนไขกีดกันโดยมิชอบ</w:t>
+        <w:t xml:space="preserve">  ผู้พิการย่อมมีสิทธิเข้าถึงและใช้ประโยชน์จากอาคาร สถานที่ ยานพาหนะ ข้อมูลข่าวสาร และบริการสาธารณะได้เท่าเทียมกับบุคคลอื่น อาคารสาธารณะที่สร้างใหม่ต้องมีสิ่งอำนวยความสะดวกสำหรับผู้พิการ มิฉะนั้นจะได้รับอนุญาตให้เปิดใช้มิได้</w:t>
       </w:r>
     </w:p>
     <w:p>
@@ -15494,7 +15494,7 @@
         <w:t>มาตรา ๕๖๔</w:t>
       </w:r>
       <w:r>
-        <w:t xml:space="preserve">  รัฐต้องรับรองและคุ้มครองหลักการ มาตรการป้องกัน ปราบปราม และเยียวยาการล่วงละเมิดเด็ก เพื่อประโยชน์ของประชาชนและผู้ใช้บริการอย่างถ้วนหน้าและยั่งยืน</w:t>
+        <w:t xml:space="preserve">  รัฐต้องรับรองหลักการว่าเด็กต้องได้รับความคุ้มครองจากการทารุณกรรม การล่วงละเมิดทางเพศ การแสวงประโยชน์ และการทอดทิ้ง และประโยชน์สูงสุดของเด็กต้องเป็นข้อพิจารณาสำคัญในทุกกระบวนการที่เกี่ยวกับเด็ก</w:t>
       </w:r>
     </w:p>
     <w:p>
@@ -15509,7 +15509,7 @@
         <w:t>มาตรา ๕๖๕</w:t>
       </w:r>
       <w:r>
-        <w:t xml:space="preserve">  ประชาชนย่อมมีสิทธิพื้นฐานในเรื่อง ระบบบำนาญประชาชนถ้วนหน้าที่เพียงพอแก่การเกษียณอย่างมีเกียรติ โดยห้ามมิให้หน่วยงานใดจำกัดสิทธิหรือสร้างเงื่อนไขกีดกันโดยมิชอบ</w:t>
+        <w:t xml:space="preserve">  ประชาชนทุกคนเมื่อมีอายุครบหกสิบปีย่อมมีสิทธิได้รับบำนาญประชาชนถ้วนหน้ารายเดือนในอัตราที่เพียงพอแก่การดำรงชีพอย่างมีเกียรติ โดยไม่ต้องพิสูจน์ความยากจน และจะลดอัตราบำนาญลงให้ต่ำกว่าเส้นความยากจนมิได้</w:t>
       </w:r>
     </w:p>
     <w:p>
@@ -15524,7 +15524,7 @@
         <w:t>มาตรา ๕๖๖</w:t>
       </w:r>
       <w:r>
-        <w:t xml:space="preserve">  รัฐต้องรับรองและคุ้มครองหลักการ การสนับสนุนการจ้างงานและการฝึกวิชาชีพแก่ผู้พิการ เพื่อประโยชน์ของประชาชนและผู้ใช้บริการอย่างถ้วนหน้าและยั่งยืน</w:t>
+        <w:t xml:space="preserve">  รัฐต้องรับรองหลักการว่าผู้พิการย่อมมีสิทธิทำงานและได้รับค่าตอบแทนเท่าเทียมกับบุคคลอื่น หน่วยงานของรัฐและสถานประกอบการขนาดใหญ่ต้องจ้างผู้พิการตามสัดส่วนที่กฎหมายกำหนด</w:t>
       </w:r>
     </w:p>
     <w:p>
@@ -15539,7 +15539,7 @@
         <w:t>มาตรา ๕๖๗</w:t>
       </w:r>
       <w:r>
-        <w:t xml:space="preserve">  ประชาชนย่อมมีสิทธิพื้นฐานในเรื่อง ครอบครัวอุปถัมภ์และการยกระดับสถานสงเคราะห์เยาวชน โดยห้ามมิให้หน่วยงานใดจำกัดสิทธิหรือสร้างเงื่อนไขกีดกันโดยมิชอบ</w:t>
+        <w:t xml:space="preserve">  เด็กที่ไม่อาจอยู่กับครอบครัวเดิมได้ย่อมมีสิทธิได้รับการดูแลในครอบครัวทดแทนเป็นลำดับแรก และการส่งเด็กเข้าสถานสงเคราะห์ให้กระทำได้เฉพาะเมื่อไม่มีทางเลือกอื่นและเป็นการชั่วคราว</w:t>
       </w:r>
     </w:p>
     <w:p>
@@ -15554,7 +15554,7 @@
         <w:t>มาตรา ๕๖๘</w:t>
       </w:r>
       <w:r>
-        <w:t xml:space="preserve">  รัฐต้องรับรองและคุ้มครองหลักการ การจัดตั้งและบริหารกองทุนเด็กและเยาวชนแห่งชาติ เพื่อประโยชน์ของประชาชนและผู้ใช้บริการอย่างถ้วนหน้าและยั่งยืน</w:t>
+        <w:t xml:space="preserve">  รัฐต้องรับรองหลักการว่าเด็กและเยาวชนเป็นผู้ทรงสิทธิที่มีเสียงในเรื่องที่กระทบต่อตน และต้องจัดให้มีสภาเด็กและเยาวชนทุกระดับที่สมาชิกมาจากการเลือกตั้งกันเอง</w:t>
       </w:r>
     </w:p>
     <w:p>
@@ -15569,7 +15569,7 @@
         <w:t>มาตรา ๕๖๙</w:t>
       </w:r>
       <w:r>
-        <w:t xml:space="preserve">  ให้จัดตั้งคณะกรรมการผู้ทรงคุณวุฒิระดับชาติเพื่อกำกับดูแล การศึกษาปฐมวัยคุณภาพสูงและสวัสดิการเด็กแรกเกิดถ้วนหน้า ให้เป็นไปตามมาตรฐานการดำเนินงานและเป้าหมายของรัฐ</w:t>
+        <w:t xml:space="preserve">  ให้มีคณะกรรมการพัฒนาเด็กปฐมวัยแห่งชาติ ทำหน้าที่กำหนดมาตรฐานศูนย์พัฒนาเด็กเล็ก อัตราส่วนผู้ดูแลต่อเด็ก และคุณวุฒิของผู้ดูแลเด็ก</w:t>
       </w:r>
     </w:p>
     <w:p>
@@ -15584,7 +15584,7 @@
         <w:t>มาตรา ๕๗๐</w:t>
       </w:r>
       <w:r>
-        <w:t xml:space="preserve">  ให้มีหน่วยงานกำกับดูแลที่เป็นอิสระทำหน้าที่วางระเบียบ มาตรการ และขับเคลื่อนโครงการเกี่ยวกับ สวัสดิการและการดูแลผู้สูงอายุระยะยาวโดยรัฐ เพื่อประสิทธิภาพสูงสุด</w:t>
+        <w:t xml:space="preserve">  ให้มีหน่วยงานกำกับดูแลสถานดูแลผู้สูงอายุ ทำหน้าที่ออกใบอนุญาต ตรวจมาตรฐาน และสั่งปิดสถานดูแลที่ทารุณหรือละเลยผู้สูงอายุ</w:t>
       </w:r>
     </w:p>
     <w:p>
@@ -15599,7 +15599,7 @@
         <w:t>มาตรา ๕๗๑</w:t>
       </w:r>
       <w:r>
-        <w:t xml:space="preserve">  ให้จัดตั้งคณะกรรมการผู้ทรงคุณวุฒิระดับชาติเพื่อกำกับดูแล การจัดสถาปัตยกรรมเพื่อทุกคน (Accessibility) เพื่อสิทธิ์ผู้พิการ ให้เป็นไปตามมาตรฐานการดำเนินงานและเป้าหมายของรัฐ</w:t>
+        <w:t xml:space="preserve">  ให้มีคณะกรรมการส่งเสริมการออกแบบเพื่อทุกคน ทำหน้าที่กำหนดมาตรฐานสิ่งอำนวยความสะดวก และกำหนดเวลาให้อาคารและระบบขนส่งสาธารณะเดิมปรับปรุงให้แล้วเสร็จ</w:t>
       </w:r>
     </w:p>
     <w:p>
@@ -15614,7 +15614,7 @@
         <w:t>มาตรา ๕๗๒</w:t>
       </w:r>
       <w:r>
-        <w:t xml:space="preserve">  ให้มีหน่วยงานกำกับดูแลที่เป็นอิสระทำหน้าที่วางระเบียบ มาตรการ และขับเคลื่อนโครงการเกี่ยวกับ มาตรการป้องกัน ปราบปราม และเยียวยาการล่วงละเมิดเด็ก เพื่อประสิทธิภาพสูงสุด</w:t>
+        <w:t xml:space="preserve">  ให้มีหน่วยงานคุ้มครองเด็กประจำจังหวัด มีอำนาจเข้าช่วยเหลือและแยกเด็กออกจากสถานการณ์อันตรายทันที และประสานการรักษา การฟื้นฟู และการดำเนินคดี ณ จุดเดียว</w:t>
       </w:r>
     </w:p>
     <w:p>
@@ -15629,7 +15629,7 @@
         <w:t>มาตรา ๕๗๓</w:t>
       </w:r>
       <w:r>
-        <w:t xml:space="preserve">  ให้จัดตั้งคณะกรรมการผู้ทรงคุณวุฒิระดับชาติเพื่อกำกับดูแล ระบบบำนาญประชาชนถ้วนหน้าที่เพียงพอแก่การเกษียณอย่างมีเกียรติ ให้เป็นไปตามมาตรฐานการดำเนินงานและเป้าหมายของรัฐ</w:t>
+        <w:t xml:space="preserve">  ให้มีคณะกรรมการบำนาญแห่งชาติ ทำหน้าที่กำกับดูแลระบบบำนาญประชาชน ทบทวนอัตราบำนาญให้สอดคล้องกับค่าครองชีพเป็นประจำทุกปี และประสานระบบบำนาญประชาชนกับบำนาญข้าราชการและประกันสังคม</w:t>
       </w:r>
     </w:p>
     <w:p>
@@ -15644,7 +15644,7 @@
         <w:t>มาตรา ๕๗๔</w:t>
       </w:r>
       <w:r>
-        <w:t xml:space="preserve">  ให้มีหน่วยงานกำกับดูแลที่เป็นอิสระทำหน้าที่วางระเบียบ มาตรการ และขับเคลื่อนโครงการเกี่ยวกับ การสนับสนุนการจ้างงานและการฝึกวิชาชีพแก่ผู้พิการ เพื่อประสิทธิภาพสูงสุด</w:t>
+        <w:t xml:space="preserve">  ให้มีหน่วยงานส่งเสริมอาชีพผู้พิการ ทำหน้าที่จับคู่ผู้พิการกับนายจ้าง จัดหาผู้ช่วยในการทำงาน และให้คำปรึกษาแก่นายจ้างในการปรับสถานที่ทำงานอย่างสมเหตุสมผล</w:t>
       </w:r>
     </w:p>
     <w:p>
@@ -15659,7 +15659,7 @@
         <w:t>มาตรา ๕๗๕</w:t>
       </w:r>
       <w:r>
-        <w:t xml:space="preserve">  ให้จัดตั้งคณะกรรมการผู้ทรงคุณวุฒิระดับชาติเพื่อกำกับดูแล ครอบครัวอุปถัมภ์และการยกระดับสถานสงเคราะห์เยาวชน ให้เป็นไปตามมาตรฐานการดำเนินงานและเป้าหมายของรัฐ</w:t>
+        <w:t xml:space="preserve">  ให้มีคณะกรรมการคุ้มครองเด็กในความดูแลของรัฐ ทำหน้าที่คัดกรองและรับรองครอบครัวอุปถัมภ์ ตรวจเยี่ยมเด็กอย่างสม่ำเสมอ และกำหนดมาตรฐานสถานสงเคราะห์</w:t>
       </w:r>
     </w:p>
     <w:p>
@@ -15674,7 +15674,7 @@
         <w:t>มาตรา ๕๗๖</w:t>
       </w:r>
       <w:r>
-        <w:t xml:space="preserve">  ให้มีหน่วยงานกำกับดูแลที่เป็นอิสระทำหน้าที่วางระเบียบ มาตรการ และขับเคลื่อนโครงการเกี่ยวกับ การจัดตั้งและบริหารกองทุนเด็กและเยาวชนแห่งชาติ เพื่อประสิทธิภาพสูงสุด</w:t>
+        <w:t xml:space="preserve">  ให้กองทุนเด็กและเยาวชนแห่งชาติมีคณะกรรมการบริหารซึ่งมีผู้แทนสภาเด็กและเยาวชนไม่น้อยกว่าหนึ่งในสาม ทำหน้าที่จัดสรรทุนแก่โครงการที่เด็กและเยาวชนเป็นผู้เสนอและดำเนินการเอง</w:t>
       </w:r>
     </w:p>
     <w:p>
@@ -15689,7 +15689,7 @@
         <w:t>มาตรา ๕๗๗</w:t>
       </w:r>
       <w:r>
-        <w:t xml:space="preserve">  รัฐต้องจัดตั้งกองทุนหมุนเวียนเพื่ออุดหนุนและพัฒนา การศึกษาปฐมวัยคุณภาพสูงและสวัสดิการเด็กแรกเกิดถ้วนหน้า พร้อมจัดให้มีระบบลดหย่อนภาษีแก่ผู้ประกอบการหรือชุมชนที่ร่วมดำเนินงาน</w:t>
+        <w:t xml:space="preserve">  ให้มีกองทุนพัฒนาเด็กปฐมวัย เพื่อจัดตั้งและปรับปรุงศูนย์พัฒนาเด็กเล็กให้มีในทุกตำบล และอุดหนุนค่าดูแลเด็กเล็กแก่ครอบครัวที่พ่อแม่ต้องทำงาน</w:t>
       </w:r>
     </w:p>
     <w:p>
@@ -15704,7 +15704,7 @@
         <w:t>มาตรา ๕๗๘</w:t>
       </w:r>
       <w:r>
-        <w:t xml:space="preserve">  รัฐต้องจัดสรรงบประมาณแผ่นดินและทรัพยากรที่จำเป็นอย่างต่อเนื่องทุกปี เพื่อสนับสนุนและผลักดันการดำเนินงานด้าน สวัสดิการและการดูแลผู้สูงอายุระยะยาวโดยรัฐ</w:t>
+        <w:t xml:space="preserve">  รัฐต้องจัดสรรงบประมาณทุกปีสำหรับผู้ช่วยเหลือดูแลผู้สูงอายุประจำชุมชน และค่าตอบแทนแก่สมาชิกในครอบครัวที่ต้องออกจากงานเพื่อดูแลผู้สูงอายุที่ติดเตียง</w:t>
       </w:r>
     </w:p>
     <w:p>
@@ -15719,7 +15719,7 @@
         <w:t>มาตรา ๕๗๙</w:t>
       </w:r>
       <w:r>
-        <w:t xml:space="preserve">  รัฐต้องจัดตั้งกองทุนหมุนเวียนเพื่ออุดหนุนและพัฒนา การจัดสถาปัตยกรรมเพื่อทุกคน (Accessibility) เพื่อสิทธิ์ผู้พิการ พร้อมจัดให้มีระบบลดหย่อนภาษีแก่ผู้ประกอบการหรือชุมชนที่ร่วมดำเนินงาน</w:t>
+        <w:t xml:space="preserve">  ให้มีกองทุนปรับปรุงสภาพแวดล้อมเพื่อผู้พิการ เพื่อปรับปรุงที่อยู่อาศัยของผู้พิการที่มีรายได้น้อย และอุดหนุนองค์กรปกครองส่วนท้องถิ่นในการปรับปรุงทางเท้าและอาคารสาธารณะ</w:t>
       </w:r>
     </w:p>
     <w:p>
@@ -15734,7 +15734,7 @@
         <w:t>มาตรา ๕๘๐</w:t>
       </w:r>
       <w:r>
-        <w:t xml:space="preserve">  รัฐต้องจัดสรรงบประมาณแผ่นดินและทรัพยากรที่จำเป็นอย่างต่อเนื่องทุกปี เพื่อสนับสนุนและผลักดันการดำเนินงานด้าน มาตรการป้องกัน ปราบปราม และเยียวยาการล่วงละเมิดเด็ก</w:t>
+        <w:t xml:space="preserve">  รัฐต้องจัดสรรงบประมาณทุกปีสำหรับศูนย์พึ่งได้ นักสังคมสงเคราะห์ นักจิตวิทยาเด็ก และการฟื้นฟูเด็กที่ถูกกระทำ</w:t>
       </w:r>
     </w:p>
     <w:p>
@@ -15749,7 +15749,7 @@
         <w:t>มาตรา ๕๘๑</w:t>
       </w:r>
       <w:r>
-        <w:t xml:space="preserve">  รัฐต้องจัดตั้งกองทุนหมุนเวียนเพื่ออุดหนุนและพัฒนา ระบบบำนาญประชาชนถ้วนหน้าที่เพียงพอแก่การเกษียณอย่างมีเกียรติ พร้อมจัดให้มีระบบลดหย่อนภาษีแก่ผู้ประกอบการหรือชุมชนที่ร่วมดำเนินงาน</w:t>
+        <w:t xml:space="preserve">  ให้มีกองทุนบำนาญแห่งชาติ ซึ่งมีรายได้จากงบประมาณแผ่นดิน ภาษีที่กฎหมายจัดสรรไว้โดยเฉพาะ และผลตอบแทนจากการลงทุน เพื่อเป็นหลักประกันการจ่ายบำนาญประชาชนอย่างยั่งยืน กองทุนต้องลงทุนด้วยความระมัดระวังและจะนำไปใช้เพื่อการอื่นมิได้</w:t>
       </w:r>
     </w:p>
     <w:p>
@@ -15764,7 +15764,7 @@
         <w:t>มาตรา ๕๘๒</w:t>
       </w:r>
       <w:r>
-        <w:t xml:space="preserve">  รัฐต้องจัดสรรงบประมาณแผ่นดินและทรัพยากรที่จำเป็นอย่างต่อเนื่องทุกปี เพื่อสนับสนุนและผลักดันการดำเนินงานด้าน การสนับสนุนการจ้างงานและการฝึกวิชาชีพแก่ผู้พิการ</w:t>
+        <w:t xml:space="preserve">  รัฐต้องจัดสรรงบประมาณสำหรับศูนย์ฝึกอาชีพผู้พิการ ค่าอุปกรณ์ช่วยในการทำงาน และเงินทุนประกอบอาชีพอิสระของผู้พิการ</w:t>
       </w:r>
     </w:p>
     <w:p>
@@ -15779,7 +15779,7 @@
         <w:t>มาตรา ๕๘๓</w:t>
       </w:r>
       <w:r>
-        <w:t xml:space="preserve">  รัฐต้องจัดตั้งกองทุนหมุนเวียนเพื่ออุดหนุนและพัฒนา ครอบครัวอุปถัมภ์และการยกระดับสถานสงเคราะห์เยาวชน พร้อมจัดให้มีระบบลดหย่อนภาษีแก่ผู้ประกอบการหรือชุมชนที่ร่วมดำเนินงาน</w:t>
+        <w:t xml:space="preserve">  ให้มีกองทุนสนับสนุนครอบครัวอุปถัมภ์และเยาวชนที่ออกจากความดูแลของรัฐ เพื่อจ่ายค่าเลี้ยงดูแก่ครอบครัวอุปถัมภ์ และให้ทุนการศึกษาและที่พักแก่เยาวชนที่พ้นอายุความดูแลจนถึงอายุยี่สิบห้าปี</w:t>
       </w:r>
     </w:p>
     <w:p>
@@ -15794,7 +15794,7 @@
         <w:t>มาตรา ๕๘๔</w:t>
       </w:r>
       <w:r>
-        <w:t xml:space="preserve">  รัฐต้องจัดสรรงบประมาณแผ่นดินและทรัพยากรที่จำเป็นอย่างต่อเนื่องทุกปี เพื่อสนับสนุนและผลักดันการดำเนินงานด้าน การจัดตั้งและบริหารกองทุนเด็กและเยาวชนแห่งชาติ</w:t>
+        <w:t xml:space="preserve">  รัฐต้องจัดสรรงบประมาณแก่กองทุนเด็กและเยาวชนแห่งชาติเป็นประจำทุกปีในอัตราไม่ต่ำกว่าที่กฎหมายกำหนด และจะนำเงินกองทุนไปใช้จ่ายเพื่อการประชาสัมพันธ์ของรัฐมิได้</w:t>
       </w:r>
     </w:p>
     <w:p>
@@ -15809,7 +15809,7 @@
         <w:t>มาตรา ๕๘๕</w:t>
       </w:r>
       <w:r>
-        <w:t xml:space="preserve">  ประชาชนและชุมชนท้องถิ่นย่อมมีสิทธิเสนอแนะ ตรวจสอบ และมีส่วนร่วมในการวางแผนจัดการเกี่ยวกับ การศึกษาปฐมวัยคุณภาพสูงและสวัสดิการเด็กแรกเกิดถ้วนหน้า โดยตรง</w:t>
+        <w:t xml:space="preserve">  พ่อแม่และผู้ปกครองย่อมมีสิทธิร่วมเป็นกรรมการศูนย์พัฒนาเด็กเล็กในชุมชนของตน และร่วมประเมินคุณภาพการดูแลเด็ก</w:t>
       </w:r>
     </w:p>
     <w:p>
@@ -15824,7 +15824,7 @@
         <w:t>มาตรา ๕๘๖</w:t>
       </w:r>
       <w:r>
-        <w:t xml:space="preserve">  หน่วยงานของรัฐต้องเปิดเผยข้อมูล รายงานการเบิกจ่ายงบประมาณ และผลการทำงานเกี่ยวกับ สวัสดิการและการดูแลผู้สูงอายุระยะยาวโดยรัฐ บนระบบข้อมูลออนไลน์ที่สืบค้นง่าย</w:t>
+        <w:t xml:space="preserve">  หน่วยงานของรัฐต้องเปิดเผยรายชื่อสถานดูแลผู้สูงอายุที่ได้รับอนุญาต ผลการตรวจมาตรฐาน และเรื่องร้องเรียนต่อสาธารณะ</w:t>
       </w:r>
     </w:p>
     <w:p>
@@ -15839,7 +15839,7 @@
         <w:t>มาตรา ๕๘๗</w:t>
       </w:r>
       <w:r>
-        <w:t xml:space="preserve">  ประชาชนและชุมชนท้องถิ่นย่อมมีสิทธิเสนอแนะ ตรวจสอบ และมีส่วนร่วมในการวางแผนจัดการเกี่ยวกับ การจัดสถาปัตยกรรมเพื่อทุกคน (Accessibility) เพื่อสิทธิ์ผู้พิการ โดยตรง</w:t>
+        <w:t xml:space="preserve">  ผู้พิการและองค์กรของผู้พิการย่อมมีสิทธิร่วมตรวจรับอาคารสาธารณะและระบบขนส่งก่อนเปิดใช้ และร่วมจัดทำมาตรฐานตามมาตรา ๕๗๑</w:t>
       </w:r>
     </w:p>
     <w:p>
@@ -15854,7 +15854,7 @@
         <w:t>มาตรา ๕๘๘</w:t>
       </w:r>
       <w:r>
-        <w:t xml:space="preserve">  หน่วยงานของรัฐต้องเปิดเผยข้อมูล รายงานการเบิกจ่ายงบประมาณ และผลการทำงานเกี่ยวกับ มาตรการป้องกัน ปราบปราม และเยียวยาการล่วงละเมิดเด็ก บนระบบข้อมูลออนไลน์ที่สืบค้นง่าย</w:t>
+        <w:t xml:space="preserve">  หน่วยงานของรัฐต้องเปิดเผยสถิติการกระทำความรุนแรงต่อเด็ก ผลการดำเนินคดี และผลการฟื้นฟู โดยไม่เปิดเผยตัวตนของเด็ก</w:t>
       </w:r>
     </w:p>
     <w:p>
@@ -15869,7 +15869,7 @@
         <w:t>มาตรา ๕๘๙</w:t>
       </w:r>
       <w:r>
-        <w:t xml:space="preserve">  ประชาชนและชุมชนท้องถิ่นย่อมมีสิทธิเสนอแนะ ตรวจสอบ และมีส่วนร่วมในการวางแผนจัดการเกี่ยวกับ ระบบบำนาญประชาชนถ้วนหน้าที่เพียงพอแก่การเกษียณอย่างมีเกียรติ โดยตรง</w:t>
+        <w:t xml:space="preserve">  ประชาชนย่อมมีสิทธิตรวจสอบสิทธิและประวัติการได้รับบำนาญของตน และมีสิทธิเสนอความเห็นต่อคณะกรรมการตามมาตรา ๕๗๓ ในการทบทวนอัตราบำนาญ</w:t>
       </w:r>
     </w:p>
     <w:p>
@@ -15884,7 +15884,7 @@
         <w:t>มาตรา ๕๙๐</w:t>
       </w:r>
       <w:r>
-        <w:t xml:space="preserve">  หน่วยงานของรัฐต้องเปิดเผยข้อมูล รายงานการเบิกจ่ายงบประมาณ และผลการทำงานเกี่ยวกับ การสนับสนุนการจ้างงานและการฝึกวิชาชีพแก่ผู้พิการ บนระบบข้อมูลออนไลน์ที่สืบค้นง่าย</w:t>
+        <w:t xml:space="preserve">  หน่วยงานของรัฐต้องเปิดเผยจำนวนผู้พิการที่หน่วยงานและสถานประกอบการแต่ละแห่งจ้างงานเทียบกับสัดส่วนที่กฎหมายกำหนดต่อสาธารณะ</w:t>
       </w:r>
     </w:p>
     <w:p>
@@ -15899,7 +15899,7 @@
         <w:t>มาตรา ๕๙๑</w:t>
       </w:r>
       <w:r>
-        <w:t xml:space="preserve">  ประชาชนและชุมชนท้องถิ่นย่อมมีสิทธิเสนอแนะ ตรวจสอบ และมีส่วนร่วมในการวางแผนจัดการเกี่ยวกับ ครอบครัวอุปถัมภ์และการยกระดับสถานสงเคราะห์เยาวชน โดยตรง</w:t>
+        <w:t xml:space="preserve">  เด็กในความดูแลของรัฐย่อมมีสิทธิแสดงความคิดเห็นในเรื่องที่เกี่ยวกับตน และมีสิทธิร้องเรียนต่อผู้ตรวจการแผ่นดินโดยตรงโดยไม่ต้องผ่านผู้ดูแล</w:t>
       </w:r>
     </w:p>
     <w:p>
@@ -15914,7 +15914,7 @@
         <w:t>มาตรา ๕๙๒</w:t>
       </w:r>
       <w:r>
-        <w:t xml:space="preserve">  หน่วยงานของรัฐต้องเปิดเผยข้อมูล รายงานการเบิกจ่ายงบประมาณ และผลการทำงานเกี่ยวกับ การจัดตั้งและบริหารกองทุนเด็กและเยาวชนแห่งชาติ บนระบบข้อมูลออนไลน์ที่สืบค้นง่าย</w:t>
+        <w:t xml:space="preserve">  กองทุนเด็กและเยาวชนแห่งชาติต้องเปิดเผยรายชื่อโครงการที่ได้รับทุน จำนวนเงิน และผลการดำเนินงานต่อสาธารณะเป็นประจำทุกปี</w:t>
       </w:r>
     </w:p>
     <w:p>
@@ -15929,7 +15929,7 @@
         <w:t>มาตรา ๕๙๓</w:t>
       </w:r>
       <w:r>
-        <w:t xml:space="preserve">  การออกระเบียบหรือมาตรการใด ๆ เกี่ยวกับ การศึกษาปฐมวัยคุณภาพสูงและสวัสดิการเด็กแรกเกิดถ้วนหน้า ต้องคำนึงถึงผลกระทบต่อกลุ่มเปราะบางในสังคมเป็นลำดับแรก</w:t>
+        <w:t xml:space="preserve">  การออกระเบียบเกี่ยวกับเงินอุดหนุนเด็กแรกเกิดต้องคำนึงถึงเด็กในครอบครัวยากจน เด็กไร้สัญชาติ และเด็กที่อยู่ห่างไกลเป็นลำดับแรก และจะกำหนดเงื่อนไขที่ทำให้เด็กกลุ่มดังกล่าวเข้าไม่ถึงสิทธิมิได้</w:t>
       </w:r>
     </w:p>
     <w:p>
@@ -15944,7 +15944,7 @@
         <w:t>มาตรา ๕๙๔</w:t>
       </w:r>
       <w:r>
-        <w:t xml:space="preserve">  รัฐต้องส่งเสริมความร่วมมือทางวิชาการและปรับปรุงมาตรฐานการจัดการ สวัสดิการและการดูแลผู้สูงอายุระยะยาวโดยรัฐ ให้สอดคล้องกับข้อตกลงและกติกาสากลระหว่างประเทศ</w:t>
+        <w:t xml:space="preserve">  ให้รัฐร่วมมือกับนานาชาติในการพัฒนามาตรฐานการดูแลผู้สูงอายุระยะยาวและระบบประกันการดูแลระยะยาว เพื่อรองรับสังคมสูงวัย</w:t>
       </w:r>
     </w:p>
     <w:p>
@@ -15959,7 +15959,7 @@
         <w:t>มาตรา ๕๙๕</w:t>
       </w:r>
       <w:r>
-        <w:t xml:space="preserve">  ให้คณะกรรมการตรวจสอบมีอำนาจในการระงับ อายัด และสืบสวนหาข้อเท็จจริงกรณีพบความไม่โปร่งใสในการดำเนินงานด้าน การจัดสถาปัตยกรรมเพื่อทุกคน (Accessibility) เพื่อสิทธิ์ผู้พิการ</w:t>
+        <w:t xml:space="preserve">  ให้คณะกรรมการตามมาตรา ๕๗๑ มีอำนาจตรวจสอบ ระงับการเบิกจ่ายค่าก่อสร้าง และสั่งแก้ไขอาคารสาธารณะที่ไม่เป็นไปตามมาตรฐานสิ่งอำนวยความสะดวก</w:t>
       </w:r>
     </w:p>
     <w:p>
@@ -15974,7 +15974,7 @@
         <w:t>มาตรา ๕๙๖</w:t>
       </w:r>
       <w:r>
-        <w:t xml:space="preserve">  ให้มีการประเมินผลสัมฤทธิ์และทบทวนความเหมาะสมของกฎหมายและนโยบายด้าน มาตรการป้องกัน ปราบปราม และเยียวยาการล่วงละเมิดเด็ก ทุกรอบห้าปีตามสภาวะสังคมที่เปลี่ยนแปลง</w:t>
+        <w:t xml:space="preserve">  ความผิดฐานล่วงละเมิดทางเพศต่อเด็กไม่มีอายุความ และกฎหมายและนโยบายด้านการคุ้มครองเด็กต้องได้รับการทบทวนทุกห้าปี โดยรับฟังความเห็นของเด็กและเยาวชนด้วย</w:t>
       </w:r>
     </w:p>
     <w:p>
@@ -15989,7 +15989,7 @@
         <w:t>มาตรา ๕๙๗</w:t>
       </w:r>
       <w:r>
-        <w:t xml:space="preserve">  การออกระเบียบหรือมาตรการใด ๆ เกี่ยวกับ ระบบบำนาญประชาชนถ้วนหน้าที่เพียงพอแก่การเกษียณอย่างมีเกียรติ ต้องคำนึงถึงผลกระทบต่อกลุ่มเปราะบางในสังคมเป็นลำดับแรก</w:t>
+        <w:t xml:space="preserve">  มาตรการใด ๆ เกี่ยวกับบำนาญประชาชนต้องคำนึงถึงผู้สูงอายุที่ไม่มีรายได้อื่นและผู้ที่อยู่ลำพังเป็นลำดับแรก และการจ่ายบำนาญต้องไม่หยุดชะงักแม้ในระหว่างที่ยังไม่มีกฎหมายงบประมาณรายจ่ายประจำปี</w:t>
       </w:r>
     </w:p>
     <w:p>
@@ -16004,7 +16004,7 @@
         <w:t>มาตรา ๕๙๘</w:t>
       </w:r>
       <w:r>
-        <w:t xml:space="preserve">  รัฐต้องส่งเสริมความร่วมมือทางวิชาการและปรับปรุงมาตรฐานการจัดการ การสนับสนุนการจ้างงานและการฝึกวิชาชีพแก่ผู้พิการ ให้สอดคล้องกับข้อตกลงและกติกาสากลระหว่างประเทศ</w:t>
+        <w:t xml:space="preserve">  ให้รัฐปฏิบัติตามอนุสัญญาว่าด้วยสิทธิคนพิการ และร่วมมือกับนานาชาติในการพัฒนาเทคโนโลยีสิ่งอำนวยความสะดวกสำหรับผู้พิการ</w:t>
       </w:r>
     </w:p>
     <w:p>
@@ -16019,7 +16019,7 @@
         <w:t>มาตรา ๕๙๙</w:t>
       </w:r>
       <w:r>
-        <w:t xml:space="preserve">  ให้คณะกรรมการตรวจสอบมีอำนาจในการระงับ อายัด และสืบสวนหาข้อเท็จจริงกรณีพบความไม่โปร่งใสในการดำเนินงานด้าน ครอบครัวอุปถัมภ์และการยกระดับสถานสงเคราะห์เยาวชน</w:t>
+        <w:t xml:space="preserve">  ให้คณะกรรมการตามมาตรา ๕๗๕ มีอำนาจตรวจสถานสงเคราะห์ได้ทุกเวลาโดยไม่ต้องแจ้งล่วงหน้า อายัดเอกสาร และสั่งย้ายเด็กออกทันทีเมื่อพบการทารุณกรรมหรือการทุจริต</w:t>
       </w:r>
     </w:p>
     <w:p>
@@ -16034,7 +16034,7 @@
         <w:t>มาตรา ๖๐๐</w:t>
       </w:r>
       <w:r>
-        <w:t xml:space="preserve">  ให้มีการประเมินผลสัมฤทธิ์และทบทวนความเหมาะสมของกฎหมายและนโยบายด้าน การจัดตั้งและบริหารกองทุนเด็กและเยาวชนแห่งชาติ ทุกรอบห้าปีตามสภาวะสังคมที่เปลี่ยนแปลง</w:t>
+        <w:t xml:space="preserve">  การดำเนินงานของกองทุนเด็กและเยาวชนแห่งชาติต้องได้รับการประเมินผลสัมฤทธิ์ทุกห้าปีโดยผู้ประเมินภายนอก และต้องนำผลการประเมินมาปรับปรุงหลักเกณฑ์การจัดสรรทุน</w:t>
       </w:r>
     </w:p>
     <w:p>
@@ -16061,7 +16061,7 @@
         <w:t>มาตรา ๖๐๑</w:t>
       </w:r>
       <w:r>
-        <w:t xml:space="preserve">  รัฐต้องรับรองและคุ้มครองหลักการ การศึกษาภาคบังคับฟรีและการกระจายทรัพยากรการศึกษา เพื่อประโยชน์ของประชาชนและผู้ใช้บริการอย่างถ้วนหน้าและยั่งยืน</w:t>
+        <w:t xml:space="preserve">  รัฐต้องรับรองหลักการว่าบุคคลทุกคนย่อมมีสิทธิได้รับการศึกษาตั้งแต่ระดับก่อนประถมศึกษาจนจบการศึกษาขั้นพื้นฐานโดยไม่เสียค่าใช้จ่าย ซึ่งรวมถึงค่าเล่าเรียน ค่าหนังสือ ค่าเครื่องแบบ ค่าอุปกรณ์การเรียน และค่าเดินทางสำหรับนักเรียนที่อยู่ห่างไกล</w:t>
       </w:r>
     </w:p>
     <w:p>
@@ -16076,7 +16076,7 @@
         <w:t>มาตรา ๖๐๒</w:t>
       </w:r>
       <w:r>
-        <w:t xml:space="preserve">  ประชาชนย่อมมีสิทธิพื้นฐานในเรื่อง การจัดสรรทุนวิจัยทางวิทยาศาสตร์เพื่อประโยชน์สาธารณะ โดยห้ามมิให้หน่วยงานใดจำกัดสิทธิหรือสร้างเงื่อนไขกีดกันโดยมิชอบ</w:t>
+        <w:t xml:space="preserve">  นักวิจัยและสถาบันวิจัยย่อมมีสิทธิได้รับการจัดสรรทุนวิจัยจากรัฐอย่างเป็นธรรม โดยพิจารณาจากคุณภาพของข้อเสนอโครงการและประโยชน์ต่อสาธารณะ มิใช่จากความสัมพันธ์ส่วนบุคคลหรือความเห็นทางการเมือง</w:t>
       </w:r>
     </w:p>
     <w:p>
@@ -16091,7 +16091,7 @@
         <w:t>มาตรา ๖๐๓</w:t>
       </w:r>
       <w:r>
-        <w:t xml:space="preserve">  รัฐต้องรับรองและคุ้มครองหลักการ หลักสูตรการศึกษาที่ยืดหยุ่น เน้นการวิเคราะห์และความคิดสร้างสรรค์ เพื่อประโยชน์ของประชาชนและผู้ใช้บริการอย่างถ้วนหน้าและยั่งยืน</w:t>
+        <w:t xml:space="preserve">  ผู้เรียนย่อมมีสิทธิได้รับการศึกษาที่ส่งเสริมการคิดวิเคราะห์ การตั้งคำถาม ความคิดสร้างสรรค์ และความเข้าใจในสิทธิเสรีภาพตามรัฐธรรมนูญ รัฐจะใช้หลักสูตรเพื่อปลูกฝังลัทธิทางการเมืองฝ่ายใดฝ่ายหนึ่งมิได้</w:t>
       </w:r>
     </w:p>
     <w:p>
@@ -16106,7 +16106,7 @@
         <w:t>มาตรา ๖๐๔</w:t>
       </w:r>
       <w:r>
-        <w:t xml:space="preserve">  ประชาชนย่อมมีสิทธิพื้นฐานในเรื่อง การคุ้มครองสิทธิครูและจัดสวัสดิการบุคลากรทางการศึกษา โดยห้ามมิให้หน่วยงานใดจำกัดสิทธิหรือสร้างเงื่อนไขกีดกันโดยมิชอบ</w:t>
+        <w:t xml:space="preserve">  ครูและบุคลากรทางการศึกษาย่อมมีสิทธิได้รับค่าตอบแทนและสวัสดิการที่เหมาะสมแก่วิชาชีพ ได้รับความคุ้มครองในการปฏิบัติหน้าที่ และมีเวลาสำหรับการสอนโดยไม่ถูกมอบหมายงานธุรการเกินสมควร</w:t>
       </w:r>
     </w:p>
     <w:p>
@@ -16121,7 +16121,7 @@
         <w:t>มาตรา ๖๐๕</w:t>
       </w:r>
       <w:r>
-        <w:t xml:space="preserve">  รัฐต้องรับรองและคุ้มครองหลักการ การส่งเสริมการเรียนรู้ตลอดชีวิตและการศึกษานอกระบบ เพื่อประโยชน์ของประชาชนและผู้ใช้บริการอย่างถ้วนหน้าและยั่งยืน</w:t>
+        <w:t xml:space="preserve">  รัฐต้องรับรองหลักการว่าบุคคลทุกวัยย่อมมีสิทธิเรียนรู้ตลอดชีวิต และต้องจัดให้มีการศึกษานอกระบบและการศึกษาตามอัธยาศัยที่สามารถสะสมหน่วยกิตและเทียบโอนเข้าสู่การศึกษาในระบบได้</w:t>
       </w:r>
     </w:p>
     <w:p>
@@ -16136,7 +16136,7 @@
         <w:t>มาตรา ๖๐๖</w:t>
       </w:r>
       <w:r>
-        <w:t xml:space="preserve">  ประชาชนย่อมมีสิทธิพื้นฐานในเรื่อง การแก้ไขความเหลื่อมล้ำทางการศึกษาระหว่างชนบทและเมือง โดยห้ามมิให้หน่วยงานใดจำกัดสิทธิหรือสร้างเงื่อนไขกีดกันโดยมิชอบ</w:t>
+        <w:t xml:space="preserve">  ผู้เรียนในชนบทและพื้นที่ห่างไกลย่อมมีสิทธิได้รับการศึกษาที่มีคุณภาพเทียบเท่าผู้เรียนในเมือง รัฐจะยุบหรือควบรวมโรงเรียนขนาดเล็กโดยไม่จัดการเดินทางที่ปลอดภัยและไม่ได้รับความเห็นชอบจากชุมชนมิได้</w:t>
       </w:r>
     </w:p>
     <w:p>
@@ -16151,7 +16151,7 @@
         <w:t>มาตรา ๖๐๗</w:t>
       </w:r>
       <w:r>
-        <w:t xml:space="preserve">  รัฐต้องรับรองและคุ้มครองหลักการ การจัดตั้งหอสมุดหลวงและแหล่งเรียนรู้สาธารณะในทุกชุมชน เพื่อประโยชน์ของประชาชนและผู้ใช้บริการอย่างถ้วนหน้าและยั่งยืน</w:t>
+        <w:t xml:space="preserve">  รัฐต้องรับรองหลักการว่าประชาชนย่อมมีสิทธิเข้าถึงความรู้โดยเสรี และต้องจัดให้มีหอสมุดแห่งชาติเป็นที่เก็บรักษาสิ่งพิมพ์และเอกสารสำคัญของชาติ และให้มีห้องสมุดหรือแหล่งเรียนรู้สาธารณะในทุกตำบล</w:t>
       </w:r>
     </w:p>
     <w:p>
@@ -16166,7 +16166,7 @@
         <w:t>มาตรา ๖๐๘</w:t>
       </w:r>
       <w:r>
-        <w:t xml:space="preserve">  ประชาชนย่อมมีสิทธิพื้นฐานในเรื่อง เสรีภาพทางวิชาการและการป้องกันการแทรกแซงงานวิจัย โดยห้ามมิให้หน่วยงานใดจำกัดสิทธิหรือสร้างเงื่อนไขกีดกันโดยมิชอบ</w:t>
+        <w:t xml:space="preserve">  บุคคลย่อมมีเสรีภาพทางวิชาการ การศึกษาอบรม การเรียนการสอน การวิจัย และการเผยแพร่งานวิจัยตามหลักวิชาการย่อมได้รับความคุ้มครอง และผลงานวิจัยจะถูกปิดกั้นหรือสั่งระงับเพราะเหตุที่ขัดต่อนโยบายของรัฐมิได้</w:t>
       </w:r>
     </w:p>
     <w:p>
@@ -16181,7 +16181,7 @@
         <w:t>มาตรา ๖๐๙</w:t>
       </w:r>
       <w:r>
-        <w:t xml:space="preserve">  ให้มีหน่วยงานกำกับดูแลที่เป็นอิสระทำหน้าที่วางระเบียบ มาตรการ และขับเคลื่อนโครงการเกี่ยวกับ การศึกษาภาคบังคับฟรีและการกระจายทรัพยากรการศึกษา เพื่อประสิทธิภาพสูงสุด</w:t>
+        <w:t xml:space="preserve">  ให้มีหน่วยงานกำกับมาตรฐานการศึกษาขั้นพื้นฐานซึ่งเป็นอิสระจากหน่วยงานผู้จัดการศึกษา ทำหน้าที่ประเมินคุณภาพสถานศึกษาโดยมุ่งที่ผลลัพธ์การเรียนรู้ของผู้เรียน และต้องไม่สร้างภาระเอกสารแก่ครูเกินจำเป็น</w:t>
       </w:r>
     </w:p>
     <w:p>
@@ -16196,7 +16196,7 @@
         <w:t>มาตรา ๖๑๐</w:t>
       </w:r>
       <w:r>
-        <w:t xml:space="preserve">  ให้จัดตั้งคณะกรรมการผู้ทรงคุณวุฒิระดับชาติเพื่อกำกับดูแล การจัดสรรทุนวิจัยทางวิทยาศาสตร์เพื่อประโยชน์สาธารณะ ให้เป็นไปตามมาตรฐานการดำเนินงานและเป้าหมายของรัฐ</w:t>
+        <w:t xml:space="preserve">  ให้มีคณะกรรมการนโยบายวิทยาศาสตร์ วิจัย และนวัตกรรม ทำหน้าที่กำหนดทิศทางการวิจัยของประเทศ และให้การพิจารณาทุนวิจัยใช้ระบบผู้ทรงคุณวุฒิประเมินโดยไม่เปิดเผยชื่อ</w:t>
       </w:r>
     </w:p>
     <w:p>
@@ -16211,7 +16211,7 @@
         <w:t>มาตรา ๖๑๑</w:t>
       </w:r>
       <w:r>
-        <w:t xml:space="preserve">  ให้มีหน่วยงานกำกับดูแลที่เป็นอิสระทำหน้าที่วางระเบียบ มาตรการ และขับเคลื่อนโครงการเกี่ยวกับ หลักสูตรการศึกษาที่ยืดหยุ่น เน้นการวิเคราะห์และความคิดสร้างสรรค์ เพื่อประสิทธิภาพสูงสุด</w:t>
+        <w:t xml:space="preserve">  ให้มีคณะกรรมการหลักสูตรแห่งชาติ ประกอบด้วยครู นักวิชาการ ผู้ปกครอง และผู้แทนนักเรียน ทำหน้าที่กำหนดเพียงกรอบสมรรถนะหลัก และให้สถานศึกษามีอิสระในการออกแบบรายวิชาตามบริบทของพื้นที่</w:t>
       </w:r>
     </w:p>
     <w:p>
@@ -16226,7 +16226,7 @@
         <w:t>มาตรา ๖๑๒</w:t>
       </w:r>
       <w:r>
-        <w:t xml:space="preserve">  ให้จัดตั้งคณะกรรมการผู้ทรงคุณวุฒิระดับชาติเพื่อกำกับดูแล การคุ้มครองสิทธิครูและจัดสวัสดิการบุคลากรทางการศึกษา ให้เป็นไปตามมาตรฐานการดำเนินงานและเป้าหมายของรัฐ</w:t>
+        <w:t xml:space="preserve">  ให้มีคณะกรรมการพิทักษ์ระบบคุณธรรมครู ทำหน้าที่พิจารณาการบรรจุ แต่งตั้ง โยกย้าย และเลื่อนวิทยฐานะครูตามหลักคุณธรรม และวินิจฉัยเรื่องร้องทุกข์ของครู</w:t>
       </w:r>
     </w:p>
     <w:p>
@@ -16241,7 +16241,7 @@
         <w:t>มาตรา ๖๑๓</w:t>
       </w:r>
       <w:r>
-        <w:t xml:space="preserve">  ให้มีหน่วยงานกำกับดูแลที่เป็นอิสระทำหน้าที่วางระเบียบ มาตรการ และขับเคลื่อนโครงการเกี่ยวกับ การส่งเสริมการเรียนรู้ตลอดชีวิตและการศึกษานอกระบบ เพื่อประสิทธิภาพสูงสุด</w:t>
+        <w:t xml:space="preserve">  ให้มีหน่วยงานกำกับดูแลการศึกษาตลอดชีวิต ทำหน้าที่รับรองหลักสูตรระยะสั้น จัดทำระบบธนาคารหน่วยกิต และรับรองความรู้และประสบการณ์จากการทำงาน</w:t>
       </w:r>
     </w:p>
     <w:p>
@@ -16256,7 +16256,7 @@
         <w:t>มาตรา ๖๑๔</w:t>
       </w:r>
       <w:r>
-        <w:t xml:space="preserve">  ให้จัดตั้งคณะกรรมการผู้ทรงคุณวุฒิระดับชาติเพื่อกำกับดูแล การแก้ไขความเหลื่อมล้ำทางการศึกษาระหว่างชนบทและเมือง ให้เป็นไปตามมาตรฐานการดำเนินงานและเป้าหมายของรัฐ</w:t>
+        <w:t xml:space="preserve">  ให้มีคณะกรรมการเพื่อความเสมอภาคทางการศึกษา ทำหน้าที่จัดทำดัชนีความเหลื่อมล้ำทางการศึกษารายพื้นที่ และเสนอการจัดสรรทรัพยากรเพิ่มเติมแก่พื้นที่ที่ด้อยโอกาส</w:t>
       </w:r>
     </w:p>
     <w:p>
@@ -16271,7 +16271,7 @@
         <w:t>มาตรา ๖๑๕</w:t>
       </w:r>
       <w:r>
-        <w:t xml:space="preserve">  ให้มีหน่วยงานกำกับดูแลที่เป็นอิสระทำหน้าที่วางระเบียบ มาตรการ และขับเคลื่อนโครงการเกี่ยวกับ การจัดตั้งหอสมุดหลวงและแหล่งเรียนรู้สาธารณะในทุกชุมชน เพื่อประสิทธิภาพสูงสุด</w:t>
+        <w:t xml:space="preserve">  ให้มีคณะกรรมการแหล่งเรียนรู้สาธารณะ ทำหน้าที่กำหนดมาตรฐานห้องสมุดสาธารณะ พิพิธภัณฑ์ และศูนย์การเรียนรู้ และสนับสนุนให้เปิดบริการนอกเวลาราชการ</w:t>
       </w:r>
     </w:p>
     <w:p>
@@ -16286,7 +16286,7 @@
         <w:t>มาตรา ๖๑๖</w:t>
       </w:r>
       <w:r>
-        <w:t xml:space="preserve">  ให้จัดตั้งคณะกรรมการผู้ทรงคุณวุฒิระดับชาติเพื่อกำกับดูแล เสรีภาพทางวิชาการและการป้องกันการแทรกแซงงานวิจัย ให้เป็นไปตามมาตรฐานการดำเนินงานและเป้าหมายของรัฐ</w:t>
+        <w:t xml:space="preserve">  ให้มีคณะกรรมการคุ้มครองเสรีภาพทางวิชาการ ทำหน้าที่รับเรื่องร้องเรียนการแทรกแซงงานวิจัยหรือการเรียนการสอน และเสนอมาตรการคุ้มครองนักวิชาการที่ถูกคุกคาม</w:t>
       </w:r>
     </w:p>
     <w:p>
@@ -16301,7 +16301,7 @@
         <w:t>มาตรา ๖๑๗</w:t>
       </w:r>
       <w:r>
-        <w:t xml:space="preserve">  รัฐต้องจัดสรรงบประมาณแผ่นดินและทรัพยากรที่จำเป็นอย่างต่อเนื่องทุกปี เพื่อสนับสนุนและผลักดันการดำเนินงานด้าน การศึกษาภาคบังคับฟรีและการกระจายทรัพยากรการศึกษา</w:t>
+        <w:t xml:space="preserve">  รัฐต้องจัดสรรงบประมาณการศึกษาขั้นพื้นฐานตามจำนวนผู้เรียน โดยให้เงินอุดหนุนรายหัวเพิ่มขึ้นสำหรับโรงเรียนในพื้นที่ห่างไกลและโรงเรียนที่มีนักเรียนยากจนเป็นจำนวนมาก</w:t>
       </w:r>
     </w:p>
     <w:p>
@@ -16316,7 +16316,7 @@
         <w:t>มาตรา ๖๑๘</w:t>
       </w:r>
       <w:r>
-        <w:t xml:space="preserve">  รัฐต้องจัดตั้งกองทุนหมุนเวียนเพื่ออุดหนุนและพัฒนา การจัดสรรทุนวิจัยทางวิทยาศาสตร์เพื่อประโยชน์สาธารณะ พร้อมจัดให้มีระบบลดหย่อนภาษีแก่ผู้ประกอบการหรือชุมชนที่ร่วมดำเนินงาน</w:t>
+        <w:t xml:space="preserve">  รัฐต้องจัดสรรงบประมาณด้านการวิจัยและพัฒนาในสัดส่วนที่เพิ่มขึ้นจนไม่น้อยกว่าร้อยละสองของผลิตภัณฑ์มวลรวมในประเทศ และต้องจัดสรรส่วนหนึ่งให้แก่การวิจัยพื้นฐานที่ไม่มุ่งผลเชิงพาณิชย์</w:t>
       </w:r>
     </w:p>
     <w:p>
@@ -16331,7 +16331,7 @@
         <w:t>มาตรา ๖๑๙</w:t>
       </w:r>
       <w:r>
-        <w:t xml:space="preserve">  รัฐต้องจัดสรรงบประมาณแผ่นดินและทรัพยากรที่จำเป็นอย่างต่อเนื่องทุกปี เพื่อสนับสนุนและผลักดันการดำเนินงานด้าน หลักสูตรการศึกษาที่ยืดหยุ่น เน้นการวิเคราะห์และความคิดสร้างสรรค์</w:t>
+        <w:t xml:space="preserve">  ให้มีกองทุนพัฒนาสื่อการเรียนรู้ เพื่อสนับสนุนการผลิตตำราและสื่อดิจิทัลแบบเปิดที่ครูและนักเรียนใช้ได้โดยไม่เสียค่าใช้จ่าย</w:t>
       </w:r>
     </w:p>
     <w:p>
@@ -16346,7 +16346,7 @@
         <w:t>มาตรา ๖๒๐</w:t>
       </w:r>
       <w:r>
-        <w:t xml:space="preserve">  รัฐต้องจัดตั้งกองทุนหมุนเวียนเพื่ออุดหนุนและพัฒนา การคุ้มครองสิทธิครูและจัดสวัสดิการบุคลากรทางการศึกษา พร้อมจัดให้มีระบบลดหย่อนภาษีแก่ผู้ประกอบการหรือชุมชนที่ร่วมดำเนินงาน</w:t>
+        <w:t xml:space="preserve">  ให้มีกองทุนสวัสดิการและพัฒนาครู เพื่อแก้ไขปัญหาหนี้สินครูด้วยสินเชื่อดอกเบี้ยต่ำ และสนับสนุนการพัฒนาวิชาชีพครูอย่างต่อเนื่อง</w:t>
       </w:r>
     </w:p>
     <w:p>
@@ -16361,7 +16361,7 @@
         <w:t>มาตรา ๖๒๑</w:t>
       </w:r>
       <w:r>
-        <w:t xml:space="preserve">  รัฐต้องจัดสรรงบประมาณแผ่นดินและทรัพยากรที่จำเป็นอย่างต่อเนื่องทุกปี เพื่อสนับสนุนและผลักดันการดำเนินงานด้าน การส่งเสริมการเรียนรู้ตลอดชีวิตและการศึกษานอกระบบ</w:t>
+        <w:t xml:space="preserve">  รัฐต้องจัดสรรงบประมาณทุกปีเป็นบัญชีการเรียนรู้รายบุคคลแก่ประชาชนวัยทำงาน เพื่อใช้จ่ายค่าเรียนในหลักสูตรที่ได้รับการรับรอง</w:t>
       </w:r>
     </w:p>
     <w:p>
@@ -16376,7 +16376,7 @@
         <w:t>มาตรา ๖๒๒</w:t>
       </w:r>
       <w:r>
-        <w:t xml:space="preserve">  รัฐต้องจัดตั้งกองทุนหมุนเวียนเพื่ออุดหนุนและพัฒนา การแก้ไขความเหลื่อมล้ำทางการศึกษาระหว่างชนบทและเมือง พร้อมจัดให้มีระบบลดหย่อนภาษีแก่ผู้ประกอบการหรือชุมชนที่ร่วมดำเนินงาน</w:t>
+        <w:t xml:space="preserve">  ให้มีกองทุนเพื่อความเสมอภาคทางการศึกษา เพื่อจ่ายทุนการศึกษาแบบมีเงื่อนไขแก่นักเรียนยากจนพิเศษ และค่าตอบแทนพิเศษแก่ครูที่ปฏิบัติงานในพื้นที่ห่างไกล</w:t>
       </w:r>
     </w:p>
     <w:p>
@@ -16391,7 +16391,7 @@
         <w:t>มาตรา ๖๒๓</w:t>
       </w:r>
       <w:r>
-        <w:t xml:space="preserve">  รัฐต้องจัดสรรงบประมาณแผ่นดินและทรัพยากรที่จำเป็นอย่างต่อเนื่องทุกปี เพื่อสนับสนุนและผลักดันการดำเนินงานด้าน การจัดตั้งหอสมุดหลวงและแหล่งเรียนรู้สาธารณะในทุกชุมชน</w:t>
+        <w:t xml:space="preserve">  รัฐต้องจัดสรรงบประมาณทุกปีสำหรับการจัดซื้อหนังสือ การแปลงเอกสารสำคัญเป็นดิจิทัล และการบำรุงรักษาห้องสมุดและแหล่งเรียนรู้สาธารณะ</w:t>
       </w:r>
     </w:p>
     <w:p>
@@ -16406,7 +16406,7 @@
         <w:t>มาตรา ๖๒๔</w:t>
       </w:r>
       <w:r>
-        <w:t xml:space="preserve">  รัฐต้องจัดตั้งกองทุนหมุนเวียนเพื่ออุดหนุนและพัฒนา เสรีภาพทางวิชาการและการป้องกันการแทรกแซงงานวิจัย พร้อมจัดให้มีระบบลดหย่อนภาษีแก่ผู้ประกอบการหรือชุมชนที่ร่วมดำเนินงาน</w:t>
+        <w:t xml:space="preserve">  ให้มีกองทุนวิจัยอิสระซึ่งบริหารโดยประชาคมวิชาการ เพื่อให้ทุนแก่งานวิจัยในประเด็นที่อาจขัดแย้งกับผลประโยชน์ของรัฐหรือกลุ่มทุน</w:t>
       </w:r>
     </w:p>
     <w:p>
@@ -16421,7 +16421,7 @@
         <w:t>มาตรา ๖๒๕</w:t>
       </w:r>
       <w:r>
-        <w:t xml:space="preserve">  หน่วยงานของรัฐต้องเปิดเผยข้อมูล รายงานการเบิกจ่ายงบประมาณ และผลการทำงานเกี่ยวกับ การศึกษาภาคบังคับฟรีและการกระจายทรัพยากรการศึกษา บนระบบข้อมูลออนไลน์ที่สืบค้นง่าย</w:t>
+        <w:t xml:space="preserve">  หน่วยงานของรัฐต้องเปิดเผยงบประมาณที่สถานศึกษาแต่ละแห่งได้รับ จำนวนครู และผลการประเมินคุณภาพของสถานศึกษาทุกแห่งต่อสาธารณะ</w:t>
       </w:r>
     </w:p>
     <w:p>
@@ -16436,7 +16436,7 @@
         <w:t>มาตรา ๖๒๖</w:t>
       </w:r>
       <w:r>
-        <w:t xml:space="preserve">  ประชาชนและชุมชนท้องถิ่นย่อมมีสิทธิเสนอแนะ ตรวจสอบ และมีส่วนร่วมในการวางแผนจัดการเกี่ยวกับ การจัดสรรทุนวิจัยทางวิทยาศาสตร์เพื่อประโยชน์สาธารณะ โดยตรง</w:t>
+        <w:t xml:space="preserve">  หน่วยงานของรัฐต้องเปิดเผยรายชื่อโครงการวิจัยที่ได้รับทุน จำนวนเงิน และผลงานวิจัยฉบับสมบูรณ์ต่อสาธารณะ เว้นแต่เป็นข้อมูลที่กฎหมายคุ้มครอง</w:t>
       </w:r>
     </w:p>
     <w:p>
@@ -16451,7 +16451,7 @@
         <w:t>มาตรา ๖๒๗</w:t>
       </w:r>
       <w:r>
-        <w:t xml:space="preserve">  หน่วยงานของรัฐต้องเปิดเผยข้อมูล รายงานการเบิกจ่ายงบประมาณ และผลการทำงานเกี่ยวกับ หลักสูตรการศึกษาที่ยืดหยุ่น เน้นการวิเคราะห์และความคิดสร้างสรรค์ บนระบบข้อมูลออนไลน์ที่สืบค้นง่าย</w:t>
+        <w:t xml:space="preserve">  ครู ผู้ปกครอง และนักเรียนย่อมมีสิทธิเสนอแนะและร่วมประเมินหลักสูตร และคณะกรรมการตามมาตรา ๖๑๑ ต้องรับฟังความเห็นดังกล่าวก่อนปรับปรุงหลักสูตรทุกครั้ง</w:t>
       </w:r>
     </w:p>
     <w:p>
@@ -16466,7 +16466,7 @@
         <w:t>มาตรา ๖๒๘</w:t>
       </w:r>
       <w:r>
-        <w:t xml:space="preserve">  ประชาชนและชุมชนท้องถิ่นย่อมมีสิทธิเสนอแนะ ตรวจสอบ และมีส่วนร่วมในการวางแผนจัดการเกี่ยวกับ การคุ้มครองสิทธิครูและจัดสวัสดิการบุคลากรทางการศึกษา โดยตรง</w:t>
+        <w:t xml:space="preserve">  ครูย่อมมีสิทธิรวมตัวกันเป็นองค์กรวิชาชีพ และร่วมเสนอนโยบายการศึกษาต่อหน่วยงานของรัฐ</w:t>
       </w:r>
     </w:p>
     <w:p>
@@ -16481,7 +16481,7 @@
         <w:t>มาตรา ๖๒๙</w:t>
       </w:r>
       <w:r>
-        <w:t xml:space="preserve">  หน่วยงานของรัฐต้องเปิดเผยข้อมูล รายงานการเบิกจ่ายงบประมาณ และผลการทำงานเกี่ยวกับ การส่งเสริมการเรียนรู้ตลอดชีวิตและการศึกษานอกระบบ บนระบบข้อมูลออนไลน์ที่สืบค้นง่าย</w:t>
+        <w:t xml:space="preserve">  หน่วยงานของรัฐต้องเปิดเผยรายชื่อหลักสูตรที่ได้รับการรับรอง ผู้จัดหลักสูตร และผลการประเมินจากผู้เรียนต่อสาธารณะ</w:t>
       </w:r>
     </w:p>
     <w:p>
@@ -16496,7 +16496,7 @@
         <w:t>มาตรา ๖๓๐</w:t>
       </w:r>
       <w:r>
-        <w:t xml:space="preserve">  ประชาชนและชุมชนท้องถิ่นย่อมมีสิทธิเสนอแนะ ตรวจสอบ และมีส่วนร่วมในการวางแผนจัดการเกี่ยวกับ การแก้ไขความเหลื่อมล้ำทางการศึกษาระหว่างชนบทและเมือง โดยตรง</w:t>
+        <w:t xml:space="preserve">  ชุมชนย่อมมีสิทธิร่วมบริหารโรงเรียนในพื้นที่ของตนผ่านคณะกรรมการสถานศึกษา และมีสิทธิร่วมตัดสินใจเรื่องการควบรวมโรงเรียน</w:t>
       </w:r>
     </w:p>
     <w:p>
@@ -16511,7 +16511,7 @@
         <w:t>มาตรา ๖๓๑</w:t>
       </w:r>
       <w:r>
-        <w:t xml:space="preserve">  หน่วยงานของรัฐต้องเปิดเผยข้อมูล รายงานการเบิกจ่ายงบประมาณ และผลการทำงานเกี่ยวกับ การจัดตั้งหอสมุดหลวงและแหล่งเรียนรู้สาธารณะในทุกชุมชน บนระบบข้อมูลออนไลน์ที่สืบค้นง่าย</w:t>
+        <w:t xml:space="preserve">  หอสมุดแห่งชาติต้องเปิดให้สาธารณะเข้าถึงสำเนาดิจิทัลของเอกสารที่พ้นอายุการคุ้มครองลิขสิทธิ์หรือเอกสารของรัฐที่เปิดเผยได้โดยไม่เสียค่าใช้จ่าย</w:t>
       </w:r>
     </w:p>
     <w:p>
@@ -16526,7 +16526,7 @@
         <w:t>มาตรา ๖๓๒</w:t>
       </w:r>
       <w:r>
-        <w:t xml:space="preserve">  ประชาชนและชุมชนท้องถิ่นย่อมมีสิทธิเสนอแนะ ตรวจสอบ และมีส่วนร่วมในการวางแผนจัดการเกี่ยวกับ เสรีภาพทางวิชาการและการป้องกันการแทรกแซงงานวิจัย โดยตรง</w:t>
+        <w:t xml:space="preserve">  นักวิชาการและนักศึกษาย่อมมีสิทธิร่วมตรวจสอบการบริหารสถาบันอุดมศึกษา และร่วมสรรหาผู้บริหารสถาบันผ่านกระบวนการที่โปร่งใส</w:t>
       </w:r>
     </w:p>
     <w:p>
@@ -16541,7 +16541,7 @@
         <w:t>มาตรา ๖๓๓</w:t>
       </w:r>
       <w:r>
-        <w:t xml:space="preserve">  รัฐต้องดูแลและจัดให้มีมาตรการช่วยเหลือเป็นพิเศษสำหรับผู้มีรายได้น้อย ผู้พิการ ผู้สูงอายุ และกลุ่มเปราะบางในการเข้าถึง การศึกษาภาคบังคับฟรีและการกระจายทรัพยากรการศึกษา</w:t>
+        <w:t xml:space="preserve">  รัฐต้องจัดให้มีมาตรการช่วยเหลือเป็นพิเศษแก่เด็กยากจน เด็กพิการ และเด็กที่มีความต้องการพิเศษ เพื่อมิให้เด็กคนใดหลุดออกจากระบบการศึกษาด้วยเหตุแห่งฐานะทางเศรษฐกิจหรือสภาพร่างกาย</w:t>
       </w:r>
     </w:p>
     <w:p>
@@ -16556,7 +16556,7 @@
         <w:t>มาตรา ๖๓๔</w:t>
       </w:r>
       <w:r>
-        <w:t xml:space="preserve">  การพัฒนาและการตรวจสอบระบบ การจัดสรรทุนวิจัยทางวิทยาศาสตร์เพื่อประโยชน์สาธารณะ ต้องใช้วิทยาการที่ก้าวหน้า เทคโนโลยีดิจิทัล และนวัตกรรมที่สอดรับกับสากล</w:t>
+        <w:t xml:space="preserve">  ให้รัฐส่งเสริมความร่วมมือทางวิชาการกับสถาบันวิจัยต่างประเทศ การแลกเปลี่ยนนักวิจัย และการเข้าร่วมโครงการวิจัยระหว่างประเทศ</w:t>
       </w:r>
     </w:p>
     <w:p>
@@ -16571,7 +16571,7 @@
         <w:t>มาตรา ๖๓๕</w:t>
       </w:r>
       <w:r>
-        <w:t xml:space="preserve">  ผู้ใดหรือเจ้าหน้าที่ของรัฐที่กระทำการละเมิด ทุจริต หรือจงใจหลบเลี่ยงบทบัญญัติการดำเนินงานเกี่ยวกับ หลักสูตรการศึกษาที่ยืดหยุ่น เน้นการวิเคราะห์และความคิดสร้างสรรค์ ต้องระวางโทษทางวินัยร้ายแรงและโทษอาญา</w:t>
+        <w:t xml:space="preserve">  ผู้ใดใช้อำนาจบังคับให้สถานศึกษาสอนเนื้อหาที่บิดเบือนข้อเท็จจริงทางประวัติศาสตร์หรือวิทยาศาสตร์เพื่อประโยชน์ทางการเมือง ต้องรับโทษทางวินัยและพ้นจากตำแหน่ง</w:t>
       </w:r>
     </w:p>
     <w:p>
@@ -16586,7 +16586,7 @@
         <w:t>มาตรา ๖๓๖</w:t>
       </w:r>
       <w:r>
-        <w:t xml:space="preserve">  การดำเนินงานในรายละเอียดและขั้นตอนการปฏิบัติเกี่ยวกับ การคุ้มครองสิทธิครูและจัดสวัสดิการบุคลากรทางการศึกษา ให้ตราขึ้นเป็นพระราชบัญญัติประกอบรัฐธรรมนูญภายในหนึ่งปี</w:t>
+        <w:t xml:space="preserve">  การดำเนินงานในรายละเอียดเกี่ยวกับการบริหารงานบุคคลของครูและการลดภาระงานที่ไม่ใช่การสอน ให้ตราเป็นกฎหมายภายในหนึ่งปีนับแต่วันที่หมวดนี้ใช้บังคับ</w:t>
       </w:r>
     </w:p>
     <w:p>
@@ -16601,7 +16601,7 @@
         <w:t>มาตรา ๖๓๗</w:t>
       </w:r>
       <w:r>
-        <w:t xml:space="preserve">  รัฐต้องดูแลและจัดให้มีมาตรการช่วยเหลือเป็นพิเศษสำหรับผู้มีรายได้น้อย ผู้พิการ ผู้สูงอายุ และกลุ่มเปราะบางในการเข้าถึง การส่งเสริมการเรียนรู้ตลอดชีวิตและการศึกษานอกระบบ</w:t>
+        <w:t xml:space="preserve">  รัฐต้องจัดให้มีการศึกษานอกระบบเป็นพิเศษสำหรับผู้ใหญ่ที่ไม่รู้หนังสือ ผู้ต้องขัง และผู้ที่ต้องออกจากโรงเรียนกลางคัน เพื่อให้ได้รับวุฒิการศึกษาขั้นพื้นฐาน</w:t>
       </w:r>
     </w:p>
     <w:p>
@@ -16616,7 +16616,7 @@
         <w:t>มาตรา ๖๓๘</w:t>
       </w:r>
       <w:r>
-        <w:t xml:space="preserve">  การพัฒนาและการตรวจสอบระบบ การแก้ไขความเหลื่อมล้ำทางการศึกษาระหว่างชนบทและเมือง ต้องใช้วิทยาการที่ก้าวหน้า เทคโนโลยีดิจิทัล และนวัตกรรมที่สอดรับกับสากล</w:t>
+        <w:t xml:space="preserve">  การพัฒนาระบบการเรียนการสอนทางไกลเพื่อลดความเหลื่อมล้ำ ต้องจัดอุปกรณ์และอินเทอร์เน็ตให้แก่นักเรียนที่ขาดแคลน และจะใช้แทนครูประจำชั้นในระดับประถมศึกษามิได้</w:t>
       </w:r>
     </w:p>
     <w:p>
@@ -16631,7 +16631,7 @@
         <w:t>มาตรา ๖๓๙</w:t>
       </w:r>
       <w:r>
-        <w:t xml:space="preserve">  ผู้ใดหรือเจ้าหน้าที่ของรัฐที่กระทำการละเมิด ทุจริต หรือจงใจหลบเลี่ยงบทบัญญัติการดำเนินงานเกี่ยวกับ การจัดตั้งหอสมุดหลวงและแหล่งเรียนรู้สาธารณะในทุกชุมชน ต้องระวางโทษทางวินัยร้ายแรงและโทษอาญา</w:t>
+        <w:t xml:space="preserve">  ผู้ใดทำลาย ปกปิด หรือนำเอกสารสำคัญของชาติไปจากหอสมุดหรือหอจดหมายเหตุแห่งชาติโดยมิชอบ ต้องระวางโทษทางอาญา</w:t>
       </w:r>
     </w:p>
     <w:p>
@@ -16646,7 +16646,7 @@
         <w:t>มาตรา ๖๔๐</w:t>
       </w:r>
       <w:r>
-        <w:t xml:space="preserve">  การดำเนินงานในรายละเอียดและขั้นตอนการปฏิบัติเกี่ยวกับ เสรีภาพทางวิชาการและการป้องกันการแทรกแซงงานวิจัย ให้ตราขึ้นเป็นพระราชบัญญัติประกอบรัฐธรรมนูญภายในหนึ่งปี</w:t>
+        <w:t xml:space="preserve">  หลักเกณฑ์ว่าด้วยการคุ้มครองเสรีภาพทางวิชาการและความเป็นอิสระของสถาบันอุดมศึกษา ให้ตราเป็นกฎหมายภายในหนึ่งปีนับแต่วันที่หมวดนี้ใช้บังคับ</w:t>
       </w:r>
     </w:p>
     <w:p>
@@ -16673,7 +16673,7 @@
         <w:t>มาตรา ๖๔๑</w:t>
       </w:r>
       <w:r>
-        <w:t xml:space="preserve">  ประชาชนย่อมมีสิทธิพื้นฐานในเรื่อง หลักประกันสุขภาพถ้วนหน้าที่ครอบคลุมการรักษาฟรีทุกโรค โดยห้ามมิให้หน่วยงานใดจำกัดสิทธิหรือสร้างเงื่อนไขกีดกันโดยมิชอบ</w:t>
+        <w:t xml:space="preserve">  บุคคลย่อมมีสิทธิได้รับบริการสาธารณสุขที่ได้มาตรฐานโดยไม่เสียค่าใช้จ่าย ณ จุดรับบริการ ครอบคลุมการส่งเสริมสุขภาพ การป้องกันโรค การรักษาพยาบาล และการฟื้นฟูสมรรถภาพ และสิทธิดังกล่าวจะถูกจำกัดเพราะเหตุที่โรคนั้นมีค่ารักษาสูงมิได้</w:t>
       </w:r>
     </w:p>
     <w:p>
@@ -16688,7 +16688,7 @@
         <w:t>มาตรา ๖๔๒</w:t>
       </w:r>
       <w:r>
-        <w:t xml:space="preserve">  รัฐต้องรับรองและคุ้มครองหลักการ การจัดสรรและกระจายบุคลากรทางการแพทย์สู่โรงพยาบาลท้องถิ่น เพื่อประโยชน์ของประชาชนและผู้ใช้บริการอย่างถ้วนหน้าและยั่งยืน</w:t>
+        <w:t xml:space="preserve">  รัฐต้องรับรองหลักการว่าประชาชนในทุกพื้นที่ต้องเข้าถึงแพทย์ พยาบาล และบุคลากรทางการแพทย์ในอัตราส่วนที่เพียงพอ และต้องคุ้มครองบุคลากรทางการแพทย์มิให้ต้องทำงานติดต่อกันเกินเวลาที่ปลอดภัยต่อผู้ป่วย</w:t>
       </w:r>
     </w:p>
     <w:p>
@@ -16703,7 +16703,7 @@
         <w:t>มาตรา ๖๔๓</w:t>
       </w:r>
       <w:r>
-        <w:t xml:space="preserve">  ประชาชนย่อมมีสิทธิพื้นฐานในเรื่อง การควบคุมและลดราคายาที่จำเป็นรวมถึงเวชภัณฑ์พื้นฐาน โดยห้ามมิให้หน่วยงานใดจำกัดสิทธิหรือสร้างเงื่อนไขกีดกันโดยมิชอบ</w:t>
+        <w:t xml:space="preserve">  บุคคลย่อมมีสิทธิเข้าถึงยาจำเป็นในราคาที่สามารถจ่ายได้ รัฐต้องจัดทำบัญชียาหลักแห่งชาติ และยาในบัญชีดังกล่าวต้องจัดให้แก่ผู้มีสิทธิตามหลักประกันสุขภาพโดยไม่เสียค่าใช้จ่าย</w:t>
       </w:r>
     </w:p>
     <w:p>
@@ -16718,7 +16718,7 @@
         <w:t>มาตรา ๖๔๔</w:t>
       </w:r>
       <w:r>
-        <w:t xml:space="preserve">  รัฐต้องรับรองและคุ้มครองหลักการ ระบบสุขภาวะและสวัสดิการการเข้าถึงการดูแลรักษาจิตใจ เพื่อประโยชน์ของประชาชนและผู้ใช้บริการอย่างถ้วนหน้าและยั่งยืน</w:t>
+        <w:t xml:space="preserve">  รัฐต้องรับรองหลักการว่าสุขภาพจิตมีความสำคัญเท่าเทียมกับสุขภาพกาย และบริการสุขภาพจิตต้องรวมอยู่ในชุดสิทธิประโยชน์ของหลักประกันสุขภาพ</w:t>
       </w:r>
     </w:p>
     <w:p>
@@ -16733,7 +16733,7 @@
         <w:t>มาตรา ๖๔๕</w:t>
       </w:r>
       <w:r>
-        <w:t xml:space="preserve">  ประชาชนย่อมมีสิทธิพื้นฐานในเรื่อง การเฝ้าระวัง ป้องกัน และรับมือโรคระบาดร้ายแรงเฉียบพลัน โดยห้ามมิให้หน่วยงานใดจำกัดสิทธิหรือสร้างเงื่อนไขกีดกันโดยมิชอบ</w:t>
+        <w:t xml:space="preserve">  บุคคลย่อมมีสิทธิได้รับการคุ้มครองจากโรคระบาดร้ายแรง ได้รับวัคซีนที่จำเป็นโดยไม่เสียค่าใช้จ่าย และได้รับข้อมูลที่ถูกต้องเกี่ยวกับการระบาดอย่างทันเวลา</w:t>
       </w:r>
     </w:p>
     <w:p>
@@ -16748,7 +16748,7 @@
         <w:t>มาตรา ๖๔๖</w:t>
       </w:r>
       <w:r>
-        <w:t xml:space="preserve">  รัฐต้องรับรองและคุ้มครองหลักการ สิทธิในการได้รับการบริการแพทย์ฉุกเฉินและกู้ชีพฟรีทุกสถานพยาบาล เพื่อประโยชน์ของประชาชนและผู้ใช้บริการอย่างถ้วนหน้าและยั่งยืน</w:t>
+        <w:t xml:space="preserve">  บุคคลที่อยู่ในภาวะฉุกเฉินที่คุกคามต่อชีวิตย่อมมีสิทธิได้รับการรักษาจากสถานพยาบาลที่ใกล้ที่สุดทั้งของรัฐและเอกชนทันทีโดยไม่เสียค่าใช้จ่าย จนกว่าจะพ้นภาวะวิกฤต สถานพยาบาลจะปฏิเสธหรือเรียกเงินมัดจำก่อนรักษามิได้</w:t>
       </w:r>
     </w:p>
     <w:p>
@@ -16763,7 +16763,7 @@
         <w:t>มาตรา ๖๔๗</w:t>
       </w:r>
       <w:r>
-        <w:t xml:space="preserve">  ประชาชนย่อมมีสิทธิพื้นฐานในเรื่อง การส่งเสริมและบูรณาการการแพทย์แผนไทยและสมุนไพรท้องถิ่น โดยห้ามมิให้หน่วยงานใดจำกัดสิทธิหรือสร้างเงื่อนไขกีดกันโดยมิชอบ</w:t>
+        <w:t xml:space="preserve">  ประชาชนย่อมมีสิทธิเลือกรับบริการการแพทย์แผนไทยและการแพทย์พื้นบ้านที่ได้รับการรับรอง ควบคู่กับการแพทย์แผนปัจจุบัน และบริการดังกล่าวต้องรวมอยู่ในหลักประกันสุขภาพ</w:t>
       </w:r>
     </w:p>
     <w:p>
@@ -16778,7 +16778,7 @@
         <w:t>มาตรา ๖๔๘</w:t>
       </w:r>
       <w:r>
-        <w:t xml:space="preserve">  รัฐต้องรับรองและคุ้มครองหลักการ การพิทักษ์สิทธิผู้ป่วยและการเปิดโอกาสให้ร่วมตัดสินใจรักษา เพื่อประโยชน์ของประชาชนและผู้ใช้บริการอย่างถ้วนหน้าและยั่งยืน</w:t>
+        <w:t xml:space="preserve">  รัฐต้องรับรองหลักการว่าผู้ป่วยมีสิทธิได้รับข้อมูลเกี่ยวกับโรค ทางเลือกการรักษา และความเสี่ยงอย่างครบถ้วน มีสิทธิร่วมตัดสินใจหรือปฏิเสธการรักษา และมีสิทธิทำหนังสือแสดงเจตนาเกี่ยวกับการรักษาในวาระสุดท้ายของชีวิต</w:t>
       </w:r>
     </w:p>
     <w:p>
@@ -16793,7 +16793,7 @@
         <w:t>มาตรา ๖๔๙</w:t>
       </w:r>
       <w:r>
-        <w:t xml:space="preserve">  ให้จัดตั้งคณะกรรมการผู้ทรงคุณวุฒิระดับชาติเพื่อกำกับดูแล หลักประกันสุขภาพถ้วนหน้าที่ครอบคลุมการรักษาฟรีทุกโรค ให้เป็นไปตามมาตรฐานการดำเนินงานและเป้าหมายของรัฐ</w:t>
+        <w:t xml:space="preserve">  ให้มีคณะกรรมการหลักประกันสุขภาพแห่งชาติ ซึ่งมีผู้แทนผู้ป่วยและผู้แทนผู้ให้บริการร่วมเป็นกรรมการ ทำหน้าที่กำหนดชุดสิทธิประโยชน์ อัตราการจ่ายเงินแก่สถานพยาบาล และรวมกองทุนสุขภาพของรัฐให้มีสิทธิประโยชน์มาตรฐานเดียวกัน</w:t>
       </w:r>
     </w:p>
     <w:p>
@@ -16808,7 +16808,7 @@
         <w:t>มาตรา ๖๕๐</w:t>
       </w:r>
       <w:r>
-        <w:t xml:space="preserve">  ให้มีหน่วยงานกำกับดูแลที่เป็นอิสระทำหน้าที่วางระเบียบ มาตรการ และขับเคลื่อนโครงการเกี่ยวกับ การจัดสรรและกระจายบุคลากรทางการแพทย์สู่โรงพยาบาลท้องถิ่น เพื่อประสิทธิภาพสูงสุด</w:t>
+        <w:t xml:space="preserve">  ให้มีหน่วยงานวางแผนกำลังคนด้านสุขภาพ ทำหน้าที่กำหนดอัตรากำลังขั้นต่ำของโรงพยาบาลแต่ละระดับ และจัดสรรแพทย์และพยาบาลจบใหม่ไปยังพื้นที่ที่ขาดแคลน</w:t>
       </w:r>
     </w:p>
     <w:p>
@@ -16823,7 +16823,7 @@
         <w:t>มาตรา ๖๕๑</w:t>
       </w:r>
       <w:r>
-        <w:t xml:space="preserve">  ให้จัดตั้งคณะกรรมการผู้ทรงคุณวุฒิระดับชาติเพื่อกำกับดูแล การควบคุมและลดราคายาที่จำเป็นรวมถึงเวชภัณฑ์พื้นฐาน ให้เป็นไปตามมาตรฐานการดำเนินงานและเป้าหมายของรัฐ</w:t>
+        <w:t xml:space="preserve">  ให้มีคณะกรรมการควบคุมราคายาและเวชภัณฑ์ ทำหน้าที่กำหนดราคากลางของยาและเวชภัณฑ์ ต่อรองราคาในนามของรัฐ และเสนอให้รัฐใช้สิทธิตามสิทธิบัตรยาเมื่อมีความจำเป็นด้านสาธารณสุข</w:t>
       </w:r>
     </w:p>
     <w:p>
@@ -16838,7 +16838,7 @@
         <w:t>มาตรา ๖๕๒</w:t>
       </w:r>
       <w:r>
-        <w:t xml:space="preserve">  ให้มีหน่วยงานกำกับดูแลที่เป็นอิสระทำหน้าที่วางระเบียบ มาตรการ และขับเคลื่อนโครงการเกี่ยวกับ ระบบสุขภาวะและสวัสดิการการเข้าถึงการดูแลรักษาจิตใจ เพื่อประสิทธิภาพสูงสุด</w:t>
+        <w:t xml:space="preserve">  ให้มีหน่วยงานกำกับดูแลบริการสุขภาพจิต ทำหน้าที่จัดให้มีบริการให้คำปรึกษาในโรงพยาบาลชุมชนและสถานศึกษา และกำหนดมาตรฐานการบำบัดรักษาที่เคารพสิทธิของผู้ป่วย</w:t>
       </w:r>
     </w:p>
     <w:p>
@@ -16853,7 +16853,7 @@
         <w:t>มาตรา ๖๕๓</w:t>
       </w:r>
       <w:r>
-        <w:t xml:space="preserve">  ให้จัดตั้งคณะกรรมการผู้ทรงคุณวุฒิระดับชาติเพื่อกำกับดูแล การเฝ้าระวัง ป้องกัน และรับมือโรคระบาดร้ายแรงเฉียบพลัน ให้เป็นไปตามมาตรฐานการดำเนินงานและเป้าหมายของรัฐ</w:t>
+        <w:t xml:space="preserve">  ให้มีคณะกรรมการโรคติดต่อแห่งชาติ ทำหน้าที่ประเมินความเสี่ยงและเสนอมาตรการควบคุมโรคบนพื้นฐานหลักฐานทางวิทยาศาสตร์ และมาตรการจำกัดเสรีภาพของประชาชนต้องได้สัดส่วนและมีระยะเวลาจำกัด</w:t>
       </w:r>
     </w:p>
     <w:p>
@@ -16868,7 +16868,7 @@
         <w:t>มาตรา ๖๕๔</w:t>
       </w:r>
       <w:r>
-        <w:t xml:space="preserve">  ให้มีหน่วยงานกำกับดูแลที่เป็นอิสระทำหน้าที่วางระเบียบ มาตรการ และขับเคลื่อนโครงการเกี่ยวกับ สิทธิในการได้รับการบริการแพทย์ฉุกเฉินและกู้ชีพฟรีทุกสถานพยาบาล เพื่อประสิทธิภาพสูงสุด</w:t>
+        <w:t xml:space="preserve">  ให้มีหน่วยงานกำกับระบบการแพทย์ฉุกเฉิน ทำหน้าที่กำหนดมาตรฐานรถพยาบาลและหน่วยกู้ชีพ กำหนดเวลาตอบสนองเหตุขั้นต่ำ และประสานการส่งต่อผู้ป่วยระหว่างสถานพยาบาล</w:t>
       </w:r>
     </w:p>
     <w:p>
@@ -16883,7 +16883,7 @@
         <w:t>มาตรา ๖๕๕</w:t>
       </w:r>
       <w:r>
-        <w:t xml:space="preserve">  ให้จัดตั้งคณะกรรมการผู้ทรงคุณวุฒิระดับชาติเพื่อกำกับดูแล การส่งเสริมและบูรณาการการแพทย์แผนไทยและสมุนไพรท้องถิ่น ให้เป็นไปตามมาตรฐานการดำเนินงานและเป้าหมายของรัฐ</w:t>
+        <w:t xml:space="preserve">  ให้มีคณะกรรมการการแพทย์แผนไทย ทำหน้าที่รับรองมาตรฐานผู้ประกอบวิชาชีพและตำรับยา และส่งเสริมการวิจัยประสิทธิผลและความปลอดภัยของยาสมุนไพร</w:t>
       </w:r>
     </w:p>
     <w:p>
@@ -16898,7 +16898,7 @@
         <w:t>มาตรา ๖๕๖</w:t>
       </w:r>
       <w:r>
-        <w:t xml:space="preserve">  ให้มีหน่วยงานกำกับดูแลที่เป็นอิสระทำหน้าที่วางระเบียบ มาตรการ และขับเคลื่อนโครงการเกี่ยวกับ การพิทักษ์สิทธิผู้ป่วยและการเปิดโอกาสให้ร่วมตัดสินใจรักษา เพื่อประสิทธิภาพสูงสุด</w:t>
+        <w:t xml:space="preserve">  ให้มีหน่วยงานคุ้มครองสิทธิผู้ป่วย ทำหน้าที่รับเรื่องร้องเรียน ไกล่เกลี่ยข้อพิพาทระหว่างผู้ป่วยกับสถานพยาบาล และจ่ายเงินช่วยเหลือเบื้องต้นแก่ผู้ได้รับความเสียหายจากการรับบริการโดยไม่ต้องพิสูจน์ความผิด</w:t>
       </w:r>
     </w:p>
     <w:p>
@@ -16913,7 +16913,7 @@
         <w:t>มาตรา ๖๕๗</w:t>
       </w:r>
       <w:r>
-        <w:t xml:space="preserve">  รัฐต้องจัดตั้งกองทุนหมุนเวียนเพื่ออุดหนุนและพัฒนา หลักประกันสุขภาพถ้วนหน้าที่ครอบคลุมการรักษาฟรีทุกโรค พร้อมจัดให้มีระบบลดหย่อนภาษีแก่ผู้ประกอบการหรือชุมชนที่ร่วมดำเนินงาน</w:t>
+        <w:t xml:space="preserve">  ให้มีกองทุนหลักประกันสุขภาพแห่งชาติ ซึ่งได้รับงบประมาณตามจำนวนประชากรและต้นทุนการรักษาที่แท้จริง และรัฐต้องจัดสรรงบประมาณเพิ่มเติมแก่โรงพยาบาลในพื้นที่ห่างไกลที่มีต้นทุนสูงกว่าปกติ</w:t>
       </w:r>
     </w:p>
     <w:p>
@@ -16928,7 +16928,7 @@
         <w:t>มาตรา ๖๕๘</w:t>
       </w:r>
       <w:r>
-        <w:t xml:space="preserve">  รัฐต้องจัดสรรงบประมาณแผ่นดินและทรัพยากรที่จำเป็นอย่างต่อเนื่องทุกปี เพื่อสนับสนุนและผลักดันการดำเนินงานด้าน การจัดสรรและกระจายบุคลากรทางการแพทย์สู่โรงพยาบาลท้องถิ่น</w:t>
+        <w:t xml:space="preserve">  รัฐต้องจัดสรรงบประมาณทุกปีสำหรับค่าตอบแทนพิเศษ ที่พักอาศัย และทุนศึกษาต่อแก่บุคลากรทางการแพทย์ที่ปฏิบัติงานในพื้นที่ห่างไกล และสำหรับการผลิตบุคลากรจากคนในพื้นที่เพื่อกลับไปทำงานในภูมิลำเนา</w:t>
       </w:r>
     </w:p>
     <w:p>
@@ -16943,7 +16943,7 @@
         <w:t>มาตรา ๖๕๙</w:t>
       </w:r>
       <w:r>
-        <w:t xml:space="preserve">  รัฐต้องจัดตั้งกองทุนหมุนเวียนเพื่ออุดหนุนและพัฒนา การควบคุมและลดราคายาที่จำเป็นรวมถึงเวชภัณฑ์พื้นฐาน พร้อมจัดให้มีระบบลดหย่อนภาษีแก่ผู้ประกอบการหรือชุมชนที่ร่วมดำเนินงาน</w:t>
+        <w:t xml:space="preserve">  ให้มีกองทุนหมุนเวียนองค์การเภสัชกรรม เพื่อผลิตและจัดหายาจำเป็นและยากำพร้าที่เอกชนไม่ผลิตเพราะไม่คุ้มค่าเชิงพาณิชย์ และสำรองยาจำเป็นสำหรับภาวะฉุกเฉิน</w:t>
       </w:r>
     </w:p>
     <w:p>
@@ -16958,7 +16958,7 @@
         <w:t>มาตรา ๖๖๐</w:t>
       </w:r>
       <w:r>
-        <w:t xml:space="preserve">  รัฐต้องจัดสรรงบประมาณแผ่นดินและทรัพยากรที่จำเป็นอย่างต่อเนื่องทุกปี เพื่อสนับสนุนและผลักดันการดำเนินงานด้าน ระบบสุขภาวะและสวัสดิการการเข้าถึงการดูแลรักษาจิตใจ</w:t>
+        <w:t xml:space="preserve">  รัฐต้องจัดสรรงบประมาณทุกปีสำหรับสายด่วนสุขภาพจิตตลอดยี่สิบสี่ชั่วโมง การผลิตนักจิตวิทยาคลินิกและจิตแพทย์ และการป้องกันการฆ่าตัวตาย</w:t>
       </w:r>
     </w:p>
     <w:p>
@@ -16973,7 +16973,7 @@
         <w:t>มาตรา ๖๖๑</w:t>
       </w:r>
       <w:r>
-        <w:t xml:space="preserve">  รัฐต้องจัดตั้งกองทุนหมุนเวียนเพื่ออุดหนุนและพัฒนา การเฝ้าระวัง ป้องกัน และรับมือโรคระบาดร้ายแรงเฉียบพลัน พร้อมจัดให้มีระบบลดหย่อนภาษีแก่ผู้ประกอบการหรือชุมชนที่ร่วมดำเนินงาน</w:t>
+        <w:t xml:space="preserve">  ให้มีกองทุนเตรียมพร้อมรับมือโรคระบาด เพื่อสำรองเวชภัณฑ์และอุปกรณ์ป้องกัน พัฒนาห้องปฏิบัติการ และสนับสนุนการวิจัยและผลิตวัคซีนภายในประเทศ</w:t>
       </w:r>
     </w:p>
     <w:p>
@@ -16988,7 +16988,7 @@
         <w:t>มาตรา ๖๖๒</w:t>
       </w:r>
       <w:r>
-        <w:t xml:space="preserve">  รัฐต้องจัดสรรงบประมาณแผ่นดินและทรัพยากรที่จำเป็นอย่างต่อเนื่องทุกปี เพื่อสนับสนุนและผลักดันการดำเนินงานด้าน สิทธิในการได้รับการบริการแพทย์ฉุกเฉินและกู้ชีพฟรีทุกสถานพยาบาล</w:t>
+        <w:t xml:space="preserve">  รัฐต้องจ่ายค่ารักษาพยาบาลฉุกเฉินแทนผู้ป่วยแก่สถานพยาบาลเอกชนตามอัตราที่กำหนด ภายในเวลาที่กฎหมายบัญญัติ เพื่อมิให้สถานพยาบาลผลักภาระแก่ผู้ป่วย</w:t>
       </w:r>
     </w:p>
     <w:p>
@@ -17003,7 +17003,7 @@
         <w:t>มาตรา ๖๖๓</w:t>
       </w:r>
       <w:r>
-        <w:t xml:space="preserve">  รัฐต้องจัดตั้งกองทุนหมุนเวียนเพื่ออุดหนุนและพัฒนา การส่งเสริมและบูรณาการการแพทย์แผนไทยและสมุนไพรท้องถิ่น พร้อมจัดให้มีระบบลดหย่อนภาษีแก่ผู้ประกอบการหรือชุมชนที่ร่วมดำเนินงาน</w:t>
+        <w:t xml:space="preserve">  ให้มีกองทุนส่งเสริมสมุนไพรชุมชน เพื่อสนับสนุนการปลูกสมุนไพรของเกษตรกร การแปรรูปที่ได้มาตรฐาน และการรับซื้อเข้าสู่โรงพยาบาลของรัฐ</w:t>
       </w:r>
     </w:p>
     <w:p>
@@ -17018,7 +17018,7 @@
         <w:t>มาตรา ๖๖๔</w:t>
       </w:r>
       <w:r>
-        <w:t xml:space="preserve">  รัฐต้องจัดสรรงบประมาณแผ่นดินและทรัพยากรที่จำเป็นอย่างต่อเนื่องทุกปี เพื่อสนับสนุนและผลักดันการดำเนินงานด้าน การพิทักษ์สิทธิผู้ป่วยและการเปิดโอกาสให้ร่วมตัดสินใจรักษา</w:t>
+        <w:t xml:space="preserve">  รัฐต้องจัดสรรงบประมาณทุกปีแก่กองทุนชดเชยความเสียหายจากการรับบริการสาธารณสุข และสำหรับการดูแลแบบประคับประคองที่บ้านแก่ผู้ป่วยระยะสุดท้าย</w:t>
       </w:r>
     </w:p>
     <w:p>
@@ -17033,7 +17033,7 @@
         <w:t>มาตรา ๖๖๕</w:t>
       </w:r>
       <w:r>
-        <w:t xml:space="preserve">  ประชาชนและชุมชนท้องถิ่นย่อมมีสิทธิเสนอแนะ ตรวจสอบ และมีส่วนร่วมในการวางแผนจัดการเกี่ยวกับ หลักประกันสุขภาพถ้วนหน้าที่ครอบคลุมการรักษาฟรีทุกโรค โดยตรง</w:t>
+        <w:t xml:space="preserve">  ประชาชนย่อมมีสิทธิร่วมเสนอการเพิ่มรายการสิทธิประโยชน์ต่อคณะกรรมการตามมาตรา ๖๔๙ และมีสิทธิร้องเรียนเมื่อถูกเรียกเก็บค่าบริการที่อยู่ในชุดสิทธิประโยชน์</w:t>
       </w:r>
     </w:p>
     <w:p>
@@ -17048,7 +17048,7 @@
         <w:t>มาตรา ๖๖๖</w:t>
       </w:r>
       <w:r>
-        <w:t xml:space="preserve">  หน่วยงานของรัฐต้องเปิดเผยข้อมูล รายงานการเบิกจ่ายงบประมาณ และผลการทำงานเกี่ยวกับ การจัดสรรและกระจายบุคลากรทางการแพทย์สู่โรงพยาบาลท้องถิ่น บนระบบข้อมูลออนไลน์ที่สืบค้นง่าย</w:t>
+        <w:t xml:space="preserve">  หน่วยงานของรัฐต้องเปิดเผยอัตราส่วนบุคลากรทางการแพทย์ต่อประชากร และชั่วโมงทำงานเฉลี่ยของบุคลากรในโรงพยาบาลของรัฐทุกแห่งต่อสาธารณะ</w:t>
       </w:r>
     </w:p>
     <w:p>
@@ -17063,7 +17063,7 @@
         <w:t>มาตรา ๖๖๗</w:t>
       </w:r>
       <w:r>
-        <w:t xml:space="preserve">  ประชาชนและชุมชนท้องถิ่นย่อมมีสิทธิเสนอแนะ ตรวจสอบ และมีส่วนร่วมในการวางแผนจัดการเกี่ยวกับ การควบคุมและลดราคายาที่จำเป็นรวมถึงเวชภัณฑ์พื้นฐาน โดยตรง</w:t>
+        <w:t xml:space="preserve">  ผู้ป่วยและผู้บริโภคย่อมมีสิทธิทราบราคายาและค่าบริการของสถานพยาบาลเอกชนล่วงหน้า และมีสิทธิร้องเรียนต่อคณะกรรมการตามมาตรา ๖๕๑ เมื่อถูกเรียกเก็บราคาเกินสมควร</w:t>
       </w:r>
     </w:p>
     <w:p>
@@ -17078,7 +17078,7 @@
         <w:t>มาตรา ๖๖๘</w:t>
       </w:r>
       <w:r>
-        <w:t xml:space="preserve">  หน่วยงานของรัฐต้องเปิดเผยข้อมูล รายงานการเบิกจ่ายงบประมาณ และผลการทำงานเกี่ยวกับ ระบบสุขภาวะและสวัสดิการการเข้าถึงการดูแลรักษาจิตใจ บนระบบข้อมูลออนไลน์ที่สืบค้นง่าย</w:t>
+        <w:t xml:space="preserve">  หน่วยงานของรัฐต้องเปิดเผยสถิติการเข้าถึงบริการสุขภาพจิตและอัตราการฆ่าตัวตายรายจังหวัด โดยไม่เปิดเผยตัวตนของผู้ป่วย</w:t>
       </w:r>
     </w:p>
     <w:p>
@@ -17093,7 +17093,7 @@
         <w:t>มาตรา ๖๖๙</w:t>
       </w:r>
       <w:r>
-        <w:t xml:space="preserve">  ประชาชนและชุมชนท้องถิ่นย่อมมีสิทธิเสนอแนะ ตรวจสอบ และมีส่วนร่วมในการวางแผนจัดการเกี่ยวกับ การเฝ้าระวัง ป้องกัน และรับมือโรคระบาดร้ายแรงเฉียบพลัน โดยตรง</w:t>
+        <w:t xml:space="preserve">  ประชาชนและผู้เชี่ยวชาญย่อมมีสิทธิเสนอความเห็นต่อมาตรการควบคุมโรค และมาตรการที่จำกัดการประกอบอาชีพต้องมาพร้อมกับการเยียวยาผู้ได้รับผลกระทบ</w:t>
       </w:r>
     </w:p>
     <w:p>
@@ -17108,7 +17108,7 @@
         <w:t>มาตรา ๖๗๐</w:t>
       </w:r>
       <w:r>
-        <w:t xml:space="preserve">  หน่วยงานของรัฐต้องเปิดเผยข้อมูล รายงานการเบิกจ่ายงบประมาณ และผลการทำงานเกี่ยวกับ สิทธิในการได้รับการบริการแพทย์ฉุกเฉินและกู้ชีพฟรีทุกสถานพยาบาล บนระบบข้อมูลออนไลน์ที่สืบค้นง่าย</w:t>
+        <w:t xml:space="preserve">  หน่วยงานของรัฐต้องเปิดเผยเวลาตอบสนองเหตุฉุกเฉินเฉลี่ยรายพื้นที่ และรายชื่อสถานพยาบาลที่ปฏิเสธผู้ป่วยฉุกเฉินต่อสาธารณะ</w:t>
       </w:r>
     </w:p>
     <w:p>
@@ -17123,7 +17123,7 @@
         <w:t>มาตรา ๖๗๑</w:t>
       </w:r>
       <w:r>
-        <w:t xml:space="preserve">  ประชาชนและชุมชนท้องถิ่นย่อมมีสิทธิเสนอแนะ ตรวจสอบ และมีส่วนร่วมในการวางแผนจัดการเกี่ยวกับ การส่งเสริมและบูรณาการการแพทย์แผนไทยและสมุนไพรท้องถิ่น โดยตรง</w:t>
+        <w:t xml:space="preserve">  หมอพื้นบ้านและชุมชนย่อมมีสิทธิร่วมขึ้นทะเบียนตำรับยาและองค์ความรู้ของตน และได้รับส่วนแบ่งประโยชน์เมื่อมีการนำไปใช้ทางการค้า</w:t>
       </w:r>
     </w:p>
     <w:p>
@@ -17138,7 +17138,7 @@
         <w:t>มาตรา ๖๗๒</w:t>
       </w:r>
       <w:r>
-        <w:t xml:space="preserve">  หน่วยงานของรัฐต้องเปิดเผยข้อมูล รายงานการเบิกจ่ายงบประมาณ และผลการทำงานเกี่ยวกับ การพิทักษ์สิทธิผู้ป่วยและการเปิดโอกาสให้ร่วมตัดสินใจรักษา บนระบบข้อมูลออนไลน์ที่สืบค้นง่าย</w:t>
+        <w:t xml:space="preserve">  หน่วยงานของรัฐต้องเปิดเผยสถิติเรื่องร้องเรียน ผลการไกล่เกลี่ย และการจ่ายเงินชดเชยความเสียหายต่อสาธารณะ โดยไม่เปิดเผยตัวตนของผู้ป่วย</w:t>
       </w:r>
     </w:p>
     <w:p>
@@ -17153,7 +17153,7 @@
         <w:t>มาตรา ๖๗๓</w:t>
       </w:r>
       <w:r>
-        <w:t xml:space="preserve">  การออกระเบียบหรือมาตรการใด ๆ เกี่ยวกับ หลักประกันสุขภาพถ้วนหน้าที่ครอบคลุมการรักษาฟรีทุกโรค ต้องคำนึงถึงผลกระทบต่อกลุ่มเปราะบางในสังคมเป็นลำดับแรก</w:t>
+        <w:t xml:space="preserve">  มาตรการใดเกี่ยวกับหลักประกันสุขภาพต้องคำนึงถึงผู้ป่วยโรคเรื้อรัง ผู้ป่วยโรคหายาก และผู้มีรายได้น้อยเป็นลำดับแรก และจะกำหนดให้ผู้ป่วยร่วมจ่ายจนเป็นอุปสรรคต่อการเข้าถึงบริการมิได้</w:t>
       </w:r>
     </w:p>
     <w:p>
@@ -17168,7 +17168,7 @@
         <w:t>มาตรา ๖๗๔</w:t>
       </w:r>
       <w:r>
-        <w:t xml:space="preserve">  รัฐต้องส่งเสริมความร่วมมือทางวิชาการและปรับปรุงมาตรฐานการจัดการ การจัดสรรและกระจายบุคลากรทางการแพทย์สู่โรงพยาบาลท้องถิ่น ให้สอดคล้องกับข้อตกลงและกติกาสากลระหว่างประเทศ</w:t>
+        <w:t xml:space="preserve">  ให้รัฐร่วมมือกับนานาชาติในการรับรองวุฒิการศึกษาของบุคลากรทางการแพทย์ และวางมาตรการป้องกันการสูญเสียบุคลากรทางการแพทย์ไปต่างประเทศ</w:t>
       </w:r>
     </w:p>
     <w:p>
@@ -17183,7 +17183,7 @@
         <w:t>มาตรา ๖๗๕</w:t>
       </w:r>
       <w:r>
-        <w:t xml:space="preserve">  ให้คณะกรรมการตรวจสอบมีอำนาจในการระงับ อายัด และสืบสวนหาข้อเท็จจริงกรณีพบความไม่โปร่งใสในการดำเนินงานด้าน การควบคุมและลดราคายาที่จำเป็นรวมถึงเวชภัณฑ์พื้นฐาน</w:t>
+        <w:t xml:space="preserve">  ให้คณะกรรมการตามมาตรา ๖๕๑ มีอำนาจตรวจสอบต้นทุน อายัดเอกสาร และสั่งระงับการจำหน่ายยาหรือเวชภัณฑ์ของผู้ประกอบการที่ฮั้วราคาหรือกักตุนสินค้า</w:t>
       </w:r>
     </w:p>
     <w:p>
@@ -17198,7 +17198,7 @@
         <w:t>มาตรา ๖๗๖</w:t>
       </w:r>
       <w:r>
-        <w:t xml:space="preserve">  ให้มีการประเมินผลสัมฤทธิ์และทบทวนความเหมาะสมของกฎหมายและนโยบายด้าน ระบบสุขภาวะและสวัสดิการการเข้าถึงการดูแลรักษาจิตใจ ทุกรอบห้าปีตามสภาวะสังคมที่เปลี่ยนแปลง</w:t>
+        <w:t xml:space="preserve">  กฎหมายและนโยบายด้านสุขภาพจิตต้องได้รับการทบทวนทุกห้าปี และการบังคับรักษาผู้ป่วยจิตเวชโดยไม่สมัครใจต้องมีคำสั่งศาลและมีระยะเวลาจำกัด</w:t>
       </w:r>
     </w:p>
     <w:p>
@@ -17213,7 +17213,7 @@
         <w:t>มาตรา ๖๗๗</w:t>
       </w:r>
       <w:r>
-        <w:t xml:space="preserve">  การออกระเบียบหรือมาตรการใด ๆ เกี่ยวกับ การเฝ้าระวัง ป้องกัน และรับมือโรคระบาดร้ายแรงเฉียบพลัน ต้องคำนึงถึงผลกระทบต่อกลุ่มเปราะบางในสังคมเป็นลำดับแรก</w:t>
+        <w:t xml:space="preserve">  มาตรการควบคุมโรคใด ๆ ต้องคำนึงถึงผู้มีรายได้รายวัน ผู้สูงอายุ ผู้ป่วยโรคเรื้อรัง และผู้ต้องขังเป็นลำดับแรก</w:t>
       </w:r>
     </w:p>
     <w:p>
@@ -17228,7 +17228,7 @@
         <w:t>มาตรา ๖๗๘</w:t>
       </w:r>
       <w:r>
-        <w:t xml:space="preserve">  รัฐต้องส่งเสริมความร่วมมือทางวิชาการและปรับปรุงมาตรฐานการจัดการ สิทธิในการได้รับการบริการแพทย์ฉุกเฉินและกู้ชีพฟรีทุกสถานพยาบาล ให้สอดคล้องกับข้อตกลงและกติกาสากลระหว่างประเทศ</w:t>
+        <w:t xml:space="preserve">  ให้รัฐร่วมมือกับประเทศเพื่อนบ้านในการส่งต่อผู้ป่วยฉุกเฉินข้ามพรมแดน และพัฒนามาตรฐานการแพทย์ฉุกเฉินให้สอดคล้องกับแนวปฏิบัติสากล</w:t>
       </w:r>
     </w:p>
     <w:p>
@@ -17243,7 +17243,7 @@
         <w:t>มาตรา ๖๗๙</w:t>
       </w:r>
       <w:r>
-        <w:t xml:space="preserve">  ให้คณะกรรมการตรวจสอบมีอำนาจในการระงับ อายัด และสืบสวนหาข้อเท็จจริงกรณีพบความไม่โปร่งใสในการดำเนินงานด้าน การส่งเสริมและบูรณาการการแพทย์แผนไทยและสมุนไพรท้องถิ่น</w:t>
+        <w:t xml:space="preserve">  ให้คณะกรรมการตามมาตรา ๖๕๕ มีอำนาจตรวจสอบและระงับการจำหน่ายผลิตภัณฑ์ที่อ้างสรรพคุณการแพทย์แผนไทยอันเป็นเท็จหรือมีสารปนเปื้อน</w:t>
       </w:r>
     </w:p>
     <w:p>
@@ -17258,7 +17258,7 @@
         <w:t>มาตรา ๖๘๐</w:t>
       </w:r>
       <w:r>
-        <w:t xml:space="preserve">  ให้มีการประเมินผลสัมฤทธิ์และทบทวนความเหมาะสมของกฎหมายและนโยบายด้าน การพิทักษ์สิทธิผู้ป่วยและการเปิดโอกาสให้ร่วมตัดสินใจรักษา ทุกรอบห้าปีตามสภาวะสังคมที่เปลี่ยนแปลง</w:t>
+        <w:t xml:space="preserve">  กฎหมายว่าด้วยสิทธิผู้ป่วยและการชดเชยความเสียหายจากการรับบริการสาธารณสุขต้องได้รับการทบทวนทุกห้าปี</w:t>
       </w:r>
     </w:p>
     <w:p>
@@ -17285,7 +17285,7 @@
         <w:t>มาตรา ๖๘๑</w:t>
       </w:r>
       <w:r>
-        <w:t xml:space="preserve">  รัฐต้องรับรองและคุ้มครองหลักการ การเปิดเผยบัญชีทรัพย์สินและหนี้สินของนักการเมืองต่อสาธารณะ เพื่อประโยชน์ของประชาชนและผู้ใช้บริการอย่างถ้วนหน้าและยั่งยืน</w:t>
+        <w:t xml:space="preserve">  รัฐต้องรับรองหลักการว่าผู้ดำรงตำแหน่งทางการเมือง ผู้บริหารองค์กรอิสระ ตุลาการ และข้าราชการระดับสูง ต้องเปิดเผยบัญชีแสดงรายการทรัพย์สินและหนี้สินของตน คู่สมรส และบุตรที่ยังไม่บรรลุนิติภาวะต่อสาธารณะ ทั้งเมื่อเข้ารับตำแหน่ง ทุกปีระหว่างดำรงตำแหน่ง และเมื่อพ้นจากตำแหน่ง</w:t>
       </w:r>
     </w:p>
     <w:p>
@@ -17300,7 +17300,7 @@
         <w:t>มาตรา ๖๘๒</w:t>
       </w:r>
       <w:r>
-        <w:t xml:space="preserve">  ประชาชนย่อมมีสิทธิพื้นฐานในเรื่อง การจัดซื้อจัดจ้างภาครัฐผ่านระบบดิจิทัลที่โปร่งใสตรวจสอบได้ โดยห้ามมิให้หน่วยงานใดจำกัดสิทธิหรือสร้างเงื่อนไขกีดกันโดยมิชอบ</w:t>
+        <w:t xml:space="preserve">  ประชาชนย่อมมีสิทธิตรวจสอบการจัดซื้อจัดจ้างของหน่วยงานของรัฐทุกขั้นตอน การจัดซื้อจัดจ้างของรัฐต้องดำเนินการผ่านระบบอิเล็กทรอนิกส์ที่เปิดเผยตั้งแต่การกำหนดราคากลาง ขอบเขตงาน ผู้เสนอราคา จนถึงการตรวจรับงาน</w:t>
       </w:r>
     </w:p>
     <w:p>
@@ -17315,7 +17315,7 @@
         <w:t>มาตรา ๖๘๓</w:t>
       </w:r>
       <w:r>
-        <w:t xml:space="preserve">  รัฐต้องรับรองและคุ้มครองหลักการ การคุ้มครองสิทธิพยานและผู้แจ้งเบาะแสการทุจริต (Whistleblower) เพื่อประโยชน์ของประชาชนและผู้ใช้บริการอย่างถ้วนหน้าและยั่งยืน</w:t>
+        <w:t xml:space="preserve">  รัฐต้องรับรองหลักการว่าผู้แจ้งเบาะแสการทุจริตโดยสุจริตต้องได้รับความคุ้มครองจากการถูกกลั่นแกล้ง ลงโทษ หรือฟ้องร้อง และการเปิดเผยตัวตนของผู้แจ้งเบาะแสโดยไม่ได้รับความยินยอมจะกระทำมิได้</w:t>
       </w:r>
     </w:p>
     <w:p>
@@ -17330,7 +17330,7 @@
         <w:t>มาตรา ๖๘๔</w:t>
       </w:r>
       <w:r>
-        <w:t xml:space="preserve">  ประชาชนย่อมมีสิทธิพื้นฐานในเรื่อง มาตรการป้องกันและลงโทษผลประโยชน์ทับซ้อนเชิงนโยบาย โดยห้ามมิให้หน่วยงานใดจำกัดสิทธิหรือสร้างเงื่อนไขกีดกันโดยมิชอบ</w:t>
+        <w:t xml:space="preserve">  ประชาชนย่อมมีสิทธิได้รับการบริหารราชการแผ่นดินที่ปราศจากผลประโยชน์ทับซ้อน ผู้ดำรงตำแหน่งทางการเมืองต้องไม่เสนอ พิจารณา หรือลงมติในเรื่องที่ตน คู่สมรส หรือญาติมีส่วนได้เสีย และต้องโอนหุ้นในกิจการที่อาจได้รับประโยชน์จากนโยบายของตนให้นิติบุคคลจัดการแทน</w:t>
       </w:r>
     </w:p>
     <w:p>
@@ -17345,7 +17345,7 @@
         <w:t>มาตรา ๖๘๕</w:t>
       </w:r>
       <w:r>
-        <w:t xml:space="preserve">  รัฐต้องรับรองและคุ้มครองหลักการ การจัดตั้งองค์กรตรวจสอบทุจริตโดยผู้แทนประชาชนอิสระ เพื่อประโยชน์ของประชาชนและผู้ใช้บริการอย่างถ้วนหน้าและยั่งยืน</w:t>
+        <w:t xml:space="preserve">  รัฐต้องรับรองหลักการว่าประชาชนมีส่วนร่วมในการตรวจสอบการทุจริต และต้องจัดให้มีสภาตรวจสอบภาคประชาชนในทุกจังหวัด ซึ่งสมาชิกมาจากการเลือกกันเองขององค์กรภาคประชาสังคมและไม่มีความสัมพันธ์กับพรรคการเมือง</w:t>
       </w:r>
     </w:p>
     <w:p>
@@ -17360,7 +17360,7 @@
         <w:t>มาตรา ๖๘๖</w:t>
       </w:r>
       <w:r>
-        <w:t xml:space="preserve">  ประชาชนย่อมมีสิทธิพื้นฐานในเรื่อง สิทธิในการเข้าถึงข้อมูลการทำงานและเอกสารราชการทั้งหมด โดยห้ามมิให้หน่วยงานใดจำกัดสิทธิหรือสร้างเงื่อนไขกีดกันโดยมิชอบ</w:t>
+        <w:t xml:space="preserve">  บุคคลย่อมมีสิทธิเข้าถึงข้อมูลหรือข่าวสารสาธารณะในครอบครองของหน่วยงานของรัฐ เว้นแต่การเปิดเผยจะกระทบต่อความมั่นคงของรัฐ ความปลอดภัยของประชาชน หรือสิทธิส่วนบุคคล ซึ่งหน่วยงานต้องแสดงเหตุผลเป็นรายกรณี</w:t>
       </w:r>
     </w:p>
     <w:p>
@@ -17375,7 +17375,7 @@
         <w:t>มาตรา ๖๘๗</w:t>
       </w:r>
       <w:r>
-        <w:t xml:space="preserve">  รัฐต้องรับรองและคุ้มครองหลักการ คดีทุจริตประพฤติมิชอบของนักการเมืองไม่มีอายุความ เพื่อประโยชน์ของประชาชนและผู้ใช้บริการอย่างถ้วนหน้าและยั่งยืน</w:t>
+        <w:t xml:space="preserve">  รัฐต้องรับรองหลักการว่าคดีทุจริตต่อหน้าที่ของผู้ดำรงตำแหน่งทางการเมืองและเจ้าหน้าที่ของรัฐไม่มีอายุความ และการหลบหนีระหว่างคดีไม่ทำให้การพิจารณาคดีต้องหยุดชะงัก</w:t>
       </w:r>
     </w:p>
     <w:p>
@@ -17390,7 +17390,7 @@
         <w:t>มาตรา ๖๘๘</w:t>
       </w:r>
       <w:r>
-        <w:t xml:space="preserve">  ประชาชนย่อมมีสิทธิพื้นฐานในเรื่อง การติดตามและริบทรัพย์สินที่ได้มาจากการทุจริตกลับคืนแผ่นดิน โดยห้ามมิให้หน่วยงานใดจำกัดสิทธิหรือสร้างเงื่อนไขกีดกันโดยมิชอบ</w:t>
+        <w:t xml:space="preserve">  ประชาชนย่อมมีสิทธิได้รับทรัพย์สินที่ได้มาจากการทุจริตคืนแก่แผ่นดิน ทรัพย์สินที่ร่ำรวยผิดปกติของผู้ดำรงตำแหน่งทางการเมืองและเจ้าหน้าที่ของรัฐให้ตกเป็นของแผ่นดิน เว้นแต่ผู้นั้นจะพิสูจน์ได้ว่าได้มาโดยชอบ</w:t>
       </w:r>
     </w:p>
     <w:p>
@@ -17405,7 +17405,7 @@
         <w:t>มาตรา ๖๘๙</w:t>
       </w:r>
       <w:r>
-        <w:t xml:space="preserve">  ให้มีหน่วยงานกำกับดูแลที่เป็นอิสระทำหน้าที่วางระเบียบ มาตรการ และขับเคลื่อนโครงการเกี่ยวกับ การเปิดเผยบัญชีทรัพย์สินและหนี้สินของนักการเมืองต่อสาธารณะ เพื่อประสิทธิภาพสูงสุด</w:t>
+        <w:t xml:space="preserve">  ให้คณะกรรมการป้องกันและปราบปรามการทุจริตแห่งชาติเป็นหน่วยงานกำกับดูแลการยื่นบัญชีตามมาตรา ๖๘๑ และมีอำนาจตรวจสอบความมีอยู่จริงของทรัพย์สิน รวมทั้งทรัพย์สินที่ถือไว้แทนโดยบุคคลอื่นหรือนิติบุคคล</w:t>
       </w:r>
     </w:p>
     <w:p>
@@ -17420,7 +17420,7 @@
         <w:t>มาตรา ๖๙๐</w:t>
       </w:r>
       <w:r>
-        <w:t xml:space="preserve">  ให้จัดตั้งคณะกรรมการผู้ทรงคุณวุฒิระดับชาติเพื่อกำกับดูแล การจัดซื้อจัดจ้างภาครัฐผ่านระบบดิจิทัลที่โปร่งใสตรวจสอบได้ ให้เป็นไปตามมาตรฐานการดำเนินงานและเป้าหมายของรัฐ</w:t>
+        <w:t xml:space="preserve">  ให้มีคณะกรรมการนโยบายการจัดซื้อจัดจ้างภาครัฐ ทำหน้าที่กำกับระบบจัดซื้อจัดจ้างอิเล็กทรอนิกส์ และวิเคราะห์ข้อมูลเพื่อตรวจจับรูปแบบการสมยอมราคาหรือการแบ่งซื้อแบ่งจ้าง</w:t>
       </w:r>
     </w:p>
     <w:p>
@@ -17435,7 +17435,7 @@
         <w:t>มาตรา ๖๙๑</w:t>
       </w:r>
       <w:r>
-        <w:t xml:space="preserve">  ให้มีหน่วยงานกำกับดูแลที่เป็นอิสระทำหน้าที่วางระเบียบ มาตรการ และขับเคลื่อนโครงการเกี่ยวกับ การคุ้มครองสิทธิพยานและผู้แจ้งเบาะแสการทุจริต (Whistleblower) เพื่อประสิทธิภาพสูงสุด</w:t>
+        <w:t xml:space="preserve">  ให้มีหน่วยงานคุ้มครองผู้แจ้งเบาะแส ทำหน้าที่รับแจ้งเบาะแสผ่านช่องทางที่ปกปิดตัวตน จัดมาตรการคุ้มครองความปลอดภัย และสั่งให้หน่วยงานต้นสังกัดระงับการลงโทษผู้แจ้งเบาะแส</w:t>
       </w:r>
     </w:p>
     <w:p>
@@ -17450,7 +17450,7 @@
         <w:t>มาตรา ๖๙๒</w:t>
       </w:r>
       <w:r>
-        <w:t xml:space="preserve">  ให้จัดตั้งคณะกรรมการผู้ทรงคุณวุฒิระดับชาติเพื่อกำกับดูแล มาตรการป้องกันและลงโทษผลประโยชน์ทับซ้อนเชิงนโยบาย ให้เป็นไปตามมาตรฐานการดำเนินงานและเป้าหมายของรัฐ</w:t>
+        <w:t xml:space="preserve">  ให้มีคณะกรรมการจริยธรรมผู้ดำรงตำแหน่งทางการเมือง ทำหน้าที่วินิจฉัยกรณีผลประโยชน์ทับซ้อน และกำหนดระยะเวลาห้ามผู้พ้นจากตำแหน่งเข้าทำงานในกิจการที่ตนเคยกำกับดูแล</w:t>
       </w:r>
     </w:p>
     <w:p>
@@ -17465,7 +17465,7 @@
         <w:t>มาตรา ๖๙๓</w:t>
       </w:r>
       <w:r>
-        <w:t xml:space="preserve">  ให้มีหน่วยงานกำกับดูแลที่เป็นอิสระทำหน้าที่วางระเบียบ มาตรการ และขับเคลื่อนโครงการเกี่ยวกับ การจัดตั้งองค์กรตรวจสอบทุจริตโดยผู้แทนประชาชนอิสระ เพื่อประสิทธิภาพสูงสุด</w:t>
+        <w:t xml:space="preserve">  ให้สภาตรวจสอบภาคประชาชนมีอำนาจขอเอกสารจากหน่วยงานของรัฐในจังหวัด ติดตามโครงการก่อสร้าง และส่งเรื่องให้คณะกรรมการป้องกันและปราบปรามการทุจริตแห่งชาติไต่สวน ซึ่งต้องแจ้งผลกลับภายในเวลาที่กฎหมายกำหนด</w:t>
       </w:r>
     </w:p>
     <w:p>
@@ -17480,7 +17480,7 @@
         <w:t>มาตรา ๖๙๔</w:t>
       </w:r>
       <w:r>
-        <w:t xml:space="preserve">  ให้จัดตั้งคณะกรรมการผู้ทรงคุณวุฒิระดับชาติเพื่อกำกับดูแล สิทธิในการเข้าถึงข้อมูลการทำงานและเอกสารราชการทั้งหมด ให้เป็นไปตามมาตรฐานการดำเนินงานและเป้าหมายของรัฐ</w:t>
+        <w:t xml:space="preserve">  ให้มีคณะกรรมการข้อมูลข่าวสารของราชการซึ่งเป็นองค์กรอิสระ มีอำนาจวินิจฉัยอุทธรณ์คำสั่งไม่เปิดเผยข้อมูล และคำวินิจฉัยให้เปิดเผยมีผลผูกพันหน่วยงานของรัฐ</w:t>
       </w:r>
     </w:p>
     <w:p>
@@ -17495,7 +17495,7 @@
         <w:t>มาตรา ๖๙๕</w:t>
       </w:r>
       <w:r>
-        <w:t xml:space="preserve">  ให้มีหน่วยงานกำกับดูแลที่เป็นอิสระทำหน้าที่วางระเบียบ มาตรการ และขับเคลื่อนโครงการเกี่ยวกับ คดีทุจริตประพฤติมิชอบของนักการเมืองไม่มีอายุความ เพื่อประสิทธิภาพสูงสุด</w:t>
+        <w:t xml:space="preserve">  ให้มีแผนกคดีอาญาของผู้ดำรงตำแหน่งทางการเมืองในศาลฎีกาทำหน้าที่พิจารณาคดีทุจริตโดยไม่ชักช้า และให้ศาลพิจารณาคดีลับหลังจำเลยที่หลบหนีได้</w:t>
       </w:r>
     </w:p>
     <w:p>
@@ -17510,7 +17510,7 @@
         <w:t>มาตรา ๖๙๖</w:t>
       </w:r>
       <w:r>
-        <w:t xml:space="preserve">  ให้จัดตั้งคณะกรรมการผู้ทรงคุณวุฒิระดับชาติเพื่อกำกับดูแล การติดตามและริบทรัพย์สินที่ได้มาจากการทุจริตกลับคืนแผ่นดิน ให้เป็นไปตามมาตรฐานการดำเนินงานและเป้าหมายของรัฐ</w:t>
+        <w:t xml:space="preserve">  ให้มีคณะกรรมการติดตามทรัพย์สินคืนแผ่นดิน ทำหน้าที่สืบหาทรัพย์สินที่ได้มาจากการทุจริตทั้งในและนอกราชอาณาจักร และประสานความช่วยเหลือทางกฎหมายกับต่างประเทศ</w:t>
       </w:r>
     </w:p>
     <w:p>
@@ -17525,7 +17525,7 @@
         <w:t>มาตรา ๖๙๗</w:t>
       </w:r>
       <w:r>
-        <w:t xml:space="preserve">  รัฐต้องจัดสรรงบประมาณแผ่นดินและทรัพยากรที่จำเป็นอย่างต่อเนื่องทุกปี เพื่อสนับสนุนและผลักดันการดำเนินงานด้าน การเปิดเผยบัญชีทรัพย์สินและหนี้สินของนักการเมืองต่อสาธารณะ</w:t>
+        <w:t xml:space="preserve">  รัฐต้องจัดสรรงบประมาณเพื่อพัฒนาระบบตรวจสอบบัญชีทรัพย์สินที่เชื่อมโยงข้อมูลจากกรมที่ดิน สถาบันการเงิน ทะเบียนนิติบุคคล และทะเบียนยานพาหนะโดยอัตโนมัติ</w:t>
       </w:r>
     </w:p>
     <w:p>
@@ -17540,7 +17540,7 @@
         <w:t>มาตรา ๖๙๘</w:t>
       </w:r>
       <w:r>
-        <w:t xml:space="preserve">  รัฐต้องจัดตั้งกองทุนหมุนเวียนเพื่ออุดหนุนและพัฒนา การจัดซื้อจัดจ้างภาครัฐผ่านระบบดิจิทัลที่โปร่งใสตรวจสอบได้ พร้อมจัดให้มีระบบลดหย่อนภาษีแก่ผู้ประกอบการหรือชุมชนที่ร่วมดำเนินงาน</w:t>
+        <w:t xml:space="preserve">  ให้มีกองทุนพัฒนาระบบจัดซื้อจัดจ้างอิเล็กทรอนิกส์ ซึ่งมีรายได้จากค่าธรรมเนียมการเสนอราคา เพื่อพัฒนาระบบและฝึกอบรมเจ้าหน้าที่พัสดุขององค์กรปกครองส่วนท้องถิ่น</w:t>
       </w:r>
     </w:p>
     <w:p>
@@ -17555,7 +17555,7 @@
         <w:t>มาตรา ๖๙๙</w:t>
       </w:r>
       <w:r>
-        <w:t xml:space="preserve">  รัฐต้องจัดสรรงบประมาณแผ่นดินและทรัพยากรที่จำเป็นอย่างต่อเนื่องทุกปี เพื่อสนับสนุนและผลักดันการดำเนินงานด้าน การคุ้มครองสิทธิพยานและผู้แจ้งเบาะแสการทุจริต (Whistleblower)</w:t>
+        <w:t xml:space="preserve">  รัฐต้องจัดสรรงบประมาณสำหรับการคุ้มครองพยาน ที่พักปลอดภัย และการเปลี่ยนที่ทำงานของผู้แจ้งเบาะแส และต้องจ่ายรางวัลแก่ผู้แจ้งเบาะแสในอัตราร้อยละของทรัพย์สินที่ได้คืนมา</w:t>
       </w:r>
     </w:p>
     <w:p>
@@ -17570,7 +17570,7 @@
         <w:t>มาตรา ๗๐๐</w:t>
       </w:r>
       <w:r>
-        <w:t xml:space="preserve">  รัฐต้องจัดตั้งกองทุนหมุนเวียนเพื่ออุดหนุนและพัฒนา มาตรการป้องกันและลงโทษผลประโยชน์ทับซ้อนเชิงนโยบาย พร้อมจัดให้มีระบบลดหย่อนภาษีแก่ผู้ประกอบการหรือชุมชนที่ร่วมดำเนินงาน</w:t>
+        <w:t xml:space="preserve">  ให้มีกองทุนสนับสนุนการวิจัยและตรวจสอบนโยบายสาธารณะ เพื่อให้ทุนแก่องค์กรอิสระและสื่อมวลชนในการวิเคราะห์ผลประโยชน์ทับซ้อนในนโยบายของรัฐ</w:t>
       </w:r>
     </w:p>
     <w:p>
@@ -17585,7 +17585,7 @@
         <w:t>มาตรา ๗๐๑</w:t>
       </w:r>
       <w:r>
-        <w:t xml:space="preserve">  รัฐต้องจัดสรรงบประมาณแผ่นดินและทรัพยากรที่จำเป็นอย่างต่อเนื่องทุกปี เพื่อสนับสนุนและผลักดันการดำเนินงานด้าน การจัดตั้งองค์กรตรวจสอบทุจริตโดยผู้แทนประชาชนอิสระ</w:t>
+        <w:t xml:space="preserve">  รัฐต้องจัดสรรงบประมาณแก่สภาตรวจสอบภาคประชาชนอย่างเพียงพอและเป็นอิสระ โดยจะนำการจัดสรรงบประมาณมาเป็นเครื่องมือต่อรองหรือกดดันมิได้</w:t>
       </w:r>
     </w:p>
     <w:p>
@@ -17600,7 +17600,7 @@
         <w:t>มาตรา ๗๐๒</w:t>
       </w:r>
       <w:r>
-        <w:t xml:space="preserve">  รัฐต้องจัดตั้งกองทุนหมุนเวียนเพื่ออุดหนุนและพัฒนา สิทธิในการเข้าถึงข้อมูลการทำงานและเอกสารราชการทั้งหมด พร้อมจัดให้มีระบบลดหย่อนภาษีแก่ผู้ประกอบการหรือชุมชนที่ร่วมดำเนินงาน</w:t>
+        <w:t xml:space="preserve">  ให้มีกองทุนพัฒนาระบบข้อมูลเปิดภาครัฐ เพื่อแปลงเอกสารราชการเป็นดิจิทัลและจัดทำระบบให้ประชาชนขอข้อมูลออนไลน์ได้โดยไม่เสียค่าใช้จ่าย</w:t>
       </w:r>
     </w:p>
     <w:p>
@@ -17615,7 +17615,7 @@
         <w:t>มาตรา ๗๐๓</w:t>
       </w:r>
       <w:r>
-        <w:t xml:space="preserve">  รัฐต้องจัดสรรงบประมาณแผ่นดินและทรัพยากรที่จำเป็นอย่างต่อเนื่องทุกปี เพื่อสนับสนุนและผลักดันการดำเนินงานด้าน คดีทุจริตประพฤติมิชอบของนักการเมืองไม่มีอายุความ</w:t>
+        <w:t xml:space="preserve">  รัฐต้องจัดสรรงบประมาณแก่หน่วยงานสอบสวนและฟ้องร้องคดีทุจริตอย่างเพียงพอ เพื่อมิให้คดีค้างนานจนพยานหลักฐานสูญหาย</w:t>
       </w:r>
     </w:p>
     <w:p>
@@ -17630,7 +17630,7 @@
         <w:t>มาตรา ๗๐๔</w:t>
       </w:r>
       <w:r>
-        <w:t xml:space="preserve">  รัฐต้องจัดตั้งกองทุนหมุนเวียนเพื่ออุดหนุนและพัฒนา การติดตามและริบทรัพย์สินที่ได้มาจากการทุจริตกลับคืนแผ่นดิน พร้อมจัดให้มีระบบลดหย่อนภาษีแก่ผู้ประกอบการหรือชุมชนที่ร่วมดำเนินงาน</w:t>
+        <w:t xml:space="preserve">  ทรัพย์สินที่ริบคืนได้ตามหมวดนี้ให้นำเข้ากองทุนต่อต้านการทุจริตภาคประชาชนตามมาตรา ๑๑๕๘ เพื่อใช้ตามวัตถุประสงค์ของกองทุนนั้น</w:t>
       </w:r>
     </w:p>
     <w:p>
@@ -17645,7 +17645,7 @@
         <w:t>มาตรา ๗๐๕</w:t>
       </w:r>
       <w:r>
-        <w:t xml:space="preserve">  หน่วยงานของรัฐต้องเปิดเผยข้อมูล รายงานการเบิกจ่ายงบประมาณ และผลการทำงานเกี่ยวกับ การเปิดเผยบัญชีทรัพย์สินและหนี้สินของนักการเมืองต่อสาธารณะ บนระบบข้อมูลออนไลน์ที่สืบค้นง่าย</w:t>
+        <w:t xml:space="preserve">  บัญชีแสดงรายการทรัพย์สินและหนี้สินต้องเผยแพร่บนระบบออนไลน์ที่สืบค้นได้ภายในสามสิบวันนับแต่วันที่ยื่น และให้คงไว้ไม่น้อยกว่าห้าปีนับแต่วันพ้นจากตำแหน่ง</w:t>
       </w:r>
     </w:p>
     <w:p>
@@ -17660,7 +17660,7 @@
         <w:t>มาตรา ๗๐๖</w:t>
       </w:r>
       <w:r>
-        <w:t xml:space="preserve">  ประชาชนและชุมชนท้องถิ่นย่อมมีสิทธิเสนอแนะ ตรวจสอบ และมีส่วนร่วมในการวางแผนจัดการเกี่ยวกับ การจัดซื้อจัดจ้างภาครัฐผ่านระบบดิจิทัลที่โปร่งใสตรวจสอบได้ โดยตรง</w:t>
+        <w:t xml:space="preserve">  ประชาชนและองค์กรภาคประชาสังคมย่อมมีสิทธิสังเกตการณ์การเปิดซองและการตรวจรับงาน และมีสิทธิร้องเรียนเมื่อพบความผิดปกติ</w:t>
       </w:r>
     </w:p>
     <w:p>
@@ -17675,7 +17675,7 @@
         <w:t>มาตรา ๗๐๗</w:t>
       </w:r>
       <w:r>
-        <w:t xml:space="preserve">  หน่วยงานของรัฐต้องเปิดเผยข้อมูล รายงานการเบิกจ่ายงบประมาณ และผลการทำงานเกี่ยวกับ การคุ้มครองสิทธิพยานและผู้แจ้งเบาะแสการทุจริต (Whistleblower) บนระบบข้อมูลออนไลน์ที่สืบค้นง่าย</w:t>
+        <w:t xml:space="preserve">  หน่วยงานของรัฐต้องเปิดเผยสถิติการแจ้งเบาะแส ผลการดำเนินคดี และจำนวนทรัพย์สินที่ได้คืนจากเบาะแสต่อสาธารณะ โดยไม่เปิดเผยตัวตนของผู้แจ้ง</w:t>
       </w:r>
     </w:p>
     <w:p>
@@ -17690,7 +17690,7 @@
         <w:t>มาตรา ๗๐๘</w:t>
       </w:r>
       <w:r>
-        <w:t xml:space="preserve">  ประชาชนและชุมชนท้องถิ่นย่อมมีสิทธิเสนอแนะ ตรวจสอบ และมีส่วนร่วมในการวางแผนจัดการเกี่ยวกับ มาตรการป้องกันและลงโทษผลประโยชน์ทับซ้อนเชิงนโยบาย โดยตรง</w:t>
+        <w:t xml:space="preserve">  ผู้ดำรงตำแหน่งทางการเมืองต้องเปิดเผยบันทึกการพบปะกับผู้แทนกลุ่มผลประโยชน์ที่ติดต่อเพื่อผลักดันนโยบายต่อสาธารณะ</w:t>
       </w:r>
     </w:p>
     <w:p>
@@ -17705,7 +17705,7 @@
         <w:t>มาตรา ๗๐๙</w:t>
       </w:r>
       <w:r>
-        <w:t xml:space="preserve">  หน่วยงานของรัฐต้องเปิดเผยข้อมูล รายงานการเบิกจ่ายงบประมาณ และผลการทำงานเกี่ยวกับ การจัดตั้งองค์กรตรวจสอบทุจริตโดยผู้แทนประชาชนอิสระ บนระบบข้อมูลออนไลน์ที่สืบค้นง่าย</w:t>
+        <w:t xml:space="preserve">  สภาตรวจสอบภาคประชาชนต้องเปิดเผยรายงานผลการตรวจสอบและเรื่องที่ส่งต่อพร้อมผลการพิจารณาต่อสาธารณะเป็นประจำทุกปี</w:t>
       </w:r>
     </w:p>
     <w:p>
@@ -17720,7 +17720,7 @@
         <w:t>มาตรา ๗๑๐</w:t>
       </w:r>
       <w:r>
-        <w:t xml:space="preserve">  ประชาชนและชุมชนท้องถิ่นย่อมมีสิทธิเสนอแนะ ตรวจสอบ และมีส่วนร่วมในการวางแผนจัดการเกี่ยวกับ สิทธิในการเข้าถึงข้อมูลการทำงานและเอกสารราชการทั้งหมด โดยตรง</w:t>
+        <w:t xml:space="preserve">  ประชาชนย่อมมีสิทธิยื่นคำขอข้อมูลโดยไม่ต้องแสดงเหตุผลหรือส่วนได้เสีย และหน่วยงานต้องตอบภายในสามสิบวัน มิฉะนั้นให้ถือว่าปฏิเสธและผู้ขออุทธรณ์ได้ทันที</w:t>
       </w:r>
     </w:p>
     <w:p>
@@ -17735,7 +17735,7 @@
         <w:t>มาตรา ๗๑๑</w:t>
       </w:r>
       <w:r>
-        <w:t xml:space="preserve">  หน่วยงานของรัฐต้องเปิดเผยข้อมูล รายงานการเบิกจ่ายงบประมาณ และผลการทำงานเกี่ยวกับ คดีทุจริตประพฤติมิชอบของนักการเมืองไม่มีอายุความ บนระบบข้อมูลออนไลน์ที่สืบค้นง่าย</w:t>
+        <w:t xml:space="preserve">  หน่วยงานของรัฐต้องเปิดเผยรายชื่อคดีทุจริตที่อยู่ระหว่างการไต่สวน ระยะเวลาที่ใช้ และผลคำพิพากษาต่อสาธารณะ</w:t>
       </w:r>
     </w:p>
     <w:p>
@@ -17750,7 +17750,7 @@
         <w:t>มาตรา ๗๑๒</w:t>
       </w:r>
       <w:r>
-        <w:t xml:space="preserve">  ประชาชนและชุมชนท้องถิ่นย่อมมีสิทธิเสนอแนะ ตรวจสอบ และมีส่วนร่วมในการวางแผนจัดการเกี่ยวกับ การติดตามและริบทรัพย์สินที่ได้มาจากการทุจริตกลับคืนแผ่นดิน โดยตรง</w:t>
+        <w:t xml:space="preserve">  ประชาชนย่อมมีสิทธิแจ้งข้อมูลทรัพย์สินที่สงสัยว่าได้มาจากการทุจริตต่อคณะกรรมการตามมาตรา ๖๙๖ และมีสิทธิได้รับแจ้งผลการตรวจสอบ</w:t>
       </w:r>
     </w:p>
     <w:p>
@@ -17765,7 +17765,7 @@
         <w:t>มาตรา ๗๑๓</w:t>
       </w:r>
       <w:r>
-        <w:t xml:space="preserve">  รัฐต้องดูแลและจัดให้มีมาตรการช่วยเหลือเป็นพิเศษสำหรับผู้มีรายได้น้อย ผู้พิการ ผู้สูงอายุ และกลุ่มเปราะบางในการเข้าถึง การเปิดเผยบัญชีทรัพย์สินและหนี้สินของนักการเมืองต่อสาธารณะ</w:t>
+        <w:t xml:space="preserve">  ระเบียบเกี่ยวกับการเปิดเผยบัญชีทรัพย์สินต้องไม่เปิดเผยเลขบัญชี ที่อยู่ หรือข้อมูลที่อาจเป็นอันตรายต่อความปลอดภัยของผู้ยื่นและครอบครัว แต่ต้องเปิดเผยมูลค่าและประเภทของทรัพย์สินโดยครบถ้วน</w:t>
       </w:r>
     </w:p>
     <w:p>
@@ -17780,7 +17780,7 @@
         <w:t>มาตรา ๗๑๔</w:t>
       </w:r>
       <w:r>
-        <w:t xml:space="preserve">  การพัฒนาและการตรวจสอบระบบ การจัดซื้อจัดจ้างภาครัฐผ่านระบบดิจิทัลที่โปร่งใสตรวจสอบได้ ต้องใช้วิทยาการที่ก้าวหน้า เทคโนโลยีดิจิทัล และนวัตกรรมที่สอดรับกับสากล</w:t>
+        <w:t xml:space="preserve">  การพัฒนาระบบจัดซื้อจัดจ้างอิเล็กทรอนิกส์ต้องเปิดเผยข้อมูลในรูปแบบข้อมูลเปิดที่เครื่องอ่านได้ และต้องเชื่อมโยงกับทะเบียนผู้ถือหุ้นที่แท้จริงของผู้เสนอราคา</w:t>
       </w:r>
     </w:p>
     <w:p>
@@ -17795,7 +17795,7 @@
         <w:t>มาตรา ๗๑๕</w:t>
       </w:r>
       <w:r>
-        <w:t xml:space="preserve">  ผู้ใดหรือเจ้าหน้าที่ของรัฐที่กระทำการละเมิด ทุจริต หรือจงใจหลบเลี่ยงบทบัญญัติการดำเนินงานเกี่ยวกับ การคุ้มครองสิทธิพยานและผู้แจ้งเบาะแสการทุจริต (Whistleblower) ต้องระวางโทษทางวินัยร้ายแรงและโทษอาญา</w:t>
+        <w:t xml:space="preserve">  ผู้ใดกลั่นแกล้ง ข่มขู่ หรือลงโทษผู้แจ้งเบาะแสการทุจริตเพราะเหตุแห่งการแจ้งเบาะแส หรือเปิดเผยตัวตนของผู้แจ้งเบาะแสโดยมิชอบ ต้องระวางโทษทางอาญาและทางวินัย</w:t>
       </w:r>
     </w:p>
     <w:p>
@@ -17810,7 +17810,7 @@
         <w:t>มาตรา ๗๑๖</w:t>
       </w:r>
       <w:r>
-        <w:t xml:space="preserve">  การดำเนินงานในรายละเอียดและขั้นตอนการปฏิบัติเกี่ยวกับ มาตรการป้องกันและลงโทษผลประโยชน์ทับซ้อนเชิงนโยบาย ให้ตราขึ้นเป็นพระราชบัญญัติประกอบรัฐธรรมนูญภายในหนึ่งปี</w:t>
+        <w:t xml:space="preserve">  การดำเนินงานในรายละเอียดเกี่ยวกับการป้องกันผลประโยชน์ทับซ้อนและการทำงานหลังพ้นจากตำแหน่ง ให้ตราเป็นกฎหมายภายในหนึ่งปีนับแต่วันที่หมวดนี้ใช้บังคับ</w:t>
       </w:r>
     </w:p>
     <w:p>
@@ -17825,7 +17825,7 @@
         <w:t>มาตรา ๗๑๗</w:t>
       </w:r>
       <w:r>
-        <w:t xml:space="preserve">  รัฐต้องดูแลและจัดให้มีมาตรการช่วยเหลือเป็นพิเศษสำหรับผู้มีรายได้น้อย ผู้พิการ ผู้สูงอายุ และกลุ่มเปราะบางในการเข้าถึง การจัดตั้งองค์กรตรวจสอบทุจริตโดยผู้แทนประชาชนอิสระ</w:t>
+        <w:t xml:space="preserve">  รัฐต้องจัดให้มีการคุ้มครองเป็นพิเศษแก่สมาชิกสภาตรวจสอบภาคประชาชนในพื้นที่ที่มีความเสี่ยง และจะดำเนินคดีหมิ่นประมาทต่อสมาชิกจากการรายงานโดยสุจริตมิได้</w:t>
       </w:r>
     </w:p>
     <w:p>
@@ -17840,7 +17840,7 @@
         <w:t>มาตรา ๗๑๘</w:t>
       </w:r>
       <w:r>
-        <w:t xml:space="preserve">  การพัฒนาและการตรวจสอบระบบ สิทธิในการเข้าถึงข้อมูลการทำงานและเอกสารราชการทั้งหมด ต้องใช้วิทยาการที่ก้าวหน้า เทคโนโลยีดิจิทัล และนวัตกรรมที่สอดรับกับสากล</w:t>
+        <w:t xml:space="preserve">  ให้คณะกรรมการตามมาตรา ๖๙๔ มีอำนาจตรวจดูเอกสารที่หน่วยงานอ้างว่าเป็นความลับ และสั่งเปิดเผยข้อมูลที่จัดชั้นความลับโดยไม่มีเหตุผล เมื่อพ้นกำหนดยี่สิบห้าปีให้เอกสารลับของราชการเปิดเผยได้ เว้นแต่คณะกรรมการจะขยายเวลาโดยมีเหตุผล</w:t>
       </w:r>
     </w:p>
     <w:p>
@@ -17855,7 +17855,7 @@
         <w:t>มาตรา ๗๑๙</w:t>
       </w:r>
       <w:r>
-        <w:t xml:space="preserve">  ผู้ใดหรือเจ้าหน้าที่ของรัฐที่กระทำการละเมิด ทุจริต หรือจงใจหลบเลี่ยงบทบัญญัติการดำเนินงานเกี่ยวกับ คดีทุจริตประพฤติมิชอบของนักการเมืองไม่มีอายุความ ต้องระวางโทษทางวินัยร้ายแรงและโทษอาญา</w:t>
+        <w:t xml:space="preserve">  เจ้าหน้าที่ของรัฐผู้ใดจงใจถ่วงคดีทุจริต ทำลายพยานหลักฐาน หรือช่วยเหลือผู้ต้องหาให้หลบหนี ต้องระวางโทษเช่นเดียวกับผู้กระทำความผิดฐานทุจริตนั้น</w:t>
       </w:r>
     </w:p>
     <w:p>
@@ -17870,7 +17870,7 @@
         <w:t>มาตรา ๗๒๐</w:t>
       </w:r>
       <w:r>
-        <w:t xml:space="preserve">  การดำเนินงานในรายละเอียดและขั้นตอนการปฏิบัติเกี่ยวกับ การติดตามและริบทรัพย์สินที่ได้มาจากการทุจริตกลับคืนแผ่นดิน ให้ตราขึ้นเป็นพระราชบัญญัติประกอบรัฐธรรมนูญภายในหนึ่งปี</w:t>
+        <w:t xml:space="preserve">  หลักเกณฑ์การริบทรัพย์สินทางแพ่งโดยไม่ต้องรอผลคดีอาญา ให้ตราเป็นกฎหมายภายในหนึ่งปีนับแต่วันที่หมวดนี้ใช้บังคับ</w:t>
       </w:r>
     </w:p>
     <w:p>
@@ -17897,7 +17897,7 @@
         <w:t>มาตรา ๗๒๑</w:t>
       </w:r>
       <w:r>
-        <w:t xml:space="preserve">  ประชาชนย่อมมีสิทธิพื้นฐานในเรื่อง เสรีภาพของสื่อมวลชนในการรายงานข่าวโดยไม่ถูกแทรกแซง โดยห้ามมิให้หน่วยงานใดจำกัดสิทธิหรือสร้างเงื่อนไขกีดกันโดยมิชอบ</w:t>
+        <w:t xml:space="preserve">  ผู้ประกอบวิชาชีพสื่อมวลชนย่อมมีเสรีภาพในการเสนอข่าวสารและแสดงความคิดเห็นตามจริยธรรมแห่งวิชาชีพ และย่อมมีสิทธิไม่เปิดเผยแหล่งข่าวของตน เว้นแต่ศาลสั่งให้เปิดเผยเพื่อป้องกันอันตรายร้ายแรงต่อชีวิตของบุคคล</w:t>
       </w:r>
     </w:p>
     <w:p>
@@ -17912,7 +17912,7 @@
         <w:t>มาตรา ๗๒๒</w:t>
       </w:r>
       <w:r>
-        <w:t xml:space="preserve">  รัฐต้องรับรองและคุ้มครองหลักการ ข้อห้ามมิให้รัฐเข้าควบคุม ครอบงำ หรือปิดกั้นการทำหน้าที่ของสื่อ เพื่อประโยชน์ของประชาชนและผู้ใช้บริการอย่างถ้วนหน้าและยั่งยืน</w:t>
+        <w:t xml:space="preserve">  รัฐต้องรับรองหลักการว่าการสั่งปิดกิจการสื่อมวลชน การตรวจข่าวก่อนการเผยแพร่ และการสั่งห้ามเสนอข่าวจะกระทำมิได้ ไม่ว่าในภาวะปกติหรือภาวะฉุกเฉิน เว้นแต่มีคำสั่งศาลเฉพาะเนื้อหาที่ขัดต่อกฎหมาย</w:t>
       </w:r>
     </w:p>
     <w:p>
@@ -17927,7 +17927,7 @@
         <w:t>มาตรา ๗๒๓</w:t>
       </w:r>
       <w:r>
-        <w:t xml:space="preserve">  ประชาชนย่อมมีสิทธิพื้นฐานในเรื่อง การป้องกันการผูกขาดและการควบรวมกิจการสื่อทุกประเภท โดยห้ามมิให้หน่วยงานใดจำกัดสิทธิหรือสร้างเงื่อนไขกีดกันโดยมิชอบ</w:t>
+        <w:t xml:space="preserve">  ประชาชนย่อมมีสิทธิได้รับข่าวสารจากแหล่งที่หลากหลาย บุคคลหรือกลุ่มทุนเดียวกันจะถือครองกิจการสื่อมวลชนหลายประเภทจนมีอำนาจเหนือตลาดข่าวสารมิได้ และผู้ดำรงตำแหน่งทางการเมืองจะเป็นเจ้าของหรือผู้ถือหุ้นในกิจการสื่อมวลชนมิได้</w:t>
       </w:r>
     </w:p>
     <w:p>
@@ -17942,7 +17942,7 @@
         <w:t>มาตรา ๗๒๔</w:t>
       </w:r>
       <w:r>
-        <w:t xml:space="preserve">  รัฐต้องรับรองและคุ้มครองหลักการ การจัดตั้งระบบตรวจสอบข้อเท็จจริงและป้องกันข่าวปลอม เพื่อประโยชน์ของประชาชนและผู้ใช้บริการอย่างถ้วนหน้าและยั่งยืน</w:t>
+        <w:t xml:space="preserve">  รัฐต้องรับรองหลักการว่าการแก้ปัญหาข่าวปลอมต้องกระทำโดยการให้ข้อเท็จจริงและการส่งเสริมการรู้เท่าทันสื่อ มิใช่โดยการลงโทษผู้แสดงความคิดเห็น และรัฐจะใช้ข้ออ้างเรื่องข่าวปลอมเพื่อปิดกั้นการวิพากษ์วิจารณ์มิได้</w:t>
       </w:r>
     </w:p>
     <w:p>
@@ -17957,7 +17957,7 @@
         <w:t>มาตรา ๗๒๕</w:t>
       </w:r>
       <w:r>
-        <w:t xml:space="preserve">  ประชาชนย่อมมีสิทธิพื้นฐานในเรื่อง การสนับสนุนงบประมาณและเสรีภาพของสถานีสื่อสาธารณะ โดยห้ามมิให้หน่วยงานใดจำกัดสิทธิหรือสร้างเงื่อนไขกีดกันโดยมิชอบ</w:t>
+        <w:t xml:space="preserve">  ประชาชนย่อมมีสิทธิได้รับบริการจากสื่อสาธารณะที่มีความเป็นอิสระทางบรรณาธิการ เสนอข่าวอย่างเที่ยงธรรม และให้พื้นที่แก่ความคิดเห็นที่หลากหลาย</w:t>
       </w:r>
     </w:p>
     <w:p>
@@ -17972,7 +17972,7 @@
         <w:t>มาตรา ๗๒๖</w:t>
       </w:r>
       <w:r>
-        <w:t xml:space="preserve">  รัฐต้องรับรองและคุ้มครองหลักการ สวัสดิการความปลอดภัยและการคุ้มครองทางกฎหมายแก่ผู้ทำสื่อ เพื่อประโยชน์ของประชาชนและผู้ใช้บริการอย่างถ้วนหน้าและยั่งยืน</w:t>
+        <w:t xml:space="preserve">  รัฐต้องรับรองหลักการว่าผู้สื่อข่าวที่ปฏิบัติหน้าที่ต้องได้รับความปลอดภัย การทำร้าย ข่มขู่ หรือขัดขวางผู้สื่อข่าวที่ปฏิบัติหน้าที่ ให้ถือเป็นเหตุฉกรรจ์ และรัฐต้องสอบสวนคดีดังกล่าวทุกคดีโดยไม่ชักช้า</w:t>
       </w:r>
     </w:p>
     <w:p>
@@ -17987,7 +17987,7 @@
         <w:t>มาตรา ๗๒๗</w:t>
       </w:r>
       <w:r>
-        <w:t xml:space="preserve">  ประชาชนย่อมมีสิทธิพื้นฐานในเรื่อง การสนับสนุนทุนพัฒนาสื่อชุมชนและวิทยุท้องถิ่นภาคพลเมือง โดยห้ามมิให้หน่วยงานใดจำกัดสิทธิหรือสร้างเงื่อนไขกีดกันโดยมิชอบ</w:t>
+        <w:t xml:space="preserve">  ชุมชนย่อมมีสิทธิจัดตั้งและดำเนินการสื่อชุมชน รวมทั้งวิทยุชุมชนที่ไม่แสวงหากำไร และต้องได้รับการจัดสรรคลื่นความถี่ไม่น้อยกว่าร้อยละยี่สิบของคลื่นที่ใช้ในกิจการกระจายเสียง</w:t>
       </w:r>
     </w:p>
     <w:p>
@@ -18002,7 +18002,7 @@
         <w:t>มาตรา ๗๒๘</w:t>
       </w:r>
       <w:r>
-        <w:t xml:space="preserve">  รัฐต้องรับรองและคุ้มครองหลักการ จริยธรรมสื่อดิจิทัลและการรักษาสิทธิส่วนบุคคลของราษฎร เพื่อประโยชน์ของประชาชนและผู้ใช้บริการอย่างถ้วนหน้าและยั่งยืน</w:t>
+        <w:t xml:space="preserve">  รัฐต้องรับรองหลักการว่าการเสนอข่าวต้องเคารพสิทธิในความเป็นส่วนตัวและศักดิ์ศรีความเป็นมนุษย์ การเผยแพร่ภาพหรือข้อมูลของผู้เสียหาย เด็ก และผู้ต้องหาในลักษณะที่ซ้ำเติมหรือตัดสินล่วงหน้าจะกระทำมิได้</w:t>
       </w:r>
     </w:p>
     <w:p>
@@ -18017,7 +18017,7 @@
         <w:t>มาตรา ๗๒๙</w:t>
       </w:r>
       <w:r>
-        <w:t xml:space="preserve">  ให้จัดตั้งคณะกรรมการผู้ทรงคุณวุฒิระดับชาติเพื่อกำกับดูแล เสรีภาพของสื่อมวลชนในการรายงานข่าวโดยไม่ถูกแทรกแซง ให้เป็นไปตามมาตรฐานการดำเนินงานและเป้าหมายของรัฐ</w:t>
+        <w:t xml:space="preserve">  ให้มีสภาวิชาชีพสื่อมวลชนซึ่งเป็นองค์กรกำกับกันเองของผู้ประกอบวิชาชีพ ทำหน้าที่จัดทำมาตรฐานจริยธรรม รับเรื่องร้องเรียนจากประชาชน และพิจารณาโทษทางจริยธรรม โดยรัฐจะเข้าแทรกแซงการดำเนินงานมิได้</w:t>
       </w:r>
     </w:p>
     <w:p>
@@ -18032,7 +18032,7 @@
         <w:t>มาตรา ๗๓๐</w:t>
       </w:r>
       <w:r>
-        <w:t xml:space="preserve">  ให้มีหน่วยงานกำกับดูแลที่เป็นอิสระทำหน้าที่วางระเบียบ มาตรการ และขับเคลื่อนโครงการเกี่ยวกับ ข้อห้ามมิให้รัฐเข้าควบคุม ครอบงำ หรือปิดกั้นการทำหน้าที่ของสื่อ เพื่อประสิทธิภาพสูงสุด</w:t>
+        <w:t xml:space="preserve">  ให้คณะกรรมการกิจการกระจายเสียงและกิจการโทรทัศน์ซึ่งเป็นองค์กรอิสระเป็นผู้กำกับดูแลการใช้คลื่นความถี่ โดยจะนำอำนาจกำกับดูแลมาใช้ลงโทษสื่อเพราะเนื้อหาที่วิพากษ์วิจารณ์รัฐบาลมิได้</w:t>
       </w:r>
     </w:p>
     <w:p>
@@ -18047,7 +18047,7 @@
         <w:t>มาตรา ๗๓๑</w:t>
       </w:r>
       <w:r>
-        <w:t xml:space="preserve">  ให้จัดตั้งคณะกรรมการผู้ทรงคุณวุฒิระดับชาติเพื่อกำกับดูแล การป้องกันการผูกขาดและการควบรวมกิจการสื่อทุกประเภท ให้เป็นไปตามมาตรฐานการดำเนินงานและเป้าหมายของรัฐ</w:t>
+        <w:t xml:space="preserve">  ให้คณะกรรมการตามมาตรา ๗๓๐ มีหน้าที่พิจารณาการควบรวมกิจการสื่อมวลชนก่อนมีผลบังคับ และสั่งระงับการควบรวมที่ทำให้ความหลากหลายของข่าวสารลดลงอย่างมีนัยสำคัญ</w:t>
       </w:r>
     </w:p>
     <w:p>
@@ -18062,7 +18062,7 @@
         <w:t>มาตรา ๗๓๒</w:t>
       </w:r>
       <w:r>
-        <w:t xml:space="preserve">  ให้มีหน่วยงานกำกับดูแลที่เป็นอิสระทำหน้าที่วางระเบียบ มาตรการ และขับเคลื่อนโครงการเกี่ยวกับ การจัดตั้งระบบตรวจสอบข้อเท็จจริงและป้องกันข่าวปลอม เพื่อประสิทธิภาพสูงสุด</w:t>
+        <w:t xml:space="preserve">  ให้มีหน่วยงานตรวจสอบข้อเท็จจริงที่เป็นอิสระจากรัฐบาลและพรรคการเมือง ทำหน้าที่ตรวจสอบข้อมูลที่เผยแพร่ในวงกว้าง รวมทั้งข้อมูลที่เผยแพร่โดยหน่วยงานของรัฐเอง และเผยแพร่ผลการตรวจสอบพร้อมแหล่งอ้างอิง</w:t>
       </w:r>
     </w:p>
     <w:p>
@@ -18077,7 +18077,7 @@
         <w:t>มาตรา ๗๓๓</w:t>
       </w:r>
       <w:r>
-        <w:t xml:space="preserve">  ให้จัดตั้งคณะกรรมการผู้ทรงคุณวุฒิระดับชาติเพื่อกำกับดูแล การสนับสนุนงบประมาณและเสรีภาพของสถานีสื่อสาธารณะ ให้เป็นไปตามมาตรฐานการดำเนินงานและเป้าหมายของรัฐ</w:t>
+        <w:t xml:space="preserve">  ให้สื่อสาธารณะมีคณะกรรมการนโยบายที่มาจากการสรรหาโดยเปิดเผย โดยรัฐมนตรีหรือผู้ดำรงตำแหน่งทางการเมืองจะแต่งตั้งหรือถอดถอนกรรมการหรือผู้บริหารสื่อสาธารณะมิได้</w:t>
       </w:r>
     </w:p>
     <w:p>
@@ -18092,7 +18092,7 @@
         <w:t>มาตรา ๗๓๔</w:t>
       </w:r>
       <w:r>
-        <w:t xml:space="preserve">  ให้มีหน่วยงานกำกับดูแลที่เป็นอิสระทำหน้าที่วางระเบียบ มาตรการ และขับเคลื่อนโครงการเกี่ยวกับ สวัสดิการความปลอดภัยและการคุ้มครองทางกฎหมายแก่ผู้ทำสื่อ เพื่อประสิทธิภาพสูงสุด</w:t>
+        <w:t xml:space="preserve">  ให้มีหน่วยงานคุ้มครองความปลอดภัยผู้ทำสื่อ ทำหน้าที่ประเมินความเสี่ยง จัดมาตรการคุ้มครองแก่ผู้สื่อข่าวที่ถูกคุกคาม และติดตามความคืบหน้าคดีที่ผู้สื่อข่าวตกเป็นเหยื่อ</w:t>
       </w:r>
     </w:p>
     <w:p>
@@ -18107,7 +18107,7 @@
         <w:t>มาตรา ๗๓๕</w:t>
       </w:r>
       <w:r>
-        <w:t xml:space="preserve">  ให้จัดตั้งคณะกรรมการผู้ทรงคุณวุฒิระดับชาติเพื่อกำกับดูแล การสนับสนุนทุนพัฒนาสื่อชุมชนและวิทยุท้องถิ่นภาคพลเมือง ให้เป็นไปตามมาตรฐานการดำเนินงานและเป้าหมายของรัฐ</w:t>
+        <w:t xml:space="preserve">  ให้คณะกรรมการตามมาตรา ๗๓๐ จัดให้สื่อชุมชนได้รับใบอนุญาตโดยขั้นตอนที่ง่ายและค่าธรรมเนียมต่ำ และรับรองสถานะของสื่อชุมชนแยกจากสื่อเชิงพาณิชย์</w:t>
       </w:r>
     </w:p>
     <w:p>
@@ -18122,7 +18122,7 @@
         <w:t>มาตรา ๗๓๖</w:t>
       </w:r>
       <w:r>
-        <w:t xml:space="preserve">  ให้มีหน่วยงานกำกับดูแลที่เป็นอิสระทำหน้าที่วางระเบียบ มาตรการ และขับเคลื่อนโครงการเกี่ยวกับ จริยธรรมสื่อดิจิทัลและการรักษาสิทธิส่วนบุคคลของราษฎร เพื่อประสิทธิภาพสูงสุด</w:t>
+        <w:t xml:space="preserve">  ให้สภาวิชาชีพสื่อมวลชนตามมาตรา ๗๒๙ จัดทำมาตรฐานจริยธรรมสำหรับสื่อออนไลน์และผู้สร้างเนื้อหาที่มีผู้ติดตามจำนวนมาก และรับเรื่องร้องเรียนการละเมิดสิทธิส่วนบุคคล</w:t>
       </w:r>
     </w:p>
     <w:p>
@@ -18137,7 +18137,7 @@
         <w:t>มาตรา ๗๓๗</w:t>
       </w:r>
       <w:r>
-        <w:t xml:space="preserve">  รัฐต้องจัดตั้งกองทุนหมุนเวียนเพื่ออุดหนุนและพัฒนา เสรีภาพของสื่อมวลชนในการรายงานข่าวโดยไม่ถูกแทรกแซง พร้อมจัดให้มีระบบลดหย่อนภาษีแก่ผู้ประกอบการหรือชุมชนที่ร่วมดำเนินงาน</w:t>
+        <w:t xml:space="preserve">  ให้มีกองทุนส่งเสริมสื่อปลอดภัยและสร้างสรรค์ ซึ่งบริหารโดยคณะกรรมการที่ไม่ขึ้นกับฝ่ายบริหาร เพื่อสนับสนุนการผลิตข่าวเชิงสืบสวนและงานข่าวในประเด็นสาธารณะ</w:t>
       </w:r>
     </w:p>
     <w:p>
@@ -18152,7 +18152,7 @@
         <w:t>มาตรา ๗๓๘</w:t>
       </w:r>
       <w:r>
-        <w:t xml:space="preserve">  รัฐต้องจัดสรรงบประมาณแผ่นดินและทรัพยากรที่จำเป็นอย่างต่อเนื่องทุกปี เพื่อสนับสนุนและผลักดันการดำเนินงานด้าน ข้อห้ามมิให้รัฐเข้าควบคุม ครอบงำ หรือปิดกั้นการทำหน้าที่ของสื่อ</w:t>
+        <w:t xml:space="preserve">  รัฐต้องจัดสรรงบประมาณโฆษณาของหน่วยงานของรัฐตามหลักเกณฑ์ที่เปิดเผยและเป็นธรรม และจะใช้งบโฆษณาเป็นเครื่องมือให้คุณหรือให้โทษแก่สื่อมวลชนตามแนวทางการเสนอข่าวมิได้</w:t>
       </w:r>
     </w:p>
     <w:p>
@@ -18167,7 +18167,7 @@
         <w:t>มาตรา ๗๓๙</w:t>
       </w:r>
       <w:r>
-        <w:t xml:space="preserve">  รัฐต้องจัดตั้งกองทุนหมุนเวียนเพื่ออุดหนุนและพัฒนา การป้องกันการผูกขาดและการควบรวมกิจการสื่อทุกประเภท พร้อมจัดให้มีระบบลดหย่อนภาษีแก่ผู้ประกอบการหรือชุมชนที่ร่วมดำเนินงาน</w:t>
+        <w:t xml:space="preserve">  ให้มีกองทุนส่งเสริมความหลากหลายของสื่อ เพื่อสนับสนุนผู้ประกอบการสื่อรายใหม่และสื่อท้องถิ่นที่ไม่อยู่ในเครือของกลุ่มทุนสื่อรายใหญ่</w:t>
       </w:r>
     </w:p>
     <w:p>
@@ -18182,7 +18182,7 @@
         <w:t>มาตรา ๗๔๐</w:t>
       </w:r>
       <w:r>
-        <w:t xml:space="preserve">  รัฐต้องจัดสรรงบประมาณแผ่นดินและทรัพยากรที่จำเป็นอย่างต่อเนื่องทุกปี เพื่อสนับสนุนและผลักดันการดำเนินงานด้าน การจัดตั้งระบบตรวจสอบข้อเท็จจริงและป้องกันข่าวปลอม</w:t>
+        <w:t xml:space="preserve">  รัฐต้องจัดสรรงบประมาณทุกปีสำหรับการสอนการรู้เท่าทันสื่อและข้อมูลในสถานศึกษาทุกระดับ และการรณรงค์แก่ผู้สูงอายุ</w:t>
       </w:r>
     </w:p>
     <w:p>
@@ -18197,7 +18197,7 @@
         <w:t>มาตรา ๗๔๑</w:t>
       </w:r>
       <w:r>
-        <w:t xml:space="preserve">  รัฐต้องจัดตั้งกองทุนหมุนเวียนเพื่ออุดหนุนและพัฒนา การสนับสนุนงบประมาณและเสรีภาพของสถานีสื่อสาธารณะ พร้อมจัดให้มีระบบลดหย่อนภาษีแก่ผู้ประกอบการหรือชุมชนที่ร่วมดำเนินงาน</w:t>
+        <w:t xml:space="preserve">  ให้สื่อสาธารณะมีรายได้จากภาษีที่กฎหมายจัดสรรไว้โดยเฉพาะในอัตราที่แน่นอน เพื่อมิให้ต้องพึ่งพาการจัดสรรงบประมาณประจำปีของรัฐบาล</w:t>
       </w:r>
     </w:p>
     <w:p>
@@ -18212,7 +18212,7 @@
         <w:t>มาตรา ๗๔๒</w:t>
       </w:r>
       <w:r>
-        <w:t xml:space="preserve">  รัฐต้องจัดสรรงบประมาณแผ่นดินและทรัพยากรที่จำเป็นอย่างต่อเนื่องทุกปี เพื่อสนับสนุนและผลักดันการดำเนินงานด้าน สวัสดิการความปลอดภัยและการคุ้มครองทางกฎหมายแก่ผู้ทำสื่อ</w:t>
+        <w:t xml:space="preserve">  รัฐต้องจัดสรรงบประมาณสำหรับความช่วยเหลือทางกฎหมายแก่ผู้สื่อข่าวที่ถูกฟ้องคดีจากการปฏิบัติหน้าที่โดยสุจริต และสำหรับการประกันชีวิตผู้สื่อข่าวที่ทำข่าวในพื้นที่อันตราย</w:t>
       </w:r>
     </w:p>
     <w:p>
@@ -18227,7 +18227,7 @@
         <w:t>มาตรา ๗๔๓</w:t>
       </w:r>
       <w:r>
-        <w:t xml:space="preserve">  รัฐต้องจัดตั้งกองทุนหมุนเวียนเพื่ออุดหนุนและพัฒนา การสนับสนุนทุนพัฒนาสื่อชุมชนและวิทยุท้องถิ่นภาคพลเมือง พร้อมจัดให้มีระบบลดหย่อนภาษีแก่ผู้ประกอบการหรือชุมชนที่ร่วมดำเนินงาน</w:t>
+        <w:t xml:space="preserve">  ให้มีกองทุนพัฒนาสื่อชุมชน เพื่อสนับสนุนอุปกรณ์ การฝึกอบรมผู้ผลิตรายการในชุมชน และค่าใช้จ่ายในการดำเนินงานของสื่อชุมชน</w:t>
       </w:r>
     </w:p>
     <w:p>
@@ -18242,7 +18242,7 @@
         <w:t>มาตรา ๗๔๔</w:t>
       </w:r>
       <w:r>
-        <w:t xml:space="preserve">  รัฐต้องจัดสรรงบประมาณแผ่นดินและทรัพยากรที่จำเป็นอย่างต่อเนื่องทุกปี เพื่อสนับสนุนและผลักดันการดำเนินงานด้าน จริยธรรมสื่อดิจิทัลและการรักษาสิทธิส่วนบุคคลของราษฎร</w:t>
+        <w:t xml:space="preserve">  รัฐต้องจัดสรรงบประมาณสำหรับการช่วยเหลือผู้เสียหายจากการถูกเผยแพร่ภาพหรือข้อมูลส่วนตัวโดยไม่ยินยอม ให้สามารถขอลบเนื้อหาและดำเนินคดีได้โดยไม่เสียค่าใช้จ่าย</w:t>
       </w:r>
     </w:p>
     <w:p>
@@ -18257,7 +18257,7 @@
         <w:t>มาตรา ๗๔๕</w:t>
       </w:r>
       <w:r>
-        <w:t xml:space="preserve">  ประชาชนและชุมชนท้องถิ่นย่อมมีสิทธิเสนอแนะ ตรวจสอบ และมีส่วนร่วมในการวางแผนจัดการเกี่ยวกับ เสรีภาพของสื่อมวลชนในการรายงานข่าวโดยไม่ถูกแทรกแซง โดยตรง</w:t>
+        <w:t xml:space="preserve">  ประชาชนย่อมมีสิทธิร้องเรียนต่อสภาวิชาชีพสื่อมวลชนเมื่อได้รับความเสียหายจากการเสนอข่าว และสื่อมวลชนต้องเผยแพร่คำชี้แจงหรือคำแก้ไขในตำแหน่งที่เด่นชัดเทียบเท่ากับข่าวเดิม</w:t>
       </w:r>
     </w:p>
     <w:p>
@@ -18272,7 +18272,7 @@
         <w:t>มาตรา ๗๔๖</w:t>
       </w:r>
       <w:r>
-        <w:t xml:space="preserve">  หน่วยงานของรัฐต้องเปิดเผยข้อมูล รายงานการเบิกจ่ายงบประมาณ และผลการทำงานเกี่ยวกับ ข้อห้ามมิให้รัฐเข้าควบคุม ครอบงำ หรือปิดกั้นการทำหน้าที่ของสื่อ บนระบบข้อมูลออนไลน์ที่สืบค้นง่าย</w:t>
+        <w:t xml:space="preserve">  หน่วยงานของรัฐต้องเปิดเผยรายการงบประมาณโฆษณาและการประชาสัมพันธ์ที่จ่ายให้สื่อมวลชนแต่ละรายต่อสาธารณะเป็นประจำทุกปี</w:t>
       </w:r>
     </w:p>
     <w:p>
@@ -18287,7 +18287,7 @@
         <w:t>มาตรา ๗๔๗</w:t>
       </w:r>
       <w:r>
-        <w:t xml:space="preserve">  ประชาชนและชุมชนท้องถิ่นย่อมมีสิทธิเสนอแนะ ตรวจสอบ และมีส่วนร่วมในการวางแผนจัดการเกี่ยวกับ การป้องกันการผูกขาดและการควบรวมกิจการสื่อทุกประเภท โดยตรง</w:t>
+        <w:t xml:space="preserve">  ประชาชนและองค์กรวิชาชีพสื่อย่อมมีสิทธิคัดค้านการควบรวมกิจการสื่อมวลชนในระหว่างการพิจารณา และต้องได้รับการรับฟังก่อนมีคำวินิจฉัย</w:t>
       </w:r>
     </w:p>
     <w:p>
@@ -18302,7 +18302,7 @@
         <w:t>มาตรา ๗๔๘</w:t>
       </w:r>
       <w:r>
-        <w:t xml:space="preserve">  หน่วยงานของรัฐต้องเปิดเผยข้อมูล รายงานการเบิกจ่ายงบประมาณ และผลการทำงานเกี่ยวกับ การจัดตั้งระบบตรวจสอบข้อเท็จจริงและป้องกันข่าวปลอม บนระบบข้อมูลออนไลน์ที่สืบค้นง่าย</w:t>
+        <w:t xml:space="preserve">  ผู้ให้บริการแพลตฟอร์มออนไลน์ขนาดใหญ่ต้องเปิดเผยหลักเกณฑ์การลบหรือลดการมองเห็นเนื้อหา และรายงานคำขอของหน่วยงานของรัฐให้ลบเนื้อหาต่อสาธารณะ</w:t>
       </w:r>
     </w:p>
     <w:p>
@@ -18317,7 +18317,7 @@
         <w:t>มาตรา ๗๔๙</w:t>
       </w:r>
       <w:r>
-        <w:t xml:space="preserve">  ประชาชนและชุมชนท้องถิ่นย่อมมีสิทธิเสนอแนะ ตรวจสอบ และมีส่วนร่วมในการวางแผนจัดการเกี่ยวกับ การสนับสนุนงบประมาณและเสรีภาพของสถานีสื่อสาธารณะ โดยตรง</w:t>
+        <w:t xml:space="preserve">  ประชาชนย่อมมีสิทธิร่วมเป็นสภาผู้ชมผู้ฟังของสื่อสาธารณะ เพื่อเสนอความเห็นต่อผังรายการและติดตามการปฏิบัติตามหลักความเป็นกลาง</w:t>
       </w:r>
     </w:p>
     <w:p>
@@ -18332,7 +18332,7 @@
         <w:t>มาตรา ๗๕๐</w:t>
       </w:r>
       <w:r>
-        <w:t xml:space="preserve">  หน่วยงานของรัฐต้องเปิดเผยข้อมูล รายงานการเบิกจ่ายงบประมาณ และผลการทำงานเกี่ยวกับ สวัสดิการความปลอดภัยและการคุ้มครองทางกฎหมายแก่ผู้ทำสื่อ บนระบบข้อมูลออนไลน์ที่สืบค้นง่าย</w:t>
+        <w:t xml:space="preserve">  หน่วยงานของรัฐต้องเปิดเผยสถิติการคุกคามผู้สื่อข่าวและผลการดำเนินคดีต่อสาธารณะเป็นประจำทุกปี</w:t>
       </w:r>
     </w:p>
     <w:p>
@@ -18347,7 +18347,7 @@
         <w:t>มาตรา ๗๕๑</w:t>
       </w:r>
       <w:r>
-        <w:t xml:space="preserve">  ประชาชนและชุมชนท้องถิ่นย่อมมีสิทธิเสนอแนะ ตรวจสอบ และมีส่วนร่วมในการวางแผนจัดการเกี่ยวกับ การสนับสนุนทุนพัฒนาสื่อชุมชนและวิทยุท้องถิ่นภาคพลเมือง โดยตรง</w:t>
+        <w:t xml:space="preserve">  สมาชิกชุมชนย่อมมีสิทธิร่วมกำหนดผังรายการและร่วมผลิตรายการของสื่อชุมชนในพื้นที่ของตน</w:t>
       </w:r>
     </w:p>
     <w:p>
@@ -18362,7 +18362,7 @@
         <w:t>มาตรา ๗๕๒</w:t>
       </w:r>
       <w:r>
-        <w:t xml:space="preserve">  หน่วยงานของรัฐต้องเปิดเผยข้อมูล รายงานการเบิกจ่ายงบประมาณ และผลการทำงานเกี่ยวกับ จริยธรรมสื่อดิจิทัลและการรักษาสิทธิส่วนบุคคลของราษฎร บนระบบข้อมูลออนไลน์ที่สืบค้นง่าย</w:t>
+        <w:t xml:space="preserve">  บุคคลย่อมมีสิทธิขอให้ลบหรือแก้ไขข่าวเกี่ยวกับตนที่ไม่ถูกต้อง หรือข่าวคดีที่ศาลพิพากษายกฟ้องแล้ว และผู้เผยแพร่ต้องพิจารณาคำขอภายในเวลาอันสมควร</w:t>
       </w:r>
     </w:p>
     <w:p>
@@ -18377,7 +18377,7 @@
         <w:t>มาตรา ๗๕๓</w:t>
       </w:r>
       <w:r>
-        <w:t xml:space="preserve">  การออกระเบียบหรือมาตรการใด ๆ เกี่ยวกับ เสรีภาพของสื่อมวลชนในการรายงานข่าวโดยไม่ถูกแทรกแซง ต้องคำนึงถึงผลกระทบต่อกลุ่มเปราะบางในสังคมเป็นลำดับแรก</w:t>
+        <w:t xml:space="preserve">  การออกระเบียบหรือมาตรการใดเกี่ยวกับสื่อมวลชนต้องคำนึงถึงผลกระทบต่อสื่อขนาดเล็ก ผู้สื่อข่าวอิสระ และสื่อในภูมิภาคเป็นลำดับแรก</w:t>
       </w:r>
     </w:p>
     <w:p>
@@ -18392,7 +18392,7 @@
         <w:t>มาตรา ๗๕๔</w:t>
       </w:r>
       <w:r>
-        <w:t xml:space="preserve">  รัฐต้องส่งเสริมความร่วมมือทางวิชาการและปรับปรุงมาตรฐานการจัดการ ข้อห้ามมิให้รัฐเข้าควบคุม ครอบงำ หรือปิดกั้นการทำหน้าที่ของสื่อ ให้สอดคล้องกับข้อตกลงและกติกาสากลระหว่างประเทศ</w:t>
+        <w:t xml:space="preserve">  ให้รัฐปฏิบัติตามมาตรฐานสากลด้านเสรีภาพในการแสดงออกและเสรีภาพสื่อ และให้ความร่วมมือกับผู้รายงานพิเศษขององค์การสหประชาชาติด้านเสรีภาพในการแสดงออก</w:t>
       </w:r>
     </w:p>
     <w:p>
@@ -18407,7 +18407,7 @@
         <w:t>มาตรา ๗๕๕</w:t>
       </w:r>
       <w:r>
-        <w:t xml:space="preserve">  ให้คณะกรรมการตรวจสอบมีอำนาจในการระงับ อายัด และสืบสวนหาข้อเท็จจริงกรณีพบความไม่โปร่งใสในการดำเนินงานด้าน การป้องกันการผูกขาดและการควบรวมกิจการสื่อทุกประเภท</w:t>
+        <w:t xml:space="preserve">  ให้คณะกรรมการตามมาตรา ๗๓๐ มีอำนาจสืบหาผู้ถือหุ้นที่แท้จริงของกิจการสื่อมวลชน และสั่งให้จำหน่ายหุ้นที่ถือไว้แทนผู้ดำรงตำแหน่งทางการเมือง</w:t>
       </w:r>
     </w:p>
     <w:p>
@@ -18422,7 +18422,7 @@
         <w:t>มาตรา ๗๕๖</w:t>
       </w:r>
       <w:r>
-        <w:t xml:space="preserve">  ให้มีการประเมินผลสัมฤทธิ์และทบทวนความเหมาะสมของกฎหมายและนโยบายด้าน การจัดตั้งระบบตรวจสอบข้อเท็จจริงและป้องกันข่าวปลอม ทุกรอบห้าปีตามสภาวะสังคมที่เปลี่ยนแปลง</w:t>
+        <w:t xml:space="preserve">  การดำเนินงานของหน่วยงานตามมาตรา ๗๓๒ และนโยบายด้านข่าวปลอมต้องได้รับการประเมินทุกห้าปี เพื่อมิให้กลายเป็นเครื่องมือจำกัดเสรีภาพในการแสดงออก</w:t>
       </w:r>
     </w:p>
     <w:p>
@@ -18437,7 +18437,7 @@
         <w:t>มาตรา ๗๕๗</w:t>
       </w:r>
       <w:r>
-        <w:t xml:space="preserve">  การออกระเบียบหรือมาตรการใด ๆ เกี่ยวกับ การสนับสนุนงบประมาณและเสรีภาพของสถานีสื่อสาธารณะ ต้องคำนึงถึงผลกระทบต่อกลุ่มเปราะบางในสังคมเป็นลำดับแรก</w:t>
+        <w:t xml:space="preserve">  มาตรการใดเกี่ยวกับสื่อสาธารณะต้องคำนึงถึงการให้บริการแก่ผู้พิการทางการเห็นและการได้ยิน และกลุ่มชาติพันธุ์ที่ใช้ภาษาท้องถิ่นเป็นลำดับแรก</w:t>
       </w:r>
     </w:p>
     <w:p>
@@ -18452,7 +18452,7 @@
         <w:t>มาตรา ๗๕๘</w:t>
       </w:r>
       <w:r>
-        <w:t xml:space="preserve">  รัฐต้องส่งเสริมความร่วมมือทางวิชาการและปรับปรุงมาตรฐานการจัดการ สวัสดิการความปลอดภัยและการคุ้มครองทางกฎหมายแก่ผู้ทำสื่อ ให้สอดคล้องกับข้อตกลงและกติกาสากลระหว่างประเทศ</w:t>
+        <w:t xml:space="preserve">  ให้รัฐร่วมมือกับองค์กรระหว่างประเทศในการคุ้มครองผู้สื่อข่าว และจะดำเนินคดีผู้สื่อข่าวต่างประเทศเพราะการรายงานข่าวโดยสุจริตมิได้</w:t>
       </w:r>
     </w:p>
     <w:p>
@@ -18467,7 +18467,7 @@
         <w:t>มาตรา ๗๕๙</w:t>
       </w:r>
       <w:r>
-        <w:t xml:space="preserve">  ให้คณะกรรมการตรวจสอบมีอำนาจในการระงับ อายัด และสืบสวนหาข้อเท็จจริงกรณีพบความไม่โปร่งใสในการดำเนินงานด้าน การสนับสนุนทุนพัฒนาสื่อชุมชนและวิทยุท้องถิ่นภาคพลเมือง</w:t>
+        <w:t xml:space="preserve">  ให้คณะกรรมการตามมาตรา ๗๓๐ มีอำนาจตรวจสอบสื่อที่ได้รับใบอนุญาตเป็นสื่อชุมชนแต่ดำเนินการเชิงพาณิชย์หรือถูกครอบงำโดยพรรคการเมือง และเพิกถอนสถานะสื่อชุมชนนั้น</w:t>
       </w:r>
     </w:p>
     <w:p>
@@ -18482,7 +18482,7 @@
         <w:t>มาตรา ๗๖๐</w:t>
       </w:r>
       <w:r>
-        <w:t xml:space="preserve">  ให้มีการประเมินผลสัมฤทธิ์และทบทวนความเหมาะสมของกฎหมายและนโยบายด้าน จริยธรรมสื่อดิจิทัลและการรักษาสิทธิส่วนบุคคลของราษฎร ทุกรอบห้าปีตามสภาวะสังคมที่เปลี่ยนแปลง</w:t>
+        <w:t xml:space="preserve">  มาตรฐานจริยธรรมสื่อดิจิทัลตามมาตรา ๗๓๖ ต้องได้รับการทบทวนทุกห้าปี เพื่อให้ทันต่อรูปแบบสื่อที่เปลี่ยนแปลงไป</w:t>
       </w:r>
     </w:p>
     <w:p>
@@ -18509,7 +18509,7 @@
         <w:t>มาตรา ๗๖๑</w:t>
       </w:r>
       <w:r>
-        <w:t xml:space="preserve">  รัฐต้องรับรองและคุ้มครองหลักการ งบประมาณแผ่นดินแบบมีส่วนร่วมและการจัดสรรตามความต้องการชุมชน เพื่อประโยชน์ของประชาชนและผู้ใช้บริการอย่างถ้วนหน้าและยั่งยืน</w:t>
+        <w:t xml:space="preserve">  รัฐต้องรับรองหลักการว่าการจัดทำงบประมาณแผ่นดินต้องตอบสนองความต้องการของชุมชน การจัดสรรงบประมาณภาคประชาชนตามมาตรา ๓๐๔ ต้องกระจายไปยังทุกท้องถิ่นตามจำนวนประชากร และต้องเปิดให้ประชาชนเสนอโครงการได้ล่วงหน้าไม่น้อยกว่าหกสิบวันก่อนการออกเสียง</w:t>
       </w:r>
     </w:p>
     <w:p>
@@ -18524,7 +18524,7 @@
         <w:t>มาตรา ๗๖๒</w:t>
       </w:r>
       <w:r>
-        <w:t xml:space="preserve">  ประชาชนย่อมมีสิทธิพื้นฐานในเรื่อง ระบบภาษีก้าวหน้า ภาษีมรดก และภาษีที่ดินเพื่อลดความเหลื่อมล้ำ โดยห้ามมิให้หน่วยงานใดจำกัดสิทธิหรือสร้างเงื่อนไขกีดกันโดยมิชอบ</w:t>
+        <w:t xml:space="preserve">  ประชาชนย่อมมีสิทธิได้รับความเป็นธรรมทางภาษี ผู้มีรายได้และทรัพย์สินมากต้องเสียภาษีในอัตราที่สูงกว่าตามหลักความสามารถในการเสียภาษี รัฐต้องจัดเก็บภาษีเงินได้ในอัตราก้าวหน้า ภาษีมรดก และภาษีที่ดินและสิ่งปลูกสร้างในอัตราที่ช่วยลดความเหลื่อมล้ำ</w:t>
       </w:r>
     </w:p>
     <w:p>
@@ -18539,7 +18539,7 @@
         <w:t>มาตรา ๗๖๓</w:t>
       </w:r>
       <w:r>
-        <w:t xml:space="preserve">  รัฐต้องรับรองและคุ้มครองหลักการ การกำหนดเพดานและการควบคุมวินัยหนี้สาธารณะอย่างเคร่งครัด เพื่อประโยชน์ของประชาชนและผู้ใช้บริการอย่างถ้วนหน้าและยั่งยืน</w:t>
+        <w:t xml:space="preserve">  รัฐต้องรับรองหลักการวินัยการเงินการคลัง หนี้สาธารณะต้องไม่เกินเพดานที่กฎหมายกำหนด และการกู้เงินของรัฐต้องใช้เพื่อการลงทุนที่ก่อให้เกิดรายได้หรือประโยชน์ในระยะยาว หรือเพื่อรับมือภาวะวิกฤตเท่านั้น</w:t>
       </w:r>
     </w:p>
     <w:p>
@@ -18554,7 +18554,7 @@
         <w:t>มาตรา ๗๖๔</w:t>
       </w:r>
       <w:r>
-        <w:t xml:space="preserve">  ประชาชนย่อมมีสิทธิพื้นฐานในเรื่อง การตั้งกองทุนสำรองแห่งชาติและกองทุนมั่งคั่งเพื่ออนาคต โดยห้ามมิให้หน่วยงานใดจำกัดสิทธิหรือสร้างเงื่อนไขกีดกันโดยมิชอบ</w:t>
+        <w:t xml:space="preserve">  ประชาชนรุ่นปัจจุบันและรุ่นต่อไปย่อมมีสิทธิได้รับประโยชน์จากทรัพยากรของชาติ รายได้จากสัมปทานปิโตรเลียมและทรัพยากรธรรมชาติที่ใช้แล้วหมดไป ต้องนำส่วนหนึ่งเข้ากองทุนมั่งคั่งแห่งชาติเพื่ออนาคต</w:t>
       </w:r>
     </w:p>
     <w:p>
@@ -18569,7 +18569,7 @@
         <w:t>มาตรา ๗๖๕</w:t>
       </w:r>
       <w:r>
-        <w:t xml:space="preserve">  รัฐต้องรับรองและคุ้มครองหลักการ การอุดหนุนและพัฒนาเศรษฐกิจฐานรากและวิสาหกิจชุมชน เพื่อประโยชน์ของประชาชนและผู้ใช้บริการอย่างถ้วนหน้าและยั่งยืน</w:t>
+        <w:t xml:space="preserve">  รัฐต้องรับรองหลักการว่าเศรษฐกิจฐานรากเป็นรากฐานของเศรษฐกิจของชาติ และต้องส่งเสริมวิสาหกิจชุมชน วิสาหกิจเพื่อสังคม และสหกรณ์ ให้แข่งขันได้อย่างเป็นธรรมกับกิจการขนาดใหญ่</w:t>
       </w:r>
     </w:p>
     <w:p>
@@ -18584,7 +18584,7 @@
         <w:t>มาตรา ๗๖๖</w:t>
       </w:r>
       <w:r>
-        <w:t xml:space="preserve">  ประชาชนย่อมมีสิทธิพื้นฐานในเรื่อง ความเป็นอิสระและความโปร่งใสของธนาคารกลางในการดำเนินนโยบายการเงิน โดยห้ามมิให้หน่วยงานใดจำกัดสิทธิหรือสร้างเงื่อนไขกีดกันโดยมิชอบ</w:t>
+        <w:t xml:space="preserve">  ประชาชนย่อมมีสิทธิได้รับเสถียรภาพทางการเงินและค่าเงิน ธนาคารแห่งประเทศไทยต้องมีความเป็นอิสระในการดำเนินนโยบายการเงิน และรัฐบาลจะสั่งการหรือแทรกแซงการตัดสินใจด้านนโยบายการเงินมิได้</w:t>
       </w:r>
     </w:p>
     <w:p>
@@ -18599,7 +18599,7 @@
         <w:t>มาตรา ๗๖๗</w:t>
       </w:r>
       <w:r>
-        <w:t xml:space="preserve">  รัฐต้องรับรองและคุ้มครองหลักการ การจัดเก็บภาษีที่เป็นธรรม ทั่วถึง และตรวจสอบได้ทุกขั้นตอน เพื่อประโยชน์ของประชาชนและผู้ใช้บริการอย่างถ้วนหน้าและยั่งยืน</w:t>
+        <w:t xml:space="preserve">  รัฐต้องรับรองหลักการว่าการจัดเก็บภาษีต้องเป็นธรรม ทั่วถึง และตรวจสอบได้ การยกเว้นหรือลดหย่อนภาษีให้แก่บุคคลหรือกิจการใดเป็นการเฉพาะจะกระทำมิได้ เว้นแต่โดยกฎหมายที่ผ่านความเห็นชอบของรัฐสภา</w:t>
       </w:r>
     </w:p>
     <w:p>
@@ -18614,7 +18614,7 @@
         <w:t>มาตรา ๗๖๘</w:t>
       </w:r>
       <w:r>
-        <w:t xml:space="preserve">  ประชาชนย่อมมีสิทธิพื้นฐานในเรื่อง การปฏิรูปการคลังท้องถิ่นเพื่อมอบอำนาจบริหารการเก็บภาษี โดยห้ามมิให้หน่วยงานใดจำกัดสิทธิหรือสร้างเงื่อนไขกีดกันโดยมิชอบ</w:t>
+        <w:t xml:space="preserve">  องค์กรปกครองส่วนท้องถิ่นย่อมมีสิทธิจัดเก็บภาษีและค่าธรรมเนียมของตนเอง และมีอำนาจกำหนดอัตราภายในกรอบที่กฎหมายกำหนด สัดส่วนรายได้ของท้องถิ่นต่อรายได้รัฐบาลต้องเพิ่มขึ้นจนไม่น้อยกว่าร้อยละสี่สิบ</w:t>
       </w:r>
     </w:p>
     <w:p>
@@ -18629,7 +18629,7 @@
         <w:t>มาตรา ๗๖๙</w:t>
       </w:r>
       <w:r>
-        <w:t xml:space="preserve">  ให้มีหน่วยงานกำกับดูแลที่เป็นอิสระทำหน้าที่วางระเบียบ มาตรการ และขับเคลื่อนโครงการเกี่ยวกับ งบประมาณแผ่นดินแบบมีส่วนร่วมและการจัดสรรตามความต้องการชุมชน เพื่อประสิทธิภาพสูงสุด</w:t>
+        <w:t xml:space="preserve">  ให้สำนักงบประมาณของรัฐสภาซึ่งเป็นหน่วยงานอิสระทางวิชาการ ทำหน้าที่วิเคราะห์ร่างพระราชบัญญัติงบประมาณรายจ่ายประจำปี ประเมินต้นทุนของนโยบายที่พรรคการเมืองเสนอ และกำกับการจัดสรรงบประมาณภาคประชาชน</w:t>
       </w:r>
     </w:p>
     <w:p>
@@ -18644,7 +18644,7 @@
         <w:t>มาตรา ๗๗๐</w:t>
       </w:r>
       <w:r>
-        <w:t xml:space="preserve">  ให้จัดตั้งคณะกรรมการผู้ทรงคุณวุฒิระดับชาติเพื่อกำกับดูแล ระบบภาษีก้าวหน้า ภาษีมรดก และภาษีที่ดินเพื่อลดความเหลื่อมล้ำ ให้เป็นไปตามมาตรฐานการดำเนินงานและเป้าหมายของรัฐ</w:t>
+        <w:t xml:space="preserve">  ให้มีคณะกรรมการนโยบายภาษีเพื่อความเป็นธรรม ทำหน้าที่ทบทวนโครงสร้างภาษีและสิทธิประโยชน์ทางภาษีทุกประเภท และเสนอยกเลิกสิทธิประโยชน์ที่ไม่ก่อประโยชน์ต่อสาธารณะเกินกว่ารายได้ที่รัฐสูญเสีย</w:t>
       </w:r>
     </w:p>
     <w:p>
@@ -18659,7 +18659,7 @@
         <w:t>มาตรา ๗๗๑</w:t>
       </w:r>
       <w:r>
-        <w:t xml:space="preserve">  ให้มีหน่วยงานกำกับดูแลที่เป็นอิสระทำหน้าที่วางระเบียบ มาตรการ และขับเคลื่อนโครงการเกี่ยวกับ การกำหนดเพดานและการควบคุมวินัยหนี้สาธารณะอย่างเคร่งครัด เพื่อประสิทธิภาพสูงสุด</w:t>
+        <w:t xml:space="preserve">  ให้มีคณะกรรมการนโยบายการเงินการคลังของรัฐ ทำหน้าที่กำหนดเพดานหนี้สาธารณะและเพดานภาระผูกพันจากนโยบายนอกงบประมาณ และรายงานความเสี่ยงทางการคลังต่อรัฐสภาทุกปี</w:t>
       </w:r>
     </w:p>
     <w:p>
@@ -18674,7 +18674,7 @@
         <w:t>มาตรา ๗๗๒</w:t>
       </w:r>
       <w:r>
-        <w:t xml:space="preserve">  ให้จัดตั้งคณะกรรมการผู้ทรงคุณวุฒิระดับชาติเพื่อกำกับดูแล การตั้งกองทุนสำรองแห่งชาติและกองทุนมั่งคั่งเพื่ออนาคต ให้เป็นไปตามมาตรฐานการดำเนินงานและเป้าหมายของรัฐ</w:t>
+        <w:t xml:space="preserve">  ให้มีคณะกรรมการกองทุนมั่งคั่งแห่งชาติซึ่งเป็นอิสระจากฝ่ายบริหาร ทำหน้าที่ลงทุนอย่างระมัดระวังตามหลักธรรมาภิบาลสากล และจะนำเงินต้นของกองทุนไปใช้จ่ายมิได้ เว้นแต่ในภาวะวิกฤตร้ายแรงโดยมติของรัฐสภา</w:t>
       </w:r>
     </w:p>
     <w:p>
@@ -18689,7 +18689,7 @@
         <w:t>มาตรา ๗๗๓</w:t>
       </w:r>
       <w:r>
-        <w:t xml:space="preserve">  ให้มีหน่วยงานกำกับดูแลที่เป็นอิสระทำหน้าที่วางระเบียบ มาตรการ และขับเคลื่อนโครงการเกี่ยวกับ การอุดหนุนและพัฒนาเศรษฐกิจฐานรากและวิสาหกิจชุมชน เพื่อประสิทธิภาพสูงสุด</w:t>
+        <w:t xml:space="preserve">  ให้มีหน่วยงานส่งเสริมเศรษฐกิจฐานราก ทำหน้าที่รับรองวิสาหกิจชุมชน ให้คำปรึกษาด้านการผลิต การเงิน และการตลาด และกำหนดสัดส่วนการจัดซื้อจัดจ้างของรัฐจากวิสาหกิจชุมชน</w:t>
       </w:r>
     </w:p>
     <w:p>
@@ -18704,7 +18704,7 @@
         <w:t>มาตรา ๗๗๔</w:t>
       </w:r>
       <w:r>
-        <w:t xml:space="preserve">  ให้จัดตั้งคณะกรรมการผู้ทรงคุณวุฒิระดับชาติเพื่อกำกับดูแล ความเป็นอิสระและความโปร่งใสของธนาคารกลางในการดำเนินนโยบายการเงิน ให้เป็นไปตามมาตรฐานการดำเนินงานและเป้าหมายของรัฐ</w:t>
+        <w:t xml:space="preserve">  ให้คณะกรรมการนโยบายการเงินประกอบด้วยผู้ทรงคุณวุฒิที่ได้รับความเห็นชอบจากวุฒิสภา มีวาระการดำรงตำแหน่งที่แน่นอน และจะถูกปลดจากตำแหน่งเพราะความเห็นทางนโยบายมิได้</w:t>
       </w:r>
     </w:p>
     <w:p>
@@ -18719,7 +18719,7 @@
         <w:t>มาตรา ๗๗๕</w:t>
       </w:r>
       <w:r>
-        <w:t xml:space="preserve">  ให้มีหน่วยงานกำกับดูแลที่เป็นอิสระทำหน้าที่วางระเบียบ มาตรการ และขับเคลื่อนโครงการเกี่ยวกับ การจัดเก็บภาษีที่เป็นธรรม ทั่วถึง และตรวจสอบได้ทุกขั้นตอน เพื่อประสิทธิภาพสูงสุด</w:t>
+        <w:t xml:space="preserve">  ให้มีคณะกรรมการพิทักษ์สิทธิผู้เสียภาษี ทำหน้าที่วินิจฉัยข้อร้องเรียนต่อการประเมินภาษีที่ไม่เป็นธรรม และตรวจสอบการใช้ดุลพินิจของเจ้าหน้าที่จัดเก็บภาษี</w:t>
       </w:r>
     </w:p>
     <w:p>
@@ -18734,7 +18734,7 @@
         <w:t>มาตรา ๗๗๖</w:t>
       </w:r>
       <w:r>
-        <w:t xml:space="preserve">  ให้จัดตั้งคณะกรรมการผู้ทรงคุณวุฒิระดับชาติเพื่อกำกับดูแล การปฏิรูปการคลังท้องถิ่นเพื่อมอบอำนาจบริหารการเก็บภาษี ให้เป็นไปตามมาตรฐานการดำเนินงานและเป้าหมายของรัฐ</w:t>
+        <w:t xml:space="preserve">  ให้มีคณะกรรมการการกระจายอำนาจทางการคลัง ทำหน้าที่กำหนดสัดส่วนการแบ่งภาษีระหว่างรัฐบาลกับท้องถิ่น และจัดสรรเงินอุดหนุนเพื่อปรับความเหลื่อมล้ำทางการคลังระหว่างท้องถิ่นที่ร่ำรวยกับท้องถิ่นที่ยากจน</w:t>
       </w:r>
     </w:p>
     <w:p>
@@ -18749,7 +18749,7 @@
         <w:t>มาตรา ๗๗๗</w:t>
       </w:r>
       <w:r>
-        <w:t xml:space="preserve">  รัฐต้องจัดสรรงบประมาณแผ่นดินและทรัพยากรที่จำเป็นอย่างต่อเนื่องทุกปี เพื่อสนับสนุนและผลักดันการดำเนินงานด้าน งบประมาณแผ่นดินแบบมีส่วนร่วมและการจัดสรรตามความต้องการชุมชน</w:t>
+        <w:t xml:space="preserve">  รัฐต้องจัดสรรงบประมาณภาคประชาชนตามมาตรา ๓๐๔ ให้ครบถ้วนทุกปี และจะโอนหรือตัดลดงบประมาณส่วนนี้ไปใช้เพื่อการอื่นในระหว่างปีงบประมาณมิได้</w:t>
       </w:r>
     </w:p>
     <w:p>
@@ -18764,7 +18764,7 @@
         <w:t>มาตรา ๗๗๘</w:t>
       </w:r>
       <w:r>
-        <w:t xml:space="preserve">  รัฐต้องจัดตั้งกองทุนหมุนเวียนเพื่ออุดหนุนและพัฒนา ระบบภาษีก้าวหน้า ภาษีมรดก และภาษีที่ดินเพื่อลดความเหลื่อมล้ำ พร้อมจัดให้มีระบบลดหย่อนภาษีแก่ผู้ประกอบการหรือชุมชนที่ร่วมดำเนินงาน</w:t>
+        <w:t xml:space="preserve">  รายได้จากภาษีมรดกและภาษีที่ดินในอัตราก้าวหน้า ให้จัดสรรเข้ากองทุนบำนาญแห่งชาติตามมาตรา ๕๘๑ และกองทุนเพื่อความเสมอภาคทางการศึกษาตามมาตรา ๖๒๒ ตามสัดส่วนที่กฎหมายกำหนด</w:t>
       </w:r>
     </w:p>
     <w:p>
@@ -18779,7 +18779,7 @@
         <w:t>มาตรา ๗๗๙</w:t>
       </w:r>
       <w:r>
-        <w:t xml:space="preserve">  รัฐต้องจัดสรรงบประมาณแผ่นดินและทรัพยากรที่จำเป็นอย่างต่อเนื่องทุกปี เพื่อสนับสนุนและผลักดันการดำเนินงานด้าน การกำหนดเพดานและการควบคุมวินัยหนี้สาธารณะอย่างเคร่งครัด</w:t>
+        <w:t xml:space="preserve">  รัฐต้องจัดสรรงบประมาณเพื่อชำระคืนเงินต้นหนี้สาธารณะในอัตราไม่ต่ำกว่าที่กฎหมายกำหนดทุกปี และต้องตั้งงบประมาณชดใช้ภาระที่รัฐค้างจ่ายแก่รัฐวิสาหกิจและสถาบันการเงินของรัฐให้หมดสิ้นภายในเวลาที่กำหนด</w:t>
       </w:r>
     </w:p>
     <w:p>
@@ -18794,7 +18794,7 @@
         <w:t>มาตรา ๗๘๐</w:t>
       </w:r>
       <w:r>
-        <w:t xml:space="preserve">  รัฐต้องจัดตั้งกองทุนหมุนเวียนเพื่ออุดหนุนและพัฒนา การตั้งกองทุนสำรองแห่งชาติและกองทุนมั่งคั่งเพื่ออนาคต พร้อมจัดให้มีระบบลดหย่อนภาษีแก่ผู้ประกอบการหรือชุมชนที่ร่วมดำเนินงาน</w:t>
+        <w:t xml:space="preserve">  ให้มีกองทุนสำรองแห่งชาติสำหรับภาวะวิกฤตทางเศรษฐกิจ ภัยพิบัติ และโรคระบาด ซึ่งรัฐต้องสมทบเงินในปีที่มีรายได้เกินประมาณการ และใช้ได้เมื่อมีการประกาศภาวะวิกฤตตามกฎหมายเท่านั้น</w:t>
       </w:r>
     </w:p>
     <w:p>
@@ -18809,7 +18809,7 @@
         <w:t>มาตรา ๗๘๑</w:t>
       </w:r>
       <w:r>
-        <w:t xml:space="preserve">  รัฐต้องจัดสรรงบประมาณแผ่นดินและทรัพยากรที่จำเป็นอย่างต่อเนื่องทุกปี เพื่อสนับสนุนและผลักดันการดำเนินงานด้าน การอุดหนุนและพัฒนาเศรษฐกิจฐานรากและวิสาหกิจชุมชน</w:t>
+        <w:t xml:space="preserve">  รัฐต้องจัดสรรงบประมาณทุกปีเป็นสินเชื่อดอกเบี้ยต่ำผ่านสถาบันการเงินชุมชน และค้ำประกันสินเชื่อแก่วิสาหกิจชุมชนที่ไม่มีหลักทรัพย์</w:t>
       </w:r>
     </w:p>
     <w:p>
@@ -18824,7 +18824,7 @@
         <w:t>มาตรา ๗๘๒</w:t>
       </w:r>
       <w:r>
-        <w:t xml:space="preserve">  รัฐต้องจัดตั้งกองทุนหมุนเวียนเพื่ออุดหนุนและพัฒนา ความเป็นอิสระและความโปร่งใสของธนาคารกลางในการดำเนินนโยบายการเงิน พร้อมจัดให้มีระบบลดหย่อนภาษีแก่ผู้ประกอบการหรือชุมชนที่ร่วมดำเนินงาน</w:t>
+        <w:t xml:space="preserve">  ธนาคารแห่งประเทศไทยต้องดำเนินงานโดยงบประมาณของตนเอง และจะให้กู้ยืมแก่รัฐบาลโดยตรงหรือรับภาระความเสียหายจากนโยบายของรัฐบาลมิได้ เว้นแต่มีกฎหมายบัญญัติเฉพาะคราวในภาวะวิกฤต</w:t>
       </w:r>
     </w:p>
     <w:p>
@@ -18839,7 +18839,7 @@
         <w:t>มาตรา ๗๘๓</w:t>
       </w:r>
       <w:r>
-        <w:t xml:space="preserve">  รัฐต้องจัดสรรงบประมาณแผ่นดินและทรัพยากรที่จำเป็นอย่างต่อเนื่องทุกปี เพื่อสนับสนุนและผลักดันการดำเนินงานด้าน การจัดเก็บภาษีที่เป็นธรรม ทั่วถึง และตรวจสอบได้ทุกขั้นตอน</w:t>
+        <w:t xml:space="preserve">  รัฐต้องจัดสรรงบประมาณเพื่อพัฒนาระบบยื่นภาษีออนไลน์ที่ใช้งานง่าย และการตรวจสอบภาษีของกิจการขนาดใหญ่และผู้มีรายได้สูงอย่างสม่ำเสมอ</w:t>
       </w:r>
     </w:p>
     <w:p>
@@ -18854,7 +18854,7 @@
         <w:t>มาตรา ๗๘๔</w:t>
       </w:r>
       <w:r>
-        <w:t xml:space="preserve">  รัฐต้องจัดตั้งกองทุนหมุนเวียนเพื่ออุดหนุนและพัฒนา การปฏิรูปการคลังท้องถิ่นเพื่อมอบอำนาจบริหารการเก็บภาษี พร้อมจัดให้มีระบบลดหย่อนภาษีแก่ผู้ประกอบการหรือชุมชนที่ร่วมดำเนินงาน</w:t>
+        <w:t xml:space="preserve">  รัฐต้องจัดสรรเงินอุดหนุนแก่องค์กรปกครองส่วนท้องถิ่นโดยตรงตามสูตรที่เปิดเผย และจะกำหนดให้ท้องถิ่นต้องผ่านการอนุมัติของส่วนราชการส่วนกลางก่อนใช้เงินอุดหนุนทั่วไปมิได้</w:t>
       </w:r>
     </w:p>
     <w:p>
@@ -18869,7 +18869,7 @@
         <w:t>มาตรา ๗๘๕</w:t>
       </w:r>
       <w:r>
-        <w:t xml:space="preserve">  หน่วยงานของรัฐต้องเปิดเผยข้อมูล รายงานการเบิกจ่ายงบประมาณ และผลการทำงานเกี่ยวกับ งบประมาณแผ่นดินแบบมีส่วนร่วมและการจัดสรรตามความต้องการชุมชน บนระบบข้อมูลออนไลน์ที่สืบค้นง่าย</w:t>
+        <w:t xml:space="preserve">  หน่วยงานของรัฐต้องเปิดเผยร่างงบประมาณ เอกสารประกอบ งบประมาณที่ผ่านการพิจารณา และรายงานการเบิกจ่ายรายเดือนในรูปแบบข้อมูลเปิดที่เครื่องอ่านได้</w:t>
       </w:r>
     </w:p>
     <w:p>
@@ -18884,7 +18884,7 @@
         <w:t>มาตรา ๗๘๖</w:t>
       </w:r>
       <w:r>
-        <w:t xml:space="preserve">  ประชาชนและชุมชนท้องถิ่นย่อมมีสิทธิเสนอแนะ ตรวจสอบ และมีส่วนร่วมในการวางแผนจัดการเกี่ยวกับ ระบบภาษีก้าวหน้า ภาษีมรดก และภาษีที่ดินเพื่อลดความเหลื่อมล้ำ โดยตรง</w:t>
+        <w:t xml:space="preserve">  ประชาชนย่อมมีสิทธิทราบภาระภาษีที่ตกแก่ประชาชนแต่ละกลุ่มรายได้ และรัฐต้องจัดทำรายงานการกระจายภาระภาษีเสนอต่อรัฐสภาพร้อมร่างกฎหมายงบประมาณทุกปี</w:t>
       </w:r>
     </w:p>
     <w:p>
@@ -18899,7 +18899,7 @@
         <w:t>มาตรา ๗๘๗</w:t>
       </w:r>
       <w:r>
-        <w:t xml:space="preserve">  หน่วยงานของรัฐต้องเปิดเผยข้อมูล รายงานการเบิกจ่ายงบประมาณ และผลการทำงานเกี่ยวกับ การกำหนดเพดานและการควบคุมวินัยหนี้สาธารณะอย่างเคร่งครัด บนระบบข้อมูลออนไลน์ที่สืบค้นง่าย</w:t>
+        <w:t xml:space="preserve">  หน่วยงานของรัฐต้องเปิดเผยยอดหนี้สาธารณะ ภาระผูกพันที่ซ่อนอยู่นอกงบประมาณ และแผนการชำระหนี้ต่อสาธารณะเป็นรายไตรมาส</w:t>
       </w:r>
     </w:p>
     <w:p>
@@ -18914,7 +18914,7 @@
         <w:t>มาตรา ๗๘๘</w:t>
       </w:r>
       <w:r>
-        <w:t xml:space="preserve">  ประชาชนและชุมชนท้องถิ่นย่อมมีสิทธิเสนอแนะ ตรวจสอบ และมีส่วนร่วมในการวางแผนจัดการเกี่ยวกับ การตั้งกองทุนสำรองแห่งชาติและกองทุนมั่งคั่งเพื่ออนาคต โดยตรง</w:t>
+        <w:t xml:space="preserve">  ประชาชนย่อมมีสิทธิตรวจสอบนโยบายการลงทุนและผลตอบแทนของกองทุนตามมาตรา ๗๖๔ และมาตรา ๗๘๐ และกองทุนต้องรายงานต่อรัฐสภาและสาธารณะทุกปี</w:t>
       </w:r>
     </w:p>
     <w:p>
@@ -18929,7 +18929,7 @@
         <w:t>มาตรา ๗๘๙</w:t>
       </w:r>
       <w:r>
-        <w:t xml:space="preserve">  หน่วยงานของรัฐต้องเปิดเผยข้อมูล รายงานการเบิกจ่ายงบประมาณ และผลการทำงานเกี่ยวกับ การอุดหนุนและพัฒนาเศรษฐกิจฐานรากและวิสาหกิจชุมชน บนระบบข้อมูลออนไลน์ที่สืบค้นง่าย</w:t>
+        <w:t xml:space="preserve">  หน่วยงานของรัฐต้องเปิดเผยสัดส่วนการจัดซื้อจัดจ้างจากวิสาหกิจชุมชนและผลการปล่อยสินเชื่อตามมาตรา ๗๘๑ ต่อสาธารณะ</w:t>
       </w:r>
     </w:p>
     <w:p>
@@ -18944,7 +18944,7 @@
         <w:t>มาตรา ๗๙๐</w:t>
       </w:r>
       <w:r>
-        <w:t xml:space="preserve">  ประชาชนและชุมชนท้องถิ่นย่อมมีสิทธิเสนอแนะ ตรวจสอบ และมีส่วนร่วมในการวางแผนจัดการเกี่ยวกับ ความเป็นอิสระและความโปร่งใสของธนาคารกลางในการดำเนินนโยบายการเงิน โดยตรง</w:t>
+        <w:t xml:space="preserve">  ธนาคารแห่งประเทศไทยต้องเปิดเผยบันทึกการประชุมคณะกรรมการนโยบายการเงิน ผลการลงมติรายบุคคล และรายงานเสถียรภาพทางการเงินต่อสาธารณะ</w:t>
       </w:r>
     </w:p>
     <w:p>
@@ -18959,7 +18959,7 @@
         <w:t>มาตรา ๗๙๑</w:t>
       </w:r>
       <w:r>
-        <w:t xml:space="preserve">  หน่วยงานของรัฐต้องเปิดเผยข้อมูล รายงานการเบิกจ่ายงบประมาณ และผลการทำงานเกี่ยวกับ การจัดเก็บภาษีที่เป็นธรรม ทั่วถึง และตรวจสอบได้ทุกขั้นตอน บนระบบข้อมูลออนไลน์ที่สืบค้นง่าย</w:t>
+        <w:t xml:space="preserve">  หน่วยงานของรัฐต้องเปิดเผยมูลค่ารายได้ที่รัฐสูญเสียจากการยกเว้นและลดหย่อนภาษีแต่ละประเภท และรายชื่อกิจการที่ได้รับสิทธิประโยชน์ทางภาษีจากรัฐต่อสาธารณะ</w:t>
       </w:r>
     </w:p>
     <w:p>
@@ -18974,7 +18974,7 @@
         <w:t>มาตรา ๗๙๒</w:t>
       </w:r>
       <w:r>
-        <w:t xml:space="preserve">  ประชาชนและชุมชนท้องถิ่นย่อมมีสิทธิเสนอแนะ ตรวจสอบ และมีส่วนร่วมในการวางแผนจัดการเกี่ยวกับ การปฏิรูปการคลังท้องถิ่นเพื่อมอบอำนาจบริหารการเก็บภาษี โดยตรง</w:t>
+        <w:t xml:space="preserve">  ประชาชนในท้องถิ่นย่อมมีสิทธิตรวจสอบรายรับรายจ่ายขององค์กรปกครองส่วนท้องถิ่น และมีสิทธิเข้าชื่อขอให้สภาท้องถิ่นทบทวนการปรับอัตราภาษีท้องถิ่น</w:t>
       </w:r>
     </w:p>
     <w:p>
@@ -18989,7 +18989,7 @@
         <w:t>มาตรา ๗๙๓</w:t>
       </w:r>
       <w:r>
-        <w:t xml:space="preserve">  รัฐต้องดูแลและจัดให้มีมาตรการช่วยเหลือเป็นพิเศษสำหรับผู้มีรายได้น้อย ผู้พิการ ผู้สูงอายุ และกลุ่มเปราะบางในการเข้าถึง งบประมาณแผ่นดินแบบมีส่วนร่วมและการจัดสรรตามความต้องการชุมชน</w:t>
+        <w:t xml:space="preserve">  รัฐต้องจัดให้มีมาตรการช่วยเหลือให้ผู้สูงอายุ ผู้พิการ และผู้ที่ไม่มีอุปกรณ์ดิจิทัลออกเสียงในงบประมาณภาคประชาชนได้ ณ หน่วยออกเสียงในชุมชนของตน</w:t>
       </w:r>
     </w:p>
     <w:p>
@@ -19004,7 +19004,7 @@
         <w:t>มาตรา ๗๙๔</w:t>
       </w:r>
       <w:r>
-        <w:t xml:space="preserve">  การพัฒนาและการตรวจสอบระบบ ระบบภาษีก้าวหน้า ภาษีมรดก และภาษีที่ดินเพื่อลดความเหลื่อมล้ำ ต้องใช้วิทยาการที่ก้าวหน้า เทคโนโลยีดิจิทัล และนวัตกรรมที่สอดรับกับสากล</w:t>
+        <w:t xml:space="preserve">  การพัฒนาระบบภาษีต้องใช้ระบบข้อมูลที่เชื่อมโยงรายได้ ทรัพย์สิน และการถือหุ้นผ่านนิติบุคคลหลายชั้น เพื่อป้องกันการหลีกเลี่ยงภาษีของผู้มีรายได้สูง</w:t>
       </w:r>
     </w:p>
     <w:p>
@@ -19019,7 +19019,7 @@
         <w:t>มาตรา ๗๙๕</w:t>
       </w:r>
       <w:r>
-        <w:t xml:space="preserve">  ผู้ใดหรือเจ้าหน้าที่ของรัฐที่กระทำการละเมิด ทุจริต หรือจงใจหลบเลี่ยงบทบัญญัติการดำเนินงานเกี่ยวกับ การกำหนดเพดานและการควบคุมวินัยหนี้สาธารณะอย่างเคร่งครัด ต้องระวางโทษทางวินัยร้ายแรงและโทษอาญา</w:t>
+        <w:t xml:space="preserve">  ผู้ดำรงตำแหน่งทางการเมืองหรือเจ้าหน้าที่ของรัฐที่ก่อหนี้หรือภาระผูกพันเกินเพดานที่กฎหมายกำหนด หรือปกปิดภาระผูกพันนอกงบประมาณ ต้องรับผิดทางอาญาและต้องชดใช้ความเสียหายแก่รัฐ</w:t>
       </w:r>
     </w:p>
     <w:p>
@@ -19034,7 +19034,7 @@
         <w:t>มาตรา ๗๙๖</w:t>
       </w:r>
       <w:r>
-        <w:t xml:space="preserve">  การดำเนินงานในรายละเอียดและขั้นตอนการปฏิบัติเกี่ยวกับ การตั้งกองทุนสำรองแห่งชาติและกองทุนมั่งคั่งเพื่ออนาคต ให้ตราขึ้นเป็นพระราชบัญญัติประกอบรัฐธรรมนูญภายในหนึ่งปี</w:t>
+        <w:t xml:space="preserve">  การดำเนินงานในรายละเอียดของกองทุนมั่งคั่งแห่งชาติและกองทุนสำรองแห่งชาติ ให้ตราเป็นกฎหมายภายในหนึ่งปีนับแต่วันที่หมวดนี้ใช้บังคับ</w:t>
       </w:r>
     </w:p>
     <w:p>
@@ -19049,7 +19049,7 @@
         <w:t>มาตรา ๗๙๗</w:t>
       </w:r>
       <w:r>
-        <w:t xml:space="preserve">  รัฐต้องดูแลและจัดให้มีมาตรการช่วยเหลือเป็นพิเศษสำหรับผู้มีรายได้น้อย ผู้พิการ ผู้สูงอายุ และกลุ่มเปราะบางในการเข้าถึง การอุดหนุนและพัฒนาเศรษฐกิจฐานรากและวิสาหกิจชุมชน</w:t>
+        <w:t xml:space="preserve">  รัฐต้องจัดให้มีมาตรการช่วยเหลือเป็นพิเศษแก่ผู้ค้ารายย่อย หาบเร่แผงลอย และผู้ประกอบการที่มีรายได้น้อย ให้มีพื้นที่ค้าขายที่มั่นคงและเข้าถึงสินเชื่อในระบบเพื่อพ้นจากหนี้นอกระบบ</w:t>
       </w:r>
     </w:p>
     <w:p>
@@ -19064,7 +19064,7 @@
         <w:t>มาตรา ๗๙๘</w:t>
       </w:r>
       <w:r>
-        <w:t xml:space="preserve">  การพัฒนาและการตรวจสอบระบบ ความเป็นอิสระและความโปร่งใสของธนาคารกลางในการดำเนินนโยบายการเงิน ต้องใช้วิทยาการที่ก้าวหน้า เทคโนโลยีดิจิทัล และนวัตกรรมที่สอดรับกับสากล</w:t>
+        <w:t xml:space="preserve">  ให้ธนาคารแห่งประเทศไทยร่วมมือกับธนาคารกลางของประเทศอื่นและองค์การการเงินระหว่างประเทศ ในการรักษาเสถียรภาพทางการเงินและการกำกับดูแลสถาบันการเงินตามมาตรฐานสากล</w:t>
       </w:r>
     </w:p>
     <w:p>
@@ -19079,7 +19079,7 @@
         <w:t>มาตรา ๗๙๙</w:t>
       </w:r>
       <w:r>
-        <w:t xml:space="preserve">  ผู้ใดหรือเจ้าหน้าที่ของรัฐที่กระทำการละเมิด ทุจริต หรือจงใจหลบเลี่ยงบทบัญญัติการดำเนินงานเกี่ยวกับ การจัดเก็บภาษีที่เป็นธรรม ทั่วถึง และตรวจสอบได้ทุกขั้นตอน ต้องระวางโทษทางวินัยร้ายแรงและโทษอาญา</w:t>
+        <w:t xml:space="preserve">  เจ้าหน้าที่ของรัฐผู้ใดเรียกรับประโยชน์เพื่อลดหรือละเว้นการประเมินภาษี หรือผู้ใดจงใจหลีกเลี่ยงภาษีด้วยการปกปิดทรัพย์สินในต่างประเทศ ต้องระวางโทษทางอาญาและต้องชำระภาษีพร้อมเงินเพิ่ม</w:t>
       </w:r>
     </w:p>
     <w:p>
@@ -19094,7 +19094,7 @@
         <w:t>มาตรา ๘๐๐</w:t>
       </w:r>
       <w:r>
-        <w:t xml:space="preserve">  การดำเนินงานในรายละเอียดและขั้นตอนการปฏิบัติเกี่ยวกับ การปฏิรูปการคลังท้องถิ่นเพื่อมอบอำนาจบริหารการเก็บภาษี ให้ตราขึ้นเป็นพระราชบัญญัติประกอบรัฐธรรมนูญภายในหนึ่งปี</w:t>
+        <w:t xml:space="preserve">  กฎหมายว่าด้วยการแบ่งรายได้ระหว่างรัฐบาลกับองค์กรปกครองส่วนท้องถิ่นตามมาตรา ๗๗๖ ให้ตราขึ้นภายในหนึ่งปีนับแต่วันที่หมวดนี้ใช้บังคับ</w:t>
       </w:r>
     </w:p>
     <w:p>
@@ -19121,7 +19121,7 @@
         <w:t>มาตรา ๘๐๑</w:t>
       </w:r>
       <w:r>
-        <w:t xml:space="preserve">  ประชาชนย่อมมีสิทธิพื้นฐานในเรื่อง การควบคุมกองทัพและผู้บัญชาการเหล่าทัพโดยรัฐบาลพลเรือน โดยห้ามมิให้หน่วยงานใดจำกัดสิทธิหรือสร้างเงื่อนไขกีดกันโดยมิชอบ</w:t>
+        <w:t xml:space="preserve">  ประชาชนย่อมมีสิทธิให้กองกำลังของรัฐอยู่ภายใต้การควบคุมของรัฐบาลพลเรือนที่มาจากการเลือกตั้ง กองทัพและผู้บัญชาการเหล่าทัพทั้งปวงอยู่ในบังคับบัญชาของนายกรัฐมนตรีและรัฐมนตรีว่าการกระทรวงกลาโหมซึ่งต้องเป็นพลเรือน และหน่วยงานใดจะจำกัดหรือสร้างเงื่อนไขเพื่อลดทอนการควบคุมดังกล่าวมิได้</w:t>
       </w:r>
     </w:p>
     <w:p>
@@ -19136,7 +19136,7 @@
         <w:t>มาตรา ๘๐๒</w:t>
       </w:r>
       <w:r>
-        <w:t xml:space="preserve">  รัฐต้องรับรองและคุ้มครองหลักการ ข้อห้ามอย่างเด็ดขาดในการทำรัฐประหาร ยกเลิกรัฐธรรมนูญ หรือยึดอำนาจ เพื่อประโยชน์ของประชาชนและผู้ใช้บริการอย่างถ้วนหน้าและยั่งยืน</w:t>
+        <w:t xml:space="preserve">  รัฐต้องรับรองและคุ้มครองหลักการว่าการทำรัฐประหาร การยกเลิกรัฐธรรมนูญ หรือการยึดอำนาจการปกครองแผ่นดินด้วยกำลังหรือวิธีการใดที่มิได้เป็นไปตามรัฐธรรมนูญ เป็นสิ่งต้องห้ามโดยเด็ดขาด ทหารทุกนายมีหน้าที่ปฏิเสธคำสั่งที่มุ่งยึดอำนาจ และการปฏิเสธนั้นไม่เป็นความผิดทางวินัยหรือทางอาญา</w:t>
       </w:r>
     </w:p>
     <w:p>
@@ -19151,7 +19151,7 @@
         <w:t>มาตรา ๘๐๓</w:t>
       </w:r>
       <w:r>
-        <w:t xml:space="preserve">  ประชาชนย่อมมีสิทธิพื้นฐานในเรื่อง งบประมาณกลาโหมที่โปร่งใส และการเปิดเผยบัญชีทรัพย์สินทหาร โดยห้ามมิให้หน่วยงานใดจำกัดสิทธิหรือสร้างเงื่อนไขกีดกันโดยมิชอบ</w:t>
+        <w:t xml:space="preserve">  ประชาชนย่อมมีสิทธิตรวจสอบงบประมาณกลาโหมและทรัพย์สินของกองทัพ งบประมาณกลาโหมต้องแสดงรายละเอียดรายโครงการต่อรัฐสภา และนายทหารชั้นนายพลขึ้นไปต้องยื่นบัญชีแสดงรายการทรัพย์สินและหนี้สินเช่นเดียวกับผู้ดำรงตำแหน่งทางการเมือง</w:t>
       </w:r>
     </w:p>
     <w:p>
@@ -19166,7 +19166,7 @@
         <w:t>มาตรา ๘๐๔</w:t>
       </w:r>
       <w:r>
-        <w:t xml:space="preserve">  รัฐต้องรับรองและคุ้มครองหลักการ การเกณฑ์ทหารในยามปกติให้ยกเลิก โดยเน้นระบบสมัครใจแทน เพื่อประโยชน์ของประชาชนและผู้ใช้บริการอย่างถ้วนหน้าและยั่งยืน</w:t>
+        <w:t xml:space="preserve">  รัฐต้องรับรองหลักการว่าในยามปกติให้ยกเลิกการเกณฑ์ทหาร และให้ใช้ระบบทหารอาสาสมัครที่มีค่าตอบแทนและสวัสดิการจูงใจแทน การเรียกพลเพื่อรับราชการทหารโดยบังคับจะกระทำได้เฉพาะเมื่อประเทศอยู่ในภาวะสงครามและรัฐสภาให้ความเห็นชอบแล้วเท่านั้น</w:t>
       </w:r>
     </w:p>
     <w:p>
@@ -19181,7 +19181,7 @@
         <w:t>มาตรา ๘๐๕</w:t>
       </w:r>
       <w:r>
-        <w:t xml:space="preserve">  ประชาชนย่อมมีสิทธิพื้นฐานในเรื่อง การจำกัดบทบาทกองทัพและห้ามนายทหารประจำการเป็นบอร์ดรัฐวิสาหกิจ โดยห้ามมิให้หน่วยงานใดจำกัดสิทธิหรือสร้างเงื่อนไขกีดกันโดยมิชอบ</w:t>
+        <w:t xml:space="preserve">  ประชาชนย่อมมีสิทธิได้รับการบริหารราชการแผ่นดินโดยพลเรือน นายทหารประจำการจะดำรงตำแหน่งกรรมการหรือผู้บริหารในรัฐวิสาหกิจ บริษัทมหาชน หรือตำแหน่งทางการเมืองมิได้ และกองทัพจะประกอบกิจการเชิงพาณิชย์ที่ไม่เกี่ยวกับการป้องกันประเทศมิได้</w:t>
       </w:r>
     </w:p>
     <w:p>
@@ -19196,7 +19196,7 @@
         <w:t>มาตรา ๘๐๖</w:t>
       </w:r>
       <w:r>
-        <w:t xml:space="preserve">  รัฐต้องรับรองและคุ้มครองหลักการ สวัสดิการ ความเป็นอยู่ และการรักษาสิทธิมนุษยชนของทหารชั้นผู้น้อย เพื่อประโยชน์ของประชาชนและผู้ใช้บริการอย่างถ้วนหน้าและยั่งยืน</w:t>
+        <w:t xml:space="preserve">  รัฐต้องรับรองและคุ้มครองหลักการว่าทหารชั้นผู้น้อยย่อมได้รับสวัสดิการ ค่าตอบแทน และการคุ้มครองสิทธิมนุษยชนเช่นเดียวกับพลเมืองอื่น การลงโทษทางกาย การซ้อมทรมาน และการใช้ทหารเป็นแรงงานส่วนตัวของผู้บังคับบัญชาจะกระทำมิได้</w:t>
       </w:r>
     </w:p>
     <w:p>
@@ -19211,7 +19211,7 @@
         <w:t>มาตรา ๘๐๗</w:t>
       </w:r>
       <w:r>
-        <w:t xml:space="preserve">  ประชาชนย่อมมีสิทธิพื้นฐานในเรื่อง การตรวจสอบการจัดซื้อจัดจ้างอาวุธยุทโธปกรณ์ผ่านระบบสากล โดยห้ามมิให้หน่วยงานใดจำกัดสิทธิหรือสร้างเงื่อนไขกีดกันโดยมิชอบ</w:t>
+        <w:t xml:space="preserve">  ประชาชนย่อมมีสิทธิตรวจสอบการจัดซื้ออาวุธยุทโธปกรณ์ การจัดซื้ออาวุธยุทโธปกรณ์ต้องกระทำโดยวิธีการแข่งขันหรือจากรัฐบาลต่อรัฐบาลตามระบบที่ตรวจสอบได้ตามมาตรฐานสากล และโครงการที่มีมูลค่าสูงต้องได้รับความเห็นชอบจากคณะกรรมการตามมาตรา ๘๐๙</w:t>
       </w:r>
     </w:p>
     <w:p>
@@ -19226,7 +19226,7 @@
         <w:t>มาตรา ๘๐๘</w:t>
       </w:r>
       <w:r>
-        <w:t xml:space="preserve">  รัฐต้องรับรองและคุ้มครองหลักการ การโอนย้ายคดีที่พลเรือนเกี่ยวข้องกับทหารออกจากเขตอำนาจศาลทหาร เพื่อประโยชน์ของประชาชนและผู้ใช้บริการอย่างถ้วนหน้าและยั่งยืน</w:t>
+        <w:t xml:space="preserve">  รัฐต้องรับรองและคุ้มครองหลักการว่าพลเรือนจะถูกพิจารณาคดีในศาลทหารมิได้ ไม่ว่าในภาวะปกติหรือภาวะฉุกเฉิน คดีที่พลเรือนเป็นผู้ต้องหาหรือผู้เสียหายร่วมกับทหาร และคดีที่ทหารกระทำความผิดต่อพลเรือน ให้โอนไปยังศาลยุติธรรม</w:t>
       </w:r>
     </w:p>
     <w:p>
@@ -19241,7 +19241,7 @@
         <w:t>มาตรา ๘๐๙</w:t>
       </w:r>
       <w:r>
-        <w:t xml:space="preserve">  ให้จัดตั้งคณะกรรมการผู้ทรงคุณวุฒิระดับชาติเพื่อกำกับดูแล การควบคุมกองทัพและผู้บัญชาการเหล่าทัพโดยรัฐบาลพลเรือน ให้เป็นไปตามมาตรฐานการดำเนินงานและเป้าหมายของรัฐ</w:t>
+        <w:t xml:space="preserve">  ให้มีคณะกรรมการกิจการความมั่นคงของรัฐสภา ประกอบด้วยสมาชิกสภาผู้แทนราษฎรจากทุกพรรคการเมืองตามสัดส่วน มีอำนาจเรียกผู้บัญชาการเหล่าทัพมาชี้แจง ตรวจสอบนโยบายและการใช้กำลังทหาร และให้ความเห็นชอบการแต่งตั้งผู้บัญชาการเหล่าทัพก่อนนำความกราบบังคมทูล</w:t>
       </w:r>
     </w:p>
     <w:p>
@@ -19256,7 +19256,7 @@
         <w:t>มาตรา ๘๑๐</w:t>
       </w:r>
       <w:r>
-        <w:t xml:space="preserve">  ให้มีหน่วยงานกำกับดูแลที่เป็นอิสระทำหน้าที่วางระเบียบ มาตรการ และขับเคลื่อนโครงการเกี่ยวกับ ข้อห้ามอย่างเด็ดขาดในการทำรัฐประหาร ยกเลิกรัฐธรรมนูญ หรือยึดอำนาจ เพื่อประสิทธิภาพสูงสุด</w:t>
+        <w:t xml:space="preserve">  ให้ผู้ตรวจการกองทัพของรัฐสภาเป็นหน่วยงานอิสระ มีหน้าที่รับแจ้งเหตุการเคลื่อนกำลังพลหรืออาวุธที่ผิดปกติ และรายงานต่อประธานรัฐสภาและนายกรัฐมนตรีทันที การเคลื่อนกำลังพลเข้าสู่กรุงเทพมหานครโดยไม่มีคำสั่งจากรัฐบาลพลเรือนจะกระทำมิได้</w:t>
       </w:r>
     </w:p>
     <w:p>
@@ -19271,7 +19271,7 @@
         <w:t>มาตรา ๘๑๑</w:t>
       </w:r>
       <w:r>
-        <w:t xml:space="preserve">  ให้จัดตั้งคณะกรรมการผู้ทรงคุณวุฒิระดับชาติเพื่อกำกับดูแล งบประมาณกลาโหมที่โปร่งใส และการเปิดเผยบัญชีทรัพย์สินทหาร ให้เป็นไปตามมาตรฐานการดำเนินงานและเป้าหมายของรัฐ</w:t>
+        <w:t xml:space="preserve">  ให้สำนักงานการตรวจเงินแผ่นดินมีอำนาจตรวจสอบงบประมาณ กองทุน สวัสดิการ และกิจการที่กองทัพเป็นเจ้าของหรือได้รับประโยชน์ทุกประเภท โดยจะอ้างเหตุความลับทางทหารเพื่อปฏิเสธการตรวจสอบของสำนักงานมิได้</w:t>
       </w:r>
     </w:p>
     <w:p>
@@ -19286,7 +19286,7 @@
         <w:t>มาตรา ๘๑๒</w:t>
       </w:r>
       <w:r>
-        <w:t xml:space="preserve">  ให้มีหน่วยงานกำกับดูแลที่เป็นอิสระทำหน้าที่วางระเบียบ มาตรการ และขับเคลื่อนโครงการเกี่ยวกับ การเกณฑ์ทหารในยามปกติให้ยกเลิก โดยเน้นระบบสมัครใจแทน เพื่อประสิทธิภาพสูงสุด</w:t>
+        <w:t xml:space="preserve">  ให้มีหน่วยงานบริหารกำลังพลอาสาสมัครในกระทรวงกลาโหม ทำหน้าที่รับสมัคร คัดเลือก และพัฒนาทหารอาสาสมัคร โดยต้องจัดให้ทหารอาสาสมัครได้รับการศึกษาและการฝึกวิชาชีพที่ใช้ได้หลังปลดประจำการ</w:t>
       </w:r>
     </w:p>
     <w:p>
@@ -19301,7 +19301,7 @@
         <w:t>มาตรา ๘๑๓</w:t>
       </w:r>
       <w:r>
-        <w:t xml:space="preserve">  ให้จัดตั้งคณะกรรมการผู้ทรงคุณวุฒิระดับชาติเพื่อกำกับดูแล การจำกัดบทบาทกองทัพและห้ามนายทหารประจำการเป็นบอร์ดรัฐวิสาหกิจ ให้เป็นไปตามมาตรฐานการดำเนินงานและเป้าหมายของรัฐ</w:t>
+        <w:t xml:space="preserve">  ให้มีคณะกรรมการตรวจสอบบทบาทกองทัพในกิจการพลเรือน ทำหน้าที่ตรวจสอบตำแหน่งที่นายทหารประจำการดำรงอยู่นอกกองทัพ และสั่งให้พ้นจากตำแหน่งที่ขัดต่อมาตรา ๘๐๕</w:t>
       </w:r>
     </w:p>
     <w:p>
@@ -19316,7 +19316,7 @@
         <w:t>มาตรา ๘๑๔</w:t>
       </w:r>
       <w:r>
-        <w:t xml:space="preserve">  ให้มีหน่วยงานกำกับดูแลที่เป็นอิสระทำหน้าที่วางระเบียบ มาตรการ และขับเคลื่อนโครงการเกี่ยวกับ สวัสดิการ ความเป็นอยู่ และการรักษาสิทธิมนุษยชนของทหารชั้นผู้น้อย เพื่อประสิทธิภาพสูงสุด</w:t>
+        <w:t xml:space="preserve">  ให้มีผู้ตรวจการสิทธิกำลังพลซึ่งเป็นอิสระจากสายบังคับบัญชา ทำหน้าที่รับเรื่องร้องเรียนจากทหารชั้นผู้น้อยโดยตรงโดยไม่ต้องผ่านผู้บังคับบัญชา และมีอำนาจเข้าตรวจค่ายทหารได้ทุกเวลา</w:t>
       </w:r>
     </w:p>
     <w:p>
@@ -19331,7 +19331,7 @@
         <w:t>มาตรา ๘๑๕</w:t>
       </w:r>
       <w:r>
-        <w:t xml:space="preserve">  ให้จัดตั้งคณะกรรมการผู้ทรงคุณวุฒิระดับชาติเพื่อกำกับดูแล การตรวจสอบการจัดซื้อจัดจ้างอาวุธยุทโธปกรณ์ผ่านระบบสากล ให้เป็นไปตามมาตรฐานการดำเนินงานและเป้าหมายของรัฐ</w:t>
+        <w:t xml:space="preserve">  ให้มีคณะกรรมการตรวจสอบการจัดหายุทโธปกรณ์ ซึ่งมีผู้เชี่ยวชาญพลเรือนเป็นกรรมการไม่น้อยกว่ากึ่งหนึ่ง ทำหน้าที่ประเมินความจำเป็น ความคุ้มค่า และข้อตกลงชดเชยทางอุตสาหกรรมของการจัดซื้อแต่ละโครงการ</w:t>
       </w:r>
     </w:p>
     <w:p>
@@ -19346,7 +19346,7 @@
         <w:t>มาตรา ๘๑๖</w:t>
       </w:r>
       <w:r>
-        <w:t xml:space="preserve">  ให้มีหน่วยงานกำกับดูแลที่เป็นอิสระทำหน้าที่วางระเบียบ มาตรการ และขับเคลื่อนโครงการเกี่ยวกับ การโอนย้ายคดีที่พลเรือนเกี่ยวข้องกับทหารออกจากเขตอำนาจศาลทหาร เพื่อประสิทธิภาพสูงสุด</w:t>
+        <w:t xml:space="preserve">  ให้มีหน่วยงานกำกับการโอนคดีระหว่างศาลทหารกับศาลยุติธรรม ทำหน้าที่ตรวจสอบคดีที่ค้างอยู่ในศาลทหาร และโอนคดีที่เข้าลักษณะตามมาตรา ๘๐๘ ให้แล้วเสร็จภายในเวลาที่กฎหมายกำหนด</w:t>
       </w:r>
     </w:p>
     <w:p>
@@ -19361,7 +19361,7 @@
         <w:t>มาตรา ๘๑๗</w:t>
       </w:r>
       <w:r>
-        <w:t xml:space="preserve">  รัฐต้องจัดตั้งกองทุนหมุนเวียนเพื่ออุดหนุนและพัฒนา การควบคุมกองทัพและผู้บัญชาการเหล่าทัพโดยรัฐบาลพลเรือน พร้อมจัดให้มีระบบลดหย่อนภาษีแก่ผู้ประกอบการหรือชุมชนที่ร่วมดำเนินงาน</w:t>
+        <w:t xml:space="preserve">  ให้มีกองทุนพัฒนาวิชาการด้านความมั่นคง เพื่อสนับสนุนการศึกษาวิจัยด้านการป้องกันประเทศโดยพลเรือน และการฝึกอบรมสมาชิกรัฐสภาและเจ้าหน้าที่พลเรือนให้มีความรู้ในการกำกับดูแลกองทัพ</w:t>
       </w:r>
     </w:p>
     <w:p>
@@ -19376,7 +19376,7 @@
         <w:t>มาตรา ๘๑๘</w:t>
       </w:r>
       <w:r>
-        <w:t xml:space="preserve">  รัฐต้องจัดสรรงบประมาณแผ่นดินและทรัพยากรที่จำเป็นอย่างต่อเนื่องทุกปี เพื่อสนับสนุนและผลักดันการดำเนินงานด้าน ข้อห้ามอย่างเด็ดขาดในการทำรัฐประหาร ยกเลิกรัฐธรรมนูญ หรือยึดอำนาจ</w:t>
+        <w:t xml:space="preserve">  รัฐต้องจัดสรรงบประมาณทุกปีสำหรับการศึกษาหลักการประชาธิปไตยและการอยู่ใต้รัฐบาลพลเรือนในสถาบันการศึกษาทางทหารทุกระดับ และหลักสูตรดังกล่าวต้องได้รับความเห็นชอบจากคณะกรรมการตามมาตรา ๘๐๙</w:t>
       </w:r>
     </w:p>
     <w:p>
@@ -19391,7 +19391,7 @@
         <w:t>มาตรา ๘๑๙</w:t>
       </w:r>
       <w:r>
-        <w:t xml:space="preserve">  รัฐต้องจัดตั้งกองทุนหมุนเวียนเพื่ออุดหนุนและพัฒนา งบประมาณกลาโหมที่โปร่งใส และการเปิดเผยบัญชีทรัพย์สินทหาร พร้อมจัดให้มีระบบลดหย่อนภาษีแก่ผู้ประกอบการหรือชุมชนที่ร่วมดำเนินงาน</w:t>
+        <w:t xml:space="preserve">  รายได้ทุกประเภทจากที่ดิน คลื่นความถี่ สนามกีฬา และกิจการเชิงพาณิชย์ที่อยู่ในความดูแลของกองทัพ ต้องนำส่งคลังเป็นรายได้แผ่นดิน และจะเก็บไว้ใช้จ่ายนอกงบประมาณมิได้</w:t>
       </w:r>
     </w:p>
     <w:p>
@@ -19406,7 +19406,7 @@
         <w:t>มาตรา ๘๒๐</w:t>
       </w:r>
       <w:r>
-        <w:t xml:space="preserve">  รัฐต้องจัดสรรงบประมาณแผ่นดินและทรัพยากรที่จำเป็นอย่างต่อเนื่องทุกปี เพื่อสนับสนุนและผลักดันการดำเนินงานด้าน การเกณฑ์ทหารในยามปกติให้ยกเลิก โดยเน้นระบบสมัครใจแทน</w:t>
+        <w:t xml:space="preserve">  รัฐต้องจัดสรรงบประมาณทุกปีสำหรับค่าตอบแทน ทุนการศึกษา และสิทธิพิเศษในการเข้ารับราชการพลเรือนแก่ทหารอาสาสมัครที่รับราชการครบตามสัญญา</w:t>
       </w:r>
     </w:p>
     <w:p>
@@ -19421,7 +19421,7 @@
         <w:t>มาตรา ๘๒๑</w:t>
       </w:r>
       <w:r>
-        <w:t xml:space="preserve">  รัฐต้องจัดตั้งกองทุนหมุนเวียนเพื่ออุดหนุนและพัฒนา การจำกัดบทบาทกองทัพและห้ามนายทหารประจำการเป็นบอร์ดรัฐวิสาหกิจ พร้อมจัดให้มีระบบลดหย่อนภาษีแก่ผู้ประกอบการหรือชุมชนที่ร่วมดำเนินงาน</w:t>
+        <w:t xml:space="preserve">  รัฐต้องจัดสรรงบประมาณเพื่อโอนภารกิจที่ไม่ใช่การป้องกันประเทศ เช่น การรักษาความสงบภายใน การพัฒนาชนบท และการบรรเทาสาธารณภัยในภาวะปกติ ไปยังหน่วยงานพลเรือนที่รับผิดชอบโดยตรง</w:t>
       </w:r>
     </w:p>
     <w:p>
@@ -19436,7 +19436,7 @@
         <w:t>มาตรา ๘๒๒</w:t>
       </w:r>
       <w:r>
-        <w:t xml:space="preserve">  รัฐต้องจัดสรรงบประมาณแผ่นดินและทรัพยากรที่จำเป็นอย่างต่อเนื่องทุกปี เพื่อสนับสนุนและผลักดันการดำเนินงานด้าน สวัสดิการ ความเป็นอยู่ และการรักษาสิทธิมนุษยชนของทหารชั้นผู้น้อย</w:t>
+        <w:t xml:space="preserve">  รัฐต้องจัดสรรงบประมาณสวัสดิการที่พักอาศัย การรักษาพยาบาล และการศึกษาบุตรของทหารชั้นผู้น้อยอย่างเพียงพอ และต้องไม่ต่ำกว่าสวัสดิการของนายทหารชั้นสัญญาบัตรในสัดส่วนที่กฎหมายกำหนด</w:t>
       </w:r>
     </w:p>
     <w:p>
@@ -19451,7 +19451,7 @@
         <w:t>มาตรา ๘๒๓</w:t>
       </w:r>
       <w:r>
-        <w:t xml:space="preserve">  รัฐต้องจัดตั้งกองทุนหมุนเวียนเพื่ออุดหนุนและพัฒนา การตรวจสอบการจัดซื้อจัดจ้างอาวุธยุทโธปกรณ์ผ่านระบบสากล พร้อมจัดให้มีระบบลดหย่อนภาษีแก่ผู้ประกอบการหรือชุมชนที่ร่วมดำเนินงาน</w:t>
+        <w:t xml:space="preserve">  ให้มีกองทุนพัฒนาอุตสาหกรรมป้องกันประเทศ เพื่อสนับสนุนการผลิตและซ่อมบำรุงยุทโธปกรณ์ภายในประเทศ และลดการพึ่งพาการนำเข้า</w:t>
       </w:r>
     </w:p>
     <w:p>
@@ -19466,7 +19466,7 @@
         <w:t>มาตรา ๘๒๔</w:t>
       </w:r>
       <w:r>
-        <w:t xml:space="preserve">  รัฐต้องจัดสรรงบประมาณแผ่นดินและทรัพยากรที่จำเป็นอย่างต่อเนื่องทุกปี เพื่อสนับสนุนและผลักดันการดำเนินงานด้าน การโอนย้ายคดีที่พลเรือนเกี่ยวข้องกับทหารออกจากเขตอำนาจศาลทหาร</w:t>
+        <w:t xml:space="preserve">  รัฐต้องจัดสรรงบประมาณแก่ศาลยุติธรรมเพื่อรองรับคดีที่โอนมาจากศาลทหาร และเพื่อจัดให้มีทนายความแก่ผู้ต้องหาพลเรือนที่เคยถูกดำเนินคดีในศาลทหาร</w:t>
       </w:r>
     </w:p>
     <w:p>
@@ -19481,7 +19481,7 @@
         <w:t>มาตรา ๘๒๕</w:t>
       </w:r>
       <w:r>
-        <w:t xml:space="preserve">  ประชาชนและชุมชนท้องถิ่นย่อมมีสิทธิเสนอแนะ ตรวจสอบ และมีส่วนร่วมในการวางแผนจัดการเกี่ยวกับ การควบคุมกองทัพและผู้บัญชาการเหล่าทัพโดยรัฐบาลพลเรือน โดยตรง</w:t>
+        <w:t xml:space="preserve">  ประชาชนและองค์กรภาคประชาสังคมย่อมมีสิทธิเสนอความเห็นต่อคณะกรรมการตามมาตรา ๘๐๙ ในเรื่องนโยบายความมั่นคง และคณะกรรมการต้องจัดให้มีการรับฟังความคิดเห็นสาธารณะก่อนพิจารณาร่างสมุดปกขาวด้านการป้องกันประเทศ</w:t>
       </w:r>
     </w:p>
     <w:p>
@@ -19496,7 +19496,7 @@
         <w:t>มาตรา ๘๒๖</w:t>
       </w:r>
       <w:r>
-        <w:t xml:space="preserve">  หน่วยงานของรัฐต้องเปิดเผยข้อมูล รายงานการเบิกจ่ายงบประมาณ และผลการทำงานเกี่ยวกับ ข้อห้ามอย่างเด็ดขาดในการทำรัฐประหาร ยกเลิกรัฐธรรมนูญ หรือยึดอำนาจ บนระบบข้อมูลออนไลน์ที่สืบค้นง่าย</w:t>
+        <w:t xml:space="preserve">  หน่วยงานของรัฐต้องเปิดเผยคำสั่งเคลื่อนย้ายกำลังพลและยุทโธปกรณ์ในระดับกองพันขึ้นไปภายในประเทศต่อคณะกรรมการตามมาตรา ๘๐๙ และเปิดเผยต่อสาธารณะเมื่อพ้นความจำเป็นทางยุทธการแล้ว</w:t>
       </w:r>
     </w:p>
     <w:p>
@@ -19511,7 +19511,7 @@
         <w:t>มาตรา ๘๒๗</w:t>
       </w:r>
       <w:r>
-        <w:t xml:space="preserve">  ประชาชนและชุมชนท้องถิ่นย่อมมีสิทธิเสนอแนะ ตรวจสอบ และมีส่วนร่วมในการวางแผนจัดการเกี่ยวกับ งบประมาณกลาโหมที่โปร่งใส และการเปิดเผยบัญชีทรัพย์สินทหาร โดยตรง</w:t>
+        <w:t xml:space="preserve">  หน่วยงานของรัฐต้องเปิดเผยงบประมาณกลาโหมแยกตามเหล่าทัพและประเภทรายจ่าย และทะเบียนที่ดินและกิจการของกองทัพต่อสาธารณะ เว้นแต่รายละเอียดทางยุทธการที่คณะกรรมการตามมาตรา ๘๐๙ เห็นชอบให้ปกปิด</w:t>
       </w:r>
     </w:p>
     <w:p>
@@ -19526,7 +19526,7 @@
         <w:t>มาตรา ๘๒๘</w:t>
       </w:r>
       <w:r>
-        <w:t xml:space="preserve">  หน่วยงานของรัฐต้องเปิดเผยข้อมูล รายงานการเบิกจ่ายงบประมาณ และผลการทำงานเกี่ยวกับ การเกณฑ์ทหารในยามปกติให้ยกเลิก โดยเน้นระบบสมัครใจแทน บนระบบข้อมูลออนไลน์ที่สืบค้นง่าย</w:t>
+        <w:t xml:space="preserve">  หน่วยงานของรัฐต้องเปิดเผยจำนวนกำลังพลที่ต้องการ จำนวนผู้สมัคร และอัตราการลาออกของทหารอาสาสมัครต่อสาธารณะเป็นประจำทุกปี</w:t>
       </w:r>
     </w:p>
     <w:p>
@@ -19541,7 +19541,7 @@
         <w:t>มาตรา ๘๒๙</w:t>
       </w:r>
       <w:r>
-        <w:t xml:space="preserve">  ประชาชนและชุมชนท้องถิ่นย่อมมีสิทธิเสนอแนะ ตรวจสอบ และมีส่วนร่วมในการวางแผนจัดการเกี่ยวกับ การจำกัดบทบาทกองทัพและห้ามนายทหารประจำการเป็นบอร์ดรัฐวิสาหกิจ โดยตรง</w:t>
+        <w:t xml:space="preserve">  หน่วยงานของรัฐต้องเปิดเผยรายชื่อนายทหารที่ดำรงตำแหน่งในหน่วยงานพลเรือนหรือรัฐวิสาหกิจ และรายชื่อกิจการที่กองทัพถือหุ้นหรือได้รับประโยชน์ต่อสาธารณะ</w:t>
       </w:r>
     </w:p>
     <w:p>
@@ -19556,7 +19556,7 @@
         <w:t>มาตรา ๘๓๐</w:t>
       </w:r>
       <w:r>
-        <w:t xml:space="preserve">  หน่วยงานของรัฐต้องเปิดเผยข้อมูล รายงานการเบิกจ่ายงบประมาณ และผลการทำงานเกี่ยวกับ สวัสดิการ ความเป็นอยู่ และการรักษาสิทธิมนุษยชนของทหารชั้นผู้น้อย บนระบบข้อมูลออนไลน์ที่สืบค้นง่าย</w:t>
+        <w:t xml:space="preserve">  หน่วยงานของรัฐต้องเปิดเผยสถิติการเสียชีวิตและการบาดเจ็บระหว่างการฝึก และผลการสอบสวนกรณีดังกล่าวต่อสาธารณะ</w:t>
       </w:r>
     </w:p>
     <w:p>
@@ -19571,7 +19571,7 @@
         <w:t>มาตรา ๘๓๑</w:t>
       </w:r>
       <w:r>
-        <w:t xml:space="preserve">  ประชาชนและชุมชนท้องถิ่นย่อมมีสิทธิเสนอแนะ ตรวจสอบ และมีส่วนร่วมในการวางแผนจัดการเกี่ยวกับ การตรวจสอบการจัดซื้อจัดจ้างอาวุธยุทโธปกรณ์ผ่านระบบสากล โดยตรง</w:t>
+        <w:t xml:space="preserve">  ประชาชนย่อมมีสิทธิทราบชนิด จำนวน มูลค่า และผู้ขายของอาวุธยุทโธปกรณ์ที่จัดซื้อแล้ว เว้นแต่รายละเอียดทางเทคนิคที่กระทบความมั่นคง</w:t>
       </w:r>
     </w:p>
     <w:p>
@@ -19586,7 +19586,7 @@
         <w:t>มาตรา ๘๓๒</w:t>
       </w:r>
       <w:r>
-        <w:t xml:space="preserve">  หน่วยงานของรัฐต้องเปิดเผยข้อมูล รายงานการเบิกจ่ายงบประมาณ และผลการทำงานเกี่ยวกับ การโอนย้ายคดีที่พลเรือนเกี่ยวข้องกับทหารออกจากเขตอำนาจศาลทหาร บนระบบข้อมูลออนไลน์ที่สืบค้นง่าย</w:t>
+        <w:t xml:space="preserve">  หน่วยงานของรัฐต้องเปิดเผยจำนวนคดีในศาลทหาร ประเภทคดี และจำนวนคดีที่โอนไปยังศาลยุติธรรมต่อสาธารณะเป็นประจำทุกปี</w:t>
       </w:r>
     </w:p>
     <w:p>
@@ -19601,7 +19601,7 @@
         <w:t>มาตรา ๘๓๓</w:t>
       </w:r>
       <w:r>
-        <w:t xml:space="preserve">  การออกระเบียบหรือมาตรการใด ๆ เกี่ยวกับ การควบคุมกองทัพและผู้บัญชาการเหล่าทัพโดยรัฐบาลพลเรือน ต้องคำนึงถึงผลกระทบต่อกลุ่มเปราะบางในสังคมเป็นลำดับแรก</w:t>
+        <w:t xml:space="preserve">  ระเบียบหรือคำสั่งของกระทรวงกลาโหมและเหล่าทัพที่กระทบต่อสิทธิเสรีภาพของประชาชน ต้องคำนึงถึงประชาชนในพื้นที่ชายแดนและพื้นที่ที่มีการประกาศใช้กฎหมายพิเศษเป็นลำดับแรก และต้องเสนอให้คณะกรรมการตามมาตรา ๘๐๙ ทราบก่อนใช้บังคับ</w:t>
       </w:r>
     </w:p>
     <w:p>
@@ -19616,7 +19616,7 @@
         <w:t>มาตรา ๘๓๔</w:t>
       </w:r>
       <w:r>
-        <w:t xml:space="preserve">  รัฐต้องส่งเสริมความร่วมมือทางวิชาการและปรับปรุงมาตรฐานการจัดการ ข้อห้ามอย่างเด็ดขาดในการทำรัฐประหาร ยกเลิกรัฐธรรมนูญ หรือยึดอำนาจ ให้สอดคล้องกับข้อตกลงและกติกาสากลระหว่างประเทศ</w:t>
+        <w:t xml:space="preserve">  ผู้ใดร่วมวางแผน สนับสนุน หรือให้ความช่วยเหลือในการทำรัฐประหารหรือยกเลิกรัฐธรรมนูญ ให้ได้รับโทษตามมาตรา ๑๑๖๐ และผู้ที่แจ้งเหตุหรือปฏิเสธคำสั่งตามมาตรา ๘๐๒ ย่อมได้รับความคุ้มครองตามกฎหมายว่าด้วยการคุ้มครองผู้แจ้งเบาะแส</w:t>
       </w:r>
     </w:p>
     <w:p>
@@ -19631,7 +19631,7 @@
         <w:t>มาตรา ๘๓๕</w:t>
       </w:r>
       <w:r>
-        <w:t xml:space="preserve">  ให้คณะกรรมการตรวจสอบมีอำนาจในการระงับ อายัด และสืบสวนหาข้อเท็จจริงกรณีพบความไม่โปร่งใสในการดำเนินงานด้าน งบประมาณกลาโหมที่โปร่งใส และการเปิดเผยบัญชีทรัพย์สินทหาร</w:t>
+        <w:t xml:space="preserve">  มาตรการเกี่ยวกับงบประมาณกลาโหมต้องคำนึงถึงการคืนที่ดินที่กองทัพไม่ได้ใช้ประโยชน์ทางการทหารให้แก่ประชาชนผู้ไร้ที่ดินทำกินเป็นลำดับแรก</w:t>
       </w:r>
     </w:p>
     <w:p>
@@ -19646,7 +19646,7 @@
         <w:t>มาตรา ๘๓๖</w:t>
       </w:r>
       <w:r>
-        <w:t xml:space="preserve">  ให้มีการประเมินผลสัมฤทธิ์และทบทวนความเหมาะสมของกฎหมายและนโยบายด้าน การเกณฑ์ทหารในยามปกติให้ยกเลิก โดยเน้นระบบสมัครใจแทน ทุกรอบห้าปีตามสภาวะสังคมที่เปลี่ยนแปลง</w:t>
+        <w:t xml:space="preserve">  กฎหมายว่าด้วยการรับราชการทหารและระบบอาสาสมัครต้องได้รับการทบทวนทุกห้าปี เพื่อรักษาอัตรากำลังพลให้เพียงพอโดยไม่หวนกลับไปใช้การเกณฑ์ทหารในยามปกติ</w:t>
       </w:r>
     </w:p>
     <w:p>
@@ -19661,7 +19661,7 @@
         <w:t>มาตรา ๘๓๗</w:t>
       </w:r>
       <w:r>
-        <w:t xml:space="preserve">  การออกระเบียบหรือมาตรการใด ๆ เกี่ยวกับ การจำกัดบทบาทกองทัพและห้ามนายทหารประจำการเป็นบอร์ดรัฐวิสาหกิจ ต้องคำนึงถึงผลกระทบต่อกลุ่มเปราะบางในสังคมเป็นลำดับแรก</w:t>
+        <w:t xml:space="preserve">  มาตรการจำกัดบทบาทกองทัพต้องคำนึงถึงพื้นที่ชายแดนและพื้นที่ห่างไกลที่ประชาชนพึ่งพาบริการของหน่วยทหารเป็นลำดับแรก และต้องจัดหน่วยงานพลเรือนเข้าทดแทนก่อนถอนบริการ</w:t>
       </w:r>
     </w:p>
     <w:p>
@@ -19676,7 +19676,7 @@
         <w:t>มาตรา ๘๓๘</w:t>
       </w:r>
       <w:r>
-        <w:t xml:space="preserve">  รัฐต้องส่งเสริมความร่วมมือทางวิชาการและปรับปรุงมาตรฐานการจัดการ สวัสดิการ ความเป็นอยู่ และการรักษาสิทธิมนุษยชนของทหารชั้นผู้น้อย ให้สอดคล้องกับข้อตกลงและกติกาสากลระหว่างประเทศ</w:t>
+        <w:t xml:space="preserve">  ให้รัฐปฏิบัติตามหลักกฎหมายมนุษยธรรมระหว่างประเทศและมาตรฐานสากลว่าด้วยสิทธิมนุษยชนของกำลังพลในกองทัพ และส่งเสริมการแลกเปลี่ยนแนวปฏิบัติกับกองทัพของประเทศประชาธิปไตย</w:t>
       </w:r>
     </w:p>
     <w:p>
@@ -19691,7 +19691,7 @@
         <w:t>มาตรา ๘๓๙</w:t>
       </w:r>
       <w:r>
-        <w:t xml:space="preserve">  ให้คณะกรรมการตรวจสอบมีอำนาจในการระงับ อายัด และสืบสวนหาข้อเท็จจริงกรณีพบความไม่โปร่งใสในการดำเนินงานด้าน การตรวจสอบการจัดซื้อจัดจ้างอาวุธยุทโธปกรณ์ผ่านระบบสากล</w:t>
+        <w:t xml:space="preserve">  ให้คณะกรรมการตามมาตรา ๘๑๕ มีอำนาจระงับ อายัด และสืบสวนข้อเท็จจริงกรณีพบความไม่โปร่งใสในการจัดซื้ออาวุธยุทโธปกรณ์ รวมทั้งการจ่ายค่านายหน้าแก่ผู้มีอิทธิพลหรือนายทหาร</w:t>
       </w:r>
     </w:p>
     <w:p>
@@ -19706,7 +19706,7 @@
         <w:t>มาตรา ๘๔๐</w:t>
       </w:r>
       <w:r>
-        <w:t xml:space="preserve">  ให้มีการประเมินผลสัมฤทธิ์และทบทวนความเหมาะสมของกฎหมายและนโยบายด้าน การโอนย้ายคดีที่พลเรือนเกี่ยวข้องกับทหารออกจากเขตอำนาจศาลทหาร ทุกรอบห้าปีตามสภาวะสังคมที่เปลี่ยนแปลง</w:t>
+        <w:t xml:space="preserve">  กฎหมายว่าด้วยธรรมนูญศาลทหารต้องได้รับการทบทวนทุกห้าปี เพื่อจำกัดเขตอำนาจของศาลทหารไว้เฉพาะความผิดทางวินัยทหารที่ทหารกระทำต่อทหารด้วยกัน</w:t>
       </w:r>
     </w:p>
     <w:p>
@@ -19733,7 +19733,7 @@
         <w:t>มาตรา ๘๔๑</w:t>
       </w:r>
       <w:r>
-        <w:t xml:space="preserve">  รัฐต้องรับรองและคุ้มครองหลักการ การทำสนธิสัญญาระหว่างประเทศต้องผ่านมติของรัฐสภา เพื่อประโยชน์ของประชาชนและผู้ใช้บริการอย่างถ้วนหน้าและยั่งยืน</w:t>
+        <w:t xml:space="preserve">  รัฐต้องรับรองหลักการว่าหนังสือสัญญาที่มีบทเปลี่ยนแปลงอาณาเขตไทย เขตอำนาจแห่งรัฐ หรือที่ผูกพันการค้า การลงทุน งบประมาณ หรือการส่งกำลังทหารไปนอกราชอาณาจักร จะมีผลผูกพันประเทศได้ต่อเมื่อได้รับความเห็นชอบจากรัฐสภาแล้ว</w:t>
       </w:r>
     </w:p>
     <w:p>
@@ -19748,7 +19748,7 @@
         <w:t>มาตรา ๘๔๒</w:t>
       </w:r>
       <w:r>
-        <w:t xml:space="preserve">  ประชาชนย่อมมีสิทธิพื้นฐานในเรื่อง นโยบายการทูตที่ยึดสันติภาพ ความมั่นคงสากล และความเป็นกลาง โดยห้ามมิให้หน่วยงานใดจำกัดสิทธิหรือสร้างเงื่อนไขกีดกันโดยมิชอบ</w:t>
+        <w:t xml:space="preserve">  ประชาชนย่อมมีสิทธิได้รับนโยบายต่างประเทศที่ยึดสันติภาพ ความมั่นคงสากล และความเป็นกลาง ประเทศไทยจะเข้าร่วมเป็นภาคีพันธมิตรทางทหารที่ผูกพันให้ต้องเข้าสู่สงครามโดยอัตโนมัติมิได้ เว้นแต่รัฐสภาจะให้ความเห็นชอบ</w:t>
       </w:r>
     </w:p>
     <w:p>
@@ -19763,7 +19763,7 @@
         <w:t>มาตรา ๘๔๓</w:t>
       </w:r>
       <w:r>
-        <w:t xml:space="preserve">  รัฐต้องรับรองและคุ้มครองหลักการ การช่วยเหลือและคุ้มครองความปลอดภัยแก่ราษฎรไทยในต่างประเทศ เพื่อประโยชน์ของประชาชนและผู้ใช้บริการอย่างถ้วนหน้าและยั่งยืน</w:t>
+        <w:t xml:space="preserve">  รัฐต้องรับรองหลักการว่าคนไทยในต่างประเทศย่อมได้รับความช่วยเหลือและคุ้มครองจากรัฐ รวมทั้งการช่วยเหลือทางกฎหมาย การอพยพในภาวะวิกฤต และการส่งกลับภูมิลำเนาเมื่อตกทุกข์ได้ยาก</w:t>
       </w:r>
     </w:p>
     <w:p>
@@ -19778,7 +19778,7 @@
         <w:t>มาตรา ๘๔๔</w:t>
       </w:r>
       <w:r>
-        <w:t xml:space="preserve">  ประชาชนย่อมมีสิทธิพื้นฐานในเรื่อง การปฏิบัติตามกฎหมายสิทธิมนุษยชนสากลและการคุ้มครองผู้ลี้ภัย โดยห้ามมิให้หน่วยงานใดจำกัดสิทธิหรือสร้างเงื่อนไขกีดกันโดยมิชอบ</w:t>
+        <w:t xml:space="preserve">  บุคคลย่อมได้รับความคุ้มครองตามพันธกรณีด้านสิทธิมนุษยชนระหว่างประเทศที่ประเทศไทยเป็นภาคี รัฐจะส่งบุคคลกลับไปยังดินแดนที่บุคคลนั้นอาจถูกประหัตประหาร ทรมาน หรือบังคับให้สูญหายมิได้ และผู้ลี้ภัยย่อมได้รับการคุ้มครองตามหลักมนุษยธรรม</w:t>
       </w:r>
     </w:p>
     <w:p>
@@ -19793,7 +19793,7 @@
         <w:t>มาตรา ๘๔๕</w:t>
       </w:r>
       <w:r>
-        <w:t xml:space="preserve">  รัฐต้องรับรองและคุ้มครองหลักการ ข้อตกลงการค้าเสรีที่ต้องรักษาผลประโยชน์ของผู้ผลิตรายย่อย เพื่อประโยชน์ของประชาชนและผู้ใช้บริการอย่างถ้วนหน้าและยั่งยืน</w:t>
+        <w:t xml:space="preserve">  รัฐต้องรับรองหลักการว่าข้อตกลงการค้าเสรีต้องรักษาผลประโยชน์ของผู้ผลิตรายย่อย เกษตรกร และผู้บริโภค และต้องไม่ผูกพันประเทศให้ยอมรับการคุ้มครองทรัพย์สินทางปัญญาเกินกว่าความตกลงระหว่างประเทศที่มีอยู่ หรือให้เอกชนต่างชาติฟ้องรัฐโดยกลไกนอกศาลไทยจนจำกัดอำนาจออกนโยบายสาธารณะ</w:t>
       </w:r>
     </w:p>
     <w:p>
@@ -19808,7 +19808,7 @@
         <w:t>มาตรา ๘๔๖</w:t>
       </w:r>
       <w:r>
-        <w:t xml:space="preserve">  ประชาชนย่อมมีสิทธิพื้นฐานในเรื่อง การสร้างความร่วมมือเชิงยุทธศาสตร์และความมั่นคงกับอาเซียน โดยห้ามมิให้หน่วยงานใดจำกัดสิทธิหรือสร้างเงื่อนไขกีดกันโดยมิชอบ</w:t>
+        <w:t xml:space="preserve">  ประชาชนย่อมมีสิทธิได้รับประโยชน์จากความร่วมมือในประชาคมอาเซียน รัฐต้องส่งเสริมความร่วมมือทางเศรษฐกิจ ความมั่นคง และสังคมกับประเทศสมาชิกอาเซียนบนพื้นฐานของการเคารพสิทธิมนุษยชนและหลักนิติธรรม</w:t>
       </w:r>
     </w:p>
     <w:p>
@@ -19823,7 +19823,7 @@
         <w:t>มาตรา ๘๔๗</w:t>
       </w:r>
       <w:r>
-        <w:t xml:space="preserve">  รัฐต้องรับรองและคุ้มครองหลักการ การปฏิบัติตามความตกลงสิ่งแวดล้อมโลกและการแก้ปัญหามลพิษข้ามพรมแดน เพื่อประโยชน์ของประชาชนและผู้ใช้บริการอย่างถ้วนหน้าและยั่งยืน</w:t>
+        <w:t xml:space="preserve">  รัฐต้องรับรองหลักการว่าประเทศไทยต้องปฏิบัติตามความตกลงระหว่างประเทศด้านสิ่งแวดล้อมที่เป็นภาคี และต้องร่วมมือกับประเทศเพื่อนบ้านแก้ไขปัญหาหมอกควันและมลพิษข้ามพรมแดน</w:t>
       </w:r>
     </w:p>
     <w:p>
@@ -19838,7 +19838,7 @@
         <w:t>มาตรา ๘๔๘</w:t>
       </w:r>
       <w:r>
-        <w:t xml:space="preserve">  ประชาชนย่อมมีสิทธิพื้นฐานในเรื่อง การส่งเสริมการทูตพหุภาคีในเวทีสากล โดยห้ามมิให้หน่วยงานใดจำกัดสิทธิหรือสร้างเงื่อนไขกีดกันโดยมิชอบ</w:t>
+        <w:t xml:space="preserve">  รัฐต้องรับรองหลักการว่าประเทศไทยส่งเสริมระบบพหุภาคีและกฎหมายระหว่างประเทศ และแก้ไขข้อพิพาทระหว่างประเทศโดยสันติวิธี รวมทั้งการใช้กลไกของศาลระหว่างประเทศ</w:t>
       </w:r>
     </w:p>
     <w:p>
@@ -19853,7 +19853,7 @@
         <w:t>มาตรา ๘๔๙</w:t>
       </w:r>
       <w:r>
-        <w:t xml:space="preserve">  ให้มีหน่วยงานกำกับดูแลที่เป็นอิสระทำหน้าที่วางระเบียบ มาตรการ และขับเคลื่อนโครงการเกี่ยวกับ การทำสนธิสัญญาระหว่างประเทศต้องผ่านมติของรัฐสภา เพื่อประสิทธิภาพสูงสุด</w:t>
+        <w:t xml:space="preserve">  ให้มีหน่วยงานศึกษาผลกระทบของหนังสือสัญญา ทำหน้าที่ศึกษาผลกระทบทางเศรษฐกิจ สังคม และสิ่งแวดล้อมของหนังสือสัญญาตามมาตรา ๘๔๑ และเสนอรายงานต่อรัฐสภาก่อนการลงมติ</w:t>
       </w:r>
     </w:p>
     <w:p>
@@ -19868,7 +19868,7 @@
         <w:t>มาตรา ๘๕๐</w:t>
       </w:r>
       <w:r>
-        <w:t xml:space="preserve">  ให้จัดตั้งคณะกรรมการผู้ทรงคุณวุฒิระดับชาติเพื่อกำกับดูแล นโยบายการทูตที่ยึดสันติภาพ ความมั่นคงสากล และความเป็นกลาง ให้เป็นไปตามมาตรฐานการดำเนินงานและเป้าหมายของรัฐ</w:t>
+        <w:t xml:space="preserve">  ให้มีคณะกรรมการนโยบายต่างประเทศแห่งชาติ ประกอบด้วยผู้แทนรัฐบาล ผู้แทนฝ่ายค้าน และผู้ทรงคุณวุฒิ ทำหน้าที่ให้คำปรึกษาด้านยุทธศาสตร์การต่างประเทศ เพื่อให้นโยบายมีความต่อเนื่องแม้มีการเปลี่ยนรัฐบาล</w:t>
       </w:r>
     </w:p>
     <w:p>
@@ -19883,7 +19883,7 @@
         <w:t>มาตรา ๘๕๑</w:t>
       </w:r>
       <w:r>
-        <w:t xml:space="preserve">  ให้มีหน่วยงานกำกับดูแลที่เป็นอิสระทำหน้าที่วางระเบียบ มาตรการ และขับเคลื่อนโครงการเกี่ยวกับ การช่วยเหลือและคุ้มครองความปลอดภัยแก่ราษฎรไทยในต่างประเทศ เพื่อประสิทธิภาพสูงสุด</w:t>
+        <w:t xml:space="preserve">  ให้กระทรวงการต่างประเทศจัดให้มีหน่วยงานคุ้มครองคนไทยในต่างประเทศที่ให้บริการตลอดยี่สิบสี่ชั่วโมง และมีอำนาจประสานหน่วยงานของรัฐทุกแห่งเพื่ออพยพคนไทยออกจากพื้นที่อันตราย</w:t>
       </w:r>
     </w:p>
     <w:p>
@@ -19898,7 +19898,7 @@
         <w:t>มาตรา ๘๕๒</w:t>
       </w:r>
       <w:r>
-        <w:t xml:space="preserve">  ให้จัดตั้งคณะกรรมการผู้ทรงคุณวุฒิระดับชาติเพื่อกำกับดูแล การปฏิบัติตามกฎหมายสิทธิมนุษยชนสากลและการคุ้มครองผู้ลี้ภัย ให้เป็นไปตามมาตรฐานการดำเนินงานและเป้าหมายของรัฐ</w:t>
+        <w:t xml:space="preserve">  ให้มีคณะกรรมการคัดกรองและคุ้มครองผู้ลี้ภัย ทำหน้าที่พิจารณาสถานะผู้ลี้ภัยอย่างเป็นธรรม และจัดให้ผู้ได้รับสถานะอยู่อาศัย ทำงาน และส่งบุตรเข้าเรียนได้ในระหว่างรอการตั้งถิ่นฐาน</w:t>
       </w:r>
     </w:p>
     <w:p>
@@ -19913,7 +19913,7 @@
         <w:t>มาตรา ๘๕๓</w:t>
       </w:r>
       <w:r>
-        <w:t xml:space="preserve">  ให้มีหน่วยงานกำกับดูแลที่เป็นอิสระทำหน้าที่วางระเบียบ มาตรการ และขับเคลื่อนโครงการเกี่ยวกับ ข้อตกลงการค้าเสรีที่ต้องรักษาผลประโยชน์ของผู้ผลิตรายย่อย เพื่อประสิทธิภาพสูงสุด</w:t>
+        <w:t xml:space="preserve">  ให้มีคณะกรรมการเยียวยาผลกระทบจากการค้าระหว่างประเทศ ทำหน้าที่ประเมินผลกระทบรายสาขา และเสนอมาตรการปกป้องเมื่อการนำเข้าเพิ่มขึ้นจนก่อความเสียหายร้ายแรงแก่ผู้ผลิตภายในประเทศ</w:t>
       </w:r>
     </w:p>
     <w:p>
@@ -19928,7 +19928,7 @@
         <w:t>มาตรา ๘๕๔</w:t>
       </w:r>
       <w:r>
-        <w:t xml:space="preserve">  ให้จัดตั้งคณะกรรมการผู้ทรงคุณวุฒิระดับชาติเพื่อกำกับดูแล การสร้างความร่วมมือเชิงยุทธศาสตร์และความมั่นคงกับอาเซียน ให้เป็นไปตามมาตรฐานการดำเนินงานและเป้าหมายของรัฐ</w:t>
+        <w:t xml:space="preserve">  ให้มีคณะกรรมการประสานความร่วมมืออาเซียน ทำหน้าที่ติดตามการปฏิบัติตามพันธกรณีภายใต้กฎบัตรอาเซียน และประสานความร่วมมือด้านความมั่นคงทางทะเล การค้ามนุษย์ และอาชญากรรมข้ามชาติ</w:t>
       </w:r>
     </w:p>
     <w:p>
@@ -19943,7 +19943,7 @@
         <w:t>มาตรา ๘๕๕</w:t>
       </w:r>
       <w:r>
-        <w:t xml:space="preserve">  ให้มีหน่วยงานกำกับดูแลที่เป็นอิสระทำหน้าที่วางระเบียบ มาตรการ และขับเคลื่อนโครงการเกี่ยวกับ การปฏิบัติตามความตกลงสิ่งแวดล้อมโลกและการแก้ปัญหามลพิษข้ามพรมแดน เพื่อประสิทธิภาพสูงสุด</w:t>
+        <w:t xml:space="preserve">  ให้มีหน่วยงานกำกับการปฏิบัติตามพันธกรณีด้านสิ่งแวดล้อมระหว่างประเทศ ทำหน้าที่ติดตามการปฏิบัติตามพันธกรณีและเจรจาให้ประเทศต้นทางมลพิษร่วมรับผิดชอบ</w:t>
       </w:r>
     </w:p>
     <w:p>
@@ -19958,7 +19958,7 @@
         <w:t>มาตรา ๘๕๖</w:t>
       </w:r>
       <w:r>
-        <w:t xml:space="preserve">  ให้จัดตั้งคณะกรรมการผู้ทรงคุณวุฒิระดับชาติเพื่อกำกับดูแล การส่งเสริมการทูตพหุภาคีในเวทีสากล ให้เป็นไปตามมาตรฐานการดำเนินงานและเป้าหมายของรัฐ</w:t>
+        <w:t xml:space="preserve">  ให้กระทรวงการต่างประเทศเป็นผู้ประสานการเสนอชื่อคนไทยเข้าดำรงตำแหน่งในองค์การระหว่างประเทศ และการส่งกำลังเข้าร่วมภารกิจรักษาสันติภาพขององค์การสหประชาชาติ ซึ่งต้องได้รับความเห็นชอบจากรัฐสภาตามมาตรา ๘๔๑</w:t>
       </w:r>
     </w:p>
     <w:p>
@@ -19973,7 +19973,7 @@
         <w:t>มาตรา ๘๕๗</w:t>
       </w:r>
       <w:r>
-        <w:t xml:space="preserve">  รัฐต้องจัดสรรงบประมาณแผ่นดินและทรัพยากรที่จำเป็นอย่างต่อเนื่องทุกปี เพื่อสนับสนุนและผลักดันการดำเนินงานด้าน การทำสนธิสัญญาระหว่างประเทศต้องผ่านมติของรัฐสภา</w:t>
+        <w:t xml:space="preserve">  รัฐต้องจัดสรรงบประมาณสำหรับการจัดรับฟังความคิดเห็นของประชาชนก่อนเริ่มการเจรจาหนังสือสัญญาตามมาตรา ๘๔๑ และสำหรับการเยียวยาผู้ได้รับผลกระทบจากหนังสือสัญญาที่มีผลใช้บังคับแล้ว</w:t>
       </w:r>
     </w:p>
     <w:p>
@@ -19988,7 +19988,7 @@
         <w:t>มาตรา ๘๕๘</w:t>
       </w:r>
       <w:r>
-        <w:t xml:space="preserve">  รัฐต้องจัดตั้งกองทุนหมุนเวียนเพื่ออุดหนุนและพัฒนา นโยบายการทูตที่ยึดสันติภาพ ความมั่นคงสากล และความเป็นกลาง พร้อมจัดให้มีระบบลดหย่อนภาษีแก่ผู้ประกอบการหรือชุมชนที่ร่วมดำเนินงาน</w:t>
+        <w:t xml:space="preserve">  ให้มีกองทุนส่งเสริมสันติภาพและการทูตภาคประชาชน เพื่อสนับสนุนการไกล่เกลี่ยความขัดแย้งในภูมิภาค การแลกเปลี่ยนทางวิชาการ และการทูตภาคประชาชน</w:t>
       </w:r>
     </w:p>
     <w:p>
@@ -20003,7 +20003,7 @@
         <w:t>มาตรา ๘๕๙</w:t>
       </w:r>
       <w:r>
-        <w:t xml:space="preserve">  รัฐต้องจัดสรรงบประมาณแผ่นดินและทรัพยากรที่จำเป็นอย่างต่อเนื่องทุกปี เพื่อสนับสนุนและผลักดันการดำเนินงานด้าน การช่วยเหลือและคุ้มครองความปลอดภัยแก่ราษฎรไทยในต่างประเทศ</w:t>
+        <w:t xml:space="preserve">  รัฐต้องจัดสรรงบประมาณทุกปีสำหรับเงินสำรองช่วยเหลือคนไทยตกทุกข์ในต่างประเทศ การอพยพในภาวะฉุกเฉิน และทนายความสำหรับคนไทยที่ต้องคดีในต่างประเทศ</w:t>
       </w:r>
     </w:p>
     <w:p>
@@ -20018,7 +20018,7 @@
         <w:t>มาตรา ๘๖๐</w:t>
       </w:r>
       <w:r>
-        <w:t xml:space="preserve">  รัฐต้องจัดตั้งกองทุนหมุนเวียนเพื่ออุดหนุนและพัฒนา การปฏิบัติตามกฎหมายสิทธิมนุษยชนสากลและการคุ้มครองผู้ลี้ภัย พร้อมจัดให้มีระบบลดหย่อนภาษีแก่ผู้ประกอบการหรือชุมชนที่ร่วมดำเนินงาน</w:t>
+        <w:t xml:space="preserve">  ให้มีกองทุนมนุษยธรรมแห่งชาติ เพื่อจัดที่พักพิงชั่วคราว อาหาร และการรักษาพยาบาลแก่ผู้หนีภัยสงครามและภัยประหัตประหาร และรับเงินบริจาคจากต่างประเทศและองค์การระหว่างประเทศ</w:t>
       </w:r>
     </w:p>
     <w:p>
@@ -20033,7 +20033,7 @@
         <w:t>มาตรา ๘๖๑</w:t>
       </w:r>
       <w:r>
-        <w:t xml:space="preserve">  รัฐต้องจัดสรรงบประมาณแผ่นดินและทรัพยากรที่จำเป็นอย่างต่อเนื่องทุกปี เพื่อสนับสนุนและผลักดันการดำเนินงานด้าน ข้อตกลงการค้าเสรีที่ต้องรักษาผลประโยชน์ของผู้ผลิตรายย่อย</w:t>
+        <w:t xml:space="preserve">  ให้มีกองทุนปรับตัวจากการค้าเสรี ซึ่งมีรายได้จากส่วนหนึ่งของภาษีศุลกากร เพื่อช่วยเหลือผู้ผลิตรายย่อยในการปรับปรุงการผลิต เปลี่ยนอาชีพ หรือหาตลาดใหม่</w:t>
       </w:r>
     </w:p>
     <w:p>
@@ -20048,7 +20048,7 @@
         <w:t>มาตรา ๘๖๒</w:t>
       </w:r>
       <w:r>
-        <w:t xml:space="preserve">  รัฐต้องจัดตั้งกองทุนหมุนเวียนเพื่ออุดหนุนและพัฒนา การสร้างความร่วมมือเชิงยุทธศาสตร์และความมั่นคงกับอาเซียน พร้อมจัดให้มีระบบลดหย่อนภาษีแก่ผู้ประกอบการหรือชุมชนที่ร่วมดำเนินงาน</w:t>
+        <w:t xml:space="preserve">  รัฐต้องจัดสรรงบประมาณสำหรับการพัฒนาเขตเศรษฐกิจชายแดน ด่านศุลกากร และการแลกเปลี่ยนนักเรียนนักศึกษากับประเทศสมาชิกอาเซียน</w:t>
       </w:r>
     </w:p>
     <w:p>
@@ -20063,7 +20063,7 @@
         <w:t>มาตรา ๘๖๓</w:t>
       </w:r>
       <w:r>
-        <w:t xml:space="preserve">  รัฐต้องจัดสรรงบประมาณแผ่นดินและทรัพยากรที่จำเป็นอย่างต่อเนื่องทุกปี เพื่อสนับสนุนและผลักดันการดำเนินงานด้าน การปฏิบัติตามความตกลงสิ่งแวดล้อมโลกและการแก้ปัญหามลพิษข้ามพรมแดน</w:t>
+        <w:t xml:space="preserve">  รัฐต้องจัดสรรงบประมาณสำหรับความร่วมมือกับประเทศเพื่อนบ้านในการลดการเผาในพื้นที่เกษตรข้ามพรมแดน และการเฝ้าระวังมลพิษด้วยดาวเทียม</w:t>
       </w:r>
     </w:p>
     <w:p>
@@ -20078,7 +20078,7 @@
         <w:t>มาตรา ๘๖๔</w:t>
       </w:r>
       <w:r>
-        <w:t xml:space="preserve">  รัฐต้องจัดตั้งกองทุนหมุนเวียนเพื่ออุดหนุนและพัฒนา การส่งเสริมการทูตพหุภาคีในเวทีสากล พร้อมจัดให้มีระบบลดหย่อนภาษีแก่ผู้ประกอบการหรือชุมชนที่ร่วมดำเนินงาน</w:t>
+        <w:t xml:space="preserve">  ให้มีกองทุนความร่วมมือเพื่อการพัฒนาระหว่างประเทศ เพื่อให้ความช่วยเหลือทางวิชาการและมนุษยธรรมแก่ประเทศกำลังพัฒนา</w:t>
       </w:r>
     </w:p>
     <w:p>
@@ -20093,7 +20093,7 @@
         <w:t>มาตรา ๘๖๕</w:t>
       </w:r>
       <w:r>
-        <w:t xml:space="preserve">  หน่วยงานของรัฐต้องเปิดเผยข้อมูล รายงานการเบิกจ่ายงบประมาณ และผลการทำงานเกี่ยวกับ การทำสนธิสัญญาระหว่างประเทศต้องผ่านมติของรัฐสภา บนระบบข้อมูลออนไลน์ที่สืบค้นง่าย</w:t>
+        <w:t xml:space="preserve">  หน่วยงานของรัฐต้องเปิดเผยกรอบการเจรจา ร่างหนังสือสัญญาฉบับที่จะลงนาม และรายงานผลการเจรจาต่อสาธารณะ ก่อนรัฐสภาลงมติ</w:t>
       </w:r>
     </w:p>
     <w:p>
@@ -20108,7 +20108,7 @@
         <w:t>มาตรา ๘๖๖</w:t>
       </w:r>
       <w:r>
-        <w:t xml:space="preserve">  ประชาชนและชุมชนท้องถิ่นย่อมมีสิทธิเสนอแนะ ตรวจสอบ และมีส่วนร่วมในการวางแผนจัดการเกี่ยวกับ นโยบายการทูตที่ยึดสันติภาพ ความมั่นคงสากล และความเป็นกลาง โดยตรง</w:t>
+        <w:t xml:space="preserve">  ประชาชนย่อมมีสิทธิทราบเหตุผลของการตัดสินใจด้านนโยบายต่างประเทศที่สำคัญ และรัฐบาลต้องแถลงต่อรัฐสภาเมื่อมีการเปลี่ยนแปลงท่าทีต่อความขัดแย้งระหว่างประเทศ</w:t>
       </w:r>
     </w:p>
     <w:p>
@@ -20123,7 +20123,7 @@
         <w:t>มาตรา ๘๖๗</w:t>
       </w:r>
       <w:r>
-        <w:t xml:space="preserve">  หน่วยงานของรัฐต้องเปิดเผยข้อมูล รายงานการเบิกจ่ายงบประมาณ และผลการทำงานเกี่ยวกับ การช่วยเหลือและคุ้มครองความปลอดภัยแก่ราษฎรไทยในต่างประเทศ บนระบบข้อมูลออนไลน์ที่สืบค้นง่าย</w:t>
+        <w:t xml:space="preserve">  หน่วยงานของรัฐต้องเปิดเผยคำเตือนการเดินทาง สถิติคนไทยที่ได้รับความช่วยเหลือ และผลการให้ความช่วยเหลือต่อสาธารณะ</w:t>
       </w:r>
     </w:p>
     <w:p>
@@ -20138,7 +20138,7 @@
         <w:t>มาตรา ๘๖๘</w:t>
       </w:r>
       <w:r>
-        <w:t xml:space="preserve">  ประชาชนและชุมชนท้องถิ่นย่อมมีสิทธิเสนอแนะ ตรวจสอบ และมีส่วนร่วมในการวางแผนจัดการเกี่ยวกับ การปฏิบัติตามกฎหมายสิทธิมนุษยชนสากลและการคุ้มครองผู้ลี้ภัย โดยตรง</w:t>
+        <w:t xml:space="preserve">  องค์กรด้านสิทธิมนุษยชนและผู้ลี้ภัยย่อมมีสิทธิเข้าเยี่ยมสถานที่ควบคุมตัวคนต่างด้าว และร่วมเสนอความเห็นต่อคณะกรรมการตามมาตรา ๘๕๒</w:t>
       </w:r>
     </w:p>
     <w:p>
@@ -20153,7 +20153,7 @@
         <w:t>มาตรา ๘๖๙</w:t>
       </w:r>
       <w:r>
-        <w:t xml:space="preserve">  หน่วยงานของรัฐต้องเปิดเผยข้อมูล รายงานการเบิกจ่ายงบประมาณ และผลการทำงานเกี่ยวกับ ข้อตกลงการค้าเสรีที่ต้องรักษาผลประโยชน์ของผู้ผลิตรายย่อย บนระบบข้อมูลออนไลน์ที่สืบค้นง่าย</w:t>
+        <w:t xml:space="preserve">  ผู้ผลิตรายย่อยและองค์กรเกษตรกรย่อมมีสิทธิร่วมให้ความเห็นในการกำหนดท่าทีการเจรจาข้อตกลงการค้า และร้องขอให้ใช้มาตรการปกป้องตามมาตรา ๘๕๓</w:t>
       </w:r>
     </w:p>
     <w:p>
@@ -20168,7 +20168,7 @@
         <w:t>มาตรา ๘๗๐</w:t>
       </w:r>
       <w:r>
-        <w:t xml:space="preserve">  ประชาชนและชุมชนท้องถิ่นย่อมมีสิทธิเสนอแนะ ตรวจสอบ และมีส่วนร่วมในการวางแผนจัดการเกี่ยวกับ การสร้างความร่วมมือเชิงยุทธศาสตร์และความมั่นคงกับอาเซียน โดยตรง</w:t>
+        <w:t xml:space="preserve">  ประชาชนในพื้นที่ชายแดนย่อมมีสิทธิร่วมกำหนดแผนพัฒนาเขตเศรษฐกิจชายแดนในพื้นที่ของตน</w:t>
       </w:r>
     </w:p>
     <w:p>
@@ -20183,7 +20183,7 @@
         <w:t>มาตรา ๘๗๑</w:t>
       </w:r>
       <w:r>
-        <w:t xml:space="preserve">  หน่วยงานของรัฐต้องเปิดเผยข้อมูล รายงานการเบิกจ่ายงบประมาณ และผลการทำงานเกี่ยวกับ การปฏิบัติตามความตกลงสิ่งแวดล้อมโลกและการแก้ปัญหามลพิษข้ามพรมแดน บนระบบข้อมูลออนไลน์ที่สืบค้นง่าย</w:t>
+        <w:t xml:space="preserve">  หน่วยงานของรัฐต้องเปิดเผยข้อมูลจุดความร้อนและแหล่งกำเนิดหมอกควันทั้งในและนอกประเทศ และรายชื่อบริษัทไทยที่ลงทุนในกิจการที่ก่อมลพิษข้ามพรมแดนต่อสาธารณะ</w:t>
       </w:r>
     </w:p>
     <w:p>
@@ -20198,7 +20198,7 @@
         <w:t>มาตรา ๘๗๒</w:t>
       </w:r>
       <w:r>
-        <w:t xml:space="preserve">  ประชาชนและชุมชนท้องถิ่นย่อมมีสิทธิเสนอแนะ ตรวจสอบ และมีส่วนร่วมในการวางแผนจัดการเกี่ยวกับ การส่งเสริมการทูตพหุภาคีในเวทีสากล โดยตรง</w:t>
+        <w:t xml:space="preserve">  ประชาชนและองค์กรภาคประชาสังคมย่อมมีสิทธิร่วมเสนอท่าทีของประเทศไทยในเวทีพหุภาคีด้านสิทธิมนุษยชน สิ่งแวดล้อม และการพัฒนา</w:t>
       </w:r>
     </w:p>
     <w:p>
@@ -20213,7 +20213,7 @@
         <w:t>มาตรา ๘๗๓</w:t>
       </w:r>
       <w:r>
-        <w:t xml:space="preserve">  รัฐต้องดูแลและจัดให้มีมาตรการช่วยเหลือเป็นพิเศษสำหรับผู้มีรายได้น้อย ผู้พิการ ผู้สูงอายุ และกลุ่มเปราะบางในการเข้าถึง การทำสนธิสัญญาระหว่างประเทศต้องผ่านมติของรัฐสภา</w:t>
+        <w:t xml:space="preserve">  รัฐต้องจัดให้มีมาตรการช่วยเหลือเป็นพิเศษแก่เกษตรกรรายย่อย ผู้ป่วย และกลุ่มเปราะบางที่ได้รับผลกระทบจากหนังสือสัญญา เช่น การเข้าถึงยาและเมล็ดพันธุ์</w:t>
       </w:r>
     </w:p>
     <w:p>
@@ -20228,7 +20228,7 @@
         <w:t>มาตรา ๘๗๔</w:t>
       </w:r>
       <w:r>
-        <w:t xml:space="preserve">  การพัฒนาและการตรวจสอบระบบ นโยบายการทูตที่ยึดสันติภาพ ความมั่นคงสากล และความเป็นกลาง ต้องใช้วิทยาการที่ก้าวหน้า เทคโนโลยีดิจิทัล และนวัตกรรมที่สอดรับกับสากล</w:t>
+        <w:t xml:space="preserve">  การพัฒนาระบบงานการทูตต้องใช้ข้อมูลและการวิเคราะห์ที่ตรวจสอบได้ และหนังสือโต้ตอบทางการทูตต้องเปิดเผยต่อสาธารณะเมื่อพ้นกำหนดยี่สิบห้าปี</w:t>
       </w:r>
     </w:p>
     <w:p>
@@ -20243,7 +20243,7 @@
         <w:t>มาตรา ๘๗๕</w:t>
       </w:r>
       <w:r>
-        <w:t xml:space="preserve">  ผู้ใดหรือเจ้าหน้าที่ของรัฐที่กระทำการละเมิด ทุจริต หรือจงใจหลบเลี่ยงบทบัญญัติการดำเนินงานเกี่ยวกับ การช่วยเหลือและคุ้มครองความปลอดภัยแก่ราษฎรไทยในต่างประเทศ ต้องระวางโทษทางวินัยร้ายแรงและโทษอาญา</w:t>
+        <w:t xml:space="preserve">  เจ้าหน้าที่ของรัฐผู้ใดละเลยไม่ให้ความช่วยเหลือแก่คนไทยที่ตกอยู่ในอันตรายในต่างประเทศ หรือเรียกรับประโยชน์ในการให้ความช่วยเหลือ ต้องรับโทษทางวินัยและทางอาญา</w:t>
       </w:r>
     </w:p>
     <w:p>
@@ -20258,7 +20258,7 @@
         <w:t>มาตรา ๘๗๖</w:t>
       </w:r>
       <w:r>
-        <w:t xml:space="preserve">  การดำเนินงานในรายละเอียดและขั้นตอนการปฏิบัติเกี่ยวกับ การปฏิบัติตามกฎหมายสิทธิมนุษยชนสากลและการคุ้มครองผู้ลี้ภัย ให้ตราขึ้นเป็นพระราชบัญญัติประกอบรัฐธรรมนูญภายในหนึ่งปี</w:t>
+        <w:t xml:space="preserve">  การดำเนินงานในรายละเอียดเกี่ยวกับการคัดกรองผู้ลี้ภัยและหลักการห้ามผลักดันกลับ ให้ตราเป็นกฎหมายภายในหนึ่งปีนับแต่วันที่หมวดนี้ใช้บังคับ</w:t>
       </w:r>
     </w:p>
     <w:p>
@@ -20273,7 +20273,7 @@
         <w:t>มาตรา ๘๗๗</w:t>
       </w:r>
       <w:r>
-        <w:t xml:space="preserve">  รัฐต้องดูแลและจัดให้มีมาตรการช่วยเหลือเป็นพิเศษสำหรับผู้มีรายได้น้อย ผู้พิการ ผู้สูงอายุ และกลุ่มเปราะบางในการเข้าถึง ข้อตกลงการค้าเสรีที่ต้องรักษาผลประโยชน์ของผู้ผลิตรายย่อย</w:t>
+        <w:t xml:space="preserve">  มาตรการใดเกี่ยวกับข้อตกลงการค้าเสรีต้องคำนึงถึงเกษตรกรรายย่อยและวิสาหกิจชุมชนเป็นลำดับแรก และต้องกำหนดระยะเวลาปรับตัวที่เพียงพอสำหรับสาขาที่อ่อนไหว</w:t>
       </w:r>
     </w:p>
     <w:p>
@@ -20288,7 +20288,7 @@
         <w:t>มาตรา ๘๗๘</w:t>
       </w:r>
       <w:r>
-        <w:t xml:space="preserve">  การพัฒนาและการตรวจสอบระบบ การสร้างความร่วมมือเชิงยุทธศาสตร์และความมั่นคงกับอาเซียน ต้องใช้วิทยาการที่ก้าวหน้า เทคโนโลยีดิจิทัล และนวัตกรรมที่สอดรับกับสากล</w:t>
+        <w:t xml:space="preserve">  ให้รัฐส่งเสริมความร่วมมือทางวิชาการกับประเทศสมาชิกอาเซียนในการจัดตั้งกลไกคุ้มครองสิทธิมนุษยชนระดับภูมิภาคที่มีประสิทธิภาพ</w:t>
       </w:r>
     </w:p>
     <w:p>
@@ -20303,7 +20303,7 @@
         <w:t>มาตรา ๘๗๙</w:t>
       </w:r>
       <w:r>
-        <w:t xml:space="preserve">  ผู้ใดหรือเจ้าหน้าที่ของรัฐที่กระทำการละเมิด ทุจริต หรือจงใจหลบเลี่ยงบทบัญญัติการดำเนินงานเกี่ยวกับ การปฏิบัติตามความตกลงสิ่งแวดล้อมโลกและการแก้ปัญหามลพิษข้ามพรมแดน ต้องระวางโทษทางวินัยร้ายแรงและโทษอาญา</w:t>
+        <w:t xml:space="preserve">  บริษัทที่จดทะเบียนในราชอาณาจักรซึ่งก่อหรือมีส่วนในการก่อมลพิษข้ามพรมแดนที่กระทบประชาชนไทย ต้องรับผิดตามกฎหมายไทย แม้การกระทำจะเกิดขึ้นนอกราชอาณาจักร</w:t>
       </w:r>
     </w:p>
     <w:p>
@@ -20330,7 +20330,7 @@
         <w:t>มาตรา ๘๘๐</w:t>
       </w:r>
       <w:r>
-        <w:t xml:space="preserve">  ประชาชนย่อมมีสิทธิพื้นฐานในเรื่อง สิทธิในการใช้และการศึกษาภาษาชนกลุ่มน้อยในสถานท้องถิ่น โดยห้ามมิให้หน่วยงานใดจำกัดสิทธิหรือสร้างเงื่อนไขกีดกันโดยมิชอบ</w:t>
+        <w:t xml:space="preserve">  บุคคลย่อมมีสิทธิใช้ภาษาแม่ของตนในการดำเนินชีวิต และเด็กในพื้นที่ที่ใช้ภาษาท้องถิ่นย่อมมีสิทธิเรียนในระบบทวิภาษาซึ่งใช้ภาษาแม่ควบคู่กับภาษาไทยในช่วงต้นของการศึกษา โดยภาษาไทยยังคงเป็นภาษาราชการ</w:t>
       </w:r>
     </w:p>
     <w:p>
@@ -20345,7 +20345,7 @@
         <w:t>มาตรา ๘๘๑</w:t>
       </w:r>
       <w:r>
-        <w:t xml:space="preserve">  รัฐต้องรับรองและคุ้มครองหลักการ การจัดสรรงบประมาณอนุรักษ์มรดกทางวัฒนธรรมและประวัติศาสตร์ท้องถิ่น เพื่อประโยชน์ของประชาชนและผู้ใช้บริการอย่างถ้วนหน้าและยั่งยืน</w:t>
+        <w:t xml:space="preserve">  รัฐต้องรับรองหลักการว่ามรดกทางวัฒนธรรมและประวัติศาสตร์ท้องถิ่นเป็นส่วนหนึ่งของประวัติศาสตร์ชาติที่มีคุณค่าเท่าเทียมกัน และต้องจัดสรรงบประมาณอนุรักษ์ให้แก่ทุกภูมิภาคอย่างเป็นธรรม</w:t>
       </w:r>
     </w:p>
     <w:p>
@@ -20360,7 +20360,7 @@
         <w:t>มาตรา ๘๘๒</w:t>
       </w:r>
       <w:r>
-        <w:t xml:space="preserve">  ประชาชนย่อมมีสิทธิพื้นฐานในเรื่อง สิทธิและการยอมรับวิถีชีวิต การทำกิน และวัฒนธรรมของชนพื้นเมือง โดยห้ามมิให้หน่วยงานใดจำกัดสิทธิหรือสร้างเงื่อนไขกีดกันโดยมิชอบ</w:t>
+        <w:t xml:space="preserve">  ชนพื้นเมืองย่อมมีสิทธิดำรงวิถีชีวิต การทำกิน และวัฒนธรรมตามจารีตของตน รวมทั้งไร่หมุนเวียน การประมงพื้นบ้าน และการใช้ทรัพยากรตามฤดูกาล และรัฐจะบังคับให้ละทิ้งวิถีดังกล่าวมิได้</w:t>
       </w:r>
     </w:p>
     <w:p>
@@ -20375,7 +20375,7 @@
         <w:t>มาตรา ๘๘๓</w:t>
       </w:r>
       <w:r>
-        <w:t xml:space="preserve">  รัฐต้องรับรองและคุ้มครองหลักการ เสรีภาพในการนับถือศาสนา ลัทธิ และความเชื่อโดยไม่ถูกเลือกปฏิบัติ เพื่อประโยชน์ของประชาชนและผู้ใช้บริการอย่างถ้วนหน้าและยั่งยืน</w:t>
+        <w:t xml:space="preserve">  รัฐต้องรับรองหลักการว่าบุคคลย่อมมีเสรีภาพบริบูรณ์ในการถือศาสนา นิกาย ลัทธิ หรือความเชื่อ และย่อมมีเสรีภาพที่จะไม่นับถือศาสนาใด รัฐต้องปฏิบัติต่อทุกศาสนาอย่างเท่าเทียม และจะเลือกปฏิบัติต่อบุคคลเพราะเหตุแห่งความเชื่อมิได้</w:t>
       </w:r>
     </w:p>
     <w:p>
@@ -20390,7 +20390,7 @@
         <w:t>มาตรา ๘๘๔</w:t>
       </w:r>
       <w:r>
-        <w:t xml:space="preserve">  ประชาชนย่อมมีสิทธิพื้นฐานในเรื่อง การจัดการศึกษาระบบพหุวัฒนธรรมและสอดแทรกประวัติศาสตร์ท้องถิ่น โดยห้ามมิให้หน่วยงานใดจำกัดสิทธิหรือสร้างเงื่อนไขกีดกันโดยมิชอบ</w:t>
+        <w:t xml:space="preserve">  ผู้เรียนย่อมมีสิทธิเรียนรู้ประวัติศาสตร์ วัฒนธรรม และภูมิปัญญาของท้องถิ่นและกลุ่มชาติพันธุ์ของตน ควบคู่กับประวัติศาสตร์ชาติ และหลักสูตรต้องนำเสนอความหลากหลายทางวัฒนธรรมของประเทศอย่างเคารพ</w:t>
       </w:r>
     </w:p>
     <w:p>
@@ -20405,7 +20405,7 @@
         <w:t>มาตรา ๘๘๕</w:t>
       </w:r>
       <w:r>
-        <w:t xml:space="preserve">  รัฐต้องรับรองและคุ้มครองหลักการ การคุ้มครองสิทธิและการปฏิบัติงานทางวัฒนธรรมแก่แรงงานข้ามชาติ เพื่อประโยชน์ของประชาชนและผู้ใช้บริการอย่างถ้วนหน้าและยั่งยืน</w:t>
+        <w:t xml:space="preserve">  รัฐต้องรับรองหลักการว่าแรงงานข้ามชาติและครอบครัวย่อมมีสิทธิปฏิบัติศาสนกิจ ใช้ภาษา และจัดกิจกรรมตามวัฒนธรรมของตน ตราบเท่าที่ไม่ขัดต่อความสงบเรียบร้อย</w:t>
       </w:r>
     </w:p>
     <w:p>
@@ -20420,7 +20420,7 @@
         <w:t>มาตรา ๘๘๖</w:t>
       </w:r>
       <w:r>
-        <w:t xml:space="preserve">  ประชาชนย่อมมีสิทธิพื้นฐานในเรื่อง การบูรณะและรักษาโบราณสถาน พิพิธภัณฑ์ และศิลปะของชุมชน โดยห้ามมิให้หน่วยงานใดจำกัดสิทธิหรือสร้างเงื่อนไขกีดกันโดยมิชอบ</w:t>
+        <w:t xml:space="preserve">  ประชาชนย่อมมีสิทธิเข้าถึงโบราณสถาน พิพิธภัณฑ์ และแหล่งเรียนรู้ทางศิลปวัฒนธรรม และพิพิธภัณฑ์ของรัฐต้องเปิดให้นักเรียนนักศึกษาเข้าชมได้โดยไม่เสียค่าใช้จ่าย</w:t>
       </w:r>
     </w:p>
     <w:p>
@@ -20435,7 +20435,7 @@
         <w:t>มาตรา ๘๘๗</w:t>
       </w:r>
       <w:r>
-        <w:t xml:space="preserve">  รัฐต้องรับรองและคุ้มครองหลักการ การส่งเสริมและกระจายสิทธิ์จัดงานเทศกาลประเพณีดั้งเดิมของท้องถิ่น เพื่อประโยชน์ของประชาชนและผู้ใช้บริการอย่างถ้วนหน้าและยั่งยืน</w:t>
+        <w:t xml:space="preserve">  รัฐต้องรับรองหลักการว่าชุมชนย่อมมีสิทธิจัดและสืบทอดเทศกาลประเพณีดั้งเดิมของตน และการจัดงานประเพณีต้องกระจายไปยังท้องถิ่นทั่วประเทศ มิใช่รวมศูนย์อยู่เฉพาะที่ส่วนกลาง</w:t>
       </w:r>
     </w:p>
     <w:p>
@@ -20450,7 +20450,7 @@
         <w:t>มาตรา ๘๘๘</w:t>
       </w:r>
       <w:r>
-        <w:t xml:space="preserve">  ให้จัดตั้งคณะกรรมการผู้ทรงคุณวุฒิระดับชาติเพื่อกำกับดูแล สิทธิในการใช้และการศึกษาภาษาชนกลุ่มน้อยในสถานท้องถิ่น ให้เป็นไปตามมาตรฐานการดำเนินงานและเป้าหมายของรัฐ</w:t>
+        <w:t xml:space="preserve">  ให้มีคณะกรรมการส่งเสริมภาษาท้องถิ่นและภาษาชาติพันธุ์ ทำหน้าที่พัฒนาระบบตัวเขียน จัดทำสื่อการสอน และกำหนดมาตรฐานการสอนแบบทวิภาษา</w:t>
       </w:r>
     </w:p>
     <w:p>
@@ -20465,7 +20465,7 @@
         <w:t>มาตรา ๘๘๙</w:t>
       </w:r>
       <w:r>
-        <w:t xml:space="preserve">  ให้มีหน่วยงานกำกับดูแลที่เป็นอิสระทำหน้าที่วางระเบียบ มาตรการ และขับเคลื่อนโครงการเกี่ยวกับ การจัดสรรงบประมาณอนุรักษ์มรดกทางวัฒนธรรมและประวัติศาสตร์ท้องถิ่น เพื่อประสิทธิภาพสูงสุด</w:t>
+        <w:t xml:space="preserve">  ให้กรมศิลปากรเป็นหน่วยงานกำกับดูแลการขึ้นทะเบียนมรดกทางวัฒนธรรมท้องถิ่น โดยต้องรับขึ้นทะเบียนตามที่ชุมชนหรือองค์กรปกครองส่วนท้องถิ่นเสนอ เมื่อผ่านการตรวจสอบทางวิชาการแล้ว</w:t>
       </w:r>
     </w:p>
     <w:p>
@@ -20480,7 +20480,7 @@
         <w:t>มาตรา ๘๙๐</w:t>
       </w:r>
       <w:r>
-        <w:t xml:space="preserve">  ให้จัดตั้งคณะกรรมการผู้ทรงคุณวุฒิระดับชาติเพื่อกำกับดูแล สิทธิและการยอมรับวิถีชีวิต การทำกิน และวัฒนธรรมของชนพื้นเมือง ให้เป็นไปตามมาตรฐานการดำเนินงานและเป้าหมายของรัฐ</w:t>
+        <w:t xml:space="preserve">  ให้สภาชนเผ่าพื้นเมืองและกลุ่มชาติพันธุ์ตามมาตรา ๓๗๓ มีหน้าที่กำหนดเขตวัฒนธรรมพิเศษร่วมกับหน่วยงานของรัฐ ซึ่งภายในเขตนั้นให้ชุมชนจัดการทรัพยากรตามจารีตได้</w:t>
       </w:r>
     </w:p>
     <w:p>
@@ -20495,7 +20495,7 @@
         <w:t>มาตรา ๘๙๑</w:t>
       </w:r>
       <w:r>
-        <w:t xml:space="preserve">  ให้มีหน่วยงานกำกับดูแลที่เป็นอิสระทำหน้าที่วางระเบียบ มาตรการ และขับเคลื่อนโครงการเกี่ยวกับ เสรีภาพในการนับถือศาสนา ลัทธิ และความเชื่อโดยไม่ถูกเลือกปฏิบัติ เพื่อประสิทธิภาพสูงสุด</w:t>
+        <w:t xml:space="preserve">  ให้มีหน่วยงานกำกับดูแลกิจการศาสนา ทำหน้าที่ส่งเสริมความเข้าใจอันดีระหว่างศาสนา รับรององค์กรศาสนาตามเกณฑ์ที่เป็นกลาง และตรวจสอบการเงินขององค์กรศาสนาที่ได้รับเงินอุดหนุนจากรัฐ</w:t>
       </w:r>
     </w:p>
     <w:p>
@@ -20510,7 +20510,7 @@
         <w:t>มาตรา ๘๙๒</w:t>
       </w:r>
       <w:r>
-        <w:t xml:space="preserve">  ให้จัดตั้งคณะกรรมการผู้ทรงคุณวุฒิระดับชาติเพื่อกำกับดูแล การจัดการศึกษาระบบพหุวัฒนธรรมและสอดแทรกประวัติศาสตร์ท้องถิ่น ให้เป็นไปตามมาตรฐานการดำเนินงานและเป้าหมายของรัฐ</w:t>
+        <w:t xml:space="preserve">  ให้คณะกรรมการหลักสูตรแห่งชาติตามมาตรา ๖๑๑ จัดทำกรอบหลักสูตรประวัติศาสตร์ท้องถิ่น และให้สถานศึกษาจัดทำรายวิชาประวัติศาสตร์ท้องถิ่นของตนร่วมกับชุมชน</w:t>
       </w:r>
     </w:p>
     <w:p>
@@ -20525,7 +20525,7 @@
         <w:t>มาตรา ๘๙๓</w:t>
       </w:r>
       <w:r>
-        <w:t xml:space="preserve">  ให้มีหน่วยงานกำกับดูแลที่เป็นอิสระทำหน้าที่วางระเบียบ มาตรการ และขับเคลื่อนโครงการเกี่ยวกับ การคุ้มครองสิทธิและการปฏิบัติงานทางวัฒนธรรมแก่แรงงานข้ามชาติ เพื่อประสิทธิภาพสูงสุด</w:t>
+        <w:t xml:space="preserve">  ให้หน่วยงานด้านวัฒนธรรมจัดให้มีศูนย์ประสานงานวัฒนธรรมสำหรับชุมชนแรงงานข้ามชาติในจังหวัดที่มีแรงงานข้ามชาติจำนวนมาก เพื่อส่งเสริมความเข้าใจอันดีกับชุมชนไทย</w:t>
       </w:r>
     </w:p>
     <w:p>
@@ -20540,7 +20540,7 @@
         <w:t>มาตรา ๘๙๔</w:t>
       </w:r>
       <w:r>
-        <w:t xml:space="preserve">  ให้จัดตั้งคณะกรรมการผู้ทรงคุณวุฒิระดับชาติเพื่อกำกับดูแล การบูรณะและรักษาโบราณสถาน พิพิธภัณฑ์ และศิลปะของชุมชน ให้เป็นไปตามมาตรฐานการดำเนินงานและเป้าหมายของรัฐ</w:t>
+        <w:t xml:space="preserve">  ให้มีคณะกรรมการพิพิธภัณฑ์และโบราณสถานแห่งชาติ ทำหน้าที่กำหนดมาตรฐานการบูรณะที่รักษาความแท้ของโบราณสถาน และพิจารณาโครงการก่อสร้างในเขตโบราณสถานก่อนอนุญาต</w:t>
       </w:r>
     </w:p>
     <w:p>
@@ -20555,7 +20555,7 @@
         <w:t>มาตรา ๘๙๕</w:t>
       </w:r>
       <w:r>
-        <w:t xml:space="preserve">  ให้มีหน่วยงานกำกับดูแลที่เป็นอิสระทำหน้าที่วางระเบียบ มาตรการ และขับเคลื่อนโครงการเกี่ยวกับ การส่งเสริมและกระจายสิทธิ์จัดงานเทศกาลประเพณีดั้งเดิมของท้องถิ่น เพื่อประสิทธิภาพสูงสุด</w:t>
+        <w:t xml:space="preserve">  ให้องค์กรปกครองส่วนท้องถิ่นเป็นผู้มีอำนาจหลักในการจัดงานเทศกาลประเพณีในพื้นที่ของตน โดยหน่วยงานส่วนกลางมีหน้าที่สนับสนุนเท่านั้น</w:t>
       </w:r>
     </w:p>
     <w:p>
@@ -20570,7 +20570,7 @@
         <w:t>มาตรา ๘๙๖</w:t>
       </w:r>
       <w:r>
-        <w:t xml:space="preserve">  รัฐต้องจัดตั้งกองทุนหมุนเวียนเพื่ออุดหนุนและพัฒนา สิทธิในการใช้และการศึกษาภาษาชนกลุ่มน้อยในสถานท้องถิ่น พร้อมจัดให้มีระบบลดหย่อนภาษีแก่ผู้ประกอบการหรือชุมชนที่ร่วมดำเนินงาน</w:t>
+        <w:t xml:space="preserve">  ให้มีกองทุนอนุรักษ์ภาษาที่ใกล้สูญ เพื่อบันทึก จัดทำพจนานุกรม และสนับสนุนผู้รู้ภาษาที่มีผู้พูดน้อยให้ถ่ายทอดแก่คนรุ่นใหม่</w:t>
       </w:r>
     </w:p>
     <w:p>
@@ -20585,7 +20585,7 @@
         <w:t>มาตรา ๘๙๗</w:t>
       </w:r>
       <w:r>
-        <w:t xml:space="preserve">  รัฐต้องจัดสรรงบประมาณแผ่นดินและทรัพยากรที่จำเป็นอย่างต่อเนื่องทุกปี เพื่อสนับสนุนและผลักดันการดำเนินงานด้าน การจัดสรรงบประมาณอนุรักษ์มรดกทางวัฒนธรรมและประวัติศาสตร์ท้องถิ่น</w:t>
+        <w:t xml:space="preserve">  รัฐต้องจัดสรรงบประมาณอนุรักษ์มรดกทางวัฒนธรรมโดยตรงแก่องค์กรปกครองส่วนท้องถิ่น ตามจำนวนแหล่งมรดกที่ขึ้นทะเบียนในพื้นที่</w:t>
       </w:r>
     </w:p>
     <w:p>
@@ -20600,7 +20600,7 @@
         <w:t>มาตรา ๘๙๘</w:t>
       </w:r>
       <w:r>
-        <w:t xml:space="preserve">  รัฐต้องจัดตั้งกองทุนหมุนเวียนเพื่ออุดหนุนและพัฒนา สิทธิและการยอมรับวิถีชีวิต การทำกิน และวัฒนธรรมของชนพื้นเมือง พร้อมจัดให้มีระบบลดหย่อนภาษีแก่ผู้ประกอบการหรือชุมชนที่ร่วมดำเนินงาน</w:t>
+        <w:t xml:space="preserve">  ให้มีกองทุนพัฒนาชนพื้นเมืองและกลุ่มชาติพันธุ์ ซึ่งบริหารโดยผู้แทนของกลุ่มชาติพันธุ์เอง เพื่อสนับสนุนการศึกษา อาชีพ และการอนุรักษ์วัฒนธรรมตามที่ชุมชนเป็นผู้กำหนด</w:t>
       </w:r>
     </w:p>
     <w:p>
@@ -20615,7 +20615,7 @@
         <w:t>มาตรา ๘๙๙</w:t>
       </w:r>
       <w:r>
-        <w:t xml:space="preserve">  รัฐต้องจัดสรรงบประมาณแผ่นดินและทรัพยากรที่จำเป็นอย่างต่อเนื่องทุกปี เพื่อสนับสนุนและผลักดันการดำเนินงานด้าน เสรีภาพในการนับถือศาสนา ลัทธิ และความเชื่อโดยไม่ถูกเลือกปฏิบัติ</w:t>
+        <w:t xml:space="preserve">  รัฐต้องจัดสรรงบประมาณอุดหนุนกิจการศาสนาทุกศาสนาตามหลักเกณฑ์ที่เปิดเผยและเป็นธรรม และสนับสนุนกิจกรรมเสริมสร้างความสมานฉันท์ระหว่างศาสนิก</w:t>
       </w:r>
     </w:p>
     <w:p>
@@ -20630,7 +20630,7 @@
         <w:t>มาตรา ๙๐๐</w:t>
       </w:r>
       <w:r>
-        <w:t xml:space="preserve">  รัฐต้องจัดตั้งกองทุนหมุนเวียนเพื่ออุดหนุนและพัฒนา การจัดการศึกษาระบบพหุวัฒนธรรมและสอดแทรกประวัติศาสตร์ท้องถิ่น พร้อมจัดให้มีระบบลดหย่อนภาษีแก่ผู้ประกอบการหรือชุมชนที่ร่วมดำเนินงาน</w:t>
+        <w:t xml:space="preserve">  ให้มีกองทุนส่งเสริมการศึกษาพหุวัฒนธรรม เพื่อสนับสนุนการผลิตสื่อการเรียนรู้ประวัติศาสตร์ท้องถิ่นและการเชิญผู้รู้ในชุมชนมาสอนในสถานศึกษา</w:t>
       </w:r>
     </w:p>
     <w:p>
@@ -20645,7 +20645,7 @@
         <w:t>มาตรา ๙๐๑</w:t>
       </w:r>
       <w:r>
-        <w:t xml:space="preserve">  รัฐต้องจัดสรรงบประมาณแผ่นดินและทรัพยากรที่จำเป็นอย่างต่อเนื่องทุกปี เพื่อสนับสนุนและผลักดันการดำเนินงานด้าน การคุ้มครองสิทธิและการปฏิบัติงานทางวัฒนธรรมแก่แรงงานข้ามชาติ</w:t>
+        <w:t xml:space="preserve">  รัฐต้องจัดสรรงบประมาณสำหรับการสอนภาษาไทยแก่แรงงานข้ามชาติและบุตร และสำหรับการแปลข้อมูลสิทธิและบริการสาธารณะเป็นภาษาของแรงงานข้ามชาติ</w:t>
       </w:r>
     </w:p>
     <w:p>
@@ -20660,7 +20660,7 @@
         <w:t>มาตรา ๙๐๒</w:t>
       </w:r>
       <w:r>
-        <w:t xml:space="preserve">  รัฐต้องจัดตั้งกองทุนหมุนเวียนเพื่ออุดหนุนและพัฒนา การบูรณะและรักษาโบราณสถาน พิพิธภัณฑ์ และศิลปะของชุมชน พร้อมจัดให้มีระบบลดหย่อนภาษีแก่ผู้ประกอบการหรือชุมชนที่ร่วมดำเนินงาน</w:t>
+        <w:t xml:space="preserve">  ให้มีกองทุนบูรณะโบราณสถานและพิพิธภัณฑ์ชุมชน ซึ่งมีรายได้จากค่าเข้าชมโบราณสถานและเงินบริจาค เพื่อสนับสนุนพิพิธภัณฑ์ที่ชุมชนดำเนินการเอง</w:t>
       </w:r>
     </w:p>
     <w:p>
@@ -20675,7 +20675,7 @@
         <w:t>มาตรา ๙๐๓</w:t>
       </w:r>
       <w:r>
-        <w:t xml:space="preserve">  รัฐต้องจัดสรรงบประมาณแผ่นดินและทรัพยากรที่จำเป็นอย่างต่อเนื่องทุกปี เพื่อสนับสนุนและผลักดันการดำเนินงานด้าน การส่งเสริมและกระจายสิทธิ์จัดงานเทศกาลประเพณีดั้งเดิมของท้องถิ่น</w:t>
+        <w:t xml:space="preserve">  รัฐต้องจัดสรรงบประมาณสนับสนุนการจัดงานเทศกาลประเพณีแก่ท้องถิ่นตามหลักเกณฑ์ที่เปิดเผย และต้องไม่จัดสรรตามความใกล้ชิดทางการเมือง</w:t>
       </w:r>
     </w:p>
     <w:p>
@@ -20690,7 +20690,7 @@
         <w:t>มาตรา ๙๐๔</w:t>
       </w:r>
       <w:r>
-        <w:t xml:space="preserve">  ประชาชนและชุมชนท้องถิ่นย่อมมีสิทธิเสนอแนะ ตรวจสอบ และมีส่วนร่วมในการวางแผนจัดการเกี่ยวกับ สิทธิในการใช้และการศึกษาภาษาชนกลุ่มน้อยในสถานท้องถิ่น โดยตรง</w:t>
+        <w:t xml:space="preserve">  ชุมชนย่อมมีสิทธิเสนอให้สถานศึกษาในพื้นที่จัดการสอนภาษาท้องถิ่น และร่วมคัดเลือกครูผู้สอนภาษานั้น</w:t>
       </w:r>
     </w:p>
     <w:p>
@@ -20705,7 +20705,7 @@
         <w:t>มาตรา ๙๐๕</w:t>
       </w:r>
       <w:r>
-        <w:t xml:space="preserve">  หน่วยงานของรัฐต้องเปิดเผยข้อมูล รายงานการเบิกจ่ายงบประมาณ และผลการทำงานเกี่ยวกับ การจัดสรรงบประมาณอนุรักษ์มรดกทางวัฒนธรรมและประวัติศาสตร์ท้องถิ่น บนระบบข้อมูลออนไลน์ที่สืบค้นง่าย</w:t>
+        <w:t xml:space="preserve">  หน่วยงานของรัฐต้องเปิดเผยบัญชีมรดกทางวัฒนธรรมที่ขึ้นทะเบียน สภาพการอนุรักษ์ และงบประมาณที่ใช้ในแต่ละแห่งต่อสาธารณะ</w:t>
       </w:r>
     </w:p>
     <w:p>
@@ -20720,7 +20720,7 @@
         <w:t>มาตรา ๙๐๖</w:t>
       </w:r>
       <w:r>
-        <w:t xml:space="preserve">  ประชาชนและชุมชนท้องถิ่นย่อมมีสิทธิเสนอแนะ ตรวจสอบ และมีส่วนร่วมในการวางแผนจัดการเกี่ยวกับ สิทธิและการยอมรับวิถีชีวิต การทำกิน และวัฒนธรรมของชนพื้นเมือง โดยตรง</w:t>
+        <w:t xml:space="preserve">  ชุมชนชาติพันธุ์ย่อมมีสิทธิร่วมจัดทำแผนจัดการเขตวัฒนธรรมพิเศษ และร่วมตัดสินใจเกี่ยวกับการท่องเที่ยวในพื้นที่ของตน</w:t>
       </w:r>
     </w:p>
     <w:p>
@@ -20735,7 +20735,7 @@
         <w:t>มาตรา ๙๐๗</w:t>
       </w:r>
       <w:r>
-        <w:t xml:space="preserve">  หน่วยงานของรัฐต้องเปิดเผยข้อมูล รายงานการเบิกจ่ายงบประมาณ และผลการทำงานเกี่ยวกับ เสรีภาพในการนับถือศาสนา ลัทธิ และความเชื่อโดยไม่ถูกเลือกปฏิบัติ บนระบบข้อมูลออนไลน์ที่สืบค้นง่าย</w:t>
+        <w:t xml:space="preserve">  องค์กรศาสนาที่ได้รับเงินอุดหนุนจากรัฐหรือได้รับการยกเว้นภาษี ต้องเปิดเผยรายงานการเงินประจำปีต่อสาธารณะ</w:t>
       </w:r>
     </w:p>
     <w:p>
@@ -20750,7 +20750,7 @@
         <w:t>มาตรา ๙๐๘</w:t>
       </w:r>
       <w:r>
-        <w:t xml:space="preserve">  ประชาชนและชุมชนท้องถิ่นย่อมมีสิทธิเสนอแนะ ตรวจสอบ และมีส่วนร่วมในการวางแผนจัดการเกี่ยวกับ การจัดการศึกษาระบบพหุวัฒนธรรมและสอดแทรกประวัติศาสตร์ท้องถิ่น โดยตรง</w:t>
+        <w:t xml:space="preserve">  ชุมชนย่อมมีสิทธิร่วมเขียนและตรวจสอบเนื้อหาประวัติศาสตร์ท้องถิ่นของตนที่ใช้ในการเรียนการสอน</w:t>
       </w:r>
     </w:p>
     <w:p>
@@ -20765,7 +20765,7 @@
         <w:t>มาตรา ๙๐๙</w:t>
       </w:r>
       <w:r>
-        <w:t xml:space="preserve">  หน่วยงานของรัฐต้องเปิดเผยข้อมูล รายงานการเบิกจ่ายงบประมาณ และผลการทำงานเกี่ยวกับ การคุ้มครองสิทธิและการปฏิบัติงานทางวัฒนธรรมแก่แรงงานข้ามชาติ บนระบบข้อมูลออนไลน์ที่สืบค้นง่าย</w:t>
+        <w:t xml:space="preserve">  หน่วยงานของรัฐต้องเปิดเผยข้อมูลสิทธิและบริการสาธารณะสำหรับแรงงานข้ามชาติเป็นภาษาของแรงงานกลุ่มหลักทุกกลุ่ม</w:t>
       </w:r>
     </w:p>
     <w:p>
@@ -20780,7 +20780,7 @@
         <w:t>มาตรา ๙๑๐</w:t>
       </w:r>
       <w:r>
-        <w:t xml:space="preserve">  ประชาชนและชุมชนท้องถิ่นย่อมมีสิทธิเสนอแนะ ตรวจสอบ และมีส่วนร่วมในการวางแผนจัดการเกี่ยวกับ การบูรณะและรักษาโบราณสถาน พิพิธภัณฑ์ และศิลปะของชุมชน โดยตรง</w:t>
+        <w:t xml:space="preserve">  ชุมชนย่อมมีสิทธิร่วมดูแลและจัดการโบราณสถานในพื้นที่ของตน และได้รับส่วนแบ่งรายได้จากการท่องเที่ยวโบราณสถานนั้น</w:t>
       </w:r>
     </w:p>
     <w:p>
@@ -20795,7 +20795,7 @@
         <w:t>มาตรา ๙๑๑</w:t>
       </w:r>
       <w:r>
-        <w:t xml:space="preserve">  หน่วยงานของรัฐต้องเปิดเผยข้อมูล รายงานการเบิกจ่ายงบประมาณ และผลการทำงานเกี่ยวกับ การส่งเสริมและกระจายสิทธิ์จัดงานเทศกาลประเพณีดั้งเดิมของท้องถิ่น บนระบบข้อมูลออนไลน์ที่สืบค้นง่าย</w:t>
+        <w:t xml:space="preserve">  หน่วยงานของรัฐต้องเปิดเผยงบประมาณที่ใช้ในการจัดงานเทศกาลประเพณีแต่ละงาน และผู้รับจ้างจัดงานต่อสาธารณะ</w:t>
       </w:r>
     </w:p>
     <w:p>
@@ -20810,7 +20810,7 @@
         <w:t>มาตรา ๙๑๒</w:t>
       </w:r>
       <w:r>
-        <w:t xml:space="preserve">  การออกระเบียบหรือมาตรการใด ๆ เกี่ยวกับ สิทธิในการใช้และการศึกษาภาษาชนกลุ่มน้อยในสถานท้องถิ่น ต้องคำนึงถึงผลกระทบต่อกลุ่มเปราะบางในสังคมเป็นลำดับแรก</w:t>
+        <w:t xml:space="preserve">  การออกระเบียบเกี่ยวกับการใช้ภาษาในหน่วยงานของรัฐต้องคำนึงถึงผู้สูงอายุและผู้ที่ไม่สามารถสื่อสารภาษาไทยได้เป็นลำดับแรก โดยต้องจัดล่ามในสถานพยาบาล สถานีตำรวจ และศาล</w:t>
       </w:r>
     </w:p>
     <w:p>
@@ -20825,7 +20825,7 @@
         <w:t>มาตรา ๙๑๓</w:t>
       </w:r>
       <w:r>
-        <w:t xml:space="preserve">  รัฐต้องส่งเสริมความร่วมมือทางวิชาการและปรับปรุงมาตรฐานการจัดการ การจัดสรรงบประมาณอนุรักษ์มรดกทางวัฒนธรรมและประวัติศาสตร์ท้องถิ่น ให้สอดคล้องกับข้อตกลงและกติกาสากลระหว่างประเทศ</w:t>
+        <w:t xml:space="preserve">  ให้รัฐร่วมมือกับองค์การระหว่างประเทศในการเสนอมรดกทางวัฒนธรรมท้องถิ่นเป็นมรดกโลก และในการติดตามโบราณวัตถุที่ถูกนำออกนอกราชอาณาจักรโดยมิชอบให้กลับคืน</w:t>
       </w:r>
     </w:p>
     <w:p>
@@ -20840,7 +20840,7 @@
         <w:t>มาตรา ๙๑๔</w:t>
       </w:r>
       <w:r>
-        <w:t xml:space="preserve">  ให้คณะกรรมการตรวจสอบมีอำนาจในการระงับ อายัด และสืบสวนหาข้อเท็จจริงกรณีพบความไม่โปร่งใสในการดำเนินงานด้าน สิทธิและการยอมรับวิถีชีวิต การทำกิน และวัฒนธรรมของชนพื้นเมือง</w:t>
+        <w:t xml:space="preserve">  ให้ผู้ตรวจการแผ่นดินมีอำนาจตรวจสอบและเสนอให้ระงับโครงการที่ละเมิดสิทธิในเขตวัฒนธรรมพิเศษ หรือการจับกุมชาวบ้านที่ทำกินตามจารีตภายในเขตนั้น</w:t>
       </w:r>
     </w:p>
     <w:p>
@@ -20855,7 +20855,7 @@
         <w:t>มาตรา ๙๑๕</w:t>
       </w:r>
       <w:r>
-        <w:t xml:space="preserve">  ให้มีการประเมินผลสัมฤทธิ์และทบทวนความเหมาะสมของกฎหมายและนโยบายด้าน เสรีภาพในการนับถือศาสนา ลัทธิ และความเชื่อโดยไม่ถูกเลือกปฏิบัติ ทุกรอบห้าปีตามสภาวะสังคมที่เปลี่ยนแปลง</w:t>
+        <w:t xml:space="preserve">  กฎหมายและนโยบายเกี่ยวกับกิจการศาสนาต้องได้รับการทบทวนทุกห้าปี โดยรับฟังความเห็นจากผู้แทนทุกศาสนาและผู้ที่ไม่นับถือศาสนา</w:t>
       </w:r>
     </w:p>
     <w:p>
@@ -20870,7 +20870,7 @@
         <w:t>มาตรา ๙๑๖</w:t>
       </w:r>
       <w:r>
-        <w:t xml:space="preserve">  การออกระเบียบหรือมาตรการใด ๆ เกี่ยวกับ การจัดการศึกษาระบบพหุวัฒนธรรมและสอดแทรกประวัติศาสตร์ท้องถิ่น ต้องคำนึงถึงผลกระทบต่อกลุ่มเปราะบางในสังคมเป็นลำดับแรก</w:t>
+        <w:t xml:space="preserve">  ในการจัดการศึกษาพหุวัฒนธรรม ต้องคำนึงถึงนักเรียนที่เป็นชนกลุ่มน้อยในสถานศึกษาเป็นลำดับแรก และสถานศึกษาต้องป้องกันการกลั่นแกล้งเพราะเหตุแห่งชาติพันธุ์หรือภาษา</w:t>
       </w:r>
     </w:p>
     <w:p>
@@ -20885,7 +20885,7 @@
         <w:t>มาตรา ๙๑๗</w:t>
       </w:r>
       <w:r>
-        <w:t xml:space="preserve">  รัฐต้องส่งเสริมความร่วมมือทางวิชาการและปรับปรุงมาตรฐานการจัดการ การคุ้มครองสิทธิและการปฏิบัติงานทางวัฒนธรรมแก่แรงงานข้ามชาติ ให้สอดคล้องกับข้อตกลงและกติกาสากลระหว่างประเทศ</w:t>
+        <w:t xml:space="preserve">  ให้รัฐร่วมมือกับประเทศต้นทางของแรงงานข้ามชาติในการจัดการศึกษาสำหรับบุตรของแรงงาน และการรับรองวุฒิการศึกษาระหว่างกัน</w:t>
       </w:r>
     </w:p>
     <w:p>
@@ -20900,7 +20900,7 @@
         <w:t>มาตรา ๙๑๘</w:t>
       </w:r>
       <w:r>
-        <w:t xml:space="preserve">  ให้คณะกรรมการตรวจสอบมีอำนาจในการระงับ อายัด และสืบสวนหาข้อเท็จจริงกรณีพบความไม่โปร่งใสในการดำเนินงานด้าน การบูรณะและรักษาโบราณสถาน พิพิธภัณฑ์ และศิลปะของชุมชน</w:t>
+        <w:t xml:space="preserve">  ให้คณะกรรมการตามมาตรา ๘๙๔ มีอำนาจสั่งระงับการบูรณะหรือก่อสร้างที่ทำลายคุณค่าของโบราณสถาน และสืบสวนการลักลอบขุดค้นและค้าโบราณวัตถุ</w:t>
       </w:r>
     </w:p>
     <w:p>
@@ -20927,7 +20927,7 @@
         <w:t>มาตรา ๙๑๙</w:t>
       </w:r>
       <w:r>
-        <w:t xml:space="preserve">  รัฐต้องรับรองและคุ้มครองหลักการ สิทธิในการเข้าถึงที่อยู่อาศัยที่มั่นคง ปลอดภัย และราคาเป็นธรรม เพื่อประโยชน์ของประชาชนและผู้ใช้บริการอย่างถ้วนหน้าและยั่งยืน</w:t>
+        <w:t xml:space="preserve">  รัฐต้องรับรองหลักการว่าบุคคลย่อมมีสิทธิในที่อยู่อาศัยที่มั่นคง ปลอดภัย ถูกสุขลักษณะ และมีราคาที่สามารถจ่ายได้ และรัฐต้องดำเนินนโยบายเพื่อให้ภาระค่าที่อยู่อาศัยของครัวเรือนรายได้น้อยไม่เกินสัดส่วนที่เหมาะสมของรายได้</w:t>
       </w:r>
     </w:p>
     <w:p>
@@ -20942,7 +20942,7 @@
         <w:t>มาตรา ๙๒๐</w:t>
       </w:r>
       <w:r>
-        <w:t xml:space="preserve">  ประชาชนย่อมมีสิทธิพื้นฐานในเรื่อง การจัดทำผังเมืองเชิงอนุรักษ์และสร้างสรรค์ที่มีส่วนร่วมจากพลเมือง โดยห้ามมิให้หน่วยงานใดจำกัดสิทธิหรือสร้างเงื่อนไขกีดกันโดยมิชอบ</w:t>
+        <w:t xml:space="preserve">  ประชาชนย่อมมีสิทธิมีส่วนร่วมในการวางและจัดทำผังเมือง การเปลี่ยนแปลงสีผังเมืองที่ทำให้เจ้าของที่ดินรายใดได้ประโยชน์เป็นการเฉพาะจะกระทำมิได้ เว้นแต่เพื่อประโยชน์สาธารณะและผ่านการรับฟังความคิดเห็นแล้ว</w:t>
       </w:r>
     </w:p>
     <w:p>
@@ -20957,7 +20957,7 @@
         <w:t>มาตรา ๙๒๑</w:t>
       </w:r>
       <w:r>
-        <w:t xml:space="preserve">  รัฐต้องรับรองและคุ้มครองหลักการ การอุดหนุนและจัดสรรงบประมาณพัฒนาที่อยู่อาศัยราคาประหยัด เพื่อประโยชน์ของประชาชนและผู้ใช้บริการอย่างถ้วนหน้าและยั่งยืน</w:t>
+        <w:t xml:space="preserve">  รัฐต้องรับรองหลักการว่าที่อยู่อาศัยราคาประหยัดต้องอยู่ในทำเลที่เข้าถึงงานและบริการสาธารณะได้ และรัฐต้องนำที่ดินของรัฐที่ไม่ได้ใช้ประโยชน์ในเมืองมาพัฒนาเป็นที่อยู่อาศัยเช่าระยะยาวราคาประหยัด</w:t>
       </w:r>
     </w:p>
     <w:p>
@@ -20972,7 +20972,7 @@
         <w:t>มาตรา ๙๒๒</w:t>
       </w:r>
       <w:r>
-        <w:t xml:space="preserve">  ประชาชนย่อมมีสิทธิพื้นฐานในเรื่อง มาตรการคุ้มครองจากการถูกไล่รื้อชุมชนโดยปราศจากการเยียวยาชดเชย โดยห้ามมิให้หน่วยงานใดจำกัดสิทธิหรือสร้างเงื่อนไขกีดกันโดยมิชอบ</w:t>
+        <w:t xml:space="preserve">  ชุมชนย่อมได้รับความคุ้มครองจากการไล่รื้อโดยไม่เป็นธรรม การรื้อย้ายชุมชนจะกระทำได้ต่อเมื่อมีความจำเป็นเพื่อประโยชน์สาธารณะ ได้แจ้งล่วงหน้าเป็นเวลาอันสมควร ได้ปรึกษาหารือกับชุมชน และได้จัดหาที่อยู่ใหม่ที่เหมาะสมแล้ว</w:t>
       </w:r>
     </w:p>
     <w:p>
@@ -20987,7 +20987,7 @@
         <w:t>มาตรา ๙๒๓</w:t>
       </w:r>
       <w:r>
-        <w:t xml:space="preserve">  รัฐต้องรับรองและคุ้มครองหลักการ ระบบการจัดเก็บขยะ น้ำเสีย และสาธารณูปโภคที่ทั่วถึงในพื้นที่เมือง เพื่อประโยชน์ของประชาชนและผู้ใช้บริการอย่างถ้วนหน้าและยั่งยืน</w:t>
+        <w:t xml:space="preserve">  รัฐต้องรับรองหลักการว่าประชาชนในเมืองทุกคน รวมทั้งในชุมชนแออัด ย่อมมีสิทธิได้รับบริการเก็บขยะ บำบัดน้ำเสีย ระบายน้ำ และไฟฟ้าส่องสว่างอย่างทั่วถึง โดยจะปฏิเสธบริการเพราะเหตุที่ชุมชนไม่มีเอกสารสิทธิในที่ดินมิได้</w:t>
       </w:r>
     </w:p>
     <w:p>
@@ -21002,7 +21002,7 @@
         <w:t>มาตรา ๙๒๔</w:t>
       </w:r>
       <w:r>
-        <w:t xml:space="preserve">  ประชาชนย่อมมีสิทธิพื้นฐานในเรื่อง การจัดสรรและเพิ่มสัดส่วนพื้นที่สีเขียว สวนสาธารณะ และลานนันทนาการ โดยห้ามมิให้หน่วยงานใดจำกัดสิทธิหรือสร้างเงื่อนไขกีดกันโดยมิชอบ</w:t>
+        <w:t xml:space="preserve">  ประชาชนย่อมมีสิทธิเข้าถึงพื้นที่สีเขียวและสวนสาธารณะในระยะเดินถึง รัฐต้องกำหนดสัดส่วนพื้นที่สีเขียวต่อประชากรขั้นต่ำสำหรับเขตเมือง และพื้นที่สวนสาธารณะที่มีอยู่จะเปลี่ยนไปใช้ประโยชน์อย่างอื่นมิได้</w:t>
       </w:r>
     </w:p>
     <w:p>
@@ -21017,7 +21017,7 @@
         <w:t>มาตรา ๙๒๕</w:t>
       </w:r>
       <w:r>
-        <w:t xml:space="preserve">  รัฐต้องรับรองและคุ้มครองหลักการ การนำระบบสมาร์ทซิตี้และเทคโนโลยีมาอภิบาลงานผังเมือง เพื่อประโยชน์ของประชาชนและผู้ใช้บริการอย่างถ้วนหน้าและยั่งยืน</w:t>
+        <w:t xml:space="preserve">  รัฐต้องรับรองหลักการว่าการนำเทคโนโลยีมาใช้ในการบริหารเมืองต้องมุ่งประโยชน์ของประชาชน และข้อมูลที่เก็บได้จากระบบเมืองอัจฉริยะเป็นข้อมูลสาธารณะ เว้นแต่ข้อมูลส่วนบุคคล</w:t>
       </w:r>
     </w:p>
     <w:p>
@@ -21032,7 +21032,7 @@
         <w:t>มาตรา ๙๒๖</w:t>
       </w:r>
       <w:r>
-        <w:t xml:space="preserve">  ประชาชนย่อมมีสิทธิพื้นฐานในเรื่อง การคุ้มครองความเป็นธรรมและสิทธิขั้นพื้นฐานตามกฎหมายของผู้เช่า โดยห้ามมิให้หน่วยงานใดจำกัดสิทธิหรือสร้างเงื่อนไขกีดกันโดยมิชอบ</w:t>
+        <w:t xml:space="preserve">  ผู้เช่าที่อยู่อาศัยย่อมได้รับความคุ้มครองตามกฎหมาย ผู้ให้เช่าจะขึ้นค่าเช่าเกินอัตราที่กฎหมายกำหนดในระหว่างสัญญา ยึดเงินประกันโดยไม่มีเหตุ หรือขับไล่ผู้เช่าโดยไม่ผ่านกระบวนการทางกฎหมายมิได้</w:t>
       </w:r>
     </w:p>
     <w:p>
@@ -21047,7 +21047,7 @@
         <w:t>มาตรา ๙๒๗</w:t>
       </w:r>
       <w:r>
-        <w:t xml:space="preserve">  ให้มีหน่วยงานกำกับดูแลที่เป็นอิสระทำหน้าที่วางระเบียบ มาตรการ และขับเคลื่อนโครงการเกี่ยวกับ สิทธิในการเข้าถึงที่อยู่อาศัยที่มั่นคง ปลอดภัย และราคาเป็นธรรม เพื่อประสิทธิภาพสูงสุด</w:t>
+        <w:t xml:space="preserve">  ให้มีหน่วยงานกำกับดูแลนโยบายที่อยู่อาศัยแห่งชาติ ทำหน้าที่ประเมินความต้องการที่อยู่อาศัยรายพื้นที่ กำหนดเป้าหมายการสร้างที่อยู่อาศัยราคาประหยัด และกำหนดสัดส่วนที่อยู่อาศัยราคาประหยัดในโครงการอสังหาริมทรัพย์ขนาดใหญ่</w:t>
       </w:r>
     </w:p>
     <w:p>
@@ -21062,7 +21062,7 @@
         <w:t>มาตรา ๙๒๘</w:t>
       </w:r>
       <w:r>
-        <w:t xml:space="preserve">  ให้จัดตั้งคณะกรรมการผู้ทรงคุณวุฒิระดับชาติเพื่อกำกับดูแล การจัดทำผังเมืองเชิงอนุรักษ์และสร้างสรรค์ที่มีส่วนร่วมจากพลเมือง ให้เป็นไปตามมาตรฐานการดำเนินงานและเป้าหมายของรัฐ</w:t>
+        <w:t xml:space="preserve">  ให้มีคณะกรรมการผังเมืองประจำจังหวัด ซึ่งมีผู้แทนภาคประชาชนที่ได้รับเลือกตั้งร่วมเป็นกรรมการไม่น้อยกว่าหนึ่งในสาม ทำหน้าที่พิจารณาร่างผังเมืองและคำขอเปลี่ยนแปลงการใช้ที่ดิน</w:t>
       </w:r>
     </w:p>
     <w:p>
@@ -21077,7 +21077,7 @@
         <w:t>มาตรา ๙๒๙</w:t>
       </w:r>
       <w:r>
-        <w:t xml:space="preserve">  ให้มีหน่วยงานกำกับดูแลที่เป็นอิสระทำหน้าที่วางระเบียบ มาตรการ และขับเคลื่อนโครงการเกี่ยวกับ การอุดหนุนและจัดสรรงบประมาณพัฒนาที่อยู่อาศัยราคาประหยัด เพื่อประสิทธิภาพสูงสุด</w:t>
+        <w:t xml:space="preserve">  ให้การเคหะแห่งชาติเป็นหน่วยงานกำกับการจัดสร้างที่อยู่อาศัยราคาประหยัด และต้องจัดสรรโดยวิธีการที่เปิดเผยตามลำดับความจำเป็น โดยห้ามการขายต่อเพื่อเก็งกำไรภายในเวลาที่กฎหมายกำหนด</w:t>
       </w:r>
     </w:p>
     <w:p>
@@ -21092,7 +21092,7 @@
         <w:t>มาตรา ๙๓๐</w:t>
       </w:r>
       <w:r>
-        <w:t xml:space="preserve">  ให้จัดตั้งคณะกรรมการผู้ทรงคุณวุฒิระดับชาติเพื่อกำกับดูแล มาตรการคุ้มครองจากการถูกไล่รื้อชุมชนโดยปราศจากการเยียวยาชดเชย ให้เป็นไปตามมาตรฐานการดำเนินงานและเป้าหมายของรัฐ</w:t>
+        <w:t xml:space="preserve">  ให้มีคณะกรรมการแก้ไขปัญหาชุมชนที่อยู่อาศัย ทำหน้าที่ไกล่เกลี่ยข้อพิพาทระหว่างชุมชนกับเจ้าของที่ดิน และเสนอทางเลือกให้ชุมชนเช่าระยะยาวหรือซื้อที่ดินร่วมกันก่อนการรื้อย้าย</w:t>
       </w:r>
     </w:p>
     <w:p>
@@ -21107,7 +21107,7 @@
         <w:t>มาตรา ๙๓๑</w:t>
       </w:r>
       <w:r>
-        <w:t xml:space="preserve">  ให้มีหน่วยงานกำกับดูแลที่เป็นอิสระทำหน้าที่วางระเบียบ มาตรการ และขับเคลื่อนโครงการเกี่ยวกับ ระบบการจัดเก็บขยะ น้ำเสีย และสาธารณูปโภคที่ทั่วถึงในพื้นที่เมือง เพื่อประสิทธิภาพสูงสุด</w:t>
+        <w:t xml:space="preserve">  ให้องค์กรปกครองส่วนท้องถิ่นเป็นผู้รับผิดชอบหลักในการจัดบริการตามมาตรา ๙๒๓ และให้มีหน่วยงานกำกับมาตรฐานบริการสาธารณูปโภคในเมือง ทำหน้าที่ประเมินคุณภาพบริการของแต่ละท้องถิ่น</w:t>
       </w:r>
     </w:p>
     <w:p>
@@ -21122,7 +21122,7 @@
         <w:t>มาตรา ๙๓๒</w:t>
       </w:r>
       <w:r>
-        <w:t xml:space="preserve">  ให้จัดตั้งคณะกรรมการผู้ทรงคุณวุฒิระดับชาติเพื่อกำกับดูแล การจัดสรรและเพิ่มสัดส่วนพื้นที่สีเขียว สวนสาธารณะ และลานนันทนาการ ให้เป็นไปตามมาตรฐานการดำเนินงานและเป้าหมายของรัฐ</w:t>
+        <w:t xml:space="preserve">  ให้มีคณะกรรมการพื้นที่สีเขียวประจำเมือง ทำหน้าที่จัดทำแผนเพิ่มพื้นที่สีเขียว คุ้มครองต้นไม้ใหญ่ในเมือง และพิจารณาการตัดต้นไม้ใหญ่ในที่สาธารณะ</w:t>
       </w:r>
     </w:p>
     <w:p>
@@ -21137,7 +21137,7 @@
         <w:t>มาตรา ๙๓๓</w:t>
       </w:r>
       <w:r>
-        <w:t xml:space="preserve">  ให้มีหน่วยงานกำกับดูแลที่เป็นอิสระทำหน้าที่วางระเบียบ มาตรการ และขับเคลื่อนโครงการเกี่ยวกับ การนำระบบสมาร์ทซิตี้และเทคโนโลยีมาอภิบาลงานผังเมือง เพื่อประสิทธิภาพสูงสุด</w:t>
+        <w:t xml:space="preserve">  ให้มีหน่วยงานกำกับระบบเมืองอัจฉริยะ ทำหน้าที่กำหนดมาตรฐานข้อมูลเปิดของเมือง และกำกับการใช้กล้องและระบบจดจำใบหน้าในที่สาธารณะให้เป็นไปตามกฎหมายคุ้มครองข้อมูลส่วนบุคคล</w:t>
       </w:r>
     </w:p>
     <w:p>
@@ -21152,7 +21152,7 @@
         <w:t>มาตรา ๙๓๔</w:t>
       </w:r>
       <w:r>
-        <w:t xml:space="preserve">  ให้จัดตั้งคณะกรรมการผู้ทรงคุณวุฒิระดับชาติเพื่อกำกับดูแล การคุ้มครองความเป็นธรรมและสิทธิขั้นพื้นฐานตามกฎหมายของผู้เช่า ให้เป็นไปตามมาตรฐานการดำเนินงานและเป้าหมายของรัฐ</w:t>
+        <w:t xml:space="preserve">  ให้มีคณะกรรมการระงับข้อพิพาทการเช่าที่อยู่อาศัย ทำหน้าที่ไกล่เกลี่ยและวินิจฉัยข้อพิพาทระหว่างผู้เช่ากับผู้ให้เช่าโดยรวดเร็วและไม่เสียค่าใช้จ่าย</w:t>
       </w:r>
     </w:p>
     <w:p>
@@ -21167,7 +21167,7 @@
         <w:t>มาตรา ๙๓๕</w:t>
       </w:r>
       <w:r>
-        <w:t xml:space="preserve">  รัฐต้องจัดสรรงบประมาณแผ่นดินและทรัพยากรที่จำเป็นอย่างต่อเนื่องทุกปี เพื่อสนับสนุนและผลักดันการดำเนินงานด้าน สิทธิในการเข้าถึงที่อยู่อาศัยที่มั่นคง ปลอดภัย และราคาเป็นธรรม</w:t>
+        <w:t xml:space="preserve">  รัฐต้องจัดสรรงบประมาณทุกปีสำหรับเงินช่วยเหลือค่าเช่าที่อยู่อาศัยแก่ครัวเรือนรายได้น้อย และที่พักพิงชั่วคราวสำหรับคนไร้บ้านในทุกจังหวัด</w:t>
       </w:r>
     </w:p>
     <w:p>
@@ -21182,7 +21182,7 @@
         <w:t>มาตรา ๙๓๖</w:t>
       </w:r>
       <w:r>
-        <w:t xml:space="preserve">  รัฐต้องจัดตั้งกองทุนหมุนเวียนเพื่ออุดหนุนและพัฒนา การจัดทำผังเมืองเชิงอนุรักษ์และสร้างสรรค์ที่มีส่วนร่วมจากพลเมือง พร้อมจัดให้มีระบบลดหย่อนภาษีแก่ผู้ประกอบการหรือชุมชนที่ร่วมดำเนินงาน</w:t>
+        <w:t xml:space="preserve">  ให้มีกองทุนพัฒนาเมือง ซึ่งมีรายได้จากส่วนเพิ่มมูลค่าที่ดินอันเกิดจากการลงทุนโครงสร้างพื้นฐานของรัฐ เพื่อนำกลับมาพัฒนาพื้นที่สาธารณะและที่อยู่อาศัยราคาประหยัดในพื้นที่นั้น</w:t>
       </w:r>
     </w:p>
     <w:p>
@@ -21197,7 +21197,7 @@
         <w:t>มาตรา ๙๓๗</w:t>
       </w:r>
       <w:r>
-        <w:t xml:space="preserve">  รัฐต้องจัดสรรงบประมาณแผ่นดินและทรัพยากรที่จำเป็นอย่างต่อเนื่องทุกปี เพื่อสนับสนุนและผลักดันการดำเนินงานด้าน การอุดหนุนและจัดสรรงบประมาณพัฒนาที่อยู่อาศัยราคาประหยัด</w:t>
+        <w:t xml:space="preserve">  รัฐต้องจัดสรรงบประมาณทุกปีสำหรับการสร้างที่อยู่อาศัยเช่าราคาประหยัด และอุดหนุนดอกเบี้ยเงินกู้ซื้อที่อยู่อาศัยหลังแรกแก่ผู้มีรายได้น้อย</w:t>
       </w:r>
     </w:p>
     <w:p>
@@ -21212,7 +21212,7 @@
         <w:t>มาตรา ๙๓๘</w:t>
       </w:r>
       <w:r>
-        <w:t xml:space="preserve">  รัฐต้องจัดตั้งกองทุนหมุนเวียนเพื่ออุดหนุนและพัฒนา มาตรการคุ้มครองจากการถูกไล่รื้อชุมชนโดยปราศจากการเยียวยาชดเชย พร้อมจัดให้มีระบบลดหย่อนภาษีแก่ผู้ประกอบการหรือชุมชนที่ร่วมดำเนินงาน</w:t>
+        <w:t xml:space="preserve">  ให้มีกองทุนพัฒนาที่อยู่อาศัยชุมชน เพื่อให้สินเชื่อดอกเบี้ยต่ำแก่สหกรณ์เคหสถานของชุมชนในการซื้อที่ดินหรือสร้างที่อยู่อาศัยใหม่ตามแนวทางที่ชุมชนออกแบบเอง</w:t>
       </w:r>
     </w:p>
     <w:p>
@@ -21227,7 +21227,7 @@
         <w:t>มาตรา ๙๓๙</w:t>
       </w:r>
       <w:r>
-        <w:t xml:space="preserve">  รัฐต้องจัดสรรงบประมาณแผ่นดินและทรัพยากรที่จำเป็นอย่างต่อเนื่องทุกปี เพื่อสนับสนุนและผลักดันการดำเนินงานด้าน ระบบการจัดเก็บขยะ น้ำเสีย และสาธารณูปโภคที่ทั่วถึงในพื้นที่เมือง</w:t>
+        <w:t xml:space="preserve">  รัฐต้องจัดสรรงบประมาณทุกปีสำหรับระบบบำบัดน้ำเสียรวม ระบบคัดแยกและรีไซเคิลขยะ และระบบป้องกันน้ำท่วมในเขตเมือง</w:t>
       </w:r>
     </w:p>
     <w:p>
@@ -21242,7 +21242,7 @@
         <w:t>มาตรา ๙๔๐</w:t>
       </w:r>
       <w:r>
-        <w:t xml:space="preserve">  รัฐต้องจัดตั้งกองทุนหมุนเวียนเพื่ออุดหนุนและพัฒนา การจัดสรรและเพิ่มสัดส่วนพื้นที่สีเขียว สวนสาธารณะ และลานนันทนาการ พร้อมจัดให้มีระบบลดหย่อนภาษีแก่ผู้ประกอบการหรือชุมชนที่ร่วมดำเนินงาน</w:t>
+        <w:t xml:space="preserve">  ให้มีกองทุนพื้นที่สีเขียว ซึ่งมีรายได้จากค่าธรรมเนียมที่เรียกเก็บจากโครงการก่อสร้างที่ลดพื้นที่สีเขียว เพื่อจัดซื้อที่ดินและพัฒนาสวนสาธารณะในย่านที่ขาดแคลน</w:t>
       </w:r>
     </w:p>
     <w:p>
@@ -21257,7 +21257,7 @@
         <w:t>มาตรา ๙๔๑</w:t>
       </w:r>
       <w:r>
-        <w:t xml:space="preserve">  รัฐต้องจัดสรรงบประมาณแผ่นดินและทรัพยากรที่จำเป็นอย่างต่อเนื่องทุกปี เพื่อสนับสนุนและผลักดันการดำเนินงานด้าน การนำระบบสมาร์ทซิตี้และเทคโนโลยีมาอภิบาลงานผังเมือง</w:t>
+        <w:t xml:space="preserve">  รัฐต้องจัดสรรงบประมาณสนับสนุนองค์กรปกครองส่วนท้องถิ่นในการพัฒนาระบบบริการดิจิทัล ระบบเตือนภัย และระบบจราจรอัจฉริยะ</w:t>
       </w:r>
     </w:p>
     <w:p>
@@ -21272,7 +21272,7 @@
         <w:t>มาตรา ๙๔๒</w:t>
       </w:r>
       <w:r>
-        <w:t xml:space="preserve">  รัฐต้องจัดตั้งกองทุนหมุนเวียนเพื่ออุดหนุนและพัฒนา การคุ้มครองความเป็นธรรมและสิทธิขั้นพื้นฐานตามกฎหมายของผู้เช่า พร้อมจัดให้มีระบบลดหย่อนภาษีแก่ผู้ประกอบการหรือชุมชนที่ร่วมดำเนินงาน</w:t>
+        <w:t xml:space="preserve">  ให้มีกองทุนประกันเงินมัดจำค่าเช่า เพื่อรับฝากเงินประกันการเช่าไว้เป็นกลาง และคืนเงินแก่ผู้เช่าโดยเร็วเมื่อสิ้นสุดสัญญา</w:t>
       </w:r>
     </w:p>
     <w:p>
@@ -21287,7 +21287,7 @@
         <w:t>มาตรา ๙๔๓</w:t>
       </w:r>
       <w:r>
-        <w:t xml:space="preserve">  หน่วยงานของรัฐต้องเปิดเผยข้อมูล รายงานการเบิกจ่ายงบประมาณ และผลการทำงานเกี่ยวกับ สิทธิในการเข้าถึงที่อยู่อาศัยที่มั่นคง ปลอดภัย และราคาเป็นธรรม บนระบบข้อมูลออนไลน์ที่สืบค้นง่าย</w:t>
+        <w:t xml:space="preserve">  หน่วยงานของรัฐต้องเปิดเผยข้อมูลราคาที่อยู่อาศัย ค่าเช่า จำนวนคนไร้บ้าน และความคืบหน้าตามเป้าหมายที่อยู่อาศัยราคาประหยัดต่อสาธารณะเป็นประจำทุกปี</w:t>
       </w:r>
     </w:p>
     <w:p>
@@ -21302,7 +21302,7 @@
         <w:t>มาตรา ๙๔๔</w:t>
       </w:r>
       <w:r>
-        <w:t xml:space="preserve">  ประชาชนและชุมชนท้องถิ่นย่อมมีสิทธิเสนอแนะ ตรวจสอบ และมีส่วนร่วมในการวางแผนจัดการเกี่ยวกับ การจัดทำผังเมืองเชิงอนุรักษ์และสร้างสรรค์ที่มีส่วนร่วมจากพลเมือง โดยตรง</w:t>
+        <w:t xml:space="preserve">  ประชาชนย่อมมีสิทธิคัดค้านร่างผังเมืองภายในกำหนดเวลาที่เพียงพอ และคณะกรรมการตามมาตรา ๙๒๘ ต้องตอบข้อคัดค้านเป็นรายข้อพร้อมเหตุผล</w:t>
       </w:r>
     </w:p>
     <w:p>
@@ -21317,7 +21317,7 @@
         <w:t>มาตรา ๙๔๕</w:t>
       </w:r>
       <w:r>
-        <w:t xml:space="preserve">  หน่วยงานของรัฐต้องเปิดเผยข้อมูล รายงานการเบิกจ่ายงบประมาณ และผลการทำงานเกี่ยวกับ การอุดหนุนและจัดสรรงบประมาณพัฒนาที่อยู่อาศัยราคาประหยัด บนระบบข้อมูลออนไลน์ที่สืบค้นง่าย</w:t>
+        <w:t xml:space="preserve">  หน่วยงานของรัฐต้องเปิดเผยรายชื่อโครงการที่อยู่อาศัยราคาประหยัด หลักเกณฑ์การคัดเลือกผู้ได้รับสิทธิ และผลการจัดสรรต่อสาธารณะ</w:t>
       </w:r>
     </w:p>
     <w:p>
@@ -21332,7 +21332,7 @@
         <w:t>มาตรา ๙๔๖</w:t>
       </w:r>
       <w:r>
-        <w:t xml:space="preserve">  ประชาชนและชุมชนท้องถิ่นย่อมมีสิทธิเสนอแนะ ตรวจสอบ และมีส่วนร่วมในการวางแผนจัดการเกี่ยวกับ มาตรการคุ้มครองจากการถูกไล่รื้อชุมชนโดยปราศจากการเยียวยาชดเชย โดยตรง</w:t>
+        <w:t xml:space="preserve">  ชุมชนที่จะถูกรื้อย้ายย่อมมีสิทธิร่วมออกแบบแผนการรื้อย้าย เลือกที่อยู่ใหม่ และกำหนดการชดเชย</w:t>
       </w:r>
     </w:p>
     <w:p>
@@ -21347,7 +21347,7 @@
         <w:t>มาตรา ๙๔๗</w:t>
       </w:r>
       <w:r>
-        <w:t xml:space="preserve">  หน่วยงานของรัฐต้องเปิดเผยข้อมูล รายงานการเบิกจ่ายงบประมาณ และผลการทำงานเกี่ยวกับ ระบบการจัดเก็บขยะ น้ำเสีย และสาธารณูปโภคที่ทั่วถึงในพื้นที่เมือง บนระบบข้อมูลออนไลน์ที่สืบค้นง่าย</w:t>
+        <w:t xml:space="preserve">  หน่วยงานของรัฐต้องเปิดเผยปริมาณขยะ สัดส่วนการรีไซเคิล และคุณภาพน้ำทิ้งจากระบบบำบัดน้ำเสียของแต่ละท้องถิ่นต่อสาธารณะ</w:t>
       </w:r>
     </w:p>
     <w:p>
@@ -21362,7 +21362,7 @@
         <w:t>มาตรา ๙๔๘</w:t>
       </w:r>
       <w:r>
-        <w:t xml:space="preserve">  ประชาชนและชุมชนท้องถิ่นย่อมมีสิทธิเสนอแนะ ตรวจสอบ และมีส่วนร่วมในการวางแผนจัดการเกี่ยวกับ การจัดสรรและเพิ่มสัดส่วนพื้นที่สีเขียว สวนสาธารณะ และลานนันทนาการ โดยตรง</w:t>
+        <w:t xml:space="preserve">  ประชาชนย่อมมีสิทธิร่วมออกแบบสวนสาธารณะในย่านของตน และเสนอให้นำที่ดินรกร้างมาพัฒนาเป็นพื้นที่สีเขียว</w:t>
       </w:r>
     </w:p>
     <w:p>
@@ -21377,7 +21377,7 @@
         <w:t>มาตรา ๙๔๙</w:t>
       </w:r>
       <w:r>
-        <w:t xml:space="preserve">  หน่วยงานของรัฐต้องเปิดเผยข้อมูล รายงานการเบิกจ่ายงบประมาณ และผลการทำงานเกี่ยวกับ การนำระบบสมาร์ทซิตี้และเทคโนโลยีมาอภิบาลงานผังเมือง บนระบบข้อมูลออนไลน์ที่สืบค้นง่าย</w:t>
+        <w:t xml:space="preserve">  หน่วยงานของรัฐต้องเปิดเผยตำแหน่งกล้องวงจรปิดในที่สาธารณะ วัตถุประสงค์ของการใช้งาน และระยะเวลาการเก็บข้อมูลต่อสาธารณะ</w:t>
       </w:r>
     </w:p>
     <w:p>
@@ -21392,7 +21392,7 @@
         <w:t>มาตรา ๙๕๐</w:t>
       </w:r>
       <w:r>
-        <w:t xml:space="preserve">  ประชาชนและชุมชนท้องถิ่นย่อมมีสิทธิเสนอแนะ ตรวจสอบ และมีส่วนร่วมในการวางแผนจัดการเกี่ยวกับ การคุ้มครองความเป็นธรรมและสิทธิขั้นพื้นฐานตามกฎหมายของผู้เช่า โดยตรง</w:t>
+        <w:t xml:space="preserve">  ผู้เช่าย่อมมีสิทธิรวมตัวกันเป็นสมาคมผู้เช่า และร่วมเจรจาเงื่อนไขการเช่ากับผู้ให้เช่ารายใหญ่</w:t>
       </w:r>
     </w:p>
     <w:p>
@@ -21407,7 +21407,7 @@
         <w:t>มาตรา ๙๕๑</w:t>
       </w:r>
       <w:r>
-        <w:t xml:space="preserve">  รัฐต้องดูแลและจัดให้มีมาตรการช่วยเหลือเป็นพิเศษสำหรับผู้มีรายได้น้อย ผู้พิการ ผู้สูงอายุ และกลุ่มเปราะบางในการเข้าถึง สิทธิในการเข้าถึงที่อยู่อาศัยที่มั่นคง ปลอดภัย และราคาเป็นธรรม</w:t>
+        <w:t xml:space="preserve">  รัฐต้องจัดให้มีมาตรการช่วยเหลือเป็นพิเศษแก่คนไร้บ้าน ผู้สูงอายุที่อยู่ลำพัง ผู้พิการ และผู้ที่พ้นโทษ ให้เข้าถึงที่อยู่อาศัยที่มั่นคงก่อนการให้บริการด้านอื่น</w:t>
       </w:r>
     </w:p>
     <w:p>
@@ -21422,7 +21422,7 @@
         <w:t>มาตรา ๙๕๒</w:t>
       </w:r>
       <w:r>
-        <w:t xml:space="preserve">  การพัฒนาและการตรวจสอบระบบ การจัดทำผังเมืองเชิงอนุรักษ์และสร้างสรรค์ที่มีส่วนร่วมจากพลเมือง ต้องใช้วิทยาการที่ก้าวหน้า เทคโนโลยีดิจิทัล และนวัตกรรมที่สอดรับกับสากล</w:t>
+        <w:t xml:space="preserve">  การพัฒนาระบบผังเมืองต้องจัดทำแผนที่ผังเมืองดิจิทัลที่ประชาชนตรวจสอบสีผังและประวัติการเปลี่ยนแปลงของที่ดินแต่ละแปลงได้</w:t>
       </w:r>
     </w:p>
     <w:p>
@@ -21437,7 +21437,7 @@
         <w:t>มาตรา ๙๕๓</w:t>
       </w:r>
       <w:r>
-        <w:t xml:space="preserve">  ผู้ใดหรือเจ้าหน้าที่ของรัฐที่กระทำการละเมิด ทุจริต หรือจงใจหลบเลี่ยงบทบัญญัติการดำเนินงานเกี่ยวกับ การอุดหนุนและจัดสรรงบประมาณพัฒนาที่อยู่อาศัยราคาประหยัด ต้องระวางโทษทางวินัยร้ายแรงและโทษอาญา</w:t>
+        <w:t xml:space="preserve">  ผู้ใดหรือเจ้าหน้าที่ของรัฐที่ทุจริตในการจัดสรรที่อยู่อาศัยราคาประหยัด หรือถือสิทธิแทนผู้อื่นเพื่อเก็งกำไร ต้องระวางโทษทางอาญาและต้องคืนสิทธินั้นแก่รัฐ</w:t>
       </w:r>
     </w:p>
     <w:p>
@@ -21452,7 +21452,7 @@
         <w:t>มาตรา ๙๕๔</w:t>
       </w:r>
       <w:r>
-        <w:t xml:space="preserve">  การดำเนินงานในรายละเอียดและขั้นตอนการปฏิบัติเกี่ยวกับ มาตรการคุ้มครองจากการถูกไล่รื้อชุมชนโดยปราศจากการเยียวยาชดเชย ให้ตราขึ้นเป็นพระราชบัญญัติประกอบรัฐธรรมนูญภายในหนึ่งปี</w:t>
+        <w:t xml:space="preserve">  การดำเนินงานในรายละเอียดเกี่ยวกับการรื้อย้ายชุมชนและการชดเชย ให้ตราเป็นกฎหมายภายในหนึ่งปีนับแต่วันที่หมวดนี้ใช้บังคับ</w:t>
       </w:r>
     </w:p>
     <w:p>
@@ -21467,7 +21467,7 @@
         <w:t>มาตรา ๙๕๕</w:t>
       </w:r>
       <w:r>
-        <w:t xml:space="preserve">  รัฐต้องดูแลและจัดให้มีมาตรการช่วยเหลือเป็นพิเศษสำหรับผู้มีรายได้น้อย ผู้พิการ ผู้สูงอายุ และกลุ่มเปราะบางในการเข้าถึง ระบบการจัดเก็บขยะ น้ำเสีย และสาธารณูปโภคที่ทั่วถึงในพื้นที่เมือง</w:t>
+        <w:t xml:space="preserve">  รัฐต้องจัดให้มีมาตรการช่วยเหลือเป็นพิเศษแก่ชุมชนแออัดและผู้มีรายได้น้อยในการเชื่อมต่อระบบน้ำประปา ไฟฟ้า และระบบบำบัดน้ำเสีย โดยยกเว้นค่าธรรมเนียมการเชื่อมต่อ</w:t>
       </w:r>
     </w:p>
     <w:p>
@@ -21482,7 +21482,7 @@
         <w:t>มาตรา ๙๕๖</w:t>
       </w:r>
       <w:r>
-        <w:t xml:space="preserve">  การพัฒนาและการตรวจสอบระบบ การจัดสรรและเพิ่มสัดส่วนพื้นที่สีเขียว สวนสาธารณะ และลานนันทนาการ ต้องใช้วิทยาการที่ก้าวหน้า เทคโนโลยีดิจิทัล และนวัตกรรมที่สอดรับกับสากล</w:t>
+        <w:t xml:space="preserve">  การพัฒนาพื้นที่สีเขียวต้องใช้ข้อมูลแผนที่ความร้อนของเมืองและพันธุ์ไม้ท้องถิ่น เพื่อลดอุณหภูมิในย่านที่มีความหนาแน่นสูง</w:t>
       </w:r>
     </w:p>
     <w:p>
@@ -21497,7 +21497,7 @@
         <w:t>มาตรา ๙๕๗</w:t>
       </w:r>
       <w:r>
-        <w:t xml:space="preserve">  ผู้ใดหรือเจ้าหน้าที่ของรัฐที่กระทำการละเมิด ทุจริต หรือจงใจหลบเลี่ยงบทบัญญัติการดำเนินงานเกี่ยวกับ การนำระบบสมาร์ทซิตี้และเทคโนโลยีมาอภิบาลงานผังเมือง ต้องระวางโทษทางวินัยร้ายแรงและโทษอาญา</w:t>
+        <w:t xml:space="preserve">  ผู้ใดหรือเจ้าหน้าที่ของรัฐที่นำข้อมูลจากระบบเมืองอัจฉริยะไปใช้ติดตามบุคคลโดยไม่มีคำสั่งศาล หรือขายข้อมูลดังกล่าว ต้องระวางโทษทางอาญา</w:t>
       </w:r>
     </w:p>
     <w:p>
@@ -21524,7 +21524,7 @@
         <w:t>มาตรา ๙๕๘</w:t>
       </w:r>
       <w:r>
-        <w:t xml:space="preserve">  ประชาชนย่อมมีสิทธิพื้นฐานในเรื่อง การส่งเสริมและพัฒนาการใช้พลังงานสะอาดและพลังงานหมุนเวียน โดยห้ามมิให้หน่วยงานใดจำกัดสิทธิหรือสร้างเงื่อนไขกีดกันโดยมิชอบ</w:t>
+        <w:t xml:space="preserve">  ประชาชนย่อมมีสิทธิผลิตไฟฟ้าจากพลังงานหมุนเวียนเพื่อใช้เองและขายส่วนเกินเข้าสู่ระบบในราคาที่เป็นธรรม โดยการไฟฟ้าจะปฏิเสธการเชื่อมต่อระบบโดยไม่มีเหตุผลทางเทคนิคมิได้</w:t>
       </w:r>
     </w:p>
     <w:p>
@@ -21539,7 +21539,7 @@
         <w:t>มาตรา ๙๕๙</w:t>
       </w:r>
       <w:r>
-        <w:t xml:space="preserve">  รัฐต้องรับรองและคุ้มครองหลักการ การควบคุมโครงสร้างค่าไฟฟ้าและค่าน้ำประปาให้เป็นธรรมต่อราษฎร เพื่อประโยชน์ของประชาชนและผู้ใช้บริการอย่างถ้วนหน้าและยั่งยืน</w:t>
+        <w:t xml:space="preserve">  รัฐต้องรับรองหลักการว่าค่าไฟฟ้าและค่าน้ำประปาต้องกำหนดตามต้นทุนที่แท้จริงอย่างโปร่งใส และต้องมีอัตราขั้นบันไดที่ทำให้ครัวเรือนที่ใช้น้อยเสียค่าบริการต่ำ รัฐจะตัดน้ำประปาของครัวเรือนที่ค้างชำระจนไม่มีน้ำใช้เพื่อการดำรงชีพขั้นพื้นฐานมิได้</w:t>
       </w:r>
     </w:p>
     <w:p>
@@ -21554,7 +21554,7 @@
         <w:t>มาตรา ๙๖๐</w:t>
       </w:r>
       <w:r>
-        <w:t xml:space="preserve">  ประชาชนย่อมมีสิทธิพื้นฐานในเรื่อง การจัดสรรงบประมาณโครงข่ายขนส่งมวลชนสาธารณะราคาถูกในทุกจังหวัด โดยห้ามมิให้หน่วยงานใดจำกัดสิทธิหรือสร้างเงื่อนไขกีดกันโดยมิชอบ</w:t>
+        <w:t xml:space="preserve">  ประชาชนในทุกจังหวัดย่อมมีสิทธิเข้าถึงระบบขนส่งสาธารณะที่ปลอดภัย ตรงเวลา และค่าโดยสารที่สามารถจ่ายได้ และรัฐต้องกำหนดเพดานค่าโดยสารร่วมสำหรับการเดินทางข้ามระบบในเมืองเดียวกัน</w:t>
       </w:r>
     </w:p>
     <w:p>
@@ -21569,7 +21569,7 @@
         <w:t>มาตรา ๙๖๑</w:t>
       </w:r>
       <w:r>
-        <w:t xml:space="preserve">  รัฐต้องรับรองและคุ้มครองหลักการ การปรับปรุง ซ่อมบำรุง และกระจายงบสร้างถนนสู่ทางหลวงชนบท เพื่อประโยชน์ของประชาชนและผู้ใช้บริการอย่างถ้วนหน้าและยั่งยืน</w:t>
+        <w:t xml:space="preserve">  รัฐต้องรับรองหลักการว่างบประมาณการก่อสร้างและซ่อมบำรุงถนนต้องกระจายสู่ทางหลวงชนบทและถนนในหมู่บ้านอย่างเป็นธรรมตามความจำเป็น มิใช่ตามความใกล้ชิดทางการเมือง</w:t>
       </w:r>
     </w:p>
     <w:p>
@@ -21584,7 +21584,7 @@
         <w:t>มาตรา ๙๖๒</w:t>
       </w:r>
       <w:r>
-        <w:t xml:space="preserve">  ประชาชนย่อมมีสิทธิพื้นฐานในเรื่อง การพัฒนาและจัดการแหล่งน้ำอุปโภคบริโภคที่สะอาดถ้วนหน้า โดยห้ามมิให้หน่วยงานใดจำกัดสิทธิหรือสร้างเงื่อนไขกีดกันโดยมิชอบ</w:t>
+        <w:t xml:space="preserve">  บุคคลย่อมมีสิทธิเข้าถึงน้ำสะอาดเพื่อการอุปโภคบริโภคในปริมาณที่เพียงพอ รัฐต้องจัดให้มีระบบน้ำประปาที่ได้มาตรฐานน้ำดื่มครอบคลุมทุกหมู่บ้าน</w:t>
       </w:r>
     </w:p>
     <w:p>
@@ -21599,7 +21599,7 @@
         <w:t>มาตรา ๙๖๓</w:t>
       </w:r>
       <w:r>
-        <w:t xml:space="preserve">  รัฐต้องรับรองและคุ้มครองหลักการ การอุดหนุนสายส่งพลังงานและสาธารณูปโภคขั้นพื้นฐานสู่ชนบทห่างไกล เพื่อประโยชน์ของประชาชนและผู้ใช้บริการอย่างถ้วนหน้าและยั่งยืน</w:t>
+        <w:t xml:space="preserve">  รัฐต้องรับรองหลักการว่าประชาชนในชนบทห่างไกลย่อมได้รับบริการไฟฟ้า น้ำประปา และโทรคมนาคมพื้นฐานในอัตราเดียวกับประชาชนในเมือง และการขยายบริการไปยังพื้นที่ห่างไกลต้องไม่คิดค่าใช้จ่ายเพิ่มจากผู้ใช้</w:t>
       </w:r>
     </w:p>
     <w:p>
@@ -21614,7 +21614,7 @@
         <w:t>มาตรา ๙๖๔</w:t>
       </w:r>
       <w:r>
-        <w:t xml:space="preserve">  ประชาชนย่อมมีสิทธิพื้นฐานในเรื่อง การสร้างระบบเสถียรภาพความมั่นคงด้านพลังงานของแผ่นดินในระดับสากล โดยห้ามมิให้หน่วยงานใดจำกัดสิทธิหรือสร้างเงื่อนไขกีดกันโดยมิชอบ</w:t>
+        <w:t xml:space="preserve">  ประชาชนย่อมมีสิทธิได้รับพลังงานที่มั่นคงและเพียงพอ รัฐต้องรักษาปริมาณสำรองเชื้อเพลิงตามระดับที่กฎหมายกำหนด และกระจายแหล่งพลังงานเพื่อลดการพึ่งพาแหล่งใดแหล่งหนึ่ง</w:t>
       </w:r>
     </w:p>
     <w:p>
@@ -21629,7 +21629,7 @@
         <w:t>มาตรา ๙๖๕</w:t>
       </w:r>
       <w:r>
-        <w:t xml:space="preserve">  รัฐต้องรับรองและคุ้มครองหลักการ การจัดระบบโลจิสติกส์และการขนส่งสินค้าทางรางที่ทันสมัยเพื่อเกษตรกร เพื่อประโยชน์ของประชาชนและผู้ใช้บริการอย่างถ้วนหน้าและยั่งยืน</w:t>
+        <w:t xml:space="preserve">  รัฐต้องรับรองหลักการว่าการขนส่งสินค้าเกษตรและสินค้าทั่วไปต้องพัฒนาไปสู่ระบบรางที่มีต้นทุนต่ำและเป็นมิตรต่อสิ่งแวดล้อม และต้องเชื่อมโยงแหล่งผลิตทางการเกษตรกับท่าเรือและตลาดหลัก</w:t>
       </w:r>
     </w:p>
     <w:p>
@@ -21644,7 +21644,7 @@
         <w:t>มาตรา ๙๖๖</w:t>
       </w:r>
       <w:r>
-        <w:t xml:space="preserve">  ให้จัดตั้งคณะกรรมการผู้ทรงคุณวุฒิระดับชาติเพื่อกำกับดูแล การส่งเสริมและพัฒนาการใช้พลังงานสะอาดและพลังงานหมุนเวียน ให้เป็นไปตามมาตรฐานการดำเนินงานและเป้าหมายของรัฐ</w:t>
+        <w:t xml:space="preserve">  ให้มีคณะกรรมการพัฒนาพลังงานหมุนเวียน ทำหน้าที่กำหนดเป้าหมายสัดส่วนพลังงานหมุนเวียนในการผลิตไฟฟ้า และกำหนดหลักเกณฑ์การรับซื้อไฟฟ้าจากประชาชนและชุมชน</w:t>
       </w:r>
     </w:p>
     <w:p>
@@ -21659,7 +21659,7 @@
         <w:t>มาตรา ๙๖๗</w:t>
       </w:r>
       <w:r>
-        <w:t xml:space="preserve">  ให้มีหน่วยงานกำกับดูแลที่เป็นอิสระทำหน้าที่วางระเบียบ มาตรการ และขับเคลื่อนโครงการเกี่ยวกับ การควบคุมโครงสร้างค่าไฟฟ้าและค่าน้ำประปาให้เป็นธรรมต่อราษฎร เพื่อประสิทธิภาพสูงสุด</w:t>
+        <w:t xml:space="preserve">  ให้คณะกรรมการกำกับกิจการพลังงานซึ่งเป็นองค์กรอิสระ ทำหน้าที่กำกับอัตราค่าไฟฟ้า ตรวจสอบต้นทุน และพิจารณาสัญญารับซื้อไฟฟ้าที่ทำให้ประชาชนต้องรับภาระค่าความพร้อมจ่ายเกินจำเป็น</w:t>
       </w:r>
     </w:p>
     <w:p>
@@ -21674,7 +21674,7 @@
         <w:t>มาตรา ๙๖๘</w:t>
       </w:r>
       <w:r>
-        <w:t xml:space="preserve">  ให้จัดตั้งคณะกรรมการผู้ทรงคุณวุฒิระดับชาติเพื่อกำกับดูแล การจัดสรรงบประมาณโครงข่ายขนส่งมวลชนสาธารณะราคาถูกในทุกจังหวัด ให้เป็นไปตามมาตรฐานการดำเนินงานและเป้าหมายของรัฐ</w:t>
+        <w:t xml:space="preserve">  ให้มีคณะกรรมการขนส่งสาธารณะประจำจังหวัด ซึ่งมีผู้แทนผู้โดยสารร่วมเป็นกรรมการ ทำหน้าที่วางแผนเส้นทาง ความถี่ และมาตรฐานการให้บริการขนส่งสาธารณะในจังหวัด</w:t>
       </w:r>
     </w:p>
     <w:p>
@@ -21689,7 +21689,7 @@
         <w:t>มาตรา ๙๖๙</w:t>
       </w:r>
       <w:r>
-        <w:t xml:space="preserve">  ให้มีหน่วยงานกำกับดูแลที่เป็นอิสระทำหน้าที่วางระเบียบ มาตรการ และขับเคลื่อนโครงการเกี่ยวกับ การปรับปรุง ซ่อมบำรุง และกระจายงบสร้างถนนสู่ทางหลวงชนบท เพื่อประสิทธิภาพสูงสุด</w:t>
+        <w:t xml:space="preserve">  ให้มีหน่วยงานกำกับมาตรฐานถนน ทำหน้าที่ตรวจสอบคุณภาพวัสดุและความหนาของถนนที่ก่อสร้างด้วยงบประมาณของรัฐ และกำหนดระยะเวลารับประกันงานที่ผู้รับจ้างต้องรับผิดชอบซ่อม</w:t>
       </w:r>
     </w:p>
     <w:p>
@@ -21704,7 +21704,7 @@
         <w:t>มาตรา ๙๗๐</w:t>
       </w:r>
       <w:r>
-        <w:t xml:space="preserve">  ให้จัดตั้งคณะกรรมการผู้ทรงคุณวุฒิระดับชาติเพื่อกำกับดูแล การพัฒนาและจัดการแหล่งน้ำอุปโภคบริโภคที่สะอาดถ้วนหน้า ให้เป็นไปตามมาตรฐานการดำเนินงานและเป้าหมายของรัฐ</w:t>
+        <w:t xml:space="preserve">  ให้มีคณะกรรมการกำกับกิจการน้ำประปา ทำหน้าที่กำหนดมาตรฐานคุณภาพน้ำประปาทั้งของการประปาและของประปาหมู่บ้าน และตรวจคุณภาพน้ำอย่างสม่ำเสมอ</w:t>
       </w:r>
     </w:p>
     <w:p>
@@ -21719,7 +21719,7 @@
         <w:t>มาตรา ๙๗๑</w:t>
       </w:r>
       <w:r>
-        <w:t xml:space="preserve">  ให้มีหน่วยงานกำกับดูแลที่เป็นอิสระทำหน้าที่วางระเบียบ มาตรการ และขับเคลื่อนโครงการเกี่ยวกับ การอุดหนุนสายส่งพลังงานและสาธารณูปโภคขั้นพื้นฐานสู่ชนบทห่างไกล เพื่อประสิทธิภาพสูงสุด</w:t>
+        <w:t xml:space="preserve">  ให้คณะกรรมการตามมาตรา ๙๖๗ กำหนดให้ผู้ให้บริการไฟฟ้าต้องขยายเขตบริการให้ครอบคลุมทุกครัวเรือนภายในเวลาที่กำหนด หรือติดตั้งระบบผลิตไฟฟ้าแบบแยกอิสระในพื้นที่ที่สายส่งเข้าไม่ถึง</w:t>
       </w:r>
     </w:p>
     <w:p>
@@ -21734,7 +21734,7 @@
         <w:t>มาตรา ๙๗๒</w:t>
       </w:r>
       <w:r>
-        <w:t xml:space="preserve">  ให้จัดตั้งคณะกรรมการผู้ทรงคุณวุฒิระดับชาติเพื่อกำกับดูแล การสร้างระบบเสถียรภาพความมั่นคงด้านพลังงานของแผ่นดินในระดับสากล ให้เป็นไปตามมาตรฐานการดำเนินงานและเป้าหมายของรัฐ</w:t>
+        <w:t xml:space="preserve">  ให้มีคณะกรรมการนโยบายความมั่นคงทางพลังงาน ทำหน้าที่จัดทำแผนพัฒนากำลังผลิตไฟฟ้าที่เปิดเผยและรับฟังความคิดเห็นของประชาชน และต้องไม่วางแผนกำลังผลิตสำรองเกินความจำเป็นจนเป็นภาระแก่ผู้ใช้ไฟฟ้า</w:t>
       </w:r>
     </w:p>
     <w:p>
@@ -21749,7 +21749,7 @@
         <w:t>มาตรา ๙๗๓</w:t>
       </w:r>
       <w:r>
-        <w:t xml:space="preserve">  ให้มีหน่วยงานกำกับดูแลที่เป็นอิสระทำหน้าที่วางระเบียบ มาตรการ และขับเคลื่อนโครงการเกี่ยวกับ การจัดระบบโลจิสติกส์และการขนส่งสินค้าทางรางที่ทันสมัยเพื่อเกษตรกร เพื่อประสิทธิภาพสูงสุด</w:t>
+        <w:t xml:space="preserve">  ให้มีหน่วยงานกำกับการขนส่งทางราง ทำหน้าที่กำหนดอัตราค่าขนส่งสินค้าทางรางที่เป็นธรรม และเปิดให้ผู้ประกอบการหลายรายใช้รางได้อย่างเท่าเทียม</w:t>
       </w:r>
     </w:p>
     <w:p>
@@ -21764,7 +21764,7 @@
         <w:t>มาตรา ๙๗๔</w:t>
       </w:r>
       <w:r>
-        <w:t xml:space="preserve">  รัฐต้องจัดตั้งกองทุนหมุนเวียนเพื่ออุดหนุนและพัฒนา การส่งเสริมและพัฒนาการใช้พลังงานสะอาดและพลังงานหมุนเวียน พร้อมจัดให้มีระบบลดหย่อนภาษีแก่ผู้ประกอบการหรือชุมชนที่ร่วมดำเนินงาน</w:t>
+        <w:t xml:space="preserve">  ให้มีกองทุนพลังงานสะอาดชุมชน เพื่อให้สินเชื่อดอกเบี้ยต่ำแก่ครัวเรือน โรงเรียน โรงพยาบาล และสหกรณ์ในการติดตั้งระบบผลิตไฟฟ้าจากพลังงานหมุนเวียน</w:t>
       </w:r>
     </w:p>
     <w:p>
@@ -21779,7 +21779,7 @@
         <w:t>มาตรา ๙๗๕</w:t>
       </w:r>
       <w:r>
-        <w:t xml:space="preserve">  รัฐต้องจัดสรรงบประมาณแผ่นดินและทรัพยากรที่จำเป็นอย่างต่อเนื่องทุกปี เพื่อสนับสนุนและผลักดันการดำเนินงานด้าน การควบคุมโครงสร้างค่าไฟฟ้าและค่าน้ำประปาให้เป็นธรรมต่อราษฎร</w:t>
+        <w:t xml:space="preserve">  รัฐต้องจัดสรรงบประมาณช่วยเหลือค่าไฟฟ้าและค่าน้ำประปาแก่ครัวเรือนรายได้น้อย ผ่านการลดอัตราโดยตรงแทนการตรึงราคาทั่วไปที่เป็นประโยชน์แก่ผู้ใช้รายใหญ่</w:t>
       </w:r>
     </w:p>
     <w:p>
@@ -21794,7 +21794,7 @@
         <w:t>มาตรา ๙๗๖</w:t>
       </w:r>
       <w:r>
-        <w:t xml:space="preserve">  รัฐต้องจัดตั้งกองทุนหมุนเวียนเพื่ออุดหนุนและพัฒนา การจัดสรรงบประมาณโครงข่ายขนส่งมวลชนสาธารณะราคาถูกในทุกจังหวัด พร้อมจัดให้มีระบบลดหย่อนภาษีแก่ผู้ประกอบการหรือชุมชนที่ร่วมดำเนินงาน</w:t>
+        <w:t xml:space="preserve">  ให้มีกองทุนขนส่งสาธารณะ ซึ่งมีรายได้จากภาษียานพาหนะและค่าธรรมเนียมการใช้ถนนในเขตเมือง เพื่ออุดหนุนการเดินรถในเส้นทางที่จำเป็นแต่ไม่คุ้มค่าเชิงพาณิชย์</w:t>
       </w:r>
     </w:p>
     <w:p>
@@ -21809,7 +21809,7 @@
         <w:t>มาตรา ๙๗๗</w:t>
       </w:r>
       <w:r>
-        <w:t xml:space="preserve">  รัฐต้องจัดสรรงบประมาณแผ่นดินและทรัพยากรที่จำเป็นอย่างต่อเนื่องทุกปี เพื่อสนับสนุนและผลักดันการดำเนินงานด้าน การปรับปรุง ซ่อมบำรุง และกระจายงบสร้างถนนสู่ทางหลวงชนบท</w:t>
+        <w:t xml:space="preserve">  รัฐต้องจัดสรรงบประมาณซ่อมบำรุงถนนตามผลการสำรวจสภาพถนนรายเส้นทางที่เปิดเผย และต้องให้ความสำคัญแก่เส้นทางไปโรงเรียนและสถานพยาบาลเป็นลำดับแรก</w:t>
       </w:r>
     </w:p>
     <w:p>
@@ -21824,7 +21824,7 @@
         <w:t>มาตรา ๙๗๘</w:t>
       </w:r>
       <w:r>
-        <w:t xml:space="preserve">  รัฐต้องจัดตั้งกองทุนหมุนเวียนเพื่ออุดหนุนและพัฒนา การพัฒนาและจัดการแหล่งน้ำอุปโภคบริโภคที่สะอาดถ้วนหน้า พร้อมจัดให้มีระบบลดหย่อนภาษีแก่ผู้ประกอบการหรือชุมชนที่ร่วมดำเนินงาน</w:t>
+        <w:t xml:space="preserve">  ให้มีกองทุนพัฒนาประปาหมู่บ้าน เพื่อปรับปรุงระบบผลิตน้ำประปาหมู่บ้านให้ได้มาตรฐาน และฝึกอบรมผู้ดูแลระบบในชุมชน</w:t>
       </w:r>
     </w:p>
     <w:p>
@@ -21839,7 +21839,7 @@
         <w:t>มาตรา ๙๗๙</w:t>
       </w:r>
       <w:r>
-        <w:t xml:space="preserve">  รัฐต้องจัดสรรงบประมาณแผ่นดินและทรัพยากรที่จำเป็นอย่างต่อเนื่องทุกปี เพื่อสนับสนุนและผลักดันการดำเนินงานด้าน การอุดหนุนสายส่งพลังงานและสาธารณูปโภคขั้นพื้นฐานสู่ชนบทห่างไกล</w:t>
+        <w:t xml:space="preserve">  รัฐต้องจัดสรรงบประมาณทุกปีสำหรับการขยายเขตไฟฟ้าและระบบประปาสู่พื้นที่ห่างไกล โดยใช้ส่วนต่างรายได้จากผู้ใช้ไฟฟ้ารายใหญ่อุดหนุนข้ามกลุ่ม</w:t>
       </w:r>
     </w:p>
     <w:p>
@@ -21854,7 +21854,7 @@
         <w:t>มาตรา ๙๘๐</w:t>
       </w:r>
       <w:r>
-        <w:t xml:space="preserve">  รัฐต้องจัดตั้งกองทุนหมุนเวียนเพื่ออุดหนุนและพัฒนา การสร้างระบบเสถียรภาพความมั่นคงด้านพลังงานของแผ่นดินในระดับสากล พร้อมจัดให้มีระบบลดหย่อนภาษีแก่ผู้ประกอบการหรือชุมชนที่ร่วมดำเนินงาน</w:t>
+        <w:t xml:space="preserve">  ให้มีกองทุนสำรองพลังงาน เพื่อรักษาเสถียรภาพราคาพลังงานในภาวะวิกฤต โดยต้องไม่ใช้เพื่อตรึงราคาเชื้อเพลิงเป็นการทั่วไปในระยะยาว</w:t>
       </w:r>
     </w:p>
     <w:p>
@@ -21869,7 +21869,7 @@
         <w:t>มาตรา ๙๘๑</w:t>
       </w:r>
       <w:r>
-        <w:t xml:space="preserve">  รัฐต้องจัดสรรงบประมาณแผ่นดินและทรัพยากรที่จำเป็นอย่างต่อเนื่องทุกปี เพื่อสนับสนุนและผลักดันการดำเนินงานด้าน การจัดระบบโลจิสติกส์และการขนส่งสินค้าทางรางที่ทันสมัยเพื่อเกษตรกร</w:t>
+        <w:t xml:space="preserve">  รัฐต้องจัดสรรงบประมาณสำหรับการสร้างลานขนถ่ายสินค้าและสถานีรวบรวมผลผลิตทางการเกษตรตามแนวเส้นทางรถไฟ</w:t>
       </w:r>
     </w:p>
     <w:p>
@@ -21884,7 +21884,7 @@
         <w:t>มาตรา ๙๘๒</w:t>
       </w:r>
       <w:r>
-        <w:t xml:space="preserve">  ประชาชนและชุมชนท้องถิ่นย่อมมีสิทธิเสนอแนะ ตรวจสอบ และมีส่วนร่วมในการวางแผนจัดการเกี่ยวกับ การส่งเสริมและพัฒนาการใช้พลังงานสะอาดและพลังงานหมุนเวียน โดยตรง</w:t>
+        <w:t xml:space="preserve">  ประชาชนและชุมชนย่อมมีสิทธิร่วมเป็นเจ้าของโครงการผลิตพลังงานหมุนเวียนในพื้นที่ของตน และได้รับส่วนแบ่งรายได้จากโครงการที่ใช้ทรัพยากรในพื้นที่</w:t>
       </w:r>
     </w:p>
     <w:p>
@@ -21899,7 +21899,7 @@
         <w:t>มาตรา ๙๘๓</w:t>
       </w:r>
       <w:r>
-        <w:t xml:space="preserve">  หน่วยงานของรัฐต้องเปิดเผยข้อมูล รายงานการเบิกจ่ายงบประมาณ และผลการทำงานเกี่ยวกับ การควบคุมโครงสร้างค่าไฟฟ้าและค่าน้ำประปาให้เป็นธรรมต่อราษฎร บนระบบข้อมูลออนไลน์ที่สืบค้นง่าย</w:t>
+        <w:t xml:space="preserve">  หน่วยงานของรัฐต้องเปิดเผยโครงสร้างต้นทุนค่าไฟฟ้า สัญญารับซื้อไฟฟ้าจากเอกชนทุกฉบับ และกำลังการผลิตสำรองต่อสาธารณะ</w:t>
       </w:r>
     </w:p>
     <w:p>
@@ -21914,7 +21914,7 @@
         <w:t>มาตรา ๙๘๔</w:t>
       </w:r>
       <w:r>
-        <w:t xml:space="preserve">  ประชาชนและชุมชนท้องถิ่นย่อมมีสิทธิเสนอแนะ ตรวจสอบ และมีส่วนร่วมในการวางแผนจัดการเกี่ยวกับ การจัดสรรงบประมาณโครงข่ายขนส่งมวลชนสาธารณะราคาถูกในทุกจังหวัด โดยตรง</w:t>
+        <w:t xml:space="preserve">  ผู้โดยสารย่อมมีสิทธิร้องเรียนคุณภาพบริการ และร่วมเสนอเส้นทางเดินรถต่อคณะกรรมการตามมาตรา ๙๖๘</w:t>
       </w:r>
     </w:p>
     <w:p>
@@ -21929,7 +21929,7 @@
         <w:t>มาตรา ๙๘๕</w:t>
       </w:r>
       <w:r>
-        <w:t xml:space="preserve">  หน่วยงานของรัฐต้องเปิดเผยข้อมูล รายงานการเบิกจ่ายงบประมาณ และผลการทำงานเกี่ยวกับ การปรับปรุง ซ่อมบำรุง และกระจายงบสร้างถนนสู่ทางหลวงชนบท บนระบบข้อมูลออนไลน์ที่สืบค้นง่าย</w:t>
+        <w:t xml:space="preserve">  หน่วยงานของรัฐต้องเปิดเผยแผนที่สภาพถนน แผนการซ่อมบำรุง ผู้รับจ้าง และวงเงินของแต่ละโครงการต่อสาธารณะ</w:t>
       </w:r>
     </w:p>
     <w:p>
@@ -21944,7 +21944,7 @@
         <w:t>มาตรา ๙๘๖</w:t>
       </w:r>
       <w:r>
-        <w:t xml:space="preserve">  ประชาชนและชุมชนท้องถิ่นย่อมมีสิทธิเสนอแนะ ตรวจสอบ และมีส่วนร่วมในการวางแผนจัดการเกี่ยวกับ การพัฒนาและจัดการแหล่งน้ำอุปโภคบริโภคที่สะอาดถ้วนหน้า โดยตรง</w:t>
+        <w:t xml:space="preserve">  ประชาชนย่อมมีสิทธิขอให้ตรวจคุณภาพน้ำประปาในชุมชนของตนโดยไม่เสียค่าใช้จ่าย และร่วมบริหารประปาหมู่บ้าน</w:t>
       </w:r>
     </w:p>
     <w:p>
@@ -21959,7 +21959,7 @@
         <w:t>มาตรา ๙๘๗</w:t>
       </w:r>
       <w:r>
-        <w:t xml:space="preserve">  หน่วยงานของรัฐต้องเปิดเผยข้อมูล รายงานการเบิกจ่ายงบประมาณ และผลการทำงานเกี่ยวกับ การอุดหนุนสายส่งพลังงานและสาธารณูปโภคขั้นพื้นฐานสู่ชนบทห่างไกล บนระบบข้อมูลออนไลน์ที่สืบค้นง่าย</w:t>
+        <w:t xml:space="preserve">  หน่วยงานของรัฐต้องเปิดเผยรายชื่อหมู่บ้านที่ยังไม่มีไฟฟ้า น้ำประปา หรือสัญญาณโทรคมนาคม และแผนการขยายบริการต่อสาธารณะ</w:t>
       </w:r>
     </w:p>
     <w:p>
@@ -21974,7 +21974,7 @@
         <w:t>มาตรา ๙๘๘</w:t>
       </w:r>
       <w:r>
-        <w:t xml:space="preserve">  ประชาชนและชุมชนท้องถิ่นย่อมมีสิทธิเสนอแนะ ตรวจสอบ และมีส่วนร่วมในการวางแผนจัดการเกี่ยวกับ การสร้างระบบเสถียรภาพความมั่นคงด้านพลังงานของแผ่นดินในระดับสากล โดยตรง</w:t>
+        <w:t xml:space="preserve">  ประชาชนย่อมมีสิทธิร่วมให้ความเห็นต่อแผนพัฒนากำลังผลิตไฟฟ้าก่อนเสนอคณะรัฐมนตรี และแผนดังกล่าวต้องเปิดเผยสมมติฐานการพยากรณ์ความต้องการไฟฟ้า</w:t>
       </w:r>
     </w:p>
     <w:p>
@@ -21989,7 +21989,7 @@
         <w:t>มาตรา ๙๘๙</w:t>
       </w:r>
       <w:r>
-        <w:t xml:space="preserve">  หน่วยงานของรัฐต้องเปิดเผยข้อมูล รายงานการเบิกจ่ายงบประมาณ และผลการทำงานเกี่ยวกับ การจัดระบบโลจิสติกส์และการขนส่งสินค้าทางรางที่ทันสมัยเพื่อเกษตรกร บนระบบข้อมูลออนไลน์ที่สืบค้นง่าย</w:t>
+        <w:t xml:space="preserve">  หน่วยงานของรัฐต้องเปิดเผยอัตราค่าขนส่งสินค้าทางราง ตารางการเดินรถสินค้า และความคืบหน้าของโครงการรถไฟต่อสาธารณะ</w:t>
       </w:r>
     </w:p>
     <w:p>
@@ -22004,7 +22004,7 @@
         <w:t>มาตรา ๙๙๐</w:t>
       </w:r>
       <w:r>
-        <w:t xml:space="preserve">  การออกระเบียบหรือมาตรการใด ๆ เกี่ยวกับ การส่งเสริมและพัฒนาการใช้พลังงานสะอาดและพลังงานหมุนเวียน ต้องคำนึงถึงผลกระทบต่อกลุ่มเปราะบางในสังคมเป็นลำดับแรก</w:t>
+        <w:t xml:space="preserve">  มาตรการเปลี่ยนผ่านสู่พลังงานสะอาดต้องคำนึงถึงแรงงานในอุตสาหกรรมเชื้อเพลิงฟอสซิลและครัวเรือนรายได้น้อยเป็นลำดับแรก และต้องไม่ผลักภาระค่าใช้จ่ายของการเปลี่ยนผ่านไปที่ผู้มีรายได้น้อย</w:t>
       </w:r>
     </w:p>
     <w:p>
@@ -22019,7 +22019,7 @@
         <w:t>มาตรา ๙๙๑</w:t>
       </w:r>
       <w:r>
-        <w:t xml:space="preserve">  รัฐต้องส่งเสริมความร่วมมือทางวิชาการและปรับปรุงมาตรฐานการจัดการ การควบคุมโครงสร้างค่าไฟฟ้าและค่าน้ำประปาให้เป็นธรรมต่อราษฎร ให้สอดคล้องกับข้อตกลงและกติกาสากลระหว่างประเทศ</w:t>
+        <w:t xml:space="preserve">  ให้รัฐร่วมมือกับประเทศเพื่อนบ้านในการพัฒนาระบบซื้อขายไฟฟ้าระดับภูมิภาค โดยต้องประเมินผลกระทบต่อสิ่งแวดล้อมและชุมชนของโครงการไฟฟ้าในต่างประเทศที่ประเทศไทยรับซื้อ</w:t>
       </w:r>
     </w:p>
     <w:p>
@@ -22034,7 +22034,7 @@
         <w:t>มาตรา ๙๙๒</w:t>
       </w:r>
       <w:r>
-        <w:t xml:space="preserve">  ให้คณะกรรมการตรวจสอบมีอำนาจในการระงับ อายัด และสืบสวนหาข้อเท็จจริงกรณีพบความไม่โปร่งใสในการดำเนินงานด้าน การจัดสรรงบประมาณโครงข่ายขนส่งมวลชนสาธารณะราคาถูกในทุกจังหวัด</w:t>
+        <w:t xml:space="preserve">  ให้คณะกรรมการตามมาตรา ๙๖๘ มีอำนาจตรวจสอบและระงับการจ่ายเงินอุดหนุนแก่ผู้ประกอบการที่ไม่เดินรถตามที่ตกลง หรือรายงานจำนวนเที่ยววิ่งอันเป็นเท็จ</w:t>
       </w:r>
     </w:p>
     <w:p>
@@ -22049,7 +22049,7 @@
         <w:t>มาตรา ๙๙๓</w:t>
       </w:r>
       <w:r>
-        <w:t xml:space="preserve">  ให้มีการประเมินผลสัมฤทธิ์และทบทวนความเหมาะสมของกฎหมายและนโยบายด้าน การปรับปรุง ซ่อมบำรุง และกระจายงบสร้างถนนสู่ทางหลวงชนบท ทุกรอบห้าปีตามสภาวะสังคมที่เปลี่ยนแปลง</w:t>
+        <w:t xml:space="preserve">  กฎหมายและหลักเกณฑ์การจัดสรรงบประมาณถนนต้องได้รับการทบทวนทุกห้าปี เพื่อให้การกระจายงบประมาณสอดคล้องกับความจำเป็นของพื้นที่</w:t>
       </w:r>
     </w:p>
     <w:p>
@@ -22064,7 +22064,7 @@
         <w:t>มาตรา ๙๙๔</w:t>
       </w:r>
       <w:r>
-        <w:t xml:space="preserve">  การออกระเบียบหรือมาตรการใด ๆ เกี่ยวกับ การพัฒนาและจัดการแหล่งน้ำอุปโภคบริโภคที่สะอาดถ้วนหน้า ต้องคำนึงถึงผลกระทบต่อกลุ่มเปราะบางในสังคมเป็นลำดับแรก</w:t>
+        <w:t xml:space="preserve">  การออกมาตรการเกี่ยวกับน้ำอุปโภคบริโภคต้องคำนึงถึงพื้นที่แล้งซ้ำซากและพื้นที่ที่น้ำบาดาลปนเปื้อนสารพิษเป็นลำดับแรก</w:t>
       </w:r>
     </w:p>
     <w:p>
@@ -22079,7 +22079,7 @@
         <w:t>มาตรา ๙๙๕</w:t>
       </w:r>
       <w:r>
-        <w:t xml:space="preserve">  รัฐต้องส่งเสริมความร่วมมือทางวิชาการและปรับปรุงมาตรฐานการจัดการ การอุดหนุนสายส่งพลังงานและสาธารณูปโภคขั้นพื้นฐานสู่ชนบทห่างไกล ให้สอดคล้องกับข้อตกลงและกติกาสากลระหว่างประเทศ</w:t>
+        <w:t xml:space="preserve">  ให้รัฐร่วมมือกับองค์การระหว่างประเทศในการพัฒนาระบบไฟฟ้าขนาดเล็กจากพลังงานหมุนเวียนสำหรับพื้นที่เกาะและพื้นที่ภูเขาห่างไกล</w:t>
       </w:r>
     </w:p>
     <w:p>
@@ -22094,7 +22094,7 @@
         <w:t>มาตรา ๙๙๖</w:t>
       </w:r>
       <w:r>
-        <w:t xml:space="preserve">  ให้คณะกรรมการตรวจสอบมีอำนาจในการระงับ อายัด และสืบสวนหาข้อเท็จจริงกรณีพบความไม่โปร่งใสในการดำเนินงานด้าน การสร้างระบบเสถียรภาพความมั่นคงด้านพลังงานของแผ่นดินในระดับสากล</w:t>
+        <w:t xml:space="preserve">  ให้คณะกรรมการตามมาตรา ๙๗๒ มีอำนาจตรวจสอบและระงับโครงการโรงไฟฟ้าที่ไม่อยู่ในแผนพัฒนากำลังผลิตไฟฟ้า หรือที่มีการทำสัญญาโดยไม่ผ่านการแข่งขัน</w:t>
       </w:r>
     </w:p>
     <w:p>
@@ -22121,7 +22121,7 @@
         <w:t>มาตรา ๙๙๗</w:t>
       </w:r>
       <w:r>
-        <w:t xml:space="preserve">  รัฐต้องรับรองและคุ้มครองหลักการ การส่งเสริมกีฬาเพื่อสุขภาพและการจัดสร้างลานกีฬาชุมชนฟรี เพื่อประโยชน์ของประชาชนและผู้ใช้บริการอย่างถ้วนหน้าและยั่งยืน</w:t>
+        <w:t xml:space="preserve">  รัฐต้องรับรองหลักการว่าการออกกำลังกายและการเล่นกีฬาเป็นส่วนหนึ่งของการสร้างเสริมสุขภาพ และต้องจัดให้มีลานกีฬาหรือสนามกีฬาสาธารณะที่ประชาชนใช้ได้โดยไม่เสียค่าใช้จ่ายในทุกตำบล</w:t>
       </w:r>
     </w:p>
     <w:p>
@@ -22136,7 +22136,7 @@
         <w:t>มาตรา ๙๙๘</w:t>
       </w:r>
       <w:r>
-        <w:t xml:space="preserve">  ประชาชนย่อมมีสิทธิพื้นฐานในเรื่อง สวัสดิการ การฝึกอบรม และประกันรายได้แก่นักกีฬาตัวแทนทีมชาติ โดยห้ามมิให้หน่วยงานใดจำกัดสิทธิหรือสร้างเงื่อนไขกีดกันโดยมิชอบ</w:t>
+        <w:t xml:space="preserve">  นักกีฬาที่เป็นตัวแทนทีมชาติย่อมมีสิทธิได้รับค่าตอบแทน การฝึกซ้อม การรักษาพยาบาล และการประกันอุบัติเหตุที่เหมาะสม และย่อมได้รับความคุ้มครองจากการล่วงละเมิดและการเอารัดเอาเปรียบโดยผู้ฝึกสอนหรือสมาคม</w:t>
       </w:r>
     </w:p>
     <w:p>
@@ -22151,7 +22151,7 @@
         <w:t>มาตรา ๙๙๙</w:t>
       </w:r>
       <w:r>
-        <w:t xml:space="preserve">  รัฐต้องรับรองและคุ้มครองหลักการ การสนับสนุนนโยบายการท่องเที่ยวยั่งยืนและเป็นมิตรต่อสิ่งแวดล้อม เพื่อประโยชน์ของประชาชนและผู้ใช้บริการอย่างถ้วนหน้าและยั่งยืน</w:t>
+        <w:t xml:space="preserve">  รัฐต้องรับรองหลักการว่าการพัฒนาการท่องเที่ยวต้องไม่ทำลายสิ่งแวดล้อม วัฒนธรรม และวิถีชีวิตของชุมชน และต้องกำหนดขีดความสามารถในการรองรับนักท่องเที่ยวของพื้นที่อ่อนไหว</w:t>
       </w:r>
     </w:p>
     <w:p>
@@ -22166,7 +22166,7 @@
         <w:t>มาตรา ๑๐๐๐</w:t>
       </w:r>
       <w:r>
-        <w:t xml:space="preserve">  ประชาชนย่อมมีสิทธิพื้นฐานในเรื่อง การจัดสรรอุปกรณ์การกีฬาและโครงสร้างพื้นฐานระดับมาตรฐาน โดยห้ามมิให้หน่วยงานใดจำกัดสิทธิหรือสร้างเงื่อนไขกีดกันโดยมิชอบ</w:t>
+        <w:t xml:space="preserve">  ประชาชนย่อมมีสิทธิเข้าถึงสนามกีฬาและอุปกรณ์กีฬาที่ได้มาตรฐาน สนามกีฬาที่สร้างด้วยงบประมาณของรัฐต้องเปิดให้ประชาชนใช้ในเวลาที่ไม่มีการแข่งขันหรือการฝึกซ้อม</w:t>
       </w:r>
     </w:p>
     <w:p>
@@ -22181,7 +22181,7 @@
         <w:t>มาตรา ๑๐๐๑</w:t>
       </w:r>
       <w:r>
-        <w:t xml:space="preserve">  รัฐต้องรับรองและคุ้มครองหลักการ การจัดการและดูแลรักษาแหล่งท่องเที่ยวทางธรรมชาติโดยสภาชุมชน เพื่อประโยชน์ของประชาชนและผู้ใช้บริการอย่างถ้วนหน้าและยั่งยืน</w:t>
+        <w:t xml:space="preserve">  รัฐต้องรับรองหลักการว่าชุมชนที่อยู่ติดแหล่งท่องเที่ยวธรรมชาติย่อมมีสิทธิร่วมจัดการแหล่งท่องเที่ยวนั้น และต้องได้รับประโยชน์จากการท่องเที่ยวก่อนผู้ประกอบการจากภายนอก</w:t>
       </w:r>
     </w:p>
     <w:p>
@@ -22196,7 +22196,7 @@
         <w:t>มาตรา ๑๐๐๒</w:t>
       </w:r>
       <w:r>
-        <w:t xml:space="preserve">  ประชาชนย่อมมีสิทธิพื้นฐานในเรื่อง การจัดหาสิ่งอำนวยความสะดวกการเล่นกีฬาและการสิทธิการแข่งขันแก่ผู้พิการ โดยห้ามมิให้หน่วยงานใดจำกัดสิทธิหรือสร้างเงื่อนไขกีดกันโดยมิชอบ</w:t>
+        <w:t xml:space="preserve">  ผู้พิการย่อมมีสิทธิเล่นกีฬา เข้าร่วมการแข่งขัน และใช้สิ่งอำนวยความสะดวกด้านกีฬาเท่าเทียมกับบุคคลอื่น และนักกีฬาพาราลิมปิกย่อมได้รับค่าตอบแทนและรางวัลไม่ต่ำกว่านักกีฬาทั่วไปในระดับเดียวกัน</w:t>
       </w:r>
     </w:p>
     <w:p>
@@ -22211,7 +22211,7 @@
         <w:t>มาตรา ๑๐๐๓</w:t>
       </w:r>
       <w:r>
-        <w:t xml:space="preserve">  รัฐต้องรับรองและคุ้มครองหลักการ การกระจายส่วนแบ่งรายได้และมาตรการกระตุ้นการท่องเที่ยวชุมชน เพื่อประโยชน์ของประชาชนและผู้ใช้บริการอย่างถ้วนหน้าและยั่งยืน</w:t>
+        <w:t xml:space="preserve">  ประชาชนในชุมชนท่องเที่ยวย่อมมีสิทธิได้รับส่วนแบ่งที่เป็นธรรมจากรายได้การท่องเที่ยว รัฐต้องส่งเสริมการท่องเที่ยวในเมืองรองและชุมชนชนบท เพื่อกระจายรายได้ออกจากแหล่งท่องเที่ยวหลัก</w:t>
       </w:r>
     </w:p>
     <w:p>
@@ -22226,7 +22226,7 @@
         <w:t>มาตรา ๑๐๐๔</w:t>
       </w:r>
       <w:r>
-        <w:t xml:space="preserve">  ประชาชนย่อมมีสิทธิพื้นฐานในเรื่อง กิจกรรมสันทนาการ ค่ายเยาวชน และพื้นที่แสดงความสามารถสร้างสรรค์ โดยห้ามมิให้หน่วยงานใดจำกัดสิทธิหรือสร้างเงื่อนไขกีดกันโดยมิชอบ</w:t>
+        <w:t xml:space="preserve">  เด็กและเยาวชนย่อมมีสิทธิเข้าถึงกิจกรรมสันทนาการ ค่ายเยาวชน และพื้นที่แสดงความสามารถสร้างสรรค์ทางดนตรี ศิลปะ และการแสดง โดยไม่เสียค่าใช้จ่ายหรือเสียในอัตราต่ำ</w:t>
       </w:r>
     </w:p>
     <w:p>
@@ -22241,7 +22241,7 @@
         <w:t>มาตรา ๑๐๐๕</w:t>
       </w:r>
       <w:r>
-        <w:t xml:space="preserve">  ให้มีหน่วยงานกำกับดูแลที่เป็นอิสระทำหน้าที่วางระเบียบ มาตรการ และขับเคลื่อนโครงการเกี่ยวกับ การส่งเสริมกีฬาเพื่อสุขภาพและการจัดสร้างลานกีฬาชุมชนฟรี เพื่อประสิทธิภาพสูงสุด</w:t>
+        <w:t xml:space="preserve">  ให้องค์กรปกครองส่วนท้องถิ่นเป็นผู้ดูแลลานกีฬาชุมชน และให้มีหน่วยงานกำกับมาตรฐานสถานที่ออกกำลังกายสาธารณะ ทำหน้าที่ตรวจความปลอดภัยของอุปกรณ์และสนาม</w:t>
       </w:r>
     </w:p>
     <w:p>
@@ -22256,7 +22256,7 @@
         <w:t>มาตรา ๑๐๐๖</w:t>
       </w:r>
       <w:r>
-        <w:t xml:space="preserve">  ให้จัดตั้งคณะกรรมการผู้ทรงคุณวุฒิระดับชาติเพื่อกำกับดูแล สวัสดิการ การฝึกอบรม และประกันรายได้แก่นักกีฬาตัวแทนทีมชาติ ให้เป็นไปตามมาตรฐานการดำเนินงานและเป้าหมายของรัฐ</w:t>
+        <w:t xml:space="preserve">  ให้มีคณะกรรมการพัฒนานักกีฬาแห่งชาติ ซึ่งมีผู้แทนนักกีฬาที่นักกีฬาเลือกกันเองร่วมเป็นกรรมการ ทำหน้าที่กำหนดหลักเกณฑ์การคัดเลือกนักกีฬาที่เป็นธรรมและการกำกับดูแลสมาคมกีฬาที่ได้รับเงินอุดหนุนจากรัฐ</w:t>
       </w:r>
     </w:p>
     <w:p>
@@ -22271,7 +22271,7 @@
         <w:t>มาตรา ๑๐๐๗</w:t>
       </w:r>
       <w:r>
-        <w:t xml:space="preserve">  ให้มีหน่วยงานกำกับดูแลที่เป็นอิสระทำหน้าที่วางระเบียบ มาตรการ และขับเคลื่อนโครงการเกี่ยวกับ การสนับสนุนนโยบายการท่องเที่ยวยั่งยืนและเป็นมิตรต่อสิ่งแวดล้อม เพื่อประสิทธิภาพสูงสุด</w:t>
+        <w:t xml:space="preserve">  ให้มีหน่วยงานกำกับการท่องเที่ยวยั่งยืน ทำหน้าที่กำหนดจำนวนนักท่องเที่ยวสูงสุดในพื้นที่อ่อนไหว รับรองมาตรฐานการท่องเที่ยวที่เป็นมิตรต่อสิ่งแวดล้อม และสั่งปิดพื้นที่เพื่อฟื้นฟูเมื่อจำเป็น</w:t>
       </w:r>
     </w:p>
     <w:p>
@@ -22286,7 +22286,7 @@
         <w:t>มาตรา ๑๐๐๘</w:t>
       </w:r>
       <w:r>
-        <w:t xml:space="preserve">  ให้จัดตั้งคณะกรรมการผู้ทรงคุณวุฒิระดับชาติเพื่อกำกับดูแล การจัดสรรอุปกรณ์การกีฬาและโครงสร้างพื้นฐานระดับมาตรฐาน ให้เป็นไปตามมาตรฐานการดำเนินงานและเป้าหมายของรัฐ</w:t>
+        <w:t xml:space="preserve">  ให้มีคณะกรรมการกำกับมาตรฐานสนามกีฬา ทำหน้าที่ตรวจความปลอดภัยของอัฒจันทร์และสนามกีฬาขนาดใหญ่ และกำหนดมาตรฐานสนามกีฬาในสถานศึกษา</w:t>
       </w:r>
     </w:p>
     <w:p>
@@ -22301,7 +22301,7 @@
         <w:t>มาตรา ๑๐๐๙</w:t>
       </w:r>
       <w:r>
-        <w:t xml:space="preserve">  ให้มีหน่วยงานกำกับดูแลที่เป็นอิสระทำหน้าที่วางระเบียบ มาตรการ และขับเคลื่อนโครงการเกี่ยวกับ การจัดการและดูแลรักษาแหล่งท่องเที่ยวทางธรรมชาติโดยสภาชุมชน เพื่อประสิทธิภาพสูงสุด</w:t>
+        <w:t xml:space="preserve">  ให้มีสภาชุมชนจัดการแหล่งท่องเที่ยว ซึ่งสมาชิกมาจากการเลือกตั้งของชุมชน ทำหน้าที่ร่วมกับหน่วยงานของรัฐในการกำหนดกฎกติกาการท่องเที่ยว การรับนักท่องเที่ยว และการแบ่งรายได้</w:t>
       </w:r>
     </w:p>
     <w:p>
@@ -22316,7 +22316,7 @@
         <w:t>มาตรา ๑๐๑๐</w:t>
       </w:r>
       <w:r>
-        <w:t xml:space="preserve">  ให้จัดตั้งคณะกรรมการผู้ทรงคุณวุฒิระดับชาติเพื่อกำกับดูแล การจัดหาสิ่งอำนวยความสะดวกการเล่นกีฬาและการสิทธิการแข่งขันแก่ผู้พิการ ให้เป็นไปตามมาตรฐานการดำเนินงานและเป้าหมายของรัฐ</w:t>
+        <w:t xml:space="preserve">  ให้มีคณะกรรมการส่งเสริมกีฬาคนพิการ ทำหน้าที่จัดหาอุปกรณ์กีฬาเฉพาะทาง จัดการแข่งขันระดับท้องถิ่น และคัดเลือกนักกีฬาคนพิการเข้าสู่ทีมชาติ</w:t>
       </w:r>
     </w:p>
     <w:p>
@@ -22331,7 +22331,7 @@
         <w:t>มาตรา ๑๐๑๑</w:t>
       </w:r>
       <w:r>
-        <w:t xml:space="preserve">  ให้มีหน่วยงานกำกับดูแลที่เป็นอิสระทำหน้าที่วางระเบียบ มาตรการ และขับเคลื่อนโครงการเกี่ยวกับ การกระจายส่วนแบ่งรายได้และมาตรการกระตุ้นการท่องเที่ยวชุมชน เพื่อประสิทธิภาพสูงสุด</w:t>
+        <w:t xml:space="preserve">  ให้หน่วยงานด้านการท่องเที่ยวจัดทำระบบรับรองที่พักและบริการท่องเที่ยวชุมชน และช่วยเหลือการตลาดแก่ผู้ประกอบการท่องเที่ยวชุมชนรายย่อย</w:t>
       </w:r>
     </w:p>
     <w:p>
@@ -22346,7 +22346,7 @@
         <w:t>มาตรา ๑๐๑๒</w:t>
       </w:r>
       <w:r>
-        <w:t xml:space="preserve">  ให้จัดตั้งคณะกรรมการผู้ทรงคุณวุฒิระดับชาติเพื่อกำกับดูแล กิจกรรมสันทนาการ ค่ายเยาวชน และพื้นที่แสดงความสามารถสร้างสรรค์ ให้เป็นไปตามมาตรฐานการดำเนินงานและเป้าหมายของรัฐ</w:t>
+        <w:t xml:space="preserve">  ให้มีคณะกรรมการพื้นที่สร้างสรรค์เยาวชน ทำหน้าที่จัดสรรพื้นที่สาธารณะให้เยาวชนใช้จัดกิจกรรมสร้างสรรค์ และสนับสนุนกิจกรรมที่เยาวชนเป็นผู้ริเริ่มเอง</w:t>
       </w:r>
     </w:p>
     <w:p>
@@ -22361,7 +22361,7 @@
         <w:t>มาตรา ๑๐๑๓</w:t>
       </w:r>
       <w:r>
-        <w:t xml:space="preserve">  รัฐต้องจัดสรรงบประมาณแผ่นดินและทรัพยากรที่จำเป็นอย่างต่อเนื่องทุกปี เพื่อสนับสนุนและผลักดันการดำเนินงานด้าน การส่งเสริมกีฬาเพื่อสุขภาพและการจัดสร้างลานกีฬาชุมชนฟรี</w:t>
+        <w:t xml:space="preserve">  รัฐต้องจัดสรรงบประมาณทุกปีแก่องค์กรปกครองส่วนท้องถิ่นสำหรับการสร้างและบำรุงรักษาลานกีฬาชุมชน และการจ้างผู้ฝึกสอนกีฬาประจำชุมชน</w:t>
       </w:r>
     </w:p>
     <w:p>
@@ -22376,7 +22376,7 @@
         <w:t>มาตรา ๑๐๑๔</w:t>
       </w:r>
       <w:r>
-        <w:t xml:space="preserve">  รัฐต้องจัดตั้งกองทุนหมุนเวียนเพื่ออุดหนุนและพัฒนา สวัสดิการ การฝึกอบรม และประกันรายได้แก่นักกีฬาตัวแทนทีมชาติ พร้อมจัดให้มีระบบลดหย่อนภาษีแก่ผู้ประกอบการหรือชุมชนที่ร่วมดำเนินงาน</w:t>
+        <w:t xml:space="preserve">  ให้มีกองทุนประกันรายได้นักกีฬา เพื่อจ่ายเงินเดือนแก่นักกีฬาทีมชาติในระหว่างการฝึกซ้อม และให้ทุนการศึกษาและการฝึกอาชีพแก่นักกีฬาหลังเลิกเล่น</w:t>
       </w:r>
     </w:p>
     <w:p>
@@ -22391,7 +22391,7 @@
         <w:t>มาตรา ๑๐๑๕</w:t>
       </w:r>
       <w:r>
-        <w:t xml:space="preserve">  รัฐต้องจัดสรรงบประมาณแผ่นดินและทรัพยากรที่จำเป็นอย่างต่อเนื่องทุกปี เพื่อสนับสนุนและผลักดันการดำเนินงานด้าน การสนับสนุนนโยบายการท่องเที่ยวยั่งยืนและเป็นมิตรต่อสิ่งแวดล้อม</w:t>
+        <w:t xml:space="preserve">  รัฐต้องจัดสรรงบประมาณจากค่าธรรมเนียมนักท่องเที่ยวที่เรียกเก็บ เพื่อฟื้นฟูแหล่งท่องเที่ยวที่เสื่อมโทรม จัดการขยะ และพัฒนาสาธารณูปโภคในพื้นที่ท่องเที่ยว</w:t>
       </w:r>
     </w:p>
     <w:p>
@@ -22406,7 +22406,7 @@
         <w:t>มาตรา ๑๐๑๖</w:t>
       </w:r>
       <w:r>
-        <w:t xml:space="preserve">  รัฐต้องจัดตั้งกองทุนหมุนเวียนเพื่ออุดหนุนและพัฒนา การจัดสรรอุปกรณ์การกีฬาและโครงสร้างพื้นฐานระดับมาตรฐาน พร้อมจัดให้มีระบบลดหย่อนภาษีแก่ผู้ประกอบการหรือชุมชนที่ร่วมดำเนินงาน</w:t>
+        <w:t xml:space="preserve">  ให้มีกองทุนพัฒนาอุปกรณ์กีฬาในสถานศึกษา เพื่อจัดหาอุปกรณ์กีฬาแก่โรงเรียนที่ขาดแคลน</w:t>
       </w:r>
     </w:p>
     <w:p>
@@ -22421,7 +22421,7 @@
         <w:t>มาตรา ๑๐๑๗</w:t>
       </w:r>
       <w:r>
-        <w:t xml:space="preserve">  รัฐต้องจัดสรรงบประมาณแผ่นดินและทรัพยากรที่จำเป็นอย่างต่อเนื่องทุกปี เพื่อสนับสนุนและผลักดันการดำเนินงานด้าน การจัดการและดูแลรักษาแหล่งท่องเที่ยวทางธรรมชาติโดยสภาชุมชน</w:t>
+        <w:t xml:space="preserve">  รัฐต้องจัดสรรงบประมาณสำหรับการฝึกอบรมมัคคุเทศก์ท้องถิ่น การจัดทำเส้นทางศึกษาธรรมชาติ และการลาดตระเวนดูแลแหล่งท่องเที่ยวโดยชุมชน</w:t>
       </w:r>
     </w:p>
     <w:p>
@@ -22436,7 +22436,7 @@
         <w:t>มาตรา ๑๐๑๘</w:t>
       </w:r>
       <w:r>
-        <w:t xml:space="preserve">  รัฐต้องจัดตั้งกองทุนหมุนเวียนเพื่ออุดหนุนและพัฒนา การจัดหาสิ่งอำนวยความสะดวกการเล่นกีฬาและการสิทธิการแข่งขันแก่ผู้พิการ พร้อมจัดให้มีระบบลดหย่อนภาษีแก่ผู้ประกอบการหรือชุมชนที่ร่วมดำเนินงาน</w:t>
+        <w:t xml:space="preserve">  ให้มีกองทุนส่งเสริมกีฬาคนพิการ เพื่อจัดซื้ออุปกรณ์กีฬาเฉพาะทาง เช่น วีลแชร์กีฬาและขาเทียม แก่นักกีฬาคนพิการ</w:t>
       </w:r>
     </w:p>
     <w:p>
@@ -22451,7 +22451,7 @@
         <w:t>มาตรา ๑๐๑๙</w:t>
       </w:r>
       <w:r>
-        <w:t xml:space="preserve">  รัฐต้องจัดสรรงบประมาณแผ่นดินและทรัพยากรที่จำเป็นอย่างต่อเนื่องทุกปี เพื่อสนับสนุนและผลักดันการดำเนินงานด้าน การกระจายส่วนแบ่งรายได้และมาตรการกระตุ้นการท่องเที่ยวชุมชน</w:t>
+        <w:t xml:space="preserve">  รัฐต้องจัดสรรงบประมาณส่งเสริมการท่องเที่ยวในเมืองรองไม่น้อยกว่าครึ่งหนึ่งของงบประมาณส่งเสริมการท่องเที่ยวในประเทศทั้งหมด</w:t>
       </w:r>
     </w:p>
     <w:p>
@@ -22466,7 +22466,7 @@
         <w:t>มาตรา ๑๐๒๐</w:t>
       </w:r>
       <w:r>
-        <w:t xml:space="preserve">  รัฐต้องจัดตั้งกองทุนหมุนเวียนเพื่ออุดหนุนและพัฒนา กิจกรรมสันทนาการ ค่ายเยาวชน และพื้นที่แสดงความสามารถสร้างสรรค์ พร้อมจัดให้มีระบบลดหย่อนภาษีแก่ผู้ประกอบการหรือชุมชนที่ร่วมดำเนินงาน</w:t>
+        <w:t xml:space="preserve">  ให้มีกองทุนกิจกรรมสร้างสรรค์เยาวชน เพื่อสนับสนุนค่ายเยาวชน วงดนตรี กลุ่มศิลปะ และการแสดงของเยาวชนในชุมชน</w:t>
       </w:r>
     </w:p>
     <w:p>
@@ -22481,7 +22481,7 @@
         <w:t>มาตรา ๑๐๒๑</w:t>
       </w:r>
       <w:r>
-        <w:t xml:space="preserve">  หน่วยงานของรัฐต้องเปิดเผยข้อมูล รายงานการเบิกจ่ายงบประมาณ และผลการทำงานเกี่ยวกับ การส่งเสริมกีฬาเพื่อสุขภาพและการจัดสร้างลานกีฬาชุมชนฟรี บนระบบข้อมูลออนไลน์ที่สืบค้นง่าย</w:t>
+        <w:t xml:space="preserve">  หน่วยงานของรัฐต้องเปิดเผยรายชื่อลานกีฬาสาธารณะ เวลาเปิดให้บริการ และงบประมาณบำรุงรักษาของแต่ละแห่งต่อสาธารณะ</w:t>
       </w:r>
     </w:p>
     <w:p>
@@ -22496,7 +22496,7 @@
         <w:t>มาตรา ๑๐๒๒</w:t>
       </w:r>
       <w:r>
-        <w:t xml:space="preserve">  ประชาชนและชุมชนท้องถิ่นย่อมมีสิทธิเสนอแนะ ตรวจสอบ และมีส่วนร่วมในการวางแผนจัดการเกี่ยวกับ สวัสดิการ การฝึกอบรม และประกันรายได้แก่นักกีฬาตัวแทนทีมชาติ โดยตรง</w:t>
+        <w:t xml:space="preserve">  นักกีฬาย่อมมีสิทธิร้องเรียนการคัดเลือกที่ไม่เป็นธรรมหรือการล่วงละเมิดต่อคณะกรรมการตามมาตรา ๑๐๐๖ โดยไม่ถูกตัดสิทธิการเป็นตัวแทนทีมชาติเพราะการร้องเรียน</w:t>
       </w:r>
     </w:p>
     <w:p>
@@ -22511,7 +22511,7 @@
         <w:t>มาตรา ๑๐๒๓</w:t>
       </w:r>
       <w:r>
-        <w:t xml:space="preserve">  หน่วยงานของรัฐต้องเปิดเผยข้อมูล รายงานการเบิกจ่ายงบประมาณ และผลการทำงานเกี่ยวกับ การสนับสนุนนโยบายการท่องเที่ยวยั่งยืนและเป็นมิตรต่อสิ่งแวดล้อม บนระบบข้อมูลออนไลน์ที่สืบค้นง่าย</w:t>
+        <w:t xml:space="preserve">  หน่วยงานของรัฐต้องเปิดเผยจำนวนนักท่องเที่ยว รายได้จากค่าธรรมเนียม และสภาพทรัพยากรธรรมชาติในแหล่งท่องเที่ยวสำคัญต่อสาธารณะ</w:t>
       </w:r>
     </w:p>
     <w:p>
@@ -22526,7 +22526,7 @@
         <w:t>มาตรา ๑๐๒๔</w:t>
       </w:r>
       <w:r>
-        <w:t xml:space="preserve">  ประชาชนและชุมชนท้องถิ่นย่อมมีสิทธิเสนอแนะ ตรวจสอบ และมีส่วนร่วมในการวางแผนจัดการเกี่ยวกับ การจัดสรรอุปกรณ์การกีฬาและโครงสร้างพื้นฐานระดับมาตรฐาน โดยตรง</w:t>
+        <w:t xml:space="preserve">  หน่วยงานของรัฐต้องเปิดเผยรายชื่อสนามกีฬาของรัฐ ตารางการใช้งาน และค่าบำรุงรักษาต่อสาธารณะ</w:t>
       </w:r>
     </w:p>
     <w:p>
@@ -22541,7 +22541,7 @@
         <w:t>มาตรา ๑๐๒๕</w:t>
       </w:r>
       <w:r>
-        <w:t xml:space="preserve">  หน่วยงานของรัฐต้องเปิดเผยข้อมูล รายงานการเบิกจ่ายงบประมาณ และผลการทำงานเกี่ยวกับ การจัดการและดูแลรักษาแหล่งท่องเที่ยวทางธรรมชาติโดยสภาชุมชน บนระบบข้อมูลออนไลน์ที่สืบค้นง่าย</w:t>
+        <w:t xml:space="preserve">  หน่วยงานของรัฐและสภาชุมชนต้องเปิดเผยรายได้จากการท่องเที่ยวในแหล่งที่ชุมชนร่วมจัดการ และการแบ่งรายได้นั้นต่อสาธารณะ</w:t>
       </w:r>
     </w:p>
     <w:p>
@@ -22556,7 +22556,7 @@
         <w:t>มาตรา ๑๐๒๖</w:t>
       </w:r>
       <w:r>
-        <w:t xml:space="preserve">  ประชาชนและชุมชนท้องถิ่นย่อมมีสิทธิเสนอแนะ ตรวจสอบ และมีส่วนร่วมในการวางแผนจัดการเกี่ยวกับ การจัดหาสิ่งอำนวยความสะดวกการเล่นกีฬาและการสิทธิการแข่งขันแก่ผู้พิการ โดยตรง</w:t>
+        <w:t xml:space="preserve">  ผู้พิการและองค์กรของผู้พิการย่อมมีสิทธิร่วมตรวจสอบสิ่งอำนวยความสะดวกในสนามกีฬาสาธารณะ และเสนอการปรับปรุงต่อคณะกรรมการตามมาตรา ๑๐๑๐</w:t>
       </w:r>
     </w:p>
     <w:p>
@@ -22571,7 +22571,7 @@
         <w:t>มาตรา ๑๐๒๗</w:t>
       </w:r>
       <w:r>
-        <w:t xml:space="preserve">  หน่วยงานของรัฐต้องเปิดเผยข้อมูล รายงานการเบิกจ่ายงบประมาณ และผลการทำงานเกี่ยวกับ การกระจายส่วนแบ่งรายได้และมาตรการกระตุ้นการท่องเที่ยวชุมชน บนระบบข้อมูลออนไลน์ที่สืบค้นง่าย</w:t>
+        <w:t xml:space="preserve">  หน่วยงานของรัฐต้องเปิดเผยการกระจายรายได้จากการท่องเที่ยวรายจังหวัด และผลของมาตรการกระตุ้นการท่องเที่ยวแต่ละโครงการต่อสาธารณะ</w:t>
       </w:r>
     </w:p>
     <w:p>
@@ -22586,7 +22586,7 @@
         <w:t>มาตรา ๑๐๒๘</w:t>
       </w:r>
       <w:r>
-        <w:t xml:space="preserve">  ประชาชนและชุมชนท้องถิ่นย่อมมีสิทธิเสนอแนะ ตรวจสอบ และมีส่วนร่วมในการวางแผนจัดการเกี่ยวกับ กิจกรรมสันทนาการ ค่ายเยาวชน และพื้นที่แสดงความสามารถสร้างสรรค์ โดยตรง</w:t>
+        <w:t xml:space="preserve">  เยาวชนย่อมมีสิทธิร่วมออกแบบพื้นที่สร้างสรรค์และกำหนดกิจกรรมในพื้นที่นั้น และเสนอขอใช้พื้นที่สาธารณะเพื่อจัดกิจกรรมโดยขั้นตอนที่ง่าย</w:t>
       </w:r>
     </w:p>
     <w:p>
@@ -22601,7 +22601,7 @@
         <w:t>มาตรา ๑๐๒๙</w:t>
       </w:r>
       <w:r>
-        <w:t xml:space="preserve">  รัฐต้องดูแลและจัดให้มีมาตรการช่วยเหลือเป็นพิเศษสำหรับผู้มีรายได้น้อย ผู้พิการ ผู้สูงอายุ และกลุ่มเปราะบางในการเข้าถึง การส่งเสริมกีฬาเพื่อสุขภาพและการจัดสร้างลานกีฬาชุมชนฟรี</w:t>
+        <w:t xml:space="preserve">  รัฐต้องจัดให้มีกิจกรรมกีฬาและการออกกำลังกายที่เหมาะสมสำหรับผู้สูงอายุ ผู้มีรายได้น้อย และผู้ที่อาศัยในชุมชนแออัดซึ่งไม่มีพื้นที่ออกกำลังกาย</w:t>
       </w:r>
     </w:p>
     <w:p>
@@ -22616,7 +22616,7 @@
         <w:t>มาตรา ๑๐๓๐</w:t>
       </w:r>
       <w:r>
-        <w:t xml:space="preserve">  การพัฒนาและการตรวจสอบระบบ สวัสดิการ การฝึกอบรม และประกันรายได้แก่นักกีฬาตัวแทนทีมชาติ ต้องใช้วิทยาการที่ก้าวหน้า เทคโนโลยีดิจิทัล และนวัตกรรมที่สอดรับกับสากล</w:t>
+        <w:t xml:space="preserve">  ผู้ฝึกสอนหรือผู้บริหารสมาคมกีฬาผู้ใดล่วงละเมิดนักกีฬา หรือทุจริตเงินอุดหนุนที่จัดสรรเพื่อนักกีฬา ต้องระวางโทษทางอาญาและต้องห้ามดำรงตำแหน่งในวงการกีฬาตลอดไป</w:t>
       </w:r>
     </w:p>
     <w:p>
@@ -22631,7 +22631,7 @@
         <w:t>มาตรา ๑๐๓๑</w:t>
       </w:r>
       <w:r>
-        <w:t xml:space="preserve">  ผู้ใดหรือเจ้าหน้าที่ของรัฐที่กระทำการละเมิด ทุจริต หรือจงใจหลบเลี่ยงบทบัญญัติการดำเนินงานเกี่ยวกับ การสนับสนุนนโยบายการท่องเที่ยวยั่งยืนและเป็นมิตรต่อสิ่งแวดล้อม ต้องระวางโทษทางวินัยร้ายแรงและโทษอาญา</w:t>
+        <w:t xml:space="preserve">  ผู้ประกอบการท่องเที่ยวผู้ใดทำลายแนวปะการัง ทิ้งของเสีย หรือฝ่าฝืนคำสั่งปิดพื้นที่ หรือเจ้าหน้าที่ของรัฐที่ปล่อยปละละเลย ต้องระวางโทษทางอาญาและต้องรับผิดในค่าฟื้นฟู</w:t>
       </w:r>
     </w:p>
     <w:p>
@@ -22646,7 +22646,7 @@
         <w:t>มาตรา ๑๐๓๒</w:t>
       </w:r>
       <w:r>
-        <w:t xml:space="preserve">  การดำเนินงานในรายละเอียดและขั้นตอนการปฏิบัติเกี่ยวกับ การจัดสรรอุปกรณ์การกีฬาและโครงสร้างพื้นฐานระดับมาตรฐาน ให้ตราขึ้นเป็นพระราชบัญญัติประกอบรัฐธรรมนูญภายในหนึ่งปี</w:t>
+        <w:t xml:space="preserve">  การดำเนินงานในรายละเอียดเกี่ยวกับการเปิดสนามกีฬาของรัฐให้ประชาชนใช้ และการบำรุงรักษา ให้ตราเป็นกฎหมายภายในหนึ่งปีนับแต่วันที่หมวดนี้ใช้บังคับ</w:t>
       </w:r>
     </w:p>
     <w:p>
@@ -22661,7 +22661,7 @@
         <w:t>มาตรา ๑๐๓๓</w:t>
       </w:r>
       <w:r>
-        <w:t xml:space="preserve">  รัฐต้องดูแลและจัดให้มีมาตรการช่วยเหลือเป็นพิเศษสำหรับผู้มีรายได้น้อย ผู้พิการ ผู้สูงอายุ และกลุ่มเปราะบางในการเข้าถึง การจัดการและดูแลรักษาแหล่งท่องเที่ยวทางธรรมชาติโดยสภาชุมชน</w:t>
+        <w:t xml:space="preserve">  รัฐต้องจัดให้มีมาตรการช่วยเหลือเป็นพิเศษแก่ชุมชนที่พึ่งพารายได้จากการท่องเที่ยวเมื่อต้องปิดแหล่งท่องเที่ยวเพื่อฟื้นฟูหรือในภาวะวิกฤต</w:t>
       </w:r>
     </w:p>
     <w:p>
@@ -22676,7 +22676,7 @@
         <w:t>มาตรา ๑๐๓๔</w:t>
       </w:r>
       <w:r>
-        <w:t xml:space="preserve">  การพัฒนาและการตรวจสอบระบบ การจัดหาสิ่งอำนวยความสะดวกการเล่นกีฬาและการสิทธิการแข่งขันแก่ผู้พิการ ต้องใช้วิทยาการที่ก้าวหน้า เทคโนโลยีดิจิทัล และนวัตกรรมที่สอดรับกับสากล</w:t>
+        <w:t xml:space="preserve">  การพัฒนาสนามกีฬาและอุปกรณ์สำหรับผู้พิการต้องใช้มาตรฐานการออกแบบเพื่อทุกคนตามมาตรา ๕๖๓ และเทคโนโลยีที่ช่วยให้ผู้พิการทุกประเภทเข้าร่วมได้</w:t>
       </w:r>
     </w:p>
     <w:p>
@@ -22691,7 +22691,7 @@
         <w:t>มาตรา ๑๐๓๕</w:t>
       </w:r>
       <w:r>
-        <w:t xml:space="preserve">  ผู้ใดหรือเจ้าหน้าที่ของรัฐที่กระทำการละเมิด ทุจริต หรือจงใจหลบเลี่ยงบทบัญญัติการดำเนินงานเกี่ยวกับ การกระจายส่วนแบ่งรายได้และมาตรการกระตุ้นการท่องเที่ยวชุมชน ต้องระวางโทษทางวินัยร้ายแรงและโทษอาญา</w:t>
+        <w:t xml:space="preserve">  ผู้ใดหรือเจ้าหน้าที่ของรัฐที่ทุจริตในโครงการกระตุ้นการท่องเที่ยว เช่น การรับเงินอุดหนุนโดยไม่มีการให้บริการจริง ต้องระวางโทษทางอาญาและต้องคืนเงินพร้อมค่าปรับ</w:t>
       </w:r>
     </w:p>
     <w:p>
@@ -22718,7 +22718,7 @@
         <w:t>มาตรา ๑๐๓๖</w:t>
       </w:r>
       <w:r>
-        <w:t xml:space="preserve">  ประชาชนย่อมมีสิทธิพื้นฐานในเรื่อง การจัดระบบเตือนภัยพิบัติล่วงหน้าแบบดิจิทัลที่เข้าถึงราษฎรทันที โดยห้ามมิให้หน่วยงานใดจำกัดสิทธิหรือสร้างเงื่อนไขกีดกันโดยมิชอบ</w:t>
+        <w:t xml:space="preserve">  บุคคลย่อมมีสิทธิได้รับการแจ้งเตือนภัยพิบัติล่วงหน้าอย่างทันท่วงที รัฐต้องจัดให้มีระบบเตือนภัยที่ส่งข้อความไปยังโทรศัพท์เคลื่อนที่ทุกเครื่องในพื้นที่เสี่ยงโดยอัตโนมัติ ควบคู่กับหอเตือนภัยและเครื่องกระจายเสียงในชุมชนสำหรับผู้ที่ไม่มีโทรศัพท์</w:t>
       </w:r>
     </w:p>
     <w:p>
@@ -22733,7 +22733,7 @@
         <w:t>มาตรา ๑๐๓๗</w:t>
       </w:r>
       <w:r>
-        <w:t xml:space="preserve">  รัฐต้องรับรองและคุ้มครองหลักการ การสร้างศูนย์อพยพค่ายพักชั่วคราวฉุกเฉินที่ปลอดภัยและมีสุขอนามัย เพื่อประโยชน์ของประชาชนและผู้ใช้บริการอย่างถ้วนหน้าและยั่งยืน</w:t>
+        <w:t xml:space="preserve">  รัฐต้องรับรองหลักการว่าผู้ประสบภัยย่อมมีสิทธิได้รับที่พักพิงชั่วคราวที่ปลอดภัย มีอาหาร น้ำสะอาด ห้องสุขาที่เพียงพอ และพื้นที่ส่วนตัวสำหรับสตรีและครอบครัว ตามมาตรฐานด้านมนุษยธรรมสากล</w:t>
       </w:r>
     </w:p>
     <w:p>
@@ -22748,7 +22748,7 @@
         <w:t>มาตรา ๑๐๓๘</w:t>
       </w:r>
       <w:r>
-        <w:t xml:space="preserve">  ประชาชนย่อมมีสิทธิพื้นฐานในเรื่อง การจัดตั้งกองทุนฉุกเฉินและงบประมาณเยียวยาเหยื่อภัยธรรมชาติเร่งด่วน โดยห้ามมิให้หน่วยงานใดจำกัดสิทธิหรือสร้างเงื่อนไขกีดกันโดยมิชอบ</w:t>
+        <w:t xml:space="preserve">  ผู้ประสบภัยธรรมชาติย่อมมีสิทธิได้รับการเยียวยาอย่างรวดเร็วและเป็นธรรม รัฐต้องจ่ายเงินช่วยเหลือเบื้องต้นแก่ผู้ประสบภัยภายในสิบห้าวันนับแต่ภัยสิ้นสุด โดยไม่ต้องรอการสำรวจความเสียหายทั้งหมดแล้วเสร็จ</w:t>
       </w:r>
     </w:p>
     <w:p>
@@ -22763,7 +22763,7 @@
         <w:t>มาตรา ๑๐๓๙</w:t>
       </w:r>
       <w:r>
-        <w:t xml:space="preserve">  รัฐต้องรับรองและคุ้มครองหลักการ มาตรการซ่อมแซมและฟื้นฟูระบบสาธารณูปโภคหลักทันทีหลังภัยพิบัติ เพื่อประโยชน์ของประชาชนและผู้ใช้บริการอย่างถ้วนหน้าและยั่งยืน</w:t>
+        <w:t xml:space="preserve">  รัฐต้องรับรองหลักการว่าสาธารณูปโภคที่จำเป็นต่อการดำรงชีพ ได้แก่ น้ำประปา ไฟฟ้า การสื่อสาร ถนนสายหลัก และสถานพยาบาล ต้องได้รับการซ่อมแซมให้ใช้งานได้ภายในเวลาที่กฎหมายกำหนดหลังภัยพิบัติสิ้นสุด</w:t>
       </w:r>
     </w:p>
     <w:p>
@@ -22778,7 +22778,7 @@
         <w:t>มาตรา ๑๐๔๐</w:t>
       </w:r>
       <w:r>
-        <w:t xml:space="preserve">  ประชาชนย่อมมีสิทธิพื้นฐานในเรื่อง การสร้างความร่วมมือทางเทคนิคกับนานาชาติด้านการกู้ชีพสากล โดยห้ามมิให้หน่วยงานใดจำกัดสิทธิหรือสร้างเงื่อนไขกีดกันโดยมิชอบ</w:t>
+        <w:t xml:space="preserve">  ผู้ประสบภัยย่อมมีสิทธิได้รับการช่วยเหลือกู้ชีพที่มีมาตรฐานสากล รัฐต้องจัดให้มีหน่วยค้นหาและกู้ภัยในเขตเมืองที่ได้รับการรับรองตามมาตรฐานสากล</w:t>
       </w:r>
     </w:p>
     <w:p>
@@ -22793,7 +22793,7 @@
         <w:t>มาตรา ๑๐๔๑</w:t>
       </w:r>
       <w:r>
-        <w:t xml:space="preserve">  รัฐต้องรับรองและคุ้มครองหลักการ การจัดฝึกซ้อมเตรียมพร้อมรับมือภัยพิบัติอย่างสม่ำเสมอในทุกตำบล เพื่อประโยชน์ของประชาชนและผู้ใช้บริการอย่างถ้วนหน้าและยั่งยืน</w:t>
+        <w:t xml:space="preserve">  ประชาชนย่อมมีสิทธิได้รับการฝึกอบรมการรับมือภัยพิบัติ รัฐต้องจัดให้มีการฝึกซ้อมอพยพอย่างน้อยปีละหนึ่งครั้งในทุกตำบล และในสถานศึกษา สถานพยาบาล และอาคารสูงทุกแห่ง</w:t>
       </w:r>
     </w:p>
     <w:p>
@@ -22808,7 +22808,7 @@
         <w:t>มาตรา ๑๐๔๒</w:t>
       </w:r>
       <w:r>
-        <w:t xml:space="preserve">  ประชาชนย่อมมีสิทธิพื้นฐานในเรื่อง การวางข้อกฎหมายผังเมืองและการก่อสร้างอาคารรองรับแผ่นดินไหว/อุทกภัย โดยห้ามมิให้หน่วยงานใดจำกัดสิทธิหรือสร้างเงื่อนไขกีดกันโดยมิชอบ</w:t>
+        <w:t xml:space="preserve">  บุคคลย่อมมีสิทธิอยู่อาศัยในอาคารที่ปลอดภัยจากภัยพิบัติ อาคารสาธารณะและอาคารสูงที่สร้างใหม่ในพื้นที่เสี่ยงต้องออกแบบให้รองรับแผ่นดินไหวและน้ำท่วมตามมาตรฐานที่กฎหมายกำหนด</w:t>
       </w:r>
     </w:p>
     <w:p>
@@ -22823,7 +22823,7 @@
         <w:t>มาตรา ๑๐๔๓</w:t>
       </w:r>
       <w:r>
-        <w:t xml:space="preserve">  รัฐต้องรับรองและคุ้มครองหลักการ ระบบประกันภัยพิบัติและการชดเชยความเสียหายแก่ทรัพย์สินชุมชน เพื่อประโยชน์ของประชาชนและผู้ใช้บริการอย่างถ้วนหน้าและยั่งยืน</w:t>
+        <w:t xml:space="preserve">  รัฐต้องรับรองหลักการว่าครัวเรือน เกษตรกร และวิสาหกิจขนาดย่อมต้องเข้าถึงการประกันภัยพิบัติในราคาที่สามารถจ่ายได้ และรัฐต้องรับประกันภัยต่อสำหรับความเสียหายที่เกินกำลังของบริษัทประกันภัย</w:t>
       </w:r>
     </w:p>
     <w:p>
@@ -22838,7 +22838,7 @@
         <w:t>มาตรา ๑๐๔๔</w:t>
       </w:r>
       <w:r>
-        <w:t xml:space="preserve">  ให้จัดตั้งคณะกรรมการผู้ทรงคุณวุฒิระดับชาติเพื่อกำกับดูแล การจัดระบบเตือนภัยพิบัติล่วงหน้าแบบดิจิทัลที่เข้าถึงราษฎรทันที ให้เป็นไปตามมาตรฐานการดำเนินงานและเป้าหมายของรัฐ</w:t>
+        <w:t xml:space="preserve">  ให้มีคณะกรรมการระบบเตือนภัยแห่งชาติ ทำหน้าที่กำหนดเกณฑ์การออกคำเตือนแต่ละระดับ และสั่งให้ผู้ให้บริการโทรคมนาคมส่งข้อความเตือนภัยได้ทันทีโดยไม่ต้องรอการอนุมัติตามสายบังคับบัญชา</w:t>
       </w:r>
     </w:p>
     <w:p>
@@ -22853,7 +22853,7 @@
         <w:t>มาตรา ๑๐๔๕</w:t>
       </w:r>
       <w:r>
-        <w:t xml:space="preserve">  ให้มีหน่วยงานกำกับดูแลที่เป็นอิสระทำหน้าที่วางระเบียบ มาตรการ และขับเคลื่อนโครงการเกี่ยวกับ การสร้างศูนย์อพยพค่ายพักชั่วคราวฉุกเฉินที่ปลอดภัยและมีสุขอนามัย เพื่อประสิทธิภาพสูงสุด</w:t>
+        <w:t xml:space="preserve">  ให้กรมป้องกันและบรรเทาสาธารณภัยเป็นหน่วยงานกำกับมาตรฐานศูนย์อพยพ และให้องค์กรปกครองส่วนท้องถิ่นทุกแห่งกำหนดอาคารที่ใช้เป็นศูนย์อพยพในพื้นที่ของตนไว้ล่วงหน้า</w:t>
       </w:r>
     </w:p>
     <w:p>
@@ -22868,7 +22868,7 @@
         <w:t>มาตรา ๑๐๔๖</w:t>
       </w:r>
       <w:r>
-        <w:t xml:space="preserve">  ให้จัดตั้งคณะกรรมการผู้ทรงคุณวุฒิระดับชาติเพื่อกำกับดูแล การจัดตั้งกองทุนฉุกเฉินและงบประมาณเยียวยาเหยื่อภัยธรรมชาติเร่งด่วน ให้เป็นไปตามมาตรฐานการดำเนินงานและเป้าหมายของรัฐ</w:t>
+        <w:t xml:space="preserve">  ให้มีคณะกรรมการบริหารกองทุนภัยพิบัติแห่งชาติ ทำหน้าที่อนุมัติการใช้เงินกองทุนในภาวะฉุกเฉิน กำหนดอัตราการเยียวยา และติดตามการใช้จ่ายเงินเยียวยาให้ถึงผู้ประสบภัยจริง</w:t>
       </w:r>
     </w:p>
     <w:p>
@@ -22883,7 +22883,7 @@
         <w:t>มาตรา ๑๐๔๗</w:t>
       </w:r>
       <w:r>
-        <w:t xml:space="preserve">  ให้มีหน่วยงานกำกับดูแลที่เป็นอิสระทำหน้าที่วางระเบียบ มาตรการ และขับเคลื่อนโครงการเกี่ยวกับ มาตรการซ่อมแซมและฟื้นฟูระบบสาธารณูปโภคหลักทันทีหลังภัยพิบัติ เพื่อประสิทธิภาพสูงสุด</w:t>
+        <w:t xml:space="preserve">  ให้มีหน่วยงานกำกับการฟื้นฟูหลังภัยพิบัติ ทำหน้าที่ประสานหน่วยงานผู้ให้บริการสาธารณูปโภคทุกแห่ง และกำหนดลำดับการซ่อมแซมตามความจำเป็นของชีวิตและสุขภาพ</w:t>
       </w:r>
     </w:p>
     <w:p>
@@ -22898,7 +22898,7 @@
         <w:t>มาตรา ๑๐๔๘</w:t>
       </w:r>
       <w:r>
-        <w:t xml:space="preserve">  ให้จัดตั้งคณะกรรมการผู้ทรงคุณวุฒิระดับชาติเพื่อกำกับดูแล การสร้างความร่วมมือทางเทคนิคกับนานาชาติด้านการกู้ชีพสากล ให้เป็นไปตามมาตรฐานการดำเนินงานและเป้าหมายของรัฐ</w:t>
+        <w:t xml:space="preserve">  ให้มีคณะกรรมการประสานความช่วยเหลือระหว่างประเทศในภาวะภัยพิบัติ ทำหน้าที่อำนวยความสะดวกในการรับทีมกู้ภัยและสิ่งของจากต่างประเทศ และส่งทีมกู้ภัยไทยไปช่วยเหลือประเทศอื่น</w:t>
       </w:r>
     </w:p>
     <w:p>
@@ -22913,7 +22913,7 @@
         <w:t>มาตรา ๑๐๔๙</w:t>
       </w:r>
       <w:r>
-        <w:t xml:space="preserve">  ให้มีหน่วยงานกำกับดูแลที่เป็นอิสระทำหน้าที่วางระเบียบ มาตรการ และขับเคลื่อนโครงการเกี่ยวกับ การจัดฝึกซ้อมเตรียมพร้อมรับมือภัยพิบัติอย่างสม่ำเสมอในทุกตำบล เพื่อประสิทธิภาพสูงสุด</w:t>
+        <w:t xml:space="preserve">  ให้มีคณะกรรมการเตรียมความพร้อมรับมือภัยพิบัติประจำจังหวัด ทำหน้าที่จัดทำแผนเผชิญเหตุรายตำบล และตรวจประเมินผลการฝึกซ้อม</w:t>
       </w:r>
     </w:p>
     <w:p>
@@ -22928,7 +22928,7 @@
         <w:t>มาตรา ๑๐๕๐</w:t>
       </w:r>
       <w:r>
-        <w:t xml:space="preserve">  ให้จัดตั้งคณะกรรมการผู้ทรงคุณวุฒิระดับชาติเพื่อกำกับดูแล การวางข้อกฎหมายผังเมืองและการก่อสร้างอาคารรองรับแผ่นดินไหว/อุทกภัย ให้เป็นไปตามมาตรฐานการดำเนินงานและเป้าหมายของรัฐ</w:t>
+        <w:t xml:space="preserve">  ให้มีคณะกรรมการมาตรฐานอาคารรองรับภัยพิบัติ ทำหน้าที่จัดทำแผนที่พื้นที่เสี่ยงภัย และกำหนดข้อห้ามการก่อสร้างในพื้นที่ทางน้ำหลากและแนวรอยเลื่อน</w:t>
       </w:r>
     </w:p>
     <w:p>
@@ -22943,7 +22943,7 @@
         <w:t>มาตรา ๑๐๕๑</w:t>
       </w:r>
       <w:r>
-        <w:t xml:space="preserve">  ให้มีหน่วยงานกำกับดูแลที่เป็นอิสระทำหน้าที่วางระเบียบ มาตรการ และขับเคลื่อนโครงการเกี่ยวกับ ระบบประกันภัยพิบัติและการชดเชยความเสียหายแก่ทรัพย์สินชุมชน เพื่อประสิทธิภาพสูงสุด</w:t>
+        <w:t xml:space="preserve">  ให้หน่วยงานกำกับธุรกิจประกันภัยกำหนดแบบกรมธรรม์ประกันภัยพิบัติมาตรฐานที่เข้าใจง่าย และกำหนดระยะเวลาสูงสุดในการจ่ายค่าสินไหมทดแทนหลังภัยพิบัติ</w:t>
       </w:r>
     </w:p>
     <w:p>
@@ -22958,7 +22958,7 @@
         <w:t>มาตรา ๑๐๕๒</w:t>
       </w:r>
       <w:r>
-        <w:t xml:space="preserve">  รัฐต้องจัดตั้งกองทุนหมุนเวียนเพื่ออุดหนุนและพัฒนา การจัดระบบเตือนภัยพิบัติล่วงหน้าแบบดิจิทัลที่เข้าถึงราษฎรทันที พร้อมจัดให้มีระบบลดหย่อนภาษีแก่ผู้ประกอบการหรือชุมชนที่ร่วมดำเนินงาน</w:t>
+        <w:t xml:space="preserve">  ให้มีกองทุนพัฒนาระบบเตือนภัย ซึ่งผู้ให้บริการโทรคมนาคมต้องจ่ายเงินสมทบตามที่กฎหมายกำหนด เพื่อติดตั้งและบำรุงรักษาสถานีตรวจวัดและอุปกรณ์เตือนภัยทั่วประเทศ</w:t>
       </w:r>
     </w:p>
     <w:p>
@@ -22973,7 +22973,7 @@
         <w:t>มาตรา ๑๐๕๓</w:t>
       </w:r>
       <w:r>
-        <w:t xml:space="preserve">  รัฐต้องจัดสรรงบประมาณแผ่นดินและทรัพยากรที่จำเป็นอย่างต่อเนื่องทุกปี เพื่อสนับสนุนและผลักดันการดำเนินงานด้าน การสร้างศูนย์อพยพค่ายพักชั่วคราวฉุกเฉินที่ปลอดภัยและมีสุขอนามัย</w:t>
+        <w:t xml:space="preserve">  รัฐต้องจัดสรรงบประมาณทุกปีสำหรับการเตรียมศูนย์อพยพ การสำรองอาหาร น้ำดื่ม และเวชภัณฑ์ในแต่ละภูมิภาค</w:t>
       </w:r>
     </w:p>
     <w:p>
@@ -22988,7 +22988,7 @@
         <w:t>มาตรา ๑๐๕๔</w:t>
       </w:r>
       <w:r>
-        <w:t xml:space="preserve">  รัฐต้องจัดตั้งกองทุนหมุนเวียนเพื่ออุดหนุนและพัฒนา การจัดตั้งกองทุนฉุกเฉินและงบประมาณเยียวยาเหยื่อภัยธรรมชาติเร่งด่วน พร้อมจัดให้มีระบบลดหย่อนภาษีแก่ผู้ประกอบการหรือชุมชนที่ร่วมดำเนินงาน</w:t>
+        <w:t xml:space="preserve">  ให้มีกองทุนภัยพิบัติแห่งชาติ ซึ่งรัฐต้องสมทบเงินทุกปีให้มีเงินคงเหลือไม่ต่ำกว่าระดับที่กฎหมายกำหนด และใช้ได้ทันทีเมื่อมีการประกาศเขตภัยพิบัติ</w:t>
       </w:r>
     </w:p>
     <w:p>
@@ -23003,7 +23003,7 @@
         <w:t>มาตรา ๑๐๕๕</w:t>
       </w:r>
       <w:r>
-        <w:t xml:space="preserve">  รัฐต้องจัดสรรงบประมาณแผ่นดินและทรัพยากรที่จำเป็นอย่างต่อเนื่องทุกปี เพื่อสนับสนุนและผลักดันการดำเนินงานด้าน มาตรการซ่อมแซมและฟื้นฟูระบบสาธารณูปโภคหลักทันทีหลังภัยพิบัติ</w:t>
+        <w:t xml:space="preserve">  รัฐต้องจัดสรรงบประมาณสำรองสำหรับการซ่อมแซมสาธารณูปโภคหลังภัยพิบัติ ซึ่งหน่วยงานใช้ได้ทันทีโดยใช้วิธีจัดซื้อจัดจ้างกรณีเร่งด่วนที่ต้องเปิดเผยภายหลัง</w:t>
       </w:r>
     </w:p>
     <w:p>
@@ -23018,7 +23018,7 @@
         <w:t>มาตรา ๑๐๕๖</w:t>
       </w:r>
       <w:r>
-        <w:t xml:space="preserve">  รัฐต้องจัดตั้งกองทุนหมุนเวียนเพื่ออุดหนุนและพัฒนา การสร้างความร่วมมือทางเทคนิคกับนานาชาติด้านการกู้ชีพสากล พร้อมจัดให้มีระบบลดหย่อนภาษีแก่ผู้ประกอบการหรือชุมชนที่ร่วมดำเนินงาน</w:t>
+        <w:t xml:space="preserve">  ให้มีกองทุนความร่วมมือด้านการกู้ชีพระหว่างประเทศ เพื่อการฝึกร่วม การแลกเปลี่ยนผู้เชี่ยวชาญ และการจัดหาอุปกรณ์กู้ภัยเฉพาะทาง</w:t>
       </w:r>
     </w:p>
     <w:p>
@@ -23033,7 +23033,7 @@
         <w:t>มาตรา ๑๐๕๗</w:t>
       </w:r>
       <w:r>
-        <w:t xml:space="preserve">  รัฐต้องจัดสรรงบประมาณแผ่นดินและทรัพยากรที่จำเป็นอย่างต่อเนื่องทุกปี เพื่อสนับสนุนและผลักดันการดำเนินงานด้าน การจัดฝึกซ้อมเตรียมพร้อมรับมือภัยพิบัติอย่างสม่ำเสมอในทุกตำบล</w:t>
+        <w:t xml:space="preserve">  ให้มีกองทุนชุมชนเตรียมพร้อมรับมือภัยพิบัติ เพื่อจัดหาอุปกรณ์กู้ภัยขั้นพื้นฐาน เรือ และวิทยุสื่อสารแก่ชุมชนในพื้นที่เสี่ยง</w:t>
       </w:r>
     </w:p>
     <w:p>
@@ -23048,7 +23048,7 @@
         <w:t>มาตรา ๑๐๕๘</w:t>
       </w:r>
       <w:r>
-        <w:t xml:space="preserve">  รัฐต้องจัดตั้งกองทุนหมุนเวียนเพื่ออุดหนุนและพัฒนา การวางข้อกฎหมายผังเมืองและการก่อสร้างอาคารรองรับแผ่นดินไหว/อุทกภัย พร้อมจัดให้มีระบบลดหย่อนภาษีแก่ผู้ประกอบการหรือชุมชนที่ร่วมดำเนินงาน</w:t>
+        <w:t xml:space="preserve">  ให้มีกองทุนเสริมความแข็งแรงอาคาร เพื่อสนับสนุนการเสริมความแข็งแรงของโรงเรียน โรงพยาบาล และอาคารเก่าในพื้นที่เสี่ยงแผ่นดินไหว</w:t>
       </w:r>
     </w:p>
     <w:p>
@@ -23063,7 +23063,7 @@
         <w:t>มาตรา ๑๐๕๙</w:t>
       </w:r>
       <w:r>
-        <w:t xml:space="preserve">  รัฐต้องจัดสรรงบประมาณแผ่นดินและทรัพยากรที่จำเป็นอย่างต่อเนื่องทุกปี เพื่อสนับสนุนและผลักดันการดำเนินงานด้าน ระบบประกันภัยพิบัติและการชดเชยความเสียหายแก่ทรัพย์สินชุมชน</w:t>
+        <w:t xml:space="preserve">  รัฐต้องจัดสรรงบประมาณอุดหนุนเบี้ยประกันภัยพิบัติแก่ครัวเรือนรายได้น้อยและเกษตรกรรายย่อยในพื้นที่เสี่ยง</w:t>
       </w:r>
     </w:p>
     <w:p>
@@ -23078,7 +23078,7 @@
         <w:t>มาตรา ๑๐๖๐</w:t>
       </w:r>
       <w:r>
-        <w:t xml:space="preserve">  ประชาชนและชุมชนท้องถิ่นย่อมมีสิทธิเสนอแนะ ตรวจสอบ และมีส่วนร่วมในการวางแผนจัดการเกี่ยวกับ การจัดระบบเตือนภัยพิบัติล่วงหน้าแบบดิจิทัลที่เข้าถึงราษฎรทันที โดยตรง</w:t>
+        <w:t xml:space="preserve">  ประชาชนในพื้นที่เสี่ยงย่อมมีสิทธิร่วมทดสอบระบบเตือนภัยในชุมชนของตน และร่วมกำหนดจุดติดตั้งหอเตือนภัย</w:t>
       </w:r>
     </w:p>
     <w:p>
@@ -23093,7 +23093,7 @@
         <w:t>มาตรา ๑๐๖๑</w:t>
       </w:r>
       <w:r>
-        <w:t xml:space="preserve">  หน่วยงานของรัฐต้องเปิดเผยข้อมูล รายงานการเบิกจ่ายงบประมาณ และผลการทำงานเกี่ยวกับ การสร้างศูนย์อพยพค่ายพักชั่วคราวฉุกเฉินที่ปลอดภัยและมีสุขอนามัย บนระบบข้อมูลออนไลน์ที่สืบค้นง่าย</w:t>
+        <w:t xml:space="preserve">  หน่วยงานของรัฐต้องเปิดเผยที่ตั้งศูนย์อพยพ ความจุ และเส้นทางอพยพของแต่ละพื้นที่ต่อสาธารณะ</w:t>
       </w:r>
     </w:p>
     <w:p>
@@ -23108,7 +23108,7 @@
         <w:t>มาตรา ๑๐๖๒</w:t>
       </w:r>
       <w:r>
-        <w:t xml:space="preserve">  ประชาชนและชุมชนท้องถิ่นย่อมมีสิทธิเสนอแนะ ตรวจสอบ และมีส่วนร่วมในการวางแผนจัดการเกี่ยวกับ การจัดตั้งกองทุนฉุกเฉินและงบประมาณเยียวยาเหยื่อภัยธรรมชาติเร่งด่วน โดยตรง</w:t>
+        <w:t xml:space="preserve">  ผู้ประสบภัยย่อมมีสิทธิตรวจสอบรายชื่อผู้ได้รับเงินเยียวยาในพื้นที่ของตน และอุทธรณ์เมื่อไม่ได้รับการเยียวยาหรือได้รับต่ำกว่าความเสียหายจริง</w:t>
       </w:r>
     </w:p>
     <w:p>
@@ -23123,7 +23123,7 @@
         <w:t>มาตรา ๑๐๖๓</w:t>
       </w:r>
       <w:r>
-        <w:t xml:space="preserve">  หน่วยงานของรัฐต้องเปิดเผยข้อมูล รายงานการเบิกจ่ายงบประมาณ และผลการทำงานเกี่ยวกับ มาตรการซ่อมแซมและฟื้นฟูระบบสาธารณูปโภคหลักทันทีหลังภัยพิบัติ บนระบบข้อมูลออนไลน์ที่สืบค้นง่าย</w:t>
+        <w:t xml:space="preserve">  หน่วยงานของรัฐต้องเปิดเผยความคืบหน้าการซ่อมแซมสาธารณูปโภคในพื้นที่ภัยพิบัติต่อสาธารณะทุกวันจนกว่าจะแล้วเสร็จ</w:t>
       </w:r>
     </w:p>
     <w:p>
@@ -23138,7 +23138,7 @@
         <w:t>มาตรา ๑๐๖๔</w:t>
       </w:r>
       <w:r>
-        <w:t xml:space="preserve">  ประชาชนและชุมชนท้องถิ่นย่อมมีสิทธิเสนอแนะ ตรวจสอบ และมีส่วนร่วมในการวางแผนจัดการเกี่ยวกับ การสร้างความร่วมมือทางเทคนิคกับนานาชาติด้านการกู้ชีพสากล โดยตรง</w:t>
+        <w:t xml:space="preserve">  อาสาสมัครกู้ภัยและองค์กรภาคประชาชนย่อมมีสิทธิร่วมการฝึกกับหน่วยกู้ภัยของรัฐและหน่วยกู้ภัยต่างประเทศ</w:t>
       </w:r>
     </w:p>
     <w:p>
@@ -23153,7 +23153,7 @@
         <w:t>มาตรา ๑๐๖๕</w:t>
       </w:r>
       <w:r>
-        <w:t xml:space="preserve">  หน่วยงานของรัฐต้องเปิดเผยข้อมูล รายงานการเบิกจ่ายงบประมาณ และผลการทำงานเกี่ยวกับ การจัดฝึกซ้อมเตรียมพร้อมรับมือภัยพิบัติอย่างสม่ำเสมอในทุกตำบล บนระบบข้อมูลออนไลน์ที่สืบค้นง่าย</w:t>
+        <w:t xml:space="preserve">  ประชาชนย่อมมีสิทธิร่วมจัดทำแผนเผชิญเหตุของชุมชน และเสนอให้ปรับปรุงแผนหลังการฝึกซ้อม</w:t>
       </w:r>
     </w:p>
     <w:p>
@@ -23168,7 +23168,7 @@
         <w:t>มาตรา ๑๐๖๖</w:t>
       </w:r>
       <w:r>
-        <w:t xml:space="preserve">  ประชาชนและชุมชนท้องถิ่นย่อมมีสิทธิเสนอแนะ ตรวจสอบ และมีส่วนร่วมในการวางแผนจัดการเกี่ยวกับ การวางข้อกฎหมายผังเมืองและการก่อสร้างอาคารรองรับแผ่นดินไหว/อุทกภัย โดยตรง</w:t>
+        <w:t xml:space="preserve">  ประชาชนย่อมมีสิทธิทราบระดับความเสี่ยงภัยพิบัติของที่ดินและอาคารก่อนซื้อหรือเช่า และผู้ขายหรือผู้ให้เช่าต้องเปิดเผยข้อมูลดังกล่าว</w:t>
       </w:r>
     </w:p>
     <w:p>
@@ -23183,7 +23183,7 @@
         <w:t>มาตรา ๑๐๖๗</w:t>
       </w:r>
       <w:r>
-        <w:t xml:space="preserve">  หน่วยงานของรัฐต้องเปิดเผยข้อมูล รายงานการเบิกจ่ายงบประมาณ และผลการทำงานเกี่ยวกับ ระบบประกันภัยพิบัติและการชดเชยความเสียหายแก่ทรัพย์สินชุมชน บนระบบข้อมูลออนไลน์ที่สืบค้นง่าย</w:t>
+        <w:t xml:space="preserve">  หน่วยงานของรัฐต้องเปิดเผยสถิติการจ่ายค่าสินไหมทดแทนภัยพิบัติและเรื่องร้องเรียนต่อบริษัทประกันภัยต่อสาธารณะ</w:t>
       </w:r>
     </w:p>
     <w:p>
@@ -23198,7 +23198,7 @@
         <w:t>มาตรา ๑๐๖๘</w:t>
       </w:r>
       <w:r>
-        <w:t xml:space="preserve">  การออกระเบียบหรือมาตรการใด ๆ เกี่ยวกับ การจัดระบบเตือนภัยพิบัติล่วงหน้าแบบดิจิทัลที่เข้าถึงราษฎรทันที ต้องคำนึงถึงผลกระทบต่อกลุ่มเปราะบางในสังคมเป็นลำดับแรก</w:t>
+        <w:t xml:space="preserve">  ระบบเตือนภัยต้องส่งคำเตือนเป็นภาษาไทย ภาษาอังกฤษ และภาษาที่ใช้ในพื้นที่ และต้องมีรูปแบบที่ผู้พิการทางการเห็นและการได้ยินเข้าถึงได้</w:t>
       </w:r>
     </w:p>
     <w:p>
@@ -23213,7 +23213,7 @@
         <w:t>มาตรา ๑๐๖๙</w:t>
       </w:r>
       <w:r>
-        <w:t xml:space="preserve">  รัฐต้องส่งเสริมความร่วมมือทางวิชาการและปรับปรุงมาตรฐานการจัดการ การสร้างศูนย์อพยพค่ายพักชั่วคราวฉุกเฉินที่ปลอดภัยและมีสุขอนามัย ให้สอดคล้องกับข้อตกลงและกติกาสากลระหว่างประเทศ</w:t>
+        <w:t xml:space="preserve">  ให้รัฐร่วมมือกับองค์การระหว่างประเทศด้านมนุษยธรรมในการพัฒนามาตรฐานศูนย์อพยพ และการรับความช่วยเหลือจากต่างประเทศในภาวะภัยพิบัติร้ายแรง</w:t>
       </w:r>
     </w:p>
     <w:p>
@@ -23228,7 +23228,7 @@
         <w:t>มาตรา ๑๐๗๐</w:t>
       </w:r>
       <w:r>
-        <w:t xml:space="preserve">  ให้คณะกรรมการตรวจสอบมีอำนาจในการระงับ อายัด และสืบสวนหาข้อเท็จจริงกรณีพบความไม่โปร่งใสในการดำเนินงานด้าน การจัดตั้งกองทุนฉุกเฉินและงบประมาณเยียวยาเหยื่อภัยธรรมชาติเร่งด่วน</w:t>
+        <w:t xml:space="preserve">  ให้คณะกรรมการตามมาตรา ๑๐๔๖ มีอำนาจระงับ อายัด และสืบสวนข้อเท็จจริงกรณีพบการทุจริตเงินเยียวยาหรือสิ่งของบริจาคแก่ผู้ประสบภัย</w:t>
       </w:r>
     </w:p>
     <w:p>
@@ -23243,7 +23243,7 @@
         <w:t>มาตรา ๑๐๗๑</w:t>
       </w:r>
       <w:r>
-        <w:t xml:space="preserve">  ให้มีการประเมินผลสัมฤทธิ์และทบทวนความเหมาะสมของกฎหมายและนโยบายด้าน มาตรการซ่อมแซมและฟื้นฟูระบบสาธารณูปโภคหลักทันทีหลังภัยพิบัติ ทุกรอบห้าปีตามสภาวะสังคมที่เปลี่ยนแปลง</w:t>
+        <w:t xml:space="preserve">  กฎหมายและแผนการฟื้นฟูสาธารณูปโภคหลังภัยพิบัติต้องได้รับการทบทวนทุกห้าปี โดยนำบทเรียนจากภัยพิบัติที่เกิดขึ้นมาปรับปรุง</w:t>
       </w:r>
     </w:p>
     <w:p>
@@ -23258,7 +23258,7 @@
         <w:t>มาตรา ๑๐๗๒</w:t>
       </w:r>
       <w:r>
-        <w:t xml:space="preserve">  การออกระเบียบหรือมาตรการใด ๆ เกี่ยวกับ การสร้างความร่วมมือทางเทคนิคกับนานาชาติด้านการกู้ชีพสากล ต้องคำนึงถึงผลกระทบต่อกลุ่มเปราะบางในสังคมเป็นลำดับแรก</w:t>
+        <w:t xml:space="preserve">  มาตรการรับความช่วยเหลือจากต่างประเทศต้องคำนึงถึงความต้องการของผู้ประสบภัยที่เป็นกลุ่มเปราะบางเป็นลำดับแรก และต้องไม่ล่าช้าเพราะขั้นตอนทางศุลกากรหรือการตรวจลงตรา</w:t>
       </w:r>
     </w:p>
     <w:p>
@@ -23273,7 +23273,7 @@
         <w:t>มาตรา ๑๐๗๓</w:t>
       </w:r>
       <w:r>
-        <w:t xml:space="preserve">  รัฐต้องส่งเสริมความร่วมมือทางวิชาการและปรับปรุงมาตรฐานการจัดการ การจัดฝึกซ้อมเตรียมพร้อมรับมือภัยพิบัติอย่างสม่ำเสมอในทุกตำบล ให้สอดคล้องกับข้อตกลงและกติกาสากลระหว่างประเทศ</w:t>
+        <w:t xml:space="preserve">  ในการฝึกซ้อมและแผนเผชิญเหตุ ต้องกำหนดผู้รับผิดชอบดูแลผู้สูงอายุ ผู้ป่วยติดเตียง และผู้พิการในแต่ละครัวเรือนเป็นการเฉพาะ</w:t>
       </w:r>
     </w:p>
     <w:p>
@@ -23288,7 +23288,7 @@
         <w:t>มาตรา ๑๐๗๔</w:t>
       </w:r>
       <w:r>
-        <w:t xml:space="preserve">  ให้คณะกรรมการตรวจสอบมีอำนาจในการระงับ อายัด และสืบสวนหาข้อเท็จจริงกรณีพบความไม่โปร่งใสในการดำเนินงานด้าน การวางข้อกฎหมายผังเมืองและการก่อสร้างอาคารรองรับแผ่นดินไหว/อุทกภัย</w:t>
+        <w:t xml:space="preserve">  ให้คณะกรรมการตามมาตรา ๑๐๕๐ มีอำนาจตรวจสอบและสั่งระงับการก่อสร้างอาคารที่ไม่เป็นไปตามมาตรฐานการรองรับภัยพิบัติ และสืบสวนวิศวกรหรือเจ้าหน้าที่ที่รับรองแบบโดยมิชอบ</w:t>
       </w:r>
     </w:p>
     <w:p>
@@ -23315,7 +23315,7 @@
         <w:t>มาตรา ๑๐๗๕</w:t>
       </w:r>
       <w:r>
-        <w:t xml:space="preserve">  รัฐต้องรับรองและคุ้มครองหลักการ การจ่ายค่าชดเชยเยียวยาเหยื่อความรุนแรงและครอบครัวข้าราชบริพารที่โดนคดีอยุติธรรม เพื่อประโยชน์ของประชาชนและผู้ใช้บริการอย่างถ้วนหน้าและยั่งยืน</w:t>
+        <w:t xml:space="preserve">  รัฐต้องรับรองหลักการว่าผู้ตกเป็นเหยื่อของความรุนแรงทางการเมือง และข้าราชบริพารที่ต้องรับโทษจากกระบวนการยุติธรรมอันไม่เป็นธรรม รวมทั้งทายาทของบุคคลดังกล่าว ย่อมมีสิทธิได้รับการเยียวยาอย่างเป็นธรรมจากรัฐ ทั้งค่าชดเชย การฟื้นฟูสภาพ และการรับรองความจริงต่อสาธารณะ</w:t>
       </w:r>
     </w:p>
     <w:p>
@@ -23330,7 +23330,7 @@
         <w:t>มาตรา ๑๐๗๖</w:t>
       </w:r>
       <w:r>
-        <w:t xml:space="preserve">  ประชาชนย่อมมีสิทธิพื้นฐานในเรื่อง การสืบค้นความจริง การรื้อฟื้นสำนวนคดีลอบปลงพระชนม์ และการเปิดเผยเอกสารลับ โดยห้ามมิให้หน่วยงานใดจำกัดสิทธิหรือสร้างเงื่อนไขกีดกันโดยมิชอบ</w:t>
+        <w:t xml:space="preserve">  ประชาชนย่อมมีสิทธิรู้ความจริงเกี่ยวกับเหตุการณ์สำคัญทางประวัติศาสตร์ของชาติ รวมทั้งคดีลอบปลงพระชนม์ เอกสารราชการที่เกี่ยวข้องซึ่งเคยจัดชั้นเป็นความลับ ต้องเปิดเผยต่อสาธารณะ เว้นแต่ข้อมูลส่วนบุคคลของผู้ที่ยังมีชีวิตอยู่</w:t>
       </w:r>
     </w:p>
     <w:p>
@@ -23345,7 +23345,7 @@
         <w:t>มาตรา ๑๐๗๗</w:t>
       </w:r>
       <w:r>
-        <w:t xml:space="preserve">  รัฐต้องรับรองและคุ้มครองหลักการ การคืนเกียรติยศ สิทธิ บำนาญ และยศถาบรรดาศักดิ์ที่ถูกยึดไปโดยปราศจากความผิด เพื่อประโยชน์ของประชาชนและผู้ใช้บริการอย่างถ้วนหน้าและยั่งยืน</w:t>
+        <w:t xml:space="preserve">  รัฐต้องรับรองหลักการว่าบุคคลที่ถูกถอดยศ ตัดบำนาญ หรือริบทรัพย์สินโดยปราศจากความผิด ต้องได้รับการคืนเกียรติยศ ยศถาบรรดาศักดิ์ สิทธิ และบำนาญ หรือทายาทได้รับแทนในกรณีที่บุคคลนั้นถึงแก่กรรมแล้ว</w:t>
       </w:r>
     </w:p>
     <w:p>
@@ -23360,7 +23360,7 @@
         <w:t>มาตรา ๑๐๗๘</w:t>
       </w:r>
       <w:r>
-        <w:t xml:space="preserve">  ประชาชนย่อมมีสิทธิพื้นฐานในเรื่อง การจัดตั้งคณะกรรมการอิสระเพื่อความยุติธรรมและปรองดองแห่งชาติ โดยห้ามมิให้หน่วยงานใดจำกัดสิทธิหรือสร้างเงื่อนไขกีดกันโดยมิชอบ</w:t>
+        <w:t xml:space="preserve">  ประชาชนย่อมมีสิทธิได้รับกระบวนการค้นหาความจริงและความปรองดองที่เป็นอิสระ และให้มีคณะกรรมการความจริงเพื่อความยุติธรรมและการปรองดองแห่งชาติ ซึ่งกรรมการได้รับการสรรหาโดยเปิดเผยและได้รับความเห็นชอบจากรัฐสภา</w:t>
       </w:r>
     </w:p>
     <w:p>
@@ -23375,7 +23375,7 @@
         <w:t>มาตรา ๑๐๗๙</w:t>
       </w:r>
       <w:r>
-        <w:t xml:space="preserve">  รัฐต้องรับรองและคุ้มครองหลักการ การอุดหนุนการศึกษาวิจัยและจัดตั้งหอจดหมายเหตุรำลึกเหตุการณ์ประวัติศาสตร์ เพื่อประโยชน์ของประชาชนและผู้ใช้บริการอย่างถ้วนหน้าและยั่งยืน</w:t>
+        <w:t xml:space="preserve">  รัฐต้องรับรองหลักการว่าความทรงจำของสังคมต่อเหตุการณ์ทางประวัติศาสตร์ต้องได้รับการรักษาไว้ และต้องจัดตั้งหอจดหมายเหตุรำลึกเหตุการณ์ประวัติศาสตร์เพื่อเก็บรักษาเอกสาร คำให้การ และหลักฐานที่คณะกรรมการตามหมวดนี้รวบรวมได้</w:t>
       </w:r>
     </w:p>
     <w:p>
@@ -23390,7 +23390,7 @@
         <w:t>มาตรา ๑๐๘๐</w:t>
       </w:r>
       <w:r>
-        <w:t xml:space="preserve">  ประชาชนย่อมมีสิทธิพื้นฐานในเรื่อง การสร้างอนุสรณ์สถานและการไว้อาลัยแก่ผู้สละชีพเพื่อรักษาความจริงของบ้านเมือง โดยห้ามมิให้หน่วยงานใดจำกัดสิทธิหรือสร้างเงื่อนไขกีดกันโดยมิชอบ</w:t>
+        <w:t xml:space="preserve">  ผู้สละชีพเพื่อรักษาความจริงของบ้านเมืองย่อมได้รับการยกย่องและรำลึกถึงจากรัฐ และรัฐต้องจัดสร้างอนุสรณ์สถานแก่บุคคลดังกล่าว ณ สถานที่ที่มีความหมายต่อเหตุการณ์</w:t>
       </w:r>
     </w:p>
     <w:p>
@@ -23405,7 +23405,7 @@
         <w:t>มาตรา ๑๐๘๑</w:t>
       </w:r>
       <w:r>
-        <w:t xml:space="preserve">  รัฐต้องรับรองและคุ้มครองหลักการ การห้ามดำเนินคดีความผิดซ้ำกับผู้ที่ได้รับการพิสูจน์แล้วว่าบริสุทธิ์จากเอกสารโบราณ เพื่อประโยชน์ของประชาชนและผู้ใช้บริการอย่างถ้วนหน้าและยั่งยืน</w:t>
+        <w:t xml:space="preserve">  รัฐต้องรับรองหลักการว่าบุคคลที่ได้รับการพิสูจน์แล้วว่าบริสุทธิ์จากเอกสารหรือพยานหลักฐานทางประวัติศาสตร์ ตามคำวินิจฉัยของคณะกรรมการตามมาตรา ๑๐๘๔ หรือคำพิพากษาของศาล จะถูกดำเนินคดีหรือกล่าวหาในความผิดเดียวกันซ้ำอีกมิได้</w:t>
       </w:r>
     </w:p>
     <w:p>
@@ -23420,7 +23420,7 @@
         <w:t>มาตรา ๑๐๘๒</w:t>
       </w:r>
       <w:r>
-        <w:t xml:space="preserve">  ประชาชนย่อมมีสิทธิพื้นฐานในเรื่อง การปฏิรูปสถาบันทหารและโครงสร้างกระทรวงยุติธรรมเพื่อป้องกันวิกฤตซ้ำรอย โดยห้ามมิให้หน่วยงานใดจำกัดสิทธิหรือสร้างเงื่อนไขกีดกันโดยมิชอบ</w:t>
+        <w:t xml:space="preserve">  ประชาชนย่อมมีสิทธิได้รับหลักประกันว่าความอยุติธรรมในอดีตจะไม่เกิดซ้ำ รัฐต้องปฏิรูปโครงสร้างกองทัพ ตำรวจ และกระบวนการยุติธรรม ตามข้อเสนอของคณะกรรมการตามมาตรา ๑๐๗๘</w:t>
       </w:r>
     </w:p>
     <w:p>
@@ -23435,7 +23435,7 @@
         <w:t>มาตรา ๑๐๘๓</w:t>
       </w:r>
       <w:r>
-        <w:t xml:space="preserve">  ให้มีหน่วยงานกำกับดูแลที่เป็นอิสระทำหน้าที่วางระเบียบ มาตรการ และขับเคลื่อนโครงการเกี่ยวกับ การจ่ายค่าชดเชยเยียวยาเหยื่อความรุนแรงและครอบครัวข้าราชบริพารที่โดนคดีอยุติธรรม เพื่อประสิทธิภาพสูงสุด</w:t>
+        <w:t xml:space="preserve">  ให้มีสำนักงานเยียวยาผู้ได้รับผลกระทบจากความอยุติธรรมทางการเมือง ทำหน้าที่รับคำขอ ตรวจสอบสถานะผู้มีสิทธิ และจ่ายค่าเยียวยาตามหลักเกณฑ์ที่คณะกรรมการตามมาตรา ๑๐๗๘ กำหนด</w:t>
       </w:r>
     </w:p>
     <w:p>
@@ -23450,7 +23450,7 @@
         <w:t>มาตรา ๑๐๘๔</w:t>
       </w:r>
       <w:r>
-        <w:t xml:space="preserve">  ให้จัดตั้งคณะกรรมการผู้ทรงคุณวุฒิระดับชาติเพื่อกำกับดูแล การสืบค้นความจริง การรื้อฟื้นสำนวนคดีลอบปลงพระชนม์ และการเปิดเผยเอกสารลับ ให้เป็นไปตามมาตรฐานการดำเนินงานและเป้าหมายของรัฐ</w:t>
+        <w:t xml:space="preserve">  ให้มีคณะกรรมการตรวจสอบเอกสารประวัติศาสตร์ ประกอบด้วยนักประวัติศาสตร์ นักนิติวิทยาศาสตร์ และนักกฎหมายที่เป็นอิสระ มีอำนาจเรียกเอกสารจากหน่วยงานของรัฐทุกแห่ง และเสนอให้รื้อฟื้นคดีเมื่อพบพยานหลักฐานใหม่</w:t>
       </w:r>
     </w:p>
     <w:p>
@@ -23465,7 +23465,7 @@
         <w:t>มาตรา ๑๐๘๕</w:t>
       </w:r>
       <w:r>
-        <w:t xml:space="preserve">  ให้มีหน่วยงานกำกับดูแลที่เป็นอิสระทำหน้าที่วางระเบียบ มาตรการ และขับเคลื่อนโครงการเกี่ยวกับ การคืนเกียรติยศ สิทธิ บำนาญ และยศถาบรรดาศักดิ์ที่ถูกยึดไปโดยปราศจากความผิด เพื่อประสิทธิภาพสูงสุด</w:t>
+        <w:t xml:space="preserve">  ให้สำนักงานตามมาตรา ๑๐๘๓ มีหน้าที่ดำเนินการคืนสิทธิตามมาตรา ๑๐๗๗ เมื่อคณะกรรมการตามมาตรา ๑๐๘๔ หรือศาลได้วินิจฉัยว่าบุคคลนั้นปราศจากความผิด และนำความกราบบังคมทูลในส่วนที่เกี่ยวกับยศและเครื่องราชอิสริยาภรณ์</w:t>
       </w:r>
     </w:p>
     <w:p>
@@ -23480,7 +23480,7 @@
         <w:t>มาตรา ๑๐๘๖</w:t>
       </w:r>
       <w:r>
-        <w:t xml:space="preserve">  ให้จัดตั้งคณะกรรมการผู้ทรงคุณวุฒิระดับชาติเพื่อกำกับดูแล การจัดตั้งคณะกรรมการอิสระเพื่อความยุติธรรมและปรองดองแห่งชาติ ให้เป็นไปตามมาตรฐานการดำเนินงานและเป้าหมายของรัฐ</w:t>
+        <w:t xml:space="preserve">  คณะกรรมการตามมาตรา ๑๐๗๘ มีอำนาจไต่สวนข้อเท็จจริง เรียกบุคคลมาให้ถ้อยคำ จัดการรับฟังเรื่องราวของผู้เสียหายต่อสาธารณะ และกำหนดหลักเกณฑ์การเยียวยาตามหมวดนี้</w:t>
       </w:r>
     </w:p>
     <w:p>
@@ -23495,7 +23495,7 @@
         <w:t>มาตรา ๑๐๘๗</w:t>
       </w:r>
       <w:r>
-        <w:t xml:space="preserve">  ให้มีหน่วยงานกำกับดูแลที่เป็นอิสระทำหน้าที่วางระเบียบ มาตรการ และขับเคลื่อนโครงการเกี่ยวกับ การอุดหนุนการศึกษาวิจัยและจัดตั้งหอจดหมายเหตุรำลึกเหตุการณ์ประวัติศาสตร์ เพื่อประสิทธิภาพสูงสุด</w:t>
+        <w:t xml:space="preserve">  ให้หอจดหมายเหตุตามมาตรา ๑๐๗๙ มีความเป็นอิสระในการบริหารจัดการ และเอกสารที่อยู่ในความครอบครองจะถูกทำลาย แก้ไข หรือย้ายออกโดยคำสั่งของฝ่ายบริหารมิได้</w:t>
       </w:r>
     </w:p>
     <w:p>
@@ -23510,7 +23510,7 @@
         <w:t>มาตรา ๑๐๘๘</w:t>
       </w:r>
       <w:r>
-        <w:t xml:space="preserve">  ให้จัดตั้งคณะกรรมการผู้ทรงคุณวุฒิระดับชาติเพื่อกำกับดูแล การสร้างอนุสรณ์สถานและการไว้อาลัยแก่ผู้สละชีพเพื่อรักษาความจริงของบ้านเมือง ให้เป็นไปตามมาตรฐานการดำเนินงานและเป้าหมายของรัฐ</w:t>
+        <w:t xml:space="preserve">  ให้มีคณะกรรมการอนุสรณ์สถานแห่งชาติ ซึ่งมีผู้แทนครอบครัวผู้สละชีพร่วมเป็นกรรมการ ทำหน้าที่กำหนดรูปแบบอนุสรณ์สถาน วันรำลึก และพิธีไว้อาลัย</w:t>
       </w:r>
     </w:p>
     <w:p>
@@ -23525,7 +23525,7 @@
         <w:t>มาตรา ๑๐๘๙</w:t>
       </w:r>
       <w:r>
-        <w:t xml:space="preserve">  ให้มีหน่วยงานกำกับดูแลที่เป็นอิสระทำหน้าที่วางระเบียบ มาตรการ และขับเคลื่อนโครงการเกี่ยวกับ การห้ามดำเนินคดีความผิดซ้ำกับผู้ที่ได้รับการพิสูจน์แล้วว่าบริสุทธิ์จากเอกสารโบราณ เพื่อประสิทธิภาพสูงสุด</w:t>
+        <w:t xml:space="preserve">  ให้กระทรวงยุติธรรมเป็นหน่วยงานกำกับการลบประวัติอาชญากรรมของบุคคลตามมาตรา ๑๐๘๑ ออกจากทะเบียนของรัฐ และแก้ไขบันทึกทางราชการทุกฉบับให้ถูกต้อง</w:t>
       </w:r>
     </w:p>
     <w:p>
@@ -23540,7 +23540,7 @@
         <w:t>มาตรา ๑๐๙๐</w:t>
       </w:r>
       <w:r>
-        <w:t xml:space="preserve">  ให้จัดตั้งคณะกรรมการผู้ทรงคุณวุฒิระดับชาติเพื่อกำกับดูแล การปฏิรูปสถาบันทหารและโครงสร้างกระทรวงยุติธรรมเพื่อป้องกันวิกฤตซ้ำรอย ให้เป็นไปตามมาตรฐานการดำเนินงานและเป้าหมายของรัฐ</w:t>
+        <w:t xml:space="preserve">  ให้มีคณะกรรมการติดตามการปฏิรูปเพื่อป้องกันการเกิดซ้ำ ทำหน้าที่ติดตามการปฏิบัติตามข้อเสนอของคณะกรรมการตามมาตรา ๑๐๗๘ และรายงานต่อรัฐสภาเป็นประจำทุกปี</w:t>
       </w:r>
     </w:p>
     <w:p>
@@ -23555,7 +23555,7 @@
         <w:t>มาตรา ๑๐๙๑</w:t>
       </w:r>
       <w:r>
-        <w:t xml:space="preserve">  รัฐต้องจัดสรรงบประมาณแผ่นดินและทรัพยากรที่จำเป็นอย่างต่อเนื่องทุกปี เพื่อสนับสนุนและผลักดันการดำเนินงานด้าน การจ่ายค่าชดเชยเยียวยาเหยื่อความรุนแรงและครอบครัวข้าราชบริพารที่โดนคดีอยุติธรรม</w:t>
+        <w:t xml:space="preserve">  รัฐต้องจัดสรรงบประมาณทุกปีให้เพียงพอแก่การจ่ายค่าเยียวยาตามมาตรา ๑๐๗๕ และจะอ้างข้อจำกัดทางงบประมาณเพื่อเลื่อนการจ่ายค่าเยียวยาที่ได้อนุมัติแล้วมิได้</w:t>
       </w:r>
     </w:p>
     <w:p>
@@ -23570,7 +23570,7 @@
         <w:t>มาตรา ๑๐๙๒</w:t>
       </w:r>
       <w:r>
-        <w:t xml:space="preserve">  รัฐต้องจัดตั้งกองทุนหมุนเวียนเพื่ออุดหนุนและพัฒนา การสืบค้นความจริง การรื้อฟื้นสำนวนคดีลอบปลงพระชนม์ และการเปิดเผยเอกสารลับ พร้อมจัดให้มีระบบลดหย่อนภาษีแก่ผู้ประกอบการหรือชุมชนที่ร่วมดำเนินงาน</w:t>
+        <w:t xml:space="preserve">  ให้มีกองทุนพิสูจน์ความจริงทางประวัติศาสตร์ เพื่อสนับสนุนการตรวจพิสูจน์เอกสารและวัตถุพยานด้วยวิธีการทางวิทยาศาสตร์สมัยใหม่ และการแปลเอกสารที่อยู่ในต่างประเทศ</w:t>
       </w:r>
     </w:p>
     <w:p>
@@ -23585,7 +23585,7 @@
         <w:t>มาตรา ๑๐๙๓</w:t>
       </w:r>
       <w:r>
-        <w:t xml:space="preserve">  รัฐต้องจัดสรรงบประมาณแผ่นดินและทรัพยากรที่จำเป็นอย่างต่อเนื่องทุกปี เพื่อสนับสนุนและผลักดันการดำเนินงานด้าน การคืนเกียรติยศ สิทธิ บำนาญ และยศถาบรรดาศักดิ์ที่ถูกยึดไปโดยปราศจากความผิด</w:t>
+        <w:t xml:space="preserve">  รัฐต้องจัดสรรงบประมาณสำหรับการจ่ายบำนาญย้อนหลังพร้อมดอกเบี้ย และการคืนทรัพย์สินหรือชดใช้ราคาทรัพย์สินที่ถูกริบไปโดยมิชอบ</w:t>
       </w:r>
     </w:p>
     <w:p>
@@ -23600,7 +23600,7 @@
         <w:t>มาตรา ๑๐๙๔</w:t>
       </w:r>
       <w:r>
-        <w:t xml:space="preserve">  รัฐต้องจัดตั้งกองทุนหมุนเวียนเพื่ออุดหนุนและพัฒนา การจัดตั้งคณะกรรมการอิสระเพื่อความยุติธรรมและปรองดองแห่งชาติ พร้อมจัดให้มีระบบลดหย่อนภาษีแก่ผู้ประกอบการหรือชุมชนที่ร่วมดำเนินงาน</w:t>
+        <w:t xml:space="preserve">  ให้คณะกรรมการตามมาตรา ๑๐๗๘ มีงบประมาณของตนเองที่รัฐต้องจัดสรรให้อย่างเพียงพอตลอดวาระการทำงาน เพื่อมิให้ถูกแทรกแซงผ่านการจัดสรรงบประมาณ</w:t>
       </w:r>
     </w:p>
     <w:p>
@@ -23615,7 +23615,7 @@
         <w:t>มาตรา ๑๐๙๕</w:t>
       </w:r>
       <w:r>
-        <w:t xml:space="preserve">  รัฐต้องจัดสรรงบประมาณแผ่นดินและทรัพยากรที่จำเป็นอย่างต่อเนื่องทุกปี เพื่อสนับสนุนและผลักดันการดำเนินงานด้าน การอุดหนุนการศึกษาวิจัยและจัดตั้งหอจดหมายเหตุรำลึกเหตุการณ์ประวัติศาสตร์</w:t>
+        <w:t xml:space="preserve">  รัฐต้องจัดสรรงบประมาณทุกปีสำหรับการวิจัยประวัติศาสตร์ การจัดเก็บคำให้การของผู้อยู่ในเหตุการณ์ที่ยังมีชีวิต และการเผยแพร่ผลการศึกษาต่อสาธารณะ</w:t>
       </w:r>
     </w:p>
     <w:p>
@@ -23630,7 +23630,7 @@
         <w:t>มาตรา ๑๐๙๖</w:t>
       </w:r>
       <w:r>
-        <w:t xml:space="preserve">  รัฐต้องจัดตั้งกองทุนหมุนเวียนเพื่ออุดหนุนและพัฒนา การสร้างอนุสรณ์สถานและการไว้อาลัยแก่ผู้สละชีพเพื่อรักษาความจริงของบ้านเมือง พร้อมจัดให้มีระบบลดหย่อนภาษีแก่ผู้ประกอบการหรือชุมชนที่ร่วมดำเนินงาน</w:t>
+        <w:t xml:space="preserve">  ให้มีกองทุนอนุสรณ์สถานแห่งชาติ เพื่อจัดสร้างและบำรุงรักษาอนุสรณ์สถาน และจัดกิจกรรมรำลึกประจำปี</w:t>
       </w:r>
     </w:p>
     <w:p>
@@ -23645,7 +23645,7 @@
         <w:t>มาตรา ๑๐๙๗</w:t>
       </w:r>
       <w:r>
-        <w:t xml:space="preserve">  รัฐต้องจัดสรรงบประมาณแผ่นดินและทรัพยากรที่จำเป็นอย่างต่อเนื่องทุกปี เพื่อสนับสนุนและผลักดันการดำเนินงานด้าน การห้ามดำเนินคดีความผิดซ้ำกับผู้ที่ได้รับการพิสูจน์แล้วว่าบริสุทธิ์จากเอกสารโบราณ</w:t>
+        <w:t xml:space="preserve">  รัฐต้องจัดสรรงบประมาณสำหรับการแก้ไขตำราเรียนและเอกสารของรัฐที่ยังระบุว่าบุคคลตามมาตรา ๑๐๘๑ เป็นผู้กระทำความผิด</w:t>
       </w:r>
     </w:p>
     <w:p>
@@ -23660,7 +23660,7 @@
         <w:t>มาตรา ๑๐๙๘</w:t>
       </w:r>
       <w:r>
-        <w:t xml:space="preserve">  รัฐต้องจัดตั้งกองทุนหมุนเวียนเพื่ออุดหนุนและพัฒนา การปฏิรูปสถาบันทหารและโครงสร้างกระทรวงยุติธรรมเพื่อป้องกันวิกฤตซ้ำรอย พร้อมจัดให้มีระบบลดหย่อนภาษีแก่ผู้ประกอบการหรือชุมชนที่ร่วมดำเนินงาน</w:t>
+        <w:t xml:space="preserve">  ให้มีกองทุนปฏิรูปกระบวนการยุติธรรม เพื่อพัฒนาระบบนิติวิทยาศาสตร์ที่เป็นอิสระ การบันทึกภาพและเสียงการสอบสวน และการฝึกอบรมเจ้าหน้าที่ด้านสิทธิมนุษยชน</w:t>
       </w:r>
     </w:p>
     <w:p>
@@ -23675,7 +23675,7 @@
         <w:t>มาตรา ๑๐๙๙</w:t>
       </w:r>
       <w:r>
-        <w:t xml:space="preserve">  หน่วยงานของรัฐต้องเปิดเผยข้อมูล รายงานการเบิกจ่ายงบประมาณ และผลการทำงานเกี่ยวกับ การจ่ายค่าชดเชยเยียวยาเหยื่อความรุนแรงและครอบครัวข้าราชบริพารที่โดนคดีอยุติธรรม บนระบบข้อมูลออนไลน์ที่สืบค้นง่าย</w:t>
+        <w:t xml:space="preserve">  หน่วยงานของรัฐต้องเปิดเผยจำนวนผู้ได้รับการเยียวยา ประเภทของการเยียวยา และเหตุการณ์ที่เป็นมูลเหตุของการเยียวยาต่อสาธารณะ โดยเคารพความประสงค์ของผู้เสียหายที่ไม่ต้องการเปิดเผยชื่อ</w:t>
       </w:r>
     </w:p>
     <w:p>
@@ -23690,7 +23690,7 @@
         <w:t>มาตรา ๑๑๐๐</w:t>
       </w:r>
       <w:r>
-        <w:t xml:space="preserve">  ประชาชนและชุมชนท้องถิ่นย่อมมีสิทธิเสนอแนะ ตรวจสอบ และมีส่วนร่วมในการวางแผนจัดการเกี่ยวกับ การสืบค้นความจริง การรื้อฟื้นสำนวนคดีลอบปลงพระชนม์ และการเปิดเผยเอกสารลับ โดยตรง</w:t>
+        <w:t xml:space="preserve">  ทายาทของผู้เกี่ยวข้องและนักวิชาการย่อมมีสิทธิยื่นพยานหลักฐานต่อคณะกรรมการตามมาตรา ๑๐๘๔ และมีสิทธิได้รับแจ้งผลการพิจารณา</w:t>
       </w:r>
     </w:p>
     <w:p>
@@ -23705,7 +23705,7 @@
         <w:t>มาตรา ๑๑๐๑</w:t>
       </w:r>
       <w:r>
-        <w:t xml:space="preserve">  หน่วยงานของรัฐต้องเปิดเผยข้อมูล รายงานการเบิกจ่ายงบประมาณ และผลการทำงานเกี่ยวกับ การคืนเกียรติยศ สิทธิ บำนาญ และยศถาบรรดาศักดิ์ที่ถูกยึดไปโดยปราศจากความผิด บนระบบข้อมูลออนไลน์ที่สืบค้นง่าย</w:t>
+        <w:t xml:space="preserve">  หน่วยงานของรัฐต้องประกาศการคืนเกียรติยศและสิทธิตามมาตรา ๑๐๗๗ ในราชกิจจานุเบกษา และบันทึกการคืนเกียรติยศนั้นไว้ในประวัติของบุคคลดังกล่าว</w:t>
       </w:r>
     </w:p>
     <w:p>
@@ -23720,7 +23720,7 @@
         <w:t>มาตรา ๑๑๐๒</w:t>
       </w:r>
       <w:r>
-        <w:t xml:space="preserve">  ประชาชนและชุมชนท้องถิ่นย่อมมีสิทธิเสนอแนะ ตรวจสอบ และมีส่วนร่วมในการวางแผนจัดการเกี่ยวกับ การจัดตั้งคณะกรรมการอิสระเพื่อความยุติธรรมและปรองดองแห่งชาติ โดยตรง</w:t>
+        <w:t xml:space="preserve">  ประชาชนและผู้เสียหายย่อมมีสิทธิให้ถ้อยคำต่อคณะกรรมการตามมาตรา ๑๐๗๘ และคณะกรรมการต้องจัดการรับฟังในทุกภูมิภาค</w:t>
       </w:r>
     </w:p>
     <w:p>
@@ -23735,7 +23735,7 @@
         <w:t>มาตรา ๑๑๐๓</w:t>
       </w:r>
       <w:r>
-        <w:t xml:space="preserve">  หน่วยงานของรัฐต้องเปิดเผยข้อมูล รายงานการเบิกจ่ายงบประมาณ และผลการทำงานเกี่ยวกับ การอุดหนุนการศึกษาวิจัยและจัดตั้งหอจดหมายเหตุรำลึกเหตุการณ์ประวัติศาสตร์ บนระบบข้อมูลออนไลน์ที่สืบค้นง่าย</w:t>
+        <w:t xml:space="preserve">  หอจดหมายเหตุตามมาตรา ๑๐๗๙ ต้องเปิดให้ประชาชน นักเรียน และนักวิจัยเข้าศึกษาเอกสารได้โดยไม่เสียค่าใช้จ่าย และเผยแพร่สำเนาดิจิทัลของเอกสารสำคัญ</w:t>
       </w:r>
     </w:p>
     <w:p>
@@ -23750,7 +23750,7 @@
         <w:t>มาตรา ๑๑๐๔</w:t>
       </w:r>
       <w:r>
-        <w:t xml:space="preserve">  ประชาชนและชุมชนท้องถิ่นย่อมมีสิทธิเสนอแนะ ตรวจสอบ และมีส่วนร่วมในการวางแผนจัดการเกี่ยวกับ การสร้างอนุสรณ์สถานและการไว้อาลัยแก่ผู้สละชีพเพื่อรักษาความจริงของบ้านเมือง โดยตรง</w:t>
+        <w:t xml:space="preserve">  ครอบครัวผู้สละชีพและประชาชนย่อมมีสิทธิร่วมเสนอรายชื่อผู้ที่ควรได้รับการรำลึก และร่วมออกแบบอนุสรณ์สถาน</w:t>
       </w:r>
     </w:p>
     <w:p>
@@ -23765,7 +23765,7 @@
         <w:t>มาตรา ๑๑๐๕</w:t>
       </w:r>
       <w:r>
-        <w:t xml:space="preserve">  หน่วยงานของรัฐต้องเปิดเผยข้อมูล รายงานการเบิกจ่ายงบประมาณ และผลการทำงานเกี่ยวกับ การห้ามดำเนินคดีความผิดซ้ำกับผู้ที่ได้รับการพิสูจน์แล้วว่าบริสุทธิ์จากเอกสารโบราณ บนระบบข้อมูลออนไลน์ที่สืบค้นง่าย</w:t>
+        <w:t xml:space="preserve">  หน่วยงานของรัฐต้องเปิดเผยรายชื่อบุคคลที่ได้รับการพิสูจน์ว่าบริสุทธิ์ตามมาตรา ๑๐๘๑ พร้อมสรุปพยานหลักฐานต่อสาธารณะ เว้นแต่ทายาทไม่ประสงค์ให้เปิดเผย</w:t>
       </w:r>
     </w:p>
     <w:p>
@@ -23780,7 +23780,7 @@
         <w:t>มาตรา ๑๑๐๖</w:t>
       </w:r>
       <w:r>
-        <w:t xml:space="preserve">  ประชาชนและชุมชนท้องถิ่นย่อมมีสิทธิเสนอแนะ ตรวจสอบ และมีส่วนร่วมในการวางแผนจัดการเกี่ยวกับ การปฏิรูปสถาบันทหารและโครงสร้างกระทรวงยุติธรรมเพื่อป้องกันวิกฤตซ้ำรอย โดยตรง</w:t>
+        <w:t xml:space="preserve">  ประชาชนและองค์กรภาคประชาสังคมย่อมมีสิทธิร่วมติดตามและประเมินผลการปฏิรูปตามมาตรา ๑๐๘๒ และเสนอความเห็นต่อคณะกรรมการตามมาตรา ๑๐๙๐</w:t>
       </w:r>
     </w:p>
     <w:p>
@@ -23795,7 +23795,7 @@
         <w:t>มาตรา ๑๑๐๗</w:t>
       </w:r>
       <w:r>
-        <w:t xml:space="preserve">  รัฐต้องดูแลและจัดให้มีมาตรการช่วยเหลือเป็นพิเศษสำหรับผู้มีรายได้น้อย ผู้พิการ ผู้สูงอายุ และกลุ่มเปราะบางในการเข้าถึง การจ่ายค่าชดเชยเยียวยาเหยื่อความรุนแรงและครอบครัวข้าราชบริพารที่โดนคดีอยุติธรรม</w:t>
+        <w:t xml:space="preserve">  รัฐต้องจัดให้มีการดูแลเป็นพิเศษแก่ทายาทที่เป็นผู้สูงอายุหรือยากไร้ของผู้ตกเป็นเหยื่อ ให้ได้รับการเยียวยาก่อนผู้อื่นและโดยขั้นตอนที่ไม่เป็นภาระ</w:t>
       </w:r>
     </w:p>
     <w:p>
@@ -23810,7 +23810,7 @@
         <w:t>มาตรา ๑๑๐๘</w:t>
       </w:r>
       <w:r>
-        <w:t xml:space="preserve">  การพัฒนาและการตรวจสอบระบบ การสืบค้นความจริง การรื้อฟื้นสำนวนคดีลอบปลงพระชนม์ และการเปิดเผยเอกสารลับ ต้องใช้วิทยาการที่ก้าวหน้า เทคโนโลยีดิจิทัล และนวัตกรรมที่สอดรับกับสากล</w:t>
+        <w:t xml:space="preserve">  การพัฒนาระบบตรวจสอบเอกสารประวัติศาสตร์ต้องใช้วิธีการทางนิติวิทยาศาสตร์ที่ได้รับการยอมรับในระดับสากล และเปิดเผยระเบียบวิธีให้ตรวจสอบซ้ำได้</w:t>
       </w:r>
     </w:p>
     <w:p>
@@ -23825,7 +23825,7 @@
         <w:t>มาตรา ๑๑๐๙</w:t>
       </w:r>
       <w:r>
-        <w:t xml:space="preserve">  ผู้ใดหรือเจ้าหน้าที่ของรัฐที่กระทำการละเมิด ทุจริต หรือจงใจหลบเลี่ยงบทบัญญัติการดำเนินงานเกี่ยวกับ การคืนเกียรติยศ สิทธิ บำนาญ และยศถาบรรดาศักดิ์ที่ถูกยึดไปโดยปราศจากความผิด ต้องระวางโทษทางวินัยร้ายแรงและโทษอาญา</w:t>
+        <w:t xml:space="preserve">  เจ้าหน้าที่ของรัฐผู้ใดจงใจถ่วงหรือขัดขวางการคืนสิทธิที่ได้รับการวินิจฉัยแล้ว ต้องระวางโทษทางวินัยและทางอาญา</w:t>
       </w:r>
     </w:p>
     <w:p>
@@ -23840,7 +23840,7 @@
         <w:t>มาตรา ๑๑๑๐</w:t>
       </w:r>
       <w:r>
-        <w:t xml:space="preserve">  การดำเนินงานในรายละเอียดและขั้นตอนการปฏิบัติเกี่ยวกับ การจัดตั้งคณะกรรมการอิสระเพื่อความยุติธรรมและปรองดองแห่งชาติ ให้ตราขึ้นเป็นพระราชบัญญัติประกอบรัฐธรรมนูญภายในหนึ่งปี</w:t>
+        <w:t xml:space="preserve">  การดำเนินงานในรายละเอียดของคณะกรรมการตามมาตรา ๑๐๗๘ ให้ตราเป็นกฎหมายภายในหนึ่งปีนับแต่วันที่หมวดนี้ใช้บังคับ และคณะกรรมการต้องเสนอรายงานฉบับสมบูรณ์ต่อรัฐสภาและเผยแพร่ต่อสาธารณะ</w:t>
       </w:r>
     </w:p>
     <w:p>
@@ -23855,7 +23855,7 @@
         <w:t>มาตรา ๑๑๑๑</w:t>
       </w:r>
       <w:r>
-        <w:t xml:space="preserve">  รัฐต้องดูแลและจัดให้มีมาตรการช่วยเหลือเป็นพิเศษสำหรับผู้มีรายได้น้อย ผู้พิการ ผู้สูงอายุ และกลุ่มเปราะบางในการเข้าถึง การอุดหนุนการศึกษาวิจัยและจัดตั้งหอจดหมายเหตุรำลึกเหตุการณ์ประวัติศาสตร์</w:t>
+        <w:t xml:space="preserve">  การจัดทำสื่อและนิทรรศการของหอจดหมายเหตุต้องคำนึงถึงความรู้สึกของผู้เสียหายและครอบครัวเป็นลำดับแรก และต้องได้รับความยินยอมก่อนเผยแพร่คำให้การที่ระบุตัวบุคคล</w:t>
       </w:r>
     </w:p>
     <w:p>
@@ -23870,7 +23870,7 @@
         <w:t>มาตรา ๑๑๑๒</w:t>
       </w:r>
       <w:r>
-        <w:t xml:space="preserve">  การพัฒนาและการตรวจสอบระบบ การสร้างอนุสรณ์สถานและการไว้อาลัยแก่ผู้สละชีพเพื่อรักษาความจริงของบ้านเมือง ต้องใช้วิทยาการที่ก้าวหน้า เทคโนโลยีดิจิทัล และนวัตกรรมที่สอดรับกับสากล</w:t>
+        <w:t xml:space="preserve">  ผู้ใดทำลาย ทำให้เสื่อมค่า หรือรื้อถอนอนุสรณ์สถานตามหมวดนี้โดยมิชอบ ต้องระวางโทษทางอาญาและต้องรับผิดในค่าบูรณะ</w:t>
       </w:r>
     </w:p>
     <w:p>
@@ -23885,7 +23885,7 @@
         <w:t>มาตรา ๑๑๑๓</w:t>
       </w:r>
       <w:r>
-        <w:t xml:space="preserve">  ผู้ใดหรือเจ้าหน้าที่ของรัฐที่กระทำการละเมิด ทุจริต หรือจงใจหลบเลี่ยงบทบัญญัติการดำเนินงานเกี่ยวกับ การห้ามดำเนินคดีความผิดซ้ำกับผู้ที่ได้รับการพิสูจน์แล้วว่าบริสุทธิ์จากเอกสารโบราณ ต้องระวางโทษทางวินัยร้ายแรงและโทษอาญา</w:t>
+        <w:t xml:space="preserve">  ผู้ใดใช้อำนาจรัฐกล่าวหาหรือดำเนินคดีซ้ำต่อบุคคลตามมาตรา ๑๐๘๑ ต้องระวางโทษทางอาญา และต้องชดใช้ค่าเสียหายแก่บุคคลนั้นหรือทายาท</w:t>
       </w:r>
     </w:p>
     <w:p>
@@ -23912,7 +23912,7 @@
         <w:t>มาตรา ๑๑๑๔</w:t>
       </w:r>
       <w:r>
-        <w:t xml:space="preserve">  ประชาชนย่อมมีสิทธิพื้นฐานในเรื่อง โทษทางวินัยร้ายแรง การไล่ออก และจำคุกแก่เจ้าหน้าที่รัฐที่จงใจละเมิดรัฐธรรมนูญ โดยห้ามมิให้หน่วยงานใดจำกัดสิทธิหรือสร้างเงื่อนไขกีดกันโดยมิชอบ</w:t>
+        <w:t xml:space="preserve">  ประชาชนย่อมมีสิทธิได้รับการคุ้มครองจากการใช้อำนาจรัฐที่ฝ่าฝืนรัฐธรรมนูญ เจ้าหน้าที่ของรัฐผู้ใดจงใจปฏิบัติหรือละเว้นการปฏิบัติหน้าที่อันเป็นการละเมิดสิทธิหรือเสรีภาพที่รัฐธรรมนูญรับรอง ต้องรับโทษทางวินัยถึงขั้นไล่ออก และต้องระวางโทษจำคุกตามที่กฎหมายบัญญัติ</w:t>
       </w:r>
     </w:p>
     <w:p>
@@ -23927,7 +23927,7 @@
         <w:t>มาตรา ๑๑๑๕</w:t>
       </w:r>
       <w:r>
-        <w:t xml:space="preserve">  รัฐต้องรับรองและคุ้มครองหลักการ โทษประหารชีวิตหรือจำคุกตลอดชีวิตสำหรับคณะผู้ก่อการรัฐประหารและลบล้างรัฐธรรมนูญ เพื่อประโยชน์ของประชาชนและผู้ใช้บริการอย่างถ้วนหน้าและยั่งยืน</w:t>
+        <w:t xml:space="preserve">  รัฐต้องรับรองหลักการว่าผู้ก่อการ หัวหน้า และผู้สั่งการในการทำรัฐประหารหรือลบล้างรัฐธรรมนูญ ต้องระวางโทษตามมาตรา ๑๑๖๐ ส่วนผู้สนับสนุน ผู้ให้ความช่วยเหลือ และผู้ที่รับตำแหน่งจากคณะรัฐประหารโดยรู้ว่าเป็นการยึดอำนาจโดยมิชอบ ต้องระวางโทษจำคุกตลอดชีวิต</w:t>
       </w:r>
     </w:p>
     <w:p>
@@ -23942,7 +23942,7 @@
         <w:t>มาตรา ๑๑๑๖</w:t>
       </w:r>
       <w:r>
-        <w:t xml:space="preserve">  ประชาชนย่อมมีสิทธิพื้นฐานในเรื่อง มาตรการบังคับใช้คำสั่งและคำวินิจฉัยขององค์กรตรวจสอบสิทธิ์ให้มีผลทันที โดยห้ามมิให้หน่วยงานใดจำกัดสิทธิหรือสร้างเงื่อนไขกีดกันโดยมิชอบ</w:t>
+        <w:t xml:space="preserve">  ประชาชนย่อมมีสิทธิได้รับผลจากคำวินิจฉัยขององค์กรตรวจสอบที่คุ้มครองสิทธิของตน คำวินิจฉัยของศาลรัฐธรรมนูญ ศาลปกครอง และคำสั่งขององค์กรอิสระที่ให้คุ้มครองสิทธิ มีผลผูกพันหน่วยงานของรัฐทันที และหน่วยงานจะอ้างเหตุใดเพื่อชะลอการปฏิบัติมิได้</w:t>
       </w:r>
     </w:p>
     <w:p>
@@ -23957,7 +23957,7 @@
         <w:t>มาตรา ๑๑๑๗</w:t>
       </w:r>
       <w:r>
-        <w:t xml:space="preserve">  รัฐต้องรับรองและคุ้มครองหลักการ การริบทรัพย์สินและสิทธิประโยชน์ย้อนหลังของผู้ที่ทุจริตต่อบทบัญญัติแผ่นดิน เพื่อประโยชน์ของประชาชนและผู้ใช้บริการอย่างถ้วนหน้าและยั่งยืน</w:t>
+        <w:t xml:space="preserve">  รัฐต้องรับรองหลักการว่าทรัพย์สินและสิทธิประโยชน์ที่ได้มาจากการทุจริตต่อหน้าที่หรือการฝ่าฝืนบทบัญญัติแห่งรัฐธรรมนูญ ต้องถูกริบคืนแผ่นดินไม่ว่าจะตกไปอยู่กับผู้ใด เว้นแต่ผู้รับโอนโดยสุจริตและเสียค่าตอบแทน</w:t>
       </w:r>
     </w:p>
     <w:p>
@@ -23972,7 +23972,7 @@
         <w:t>มาตรา ๑๑๑๘</w:t>
       </w:r>
       <w:r>
-        <w:t xml:space="preserve">  ประชาชนย่อมมีสิทธิพื้นฐานในเรื่อง มาตรการสั่งยุติการปฏิบัติหน้าที่และพักงานนักการเมืองที่ส่อเจตนาฝ่าฝืนสิทธิ์ราษฎร โดยห้ามมิให้หน่วยงานใดจำกัดสิทธิหรือสร้างเงื่อนไขกีดกันโดยมิชอบ</w:t>
+        <w:t xml:space="preserve">  ประชาชนย่อมมีสิทธิขอให้ผู้ดำรงตำแหน่งทางการเมืองที่มีพยานหลักฐานอันควรเชื่อว่าจงใจใช้อำนาจละเมิดสิทธิของประชาชนอย่างร้ายแรง หยุดปฏิบัติหน้าที่ไว้ก่อนในระหว่างการไต่สวน</w:t>
       </w:r>
     </w:p>
     <w:p>
@@ -23987,7 +23987,7 @@
         <w:t>มาตรา ๑๑๑๙</w:t>
       </w:r>
       <w:r>
-        <w:t xml:space="preserve">  รัฐต้องรับรองและคุ้มครองหลักการ กลไกบังคับฟ้องร้องทางละเมิดแพ่งและเรียกค่าเสียหายคืนสู่กองทุนประชาชน เพื่อประโยชน์ของประชาชนและผู้ใช้บริการอย่างถ้วนหน้าและยั่งยืน</w:t>
+        <w:t xml:space="preserve">  รัฐต้องรับรองหลักการว่าความเสียหายที่เกิดแก่รัฐจากการกระทำของผู้ดำรงตำแหน่งทางการเมืองหรือเจ้าหน้าที่ของรัฐโดยจงใจหรือประมาทเลินเล่ออย่างร้ายแรง ต้องได้รับการชดใช้คืน และหน่วยงานของรัฐต้องฟ้องเรียกค่าเสียหายภายในเวลาที่กฎหมายกำหนด</w:t>
       </w:r>
     </w:p>
     <w:p>
@@ -24002,7 +24002,7 @@
         <w:t>มาตรา ๑๑๒๐</w:t>
       </w:r>
       <w:r>
-        <w:t xml:space="preserve">  ประชาชนย่อมมีสิทธิพื้นฐานในเรื่อง สิทธิในการฟ้องร้องคดีแบบกลุ่ม (Class Action) สำหรับผู้เสียหายจากการปฏิบัติงานรัฐ โดยห้ามมิให้หน่วยงานใดจำกัดสิทธิหรือสร้างเงื่อนไขกีดกันโดยมิชอบ</w:t>
+        <w:t xml:space="preserve">  ผู้เสียหายจากการปฏิบัติงานของรัฐย่อมมีสิทธิฟ้องคดีแบบกลุ่ม เพื่อให้ผู้เสียหายจำนวนมากที่ได้รับความเสียหายจากเหตุเดียวกันได้รับการเยียวยาในคดีเดียว โดยไม่ต้องฟ้องเป็นรายบุคคล</w:t>
       </w:r>
     </w:p>
     <w:p>
@@ -24017,7 +24017,7 @@
         <w:t>มาตรา ๑๑๒๑</w:t>
       </w:r>
       <w:r>
-        <w:t xml:space="preserve">  รัฐต้องรับรองและคุ้มครองหลักการ การให้สิทธิ์ประชาชนดำเนินคดีต่อผู้สืบทอดอำนาจรัฐประหารโดยไม่มีอายุความอาญา เพื่อประโยชน์ของประชาชนและผู้ใช้บริการอย่างถ้วนหน้าและยั่งยืน</w:t>
+        <w:t xml:space="preserve">  ประชาชนย่อมมีสิทธิฟ้องคดีอาญาต่อผู้ที่สืบทอดหรือใช้อำนาจที่ได้มาจากการรัฐประหาร ในความผิดที่กระทำโดยอาศัยอำนาจนั้น และคดีดังกล่าวไม่มีอายุความ</w:t>
       </w:r>
     </w:p>
     <w:p>
@@ -24032,7 +24032,7 @@
         <w:t>มาตรา ๑๑๒๒</w:t>
       </w:r>
       <w:r>
-        <w:t xml:space="preserve">  ให้จัดตั้งคณะกรรมการผู้ทรงคุณวุฒิระดับชาติเพื่อกำกับดูแล โทษทางวินัยร้ายแรง การไล่ออก และจำคุกแก่เจ้าหน้าที่รัฐที่จงใจละเมิดรัฐธรรมนูญ ให้เป็นไปตามมาตรฐานการดำเนินงานและเป้าหมายของรัฐ</w:t>
+        <w:t xml:space="preserve">  ให้ผู้ตรวจการแผ่นดินมีอำนาจไต่สวนเจ้าหน้าที่ของรัฐที่ถูกกล่าวหาว่ากระทำการตามมาตรา ๑๑๑๔ และส่งสำนวนให้ผู้บังคับบัญชาลงโทษทางวินัยภายในเวลาที่กำหนด และส่งให้อัยการสูงสุดฟ้องคดีอาญา</w:t>
       </w:r>
     </w:p>
     <w:p>
@@ -24047,7 +24047,7 @@
         <w:t>มาตรา ๑๑๒๓</w:t>
       </w:r>
       <w:r>
-        <w:t xml:space="preserve">  ให้มีหน่วยงานกำกับดูแลที่เป็นอิสระทำหน้าที่วางระเบียบ มาตรการ และขับเคลื่อนโครงการเกี่ยวกับ โทษประหารชีวิตหรือจำคุกตลอดชีวิตสำหรับคณะผู้ก่อการรัฐประหารและลบล้างรัฐธรรมนูญ เพื่อประสิทธิภาพสูงสุด</w:t>
+        <w:t xml:space="preserve">  ให้อัยการสูงสุดมีหน้าที่ฟ้องคดีตามมาตรา ๑๑๑๕ ต่อศาลฎีกาโดยตรงทันทีที่การปกครองตามรัฐธรรมนูญกลับคืนมา และจะใช้ดุลพินิจสั่งไม่ฟ้องมิได้</w:t>
       </w:r>
     </w:p>
     <w:p>
@@ -24062,7 +24062,7 @@
         <w:t>มาตรา ๑๑๒๔</w:t>
       </w:r>
       <w:r>
-        <w:t xml:space="preserve">  ให้จัดตั้งคณะกรรมการผู้ทรงคุณวุฒิระดับชาติเพื่อกำกับดูแล มาตรการบังคับใช้คำสั่งและคำวินิจฉัยขององค์กรตรวจสอบสิทธิ์ให้มีผลทันที ให้เป็นไปตามมาตรฐานการดำเนินงานและเป้าหมายของรัฐ</w:t>
+        <w:t xml:space="preserve">  ให้มีหน่วยงานติดตามการปฏิบัติตามคำวินิจฉัย ทำหน้าที่ตรวจสอบว่าหน่วยงานของรัฐได้ปฏิบัติตามคำวินิจฉัยตามมาตรา ๑๑๑๖ ภายในเวลาที่กำหนดหรือไม่ และรายงานหน่วยงานที่ไม่ปฏิบัติต่อรัฐสภา</w:t>
       </w:r>
     </w:p>
     <w:p>
@@ -24077,7 +24077,7 @@
         <w:t>มาตรา ๑๑๒๕</w:t>
       </w:r>
       <w:r>
-        <w:t xml:space="preserve">  ให้มีหน่วยงานกำกับดูแลที่เป็นอิสระทำหน้าที่วางระเบียบ มาตรการ และขับเคลื่อนโครงการเกี่ยวกับ การริบทรัพย์สินและสิทธิประโยชน์ย้อนหลังของผู้ที่ทุจริตต่อบทบัญญัติแผ่นดิน เพื่อประสิทธิภาพสูงสุด</w:t>
+        <w:t xml:space="preserve">  ให้คณะกรรมการติดตามทรัพย์สินคืนแผ่นดินตามมาตรา ๖๙๖ มีอำนาจติดตามทรัพย์สินตามมาตรา ๑๑๑๗ ย้อนหลังไปจนถึงวันที่ได้มา โดยไม่มีอายุความ</w:t>
       </w:r>
     </w:p>
     <w:p>
@@ -24092,7 +24092,7 @@
         <w:t>มาตรา ๑๑๒๖</w:t>
       </w:r>
       <w:r>
-        <w:t xml:space="preserve">  ให้จัดตั้งคณะกรรมการผู้ทรงคุณวุฒิระดับชาติเพื่อกำกับดูแล มาตรการสั่งยุติการปฏิบัติหน้าที่และพักงานนักการเมืองที่ส่อเจตนาฝ่าฝืนสิทธิ์ราษฎร ให้เป็นไปตามมาตรฐานการดำเนินงานและเป้าหมายของรัฐ</w:t>
+        <w:t xml:space="preserve">  ให้ศาลรัฐธรรมนูญมีอำนาจสั่งให้ผู้ดำรงตำแหน่งทางการเมืองตามมาตรา ๑๑๑๘ หยุดปฏิบัติหน้าที่ไว้ก่อน เมื่อมีคำร้องจากสมาชิกรัฐสภาไม่น้อยกว่าหนึ่งในสิบหรือจากองค์กรอิสระ และต้องวินิจฉัยคำร้องให้แล้วเสร็จภายในสามสิบวัน</w:t>
       </w:r>
     </w:p>
     <w:p>
@@ -24107,7 +24107,7 @@
         <w:t>มาตรา ๑๑๒๗</w:t>
       </w:r>
       <w:r>
-        <w:t xml:space="preserve">  ให้มีหน่วยงานกำกับดูแลที่เป็นอิสระทำหน้าที่วางระเบียบ มาตรการ และขับเคลื่อนโครงการเกี่ยวกับ กลไกบังคับฟ้องร้องทางละเมิดแพ่งและเรียกค่าเสียหายคืนสู่กองทุนประชาชน เพื่อประสิทธิภาพสูงสุด</w:t>
+        <w:t xml:space="preserve">  ให้อัยการสูงสุดมีหน้าที่ฟ้องคดีตามมาตรา ๑๑๑๙ แทนหน่วยงานของรัฐที่ไม่ดำเนินการภายในเวลาที่กฎหมายกำหนด และให้ประชาชนจำนวนไม่น้อยกว่าหนึ่งหมื่นคนเข้าชื่อขอให้อัยการสูงสุดดำเนินการได้</w:t>
       </w:r>
     </w:p>
     <w:p>
@@ -24122,7 +24122,7 @@
         <w:t>มาตรา ๑๑๒๘</w:t>
       </w:r>
       <w:r>
-        <w:t xml:space="preserve">  ให้จัดตั้งคณะกรรมการผู้ทรงคุณวุฒิระดับชาติเพื่อกำกับดูแล สิทธิในการฟ้องร้องคดีแบบกลุ่ม (Class Action) สำหรับผู้เสียหายจากการปฏิบัติงานรัฐ ให้เป็นไปตามมาตรฐานการดำเนินงานและเป้าหมายของรัฐ</w:t>
+        <w:t xml:space="preserve">  ให้ศาลยุติธรรมและศาลปกครองจัดให้มีกระบวนการพิจารณาคดีแบบกลุ่มที่สะดวก รวดเร็ว และให้ทนายความผู้แทนกลุ่มได้รับค่าตอบแทนจากค่าเสียหายตามที่ศาลกำหนด</w:t>
       </w:r>
     </w:p>
     <w:p>
@@ -24137,7 +24137,7 @@
         <w:t>มาตรา ๑๑๒๙</w:t>
       </w:r>
       <w:r>
-        <w:t xml:space="preserve">  ให้มีหน่วยงานกำกับดูแลที่เป็นอิสระทำหน้าที่วางระเบียบ มาตรการ และขับเคลื่อนโครงการเกี่ยวกับ การให้สิทธิ์ประชาชนดำเนินคดีต่อผู้สืบทอดอำนาจรัฐประหารโดยไม่มีอายุความอาญา เพื่อประสิทธิภาพสูงสุด</w:t>
+        <w:t xml:space="preserve">  ให้ศาลฎีกามีอำนาจรับฟ้องคดีตามมาตรา ๑๑๒๑ จากประชาชนโดยตรง เมื่ออัยการสูงสุดไม่ฟ้องภายในเวลาที่กฎหมายกำหนด และบทบัญญัติแห่งกฎหมาย ประกาศ หรือคำสั่งใดที่นิรโทษกรรมการกระทำดังกล่าว ไม่มีผลใช้บังคับ</w:t>
       </w:r>
     </w:p>
     <w:p>
@@ -24152,7 +24152,7 @@
         <w:t>มาตรา ๑๑๓๐</w:t>
       </w:r>
       <w:r>
-        <w:t xml:space="preserve">  รัฐต้องจัดตั้งกองทุนหมุนเวียนเพื่ออุดหนุนและพัฒนา โทษทางวินัยร้ายแรง การไล่ออก และจำคุกแก่เจ้าหน้าที่รัฐที่จงใจละเมิดรัฐธรรมนูญ พร้อมจัดให้มีระบบลดหย่อนภาษีแก่ผู้ประกอบการหรือชุมชนที่ร่วมดำเนินงาน</w:t>
+        <w:t xml:space="preserve">  ให้มีกองทุนช่วยเหลือผู้เสียหายจากการละเมิดรัฐธรรมนูญ เพื่อจ่ายค่าเสียหายเบื้องต้นแก่ผู้เสียหายโดยไม่ต้องรอผลคดี และให้รัฐไล่เบี้ยเอาจากเจ้าหน้าที่ผู้กระทำการโดยจงใจภายหลัง</w:t>
       </w:r>
     </w:p>
     <w:p>
@@ -24167,7 +24167,7 @@
         <w:t>มาตรา ๑๑๓๑</w:t>
       </w:r>
       <w:r>
-        <w:t xml:space="preserve">  รัฐต้องจัดสรรงบประมาณแผ่นดินและทรัพยากรที่จำเป็นอย่างต่อเนื่องทุกปี เพื่อสนับสนุนและผลักดันการดำเนินงานด้าน โทษประหารชีวิตหรือจำคุกตลอดชีวิตสำหรับคณะผู้ก่อการรัฐประหารและลบล้างรัฐธรรมนูญ</w:t>
+        <w:t xml:space="preserve">  รัฐต้องจัดสรรงบประมาณสำหรับการรวบรวมและเก็บรักษาพยานหลักฐานการยึดอำนาจไว้อย่างปลอดภัย รวมทั้งสำเนาที่เก็บไว้นอกราชอาณาจักร เพื่อใช้ในการดำเนินคดีตามมาตรา ๑๑๑๕</w:t>
       </w:r>
     </w:p>
     <w:p>
@@ -24182,7 +24182,7 @@
         <w:t>มาตรา ๑๑๓๒</w:t>
       </w:r>
       <w:r>
-        <w:t xml:space="preserve">  รัฐต้องจัดตั้งกองทุนหมุนเวียนเพื่ออุดหนุนและพัฒนา มาตรการบังคับใช้คำสั่งและคำวินิจฉัยขององค์กรตรวจสอบสิทธิ์ให้มีผลทันที พร้อมจัดให้มีระบบลดหย่อนภาษีแก่ผู้ประกอบการหรือชุมชนที่ร่วมดำเนินงาน</w:t>
+        <w:t xml:space="preserve">  ให้มีกองทุนบังคับการตามคำวินิจฉัย เพื่อจ่ายค่าเสียหายแก่ผู้ได้รับความคุ้มครองแทนหน่วยงานที่ไม่ปฏิบัติตามคำวินิจฉัย และหักคืนจากงบประมาณของหน่วยงานนั้นในปีถัดไป</w:t>
       </w:r>
     </w:p>
     <w:p>
@@ -24197,7 +24197,7 @@
         <w:t>มาตรา ๑๑๓๓</w:t>
       </w:r>
       <w:r>
-        <w:t xml:space="preserve">  รัฐต้องจัดสรรงบประมาณแผ่นดินและทรัพยากรที่จำเป็นอย่างต่อเนื่องทุกปี เพื่อสนับสนุนและผลักดันการดำเนินงานด้าน การริบทรัพย์สินและสิทธิประโยชน์ย้อนหลังของผู้ที่ทุจริตต่อบทบัญญัติแผ่นดิน</w:t>
+        <w:t xml:space="preserve">  ทรัพย์สินที่ริบได้ตามมาตรา ๑๑๑๗ ให้นำเข้ากองทุนต่อต้านการทุจริตภาคประชาชนตามมาตรา ๑๑๕๘</w:t>
       </w:r>
     </w:p>
     <w:p>
@@ -24212,7 +24212,7 @@
         <w:t>มาตรา ๑๑๓๔</w:t>
       </w:r>
       <w:r>
-        <w:t xml:space="preserve">  รัฐต้องจัดตั้งกองทุนหมุนเวียนเพื่ออุดหนุนและพัฒนา มาตรการสั่งยุติการปฏิบัติหน้าที่และพักงานนักการเมืองที่ส่อเจตนาฝ่าฝืนสิทธิ์ราษฎร พร้อมจัดให้มีระบบลดหย่อนภาษีแก่ผู้ประกอบการหรือชุมชนที่ร่วมดำเนินงาน</w:t>
+        <w:t xml:space="preserve">  รัฐต้องจัดสรรงบประมาณให้องค์กรอิสระที่ไต่สวนกรณีตามมาตรา ๑๑๑๘ อย่างเพียงพอ เพื่อให้การไต่สวนแล้วเสร็จโดยเร็วและไม่ปล่อยให้การหยุดปฏิบัติหน้าที่ยืดเยื้อ</w:t>
       </w:r>
     </w:p>
     <w:p>
@@ -24227,7 +24227,7 @@
         <w:t>มาตรา ๑๑๓๕</w:t>
       </w:r>
       <w:r>
-        <w:t xml:space="preserve">  รัฐต้องจัดสรรงบประมาณแผ่นดินและทรัพยากรที่จำเป็นอย่างต่อเนื่องทุกปี เพื่อสนับสนุนและผลักดันการดำเนินงานด้าน กลไกบังคับฟ้องร้องทางละเมิดแพ่งและเรียกค่าเสียหายคืนสู่กองทุนประชาชน</w:t>
+        <w:t xml:space="preserve">  เงินค่าเสียหายที่ได้รับชดใช้ตามมาตรา ๑๑๑๙ ในส่วนที่เกิดจากการทุจริต ให้นำเข้ากองทุนต่อต้านการทุจริตภาคประชาชนตามมาตรา ๑๑๕๘ เพื่อเยียวยาผู้ได้รับผลกระทบ</w:t>
       </w:r>
     </w:p>
     <w:p>
@@ -24242,7 +24242,7 @@
         <w:t>มาตรา ๑๑๓๖</w:t>
       </w:r>
       <w:r>
-        <w:t xml:space="preserve">  รัฐต้องจัดตั้งกองทุนหมุนเวียนเพื่ออุดหนุนและพัฒนา สิทธิในการฟ้องร้องคดีแบบกลุ่ม (Class Action) สำหรับผู้เสียหายจากการปฏิบัติงานรัฐ พร้อมจัดให้มีระบบลดหย่อนภาษีแก่ผู้ประกอบการหรือชุมชนที่ร่วมดำเนินงาน</w:t>
+        <w:t xml:space="preserve">  รัฐต้องจัดสรรงบประมาณสำหรับการช่วยเหลือทางกฎหมายแก่กลุ่มผู้เสียหายที่มีรายได้น้อยในการฟ้องคดีแบบกลุ่มต่อหน่วยงานของรัฐ</w:t>
       </w:r>
     </w:p>
     <w:p>
@@ -24257,7 +24257,7 @@
         <w:t>มาตรา ๑๑๓๗</w:t>
       </w:r>
       <w:r>
-        <w:t xml:space="preserve">  รัฐต้องจัดสรรงบประมาณแผ่นดินและทรัพยากรที่จำเป็นอย่างต่อเนื่องทุกปี เพื่อสนับสนุนและผลักดันการดำเนินงานด้าน การให้สิทธิ์ประชาชนดำเนินคดีต่อผู้สืบทอดอำนาจรัฐประหารโดยไม่มีอายุความอาญา</w:t>
+        <w:t xml:space="preserve">  รัฐต้องจัดสรรงบประมาณสำหรับความช่วยเหลือทางกฎหมายและการคุ้มครองพยานแก่ประชาชนที่ฟ้องคดีตามมาตรา ๑๑๒๑</w:t>
       </w:r>
     </w:p>
     <w:p>
@@ -24272,7 +24272,7 @@
         <w:t>มาตรา ๑๑๓๘</w:t>
       </w:r>
       <w:r>
-        <w:t xml:space="preserve">  ประชาชนและชุมชนท้องถิ่นย่อมมีสิทธิเสนอแนะ ตรวจสอบ และมีส่วนร่วมในการวางแผนจัดการเกี่ยวกับ โทษทางวินัยร้ายแรง การไล่ออก และจำคุกแก่เจ้าหน้าที่รัฐที่จงใจละเมิดรัฐธรรมนูญ โดยตรง</w:t>
+        <w:t xml:space="preserve">  ผู้เสียหายย่อมมีสิทธิร้องเรียนต่อผู้ตรวจการแผ่นดินตามมาตรา ๑๑๒๒ หรือฟ้องคดีต่อศาลโดยตรง และมีสิทธิได้รับแจ้งความคืบหน้าของการดำเนินการ</w:t>
       </w:r>
     </w:p>
     <w:p>
@@ -24287,7 +24287,7 @@
         <w:t>มาตรา ๑๑๓๙</w:t>
       </w:r>
       <w:r>
-        <w:t xml:space="preserve">  หน่วยงานของรัฐต้องเปิดเผยข้อมูล รายงานการเบิกจ่ายงบประมาณ และผลการทำงานเกี่ยวกับ โทษประหารชีวิตหรือจำคุกตลอดชีวิตสำหรับคณะผู้ก่อการรัฐประหารและลบล้างรัฐธรรมนูญ บนระบบข้อมูลออนไลน์ที่สืบค้นง่าย</w:t>
+        <w:t xml:space="preserve">  หน่วยงานของรัฐต้องเปิดเผยรายชื่อผู้ถูกดำเนินคดีตามมาตรา ๑๑๑๕ ความคืบหน้าของคดี และคำพิพากษาต่อสาธารณะ</w:t>
       </w:r>
     </w:p>
     <w:p>
@@ -24302,7 +24302,7 @@
         <w:t>มาตรา ๑๑๔๐</w:t>
       </w:r>
       <w:r>
-        <w:t xml:space="preserve">  ประชาชนและชุมชนท้องถิ่นย่อมมีสิทธิเสนอแนะ ตรวจสอบ และมีส่วนร่วมในการวางแผนจัดการเกี่ยวกับ มาตรการบังคับใช้คำสั่งและคำวินิจฉัยขององค์กรตรวจสอบสิทธิ์ให้มีผลทันที โดยตรง</w:t>
+        <w:t xml:space="preserve">  ผู้ได้รับความคุ้มครองตามคำวินิจฉัยย่อมมีสิทธิร้องขอต่อหน่วยงานตามมาตรา ๑๑๒๔ ให้บังคับการ เมื่อหน่วยงานของรัฐไม่ปฏิบัติตามคำวินิจฉัยภายในเวลาที่กำหนด</w:t>
       </w:r>
     </w:p>
     <w:p>
@@ -24317,7 +24317,7 @@
         <w:t>มาตรา ๑๑๔๑</w:t>
       </w:r>
       <w:r>
-        <w:t xml:space="preserve">  หน่วยงานของรัฐต้องเปิดเผยข้อมูล รายงานการเบิกจ่ายงบประมาณ และผลการทำงานเกี่ยวกับ การริบทรัพย์สินและสิทธิประโยชน์ย้อนหลังของผู้ที่ทุจริตต่อบทบัญญัติแผ่นดิน บนระบบข้อมูลออนไลน์ที่สืบค้นง่าย</w:t>
+        <w:t xml:space="preserve">  หน่วยงานของรัฐต้องเปิดเผยรายการทรัพย์สินที่ริบได้ตามมาตรา ๑๑๑๗ และการนำไปใช้ประโยชน์ต่อสาธารณะ</w:t>
       </w:r>
     </w:p>
     <w:p>
@@ -24332,7 +24332,7 @@
         <w:t>มาตรา ๑๑๔๒</w:t>
       </w:r>
       <w:r>
-        <w:t xml:space="preserve">  ประชาชนและชุมชนท้องถิ่นย่อมมีสิทธิเสนอแนะ ตรวจสอบ และมีส่วนร่วมในการวางแผนจัดการเกี่ยวกับ มาตรการสั่งยุติการปฏิบัติหน้าที่และพักงานนักการเมืองที่ส่อเจตนาฝ่าฝืนสิทธิ์ราษฎร โดยตรง</w:t>
+        <w:t xml:space="preserve">  ประชาชนย่อมมีสิทธิทราบเหตุผลของคำสั่งให้หยุดปฏิบัติหน้าที่และผลการไต่สวน และคำสั่งดังกล่าวต้องเผยแพร่ต่อสาธารณะ</w:t>
       </w:r>
     </w:p>
     <w:p>
@@ -24347,7 +24347,7 @@
         <w:t>มาตรา ๑๑๔๓</w:t>
       </w:r>
       <w:r>
-        <w:t xml:space="preserve">  หน่วยงานของรัฐต้องเปิดเผยข้อมูล รายงานการเบิกจ่ายงบประมาณ และผลการทำงานเกี่ยวกับ กลไกบังคับฟ้องร้องทางละเมิดแพ่งและเรียกค่าเสียหายคืนสู่กองทุนประชาชน บนระบบข้อมูลออนไลน์ที่สืบค้นง่าย</w:t>
+        <w:t xml:space="preserve">  หน่วยงานของรัฐต้องเปิดเผยรายการความเสียหายที่ได้ฟ้องเรียก ผลคดี และจำนวนเงินที่ได้รับชดใช้ตามมาตรา ๑๑๑๙ ต่อสาธารณะ</w:t>
       </w:r>
     </w:p>
     <w:p>
@@ -24362,7 +24362,7 @@
         <w:t>มาตรา ๑๑๔๔</w:t>
       </w:r>
       <w:r>
-        <w:t xml:space="preserve">  ประชาชนและชุมชนท้องถิ่นย่อมมีสิทธิเสนอแนะ ตรวจสอบ และมีส่วนร่วมในการวางแผนจัดการเกี่ยวกับ สิทธิในการฟ้องร้องคดีแบบกลุ่ม (Class Action) สำหรับผู้เสียหายจากการปฏิบัติงานรัฐ โดยตรง</w:t>
+        <w:t xml:space="preserve">  ผู้เสียหายที่อยู่ในกลุ่มย่อมมีสิทธิได้รับแจ้งการฟ้องคดี และมีสิทธิขอออกจากกลุ่มเพื่อฟ้องคดีของตนเอง</w:t>
       </w:r>
     </w:p>
     <w:p>
@@ -24377,7 +24377,7 @@
         <w:t>มาตรา ๑๑๔๕</w:t>
       </w:r>
       <w:r>
-        <w:t xml:space="preserve">  หน่วยงานของรัฐต้องเปิดเผยข้อมูล รายงานการเบิกจ่ายงบประมาณ และผลการทำงานเกี่ยวกับ การให้สิทธิ์ประชาชนดำเนินคดีต่อผู้สืบทอดอำนาจรัฐประหารโดยไม่มีอายุความอาญา บนระบบข้อมูลออนไลน์ที่สืบค้นง่าย</w:t>
+        <w:t xml:space="preserve">  หน่วยงานของรัฐต้องเปิดเผยประกาศ คำสั่ง และเอกสารราชการทั้งหมดที่ออกในระหว่างการยึดอำนาจ เพื่อใช้เป็นพยานหลักฐานในคดีตามมาตรา ๑๑๒๑</w:t>
       </w:r>
     </w:p>
     <w:p>
@@ -24392,7 +24392,7 @@
         <w:t>มาตรา ๑๑๔๖</w:t>
       </w:r>
       <w:r>
-        <w:t xml:space="preserve">  การออกระเบียบหรือมาตรการใด ๆ เกี่ยวกับ โทษทางวินัยร้ายแรง การไล่ออก และจำคุกแก่เจ้าหน้าที่รัฐที่จงใจละเมิดรัฐธรรมนูญ ต้องคำนึงถึงผลกระทบต่อกลุ่มเปราะบางในสังคมเป็นลำดับแรก</w:t>
+        <w:t xml:space="preserve">  ในการลงโทษตามมาตรา ๑๑๑๔ ต้องพิจารณาความรับผิดของผู้บังคับบัญชาที่สั่งการหรือรู้แล้วไม่ยับยั้งด้วย และผู้ใต้บังคับบัญชาจะอ้างคำสั่งผู้บังคับบัญชาเป็นข้อแก้ตัวมิได้</w:t>
       </w:r>
     </w:p>
     <w:p>
@@ -24407,7 +24407,7 @@
         <w:t>มาตรา ๑๑๔๗</w:t>
       </w:r>
       <w:r>
-        <w:t xml:space="preserve">  รัฐต้องส่งเสริมความร่วมมือทางวิชาการและปรับปรุงมาตรฐานการจัดการ โทษประหารชีวิตหรือจำคุกตลอดชีวิตสำหรับคณะผู้ก่อการรัฐประหารและลบล้างรัฐธรรมนูญ ให้สอดคล้องกับข้อตกลงและกติกาสากลระหว่างประเทศ</w:t>
+        <w:t xml:space="preserve">  ให้รัฐร่วมมือกับต่างประเทศและองค์การระหว่างประเทศในการติดตามตัวผู้กระทำความผิดตามมาตรา ๑๑๑๕ ที่หลบหนีไปนอกราชอาณาจักร และอายัดทรัพย์สินของบุคคลดังกล่าว</w:t>
       </w:r>
     </w:p>
     <w:p>
@@ -24422,7 +24422,7 @@
         <w:t>มาตรา ๑๑๔๘</w:t>
       </w:r>
       <w:r>
-        <w:t xml:space="preserve">  ให้คณะกรรมการตรวจสอบมีอำนาจในการระงับ อายัด และสืบสวนหาข้อเท็จจริงกรณีพบความไม่โปร่งใสในการดำเนินงานด้าน มาตรการบังคับใช้คำสั่งและคำวินิจฉัยขององค์กรตรวจสอบสิทธิ์ให้มีผลทันที</w:t>
+        <w:t xml:space="preserve">  ให้หน่วยงานตามมาตรา ๑๑๒๔ มีอำนาจระงับการเบิกจ่ายงบประมาณบางส่วนของหน่วยงานที่ไม่ปฏิบัติตามคำวินิจฉัย และสืบสวนเจ้าหน้าที่ผู้รับผิดชอบเพื่อดำเนินการทางวินัย</w:t>
       </w:r>
     </w:p>
     <w:p>
@@ -24437,7 +24437,7 @@
         <w:t>มาตรา ๑๑๔๙</w:t>
       </w:r>
       <w:r>
-        <w:t xml:space="preserve">  ให้มีการประเมินผลสัมฤทธิ์และทบทวนความเหมาะสมของกฎหมายและนโยบายด้าน การริบทรัพย์สินและสิทธิประโยชน์ย้อนหลังของผู้ที่ทุจริตต่อบทบัญญัติแผ่นดิน ทุกรอบห้าปีตามสภาวะสังคมที่เปลี่ยนแปลง</w:t>
+        <w:t xml:space="preserve">  กฎหมายว่าด้วยการริบทรัพย์สินตามมาตรา ๑๑๑๗ ต้องได้รับการทบทวนทุกห้าปี เพื่อปิดช่องทางการโอนทรัพย์สินผ่านนิติบุคคลและผู้ถือแทน</w:t>
       </w:r>
     </w:p>
     <w:p>
@@ -24452,7 +24452,7 @@
         <w:t>มาตรา ๑๑๕๐</w:t>
       </w:r>
       <w:r>
-        <w:t xml:space="preserve">  การออกระเบียบหรือมาตรการใด ๆ เกี่ยวกับ มาตรการสั่งยุติการปฏิบัติหน้าที่และพักงานนักการเมืองที่ส่อเจตนาฝ่าฝืนสิทธิ์ราษฎร ต้องคำนึงถึงผลกระทบต่อกลุ่มเปราะบางในสังคมเป็นลำดับแรก</w:t>
+        <w:t xml:space="preserve">  การใช้มาตรการตามมาตรา ๑๑๑๘ ต้องคำนึงถึงสิทธิในการต่อสู้คดีของผู้ถูกกล่าวหา และจะใช้เป็นเครื่องมือทางการเมืองเพื่อขัดขวางรัฐบาลโดยไม่มีพยานหลักฐานมิได้ ผู้ยื่นคำร้องอันเป็นเท็จโดยรู้อยู่ต้องรับผิด</w:t>
       </w:r>
     </w:p>
     <w:p>

--- a/files/รัฐธรรมนูญ_๒๕๒๕_แก้ไขเพิ่มเติม.docx
+++ b/files/รัฐธรรมนูญ_๒๕๒๕_แก้ไขเพิ่มเติม.docx
@@ -14285,7 +14285,7 @@
         <w:t>มาตรา ๔๘๕</w:t>
       </w:r>
       <w:r>
-        <w:t xml:space="preserve">  บุคคลย่อมมีเสรีภาพในการสื่อสารถึงกันโดยทางที่ชอบด้วยกฎหมาย การดักรับ ตรวจ หรือสอดแนมการสื่อสารด้วยวิธีการใด ๆ จะกระทำมิได้ เว้นแต่มีคำสั่งศาลเฉพาะรายบุคคลและเฉพาะคราว รัฐจะบังคับให้ผู้ให้บริการสร้างช่องทางลับเพื่อเข้าถึงข้อมูลที่เข้ารหัสมิได้</w:t>
+        <w:t xml:space="preserve">  บุคคลย่อมมีเสรีภาพในการสื่อสารถึงกันโดยทางที่ชอบด้วยกฎหมาย การดักรับ ตรวจ หรือสอดแนมการสื่อสารด้วยวิธีการใด ๆ จะกระทำมิได้ เว้นแต่มีคำสั่งศาลเฉพาะรายบุคคลและเฉพาะคราวตามมาตรา ๕๘ รัฐจะบังคับให้ผู้ให้บริการสร้างช่องทางลับเพื่อเข้าถึงข้อมูลที่เข้ารหัสมิได้</w:t>
       </w:r>
     </w:p>
     <w:p>
@@ -14375,7 +14375,7 @@
         <w:t>มาตรา ๔๙๑</w:t>
       </w:r>
       <w:r>
-        <w:t xml:space="preserve">  ให้มีคณะกรรมการกิจการโทรคมนาคมซึ่งเป็นองค์กรอิสระ ทำหน้าที่จัดสรรคลื่นความถี่โดยการประมูลที่โปร่งใส กำกับคุณภาพบริการ และป้องกันการผูกขาดโครงข่าย</w:t>
+        <w:t xml:space="preserve">  ให้องค์กรอิสระตามมาตรา ๓๙ ทำหน้าที่จัดสรรคลื่นความถี่สำหรับกิจการโทรคมนาคมโดยการประมูลที่โปร่งใส กำกับคุณภาพบริการ และป้องกันการผูกขาดโครงข่าย</w:t>
       </w:r>
     </w:p>
     <w:p>
@@ -14735,7 +14735,7 @@
         <w:t>มาตรา ๕๑๕</w:t>
       </w:r>
       <w:r>
-        <w:t xml:space="preserve">  ให้คณะกรรมการตามมาตรา ๔๙๑ มีอำนาจตรวจสอบและระงับการเบิกจ่ายเงินกองทุนตามมาตรา ๔๙๙ เมื่อพบว่าการก่อสร้างไม่เป็นไปตามสัญญาหรือมีการสมยอมราคา</w:t>
+        <w:t xml:space="preserve">  ให้องค์กรตามมาตรา ๓๙ มีอำนาจตรวจสอบและระงับการเบิกจ่ายเงินกองทุนตามมาตรา ๔๙๙ เมื่อพบว่าการก่อสร้างไม่เป็นไปตามสัญญาหรือมีการสมยอมราคา</w:t>
       </w:r>
     </w:p>
     <w:p>
@@ -17285,7 +17285,7 @@
         <w:t>มาตรา ๖๘๑</w:t>
       </w:r>
       <w:r>
-        <w:t xml:space="preserve">  รัฐต้องรับรองหลักการว่าผู้ดำรงตำแหน่งทางการเมือง ผู้บริหารองค์กรอิสระ ตุลาการ และข้าราชการระดับสูง ต้องเปิดเผยบัญชีแสดงรายการทรัพย์สินและหนี้สินของตน คู่สมรส และบุตรที่ยังไม่บรรลุนิติภาวะต่อสาธารณะ ทั้งเมื่อเข้ารับตำแหน่ง ทุกปีระหว่างดำรงตำแหน่ง และเมื่อพ้นจากตำแหน่ง</w:t>
+        <w:t xml:space="preserve">  รัฐต้องรับรองหลักการว่าผู้ดำรงตำแหน่งทางการเมืองตามมาตรา ๒๗๘ ผู้บริหารองค์กรอิสระ ตุลาการ และข้าราชการระดับสูง ต้องเปิดเผยบัญชีแสดงรายการทรัพย์สินและหนี้สินของตน คู่สมรส และบุตรที่ยังไม่บรรลุนิติภาวะต่อสาธารณะ ทั้งเมื่อเข้ารับตำแหน่ง ทุกปีระหว่างดำรงตำแหน่ง และเมื่อพ้นจากตำแหน่ง</w:t>
       </w:r>
     </w:p>
     <w:p>
@@ -17315,7 +17315,7 @@
         <w:t>มาตรา ๖๘๓</w:t>
       </w:r>
       <w:r>
-        <w:t xml:space="preserve">  รัฐต้องรับรองหลักการว่าผู้แจ้งเบาะแสการทุจริตโดยสุจริตต้องได้รับความคุ้มครองจากการถูกกลั่นแกล้ง ลงโทษ หรือฟ้องร้อง และการเปิดเผยตัวตนของผู้แจ้งเบาะแสโดยไม่ได้รับความยินยอมจะกระทำมิได้</w:t>
+        <w:t xml:space="preserve">  รัฐต้องรับรองหลักการว่าผู้แจ้งเบาะแสการทุจริตโดยสุจริตต้องได้รับความคุ้มครองตามมาตรา ๕๙จากการถูกกลั่นแกล้ง ลงโทษ หรือฟ้องร้อง และการเปิดเผยตัวตนของผู้แจ้งเบาะแสโดยไม่ได้รับความยินยอมจะกระทำมิได้</w:t>
       </w:r>
     </w:p>
     <w:p>
@@ -17360,7 +17360,7 @@
         <w:t>มาตรา ๖๘๖</w:t>
       </w:r>
       <w:r>
-        <w:t xml:space="preserve">  บุคคลย่อมมีสิทธิเข้าถึงข้อมูลหรือข่าวสารสาธารณะในครอบครองของหน่วยงานของรัฐ เว้นแต่การเปิดเผยจะกระทบต่อความมั่นคงของรัฐ ความปลอดภัยของประชาชน หรือสิทธิส่วนบุคคล ซึ่งหน่วยงานต้องแสดงเหตุผลเป็นรายกรณี</w:t>
+        <w:t xml:space="preserve">  ในการใช้สิทธิเข้าถึงข้อมูลหรือข่าวสารสาธารณะตามมาตรา ๕๗ หน่วยงานของรัฐที่ปฏิเสธการเปิดเผยข้อมูลต้องแสดงเหตุผลเป็นรายกรณีว่าการเปิดเผยจะกระทบต่อความมั่นคงของรัฐ ความปลอดภัยของประชาชน หรือสิทธิส่วนบุคคลอย่างไร</w:t>
       </w:r>
     </w:p>
     <w:p>
@@ -17912,7 +17912,7 @@
         <w:t>มาตรา ๗๒๒</w:t>
       </w:r>
       <w:r>
-        <w:t xml:space="preserve">  รัฐต้องรับรองหลักการว่าการสั่งปิดกิจการสื่อมวลชน การตรวจข่าวก่อนการเผยแพร่ และการสั่งห้ามเสนอข่าวจะกระทำมิได้ ไม่ว่าในภาวะปกติหรือภาวะฉุกเฉิน เว้นแต่มีคำสั่งศาลเฉพาะเนื้อหาที่ขัดต่อกฎหมาย</w:t>
+        <w:t xml:space="preserve">  รัฐต้องรับรองหลักการว่าการสั่งปิดกิจการสื่อมวลชน การตรวจข่าวก่อนการเผยแพร่ และการสั่งห้ามเสนอข่าวจะกระทำมิได้ ไม่ว่าในภาวะปกติหรือภาวะฉุกเฉิน เว้นแต่ในภาวะการสงครามหรือการรบตามมาตรา ๓๘ หรือมีคำสั่งศาลเฉพาะเนื้อหาที่ขัดต่อกฎหมาย</w:t>
       </w:r>
     </w:p>
     <w:p>
@@ -18032,7 +18032,7 @@
         <w:t>มาตรา ๗๓๐</w:t>
       </w:r>
       <w:r>
-        <w:t xml:space="preserve">  ให้คณะกรรมการกิจการกระจายเสียงและกิจการโทรทัศน์ซึ่งเป็นองค์กรอิสระเป็นผู้กำกับดูแลการใช้คลื่นความถี่ โดยจะนำอำนาจกำกับดูแลมาใช้ลงโทษสื่อเพราะเนื้อหาที่วิพากษ์วิจารณ์รัฐบาลมิได้</w:t>
+        <w:t xml:space="preserve">  ให้องค์กรอิสระตามมาตรา ๓๙ เป็นผู้กำกับดูแลกิจการกระจายเสียงและกิจการโทรทัศน์ โดยจะนำอำนาจกำกับดูแลมาใช้ลงโทษสื่อเพราะเนื้อหาที่วิพากษ์วิจารณ์รัฐบาลมิได้</w:t>
       </w:r>
     </w:p>
     <w:p>
@@ -18047,7 +18047,7 @@
         <w:t>มาตรา ๗๓๑</w:t>
       </w:r>
       <w:r>
-        <w:t xml:space="preserve">  ให้คณะกรรมการตามมาตรา ๗๓๐ มีหน้าที่พิจารณาการควบรวมกิจการสื่อมวลชนก่อนมีผลบังคับ และสั่งระงับการควบรวมที่ทำให้ความหลากหลายของข่าวสารลดลงอย่างมีนัยสำคัญ</w:t>
+        <w:t xml:space="preserve">  ให้องค์กรตามมาตรา ๓๙ มีหน้าที่พิจารณาการควบรวมกิจการสื่อมวลชนก่อนมีผลบังคับ และสั่งระงับการควบรวมที่ทำให้ความหลากหลายของข่าวสารลดลงอย่างมีนัยสำคัญ</w:t>
       </w:r>
     </w:p>
     <w:p>
@@ -18107,7 +18107,7 @@
         <w:t>มาตรา ๗๓๕</w:t>
       </w:r>
       <w:r>
-        <w:t xml:space="preserve">  ให้คณะกรรมการตามมาตรา ๗๓๐ จัดให้สื่อชุมชนได้รับใบอนุญาตโดยขั้นตอนที่ง่ายและค่าธรรมเนียมต่ำ และรับรองสถานะของสื่อชุมชนแยกจากสื่อเชิงพาณิชย์</w:t>
+        <w:t xml:space="preserve">  ให้องค์กรตามมาตรา ๓๙ จัดให้สื่อชุมชนได้รับใบอนุญาตโดยขั้นตอนที่ง่ายและค่าธรรมเนียมต่ำ และรับรองสถานะของสื่อชุมชนแยกจากสื่อเชิงพาณิชย์</w:t>
       </w:r>
     </w:p>
     <w:p>
@@ -18137,7 +18137,7 @@
         <w:t>มาตรา ๗๓๗</w:t>
       </w:r>
       <w:r>
-        <w:t xml:space="preserve">  ให้มีกองทุนส่งเสริมสื่อปลอดภัยและสร้างสรรค์ ซึ่งบริหารโดยคณะกรรมการที่ไม่ขึ้นกับฝ่ายบริหาร เพื่อสนับสนุนการผลิตข่าวเชิงสืบสวนและงานข่าวในประเด็นสาธารณะ</w:t>
+        <w:t xml:space="preserve">  ให้มีกองทุนพัฒนาวิชาชีพสื่อมวลชน ซึ่งบริหารโดยคณะกรรมการที่ไม่ขึ้นกับฝ่ายบริหาร เพื่อให้ทุนฝึกอบรมและทุนการศึกษาแก่ผู้ประกอบวิชาชีพเป็นรายบุคคล ทั้งนี้ การจัดสรรเงินกองทุนจะเป็นการอุดหนุนกิจการสื่อมวลชนของเอกชนตามที่มาตรา ๓๘ ห้ามไว้มิได้</w:t>
       </w:r>
     </w:p>
     <w:p>
@@ -18167,7 +18167,7 @@
         <w:t>มาตรา ๗๓๙</w:t>
       </w:r>
       <w:r>
-        <w:t xml:space="preserve">  ให้มีกองทุนส่งเสริมความหลากหลายของสื่อ เพื่อสนับสนุนผู้ประกอบการสื่อรายใหม่และสื่อท้องถิ่นที่ไม่อยู่ในเครือของกลุ่มทุนสื่อรายใหญ่</w:t>
+        <w:t xml:space="preserve">  รัฐต้องลดอุปสรรคการเข้าสู่ตลาดของผู้ประกอบการสื่อรายใหม่และสื่อท้องถิ่นที่ไม่อยู่ในเครือของกลุ่มทุนสื่อรายใหญ่ เช่น ค่าธรรมเนียมใบอนุญาตที่ต่ำและการเข้าถึงโครงข่ายอย่างเท่าเทียม โดยไม่เป็นการให้เงินอุดหนุนที่มาตรา ๓๘ ห้ามไว้</w:t>
       </w:r>
     </w:p>
     <w:p>
@@ -18227,7 +18227,7 @@
         <w:t>มาตรา ๗๔๓</w:t>
       </w:r>
       <w:r>
-        <w:t xml:space="preserve">  ให้มีกองทุนพัฒนาสื่อชุมชน เพื่อสนับสนุนอุปกรณ์ การฝึกอบรมผู้ผลิตรายการในชุมชน และค่าใช้จ่ายในการดำเนินงานของสื่อชุมชน</w:t>
+        <w:t xml:space="preserve">  ให้สื่อสาธารณะตามมาตรา ๗๒๕ จัดการฝึกอบรมผู้ผลิตรายการในชุมชน ให้ยืมอุปกรณ์การผลิต และจัดเวลาออกอากาศให้แก่รายการที่ชุมชนผลิต โดยไม่เป็นการให้เงินอุดหนุนแก่สื่อชุมชนโดยตรง</w:t>
       </w:r>
     </w:p>
     <w:p>
@@ -18407,7 +18407,7 @@
         <w:t>มาตรา ๗๕๕</w:t>
       </w:r>
       <w:r>
-        <w:t xml:space="preserve">  ให้คณะกรรมการตามมาตรา ๗๓๐ มีอำนาจสืบหาผู้ถือหุ้นที่แท้จริงของกิจการสื่อมวลชน และสั่งให้จำหน่ายหุ้นที่ถือไว้แทนผู้ดำรงตำแหน่งทางการเมือง</w:t>
+        <w:t xml:space="preserve">  ให้องค์กรตามมาตรา ๓๙ มีอำนาจสืบหาผู้ถือหุ้นที่แท้จริงของกิจการสื่อมวลชน และสั่งให้จำหน่ายหุ้นที่ถือไว้แทนผู้ดำรงตำแหน่งทางการเมือง</w:t>
       </w:r>
     </w:p>
     <w:p>
@@ -18467,7 +18467,7 @@
         <w:t>มาตรา ๗๕๙</w:t>
       </w:r>
       <w:r>
-        <w:t xml:space="preserve">  ให้คณะกรรมการตามมาตรา ๗๓๐ มีอำนาจตรวจสอบสื่อที่ได้รับใบอนุญาตเป็นสื่อชุมชนแต่ดำเนินการเชิงพาณิชย์หรือถูกครอบงำโดยพรรคการเมือง และเพิกถอนสถานะสื่อชุมชนนั้น</w:t>
+        <w:t xml:space="preserve">  ให้องค์กรตามมาตรา ๓๙ มีอำนาจตรวจสอบสื่อที่ได้รับใบอนุญาตเป็นสื่อชุมชนแต่ดำเนินการเชิงพาณิชย์หรือถูกครอบงำโดยพรรคการเมือง และเพิกถอนสถานะสื่อชุมชนนั้น</w:t>
       </w:r>
     </w:p>
     <w:p>
@@ -19733,7 +19733,7 @@
         <w:t>มาตรา ๘๔๑</w:t>
       </w:r>
       <w:r>
-        <w:t xml:space="preserve">  รัฐต้องรับรองหลักการว่าหนังสือสัญญาที่มีบทเปลี่ยนแปลงอาณาเขตไทย เขตอำนาจแห่งรัฐ หรือที่ผูกพันการค้า การลงทุน งบประมาณ หรือการส่งกำลังทหารไปนอกราชอาณาจักร จะมีผลผูกพันประเทศได้ต่อเมื่อได้รับความเห็นชอบจากรัฐสภาแล้ว</w:t>
+        <w:t xml:space="preserve">  รัฐต้องรับรองหลักการว่า นอกจากหนังสือสัญญาตามมาตรา ๒๑๑ แล้ว หนังสือสัญญาที่ผูกพันการค้า การลงทุน งบประมาณ หรือการส่งกำลังทหารไปนอกราชอาณาจักร จะมีผลผูกพันประเทศได้ต่อเมื่อได้รับความเห็นชอบจากรัฐสภาแล้ว</w:t>
       </w:r>
     </w:p>
     <w:p>

--- a/files/รัฐธรรมนูญ_๒๕๒๕_แก้ไขเพิ่มเติม.docx
+++ b/files/รัฐธรรมนูญ_๒๕๒๕_แก้ไขเพิ่มเติม.docx
@@ -819,7 +819,7 @@
         <w:pStyle w:val="วรรค"/>
       </w:pPr>
       <w:r>
-        <w:t>มาตรา ๓๒ บุคคลจะไม่ต้องรับโทษอาญา เว้นแต่จะได้กระทำการอันกฎหมายที่ใช้อยู่ในเวลาที่กระทำนั้นบัญญัติเป็นความผิดและกำหนดโทษไว้ และโทษที่จะลงแก่บุคคลนั้นจะหนักกว่าโทษที่กำหนดไว้ในกฎหมายที่ใช้อยู่ในเวลาที่กระทำความผิดมิได้</w:t>
+        <w:t>บุคคลจะไม่ต้องรับโทษอาญา เว้นแต่จะได้กระทำการอันกฎหมายที่ใช้อยู่ในเวลาที่กระทำนั้นบัญญัติเป็นความผิดและกำหนดโทษไว้ และโทษที่จะลงแก่บุคคลนั้นจะหนักกว่าโทษที่กำหนดไว้ในกฎหมายที่ใช้อยู่ในเวลาที่กระทำความผิดมิได้</w:t>
       </w:r>
     </w:p>
     <w:p>
@@ -2097,7 +2097,7 @@
         <w:pStyle w:val="วรรค"/>
       </w:pPr>
       <w:r>
-        <w:t>ในการแถลงนโยบายต่อรัฐสภาตามมาตรา ๒๑๑ คณะรัฐมนตรีที่จะเข้าบริหารราชการแผ่นดิน ต้องชี้แจงต่อรัฐสภาให้ชัดแจ้งว่าจะดำเนินการใดเพื่อบริหารราชการแผ่นดินให้เป็นไปตามแนวนโยบายพื้นฐานแห่งรัฐตามที่บัญญัติไว้ในหมวดนี้ และต้องจัดทำรายงานแสดงผลการดำเนินการรวมทั้งปัญหาและอุปสรรค เสนอต่อรัฐสภาปีละหนึ่งครั้ง</w:t>
+        <w:t>ในการแถลงนโยบายต่อรัฐสภาตามมาตรา ๑๙๘ คณะรัฐมนตรีที่จะเข้าบริหารราชการแผ่นดิน ต้องชี้แจงต่อรัฐสภาให้ชัดแจ้งว่าจะดำเนินการใดเพื่อบริหารราชการแผ่นดินให้เป็นไปตามแนวนโยบายพื้นฐานแห่งรัฐตามที่บัญญัติไว้ในหมวดนี้ และต้องจัดทำรายงานแสดงผลการดำเนินการรวมทั้งปัญหาและอุปสรรค เสนอต่อรัฐสภาปีละหนึ่งครั้ง</w:t>
       </w:r>
     </w:p>
     <w:p>
@@ -2297,7 +2297,7 @@
         <w:t>มาตรา ๙๗</w:t>
       </w:r>
       <w:r>
-        <w:t xml:space="preserve">  สมาชิกสภาผู้แทนราษฎรหรือสมาชิกวุฒิสภาจำนวนไม่น้อยกว่าหนึ่งในสิบของจำนวนสมาชิกทั้งหมดเท่าที่มีอยู่ของแต่ละสภา มีสิทธิเข้าชื่อร้องต่อประธานแห่งสภาที่ตนเป็นสมาชิกว่าสมาชิกภาพของสมาชิกคนใดคนหนึ่งแห่งสภานั้นสิ้นสุดลงตามมาตรา ๑๑๘ (๓) (๔) (๕) (๖) (๗) (๘) (๙) (๑๑) หรือ (๑๒) หรือมาตรา ๑๓๓ (๓) (๔) (๕) (๖) (๗) (๙) หรือ (๑๐) แล้วแต่กรณี และให้ประธานแห่งสภาที่ได้รับคำร้องส่งคำร้องนั้นไปยังศาลรัฐธรรมนูญเพื่อวินิจฉัยว่าสมาชิกภาพของสมาชิกผู้นั้นสิ้นสุดลงหรือไม่</w:t>
+        <w:t xml:space="preserve">  สมาชิกสภาผู้แทนราษฎรหรือสมาชิกวุฒิสภาจำนวนไม่น้อยกว่าหนึ่งในสิบของจำนวนสมาชิกทั้งหมดเท่าที่มีอยู่ของแต่ละสภา มีสิทธิเข้าชื่อร้องต่อประธานแห่งสภาที่ตนเป็นสมาชิกว่าสมาชิกภาพของสมาชิกคนใดคนหนึ่งแห่งสภานั้นสิ้นสุดลงตามมาตรา ๑๑๙ (๓) (๔) (๕) (๖) (๗) (๘) (๙) (๑๑) หรือ (๑๒) หรือมาตรา ๑๓๔ (๓) (๔) (๕) (๖) (๗) (๙) หรือ (๑๐) แล้วแต่กรณี และให้ประธานแห่งสภาที่ได้รับคำร้องส่งคำร้องนั้นไปยังศาลรัฐธรรมนูญเพื่อวินิจฉัยว่าสมาชิกภาพของสมาชิกผู้นั้นสิ้นสุดลงหรือไม่</w:t>
       </w:r>
     </w:p>
     <w:p>
@@ -2347,7 +2347,7 @@
         <w:t>มาตรา ๙๙</w:t>
       </w:r>
       <w:r>
-        <w:t xml:space="preserve">  สภาผู้แทนราษฎรประกอบด้วยสมาชิกจำนวนห้าร้อยคน โดยเป็นสมาชิกซึ่งมาจากการเลือกตั้งแบบบัญชีรายชื่อตามมาตรา ๙๙ จำนวนหนึ่งร้อยคน และสมาชิกซึ่งมาจากการเลือกตั้งแบบแบ่งเขตเลือกตั้งตามมาตรา ๑๐๒ จำนวนสี่ร้อยคน</w:t>
+        <w:t xml:space="preserve">  สภาผู้แทนราษฎรประกอบด้วยสมาชิกจำนวนห้าร้อยคน โดยเป็นสมาชิกซึ่งมาจากการเลือกตั้งแบบบัญชีรายชื่อตามมาตรา ๑๐๐ จำนวนหนึ่งร้อยคน และสมาชิกซึ่งมาจากการเลือกตั้งแบบแบ่งเขตเลือกตั้งตามมาตรา ๑๐๓ จำนวนสี่ร้อยคน</w:t>
       </w:r>
     </w:p>
     <w:p>
@@ -2406,7 +2406,7 @@
       <w:r>
         <w:t>(๒)</w:t>
         <w:tab/>
-        <w:t>ไม่ซ้ำกับรายชื่อในบัญชีที่พรรคการเมืองอื่นจัดทำขึ้น และไม่ซ้ำกับรายชื่อของผู้สมัครรับเลือกตั้งแบบแบ่งเขตเลือกตั้งตามมาตรา ๑๐๒ และ</w:t>
+        <w:t>ไม่ซ้ำกับรายชื่อในบัญชีที่พรรคการเมืองอื่นจัดทำขึ้น และไม่ซ้ำกับรายชื่อของผู้สมัครรับเลือกตั้งแบบแบ่งเขตเลือกตั้งตามมาตรา ๑๐๓ และ</w:t>
       </w:r>
     </w:p>
     <w:p>
@@ -2462,7 +2462,7 @@
         <w:t>มาตรา ๑๐๒</w:t>
       </w:r>
       <w:r>
-        <w:t xml:space="preserve">  ภายใต้บังคับมาตรา ๑๑๙ (๑) ในกรณีที่มีเหตุใด ๆ ทำให้ในระหว่างอายุของสภาผู้แทนราษฎรมีสมาชิกซึ่งได้รับเลือกตั้งจากการเลือกตั้งแบบบัญชีรายชื่อมีจำนวนไม่ถึงหนึ่งร้อยคน ให้สมาชิกซึ่งมาจากการเลือกตั้งแบบบัญชีรายชื่อประกอบด้วยสมาชิกเท่าที่มีอยู่</w:t>
+        <w:t xml:space="preserve">  ภายใต้บังคับมาตรา ๑๒๐ (๑) ในกรณีที่มีเหตุใด ๆ ทำให้ในระหว่างอายุของสภาผู้แทนราษฎรมีสมาชิกซึ่งได้รับเลือกตั้งจากการเลือกตั้งแบบบัญชีรายชื่อมีจำนวนไม่ถึงหนึ่งร้อยคน ให้สมาชิกซึ่งมาจากการเลือกตั้งแบบบัญชีรายชื่อประกอบด้วยสมาชิกเท่าที่มีอยู่</w:t>
       </w:r>
     </w:p>
     <w:p>
@@ -2555,7 +2555,7 @@
         <w:pStyle w:val="วรรค"/>
       </w:pPr>
       <w:r>
-        <w:t>ในการเลือกตั้งสมาชิกสภาผู้แทนราษฎรแทนตำแหน่งสมาชิกสภาผู้แทนราษฎรที่มาจากการเลือกตั้งแบบแบ่งเขตเลือกตั้งซึ่งว่างลงตามมาตรา ๑๑๙ (๒) ให้ผู้มีสิทธิเลือกตั้งสมาชิกสภาผู้แทนราษฎรมีสิทธิออกเสียงลงคะแนนเลือกตั้งผู้สมัครรับเลือกตั้งในเขตเลือกตั้งนั้นได้หนึ่งคน</w:t>
+        <w:t>ในการเลือกตั้งสมาชิกสภาผู้แทนราษฎรแทนตำแหน่งสมาชิกสภาผู้แทนราษฎรที่มาจากการเลือกตั้งแบบแบ่งเขตเลือกตั้งซึ่งว่างลงตามมาตรา ๑๒๐ (๒) ให้ผู้มีสิทธิเลือกตั้งสมาชิกสภาผู้แทนราษฎรมีสิทธิออกเสียงลงคะแนนเลือกตั้งผู้สมัครรับเลือกตั้งในเขตเลือกตั้งนั้นได้หนึ่งคน</w:t>
       </w:r>
     </w:p>
     <w:p>
@@ -2579,7 +2579,7 @@
         <w:pStyle w:val="วรรค"/>
       </w:pPr>
       <w:r>
-        <w:t>การนับคะแนนและการประกาศคะแนนที่บัญชีรายชื่อแต่ละบัญชีได้รับในแต่ละเขตเลือกตั้งตามมาตรา ๑๐๓ ให้นำบทบัญญัติวรรคสี่มาใช้บังคับโดยอนุโลม</w:t>
+        <w:t>การนับคะแนนและการประกาศคะแนนที่บัญชีรายชื่อแต่ละบัญชีได้รับในแต่ละเขตเลือกตั้งตามมาตรา ๑๐๔ ให้นำบทบัญญัติวรรคสี่มาใช้บังคับโดยอนุโลม</w:t>
       </w:r>
     </w:p>
     <w:p>
@@ -2632,7 +2632,7 @@
         <w:pStyle w:val="วรรค"/>
       </w:pPr>
       <w:r>
-        <w:t>ผู้มีสิทธิเลือกตั้งซึ่งอยู่นอกเขตเลือกตั้งตามมาตรา ๑๐๓ ที่ตนมีชื่ออยู่ในทะเบียนบ้าน หรือมีชื่ออยู่ในทะเบียนบ้านในเขตเลือกตั้งเป็นเวลาน้อยกว่าเก้าสิบวันนับถึงวันเลือกตั้ง หรือมีถิ่นที่อยู่นอกราชอาณาจักร ย่อมมีสิทธิออกเสียงลงคะแนนเลือกตั้ง ทั้งนี้ ตามหลักเกณฑ์ วิธีการ และเงื่อนไขที่กฎหมายประกอบรัฐธรรมนูญว่าด้วยการเลือกตั้งสมาชิกสภาผู้แทนราษฎรและสมาชิกวุฒิสภาบัญญัติ</w:t>
+        <w:t>ผู้มีสิทธิเลือกตั้งซึ่งอยู่นอกเขตเลือกตั้งตามมาตรา ๑๐๔ ที่ตนมีชื่ออยู่ในทะเบียนบ้าน หรือมีชื่ออยู่ในทะเบียนบ้านในเขตเลือกตั้งเป็นเวลาน้อยกว่าเก้าสิบวันนับถึงวันเลือกตั้ง หรือมีถิ่นที่อยู่นอกราชอาณาจักร ย่อมมีสิทธิออกเสียงลงคะแนนเลือกตั้ง ทั้งนี้ ตามหลักเกณฑ์ วิธีการ และเงื่อนไขที่กฎหมายประกอบรัฐธรรมนูญว่าด้วยการเลือกตั้งสมาชิกสภาผู้แทนราษฎรและสมาชิกวุฒิสภาบัญญัติ</w:t>
       </w:r>
     </w:p>
     <w:p>
@@ -2852,7 +2852,7 @@
       <w:r>
         <w:t>(๓)</w:t>
         <w:tab/>
-        <w:t>เป็นบุคคลผู้มีลักษณะต้องห้ามมิให้ใช้สิทธิเลือกตั้งสมาชิกสภาผู้แทนราษฎรตามมาตรา ๑๐๖ (๑) (๒) หรือ (๔)</w:t>
+        <w:t>เป็นบุคคลผู้มีลักษณะต้องห้ามมิให้ใช้สิทธิเลือกตั้งสมาชิกสภาผู้แทนราษฎรตามมาตรา ๑๐๗ (๑) (๒) หรือ (๔)</w:t>
       </w:r>
     </w:p>
     <w:p>
@@ -2952,7 +2952,7 @@
       <w:r>
         <w:t>(๑๓)</w:t>
         <w:tab/>
-        <w:t>อยู่ในระหว่างต้องห้ามมิให้ดำรงตำแหน่งทางการเมืองตามมาตรา ๒๙๕</w:t>
+        <w:t>อยู่ในระหว่างต้องห้ามมิให้ดำรงตำแหน่งทางการเมืองตามมาตรา ๒๘๒</w:t>
       </w:r>
     </w:p>
     <w:p>
@@ -2962,7 +2962,7 @@
       <w:r>
         <w:t>(๑๔)</w:t>
         <w:tab/>
-        <w:t>เคยถูกวุฒิสภามีมติตามมาตรา ๓๐๘ ให้ถอดถอนออกจากตำแหน่งและยังไม่พ้นกำหนดห้าปีนับแต่วันที่วุฒิสภามีมติจนถึงวันเลือกตั้ง</w:t>
+        <w:t>เคยถูกวุฒิสภามีมติตามมาตรา ๒๘๙ ให้ถอดถอนออกจากตำแหน่งและยังไม่พ้นกำหนดห้าปีนับแต่วันที่วุฒิสภามีมติจนถึงวันเลือกตั้ง</w:t>
       </w:r>
     </w:p>
     <w:p>
@@ -3257,7 +3257,7 @@
       <w:r>
         <w:t>(๔)</w:t>
         <w:tab/>
-        <w:t>ขาดคุณสมบัติตามมาตรา ๑๐๗</w:t>
+        <w:t>ขาดคุณสมบัติตามมาตรา ๑๐๘</w:t>
       </w:r>
     </w:p>
     <w:p>
@@ -3267,7 +3267,7 @@
       <w:r>
         <w:t>(๕)</w:t>
         <w:tab/>
-        <w:t>มีลักษณะต้องห้ามตามมาตรา ๑๐๙ (๑) (๒) (๓) (๕) (๖) (๗) (๘) (๙) (๑๐) (๑๑) (๑๒) (๑๓) หรือ (๑๔)</w:t>
+        <w:t>มีลักษณะต้องห้ามตามมาตรา ๑๑๐ (๑) (๒) (๓) (๕) (๖) (๗) (๘) (๙) (๑๐) (๑๑) (๑๒) (๑๓) หรือ (๑๔)</w:t>
       </w:r>
     </w:p>
     <w:p>
@@ -3277,7 +3277,7 @@
       <w:r>
         <w:t>(๖)</w:t>
         <w:tab/>
-        <w:t>กระทำการอันต้องห้ามตามมาตรา ๑๑๐ หรือมาตรา ๑๑๑</w:t>
+        <w:t>กระทำการอันต้องห้ามตามมาตรา ๑๑๑ หรือมาตรา ๑๑๒</w:t>
       </w:r>
     </w:p>
     <w:p>
@@ -3297,7 +3297,7 @@
       <w:r>
         <w:t>(๘)</w:t>
         <w:tab/>
-        <w:t>ลาออกจากพรรคการเมืองที่ตนเป็นสมาชิก หรือพรรคการเมืองที่ตนเป็นสมาชิกมีมติด้วยคะแนนเสียงไม่น้อยกว่าสามในสี่ของที่ประชุมร่วมของคณะกรรมการบริหารของพรรคการเมืองและสมาชิกสภาผู้แทนราษฎรที่สังกัดพรรคการเมืองนั้น ให้พ้นจากการเป็นสมาชิกของพรรคการเมืองที่ตนเป็นสมาชิก ในกรณีเช่นนี้ ให้ถือว่าสิ้นสุดสมาชิกภาพนับแต่วันที่ลาออกหรือพรรคการเมืองมีมติ เว้นแต่สมาชิกสภาผู้แทนราษฎรผู้นั้นได้อุทธรณ์ต่อศาลรัฐธรรมนูญภายในสามสิบวันนับแต่วันที่พรรคการเมืองมีมติคัดค้านว่ามติดังกล่าวมีลักษณะตามมาตรา ๔๗ วรรคสาม ถ้าศาลรัฐธรรมนูญวินิจฉัยว่ามติดังกล่าวมิได้มีลักษณะตามมาตรา ๔๗ วรรคสาม ให้ถือว่าสมาชิกภาพสิ้นสุดลงนับแต่วันที่ศาลรัฐธรรมนูญวินิจฉัย แต่ถ้าศาลรัฐธรรมนูญวินิจฉัยว่ามติดังกล่าวมีลักษณะตามมาตรา ๔๗ วรรคสาม สมาชิกสภาผู้แทนราษฎรผู้นั้นอาจเข้าเป็นสมาชิกของพรรคการเมืองอื่นได้ภายในสามสิบวันนับแต่วันที่ศาลรัฐธรรมนูญวินิจฉัย</w:t>
+        <w:t>ลาออกจากพรรคการเมืองที่ตนเป็นสมาชิก หรือพรรคการเมืองที่ตนเป็นสมาชิกมีมติด้วยคะแนนเสียงไม่น้อยกว่าสามในสี่ของที่ประชุมร่วมของคณะกรรมการบริหารของพรรคการเมืองและสมาชิกสภาผู้แทนราษฎรที่สังกัดพรรคการเมืองนั้น ให้พ้นจากการเป็นสมาชิกของพรรคการเมืองที่ตนเป็นสมาชิก ในกรณีเช่นนี้ ให้ถือว่าสิ้นสุดสมาชิกภาพนับแต่วันที่ลาออกหรือพรรคการเมืองมีมติ เว้นแต่สมาชิกสภาผู้แทนราษฎรผู้นั้นได้อุทธรณ์ต่อศาลรัฐธรรมนูญภายในสามสิบวันนับแต่วันที่พรรคการเมืองมีมติคัดค้านว่ามติดังกล่าวมีลักษณะตามมาตรา ๔๖ วรรคสาม ถ้าศาลรัฐธรรมนูญวินิจฉัยว่ามติดังกล่าวมิได้มีลักษณะตามมาตรา ๔๖ วรรคสาม ให้ถือว่าสมาชิกภาพสิ้นสุดลงนับแต่วันที่ศาลรัฐธรรมนูญวินิจฉัย แต่ถ้าศาลรัฐธรรมนูญวินิจฉัยว่ามติดังกล่าวมีลักษณะตามมาตรา ๔๖ วรรคสาม สมาชิกสภาผู้แทนราษฎรผู้นั้นอาจเข้าเป็นสมาชิกของพรรคการเมืองอื่นได้ภายในสามสิบวันนับแต่วันที่ศาลรัฐธรรมนูญวินิจฉัย</w:t>
       </w:r>
     </w:p>
     <w:p>
@@ -3317,7 +3317,7 @@
       <w:r>
         <w:t>(๑๐)</w:t>
         <w:tab/>
-        <w:t>วุฒิสภามีมติตามมาตรา ๓๐๘ ให้ถอดถอนออกจากตำแหน่ง หรือศาลรัฐธรรมนูญมีคำวินิจฉัยให้พ้นจากสมาชิกภาพตามมาตรา ๙๖ ในกรณีเช่นนี้ ให้ถือว่าสิ้นสุดสมาชิกภาพนับแต่วันที่วุฒิสภามีมติหรือศาลรัฐธรรมนูญมีคำวินิจฉัย แล้วแต่กรณี</w:t>
+        <w:t>วุฒิสภามีมติตามมาตรา ๒๘๙ ให้ถอดถอนออกจากตำแหน่ง หรือศาลรัฐธรรมนูญมีคำวินิจฉัยให้พ้นจากสมาชิกภาพตามมาตรา ๙๗ ในกรณีเช่นนี้ ให้ถือว่าสิ้นสุดสมาชิกภาพนับแต่วันที่วุฒิสภามีมติหรือศาลรัฐธรรมนูญมีคำวินิจฉัย แล้วแต่กรณี</w:t>
       </w:r>
     </w:p>
     <w:p>
@@ -3370,7 +3370,7 @@
       <w:r>
         <w:t>(๑)</w:t>
         <w:tab/>
-        <w:t>ในกรณีที่ตำแหน่งที่ว่างเป็นตำแหน่งสมาชิกสภาผู้แทนราษฎรในบัญชีรายชื่อที่พรรคการเมืองใดจัดทำขึ้นตามมาตรา ๙๙ ให้ประธานสภาผู้แทนราษฎรประกาศในราชกิจจานุเบกษาภายในเจ็ดวันนับแต่วันที่ตำแหน่งนั้นว่างลง ให้ผู้มีชื่ออยู่ในบัญชีรายชื่อของพรรคการเมืองนั้นในลำดับถัดไป เลื่อนขึ้นมาเป็นสมาชิกสภาผู้แทนราษฎรแทน</w:t>
+        <w:t>ในกรณีที่ตำแหน่งที่ว่างเป็นตำแหน่งสมาชิกสภาผู้แทนราษฎรในบัญชีรายชื่อที่พรรคการเมืองใดจัดทำขึ้นตามมาตรา ๑๐๐ ให้ประธานสภาผู้แทนราษฎรประกาศในราชกิจจานุเบกษาภายในเจ็ดวันนับแต่วันที่ตำแหน่งนั้นว่างลง ให้ผู้มีชื่ออยู่ในบัญชีรายชื่อของพรรคการเมืองนั้นในลำดับถัดไป เลื่อนขึ้นมาเป็นสมาชิกสภาผู้แทนราษฎรแทน</w:t>
       </w:r>
     </w:p>
     <w:p>
@@ -3380,7 +3380,7 @@
       <w:r>
         <w:t>(๒)</w:t>
         <w:tab/>
-        <w:t>ในกรณีที่ตำแหน่งที่ว่างเป็นตำแหน่งสมาชิกสภาผู้แทนราษฎรที่มาจากการเลือกตั้งแบบแบ่งเขตเลือกตั้งตามมาตรา ๑๐๒ ให้มีการเลือกตั้งสมาชิกสภาผู้แทนราษฎรขึ้นแทนภายในสี่สิบห้าวันนับแต่วันที่ตำแหน่งนั้นว่าง เว้นแต่อายุของสภาผู้แทนราษฎรจะเหลือไม่ถึงหนึ่งร้อยแปดสิบวัน</w:t>
+        <w:t>ในกรณีที่ตำแหน่งที่ว่างเป็นตำแหน่งสมาชิกสภาผู้แทนราษฎรที่มาจากการเลือกตั้งแบบแบ่งเขตเลือกตั้งตามมาตรา ๑๐๓ ให้มีการเลือกตั้งสมาชิกสภาผู้แทนราษฎรขึ้นแทนภายในสี่สิบห้าวันนับแต่วันที่ตำแหน่งนั้นว่าง เว้นแต่อายุของสภาผู้แทนราษฎรจะเหลือไม่ถึงหนึ่งร้อยแปดสิบวัน</w:t>
       </w:r>
     </w:p>
     <w:p>
@@ -3427,7 +3427,7 @@
         <w:pStyle w:val="วรรค"/>
       </w:pPr>
       <w:r>
-        <w:t>ผู้นำฝ่ายค้านในสภาผู้แทนราษฎรย่อมพ้นจากตำแหน่งเมื่อขาดคุณสมบัติดังกล่าวในวรรคหนึ่งหรือวรรคสอง และให้นำบทบัญญัติมาตรา ๑๕๒ มาใช้บังคับโดยอนุโลม ในกรณีเช่นนี้พระมหากษัตริย์จะได้ทรงแต่งตั้งผู้นำฝ่ายค้านในสภาผู้แทนราษฎรแทนตำแหน่งที่ว่าง</w:t>
+        <w:t>ผู้นำฝ่ายค้านในสภาผู้แทนราษฎรย่อมพ้นจากตำแหน่งเมื่อขาดคุณสมบัติดังกล่าวในวรรคหนึ่งหรือวรรคสอง และให้นำบทบัญญัติมาตรา ๑๔๑ มาใช้บังคับโดยอนุโลม ในกรณีเช่นนี้พระมหากษัตริย์จะได้ทรงแต่งตั้งผู้นำฝ่ายค้านในสภาผู้แทนราษฎรแทนตำแหน่งที่ว่าง</w:t>
       </w:r>
     </w:p>
     <w:p>
@@ -3485,7 +3485,7 @@
         <w:pStyle w:val="วรรค"/>
       </w:pPr>
       <w:r>
-        <w:t>การคำนวณเกณฑ์จำนวนสมาชิกวุฒิสภาที่แต่ละจังหวัดจะพึงมี ให้คำนวณตามวิธีที่บัญญัติไว้ในมาตรา ๑๐๒ วรรคสอง วรรคสาม และวรรคสี่ โดยอนุโลม</w:t>
+        <w:t>การคำนวณเกณฑ์จำนวนสมาชิกวุฒิสภาที่แต่ละจังหวัดจะพึงมี ให้คำนวณตามวิธีที่บัญญัติไว้ในมาตรา ๑๐๓ วรรคสอง วรรคสาม และวรรคสี่ โดยอนุโลม</w:t>
       </w:r>
     </w:p>
     <w:p>
@@ -3531,7 +3531,7 @@
         <w:t>มาตรา ๑๒๕</w:t>
       </w:r>
       <w:r>
-        <w:t xml:space="preserve">  ให้นำบทบัญญัติมาตรา ๑๐๕ และมาตรา ๑๐๖ มาใช้บังคับกับคุณสมบัติและลักษณะต้องห้ามของผู้มีสิทธิเลือกตั้งสมาชิกวุฒิสภาด้วย โดยอนุโลม</w:t>
+        <w:t xml:space="preserve">  ให้นำบทบัญญัติมาตรา ๑๐๖ และมาตรา ๑๐๗ มาใช้บังคับกับคุณสมบัติและลักษณะต้องห้ามของผู้มีสิทธิเลือกตั้งสมาชิกวุฒิสภาด้วย โดยอนุโลม</w:t>
       </w:r>
     </w:p>
     <w:p>
@@ -3586,7 +3586,7 @@
       <w:r>
         <w:t>(๔)</w:t>
         <w:tab/>
-        <w:t>มีลักษณะอย่างใดอย่างหนึ่งตามมาตรา ๑๐๗ (๕)</w:t>
+        <w:t>มีลักษณะอย่างใดอย่างหนึ่งตามมาตรา ๑๐๘ (๕)</w:t>
       </w:r>
     </w:p>
     <w:p>
@@ -3641,7 +3641,7 @@
       <w:r>
         <w:t>(๔)</w:t>
         <w:tab/>
-        <w:t>เป็นบุคคลต้องห้ามมิให้ใช้สิทธิสมัครรับเลือกตั้งตามมาตรา ๑๐๙ (๑) (๒) (๓) (๔) (๕) (๖) (๗) (๘) (๙) (๑๑) (๑๒) (๑๓) หรือ (๑๔)</w:t>
+        <w:t>เป็นบุคคลต้องห้ามมิให้ใช้สิทธิสมัครรับเลือกตั้งตามมาตรา ๑๑๐ (๑) (๒) (๓) (๔) (๕) (๖) (๗) (๘) (๙) (๑๑) (๑๒) (๑๓) หรือ (๑๔)</w:t>
       </w:r>
     </w:p>
     <w:p>
@@ -3664,7 +3664,7 @@
         <w:pStyle w:val="วรรค"/>
       </w:pPr>
       <w:r>
-        <w:t>บุคคลผู้เคยดำรงตำแหน่งสมาชิกวุฒิสภาและสมาชิกภาพสิ้นสุดลงมาแล้วยังไม่เกินหนึ่งปี เว้นแต่สมาชิกภาพสิ้นสุดลงตามมาตรา ๑๓๓ (๑) จะเป็นรัฐมนตรีหรือข้าราชการการเมืองอื่นมิได้</w:t>
+        <w:t>บุคคลผู้เคยดำรงตำแหน่งสมาชิกวุฒิสภาและสมาชิกภาพสิ้นสุดลงมาแล้วยังไม่เกินหนึ่งปี เว้นแต่สมาชิกภาพสิ้นสุดลงตามมาตรา ๑๓๔ (๑) จะเป็นรัฐมนตรีหรือข้าราชการการเมืองอื่นมิได้</w:t>
       </w:r>
     </w:p>
     <w:p>
@@ -3679,7 +3679,7 @@
         <w:t>มาตรา ๑๒๙</w:t>
       </w:r>
       <w:r>
-        <w:t xml:space="preserve">  ให้นำบทบัญญัติมาตรา ๑๑๐ และมาตรา ๑๑๑ มาใช้บังคับกับการกระทำอันต้องห้ามของสมาชิกวุฒิสภาด้วย โดยอนุโลม</w:t>
+        <w:t xml:space="preserve">  ให้นำบทบัญญัติมาตรา ๑๑๑ และมาตรา ๑๑๒ มาใช้บังคับกับการกระทำอันต้องห้ามของสมาชิกวุฒิสภาด้วย โดยอนุโลม</w:t>
       </w:r>
     </w:p>
     <w:p>
@@ -3796,7 +3796,7 @@
         <w:pStyle w:val="วรรค"/>
       </w:pPr>
       <w:r>
-        <w:t>เพื่อประโยชน์ในการดำเนินการตามมาตรา ๑๖๘ ให้สมาชิกวุฒิสภาที่ดำรงตำแหน่งอยู่ในวันที่อายุของวุฒิสภาสิ้นสุดลงตามวรรคหนึ่ง ทำหน้าที่ต่อไปจนกว่าสมาชิกวุฒิสภาที่ได้รับเลือกตั้งใหม่จะเข้ารับหน้าที่</w:t>
+        <w:t>เพื่อประโยชน์ในการดำเนินการตามมาตรา ๑๕๗ ให้สมาชิกวุฒิสภาที่ดำรงตำแหน่งอยู่ในวันที่อายุของวุฒิสภาสิ้นสุดลงตามวรรคหนึ่ง ทำหน้าที่ต่อไปจนกว่าสมาชิกวุฒิสภาที่ได้รับเลือกตั้งใหม่จะเข้ารับหน้าที่</w:t>
       </w:r>
     </w:p>
     <w:p>
@@ -3866,7 +3866,7 @@
       <w:r>
         <w:t>(๔)</w:t>
         <w:tab/>
-        <w:t>ขาดคุณสมบัติตามมาตรา ๑๒๕</w:t>
+        <w:t>ขาดคุณสมบัติตามมาตรา ๑๒๖</w:t>
       </w:r>
     </w:p>
     <w:p>
@@ -3876,7 +3876,7 @@
       <w:r>
         <w:t>(๕)</w:t>
         <w:tab/>
-        <w:t>มีลักษณะต้องห้ามตามมาตรา ๑๒๖</w:t>
+        <w:t>มีลักษณะต้องห้ามตามมาตรา ๑๒๗</w:t>
       </w:r>
     </w:p>
     <w:p>
@@ -3886,7 +3886,7 @@
       <w:r>
         <w:t>(๖)</w:t>
         <w:tab/>
-        <w:t>มีลักษณะต้องห้ามตามมาตรา ๑๒๗</w:t>
+        <w:t>มีลักษณะต้องห้ามตามมาตรา ๑๒๘</w:t>
       </w:r>
     </w:p>
     <w:p>
@@ -3896,7 +3896,7 @@
       <w:r>
         <w:t>(๗)</w:t>
         <w:tab/>
-        <w:t>กระทำการอันต้องห้ามตามมาตรา ๑๒๘</w:t>
+        <w:t>กระทำการอันต้องห้ามตามมาตรา ๑๒๙</w:t>
       </w:r>
     </w:p>
     <w:p>
@@ -3906,7 +3906,7 @@
       <w:r>
         <w:t>(๘)</w:t>
         <w:tab/>
-        <w:t>วุฒิสภามีมติตามมาตรา ๓๐๘ ให้ถอดถอนออกจากตำแหน่ง หรือศาลรัฐธรรมนูญมีคำวินิจฉัยให้พ้นจากสมาชิกภาพตามมาตรา ๙๖ ในกรณีเช่นนี้ ให้ถือว่าสิ้นสุดสมาชิกภาพนับแต่วันที่วุฒิสภามีมติหรือศาลรัฐธรรมนูญมีคำวินิจฉัย แล้วแต่กรณี</w:t>
+        <w:t>วุฒิสภามีมติตามมาตรา ๒๘๙ ให้ถอดถอนออกจากตำแหน่ง หรือศาลรัฐธรรมนูญมีคำวินิจฉัยให้พ้นจากสมาชิกภาพตามมาตรา ๙๗ ในกรณีเช่นนี้ ให้ถือว่าสิ้นสุดสมาชิกภาพนับแต่วันที่วุฒิสภามีมติหรือศาลรัฐธรรมนูญมีคำวินิจฉัย แล้วแต่กรณี</w:t>
       </w:r>
     </w:p>
     <w:p>
@@ -3964,7 +3964,7 @@
         <w:t>มาตรา ๑๓๖</w:t>
       </w:r>
       <w:r>
-        <w:t xml:space="preserve">  ในการพิจารณาเลือก แต่งตั้ง ให้คำแนะนำ หรือให้ความเห็นชอบ ให้บุคคลดำรงตำแหน่งใดตามมาตรา ๑๓๘ มาตรา ๑๔๓ มาตรา ๑๙๖ มาตรา ๑๙๙ มาตรา ๒๕๗ มาตรา ๒๖๑ มาตรา ๒๗๔ (๓) มาตรา ๒๗๗ มาตรา ๒๗๘ มาตรา ๒๗๙ (๓) มาตรา ๒๙๘ มาตรา ๓๐๓ และมาตรา ๓๑๓ ให้วุฒิสภาแต่งตั้งคณะกรรมาธิการขึ้นคณะหนึ่ง ทำหน้าที่ตรวจสอบประวัติและความประพฤติของบุคคลผู้ได้รับการเสนอชื่อให้ดำรงตำแหน่งนั้น รวมทั้งรวบรวมข้อเท็จจริงและพยานหลักฐานอันจำเป็น แล้วรายงานต่อวุฒิสภาเพื่อประกอบการพิจารณาต่อไป</w:t>
+        <w:t xml:space="preserve">  ในการพิจารณาเลือก แต่งตั้ง ให้คำแนะนำ หรือให้ความเห็นชอบ ให้บุคคลดำรงตำแหน่งใดตามมาตรา ๓๑๕ มาตรา ๓๒๐ มาตรา ๓๒๖ มาตรา ๓๒๙ มาตรา ๒๔๔ มาตรา ๒๔๘ มาตรา ๒๖๑ (๓) มาตรา ๒๖๔ มาตรา ๒๖๕ มาตรา ๒๖๖ (๓) มาตรา ๓๓๑ มาตรา ๓๓๖ และมาตรา ๓๓๗ ให้วุฒิสภาแต่งตั้งคณะกรรมาธิการขึ้นคณะหนึ่ง ทำหน้าที่ตรวจสอบประวัติและความประพฤติของบุคคลผู้ได้รับการเสนอชื่อให้ดำรงตำแหน่งนั้น รวมทั้งรวบรวมข้อเท็จจริงและพยานหลักฐานอันจำเป็น แล้วรายงานต่อวุฒิสภาเพื่อประกอบการพิจารณาต่อไป</w:t>
       </w:r>
     </w:p>
     <w:p>
@@ -3999,7 +3999,7 @@
         <w:t>มาตรา ๑๓๗</w:t>
       </w:r>
       <w:r>
-        <w:t xml:space="preserve">  ถึง มาตรา ๑๔๘ (ย้ายไปบัญญัติไว้ในหมวด ๑๖ องค์กรอิสระ)</w:t>
+        <w:t xml:space="preserve">  (ย้ายไปบัญญัติไว้ในหมวด ๑๖ องค์กรอิสระ)</w:t>
       </w:r>
     </w:p>
     <w:p>
@@ -4188,7 +4188,7 @@
         <w:t>มาตรา ๑๔๔</w:t>
       </w:r>
       <w:r>
-        <w:t xml:space="preserve">  การประชุมสภาผู้แทนราษฎรและการประชุมวุฒิสภาต้องมีสมาชิกมาประชุมไม่น้อยกว่ากึ่งหนึ่งของจำนวนสมาชิกทั้งหมดเท่าที่มีอยู่ของแต่ละสภาจึงจะเป็นองค์ประชุม เว้นแต่ในกรณีการพิจารณาระเบียบวาระกระทู้ถามตามมาตรา ๑๘๓ และมาตรา ๑๘๔ สภาผู้แทนราษฎรและวุฒิสภาจะกำหนดเรื่ององค์ประชุมไว้ในข้อบังคับเป็นอย่างอื่นก็ได้</w:t>
+        <w:t xml:space="preserve">  การประชุมสภาผู้แทนราษฎรและการประชุมวุฒิสภาต้องมีสมาชิกมาประชุมไม่น้อยกว่ากึ่งหนึ่งของจำนวนสมาชิกทั้งหมดเท่าที่มีอยู่ของแต่ละสภาจึงจะเป็นองค์ประชุม เว้นแต่ในกรณีการพิจารณาระเบียบวาระกระทู้ถามตามมาตรา ๑๗๓ และมาตรา ๑๗๔ สภาผู้แทนราษฎรและวุฒิสภาจะกำหนดเรื่ององค์ประชุมไว้ในข้อบังคับเป็นอย่างอื่นก็ได้</w:t>
       </w:r>
     </w:p>
     <w:p>
@@ -4273,7 +4273,7 @@
         <w:t>มาตรา ๑๔๗</w:t>
       </w:r>
       <w:r>
-        <w:t xml:space="preserve">  เอกสิทธิ์ที่บัญญัติไว้ในมาตรา ๑๕๗ ย่อมคุ้มครองไปถึงผู้พิมพ์และผู้โฆษณารายงานการประชุมตามข้อบังคับของสภาผู้แทนราษฎร วุฒิสภา หรือรัฐสภา แล้วแต่กรณี และคุ้มครองไปถึงบุคคลซึ่งประธานในที่ประชุมอนุญาตให้แถลงข้อเท็จจริง หรือแสดงความคิดเห็นในที่ประชุมตลอดจนผู้ดำเนินการถ่ายทอดการประชุมสภาทางวิทยุกระจายเสียงหรือวิทยุโทรทัศน์ที่ได้รับอนุญาตจากประธานแห่งสภานั้น ด้วย โดยอนุโลม</w:t>
+        <w:t xml:space="preserve">  เอกสิทธิ์ที่บัญญัติไว้ในมาตรา ๑๔๖ ย่อมคุ้มครองไปถึงผู้พิมพ์และผู้โฆษณารายงานการประชุมตามข้อบังคับของสภาผู้แทนราษฎร วุฒิสภา หรือรัฐสภา แล้วแต่กรณี และคุ้มครองไปถึงบุคคลซึ่งประธานในที่ประชุมอนุญาตให้แถลงข้อเท็จจริง หรือแสดงความคิดเห็นในที่ประชุมตลอดจนผู้ดำเนินการถ่ายทอดการประชุมสภาทางวิทยุกระจายเสียงหรือวิทยุโทรทัศน์ที่ได้รับอนุญาตจากประธานแห่งสภานั้น ด้วย โดยอนุโลม</w:t>
       </w:r>
     </w:p>
     <w:p>
@@ -4358,7 +4358,7 @@
         <w:pStyle w:val="วรรค"/>
       </w:pPr>
       <w:r>
-        <w:t>พระมหากษัตริย์จะเสด็จพระราชดำเนินมาทรงทำรัฐพิธีเปิดประชุมสมัยประชุมสามัญทั่วไปครั้งแรกตามมาตรา ๑๕๙ วรรคหนึ่ง ด้วยพระองค์เอง หรือจะโปรดเกล้าโปรดกระหม่อมให้พระรัชทายาทซึ่งบรรลุนิติภาวะแล้ว หรือผู้ใดผู้หนึ่งเป็นผู้แทนพระองค์ มาทำรัฐพิธีก็ได้</w:t>
+        <w:t>พระมหากษัตริย์จะเสด็จพระราชดำเนินมาทรงทำรัฐพิธีเปิดประชุมสมัยประชุมสามัญทั่วไปครั้งแรกตามมาตรา ๑๔๘ วรรคหนึ่ง ด้วยพระองค์เอง หรือจะโปรดเกล้าโปรดกระหม่อมให้พระรัชทายาทซึ่งบรรลุนิติภาวะแล้ว หรือผู้ใดผู้หนึ่งเป็นผู้แทนพระองค์ มาทำรัฐพิธีก็ได้</w:t>
       </w:r>
     </w:p>
     <w:p>
@@ -4419,7 +4419,7 @@
         <w:t>มาตรา ๑๕๓</w:t>
       </w:r>
       <w:r>
-        <w:t xml:space="preserve">  ภายใต้บังคับมาตรา ๑๖๓ การเรียกประชุม การขยายเวลาประชุม และการปิดประชุมรัฐสภา ให้กระทำโดยพระราชกฤษฎีกา</w:t>
+        <w:t xml:space="preserve">  ภายใต้บังคับมาตรา ๑๕๒ การเรียกประชุม การขยายเวลาประชุม และการปิดประชุมรัฐสภา ให้กระทำโดยพระราชกฤษฎีกา</w:t>
       </w:r>
     </w:p>
     <w:p>
@@ -4513,7 +4513,7 @@
       <w:r>
         <w:t>(๑)</w:t>
         <w:tab/>
-        <w:t>การประชุมที่ให้วุฒิสภาทำหน้าที่รัฐสภาตามมาตรา ๑๙ มาตรา ๒๑ มาตรา ๒๒ มาตรา ๒๓ และมาตรา ๒๒๓ โดยถือคะแนนเสียงจากจำนวนสมาชิกของวุฒิสภา</w:t>
+        <w:t>การประชุมที่ให้วุฒิสภาทำหน้าที่รัฐสภาตามมาตรา ๑๙ มาตรา ๒๑ มาตรา ๒๒ มาตรา ๒๓ และมาตรา ๒๑๐ โดยถือคะแนนเสียงจากจำนวนสมาชิกของวุฒิสภา</w:t>
       </w:r>
     </w:p>
     <w:p>
@@ -4523,7 +4523,7 @@
       <w:r>
         <w:t>(๒)</w:t>
         <w:tab/>
-        <w:t>การประชุมที่ให้วุฒิสภาทำหน้าที่เลือก แต่งตั้ง ให้คำแนะนำ หรือให้ความเห็นชอบ ให้บุคคลดำรงตำแหน่งใดตามมาตรา ๑๓๘ มาตรา ๑๔๓ มาตรา ๑๙๖ มาตรา ๑๙๙ มาตรา ๒๕๗ มาตรา ๒๖๑ มาตรา ๒๗๔ (๓) มาตรา ๒๗๗ มาตรา ๒๗๘ มาตรา ๒๗๙ (๓) มาตรา ๒๙๘ มาตรา ๓๐๓ และมาตรา ๓๑๓</w:t>
+        <w:t>การประชุมที่ให้วุฒิสภาทำหน้าที่เลือก แต่งตั้ง ให้คำแนะนำ หรือให้ความเห็นชอบ ให้บุคคลดำรงตำแหน่งใดตามมาตรา ๓๑๕ มาตรา ๓๒๐ มาตรา ๓๒๖ มาตรา ๓๒๙ มาตรา ๒๔๔ มาตรา ๒๔๘ มาตรา ๒๖๑ (๓) มาตรา ๒๖๔ มาตรา ๒๖๕ มาตรา ๒๖๖ (๓) มาตรา ๓๓๑ มาตรา ๓๓๖ และมาตรา ๓๓๗</w:t>
       </w:r>
     </w:p>
     <w:p>
@@ -4548,7 +4548,7 @@
         <w:t>มาตรา ๑๕๘</w:t>
       </w:r>
       <w:r>
-        <w:t xml:space="preserve">  ภายใต้บังคับมาตรา ๑๗๐ ร่างพระราชบัญญัติหรือร่างพระราชบัญญัติประกอบรัฐธรรมนูญจะเสนอได้ก็แต่โดยสมาชิกสภาผู้แทนราษฎรหรือคณะรัฐมนตรี แต่ร่างพระราชบัญญัติเกี่ยวด้วยการเงิน สมาชิกสภาผู้แทนราษฎรจะเสนอได้ก็ต่อเมื่อมีคำรับรองของนายกรัฐมนตรี</w:t>
+        <w:t xml:space="preserve">  ภายใต้บังคับมาตรา ๑๕๙ ร่างพระราชบัญญัติหรือร่างพระราชบัญญัติประกอบรัฐธรรมนูญจะเสนอได้ก็แต่โดยสมาชิกสภาผู้แทนราษฎรหรือคณะรัฐมนตรี แต่ร่างพระราชบัญญัติเกี่ยวด้วยการเงิน สมาชิกสภาผู้แทนราษฎรจะเสนอได้ก็ต่อเมื่อมีคำรับรองของนายกรัฐมนตรี</w:t>
       </w:r>
     </w:p>
     <w:p>
@@ -4735,7 +4735,7 @@
         <w:t>มาตรา ๑๖๓</w:t>
       </w:r>
       <w:r>
-        <w:t xml:space="preserve">  ร่างพระราชบัญญัติที่คณะรัฐมนตรีระบุไว้ในนโยบายที่แถลงต่อรัฐสภาตามมาตรา ๒๑๑ ว่าจำเป็นต่อการบริหารราชการแผ่นดิน หรือร่างพระราชบัญญัติประกอบรัฐธรรมนูญใด หากสภาผู้แทนราษฎรมีมติไม่ให้ความเห็นชอบ และคะแนนเสียงที่ไม่ให้ความเห็นชอบไม่ถึงกึ่งหนึ่งของจำนวนสมาชิกสภาผู้แทนราษฎรทั้งหมดเท่าที่มีอยู่ คณะรัฐมนตรีอาจขอให้รัฐสภาประชุมร่วมกันเพื่อมีมติอีกครั้งหนึ่ง หากรัฐสภามีมติให้ความเห็นชอบ ให้ตั้งบุคคลซึ่งเป็นหรือมิได้เป็นสมาชิกของแต่ละสภามีจำนวนเท่ากันตามที่คณะรัฐมนตรีเสนอ ประกอบกันเป็นคณะกรรมาธิการร่วมกันของรัฐสภาเพื่อพิจารณาร่างพระราชบัญญัติหรือร่างพระราชบัญญัติประกอบรัฐธรรมนูญนั้น และให้คณะกรรมาธิการร่วมกันของรัฐสภารายงานและเสนอร่างพระราชบัญญัติหรือร่างพระราชบัญญัติประกอบรัฐธรรมนูญที่ได้พิจารณาแล้วต่อรัฐสภา ถ้ารัฐสภามีมติเห็นชอบด้วยร่างพระราชบัญญัติหรือร่างพระราชบัญญัติประกอบรัฐธรรมนูญนั้น ให้ดำเนินการต่อไปตามมาตรา ๙๓ ถ้ารัฐสภามีมติไม่ให้ความเห็นชอบ ให้ร่างพระราชบัญญัติหรือร่างพระราชบัญญัติประกอบรัฐธรรมนูญนั้นเป็นอันตกไป</w:t>
+        <w:t xml:space="preserve">  ร่างพระราชบัญญัติที่คณะรัฐมนตรีระบุไว้ในนโยบายที่แถลงต่อรัฐสภาตามมาตรา ๑๙๘ ว่าจำเป็นต่อการบริหารราชการแผ่นดิน หรือร่างพระราชบัญญัติประกอบรัฐธรรมนูญใด หากสภาผู้แทนราษฎรมีมติไม่ให้ความเห็นชอบ และคะแนนเสียงที่ไม่ให้ความเห็นชอบไม่ถึงกึ่งหนึ่งของจำนวนสมาชิกสภาผู้แทนราษฎรทั้งหมดเท่าที่มีอยู่ คณะรัฐมนตรีอาจขอให้รัฐสภาประชุมร่วมกันเพื่อมีมติอีกครั้งหนึ่ง หากรัฐสภามีมติให้ความเห็นชอบ ให้ตั้งบุคคลซึ่งเป็นหรือมิได้เป็นสมาชิกของแต่ละสภามีจำนวนเท่ากันตามที่คณะรัฐมนตรีเสนอ ประกอบกันเป็นคณะกรรมาธิการร่วมกันของรัฐสภาเพื่อพิจารณาร่างพระราชบัญญัติหรือร่างพระราชบัญญัติประกอบรัฐธรรมนูญนั้น และให้คณะกรรมาธิการร่วมกันของรัฐสภารายงานและเสนอร่างพระราชบัญญัติหรือร่างพระราชบัญญัติประกอบรัฐธรรมนูญที่ได้พิจารณาแล้วต่อรัฐสภา ถ้ารัฐสภามีมติเห็นชอบด้วยร่างพระราชบัญญัติหรือร่างพระราชบัญญัติประกอบรัฐธรรมนูญนั้น ให้ดำเนินการต่อไปตามมาตรา ๙๔ ถ้ารัฐสภามีมติไม่ให้ความเห็นชอบ ให้ร่างพระราชบัญญัติหรือร่างพระราชบัญญัติประกอบรัฐธรรมนูญนั้นเป็นอันตกไป</w:t>
       </w:r>
     </w:p>
     <w:p>
@@ -4750,7 +4750,7 @@
         <w:t>มาตรา ๑๖๔</w:t>
       </w:r>
       <w:r>
-        <w:t xml:space="preserve">  ภายใต้บังคับมาตรา ๑๘๐ เมื่อสภาผู้แทนราษฎรได้พิจารณาร่างพระราชบัญญัติหรือร่างพระราชบัญญัติประกอบรัฐธรรมนูญที่เสนอตามมาตรา ๑๗๒ และลงมติเห็นชอบแล้ว ให้สภาผู้แทนราษฎรเสนอร่างพระราชบัญญัติหรือร่างพระราชบัญญัติประกอบรัฐธรรมนูญนั้นต่อวุฒิสภา วุฒิสภาต้องพิจารณาร่างพระราชบัญญัติหรือร่างพระราชบัญญัติประกอบรัฐธรรมนูญที่เสนอมานั้นให้เสร็จภายในหกสิบวัน แต่ถ้าร่างพระราชบัญญัติหรือร่างพระราชบัญญัติประกอบรัฐธรรมนูญนั้นเป็นร่างพระราชบัญญัติเกี่ยวด้วยการเงิน ต้องพิจารณาให้เสร็จภายในสามสิบวัน ทั้งนี้ เว้นแต่วุฒิสภาจะได้ลงมติให้ขยายเวลาออกไปเป็นกรณีพิเศษซึ่งต้องไม่เกินสามสิบวัน กำหนดวันดังกล่าวให้หมายถึงวันในสมัยประชุม และให้เริ่มนับแต่วันที่ร่างพระราชบัญญัติหรือร่างพระราชบัญญัติประกอบรัฐธรรมนูญนั้นมาถึงวุฒิสภา</w:t>
+        <w:t xml:space="preserve">  ภายใต้บังคับมาตรา ๑๗๐ เมื่อสภาผู้แทนราษฎรได้พิจารณาร่างพระราชบัญญัติหรือร่างพระราชบัญญัติประกอบรัฐธรรมนูญที่เสนอตามมาตรา ๑๖๒ และลงมติเห็นชอบแล้ว ให้สภาผู้แทนราษฎรเสนอร่างพระราชบัญญัติหรือร่างพระราชบัญญัติประกอบรัฐธรรมนูญนั้นต่อวุฒิสภา วุฒิสภาต้องพิจารณาร่างพระราชบัญญัติหรือร่างพระราชบัญญัติประกอบรัฐธรรมนูญที่เสนอมานั้นให้เสร็จภายในหกสิบวัน แต่ถ้าร่างพระราชบัญญัติหรือร่างพระราชบัญญัติประกอบรัฐธรรมนูญนั้นเป็นร่างพระราชบัญญัติเกี่ยวด้วยการเงิน ต้องพิจารณาให้เสร็จภายในสามสิบวัน ทั้งนี้ เว้นแต่วุฒิสภาจะได้ลงมติให้ขยายเวลาออกไปเป็นกรณีพิเศษซึ่งต้องไม่เกินสามสิบวัน กำหนดวันดังกล่าวให้หมายถึงวันในสมัยประชุม และให้เริ่มนับแต่วันที่ร่างพระราชบัญญัติหรือร่างพระราชบัญญัติประกอบรัฐธรรมนูญนั้นมาถึงวุฒิสภา</w:t>
       </w:r>
     </w:p>
     <w:p>
@@ -4758,7 +4758,7 @@
         <w:pStyle w:val="วรรค"/>
       </w:pPr>
       <w:r>
-        <w:t>ระยะเวลาดังกล่าวในวรรคหนึ่ง ไม่ให้นับรวมระยะเวลาที่อยู่ในระหว่างการพิจารณาของศาลรัฐธรรมนูญตามมาตรา ๑๗๗</w:t>
+        <w:t>ระยะเวลาดังกล่าวในวรรคหนึ่ง ไม่ให้นับรวมระยะเวลาที่อยู่ในระหว่างการพิจารณาของศาลรัฐธรรมนูญตามมาตรา ๑๖๗</w:t>
       </w:r>
     </w:p>
     <w:p>
@@ -4797,7 +4797,7 @@
         <w:t>มาตรา ๑๖๕</w:t>
       </w:r>
       <w:r>
-        <w:t xml:space="preserve">  ภายใต้บังคับมาตรา ๑๘๐ เมื่อวุฒิสภาได้พิจารณาร่างพระราชบัญญัติหรือร่างพระราชบัญญัติประกอบรัฐธรรมนูญเสร็จแล้ว</w:t>
+        <w:t xml:space="preserve">  ภายใต้บังคับมาตรา ๑๗๐ เมื่อวุฒิสภาได้พิจารณาร่างพระราชบัญญัติหรือร่างพระราชบัญญัติประกอบรัฐธรรมนูญเสร็จแล้ว</w:t>
       </w:r>
     </w:p>
     <w:p>
@@ -4807,7 +4807,7 @@
       <w:r>
         <w:t>(๑)</w:t>
         <w:tab/>
-        <w:t>ถ้าเห็นชอบด้วยกับสภาผู้แทนราษฎร ให้ดำเนินการต่อไปตามมาตรา ๙๓</w:t>
+        <w:t>ถ้าเห็นชอบด้วยกับสภาผู้แทนราษฎร ให้ดำเนินการต่อไปตามมาตรา ๙๔</w:t>
       </w:r>
     </w:p>
     <w:p>
@@ -4827,7 +4827,7 @@
       <w:r>
         <w:t>(๓)</w:t>
         <w:tab/>
-        <w:t>ถ้าแก้ไขเพิ่มเติม ให้ส่งร่างพระราชบัญญัติหรือร่างพระราชบัญญัติประกอบรัฐธรรมนูญตามที่แก้ไขเพิ่มเติมนั้นไปยังสภาผู้แทนราษฎร ถ้าสภาผู้แทนราษฎรเห็นชอบด้วยกับการแก้ไขเพิ่มเติม ให้ดำเนินการต่อไปตามมาตรา ๙๓ ถ้าเป็นกรณีอื่น ให้แต่ละสภาตั้งบุคคลซึ่งเป็นหรือมิได้เป็นสมาชิกแห่งสภานั้น ๆ มีจำนวนเท่ากันตามที่สภาผู้แทนราษฎรกำหนด ประกอบเป็นคณะกรรมาธิการร่วมกันเพื่อพิจารณาร่างพระราชบัญญัติหรือร่างพระราชบัญญัติประกอบรัฐธรรมนูญนั้น และให้คณะกรรมาธิการร่วมกันรายงานและเสนอร่างพระราชบัญญัติหรือร่างพระราชบัญญัติประกอบรัฐธรรมนูญที่คณะกรรมาธิการร่วมกันได้พิจารณาแล้วต่อสภาทั้งสอง ถ้าสภาทั้งสองต่างเห็นชอบด้วยร่างพระราชบัญญัติหรือร่างพระราชบัญญัติประกอบรัฐธรรมนูญที่คณะกรรมาธิการร่วมกันได้พิจารณาแล้ว ให้ดำเนินการต่อไปตามมาตรา ๙๓ ถ้าสภาใดสภาหนึ่งไม่เห็นชอบด้วย ก็ให้ยับยั้งร่างพระราชบัญญัติหรือร่างพระราชบัญญัติประกอบรัฐธรรมนูญนั้นไว้ก่อน</w:t>
+        <w:t>ถ้าแก้ไขเพิ่มเติม ให้ส่งร่างพระราชบัญญัติหรือร่างพระราชบัญญัติประกอบรัฐธรรมนูญตามที่แก้ไขเพิ่มเติมนั้นไปยังสภาผู้แทนราษฎร ถ้าสภาผู้แทนราษฎรเห็นชอบด้วยกับการแก้ไขเพิ่มเติม ให้ดำเนินการต่อไปตามมาตรา ๙๔ ถ้าเป็นกรณีอื่น ให้แต่ละสภาตั้งบุคคลซึ่งเป็นหรือมิได้เป็นสมาชิกแห่งสภานั้น ๆ มีจำนวนเท่ากันตามที่สภาผู้แทนราษฎรกำหนด ประกอบเป็นคณะกรรมาธิการร่วมกันเพื่อพิจารณาร่างพระราชบัญญัติหรือร่างพระราชบัญญัติประกอบรัฐธรรมนูญนั้น และให้คณะกรรมาธิการร่วมกันรายงานและเสนอร่างพระราชบัญญัติหรือร่างพระราชบัญญัติประกอบรัฐธรรมนูญที่คณะกรรมาธิการร่วมกันได้พิจารณาแล้วต่อสภาทั้งสอง ถ้าสภาทั้งสองต่างเห็นชอบด้วยร่างพระราชบัญญัติหรือร่างพระราชบัญญัติประกอบรัฐธรรมนูญที่คณะกรรมาธิการร่วมกันได้พิจารณาแล้ว ให้ดำเนินการต่อไปตามมาตรา ๙๔ ถ้าสภาใดสภาหนึ่งไม่เห็นชอบด้วย ก็ให้ยับยั้งร่างพระราชบัญญัติหรือร่างพระราชบัญญัติประกอบรัฐธรรมนูญนั้นไว้ก่อน</w:t>
       </w:r>
     </w:p>
     <w:p>
@@ -4835,7 +4835,7 @@
         <w:pStyle w:val="วรรค"/>
       </w:pPr>
       <w:r>
-        <w:t>คณะกรรมาธิการร่วมกันอาจเรียกเอกสารจากบุคคลใด หรือเรียกบุคคลใดมาแถลงข้อเท็จจริงหรือแสดงความคิดเห็นในการพิจารณาร่างพระราชบัญญัติหรือร่างพระราชบัญญัติประกอบรัฐธรรมนูญได้ และเอกสิทธิ์ที่บัญญัติไว้ในมาตรา ๑๕๗ และมาตรา ๑๕๘ นั้น ให้คุ้มครองถึงบุคคลผู้กระทำหน้าที่ตามมาตรานี้ด้วย</w:t>
+        <w:t>คณะกรรมาธิการร่วมกันอาจเรียกเอกสารจากบุคคลใด หรือเรียกบุคคลใดมาแถลงข้อเท็จจริงหรือแสดงความคิดเห็นในการพิจารณาร่างพระราชบัญญัติหรือร่างพระราชบัญญัติประกอบรัฐธรรมนูญได้ และเอกสิทธิ์ที่บัญญัติไว้ในมาตรา ๑๔๖ และมาตรา ๑๔๗ นั้น ให้คุ้มครองถึงบุคคลผู้กระทำหน้าที่ตามมาตรานี้ด้วย</w:t>
       </w:r>
     </w:p>
     <w:p>
@@ -4843,7 +4843,7 @@
         <w:pStyle w:val="วรรค"/>
       </w:pPr>
       <w:r>
-        <w:t>การประชุมคณะกรรมาธิการร่วมกันต้องมีกรรมาธิการของสภาทั้งสองมาประชุมไม่น้อยกว่ากึ่งหนึ่งของจำนวนกรรมาธิการทั้งหมดจึงจะเป็นองค์ประชุม และให้นำบทบัญญัติมาตรา ๑๙๔ มาใช้บังคับโดยอนุโลม</w:t>
+        <w:t>การประชุมคณะกรรมาธิการร่วมกันต้องมีกรรมาธิการของสภาทั้งสองมาประชุมไม่น้อยกว่ากึ่งหนึ่งของจำนวนกรรมาธิการทั้งหมดจึงจะเป็นองค์ประชุม และให้นำบทบัญญัติมาตรา ๑๘๔ มาใช้บังคับโดยอนุโลม</w:t>
       </w:r>
     </w:p>
     <w:p>
@@ -4858,7 +4858,7 @@
         <w:t>มาตรา ๑๖๖</w:t>
       </w:r>
       <w:r>
-        <w:t xml:space="preserve">  ร่างพระราชบัญญัติหรือร่างพระราชบัญญัติประกอบรัฐธรรมนูญที่ต้องยับยั้งไว้ตามมาตรา ๑๗๕ นั้น สภาผู้แทนราษฎรจะยกขึ้นพิจารณาใหม่ได้ต่อเมื่อเวลาหนึ่งร้อยแปดสิบวันได้ล่วงพ้นไปนับแต่วันที่วุฒิสภาส่งร่างพระราชบัญญัติหรือร่างพระราชบัญญัติประกอบรัฐธรรมนูญนั้นคืนไปยังสภาผู้แทนราษฎร สำหรับกรณีการยับยั้งตามมาตรา ๑๗๕ (๒) และนับแต่วันที่สภาใดสภาหนึ่งไม่เห็นชอบด้วย สำหรับกรณีการยับยั้งตามมาตรา ๑๗๕ (๓)ในกรณีเช่นว่านี้ ถ้าสภาผู้แทนราษฎรลงมติยืนยันร่างเดิมหรือร่างที่คณะกรรมาธิการร่วมกันพิจารณาด้วยคะแนนเสียงมากกว่ากึ่งหนึ่งของจำนวนสมาชิกทั้งหมดเท่าที่มีอยู่ของสภาผู้แทนราษฎรแล้ว ให้ถือว่าร่างพระราชบัญญัติหรือร่างพระราชบัญญัติประกอบรัฐธรรมนูญนั้นเป็นอันได้รับความเห็นชอบของรัฐสภา และให้ดำเนินการต่อไปตามมาตรา ๙๓</w:t>
+        <w:t xml:space="preserve">  ร่างพระราชบัญญัติหรือร่างพระราชบัญญัติประกอบรัฐธรรมนูญที่ต้องยับยั้งไว้ตามมาตรา ๑๖๕ นั้น สภาผู้แทนราษฎรจะยกขึ้นพิจารณาใหม่ได้ต่อเมื่อเวลาหนึ่งร้อยแปดสิบวันได้ล่วงพ้นไปนับแต่วันที่วุฒิสภาส่งร่างพระราชบัญญัติหรือร่างพระราชบัญญัติประกอบรัฐธรรมนูญนั้นคืนไปยังสภาผู้แทนราษฎร สำหรับกรณีการยับยั้งตามมาตรา ๑๖๕ (๒) และนับแต่วันที่สภาใดสภาหนึ่งไม่เห็นชอบด้วย สำหรับกรณีการยับยั้งตามมาตรา ๑๖๕ (๓)ในกรณีเช่นว่านี้ ถ้าสภาผู้แทนราษฎรลงมติยืนยันร่างเดิมหรือร่างที่คณะกรรมาธิการร่วมกันพิจารณาด้วยคะแนนเสียงมากกว่ากึ่งหนึ่งของจำนวนสมาชิกทั้งหมดเท่าที่มีอยู่ของสภาผู้แทนราษฎรแล้ว ให้ถือว่าร่างพระราชบัญญัติหรือร่างพระราชบัญญัติประกอบรัฐธรรมนูญนั้นเป็นอันได้รับความเห็นชอบของรัฐสภา และให้ดำเนินการต่อไปตามมาตรา ๙๔</w:t>
       </w:r>
     </w:p>
     <w:p>
@@ -4866,7 +4866,7 @@
         <w:pStyle w:val="วรรค"/>
       </w:pPr>
       <w:r>
-        <w:t>ถ้าร่างพระราชบัญญัติหรือร่างพระราชบัญญัติประกอบรัฐธรรมนูญที่ต้องยับยั้งไว้เป็นร่างพระราชบัญญัติเกี่ยวด้วยการเงิน สภาผู้แทนราษฎรอาจยกร่างพระราชบัญญัติหรือร่างพระราชบัญญัติประกอบรัฐธรรมนูญนั้นขึ้นพิจารณาใหม่ได้ทันที ในกรณีเช่นว่านี้ ถ้าสภาผู้แทนราษฎรลงมติยืนยันร่างเดิมหรือร่างที่คณะกรรมาธิการร่วมกันพิจารณาด้วยคะแนนเสียงมากกว่ากึ่งหนึ่งของจำนวนสมาชิกทั้งหมดเท่าที่มีอยู่ของสภาผู้แทนราษฎรแล้ว ให้ถือว่าร่างพระราชบัญญัติหรือร่างพระราชบัญญัติประกอบรัฐธรรมนูญนั้นเป็นอันได้รับความเห็นชอบของรัฐสภา และให้ดำเนินการต่อไปตามมาตรา ๙๓</w:t>
+        <w:t>ถ้าร่างพระราชบัญญัติหรือร่างพระราชบัญญัติประกอบรัฐธรรมนูญที่ต้องยับยั้งไว้เป็นร่างพระราชบัญญัติเกี่ยวด้วยการเงิน สภาผู้แทนราษฎรอาจยกร่างพระราชบัญญัติหรือร่างพระราชบัญญัติประกอบรัฐธรรมนูญนั้นขึ้นพิจารณาใหม่ได้ทันที ในกรณีเช่นว่านี้ ถ้าสภาผู้แทนราษฎรลงมติยืนยันร่างเดิมหรือร่างที่คณะกรรมาธิการร่วมกันพิจารณาด้วยคะแนนเสียงมากกว่ากึ่งหนึ่งของจำนวนสมาชิกทั้งหมดเท่าที่มีอยู่ของสภาผู้แทนราษฎรแล้ว ให้ถือว่าร่างพระราชบัญญัติหรือร่างพระราชบัญญัติประกอบรัฐธรรมนูญนั้นเป็นอันได้รับความเห็นชอบของรัฐสภา และให้ดำเนินการต่อไปตามมาตรา ๙๔</w:t>
       </w:r>
     </w:p>
     <w:p>
@@ -4881,7 +4881,7 @@
         <w:t>มาตรา ๑๖๗</w:t>
       </w:r>
       <w:r>
-        <w:t xml:space="preserve">  ในระหว่างที่มีการยับยั้งร่างพระราชบัญญัติหรือร่างพระราชบัญญัติประกอบรัฐธรรมนูญใดตามมาตรา ๑๗๕ คณะรัฐมนตรีหรือสมาชิกสภาผู้แทนราษฎรจะเสนอร่างพระราชบัญญัติหรือร่างพระราชบัญญัติประกอบรัฐธรรมนูญที่มีหลักการอย่างเดียวกันหรือคล้ายกันกับหลักการของร่างพระราชบัญญัติหรือร่างพระราชบัญญัติประกอบรัฐธรรมนูญที่ต้องยับยั้งไว้มิได้</w:t>
+        <w:t xml:space="preserve">  ในระหว่างที่มีการยับยั้งร่างพระราชบัญญัติหรือร่างพระราชบัญญัติประกอบรัฐธรรมนูญใดตามมาตรา ๑๖๕ คณะรัฐมนตรีหรือสมาชิกสภาผู้แทนราษฎรจะเสนอร่างพระราชบัญญัติหรือร่างพระราชบัญญัติประกอบรัฐธรรมนูญที่มีหลักการอย่างเดียวกันหรือคล้ายกันกับหลักการของร่างพระราชบัญญัติหรือร่างพระราชบัญญัติประกอบรัฐธรรมนูญที่ต้องยับยั้งไว้มิได้</w:t>
       </w:r>
     </w:p>
     <w:p>
@@ -4966,7 +4966,7 @@
         <w:pStyle w:val="วรรค"/>
       </w:pPr>
       <w:r>
-        <w:t>ในการพิจารณาของวุฒิสภา วุฒิสภาจะต้องให้ความเห็นชอบหรือไม่ให้ความเห็นชอบภายในยี่สิบวันนับแต่วันที่ร่างพระราชบัญญัตินั้นมาถึงวุฒิสภา โดยจะแก้ไขเพิ่มเติมใด ๆ มิได้ ถ้าพ้นกำหนดเวลาดังกล่าวให้ถือว่าวุฒิสภาได้ให้ความเห็นชอบในร่างพระราชบัญญัตินั้น ในกรณีเช่นนี้และในกรณีที่วุฒิสภาให้ความเห็นชอบ ให้ดำเนินการต่อไปตามมาตรา ๙๓</w:t>
+        <w:t>ในการพิจารณาของวุฒิสภา วุฒิสภาจะต้องให้ความเห็นชอบหรือไม่ให้ความเห็นชอบภายในยี่สิบวันนับแต่วันที่ร่างพระราชบัญญัตินั้นมาถึงวุฒิสภา โดยจะแก้ไขเพิ่มเติมใด ๆ มิได้ ถ้าพ้นกำหนดเวลาดังกล่าวให้ถือว่าวุฒิสภาได้ให้ความเห็นชอบในร่างพระราชบัญญัตินั้น ในกรณีเช่นนี้และในกรณีที่วุฒิสภาให้ความเห็นชอบ ให้ดำเนินการต่อไปตามมาตรา ๙๔</w:t>
       </w:r>
     </w:p>
     <w:p>
@@ -4974,7 +4974,7 @@
         <w:pStyle w:val="วรรค"/>
       </w:pPr>
       <w:r>
-        <w:t>ถ้าร่างพระราชบัญญัติดังกล่าววุฒิสภาไม่เห็นชอบด้วย ให้นำบทบัญญัติมาตรา ๑๗๖ วรรคสอง มาใช้บังคับโดยอนุโลม</w:t>
+        <w:t>ถ้าร่างพระราชบัญญัติดังกล่าววุฒิสภาไม่เห็นชอบด้วย ให้นำบทบัญญัติมาตรา ๑๖๖ วรรคสอง มาใช้บังคับโดยอนุโลม</w:t>
       </w:r>
     </w:p>
     <w:p>
@@ -5043,7 +5043,7 @@
         <w:t>มาตรา ๑๗๑</w:t>
       </w:r>
       <w:r>
-        <w:t xml:space="preserve">  การจ่ายเงินแผ่นดินจะกระทำได้ก็เฉพาะที่ได้อนุญาตไว้ในกฎหมายว่าด้วยงบประมาณรายจ่าย กฎหมายว่าด้วยวิธีการงบประมาณ กฎหมายเกี่ยวด้วยการโอนงบประมาณ หรือกฎหมายว่าด้วยเงินคงคลัง เว้นแต่ในกรณีจำเป็นรีบด่วนจะจ่ายไปก่อนก็ได้ แต่ต้องเป็นไปตามหลักเกณฑ์และวิธีการที่กฎหมายบัญญัติ ในกรณีเช่นว่านี้ต้องตั้งงบประมาณรายจ่ายชดใช้ในพระราชบัญญัติโอนงบประมาณรายจ่าย พระราชบัญญัติงบประมาณรายจ่ายเพิ่มเติม หรือพระราชบัญญัติงบประมาณรายจ่ายประจำปีงบประมาณถัดไป หรือเว้นแต่เป็นกรณีตามมาตรา ๒๓๐ วรรคสอง</w:t>
+        <w:t xml:space="preserve">  การจ่ายเงินแผ่นดินจะกระทำได้ก็เฉพาะที่ได้อนุญาตไว้ในกฎหมายว่าด้วยงบประมาณรายจ่าย กฎหมายว่าด้วยวิธีการงบประมาณ กฎหมายเกี่ยวด้วยการโอนงบประมาณ หรือกฎหมายว่าด้วยเงินคงคลัง เว้นแต่ในกรณีจำเป็นรีบด่วนจะจ่ายไปก่อนก็ได้ แต่ต้องเป็นไปตามหลักเกณฑ์และวิธีการที่กฎหมายบัญญัติ ในกรณีเช่นว่านี้ต้องตั้งงบประมาณรายจ่ายชดใช้ในพระราชบัญญัติโอนงบประมาณรายจ่าย พระราชบัญญัติงบประมาณรายจ่ายเพิ่มเติม หรือพระราชบัญญัติงบประมาณรายจ่ายประจำปีงบประมาณถัดไป หรือเว้นแต่เป็นกรณีตามมาตรา ๒๑๗ วรรคสอง</w:t>
       </w:r>
     </w:p>
     <w:p>
@@ -5111,7 +5111,7 @@
         <w:t>มาตรา ๑๗๕</w:t>
       </w:r>
       <w:r>
-        <w:t xml:space="preserve">  สมาชิกสภาผู้แทนราษฎรจำนวนไม่น้อยกว่าสองในห้าของจำนวนสมาชิกทั้งหมดเท่าที่มีอยู่ของสภาผู้แทนราษฎร มีสิทธิเข้าชื่อเสนอญัตติขอเปิดอภิปรายทั่วไปเพื่อลงมติไม่ไว้วางใจนายกรัฐมนตรี ญัตติดังกล่าวต้องเสนอชื่อผู้สมควรดำรงตำแหน่งนายกรัฐมนตรีคนต่อไปซึ่งเป็นบุคคลตามมาตรา ๒๐๑ วรรคสอง ด้วย และเมื่อได้มีการเสนอญัตติแล้ว จะมีการยุบสภาผู้แทนราษฎรมิได้ เว้นแต่จะมีการถอนญัตติหรือการลงมตินั้นไม่ได้คะแนนเสียงตามวรรคสาม</w:t>
+        <w:t xml:space="preserve">  สมาชิกสภาผู้แทนราษฎรจำนวนไม่น้อยกว่าสองในห้าของจำนวนสมาชิกทั้งหมดเท่าที่มีอยู่ของสภาผู้แทนราษฎร มีสิทธิเข้าชื่อเสนอญัตติขอเปิดอภิปรายทั่วไปเพื่อลงมติไม่ไว้วางใจนายกรัฐมนตรี ญัตติดังกล่าวต้องเสนอชื่อผู้สมควรดำรงตำแหน่งนายกรัฐมนตรีคนต่อไปซึ่งเป็นบุคคลตามมาตรา ๑๘๘ วรรคสอง ด้วย และเมื่อได้มีการเสนอญัตติแล้ว จะมีการยุบสภาผู้แทนราษฎรมิได้ เว้นแต่จะมีการถอนญัตติหรือการลงมตินั้นไม่ได้คะแนนเสียงตามวรรคสาม</w:t>
       </w:r>
     </w:p>
     <w:p>
@@ -5119,7 +5119,7 @@
         <w:pStyle w:val="วรรค"/>
       </w:pPr>
       <w:r>
-        <w:t>การเสนอญัตติขอเปิดอภิปรายทั่วไปตามวรรคหนึ่ง ถ้าเป็นเรื่องที่เกี่ยวกับพฤติกรรมของนายกรัฐมนตรีที่มีพฤติการณ์ร่ำรวยผิดปกติ ส่อไปในทางทุจริตต่อหน้าที่ราชการ หรือจงใจฝ่าฝืนบทบัญญัติแห่งรัฐธรรมนูญหรือกฎหมาย จะเสนอโดยไม่มีการยื่นคำร้องขอตามมาตรา ๓๐๕ ก่อน มิได้ และเมื่อได้มีการยื่นคำร้องขอตามมาตรา ๓๐๕ แล้ว ให้ดำเนินการต่อไปได้โดยไม่ต้องรอผลการดำเนินการตามมาตรา ๓๐๖</w:t>
+        <w:t>การเสนอญัตติขอเปิดอภิปรายทั่วไปตามวรรคหนึ่ง ถ้าเป็นเรื่องที่เกี่ยวกับพฤติกรรมของนายกรัฐมนตรีที่มีพฤติการณ์ร่ำรวยผิดปกติ ส่อไปในทางทุจริตต่อหน้าที่ราชการ หรือจงใจฝ่าฝืนบทบัญญัติแห่งรัฐธรรมนูญหรือกฎหมาย จะเสนอโดยไม่มีการยื่นคำร้องขอตามมาตรา ๒๘๖ ก่อน มิได้ และเมื่อได้มีการยื่นคำร้องขอตามมาตรา ๒๘๖ แล้ว ให้ดำเนินการต่อไปได้โดยไม่ต้องรอผลการดำเนินการตามมาตรา ๒๘๗</w:t>
       </w:r>
     </w:p>
     <w:p>
@@ -5143,7 +5143,7 @@
         <w:pStyle w:val="วรรค"/>
       </w:pPr>
       <w:r>
-        <w:t>ในกรณีที่มติไม่ไว้วางใจมีคะแนนเสียงมากกว่ากึ่งหนึ่งของจำนวนสมาชิกทั้งหมดเท่าที่มีอยู่ของสภาผู้แทนราษฎร ให้ประธานสภาผู้แทนราษฎรนำชื่อผู้ที่ได้รับการเสนอชื่อตามวรรคหนึ่งกราบบังคมทูลเพื่อทรงแต่งตั้งต่อไป และมิให้นำมาตรา ๒๐๒ มาใช้บังคับ</w:t>
+        <w:t>ในกรณีที่มติไม่ไว้วางใจมีคะแนนเสียงมากกว่ากึ่งหนึ่งของจำนวนสมาชิกทั้งหมดเท่าที่มีอยู่ของสภาผู้แทนราษฎร ให้ประธานสภาผู้แทนราษฎรนำชื่อผู้ที่ได้รับการเสนอชื่อตามวรรคหนึ่งกราบบังคมทูลเพื่อทรงแต่งตั้งต่อไป และมิให้นำมาตรา ๑๘๙ มาใช้บังคับ</w:t>
       </w:r>
     </w:p>
     <w:p>
@@ -5166,7 +5166,7 @@
         <w:pStyle w:val="วรรค"/>
       </w:pPr>
       <w:r>
-        <w:t>ให้นำบทบัญญัติมาตรา ๑๘๕ วรรคสอง วรรคสาม และวรรคสี่ มาใช้บังคับโดยอนุโลม</w:t>
+        <w:t>ให้นำบทบัญญัติมาตรา ๑๗๕ วรรคสอง วรรคสาม และวรรคสี่ มาใช้บังคับโดยอนุโลม</w:t>
       </w:r>
     </w:p>
     <w:p>
@@ -5243,7 +5243,7 @@
         <w:pStyle w:val="วรรค"/>
       </w:pPr>
       <w:r>
-        <w:t>เอกสิทธิ์ที่บัญญัติไว้ในมาตรา ๑๕๗ และมาตรา ๑๕๘ นั้น ให้คุ้มครองถึงบุคคลผู้กระทำหน้าที่ตามมาตรานี้ด้วย</w:t>
+        <w:t>เอกสิทธิ์ที่บัญญัติไว้ในมาตรา ๑๔๖ และมาตรา ๑๔๗ นั้น ให้คุ้มครองถึงบุคคลผู้กระทำหน้าที่ตามมาตรานี้ด้วย</w:t>
       </w:r>
     </w:p>
     <w:p>
@@ -5259,7 +5259,7 @@
         <w:pStyle w:val="วรรค"/>
       </w:pPr>
       <w:r>
-        <w:t>ในระหว่างที่ยังไม่มีข้อบังคับการประชุมสภาผู้แทนราษฎรตามมาตรา ๑๙๑ ให้ประธานสภาผู้แทนราษฎรเป็นผู้กำหนดอัตราส่วนตามวรรคห้า</w:t>
+        <w:t>ในระหว่างที่ยังไม่มีข้อบังคับการประชุมสภาผู้แทนราษฎรตามมาตรา ๑๘๑ ให้ประธานสภาผู้แทนราษฎรเป็นผู้กำหนดอัตราส่วนตามวรรคห้า</w:t>
       </w:r>
     </w:p>
     <w:p>
@@ -5381,7 +5381,7 @@
       <w:r>
         <w:t>(๕)</w:t>
         <w:tab/>
-        <w:t>การปรึกษาร่างพระราชบัญญัติหรือร่างพระราชบัญญัติประกอบรัฐธรรมนูญใหม่ตามมาตรา ๙๔</w:t>
+        <w:t>การปรึกษาร่างพระราชบัญญัติหรือร่างพระราชบัญญัติประกอบรัฐธรรมนูญใหม่ตามมาตรา ๙๕</w:t>
       </w:r>
     </w:p>
     <w:p>
@@ -5391,7 +5391,7 @@
       <w:r>
         <w:t>(๖)</w:t>
         <w:tab/>
-        <w:t>การมีมติให้รัฐสภาพิจารณาเรื่องอื่นในสมัยประชุมสามัญนิติบัญญัติได้ตามมาตรา ๑๕๙</w:t>
+        <w:t>การมีมติให้รัฐสภาพิจารณาเรื่องอื่นในสมัยประชุมสามัญนิติบัญญัติได้ตามมาตรา ๑๔๘</w:t>
       </w:r>
     </w:p>
     <w:p>
@@ -5401,7 +5401,7 @@
       <w:r>
         <w:t>(๗)</w:t>
         <w:tab/>
-        <w:t>การให้ความเห็นชอบในการปิดสมัยประชุมตามมาตรา ๑๖๐</w:t>
+        <w:t>การให้ความเห็นชอบในการปิดสมัยประชุมตามมาตรา ๑๔๙</w:t>
       </w:r>
     </w:p>
     <w:p>
@@ -5411,7 +5411,7 @@
       <w:r>
         <w:t>(๘)</w:t>
         <w:tab/>
-        <w:t>การเปิดประชุมรัฐสภาตามมาตรา ๑๖๑</w:t>
+        <w:t>การเปิดประชุมรัฐสภาตามมาตรา ๑๕๐</w:t>
       </w:r>
     </w:p>
     <w:p>
@@ -5421,7 +5421,7 @@
       <w:r>
         <w:t>(๙)</w:t>
         <w:tab/>
-        <w:t>การให้ความเห็นชอบให้พิจารณาร่างพระราชบัญญัติหรือร่างพระราชบัญญัติประกอบรัฐธรรมนูญตามมาตรา ๑๗๓</w:t>
+        <w:t>การให้ความเห็นชอบให้พิจารณาร่างพระราชบัญญัติหรือร่างพระราชบัญญัติประกอบรัฐธรรมนูญตามมาตรา ๑๖๓</w:t>
       </w:r>
     </w:p>
     <w:p>
@@ -5431,7 +5431,7 @@
       <w:r>
         <w:t>(๑๐)</w:t>
         <w:tab/>
-        <w:t>การให้ความเห็นชอบให้พิจารณาร่างรัฐธรรมนูญแก้ไขเพิ่มเติม ร่างพระราชบัญญัติหรือร่างพระราชบัญญัติประกอบรัฐธรรมนูญต่อไปตามมาตรา ๑๗๘ วรรคสอง</w:t>
+        <w:t>การให้ความเห็นชอบให้พิจารณาร่างรัฐธรรมนูญแก้ไขเพิ่มเติม ร่างพระราชบัญญัติหรือร่างพระราชบัญญัติประกอบรัฐธรรมนูญต่อไปตามมาตรา ๑๖๘ วรรคสอง</w:t>
       </w:r>
     </w:p>
     <w:p>
@@ -5441,7 +5441,7 @@
       <w:r>
         <w:t>(๑๑)</w:t>
         <w:tab/>
-        <w:t>การตราข้อบังคับการประชุมรัฐสภาตามมาตรา ๑๙๔</w:t>
+        <w:t>การตราข้อบังคับการประชุมรัฐสภาตามมาตรา ๑๘๔</w:t>
       </w:r>
     </w:p>
     <w:p>
@@ -5451,7 +5451,7 @@
       <w:r>
         <w:t>(๑๒)</w:t>
         <w:tab/>
-        <w:t>การแถลงนโยบายตามมาตรา ๒๑๑</w:t>
+        <w:t>การแถลงนโยบายตามมาตรา ๑๙๘</w:t>
       </w:r>
     </w:p>
     <w:p>
@@ -5461,7 +5461,7 @@
       <w:r>
         <w:t>(๑๓)</w:t>
         <w:tab/>
-        <w:t>การเปิดอภิปรายทั่วไปตามมาตรา ๒๑๓</w:t>
+        <w:t>การเปิดอภิปรายทั่วไปตามมาตรา ๒๐๐</w:t>
       </w:r>
     </w:p>
     <w:p>
@@ -5471,7 +5471,7 @@
       <w:r>
         <w:t>(๑๔)</w:t>
         <w:tab/>
-        <w:t>การให้ความเห็นชอบในการประกาศสงครามตามมาตรา ๒๒๓</w:t>
+        <w:t>การให้ความเห็นชอบในการประกาศสงครามตามมาตรา ๒๑๐</w:t>
       </w:r>
     </w:p>
     <w:p>
@@ -5481,7 +5481,7 @@
       <w:r>
         <w:t>(๑๕)</w:t>
         <w:tab/>
-        <w:t>การให้ความเห็นชอบหนังสือสัญญาตามมาตรา ๒๒๔</w:t>
+        <w:t>การให้ความเห็นชอบหนังสือสัญญาตามมาตรา ๒๑๑</w:t>
       </w:r>
     </w:p>
     <w:p>
@@ -5491,7 +5491,7 @@
       <w:r>
         <w:t>(๑๖)</w:t>
         <w:tab/>
-        <w:t>การแก้ไขเพิ่มเติมรัฐธรรมนูญตามมาตรา ๓๑๔</w:t>
+        <w:t>การแก้ไขเพิ่มเติมรัฐธรรมนูญตามมาตรา ๒๙๕</w:t>
       </w:r>
     </w:p>
     <w:p>
@@ -5548,7 +5548,7 @@
         <w:t>มาตรา ๑๘๖</w:t>
       </w:r>
       <w:r>
-        <w:t xml:space="preserve">  ถึง มาตรา ๑๙๘ (ย้ายไปบัญญัติไว้ในหมวด ๑๖ องค์กรอิสระ)</w:t>
+        <w:t xml:space="preserve">  (ย้ายไปบัญญัติไว้ในหมวด ๑๖ องค์กรอิสระ)</w:t>
       </w:r>
     </w:p>
     <w:p>
@@ -5575,7 +5575,7 @@
         <w:t>มาตรา ๑๘๗</w:t>
       </w:r>
       <w:r>
-        <w:t xml:space="preserve">  ถึง มาตรา ๒๐๐ (ย้ายไปบัญญัติไว้ในหมวด ๑๖ องค์กรอิสระ)</w:t>
+        <w:t xml:space="preserve">  (ย้ายไปบัญญัติไว้ในหมวด ๑๖ องค์กรอิสระ)</w:t>
       </w:r>
     </w:p>
     <w:p>
@@ -5610,7 +5610,7 @@
         <w:pStyle w:val="วรรค"/>
       </w:pPr>
       <w:r>
-        <w:t>นายกรัฐมนตรีต้องแต่งตั้งจากสมาชิกสภาผู้แทนราษฎรหรือผู้เคยเป็นสมาชิกสภาผู้แทนราษฎรแต่พ้นจากสมาชิกภาพตามมาตรา ๑๑๘ (๗) ในอายุของสภาผู้แทนราษฎรชุดเดียวกัน</w:t>
+        <w:t>นายกรัฐมนตรีต้องแต่งตั้งจากสมาชิกสภาผู้แทนราษฎรหรือผู้เคยเป็นสมาชิกสภาผู้แทนราษฎรแต่พ้นจากสมาชิกภาพตามมาตรา ๑๑๙ (๗) ในอายุของสภาผู้แทนราษฎรชุดเดียวกัน</w:t>
       </w:r>
     </w:p>
     <w:p>
@@ -5641,7 +5641,7 @@
         <w:t>มาตรา ๑๘๙</w:t>
       </w:r>
       <w:r>
-        <w:t xml:space="preserve">  ให้สภาผู้แทนราษฎรพิจารณาให้ความเห็นชอบบุคคลซึ่งสมควรได้รับแต่งตั้งเป็นนายกรัฐมนตรีให้แล้วเสร็จภายในสามสิบวันนับแต่วันที่มีการเรียกประชุมรัฐสภาเป็นครั้งแรกตามมาตรา ๑๕๙</w:t>
+        <w:t xml:space="preserve">  ให้สภาผู้แทนราษฎรพิจารณาให้ความเห็นชอบบุคคลซึ่งสมควรได้รับแต่งตั้งเป็นนายกรัฐมนตรีให้แล้วเสร็จภายในสามสิบวันนับแต่วันที่มีการเรียกประชุมรัฐสภาเป็นครั้งแรกตามมาตรา ๑๔๘</w:t>
       </w:r>
     </w:p>
     <w:p>
@@ -5672,7 +5672,7 @@
         <w:t>มาตรา ๑๙๐</w:t>
       </w:r>
       <w:r>
-        <w:t xml:space="preserve">  ในกรณีที่พ้นกำหนดสามสิบวันนับแต่วันที่มีการเรียกประชุมรัฐสภาเพื่อให้สมาชิกได้มาประชุมเป็นครั้งแรกแล้ว ไม่ปรากฏว่ามีบุคคลใดได้รับคะแนนเสียงเห็นชอบให้ได้รับแต่งตั้งเป็นนายกรัฐมนตรีตามมาตรา ๒๐๒ วรรคสาม ภายในสิบห้าวันนับแต่วันที่พ้นกำหนดเวลาดังกล่าว ให้ประธานสภาผู้แทนราษฎรนำความขึ้นกราบบังคมทูลเพื่อทรงมีพระบรมราชโองการแต่งตั้งบุคคลซึ่งได้รับคะแนนเสียงสูงสุดเป็นนายกรัฐมนตรี</w:t>
+        <w:t xml:space="preserve">  ในกรณีที่พ้นกำหนดสามสิบวันนับแต่วันที่มีการเรียกประชุมรัฐสภาเพื่อให้สมาชิกได้มาประชุมเป็นครั้งแรกแล้ว ไม่ปรากฏว่ามีบุคคลใดได้รับคะแนนเสียงเห็นชอบให้ได้รับแต่งตั้งเป็นนายกรัฐมนตรีตามมาตรา ๑๘๙ วรรคสาม ภายในสิบห้าวันนับแต่วันที่พ้นกำหนดเวลาดังกล่าว ให้ประธานสภาผู้แทนราษฎรนำความขึ้นกราบบังคมทูลเพื่อทรงมีพระบรมราชโองการแต่งตั้งบุคคลซึ่งได้รับคะแนนเสียงสูงสุดเป็นนายกรัฐมนตรี</w:t>
       </w:r>
     </w:p>
     <w:p>
@@ -5773,7 +5773,7 @@
       <w:r>
         <w:t>(๔)</w:t>
         <w:tab/>
-        <w:t>ไม่มีลักษณะต้องห้ามตามมาตรา ๑๐๙ (๑) (๒) (๓) (๔) (๖) (๗) (๑๒) (๑๓) หรือ (๑๔)</w:t>
+        <w:t>ไม่มีลักษณะต้องห้ามตามมาตรา ๑๑๐ (๑) (๒) (๓) (๔) (๖) (๗) (๑๒) (๑๓) หรือ (๑๔)</w:t>
       </w:r>
     </w:p>
     <w:p>
@@ -5793,7 +5793,7 @@
       <w:r>
         <w:t>(๖)</w:t>
         <w:tab/>
-        <w:t>ไม่เป็นสมาชิกวุฒิสภา หรือเคยเป็นสมาชิกวุฒิสภาซึ่งสมาชิกภาพสิ้นสุดลงมาแล้วยังไม่เกินหนึ่งปีนับถึงวันที่ได้รับแต่งตั้งเป็นรัฐมนตรี เว้นแต่สมาชิกภาพสิ้นสุดลงตามมาตรา ๑๓๓ (๑)</w:t>
+        <w:t>ไม่เป็นสมาชิกวุฒิสภา หรือเคยเป็นสมาชิกวุฒิสภาซึ่งสมาชิกภาพสิ้นสุดลงมาแล้วยังไม่เกินหนึ่งปีนับถึงวันที่ได้รับแต่งตั้งเป็นรัฐมนตรี เว้นแต่สมาชิกภาพสิ้นสุดลงตามมาตรา ๑๓๔ (๑)</w:t>
       </w:r>
     </w:p>
     <w:p>
@@ -5823,7 +5823,7 @@
         <w:t>มาตรา ๑๙๕</w:t>
       </w:r>
       <w:r>
-        <w:t xml:space="preserve">  รัฐมนตรีจะดำรงตำแหน่งหรือกระทำการใดตามที่บัญญัติในมาตรา ๑๑๐ มิได้ เว้นแต่ตำแหน่งที่ต้องดำรงตามบทบัญญัติแห่งกฎหมาย และจะดำรงตำแหน่งใดในห้างหุ้นส่วน บริษัท หรือองค์การที่ดำเนินธุรกิจโดยมุ่งหาผลกำไรหรือรายได้มาแบ่งปันกัน หรือเป็นลูกจ้างของบุคคลใดก็มิได้ด้วย</w:t>
+        <w:t xml:space="preserve">  รัฐมนตรีจะดำรงตำแหน่งหรือกระทำการใดตามที่บัญญัติในมาตรา ๑๑๑ มิได้ เว้นแต่ตำแหน่งที่ต้องดำรงตามบทบัญญัติแห่งกฎหมาย และจะดำรงตำแหน่งใดในห้างหุ้นส่วน บริษัท หรือองค์การที่ดำเนินธุรกิจโดยมุ่งหาผลกำไรหรือรายได้มาแบ่งปันกัน หรือเป็นลูกจ้างของบุคคลใดก็มิได้ด้วย</w:t>
       </w:r>
     </w:p>
     <w:p>
@@ -5869,7 +5869,7 @@
         <w:pStyle w:val="วรรค"/>
       </w:pPr>
       <w:r>
-        <w:t>เอกสิทธิ์ที่บัญญัติไว้ในมาตรา ๑๕๗ และมาตรา ๑๕๘ ให้นำมาใช้บังคับโดยอนุโลม</w:t>
+        <w:t>เอกสิทธิ์ที่บัญญัติไว้ในมาตรา ๑๔๖ และมาตรา ๑๔๗ ให้นำมาใช้บังคับโดยอนุโลม</w:t>
       </w:r>
     </w:p>
     <w:p>
@@ -5907,7 +5907,7 @@
         <w:t>มาตรา ๑๙๙</w:t>
       </w:r>
       <w:r>
-        <w:t xml:space="preserve">  ในการบริหารราชการแผ่นดิน รัฐมนตรีต้องดำเนินการตามบทบัญญัติแห่งรัฐธรรมนูญ กฎหมาย และนโยบายที่ได้แถลงไว้ตามมาตรา ๒๑๑ และต้องรับผิดชอบต่อสภาผู้แทนราษฎรในหน้าที่ของตน รวมทั้งต้องรับผิดชอบร่วมกันต่อรัฐสภาในนโยบายทั่วไปของคณะรัฐมนตรี</w:t>
+        <w:t xml:space="preserve">  ในการบริหารราชการแผ่นดิน รัฐมนตรีต้องดำเนินการตามบทบัญญัติแห่งรัฐธรรมนูญ กฎหมาย และนโยบายที่ได้แถลงไว้ตามมาตรา ๑๙๘ และต้องรับผิดชอบต่อสภาผู้แทนราษฎรในหน้าที่ของตน รวมทั้งต้องรับผิดชอบร่วมกันต่อรัฐสภาในนโยบายทั่วไปของคณะรัฐมนตรี</w:t>
       </w:r>
     </w:p>
     <w:p>
@@ -6018,7 +6018,7 @@
       <w:r>
         <w:t>(๑)</w:t>
         <w:tab/>
-        <w:t>ความเป็นรัฐมนตรีของนายกรัฐมนตรีสิ้นสุดลงตามมาตรา ๒๑๖</w:t>
+        <w:t>ความเป็นรัฐมนตรีของนายกรัฐมนตรีสิ้นสุดลงตามมาตรา ๒๐๓</w:t>
       </w:r>
     </w:p>
     <w:p>
@@ -6054,7 +6054,7 @@
         <w:pStyle w:val="วรรค"/>
       </w:pPr>
       <w:r>
-        <w:t>มิให้นำบทบัญญัติมาตรา ๑๑๘ (๗) และวรรคสอง และมาตรา ๒๐๔ มาใช้บังคับกับคณะรัฐมนตรีที่พ้นจากตำแหน่งและอยู่ในระหว่างที่ปฏิบัติหน้าที่ตามวรรคสอง</w:t>
+        <w:t>มิให้นำบทบัญญัติมาตรา ๑๑๙ (๗) และวรรคสอง และมาตรา ๑๙๑ มาใช้บังคับกับคณะรัฐมนตรีที่พ้นจากตำแหน่งและอยู่ในระหว่างที่ปฏิบัติหน้าที่ตามวรรคสอง</w:t>
       </w:r>
     </w:p>
     <w:p>
@@ -6062,7 +6062,7 @@
         <w:pStyle w:val="วรรค"/>
       </w:pPr>
       <w:r>
-        <w:t>ในกรณีที่ความเป็นรัฐมนตรีของนายกรัฐมนตรีสิ้นสุดลงตามมาตรา ๒๑๖ (๑) (๒) (๓) (๔) (๖) หรือ (๘) ให้ดำเนินการตามมาตรา ๒๐๒ และมาตรา ๒๐๓ โดยอนุโลม</w:t>
+        <w:t>ในกรณีที่ความเป็นรัฐมนตรีของนายกรัฐมนตรีสิ้นสุดลงตามมาตรา ๒๐๓ (๑) (๒) (๓) (๔) (๖) หรือ (๘) ให้ดำเนินการตามมาตรา ๑๘๙ และมาตรา ๑๙๐ โดยอนุโลม</w:t>
       </w:r>
     </w:p>
     <w:p>
@@ -6107,7 +6107,7 @@
       <w:r>
         <w:t>(๓)</w:t>
         <w:tab/>
-        <w:t>ขาดคุณสมบัติหรือมีลักษณะต้องห้ามตามมาตรา ๒๐๖</w:t>
+        <w:t>ขาดคุณสมบัติหรือมีลักษณะต้องห้ามตามมาตรา ๑๙๓</w:t>
       </w:r>
     </w:p>
     <w:p>
@@ -6127,7 +6127,7 @@
       <w:r>
         <w:t>(๕)</w:t>
         <w:tab/>
-        <w:t>สภาผู้แทนราษฎรมีมติไม่ไว้วางใจตามมาตรา ๑๘๕ หรือมาตรา ๑๘๖</w:t>
+        <w:t>สภาผู้แทนราษฎรมีมติไม่ไว้วางใจตามมาตรา ๑๗๕ หรือมาตรา ๑๗๖</w:t>
       </w:r>
     </w:p>
     <w:p>
@@ -6137,7 +6137,7 @@
       <w:r>
         <w:t>(๖)</w:t>
         <w:tab/>
-        <w:t>กระทำการอันต้องห้ามตามมาตรา ๒๐๘ หรือมาตรา ๒๐๙</w:t>
+        <w:t>กระทำการอันต้องห้ามตามมาตรา ๑๙๕ หรือมาตรา ๑๙๖</w:t>
       </w:r>
     </w:p>
     <w:p>
@@ -6147,7 +6147,7 @@
       <w:r>
         <w:t>(๗)</w:t>
         <w:tab/>
-        <w:t>มีพระบรมราชโองการตามมาตรา ๒๑๗</w:t>
+        <w:t>มีพระบรมราชโองการตามมาตรา ๒๐๔</w:t>
       </w:r>
     </w:p>
     <w:p>
@@ -6157,7 +6157,7 @@
       <w:r>
         <w:t>(๘)</w:t>
         <w:tab/>
-        <w:t>วุฒิสภามีมติตามมาตรา ๓๐๘ ให้ถอดถอนออกจากตำแหน่ง</w:t>
+        <w:t>วุฒิสภามีมติตามมาตรา ๒๘๙ ให้ถอดถอนออกจากตำแหน่ง</w:t>
       </w:r>
     </w:p>
     <w:p>
@@ -6167,7 +6167,7 @@
       <w:r>
         <w:t>(๙)</w:t>
         <w:tab/>
-        <w:t>ดำรงตำแหน่งครบกำหนดตามมาตรา ๒๐๑ วรรคสาม</w:t>
+        <w:t>ดำรงตำแหน่งครบกำหนดตามมาตรา ๑๘๘ วรรคสาม</w:t>
       </w:r>
     </w:p>
     <w:p>
@@ -6175,7 +6175,7 @@
         <w:pStyle w:val="วรรค"/>
       </w:pPr>
       <w:r>
-        <w:t>ให้นำบทบัญญัติมาตรา ๙๖ และมาตรา ๙๗ มาใช้บังคับกับการสิ้นสุดของความเป็นรัฐมนตรีตาม (๒) (๓) (๔) หรือ (๖)</w:t>
+        <w:t>ให้นำบทบัญญัติมาตรา ๙๗ และมาตรา ๙๘ มาใช้บังคับกับการสิ้นสุดของความเป็นรัฐมนตรีตาม (๒) (๓) (๔) หรือ (๖)</w:t>
       </w:r>
     </w:p>
     <w:p>
@@ -6268,7 +6268,7 @@
         <w:t>มาตรา ๒๐๖</w:t>
       </w:r>
       <w:r>
-        <w:t xml:space="preserve">  ก่อนที่สภาผู้แทนราษฎรหรือวุฒิสภาจะได้อนุมัติพระราชกำหนดใดตามมาตรา ๒๑๘ วรรคสาม สมาชิกสภาผู้แทนราษฎรหรือสมาชิกวุฒิสภาจำนวนไม่น้อยกว่าหนึ่งในห้าของจำนวนสมาชิกทั้งหมดเท่าที่มีอยู่ของแต่ละสภา มีสิทธิเข้าชื่อเสนอความเห็นต่อประธานแห่งสภาที่ตนเป็นสมาชิกว่าพระราชกำหนดนั้นไม่เป็นไปตามมาตรา ๒๑๘ วรรคหนึ่ง และให้ประธานแห่งสภาที่ได้รับความเห็นดังกล่าว ส่งความเห็นนั้นไปยังศาลรัฐธรรมนูญเพื่อวินิจฉัย เมื่อศาลรัฐธรรมนูญวินิจฉัยแล้ว ให้ศาลรัฐธรรมนูญแจ้งคำวินิจฉัยนั้นไปยังประธานแห่งสภาที่ส่งความเห็นนั้นมา</w:t>
+        <w:t xml:space="preserve">  ก่อนที่สภาผู้แทนราษฎรหรือวุฒิสภาจะได้อนุมัติพระราชกำหนดใดตามมาตรา ๒๐๕ วรรคสาม สมาชิกสภาผู้แทนราษฎรหรือสมาชิกวุฒิสภาจำนวนไม่น้อยกว่าหนึ่งในห้าของจำนวนสมาชิกทั้งหมดเท่าที่มีอยู่ของแต่ละสภา มีสิทธิเข้าชื่อเสนอความเห็นต่อประธานแห่งสภาที่ตนเป็นสมาชิกว่าพระราชกำหนดนั้นไม่เป็นไปตามมาตรา ๒๐๕ วรรคหนึ่ง และให้ประธานแห่งสภาที่ได้รับความเห็นดังกล่าว ส่งความเห็นนั้นไปยังศาลรัฐธรรมนูญเพื่อวินิจฉัย เมื่อศาลรัฐธรรมนูญวินิจฉัยแล้ว ให้ศาลรัฐธรรมนูญแจ้งคำวินิจฉัยนั้นไปยังประธานแห่งสภาที่ส่งความเห็นนั้นมา</w:t>
       </w:r>
     </w:p>
     <w:p>
@@ -6284,7 +6284,7 @@
         <w:pStyle w:val="วรรค"/>
       </w:pPr>
       <w:r>
-        <w:t>ในกรณีที่ศาลรัฐธรรมนูญวินิจฉัยว่าพระราชกำหนดใดไม่เป็นไปตามมาตรา ๒๑๘ วรรคหนึ่ง ให้พระราชกำหนดนั้นไม่มีผลบังคับมาแต่ต้น</w:t>
+        <w:t>ในกรณีที่ศาลรัฐธรรมนูญวินิจฉัยว่าพระราชกำหนดใดไม่เป็นไปตามมาตรา ๒๐๕ วรรคหนึ่ง ให้พระราชกำหนดนั้นไม่มีผลบังคับมาแต่ต้น</w:t>
       </w:r>
     </w:p>
     <w:p>
@@ -6292,7 +6292,7 @@
         <w:pStyle w:val="วรรค"/>
       </w:pPr>
       <w:r>
-        <w:t>คำวินิจฉัยของศาลรัฐธรรมนูญว่าพระราชกำหนดใดไม่เป็นไปตามมาตรา ๒๑๘ วรรคหนึ่ง ต้องมีคะแนนเสียงไม่น้อยกว่าสองในสามของจำนวนตุลาการศาลรัฐธรรมนูญทั้งหมด</w:t>
+        <w:t>คำวินิจฉัยของศาลรัฐธรรมนูญว่าพระราชกำหนดใดไม่เป็นไปตามมาตรา ๒๐๕ วรรคหนึ่ง ต้องมีคะแนนเสียงไม่น้อยกว่าสองในสามของจำนวนตุลาการศาลรัฐธรรมนูญทั้งหมด</w:t>
       </w:r>
     </w:p>
     <w:p>
@@ -6315,7 +6315,7 @@
         <w:pStyle w:val="วรรค"/>
       </w:pPr>
       <w:r>
-        <w:t>พระราชกำหนดที่ได้ตราขึ้นตามวรรคหนึ่ง จะต้องนำเสนอต่อสภาผู้แทนราษฎรภายในสามวันนับแต่วันถัดจากวันประกาศในราชกิจจานุเบกษา และให้นำบทบัญญัติมาตรา ๒๑๘ มาใช้บังคับโดยอนุโลม</w:t>
+        <w:t>พระราชกำหนดที่ได้ตราขึ้นตามวรรคหนึ่ง จะต้องนำเสนอต่อสภาผู้แทนราษฎรภายในสามวันนับแต่วันถัดจากวันประกาศในราชกิจจานุเบกษา และให้นำบทบัญญัติมาตรา ๒๐๕ มาใช้บังคับโดยอนุโลม</w:t>
       </w:r>
     </w:p>
     <w:p>
@@ -7142,7 +7142,7 @@
       <w:r>
         <w:t>(๓)</w:t>
         <w:tab/>
-        <w:t>ผู้ทรงคุณวุฒิสาขานิติศาสตร์ ซึ่งได้รับเลือกตามมาตรา ๒๕๗ จำนวนห้าคน</w:t>
+        <w:t>ผู้ทรงคุณวุฒิสาขานิติศาสตร์ ซึ่งได้รับเลือกตามมาตรา ๒๔๔ จำนวนห้าคน</w:t>
       </w:r>
     </w:p>
     <w:p>
@@ -7152,7 +7152,7 @@
       <w:r>
         <w:t>(๔)</w:t>
         <w:tab/>
-        <w:t>ผู้ทรงคุณวุฒิสาขารัฐศาสตร์ ซึ่งได้รับเลือกตามมาตรา ๒๕๗ จำนวนสามคน</w:t>
+        <w:t>ผู้ทรงคุณวุฒิสาขารัฐศาสตร์ ซึ่งได้รับเลือกตามมาตรา ๒๔๔ จำนวนสามคน</w:t>
       </w:r>
     </w:p>
     <w:p>
@@ -7183,7 +7183,7 @@
         <w:t>มาตรา ๒๔๓</w:t>
       </w:r>
       <w:r>
-        <w:t xml:space="preserve">  ผู้ทรงคุณวุฒิตามมาตรา ๒๕๕ (๓) และ (๔) ต้องมีคุณสมบัติและไม่มีลักษณะต้องห้าม ดังต่อไปนี้</w:t>
+        <w:t xml:space="preserve">  ผู้ทรงคุณวุฒิตามมาตรา ๒๔๒ (๓) และ (๔) ต้องมีคุณสมบัติและไม่มีลักษณะต้องห้าม ดังต่อไปนี้</w:t>
       </w:r>
     </w:p>
     <w:p>
@@ -7223,7 +7223,7 @@
       <w:r>
         <w:t>(๔)</w:t>
         <w:tab/>
-        <w:t>ไม่มีลักษณะต้องห้ามตามมาตรา ๑๐๖ หรือมาตรา ๑๐๙ (๑) (๒) (๔) (๕) (๖) (๗) (๑๓) หรือ (๑๔)</w:t>
+        <w:t>ไม่มีลักษณะต้องห้ามตามมาตรา ๑๐๗ หรือมาตรา ๑๑๐ (๑) (๒) (๔) (๕) (๖) (๗) (๑๓) หรือ (๑๔)</w:t>
       </w:r>
     </w:p>
     <w:p>
@@ -7268,7 +7268,7 @@
         <w:t>มาตรา ๒๔๔</w:t>
       </w:r>
       <w:r>
-        <w:t xml:space="preserve">  การสรรหาและการเลือกตุลาการศาลรัฐธรรมนูญตามมาตรา ๒๕๕ (๓) และ (๔) ให้ดำเนินการดังนี้</w:t>
+        <w:t xml:space="preserve">  การสรรหาและการเลือกตุลาการศาลรัฐธรรมนูญตามมาตรา ๒๔๒ (๓) และ (๔) ให้ดำเนินการดังนี้</w:t>
       </w:r>
     </w:p>
     <w:p>
@@ -7278,7 +7278,7 @@
       <w:r>
         <w:t>(๑)</w:t>
         <w:tab/>
-        <w:t>ให้มีคณะกรรมการสรรหาตุลาการศาลรัฐธรรมนูญคณะหนึ่ง ประกอบด้วย ประธานศาลฎีกา คณบดีคณะนิติศาสตร์หรือเทียบเท่าของสถาบันอุดมศึกษาของรัฐทุกแห่งซึ่งเลือกกันเองให้เหลือสี่คน คณบดีคณะรัฐศาสตร์หรือเทียบเท่าของสถาบันอุดมศึกษาของรัฐทุกแห่งซึ่งเลือกกันเองให้เหลือสี่คน ผู้แทนพรรคการเมืองทุกพรรคที่มีสมาชิกเป็นสมาชิกสภาผู้แทนราษฎร พรรคละหนึ่งคน ซึ่งเลือกกันเองให้เหลือสี่คน เป็นกรรมการ คณะกรรมการดังกล่าวมีหน้าที่สรรหาและจัดทำบัญชีรายชื่อผู้ทรงคุณวุฒิตามมาตรา ๒๕๕ (๓) จำนวนสิบคน และผู้ทรงคุณวุฒิตามมาตรา ๒๕๕ (๔) จำนวนหกคน เสนอต่อประธานวุฒิสภา โดยต้องเสนอพร้อมความยินยอมของผู้ได้รับการเสนอชื่อนั้น ทั้งนี้ ภายในสามสิบวันนับแต่วันที่มีเหตุทำให้ต้องมีการเลือกบุคคลให้ดำรงตำแหน่งดังกล่าว มติในการเสนอชื่อดังกล่าวต้องมีคะแนนเสียงไม่น้อยกว่าสามในสี่ของจำนวนกรรมการทั้งหมดเท่าที่มีอยู่</w:t>
+        <w:t>ให้มีคณะกรรมการสรรหาตุลาการศาลรัฐธรรมนูญคณะหนึ่ง ประกอบด้วย ประธานศาลฎีกา คณบดีคณะนิติศาสตร์หรือเทียบเท่าของสถาบันอุดมศึกษาของรัฐทุกแห่งซึ่งเลือกกันเองให้เหลือสี่คน คณบดีคณะรัฐศาสตร์หรือเทียบเท่าของสถาบันอุดมศึกษาของรัฐทุกแห่งซึ่งเลือกกันเองให้เหลือสี่คน ผู้แทนพรรคการเมืองทุกพรรคที่มีสมาชิกเป็นสมาชิกสภาผู้แทนราษฎร พรรคละหนึ่งคน ซึ่งเลือกกันเองให้เหลือสี่คน เป็นกรรมการ คณะกรรมการดังกล่าวมีหน้าที่สรรหาและจัดทำบัญชีรายชื่อผู้ทรงคุณวุฒิตามมาตรา ๒๔๒ (๓) จำนวนสิบคน และผู้ทรงคุณวุฒิตามมาตรา ๒๔๒ (๔) จำนวนหกคน เสนอต่อประธานวุฒิสภา โดยต้องเสนอพร้อมความยินยอมของผู้ได้รับการเสนอชื่อนั้น ทั้งนี้ ภายในสามสิบวันนับแต่วันที่มีเหตุทำให้ต้องมีการเลือกบุคคลให้ดำรงตำแหน่งดังกล่าว มติในการเสนอชื่อดังกล่าวต้องมีคะแนนเสียงไม่น้อยกว่าสามในสี่ของจำนวนกรรมการทั้งหมดเท่าที่มีอยู่</w:t>
       </w:r>
     </w:p>
     <w:p>
@@ -7288,7 +7288,7 @@
       <w:r>
         <w:t>(๒)</w:t>
         <w:tab/>
-        <w:t>ให้ประธานวุฒิสภาเรียกประชุมวุฒิสภาเพื่อมีมติเลือกบุคคลผู้ได้รับการเสนอชื่อในบัญชีตาม (๑) ซึ่งต้องกระทำโดยวิธีลงคะแนนลับ ในการนี้ ให้ห้าคนแรกในบัญชีรายชื่อผู้ทรงคุณวุฒิตามมาตรา ๒๕๕ (๓) และสามคนแรกในบัญชีรายชื่อผู้ทรงคุณวุฒิตามมาตรา ๒๕๕ (๔) ซึ่งได้รับคะแนนสูงสุดและมีคะแนนมากกว่ากึ่งหนึ่งของจำนวนสมาชิกทั้งหมดเท่าที่มีอยู่ของวุฒิสภา เป็นผู้ได้รับเลือกเป็นตุลาการศาลรัฐธรรมนูญ แต่ถ้าจำนวนผู้ได้รับเลือกดังกล่าวจากบัญชีรายชื่อผู้ทรงคุณวุฒิตามมาตรา ๒๕๕ (๓) มีไม่ครบห้าคน หรือจากบัญชีรายชื่อผู้ทรงคุณวุฒิตามมาตรา ๒๕๕ (๔) มีไม่ครบสามคน ให้นำรายชื่อผู้ไม่ได้รับเลือกในคราวแรกในบัญชีนั้นมาให้สมาชิกวุฒิสภาออกเสียงลงคะแนนเลือกอีกครั้งหนึ่งต่อเนื่องกันไป และในกรณีนี้ ให้ผู้ได้รับคะแนนสูงสุดเรียงลงไปตามลำดับจนครบจำนวน เป็นผู้ได้รับเลือกให้เป็นตุลาการศาลรัฐธรรมนูญ ถ้ามีผู้ได้รับคะแนนเท่ากันในลำดับใดอันเป็นเหตุให้มีผู้ได้รับเลือกเกินห้าคนหรือสามคน แล้วแต่กรณี ให้ประธานวุฒิสภาจับสลากว่าผู้ใดเป็นผู้ได้รับเลือก</w:t>
+        <w:t>ให้ประธานวุฒิสภาเรียกประชุมวุฒิสภาเพื่อมีมติเลือกบุคคลผู้ได้รับการเสนอชื่อในบัญชีตาม (๑) ซึ่งต้องกระทำโดยวิธีลงคะแนนลับ ในการนี้ ให้ห้าคนแรกในบัญชีรายชื่อผู้ทรงคุณวุฒิตามมาตรา ๒๔๒ (๓) และสามคนแรกในบัญชีรายชื่อผู้ทรงคุณวุฒิตามมาตรา ๒๔๒ (๔) ซึ่งได้รับคะแนนสูงสุดและมีคะแนนมากกว่ากึ่งหนึ่งของจำนวนสมาชิกทั้งหมดเท่าที่มีอยู่ของวุฒิสภา เป็นผู้ได้รับเลือกเป็นตุลาการศาลรัฐธรรมนูญ แต่ถ้าจำนวนผู้ได้รับเลือกดังกล่าวจากบัญชีรายชื่อผู้ทรงคุณวุฒิตามมาตรา ๒๔๒ (๓) มีไม่ครบห้าคน หรือจากบัญชีรายชื่อผู้ทรงคุณวุฒิตามมาตรา ๒๔๒ (๔) มีไม่ครบสามคน ให้นำรายชื่อผู้ไม่ได้รับเลือกในคราวแรกในบัญชีนั้นมาให้สมาชิกวุฒิสภาออกเสียงลงคะแนนเลือกอีกครั้งหนึ่งต่อเนื่องกันไป และในกรณีนี้ ให้ผู้ได้รับคะแนนสูงสุดเรียงลงไปตามลำดับจนครบจำนวน เป็นผู้ได้รับเลือกให้เป็นตุลาการศาลรัฐธรรมนูญ ถ้ามีผู้ได้รับคะแนนเท่ากันในลำดับใดอันเป็นเหตุให้มีผู้ได้รับเลือกเกินห้าคนหรือสามคน แล้วแต่กรณี ให้ประธานวุฒิสภาจับสลากว่าผู้ใดเป็นผู้ได้รับเลือก</w:t>
       </w:r>
     </w:p>
     <w:p>
@@ -7296,7 +7296,7 @@
         <w:pStyle w:val="วรรค"/>
       </w:pPr>
       <w:r>
-        <w:t>ให้นำบทบัญญัติมาตรา ๒๕๕ วรรคสองและวรรคสาม มาใช้บังคับ</w:t>
+        <w:t>ให้นำบทบัญญัติมาตรา ๒๔๒ วรรคสองและวรรคสาม มาใช้บังคับ</w:t>
       </w:r>
     </w:p>
     <w:p>
@@ -7359,7 +7359,7 @@
         <w:pStyle w:val="วรรค"/>
       </w:pPr>
       <w:r>
-        <w:t>ในกรณีที่ที่ประชุมใหญ่ศาลฎีกา ที่ประชุมใหญ่ศาลปกครองสูงสุด หรือวุฒิสภา แล้วแต่กรณี เลือกบุคคลตาม (๑) (๒) (๓) หรือ (๔) โดยได้รับความยินยอมของบุคคลนั้น ผู้ได้รับเลือกจะเริ่มปฏิบัติหน้าที่ได้ต่อเมื่อตนได้ลาออกจากการเป็นบุคคลตาม (๑) (๒) หรือ (๓) หรือแสดงหลักฐานให้เป็นที่เชื่อได้ว่าตนได้เลิกประกอบวิชาชีพอิสระดังกล่าวแล้ว ซึ่งต้องกระทำภายในสิบห้าวันนับแต่วันที่ได้รับเลือก แต่ถ้าผู้นั้นมิได้ลาออกหรือเลิกประกอบวิชาชีพอิสระภายในเวลาที่กำหนด ให้ถือว่าผู้นั้นมิได้เคยรับเลือกให้เป็นตุลาการศาลรัฐธรรมนูญ และให้นำบทบัญญัติมาตรา ๒๖๑ มาใช้บังคับ</w:t>
+        <w:t>ในกรณีที่ที่ประชุมใหญ่ศาลฎีกา ที่ประชุมใหญ่ศาลปกครองสูงสุด หรือวุฒิสภา แล้วแต่กรณี เลือกบุคคลตาม (๑) (๒) (๓) หรือ (๔) โดยได้รับความยินยอมของบุคคลนั้น ผู้ได้รับเลือกจะเริ่มปฏิบัติหน้าที่ได้ต่อเมื่อตนได้ลาออกจากการเป็นบุคคลตาม (๑) (๒) หรือ (๓) หรือแสดงหลักฐานให้เป็นที่เชื่อได้ว่าตนได้เลิกประกอบวิชาชีพอิสระดังกล่าวแล้ว ซึ่งต้องกระทำภายในสิบห้าวันนับแต่วันที่ได้รับเลือก แต่ถ้าผู้นั้นมิได้ลาออกหรือเลิกประกอบวิชาชีพอิสระภายในเวลาที่กำหนด ให้ถือว่าผู้นั้นมิได้เคยรับเลือกให้เป็นตุลาการศาลรัฐธรรมนูญ และให้นำบทบัญญัติมาตรา ๒๔๘ มาใช้บังคับ</w:t>
       </w:r>
     </w:p>
     <w:p>
@@ -7445,7 +7445,7 @@
       <w:r>
         <w:t>(๔)</w:t>
         <w:tab/>
-        <w:t>ขาดคุณสมบัติหรือมีลักษณะต้องห้ามตามมาตรา ๒๕๖</w:t>
+        <w:t>ขาดคุณสมบัติหรือมีลักษณะต้องห้ามตามมาตรา ๒๔๓</w:t>
       </w:r>
     </w:p>
     <w:p>
@@ -7455,7 +7455,7 @@
       <w:r>
         <w:t>(๕)</w:t>
         <w:tab/>
-        <w:t>กระทำการอันเป็นการฝ่าฝืนมาตรา ๒๕๘</w:t>
+        <w:t>กระทำการอันเป็นการฝ่าฝืนมาตรา ๒๔๕</w:t>
       </w:r>
     </w:p>
     <w:p>
@@ -7465,7 +7465,7 @@
       <w:r>
         <w:t>(๖)</w:t>
         <w:tab/>
-        <w:t>วุฒิสภามีมติตามมาตรา ๓๐๘ ให้ถอดถอนออกจากตำแหน่ง</w:t>
+        <w:t>วุฒิสภามีมติตามมาตรา ๒๘๙ ให้ถอดถอนออกจากตำแหน่ง</w:t>
       </w:r>
     </w:p>
     <w:p>
@@ -7483,7 +7483,7 @@
         <w:pStyle w:val="วรรค"/>
       </w:pPr>
       <w:r>
-        <w:t>เมื่อมีกรณีตามวรรคหนึ่ง ให้ตุลาการศาลรัฐธรรมนูญที่เหลืออยู่ปฏิบัติหน้าที่ต่อไปได้ภายใต้บังคับมาตรา ๒๖๗</w:t>
+        <w:t>เมื่อมีกรณีตามวรรคหนึ่ง ให้ตุลาการศาลรัฐธรรมนูญที่เหลืออยู่ปฏิบัติหน้าที่ต่อไปได้ภายใต้บังคับมาตรา ๒๕๔</w:t>
       </w:r>
     </w:p>
     <w:p>
@@ -7498,7 +7498,7 @@
         <w:t>มาตรา ๒๔๘</w:t>
       </w:r>
       <w:r>
-        <w:t xml:space="preserve">  ในกรณีที่ประธานศาลรัฐธรรมนูญและตุลาการศาลรัฐธรรมนูญพ้นจากตำแหน่งตามวาระพร้อมกันทั้งหมด ให้เริ่มดำเนินการตามมาตรา ๒๕๕ และมาตรา ๒๕๗ ภายในสามสิบวันนับแต่วันที่พ้นจากตำแหน่ง</w:t>
+        <w:t xml:space="preserve">  ในกรณีที่ประธานศาลรัฐธรรมนูญและตุลาการศาลรัฐธรรมนูญพ้นจากตำแหน่งตามวาระพร้อมกันทั้งหมด ให้เริ่มดำเนินการตามมาตรา ๒๔๒ และมาตรา ๒๔๔ ภายในสามสิบวันนับแต่วันที่พ้นจากตำแหน่ง</w:t>
       </w:r>
     </w:p>
     <w:p>
@@ -7516,7 +7516,7 @@
       <w:r>
         <w:t>(๑)</w:t>
         <w:tab/>
-        <w:t>ในกรณีที่เป็นตุลาการศาลรัฐธรรมนูญซึ่งได้รับเลือกโดยที่ประชุมใหญ่ศาลฎีกา ให้นำมาตรา ๒๕๕ (๑) มาใช้บังคับโดยอนุโลม ทั้งนี้ ให้ดำเนินการเลือกให้แล้วเสร็จภายในสามสิบวันนับแต่วันที่พ้นจากตำแหน่ง</w:t>
+        <w:t>ในกรณีที่เป็นตุลาการศาลรัฐธรรมนูญซึ่งได้รับเลือกโดยที่ประชุมใหญ่ศาลฎีกา ให้นำมาตรา ๒๔๒ (๑) มาใช้บังคับโดยอนุโลม ทั้งนี้ ให้ดำเนินการเลือกให้แล้วเสร็จภายในสามสิบวันนับแต่วันที่พ้นจากตำแหน่ง</w:t>
       </w:r>
     </w:p>
     <w:p>
@@ -7526,7 +7526,7 @@
       <w:r>
         <w:t>(๒)</w:t>
         <w:tab/>
-        <w:t>ในกรณีที่เป็นตุลาการศาลรัฐธรรมนูญซึ่งได้รับเลือกโดยที่ประชุมใหญ่ศาลปกครองสูงสุด ให้นำมาตรา ๒๕๕ (๒) มาใช้บังคับโดยอนุโลม ทั้งนี้ ให้ดำเนินการเลือกให้แล้วเสร็จภายในสามสิบวันนับแต่วันที่พ้นจากตำแหน่ง</w:t>
+        <w:t>ในกรณีที่เป็นตุลาการศาลรัฐธรรมนูญซึ่งได้รับเลือกโดยที่ประชุมใหญ่ศาลปกครองสูงสุด ให้นำมาตรา ๒๔๒ (๒) มาใช้บังคับโดยอนุโลม ทั้งนี้ ให้ดำเนินการเลือกให้แล้วเสร็จภายในสามสิบวันนับแต่วันที่พ้นจากตำแหน่ง</w:t>
       </w:r>
     </w:p>
     <w:p>
@@ -7536,7 +7536,7 @@
       <w:r>
         <w:t>(๓)</w:t>
         <w:tab/>
-        <w:t>ในกรณีที่เป็นตุลาการศาลรัฐธรรมนูญตามมาตรา ๒๕๕ (๓) หรือ (๔) ให้นำมาตรา ๒๕๗ มาใช้บังคับโดยอนุโลม ในกรณีนี้ ให้เสนอชื่อผู้สมควรเป็นตุลาการศาลรัฐธรรมนูญผู้ทรงคุณวุฒิตามมาตรา ๒๕๕ (๓) หรือ (๔) เป็นจำนวนสองเท่าของผู้ซึ่งพ้นจากตำแหน่งต่อประธานวุฒิสภา และให้วุฒิสภามีมติเลือก ทั้งนี้ ให้ดำเนินการเลือกให้แล้วเสร็จภายในสามสิบวันนับแต่วันที่พ้นจากตำแหน่ง</w:t>
+        <w:t>ในกรณีที่เป็นตุลาการศาลรัฐธรรมนูญตามมาตรา ๒๔๒ (๓) หรือ (๔) ให้นำมาตรา ๒๔๔ มาใช้บังคับโดยอนุโลม ในกรณีนี้ ให้เสนอชื่อผู้สมควรเป็นตุลาการศาลรัฐธรรมนูญผู้ทรงคุณวุฒิตามมาตรา ๒๔๒ (๓) หรือ (๔) เป็นจำนวนสองเท่าของผู้ซึ่งพ้นจากตำแหน่งต่อประธานวุฒิสภา และให้วุฒิสภามีมติเลือก ทั้งนี้ ให้ดำเนินการเลือกให้แล้วเสร็จภายในสามสิบวันนับแต่วันที่พ้นจากตำแหน่ง</w:t>
       </w:r>
     </w:p>
     <w:p>
@@ -7544,7 +7544,7 @@
         <w:pStyle w:val="วรรค"/>
       </w:pPr>
       <w:r>
-        <w:t>ในกรณีที่ตุลาการศาลรัฐธรรมนูญพ้นจากตำแหน่งไม่ว่าทั้งหมดหรือบางส่วนในระหว่างที่อยู่นอกสมัยประชุมของรัฐสภา ให้ดำเนินการตามมาตรา ๒๕๗ ภายในสามสิบวันนับแต่วันเปิดสมัยประชุมของรัฐสภา</w:t>
+        <w:t>ในกรณีที่ตุลาการศาลรัฐธรรมนูญพ้นจากตำแหน่งไม่ว่าทั้งหมดหรือบางส่วนในระหว่างที่อยู่นอกสมัยประชุมของรัฐสภา ให้ดำเนินการตามมาตรา ๒๔๔ ภายในสามสิบวันนับแต่วันเปิดสมัยประชุมของรัฐสภา</w:t>
       </w:r>
     </w:p>
     <w:p>
@@ -7552,7 +7552,7 @@
         <w:pStyle w:val="วรรค"/>
       </w:pPr>
       <w:r>
-        <w:t>ในกรณีที่ประธานศาลรัฐธรรมนูญพ้นจากตำแหน่ง ให้นำบทบัญญัติมาตรา ๒๕๕ วรรคสอง มาใช้บังคับ</w:t>
+        <w:t>ในกรณีที่ประธานศาลรัฐธรรมนูญพ้นจากตำแหน่ง ให้นำบทบัญญัติมาตรา ๒๔๒ วรรคสอง มาใช้บังคับ</w:t>
       </w:r>
     </w:p>
     <w:p>
@@ -7567,7 +7567,7 @@
         <w:t>มาตรา ๒๔๙</w:t>
       </w:r>
       <w:r>
-        <w:t xml:space="preserve">  ร่างพระราชบัญญัติหรือร่างพระราชบัญญัติประกอบรัฐธรรมนูญใดที่รัฐสภาให้ความเห็นชอบแล้ว ก่อนที่นายกรัฐมนตรีจะนำร่างพระราชบัญญัติหรือร่างพระราชบัญญัติประกอบรัฐธรรมนูญนั้นขึ้นทูลเกล้าทูลกระหม่อมถวายเพื่อพระมหากษัตริย์ทรงลงพระปรมาภิไธยตามมาตรา ๙๓ หรือร่างพระราชบัญญัติหรือร่างพระราชบัญญัติประกอบรัฐธรรมนูญใดที่รัฐสภาลงมติยืนยันตามมาตรา ๙๔ ก่อนที่นายกรัฐมนตรีจะนำร่างพระราชบัญญัติหรือร่างพระราชบัญญัติประกอบรัฐธรรมนูญนั้นขึ้นทูลเกล้าทูลกระหม่อมถวายอีกครั้งหนึ่ง</w:t>
+        <w:t xml:space="preserve">  ร่างพระราชบัญญัติหรือร่างพระราชบัญญัติประกอบรัฐธรรมนูญใดที่รัฐสภาให้ความเห็นชอบแล้ว ก่อนที่นายกรัฐมนตรีจะนำร่างพระราชบัญญัติหรือร่างพระราชบัญญัติประกอบรัฐธรรมนูญนั้นขึ้นทูลเกล้าทูลกระหม่อมถวายเพื่อพระมหากษัตริย์ทรงลงพระปรมาภิไธยตามมาตรา ๙๔ หรือร่างพระราชบัญญัติหรือร่างพระราชบัญญัติประกอบรัฐธรรมนูญใดที่รัฐสภาลงมติยืนยันตามมาตรา ๙๕ ก่อนที่นายกรัฐมนตรีจะนำร่างพระราชบัญญัติหรือร่างพระราชบัญญัติประกอบรัฐธรรมนูญนั้นขึ้นทูลเกล้าทูลกระหม่อมถวายอีกครั้งหนึ่ง</w:t>
       </w:r>
     </w:p>
     <w:p>
@@ -7621,7 +7621,7 @@
         <w:pStyle w:val="วรรค"/>
       </w:pPr>
       <w:r>
-        <w:t>ถ้าศาลรัฐธรรมนูญวินิจฉัยว่าร่างพระราชบัญญัติหรือร่างพระราชบัญญัติประกอบรัฐธรรมนูญนั้นมีข้อความขัดหรือแย้งต่อรัฐธรรมนูญนี้แต่มิใช่กรณีตามวรรคสาม ให้ข้อความที่ขัดหรือแย้งนั้นเป็นอันตกไป และให้นายกรัฐมนตรีดำเนินการตามมาตรา ๙๓ หรือมาตรา ๙๔ แล้วแต่กรณี ต่อไป</w:t>
+        <w:t>ถ้าศาลรัฐธรรมนูญวินิจฉัยว่าร่างพระราชบัญญัติหรือร่างพระราชบัญญัติประกอบรัฐธรรมนูญนั้นมีข้อความขัดหรือแย้งต่อรัฐธรรมนูญนี้แต่มิใช่กรณีตามวรรคสาม ให้ข้อความที่ขัดหรือแย้งนั้นเป็นอันตกไป และให้นายกรัฐมนตรีดำเนินการตามมาตรา ๙๔ หรือมาตรา ๙๕ แล้วแต่กรณี ต่อไป</w:t>
       </w:r>
     </w:p>
     <w:p>
@@ -7636,7 +7636,7 @@
         <w:t>มาตรา ๒๕๐</w:t>
       </w:r>
       <w:r>
-        <w:t xml:space="preserve">  บทบัญญัติมาตรา ๒๖๒ (๒) ให้นำมาใช้บังคับกับร่างข้อบังคับการประชุมสภาผู้แทนราษฎร ร่างข้อบังคับการประชุมวุฒิสภา และร่างข้อบังคับการประชุมรัฐสภา ที่สภาผู้แทนราษฎร วุฒิสภา หรือรัฐสภา แล้วแต่กรณี ให้ความเห็นชอบแล้ว แต่ยังมิได้ประกาศในราชกิจจานุเบกษา ด้วย โดยอนุโลม</w:t>
+        <w:t xml:space="preserve">  บทบัญญัติมาตรา ๒๔๙ (๒) ให้นำมาใช้บังคับกับร่างข้อบังคับการประชุมสภาผู้แทนราษฎร ร่างข้อบังคับการประชุมวุฒิสภา และร่างข้อบังคับการประชุมรัฐสภา ที่สภาผู้แทนราษฎร วุฒิสภา หรือรัฐสภา แล้วแต่กรณี ให้ความเห็นชอบแล้ว แต่ยังมิได้ประกาศในราชกิจจานุเบกษา ด้วย โดยอนุโลม</w:t>
       </w:r>
     </w:p>
     <w:p>
@@ -8376,7 +8376,7 @@
         <w:pStyle w:val="วรรค"/>
       </w:pPr>
       <w:r>
-        <w:t>ในกรณีที่มีการยุบสภาท้องถิ่น หรือในกรณีที่สมาชิกสภาท้องถิ่นพ้นจากตำแหน่งทั้งคณะตามมาตรา ๒๘๖ และต้องมีการแต่งตั้งคณะผู้บริหารท้องถิ่นหรือผู้บริหารท้องถิ่นเป็นการชั่วคราว มิให้นำบทบัญญัติวรรคสอง วรรคสาม และวรรคหก มาใช้บังคับ ทั้งนี้ ตามที่กฎหมายบัญญัติ</w:t>
+        <w:t>ในกรณีที่มีการยุบสภาท้องถิ่น หรือในกรณีที่สมาชิกสภาท้องถิ่นพ้นจากตำแหน่งทั้งคณะตามมาตรา ๒๗๓ และต้องมีการแต่งตั้งคณะผู้บริหารท้องถิ่นหรือผู้บริหารท้องถิ่นเป็นการชั่วคราว มิให้นำบทบัญญัติวรรคสอง วรรคสาม และวรรคหก มาใช้บังคับ ทั้งนี้ ตามที่กฎหมายบัญญัติ</w:t>
       </w:r>
     </w:p>
     <w:p>
@@ -8484,7 +8484,7 @@
         <w:pStyle w:val="วรรค"/>
       </w:pPr>
       <w:r>
-        <w:t>องค์กรปกครองส่วนท้องถิ่นย่อมมีสิทธิที่จะจัดการศึกษาอบรมและการฝึกอาชีพตามความเหมาะสมและความต้องการภายในท้องถิ่นนั้น และเข้าไปมีส่วนร่วมในการจัดการศึกษาอบรมของรัฐ แต่ต้องไม่ขัดต่อมาตรา ๔๓ และมาตรา ๘๑ ทั้งนี้ ตามที่กฎหมายบัญญัติ</w:t>
+        <w:t>องค์กรปกครองส่วนท้องถิ่นย่อมมีสิทธิที่จะจัดการศึกษาอบรมและการฝึกอาชีพตามความเหมาะสมและความต้องการภายในท้องถิ่นนั้น และเข้าไปมีส่วนร่วมในการจัดการศึกษาอบรมของรัฐ แต่ต้องไม่ขัดต่อมาตรา ๔๒ และมาตรา ๘๒ ทั้งนี้ ตามที่กฎหมายบัญญัติ</w:t>
       </w:r>
     </w:p>
     <w:p>
@@ -8667,7 +8667,7 @@
         <w:t>มาตรา ๒๗๙</w:t>
       </w:r>
       <w:r>
-        <w:t xml:space="preserve">  บัญชีแสดงรายการทรัพย์สินและหนี้สินตามมาตรา ๒๙๑ ให้แสดงรายการทรัพย์สินและหนี้สินที่มีอยู่จริงในวันที่ยื่นบัญชีดังกล่าว และต้องยื่นภายในกำหนดเวลาดังต่อไปนี้</w:t>
+        <w:t xml:space="preserve">  บัญชีแสดงรายการทรัพย์สินและหนี้สินตามมาตรา ๒๗๘ ให้แสดงรายการทรัพย์สินและหนี้สินที่มีอยู่จริงในวันที่ยื่นบัญชีดังกล่าว และต้องยื่นภายในกำหนดเวลาดังต่อไปนี้</w:t>
       </w:r>
     </w:p>
     <w:p>
@@ -8697,7 +8697,7 @@
       <w:r>
         <w:t>(๓)</w:t>
         <w:tab/>
-        <w:t>ในกรณีที่บุคคลตามมาตรา ๒๙๑ ซึ่งได้ยื่นบัญชีไว้แล้ว ตายในระหว่างดำรงตำแหน่งหรือก่อนยื่นบัญชีหลังจากพ้นจากตำแหน่ง ให้ทายาทหรือผู้จัดการมรดก ยื่นบัญชีแสดงรายการทรัพย์สินและหนี้สินที่มีอยู่ในวันที่ผู้ดำรงตำแหน่งนั้นตาย ภายในเก้าสิบวันนับแต่วันที่ผู้ดำรงตำแหน่งตาย</w:t>
+        <w:t>ในกรณีที่บุคคลตามมาตรา ๒๗๘ ซึ่งได้ยื่นบัญชีไว้แล้ว ตายในระหว่างดำรงตำแหน่งหรือก่อนยื่นบัญชีหลังจากพ้นจากตำแหน่ง ให้ทายาทหรือผู้จัดการมรดก ยื่นบัญชีแสดงรายการทรัพย์สินและหนี้สินที่มีอยู่ในวันที่ผู้ดำรงตำแหน่งนั้นตาย ภายในเก้าสิบวันนับแต่วันที่ผู้ดำรงตำแหน่งตาย</w:t>
       </w:r>
     </w:p>
     <w:p>
@@ -8767,7 +8767,7 @@
         <w:pStyle w:val="วรรค"/>
       </w:pPr>
       <w:r>
-        <w:t>ให้นำบทบัญญัติมาตรา ๓๐๖ วรรคห้า มาใช้บังคับโดยอนุโลม</w:t>
+        <w:t>ให้นำบทบัญญัติมาตรา ๒๘๗ วรรคห้า มาใช้บังคับโดยอนุโลม</w:t>
       </w:r>
     </w:p>
     <w:p>
@@ -8782,7 +8782,7 @@
         <w:t>มาตรา ๒๘๒</w:t>
       </w:r>
       <w:r>
-        <w:t xml:space="preserve">  ผู้ดำรงตำแหน่งทางการเมืองผู้ใดจงใจไม่ยื่นบัญชีแสดงรายการทรัพย์สินและหนี้สินและเอกสารประกอบตามที่กำหนดไว้ในรัฐธรรมนูญนี้ หรือจงใจยื่นบัญชีแสดงรายการทรัพย์สินและหนี้สินและเอกสารประกอบด้วยข้อความอันเป็นเท็จ หรือปกปิดข้อเท็จจริงที่ควรแจ้งให้ทราบ ให้ผู้นั้นพ้นจากตำแหน่งนับแต่วันที่ครบกำหนดต้องยื่นตามมาตรา ๒๙๒ หรือนับแต่วันที่ตรวจพบว่ามีการกระทำดังกล่าว แล้วแต่กรณี และผู้นั้นต้องห้ามมิให้ดำรงตำแหน่งทางการเมืองใด ๆ เป็นเวลาห้าปีนับแต่วันที่พ้นจากตำแหน่ง</w:t>
+        <w:t xml:space="preserve">  ผู้ดำรงตำแหน่งทางการเมืองผู้ใดจงใจไม่ยื่นบัญชีแสดงรายการทรัพย์สินและหนี้สินและเอกสารประกอบตามที่กำหนดไว้ในรัฐธรรมนูญนี้ หรือจงใจยื่นบัญชีแสดงรายการทรัพย์สินและหนี้สินและเอกสารประกอบด้วยข้อความอันเป็นเท็จ หรือปกปิดข้อเท็จจริงที่ควรแจ้งให้ทราบ ให้ผู้นั้นพ้นจากตำแหน่งนับแต่วันที่ครบกำหนดต้องยื่นตามมาตรา ๒๗๙ หรือนับแต่วันที่ตรวจพบว่ามีการกระทำดังกล่าว แล้วแต่กรณี และผู้นั้นต้องห้ามมิให้ดำรงตำแหน่งทางการเมืองใด ๆ เป็นเวลาห้าปีนับแต่วันที่พ้นจากตำแหน่ง</w:t>
       </w:r>
     </w:p>
     <w:p>
@@ -8790,7 +8790,7 @@
         <w:pStyle w:val="วรรค"/>
       </w:pPr>
       <w:r>
-        <w:t>เมื่อมีกรณีตามวรรคหนึ่ง ให้คณะกรรมการป้องกันและปราบปรามการทุจริตแห่งชาติเสนอเรื่องให้ศาลรัฐธรรมนูญวินิจฉัยชี้ขาดต่อไป และเมื่อศาลรัฐธรรมนูญวินิจฉัยชี้ขาดแล้ว ให้นำบทบัญญัติมาตรา ๙๗ มาใช้บังคับโดยอนุโลม</w:t>
+        <w:t>เมื่อมีกรณีตามวรรคหนึ่ง ให้คณะกรรมการป้องกันและปราบปรามการทุจริตแห่งชาติเสนอเรื่องให้ศาลรัฐธรรมนูญวินิจฉัยชี้ขาดต่อไป และเมื่อศาลรัฐธรรมนูญวินิจฉัยชี้ขาดแล้ว ให้นำบทบัญญัติมาตรา ๙๘ มาใช้บังคับโดยอนุโลม</w:t>
       </w:r>
     </w:p>
     <w:p>
@@ -8805,7 +8805,7 @@
         <w:t>มาตรา ๒๘๓</w:t>
       </w:r>
       <w:r>
-        <w:t xml:space="preserve">  บทบัญญัติมาตรา ๒๙๑ มาตรา ๒๙๒ มาตรา ๒๙๓ วรรคหนึ่งและวรรคสาม และมาตรา ๒๙๕ วรรคหนึ่ง ให้ใช้บังคับกับเจ้าหน้าที่อื่นของรัฐตามที่บัญญัติในกฎหมายประกอบรัฐธรรมนูญว่าด้วยการป้องกันและปราบปรามการทุจริตด้วยโดยอนุโลม</w:t>
+        <w:t xml:space="preserve">  บทบัญญัติมาตรา ๒๗๘ มาตรา ๒๗๙ มาตรา ๒๘๐ วรรคหนึ่งและวรรคสาม และมาตรา ๒๘๒ วรรคหนึ่ง ให้ใช้บังคับกับเจ้าหน้าที่อื่นของรัฐตามที่บัญญัติในกฎหมายประกอบรัฐธรรมนูญว่าด้วยการป้องกันและปราบปรามการทุจริตด้วยโดยอนุโลม</w:t>
       </w:r>
     </w:p>
     <w:p>
@@ -8832,7 +8832,7 @@
         <w:t>มาตรา ๒๘๔</w:t>
       </w:r>
       <w:r>
-        <w:t xml:space="preserve">  ถึง มาตรา ๓๐๓ (ย้ายไปบัญญัติไว้ในหมวด ๑๖ องค์กรอิสระ)</w:t>
+        <w:t xml:space="preserve">  (ย้ายไปบัญญัติไว้ในหมวด ๑๖ องค์กรอิสระ)</w:t>
       </w:r>
     </w:p>
     <w:p>
@@ -8902,7 +8902,7 @@
         <w:t>มาตรา ๒๘๖</w:t>
       </w:r>
       <w:r>
-        <w:t xml:space="preserve">  สมาชิกสภาผู้แทนราษฎรจำนวนไม่น้อยกว่าหนึ่งในสี่ของจำนวนสมาชิกทั้งหมดเท่าที่มีอยู่ของสภาผู้แทนราษฎร หรือประชาชนผู้มีสิทธิเลือกตั้งจำนวนไม่น้อยกว่าห้าพันคน มีสิทธิเข้าชื่อร้องขอต่อประธานวุฒิสภาเพื่อให้วุฒิสภามีมติตามมาตรา ๓๐๘ ให้ถอดถอนบุคคลตามมาตรา ๓๐๔ ออกจากตำแหน่งได้ คำร้องขอดังกล่าวต้องระบุพฤติการณ์ที่กล่าวหาว่าผู้ดำรงตำแหน่งดังกล่าวกระทำความผิดเป็นข้อ ๆ ให้ชัดเจน</w:t>
+        <w:t xml:space="preserve">  สมาชิกสภาผู้แทนราษฎรจำนวนไม่น้อยกว่าหนึ่งในสี่ของจำนวนสมาชิกทั้งหมดเท่าที่มีอยู่ของสภาผู้แทนราษฎร หรือประชาชนผู้มีสิทธิเลือกตั้งจำนวนไม่น้อยกว่าห้าพันคน มีสิทธิเข้าชื่อร้องขอต่อประธานวุฒิสภาเพื่อให้วุฒิสภามีมติตามมาตรา ๒๘๙ ให้ถอดถอนบุคคลตามมาตรา ๒๘๕ ออกจากตำแหน่งได้ คำร้องขอดังกล่าวต้องระบุพฤติการณ์ที่กล่าวหาว่าผู้ดำรงตำแหน่งดังกล่าวกระทำความผิดเป็นข้อ ๆ ให้ชัดเจน</w:t>
       </w:r>
     </w:p>
     <w:p>
@@ -8910,7 +8910,7 @@
         <w:pStyle w:val="วรรค"/>
       </w:pPr>
       <w:r>
-        <w:t>สมาชิกวุฒิสภาจำนวนไม่น้อยกว่าหนึ่งในสี่ของจำนวนสมาชิกทั้งหมดเท่าที่มีอยู่ของวุฒิสภา มีสิทธิเข้าชื่อร้องขอต่อประธานวุฒิสภาเพื่อให้วุฒิสภามีมติตามมาตรา ๓๐๘ ให้ถอดถอนสมาชิกวุฒิสภาออกจากตำแหน่งได้</w:t>
+        <w:t>สมาชิกวุฒิสภาจำนวนไม่น้อยกว่าหนึ่งในสี่ของจำนวนสมาชิกทั้งหมดเท่าที่มีอยู่ของวุฒิสภา มีสิทธิเข้าชื่อร้องขอต่อประธานวุฒิสภาเพื่อให้วุฒิสภามีมติตามมาตรา ๒๘๙ ให้ถอดถอนสมาชิกวุฒิสภาออกจากตำแหน่งได้</w:t>
       </w:r>
     </w:p>
     <w:p>
@@ -8933,7 +8933,7 @@
         <w:t>มาตรา ๒๘๗</w:t>
       </w:r>
       <w:r>
-        <w:t xml:space="preserve">  เมื่อได้รับคำร้องขอตามมาตรา ๓๐๕ แล้ว ให้ประธานวุฒิสภาส่งเรื่องให้คณะกรรมการป้องกันและปราบปรามการทุจริตแห่งชาติดำเนินการไต่สวนโดยเร็ว</w:t>
+        <w:t xml:space="preserve">  เมื่อได้รับคำร้องขอตามมาตรา ๒๘๖ แล้ว ให้ประธานวุฒิสภาส่งเรื่องให้คณะกรรมการป้องกันและปราบปรามการทุจริตแห่งชาติดำเนินการไต่สวนโดยเร็ว</w:t>
       </w:r>
     </w:p>
     <w:p>
@@ -8957,7 +8957,7 @@
         <w:pStyle w:val="วรรค"/>
       </w:pPr>
       <w:r>
-        <w:t>ถ้าคณะกรรมการป้องกันและปราบปรามการทุจริตแห่งชาติมีมติว่าข้อกล่าวหาใดมีมูล นับแต่วันดังกล่าว ผู้ดำรงตำแหน่งที่ถูกกล่าวหาจะปฏิบัติหน้าที่ต่อไปมิได้จนกว่าวุฒิสภาจะมีมติ และให้ประธานกรรมการป้องกันและปราบปรามการทุจริตแห่งชาติส่งรายงานและเอกสารที่มีอยู่พร้อมทั้งความเห็นไปยังประธานวุฒิสภาเพื่อดำเนินการตามมาตรา ๓๐๗ และอัยการสูงสุดเพื่อดำเนินการฟ้องคดีต่อศาลฎีกาแผนกคดีอาญาของผู้ดำรงตำแหน่งทางการเมืองต่อไป แต่ถ้าคณะกรรมการป้องกันและปราบปรามการทุจริตแห่งชาติเห็นว่าข้อกล่าวหาใดไม่มีมูล ให้ข้อกล่าวหาข้อนั้นเป็นอันตกไป</w:t>
+        <w:t>ถ้าคณะกรรมการป้องกันและปราบปรามการทุจริตแห่งชาติมีมติว่าข้อกล่าวหาใดมีมูล นับแต่วันดังกล่าว ผู้ดำรงตำแหน่งที่ถูกกล่าวหาจะปฏิบัติหน้าที่ต่อไปมิได้จนกว่าวุฒิสภาจะมีมติ และให้ประธานกรรมการป้องกันและปราบปรามการทุจริตแห่งชาติส่งรายงานและเอกสารที่มีอยู่พร้อมทั้งความเห็นไปยังประธานวุฒิสภาเพื่อดำเนินการตามมาตรา ๒๘๘ และอัยการสูงสุดเพื่อดำเนินการฟ้องคดีต่อศาลฎีกาแผนกคดีอาญาของผู้ดำรงตำแหน่งทางการเมืองต่อไป แต่ถ้าคณะกรรมการป้องกันและปราบปรามการทุจริตแห่งชาติเห็นว่าข้อกล่าวหาใดไม่มีมูล ให้ข้อกล่าวหาข้อนั้นเป็นอันตกไป</w:t>
       </w:r>
     </w:p>
     <w:p>
@@ -8980,7 +8980,7 @@
         <w:t>มาตรา ๒๘๘</w:t>
       </w:r>
       <w:r>
-        <w:t xml:space="preserve">  เมื่อได้รับรายงานตามมาตรา ๓๐๖ แล้ว ให้ประธานวุฒิสภาจัดให้มีการประชุมวุฒิสภาเพื่อพิจารณากรณีดังกล่าวโดยเร็ว</w:t>
+        <w:t xml:space="preserve">  เมื่อได้รับรายงานตามมาตรา ๒๘๗ แล้ว ให้ประธานวุฒิสภาจัดให้มีการประชุมวุฒิสภาเพื่อพิจารณากรณีดังกล่าวโดยเร็ว</w:t>
       </w:r>
     </w:p>
     <w:p>
@@ -9069,7 +9069,7 @@
         <w:t>มาตรา ๒๙๑</w:t>
       </w:r>
       <w:r>
-        <w:t xml:space="preserve">  ผู้เสียหายจากการกระทำตามมาตรา ๓๐๙ มีสิทธิยื่นคำร้องต่อคณะกรรมการป้องกันและปราบปรามการทุจริตแห่งชาติเพื่อให้ดำเนินการตามมาตรา ๓๐๒ (๒) ได้ตามกฎหมายประกอบรัฐธรรมนูญว่าด้วยการป้องกันและปราบปรามการทุจริต</w:t>
+        <w:t xml:space="preserve">  ผู้เสียหายจากการกระทำตามมาตรา ๒๙๐ มีสิทธิยื่นคำร้องต่อคณะกรรมการป้องกันและปราบปรามการทุจริตแห่งชาติเพื่อให้ดำเนินการตามมาตรา ๓๓๕ (๒) ได้ตามกฎหมายประกอบรัฐธรรมนูญว่าด้วยการป้องกันและปราบปรามการทุจริต</w:t>
       </w:r>
     </w:p>
     <w:p>
@@ -9077,7 +9077,7 @@
         <w:pStyle w:val="วรรค"/>
       </w:pPr>
       <w:r>
-        <w:t>ให้นำบทบัญญัติมาตรา ๓๐๖ วรรคหนึ่ง วรรคสี่ และวรรคห้า มาใช้บังคับโดยอนุโลม</w:t>
+        <w:t>ให้นำบทบัญญัติมาตรา ๒๘๗ วรรคหนึ่ง วรรคสี่ และวรรคห้า มาใช้บังคับโดยอนุโลม</w:t>
       </w:r>
     </w:p>
     <w:p>
@@ -9100,7 +9100,7 @@
         <w:pStyle w:val="วรรค"/>
       </w:pPr>
       <w:r>
-        <w:t>ให้นำบทบัญญัติมาตรา ๒๖๕ มาใช้บังคับกับการปฏิบัติหน้าที่ของศาลฎีกาแผนกคดีอาญาของผู้ดำรงตำแหน่งทางการเมืองด้วยโดยอนุโลม</w:t>
+        <w:t>ให้นำบทบัญญัติมาตรา ๒๕๒ มาใช้บังคับกับการปฏิบัติหน้าที่ของศาลฎีกาแผนกคดีอาญาของผู้ดำรงตำแหน่งทางการเมืองด้วยโดยอนุโลม</w:t>
       </w:r>
     </w:p>
     <w:p>
@@ -9108,7 +9108,7 @@
         <w:pStyle w:val="วรรค"/>
       </w:pPr>
       <w:r>
-        <w:t>บทบัญญัติว่าด้วยความคุ้มกันของสมาชิกสภาผู้แทนราษฎรและสมาชิกวุฒิสภาตามมาตรา ๑๖๖ และมาตรา ๑๖๗ มิให้นำมาใช้บังคับกับการพิจารณาคดีของศาลฎีกาแผนกคดีอาญาของผู้ดำรงตำแหน่งทางการเมือง</w:t>
+        <w:t>บทบัญญัติว่าด้วยความคุ้มกันของสมาชิกสภาผู้แทนราษฎรและสมาชิกวุฒิสภาตามมาตรา ๑๕๕ และมาตรา ๑๕๖ มิให้นำมาใช้บังคับกับการพิจารณาคดีของศาลฎีกาแผนกคดีอาญาของผู้ดำรงตำแหน่งทางการเมือง</w:t>
       </w:r>
     </w:p>
     <w:p>
@@ -9502,7 +9502,7 @@
         <w:t>มาตรา ๒๙๘</w:t>
       </w:r>
       <w:r>
-        <w:t xml:space="preserve">  ผู้ดำรงตำแหน่งตามมาตรา ๓๑๔/๑ และข้าราชการระดับสูง ต้องแสดงบัญชีแสดงรายการทรัพย์สินและหนี้สิน ตลอดจนแบบแสดงรายการภาษีเงินได้บุคคลธรรมดาย้อนหลังห้าปี โดยให้เปิดเผยข้อมูลดังกล่าวต่อสาธารณะทางระบบเครือข่ายสารสนเทศอย่างโปร่งใส เพื่อให้ประชาชนทั่วไปสามารถเข้าถึง ตรวจสอบ และดาวน์โหลดข้อมูลได้โดยสะดวกโดยไม่มีค่าใช้จ่าย</w:t>
+        <w:t xml:space="preserve">  ผู้ดำรงตำแหน่งตามมาตรา ๒๗๘ และข้าราชการระดับสูง ต้องแสดงบัญชีแสดงรายการทรัพย์สินและหนี้สิน ตลอดจนแบบแสดงรายการภาษีเงินได้บุคคลธรรมดาย้อนหลังห้าปี โดยให้เปิดเผยข้อมูลดังกล่าวต่อสาธารณะทางระบบเครือข่ายสารสนเทศอย่างโปร่งใส เพื่อให้ประชาชนทั่วไปสามารถเข้าถึง ตรวจสอบ และดาวน์โหลดข้อมูลได้โดยสะดวกโดยไม่มีค่าใช้จ่าย</w:t>
       </w:r>
     </w:p>
     <w:p>
@@ -9898,7 +9898,7 @@
       <w:r>
         <w:t>(๔)</w:t>
         <w:tab/>
-        <w:t>ไม่มีลักษณะต้องห้ามตามมาตรา ๑๐๖ หรือมาตรา ๑๐๙ (๑) (๒) (๔) (๕) (๖) (๗) (๑๓) หรือ (๑๔)</w:t>
+        <w:t>ไม่มีลักษณะต้องห้ามตามมาตรา ๑๐๗ หรือมาตรา ๑๑๐ (๑) (๒) (๔) (๕) (๖) (๗) (๑๓) หรือ (๑๔)</w:t>
       </w:r>
     </w:p>
     <w:p>
@@ -9953,7 +9953,7 @@
       <w:r>
         <w:t>(๑)</w:t>
         <w:tab/>
-        <w:t>ให้มีคณะกรรมการสรรหากรรมการการเลือกตั้งจำนวนสิบคน ซึ่งประกอบด้วยประธานศาลรัฐธรรมนูญ ประธานศาลปกครองสูงสุด อธิการบดีของสถาบันอุดมศึกษาของรัฐที่เป็นนิติบุคคลทุกแห่งซึ่งเลือกกันเองให้เหลือสี่คน ผู้แทนพรรคการเมืองทุกพรรคที่มีสมาชิกเป็นสมาชิกสภาผู้แทนราษฎรพรรคละหนึ่งคน ซึ่งเลือกกันเองให้เหลือสี่คน ทำหน้าที่พิจารณาสรรหาผู้มีคุณสมบัติตามมาตรา ๑๓๗ ซึ่งสมควรเป็นกรรมการการเลือกตั้ง จำนวนห้าคน เสนอต่อประธานวุฒิสภา โดยต้องเสนอพร้อมความยินยอมของผู้ได้รับการเสนอชื่อนั้น มติในการเสนอชื่อดังกล่าวต้องมีคะแนนเสียงไม่น้อยกว่าสามในสี่ของจำนวนกรรมการสรรหาทั้งหมดเท่าที่มีอยู่</w:t>
+        <w:t>ให้มีคณะกรรมการสรรหากรรมการการเลือกตั้งจำนวนสิบคน ซึ่งประกอบด้วยประธานศาลรัฐธรรมนูญ ประธานศาลปกครองสูงสุด อธิการบดีของสถาบันอุดมศึกษาของรัฐที่เป็นนิติบุคคลทุกแห่งซึ่งเลือกกันเองให้เหลือสี่คน ผู้แทนพรรคการเมืองทุกพรรคที่มีสมาชิกเป็นสมาชิกสภาผู้แทนราษฎรพรรคละหนึ่งคน ซึ่งเลือกกันเองให้เหลือสี่คน ทำหน้าที่พิจารณาสรรหาผู้มีคุณสมบัติตามมาตรา ๓๑๔ ซึ่งสมควรเป็นกรรมการการเลือกตั้ง จำนวนห้าคน เสนอต่อประธานวุฒิสภา โดยต้องเสนอพร้อมความยินยอมของผู้ได้รับการเสนอชื่อนั้น มติในการเสนอชื่อดังกล่าวต้องมีคะแนนเสียงไม่น้อยกว่าสามในสี่ของจำนวนกรรมการสรรหาทั้งหมดเท่าที่มีอยู่</w:t>
       </w:r>
     </w:p>
     <w:p>
@@ -10056,7 +10056,7 @@
         <w:pStyle w:val="วรรค"/>
       </w:pPr>
       <w:r>
-        <w:t>ในกรณีที่วุฒิสภาเลือกบุคคลตาม (๑) (๒) (๓) หรือ (๔) โดยได้รับความยินยอมของผู้นั้น ผู้ได้รับเลือกจะเริ่มปฏิบัติหน้าที่ได้ต่อเมื่อผู้นั้นได้ลาออกจากตำแหน่งตาม (๑) (๒) หรือ (๓) หรือแสดงให้เป็นที่เชื่อได้ว่าตนได้เลิกประกอบวิชาชีพอิสระดังกล่าวแล้ว ซึ่งต้องกระทำภายในสิบห้าวันนับแต่วันที่ได้รับเลือก แต่ถ้าผู้นั้นมิได้ลาออกหรือเลิกประกอบวิชาชีพอิสระภายในเวลาที่กำหนด ให้ถือว่าผู้นั้นไม่เคยได้รับเลือกให้เป็นกรรมการการเลือกตั้ง และให้นำบทบัญญัติมาตรา ๑๓๘ มาใช้บังคับโดยอนุโลม</w:t>
+        <w:t>ในกรณีที่วุฒิสภาเลือกบุคคลตาม (๑) (๒) (๓) หรือ (๔) โดยได้รับความยินยอมของผู้นั้น ผู้ได้รับเลือกจะเริ่มปฏิบัติหน้าที่ได้ต่อเมื่อผู้นั้นได้ลาออกจากตำแหน่งตาม (๑) (๒) หรือ (๓) หรือแสดงให้เป็นที่เชื่อได้ว่าตนได้เลิกประกอบวิชาชีพอิสระดังกล่าวแล้ว ซึ่งต้องกระทำภายในสิบห้าวันนับแต่วันที่ได้รับเลือก แต่ถ้าผู้นั้นมิได้ลาออกหรือเลิกประกอบวิชาชีพอิสระภายในเวลาที่กำหนด ให้ถือว่าผู้นั้นไม่เคยได้รับเลือกให้เป็นกรรมการการเลือกตั้ง และให้นำบทบัญญัติมาตรา ๓๑๕ มาใช้บังคับโดยอนุโลม</w:t>
       </w:r>
     </w:p>
     <w:p>
@@ -10124,7 +10124,7 @@
       <w:r>
         <w:t>(๓)</w:t>
         <w:tab/>
-        <w:t>ขาดคุณสมบัติหรือมีลักษณะต้องห้ามตามมาตรา ๑๓๗ หรือมาตรา ๑๓๙</w:t>
+        <w:t>ขาดคุณสมบัติหรือมีลักษณะต้องห้ามตามมาตรา ๓๑๔ หรือมาตรา ๓๑๖</w:t>
       </w:r>
     </w:p>
     <w:p>
@@ -10144,7 +10144,7 @@
       <w:r>
         <w:t>(๕)</w:t>
         <w:tab/>
-        <w:t>วุฒิสภามีมติตามมาตรา ๓๐๘ ให้ถอดถอนออกจากตำแหน่ง</w:t>
+        <w:t>วุฒิสภามีมติตามมาตรา ๒๘๙ ให้ถอดถอนออกจากตำแหน่ง</w:t>
       </w:r>
     </w:p>
     <w:p>
@@ -10167,7 +10167,7 @@
         <w:t>มาตรา ๓๑๙</w:t>
       </w:r>
       <w:r>
-        <w:t xml:space="preserve">  สมาชิกสภาผู้แทนราษฎร สมาชิกวุฒิสภา หรือสมาชิกของทั้งสองสภารวมกัน มีจำนวนไม่น้อยกว่าหนึ่งในสิบของจำนวนสมาชิกทั้งหมดเท่าที่มีอยู่ของทั้งสองสภา มีสิทธิเข้าชื่อร้องขอต่อประธานรัฐสภาว่ากรรมการการเลือกตั้งคนใดคนหนึ่งขาดคุณสมบัติหรือมีลักษณะต้องห้ามตามมาตรา ๑๓๗ หรือกระทำการอันต้องห้ามตามมาตรา ๑๓๙ และให้ประธานรัฐสภาส่งคำร้องนั้นไปยังศาลรัฐธรรมนูญเพื่อวินิจฉัยว่ากรรมการการเลือกตั้งผู้นั้นพ้นจากตำแหน่งหรือไม่</w:t>
+        <w:t xml:space="preserve">  สมาชิกสภาผู้แทนราษฎร สมาชิกวุฒิสภา หรือสมาชิกของทั้งสองสภารวมกัน มีจำนวนไม่น้อยกว่าหนึ่งในสิบของจำนวนสมาชิกทั้งหมดเท่าที่มีอยู่ของทั้งสองสภา มีสิทธิเข้าชื่อร้องขอต่อประธานรัฐสภาว่ากรรมการการเลือกตั้งคนใดคนหนึ่งขาดคุณสมบัติหรือมีลักษณะต้องห้ามตามมาตรา ๓๑๔ หรือกระทำการอันต้องห้ามตามมาตรา ๓๑๖ และให้ประธานรัฐสภาส่งคำร้องนั้นไปยังศาลรัฐธรรมนูญเพื่อวินิจฉัยว่ากรรมการการเลือกตั้งผู้นั้นพ้นจากตำแหน่งหรือไม่</w:t>
       </w:r>
     </w:p>
     <w:p>
@@ -10183,7 +10183,7 @@
         <w:pStyle w:val="วรรค"/>
       </w:pPr>
       <w:r>
-        <w:t>ให้นำบทบัญญัติมาตรา ๙๗ มาใช้บังคับกับการพ้นจากตำแหน่งของกรรมการการเลือกตั้งด้วย โดยอนุโลม</w:t>
+        <w:t>ให้นำบทบัญญัติมาตรา ๙๘ มาใช้บังคับกับการพ้นจากตำแหน่งของกรรมการการเลือกตั้งด้วย โดยอนุโลม</w:t>
       </w:r>
     </w:p>
     <w:p>
@@ -10198,7 +10198,7 @@
         <w:t>มาตรา ๓๒๐</w:t>
       </w:r>
       <w:r>
-        <w:t xml:space="preserve">  ในกรณีที่กรรมการการเลือกตั้งพ้นจากตำแหน่งตามวาระพร้อมกันทั้งหมด ให้ดำเนินการตามมาตรา ๑๓๘ ภายในสี่สิบห้าวันนับแต่วันที่มีการพ้นจากตำแหน่ง</w:t>
+        <w:t xml:space="preserve">  ในกรณีที่กรรมการการเลือกตั้งพ้นจากตำแหน่งตามวาระพร้อมกันทั้งหมด ให้ดำเนินการตามมาตรา ๓๑๕ ภายในสี่สิบห้าวันนับแต่วันที่มีการพ้นจากตำแหน่ง</w:t>
       </w:r>
     </w:p>
     <w:p>
@@ -10206,7 +10206,7 @@
         <w:pStyle w:val="วรรค"/>
       </w:pPr>
       <w:r>
-        <w:t>ในกรณีที่กรรมการการเลือกตั้งพ้นจากตำแหน่งเพราะเหตุอื่นนอกจากถึงคราวออกตามวาระ ให้นำมาตรา ๑๓๘ มาใช้บังคับกับการสรรหาและการเลือกกรรมการการเลือกตั้งแทนตำแหน่งที่ว่างนั้นโดยอนุโลม ในกรณีนี้ ให้เสนอชื่อผู้สมควรเป็นกรรมการการเลือกตั้งต่อประธานวุฒิสภา เป็นจำนวนสองเท่าของผู้ซึ่งพ้นจากตำแหน่ง และให้วุฒิสภามีมติเลือก ทั้งนี้ ให้ดำเนินการให้แล้วเสร็จภายในสี่สิบห้าวันนับแต่วันที่มีการพ้นจากตำแหน่ง และให้ผู้ได้รับเลือกอยู่ในตำแหน่งเพียงเท่าวาระที่เหลืออยู่ของผู้ซึ่งตนแทน</w:t>
+        <w:t>ในกรณีที่กรรมการการเลือกตั้งพ้นจากตำแหน่งเพราะเหตุอื่นนอกจากถึงคราวออกตามวาระ ให้นำมาตรา ๓๑๕ มาใช้บังคับกับการสรรหาและการเลือกกรรมการการเลือกตั้งแทนตำแหน่งที่ว่างนั้นโดยอนุโลม ในกรณีนี้ ให้เสนอชื่อผู้สมควรเป็นกรรมการการเลือกตั้งต่อประธานวุฒิสภา เป็นจำนวนสองเท่าของผู้ซึ่งพ้นจากตำแหน่ง และให้วุฒิสภามีมติเลือก ทั้งนี้ ให้ดำเนินการให้แล้วเสร็จภายในสี่สิบห้าวันนับแต่วันที่มีการพ้นจากตำแหน่ง และให้ผู้ได้รับเลือกอยู่ในตำแหน่งเพียงเท่าวาระที่เหลืออยู่ของผู้ซึ่งตนแทน</w:t>
       </w:r>
     </w:p>
     <w:p>
@@ -10254,7 +10254,7 @@
       <w:r>
         <w:t>(๑)</w:t>
         <w:tab/>
-        <w:t>ออกประกาศกำหนดการทั้งหลายอันจำเป็นแก่การปฏิบัติตามกฎหมายตามมาตรา ๑๔๔ วรรคสอง</w:t>
+        <w:t>ออกประกาศกำหนดการทั้งหลายอันจำเป็นแก่การปฏิบัติตามกฎหมายตามมาตรา ๓๒๑ วรรคสอง</w:t>
       </w:r>
     </w:p>
     <w:p>
@@ -10264,7 +10264,7 @@
       <w:r>
         <w:t>(๒)</w:t>
         <w:tab/>
-        <w:t>มีคำสั่งให้ข้าราชการ พนักงาน หรือลูกจ้างของหน่วยราชการ หน่วยงานของรัฐ รัฐวิสาหกิจ หรือราชการส่วนท้องถิ่น หรือเจ้าหน้าที่อื่นของรัฐ ปฏิบัติการทั้งหลายอันจำเป็นตามกฎหมายตามมาตรา ๑๔๔ วรรคสอง</w:t>
+        <w:t>มีคำสั่งให้ข้าราชการ พนักงาน หรือลูกจ้างของหน่วยราชการ หน่วยงานของรัฐ รัฐวิสาหกิจ หรือราชการส่วนท้องถิ่น หรือเจ้าหน้าที่อื่นของรัฐ ปฏิบัติการทั้งหลายอันจำเป็นตามกฎหมายตามมาตรา ๓๒๑ วรรคสอง</w:t>
       </w:r>
     </w:p>
     <w:p>
@@ -10274,7 +10274,7 @@
       <w:r>
         <w:t>(๓)</w:t>
         <w:tab/>
-        <w:t>สืบสวนสอบสวนเพื่อหาข้อเท็จจริงและวินิจฉัยชี้ขาดปัญหาหรือข้อโต้แย้งที่เกิดขึ้นตามกฎหมายตามมาตรา ๑๔๔ วรรคสอง</w:t>
+        <w:t>สืบสวนสอบสวนเพื่อหาข้อเท็จจริงและวินิจฉัยชี้ขาดปัญหาหรือข้อโต้แย้งที่เกิดขึ้นตามกฎหมายตามมาตรา ๓๒๑ วรรคสอง</w:t>
       </w:r>
     </w:p>
     <w:p>
@@ -10335,7 +10335,7 @@
         <w:t>มาตรา ๓๒๓</w:t>
       </w:r>
       <w:r>
-        <w:t xml:space="preserve">  ข้าราชการ พนักงาน หรือลูกจ้างของหน่วยราชการ หน่วยงานของรัฐ รัฐวิสาหกิจ หรือราชการส่วนท้องถิ่น หรือเจ้าหน้าที่อื่นของรัฐ มีหน้าที่ต้องปฏิบัติตามคำสั่งของคณะกรรมการการเลือกตั้งที่สั่งการตามมาตรา ๑๔๕</w:t>
+        <w:t xml:space="preserve">  ข้าราชการ พนักงาน หรือลูกจ้างของหน่วยราชการ หน่วยงานของรัฐ รัฐวิสาหกิจ หรือราชการส่วนท้องถิ่น หรือเจ้าหน้าที่อื่นของรัฐ มีหน้าที่ต้องปฏิบัติตามคำสั่งของคณะกรรมการการเลือกตั้งที่สั่งการตามมาตรา ๓๒๒</w:t>
       </w:r>
     </w:p>
     <w:p>
@@ -10423,7 +10423,7 @@
         <w:br/>
       </w:r>
       <w:r>
-        <w:t>ผู้ตรวจการแผ่นดิน</w:t>
+        <w:t>ผู้ตรวจการแผ่นดินของรัฐสภา</w:t>
       </w:r>
     </w:p>
     <w:p>
@@ -10536,7 +10536,7 @@
         <w:t>มาตรา ๓๒๘</w:t>
       </w:r>
       <w:r>
-        <w:t xml:space="preserve">  ในกรณีที่ผู้ตรวจการแผ่นดินของรัฐสภาเห็นว่าบทบัญญัติแห่งกฎหมาย กฎ ข้อบังคับ หรือการกระทำใดของบุคคลใดตามมาตรา ๑๙๗ (๑) มีปัญหาเกี่ยวกับความชอบด้วยรัฐธรรมนูญ ให้ผู้ตรวจการแผ่นดินของรัฐสภาเสนอเรื่องพร้อมความเห็นต่อศาลรัฐธรรมนูญหรือศาลปกครองเพื่อพิจารณาวินิจฉัย ทั้งนี้ ตามหลักเกณฑ์ว่าด้วยวิธีพิจารณาของศาลรัฐธรรมนูญ หรือกฎหมายว่าด้วยวิธีพิจารณาของศาลปกครอง แล้วแต่กรณี</w:t>
+        <w:t xml:space="preserve">  ในกรณีที่ผู้ตรวจการแผ่นดินของรัฐสภาเห็นว่าบทบัญญัติแห่งกฎหมาย กฎ ข้อบังคับ หรือการกระทำใดของบุคคลใดตามมาตรา ๓๒๗ (๑) มีปัญหาเกี่ยวกับความชอบด้วยรัฐธรรมนูญ ให้ผู้ตรวจการแผ่นดินของรัฐสภาเสนอเรื่องพร้อมความเห็นต่อศาลรัฐธรรมนูญหรือศาลปกครองเพื่อพิจารณาวินิจฉัย ทั้งนี้ ตามหลักเกณฑ์ว่าด้วยวิธีพิจารณาของศาลรัฐธรรมนูญ หรือกฎหมายว่าด้วยวิธีพิจารณาของศาลปกครอง แล้วแต่กรณี</w:t>
       </w:r>
     </w:p>
     <w:p>
@@ -10721,7 +10721,7 @@
         <w:pStyle w:val="วรรค"/>
       </w:pPr>
       <w:r>
-        <w:t>กรรมการป้องกันและปราบปรามการทุจริตแห่งชาติต้องเป็นผู้ซึ่งมีความซื่อสัตย์สุจริตเป็นที่ประจักษ์ มีคุณสมบัติและไม่มีลักษณะต้องห้ามตามมาตรา ๒๕๖</w:t>
+        <w:t>กรรมการป้องกันและปราบปรามการทุจริตแห่งชาติต้องเป็นผู้ซึ่งมีความซื่อสัตย์สุจริตเป็นที่ประจักษ์ มีคุณสมบัติและไม่มีลักษณะต้องห้ามตามมาตรา ๒๔๓</w:t>
       </w:r>
     </w:p>
     <w:p>
@@ -10729,7 +10729,7 @@
         <w:pStyle w:val="วรรค"/>
       </w:pPr>
       <w:r>
-        <w:t>การสรรหาและการเลือกกรรมการป้องกันและปราบปรามการทุจริตแห่งชาติ ให้นำบทบัญญัติมาตรา ๒๕๗ และมาตรา ๒๕๘ มาใช้บังคับโดยอนุโลม ทั้งนี้ โดยให้คณะกรรมการสรรหากรรมการป้องกันและปราบปรามการทุจริตแห่งชาติจำนวนสิบห้าคน ประกอบด้วย ประธานศาลฎีกา ประธานศาลรัฐธรรมนูญ ประธานศาลปกครองสูงสุด อธิการบดีของสถาบันอุดมศึกษาของรัฐที่เป็นนิติบุคคลทุกแห่ง ซึ่งเลือกกันเองให้เหลือเจ็ดคน ผู้แทนพรรคการเมืองทุกพรรคที่มีสมาชิกเป็นสมาชิกสภาผู้แทนราษฎร พรรคละหนึ่งคน ซึ่งเลือกกันเองให้เหลือห้าคน เป็นกรรมการ</w:t>
+        <w:t>การสรรหาและการเลือกกรรมการป้องกันและปราบปรามการทุจริตแห่งชาติ ให้นำบทบัญญัติมาตรา ๒๔๔ และมาตรา ๒๔๕ มาใช้บังคับโดยอนุโลม ทั้งนี้ โดยให้คณะกรรมการสรรหากรรมการป้องกันและปราบปรามการทุจริตแห่งชาติจำนวนสิบห้าคน ประกอบด้วย ประธานศาลฎีกา ประธานศาลรัฐธรรมนูญ ประธานศาลปกครองสูงสุด อธิการบดีของสถาบันอุดมศึกษาของรัฐที่เป็นนิติบุคคลทุกแห่ง ซึ่งเลือกกันเองให้เหลือเจ็ดคน ผู้แทนพรรคการเมืองทุกพรรคที่มีสมาชิกเป็นสมาชิกสภาผู้แทนราษฎร พรรคละหนึ่งคน ซึ่งเลือกกันเองให้เหลือห้าคน เป็นกรรมการ</w:t>
       </w:r>
     </w:p>
     <w:p>
@@ -10768,7 +10768,7 @@
         <w:pStyle w:val="วรรค"/>
       </w:pPr>
       <w:r>
-        <w:t>การพ้นจากตำแหน่ง การสรรหาและการเลือกกรรมการป้องกันและปราบปรามการทุจริตแห่งชาติแทนตำแหน่งที่ว่าง ให้นำบทบัญญัติมาตรา ๒๖๐ และมาตรา ๒๖๑ มาใช้บังคับโดยอนุโลม</w:t>
+        <w:t>การพ้นจากตำแหน่ง การสรรหาและการเลือกกรรมการป้องกันและปราบปรามการทุจริตแห่งชาติแทนตำแหน่งที่ว่าง ให้นำบทบัญญัติมาตรา ๒๔๗ และมาตรา ๒๔๘ มาใช้บังคับโดยอนุโลม</w:t>
       </w:r>
     </w:p>
     <w:p>
@@ -10847,7 +10847,7 @@
       <w:r>
         <w:t>(๑)</w:t>
         <w:tab/>
-        <w:t>ไต่สวนข้อเท็จจริงและสรุปสำนวนพร้อมทั้งทำความเห็นเสนอต่อวุฒิสภาตามมาตรา ๓๐๖</w:t>
+        <w:t>ไต่สวนข้อเท็จจริงและสรุปสำนวนพร้อมทั้งทำความเห็นเสนอต่อวุฒิสภาตามมาตรา ๒๘๗</w:t>
       </w:r>
     </w:p>
     <w:p>
@@ -10857,7 +10857,7 @@
       <w:r>
         <w:t>(๒)</w:t>
         <w:tab/>
-        <w:t>ไต่สวนข้อเท็จจริงและสรุปสำนวนพร้อมทั้งทำความเห็นส่งไปยังศาลฎีกาแผนกคดีอาญาของผู้ดำรงตำแหน่งทางการเมืองตามมาตรา ๓๐๙</w:t>
+        <w:t>ไต่สวนข้อเท็จจริงและสรุปสำนวนพร้อมทั้งทำความเห็นส่งไปยังศาลฎีกาแผนกคดีอาญาของผู้ดำรงตำแหน่งทางการเมืองตามมาตรา ๒๙๐</w:t>
       </w:r>
     </w:p>
     <w:p>
@@ -10877,7 +10877,7 @@
       <w:r>
         <w:t>(๔)</w:t>
         <w:tab/>
-        <w:t>ตรวจสอบความถูกต้องและความมีอยู่จริงรวมทั้งความเปลี่ยนแปลงของทรัพย์สินและหนี้สินของผู้ดำรงตำแหน่งตามมาตรา ๒๙๑ และมาตรา ๒๙๗ ตามบัญชีและเอกสารประกอบที่ได้ยื่นไว้</w:t>
+        <w:t>ตรวจสอบความถูกต้องและความมีอยู่จริงรวมทั้งความเปลี่ยนแปลงของทรัพย์สินและหนี้สินของผู้ดำรงตำแหน่งตามมาตรา ๒๗๘ และมาตรา ๒๘๓ ตามบัญชีและเอกสารประกอบที่ได้ยื่นไว้</w:t>
       </w:r>
     </w:p>
     <w:p>
@@ -10905,7 +10905,7 @@
         <w:pStyle w:val="วรรค"/>
       </w:pPr>
       <w:r>
-        <w:t>ให้นำบทบัญญัติมาตรา ๑๔๖ และมาตรา ๒๖๕ มาใช้บังคับกับการปฏิบัติหน้าที่ของคณะกรรมการป้องกันและปราบปรามการทุจริตแห่งชาติด้วย โดยอนุโลม</w:t>
+        <w:t>ให้นำบทบัญญัติมาตรา ๓๒๓ และมาตรา ๒๕๒ มาใช้บังคับกับการปฏิบัติหน้าที่ของคณะกรรมการป้องกันและปราบปรามการทุจริตแห่งชาติด้วย โดยอนุโลม</w:t>
       </w:r>
     </w:p>
     <w:p>
@@ -11050,7 +11050,7 @@
         <w:pStyle w:val="วรรค"/>
       </w:pPr>
       <w:r>
-        <w:t>ในระหว่างที่สมาชิกภาพของสมาชิกวุฒิสภาสิ้นสุดลงพร้อมกันทั้งหมดตามมาตรา ๓๒๔ ให้ประธานองคมนตรีทำหน้าที่คณะองคมนตรีด้วย และให้คณะองคมนตรีที่เหลืออยู่ทำหน้าที่รัฐสภาตามมาตรา ๑๙ มาตรา ๒๑ มาตรา ๒๒ มาตรา ๒๓ และมิให้นำมาตรา ๒๐ วรรคสาม และมาตรา ๒๔ วรรคสาม มาใช้บังคับ และให้คณะองคมนตรีเลือกองคมนตรีคนหนึ่งขึ้นทำหน้าที่ประธานเป็นการชั่วคราว</w:t>
+        <w:t>ในระหว่างที่สมาชิกภาพของสมาชิกวุฒิสภาสิ้นสุดลงพร้อมกันทั้งหมดตามมาตรา ๓๔๗ ให้ประธานองคมนตรีทำหน้าที่คณะองคมนตรีด้วย และให้คณะองคมนตรีที่เหลืออยู่ทำหน้าที่รัฐสภาตามมาตรา ๑๙ มาตรา ๒๑ มาตรา ๒๒ มาตรา ๒๓ และมิให้นำมาตรา ๒๐ วรรคสาม และมาตรา ๒๔ วรรคสาม มาใช้บังคับ และให้คณะองคมนตรีเลือกองคมนตรีคนหนึ่งขึ้นทำหน้าที่ประธานเป็นการชั่วคราว</w:t>
       </w:r>
     </w:p>
     <w:p>
@@ -11065,7 +11065,7 @@
         <w:t>มาตรา ๓๓๙</w:t>
       </w:r>
       <w:r>
-        <w:t xml:space="preserve">  นับแต่วันประกาศใช้รัฐธรรมนูญนี้ ให้สภาผู้แทนราษฎรตามรัฐธรรมนูญแห่งราชอาณาจักรไทย พุทธศักราช ๒๔๔๕ ซึ่งแก้ไขเพิ่มเติมครั้งสุดท้ายโดยรัฐธรรมนูญแห่งราชอาณาจักรไทย แก้ไขเพิ่มเติม (ฉบับที่ ๖) พุทธศักราช ๒๔๔๕ ทำหน้าที่สภาผู้แทนราษฎรตามรัฐธรรมนูญนี้จนถึงวันเลือกตั้งสมาชิกสภาผู้แทนราษฎรตามมาตรา ๓๒๕ และให้วุฒิสภาตามรัฐธรรมนูญแห่งราชอาณาจักรไทย พุทธศักราช ๒๔๔๕ ซึ่งแก้ไขเพิ่มเติมครั้งสุดท้ายโดยรัฐธรรมนูญแห่งราชอาณาจักรไทย แก้ไขเพิ่มเติม (ฉบับที่ ๖) พุทธศักราช ๒๔๔๕ ทำหน้าที่วุฒิสภาตามรัฐธรรมนูญนี้ จนถึงวันที่ครบสี่ปีนับแต่วันที่พระมหากษัตริย์ทรงแต่งตั้งสมาชิกวุฒิสภาตามวรรคห้า (๑) หรือวันเลือกตั้งสมาชิกวุฒิสภาตามวรรคห้า (๒) แล้วแต่กรณี</w:t>
+        <w:t xml:space="preserve">  นับแต่วันประกาศใช้รัฐธรรมนูญนี้ ให้สภาผู้แทนราษฎรตามรัฐธรรมนูญแห่งราชอาณาจักรไทย พุทธศักราช ๒๔๔๕ ซึ่งแก้ไขเพิ่มเติมครั้งสุดท้ายโดยรัฐธรรมนูญแห่งราชอาณาจักรไทย แก้ไขเพิ่มเติม (ฉบับที่ ๖) พุทธศักราช ๒๔๔๕ ทำหน้าที่สภาผู้แทนราษฎรตามรัฐธรรมนูญนี้จนถึงวันเลือกตั้งสมาชิกสภาผู้แทนราษฎรตามมาตรา ๓๔๘ และให้วุฒิสภาตามรัฐธรรมนูญแห่งราชอาณาจักรไทย พุทธศักราช ๒๔๔๕ ซึ่งแก้ไขเพิ่มเติมครั้งสุดท้ายโดยรัฐธรรมนูญแห่งราชอาณาจักรไทย แก้ไขเพิ่มเติม (ฉบับที่ ๖) พุทธศักราช ๒๔๔๕ ทำหน้าที่วุฒิสภาตามรัฐธรรมนูญนี้ จนถึงวันที่ครบสี่ปีนับแต่วันที่พระมหากษัตริย์ทรงแต่งตั้งสมาชิกวุฒิสภาตามวรรคห้า (๑) หรือวันเลือกตั้งสมาชิกวุฒิสภาตามวรรคห้า (๒) แล้วแต่กรณี</w:t>
       </w:r>
     </w:p>
     <w:p>
@@ -11073,7 +11073,7 @@
         <w:pStyle w:val="วรรค"/>
       </w:pPr>
       <w:r>
-        <w:t>ให้สมาชิกสภาผู้แทนราษฎรซึ่งดำรงตำแหน่งอยู่ในวันประกาศใช้รัฐธรรมนูญนี้ คงเป็นสมาชิกสภาผู้แทนราษฎรตามบทบัญญัติแห่งรัฐธรรมนูญนี้อยู่ต่อไปจนครบอายุของสภาผู้แทนราษฎร หรือเมื่อมีการยุบสภา หรือเมื่อสมาชิกภาพสิ้นสุดลงตามมาตรา ๓๒๔ แล้วแต่กรณี ในกรณีที่ตำแหน่งสมาชิกสภาผู้แทนราษฎรว่างลงไม่ว่าด้วยเหตุใด ๆ ให้สภาผู้แทนราษฎรประกอบด้วยสมาชิกสภาผู้แทนราษฎรเท่าที่มีอยู่</w:t>
+        <w:t>ให้สมาชิกสภาผู้แทนราษฎรซึ่งดำรงตำแหน่งอยู่ในวันประกาศใช้รัฐธรรมนูญนี้ คงเป็นสมาชิกสภาผู้แทนราษฎรตามบทบัญญัติแห่งรัฐธรรมนูญนี้อยู่ต่อไปจนครบอายุของสภาผู้แทนราษฎร หรือเมื่อมีการยุบสภา หรือเมื่อสมาชิกภาพสิ้นสุดลงตามมาตรา ๓๔๗ แล้วแต่กรณี ในกรณีที่ตำแหน่งสมาชิกสภาผู้แทนราษฎรว่างลงไม่ว่าด้วยเหตุใด ๆ ให้สภาผู้แทนราษฎรประกอบด้วยสมาชิกสภาผู้แทนราษฎรเท่าที่มีอยู่</w:t>
       </w:r>
     </w:p>
     <w:p>
@@ -11081,7 +11081,7 @@
         <w:pStyle w:val="วรรค"/>
       </w:pPr>
       <w:r>
-        <w:t>ให้สมาชิกวุฒิสภาซึ่งดำรงตำแหน่งอยู่ในวันประกาศใช้รัฐธรรมนูญนี้ คงเป็นสมาชิกวุฒิสภาตามบทบัญญัติแห่งรัฐธรรมนูญนี้จนกว่าสมาชิกภาพของสมาชิกวุฒิสภาจะสิ้นสุดลงตามรัฐธรรมนูญแห่งราชอาณาจักรไทย พุทธศักราช ๒๔๔๕ ซึ่งแก้ไขเพิ่มเติมครั้งสุดท้ายโดยรัฐธรรมนูญแห่งราชอาณาจักรไทย แก้ไขเพิ่มเติม (ฉบับที่ ๖) พุทธศักราช ๒๔๔๕ หรือสมาชิกภาพของสมาชิกวุฒิสภาสิ้นสุดลงตามมาตรา ๓๒๔ แล้วแต่กรณี ในกรณีที่ตำแหน่งสมาชิกวุฒิสภาว่างลงไม่ว่าด้วยเหตุใด ๆ ให้วุฒิสภาประกอบด้วยสมาชิกวุฒิสภาเท่าที่มีอยู่</w:t>
+        <w:t>ให้สมาชิกวุฒิสภาซึ่งดำรงตำแหน่งอยู่ในวันประกาศใช้รัฐธรรมนูญนี้ คงเป็นสมาชิกวุฒิสภาตามบทบัญญัติแห่งรัฐธรรมนูญนี้จนกว่าสมาชิกภาพของสมาชิกวุฒิสภาจะสิ้นสุดลงตามรัฐธรรมนูญแห่งราชอาณาจักรไทย พุทธศักราช ๒๔๔๕ ซึ่งแก้ไขเพิ่มเติมครั้งสุดท้ายโดยรัฐธรรมนูญแห่งราชอาณาจักรไทย แก้ไขเพิ่มเติม (ฉบับที่ ๖) พุทธศักราช ๒๔๔๕ หรือสมาชิกภาพของสมาชิกวุฒิสภาสิ้นสุดลงตามมาตรา ๓๔๗ แล้วแต่กรณี ในกรณีที่ตำแหน่งสมาชิกวุฒิสภาว่างลงไม่ว่าด้วยเหตุใด ๆ ให้วุฒิสภาประกอบด้วยสมาชิกวุฒิสภาเท่าที่มีอยู่</w:t>
       </w:r>
     </w:p>
     <w:p>
@@ -11089,7 +11089,7 @@
         <w:pStyle w:val="วรรค"/>
       </w:pPr>
       <w:r>
-        <w:t>มิให้นำบทบัญญัติมาตรา ๑๐๗ (๓) มาตรา ๑๑๘ (๗) มาตรา ๑๒๑ มาตรา ๑๒๕ (๒) และ (๓) มาตรา ๑๒๖ (๒) และ (๓) มาตรา ๑๒๗ มาตรา ๑๓๐ และมาตรา ๑๓๔ มาใช้บังคับกับสมาชิกสภาผู้แทนราษฎรตามวรรคสองและสมาชิกวุฒิสภาตามวรรคสาม</w:t>
+        <w:t>มิให้นำบทบัญญัติมาตรา ๑๐๘ (๓) มาตรา ๑๑๙ (๗) มาตรา ๑๒๒ มาตรา ๑๒๖ (๒) และ (๓) มาตรา ๑๒๗ (๒) และ (๓) มาตรา ๑๒๘ มาตรา ๑๓๑ และมาตรา ๑๓๕ มาใช้บังคับกับสมาชิกสภาผู้แทนราษฎรตามวรรคสองและสมาชิกวุฒิสภาตามวรรคสาม</w:t>
       </w:r>
     </w:p>
     <w:p>
@@ -11117,7 +11117,7 @@
       <w:r>
         <w:t>(๒)</w:t>
         <w:tab/>
-        <w:t>ในกรณีที่สมาชิกภาพของสมาชิกวุฒิสภาสิ้นสุดลงตามมาตรา ๓๒๔ ให้ดำเนินการเลือกตั้งตามกฎหมายประกอบรัฐธรรมนูญว่าด้วยการเลือกตั้งสมาชิกสภาผู้แทนราษฎรและสมาชิกวุฒิสภา แต่ถ้ายังไม่มีกฎหมายดังกล่าว ให้นำกฎหมายว่าด้วยการเลือกตั้งสมาชิกสภาผู้แทนราษฎรซึ่งมีผลใช้บังคับอยู่ในวันประกาศใช้รัฐธรรมนูญนี้ เท่าที่ไม่ขัดหรือแย้งต่อรัฐธรรมนูญนี้ มาใช้บังคับกับการเลือกตั้งสมาชิกวุฒิสภาด้วย โดยให้ใช้คำว่า “สมาชิกวุฒิสภา” แทนคำว่า “สมาชิกสภาผู้แทนราษฎร” ทุกแห่งและให้ประธานกรรมการการเลือกตั้งที่ตั้งขึ้นตามมาตรา ๓๒๐ เป็นผู้รักษาการตามกฎหมายดังกล่าว และในกรณีที่คณะกรรมการการเลือกตั้งเห็นว่าบทบัญญัติใดของกฎหมายว่าด้วยการเลือกตั้งสมาชิกสภาผู้แทนราษฎรขัดหรือแย้งหรือไม่สอดคล้องกับรัฐธรรมนูญนี้ คณะกรรมการการเลือกตั้งมีอำนาจกำหนดระเบียบที่จำเป็นขึ้นใช้แทนบทบัญญัตินั้นได้เพื่อให้การเลือกตั้งเป็นไปโดยสุจริตและเที่ยงธรรม ระเบียบดังกล่าวและความเห็นที่ว่าบทบัญญัติแห่งกฎหมายดังกล่าวนั้นขัดหรือแย้งหรือไม่สอดคล้องกับรัฐธรรมนูญนี้ ให้ส่งศาลรัฐธรรมนูญพิจารณาความชอบด้วยรัฐธรรมนูญก่อนประกาศใช้ในราชกิจจานุเบกษา</w:t>
+        <w:t>ในกรณีที่สมาชิกภาพของสมาชิกวุฒิสภาสิ้นสุดลงตามมาตรา ๓๔๗ ให้ดำเนินการเลือกตั้งตามกฎหมายประกอบรัฐธรรมนูญว่าด้วยการเลือกตั้งสมาชิกสภาผู้แทนราษฎรและสมาชิกวุฒิสภา แต่ถ้ายังไม่มีกฎหมายดังกล่าว ให้นำกฎหมายว่าด้วยการเลือกตั้งสมาชิกสภาผู้แทนราษฎรซึ่งมีผลใช้บังคับอยู่ในวันประกาศใช้รัฐธรรมนูญนี้ เท่าที่ไม่ขัดหรือแย้งต่อรัฐธรรมนูญนี้ มาใช้บังคับกับการเลือกตั้งสมาชิกวุฒิสภาด้วย โดยให้ใช้คำว่า “สมาชิกวุฒิสภา” แทนคำว่า “สมาชิกสภาผู้แทนราษฎร” ทุกแห่งและให้ประธานกรรมการการเลือกตั้งที่ตั้งขึ้นตามมาตรา ๓๔๓ เป็นผู้รักษาการตามกฎหมายดังกล่าว และในกรณีที่คณะกรรมการการเลือกตั้งเห็นว่าบทบัญญัติใดของกฎหมายว่าด้วยการเลือกตั้งสมาชิกสภาผู้แทนราษฎรขัดหรือแย้งหรือไม่สอดคล้องกับรัฐธรรมนูญนี้ คณะกรรมการการเลือกตั้งมีอำนาจกำหนดระเบียบที่จำเป็นขึ้นใช้แทนบทบัญญัตินั้นได้เพื่อให้การเลือกตั้งเป็นไปโดยสุจริตและเที่ยงธรรม ระเบียบดังกล่าวและความเห็นที่ว่าบทบัญญัติแห่งกฎหมายดังกล่าวนั้นขัดหรือแย้งหรือไม่สอดคล้องกับรัฐธรรมนูญนี้ ให้ส่งศาลรัฐธรรมนูญพิจารณาความชอบด้วยรัฐธรรมนูญก่อนประกาศใช้ในราชกิจจานุเบกษา</w:t>
       </w:r>
     </w:p>
     <w:p>
@@ -11125,7 +11125,7 @@
         <w:pStyle w:val="วรรค"/>
       </w:pPr>
       <w:r>
-        <w:t>การเลือกตั้งสมาชิกวุฒิสภาตาม (๒) ให้กระทำภายในเก้าสิบวันนับแต่วันครบสองร้อยสี่สิบวันนับแต่วันประกาศใช้รัฐธรรมนูญนี้ และมิให้ดำเนินการเลือกตั้งในวันเดียวกันกับการเลือกตั้งสมาชิกสภาผู้แทนราษฎรตามมาตรา ๓๒๕</w:t>
+        <w:t>การเลือกตั้งสมาชิกวุฒิสภาตาม (๒) ให้กระทำภายในเก้าสิบวันนับแต่วันครบสองร้อยสี่สิบวันนับแต่วันประกาศใช้รัฐธรรมนูญนี้ และมิให้ดำเนินการเลือกตั้งในวันเดียวกันกับการเลือกตั้งสมาชิกสภาผู้แทนราษฎรตามมาตรา ๓๔๘</w:t>
       </w:r>
     </w:p>
     <w:p>
@@ -11148,7 +11148,7 @@
         <w:pStyle w:val="วรรค"/>
       </w:pPr>
       <w:r>
-        <w:t>ให้ประธานวุฒิสภาและรองประธานวุฒิสภาซึ่งดำรงตำแหน่งอยู่ในวันประกาศใช้รัฐธรรมนูญนี้ คงเป็นประธานวุฒิสภาและรองประธานวุฒิสภาตามบทบัญญัติแห่งรัฐธรรมนูญนี้ จนกว่าอายุของวุฒิสภาตามมาตรา ๓๑๖ จะสิ้นสุดลงหรือพ้นจากตำแหน่งก่อนถึงวาระตามมาตรา ๓๒๔</w:t>
+        <w:t>ให้ประธานวุฒิสภาและรองประธานวุฒิสภาซึ่งดำรงตำแหน่งอยู่ในวันประกาศใช้รัฐธรรมนูญนี้ คงเป็นประธานวุฒิสภาและรองประธานวุฒิสภาตามบทบัญญัติแห่งรัฐธรรมนูญนี้ จนกว่าอายุของวุฒิสภาตามมาตรา ๓๓๙ จะสิ้นสุดลงหรือพ้นจากตำแหน่งก่อนถึงวาระตามมาตรา ๓๔๗</w:t>
       </w:r>
     </w:p>
     <w:p>
@@ -11174,7 +11174,7 @@
       <w:r>
         <w:t>(๑)</w:t>
         <w:tab/>
-        <w:t>เมื่อสภาผู้แทนราษฎรตามมาตรา ๓๑๖ วรรคหนึ่ง สิ้นอายุหรือถูกยุบ หรือเป็นกรณีตามมาตรา ๓๒๔</w:t>
+        <w:t>เมื่อสภาผู้แทนราษฎรตามมาตรา ๓๓๙ วรรคหนึ่ง สิ้นอายุหรือถูกยุบ หรือเป็นกรณีตามมาตรา ๓๔๗</w:t>
       </w:r>
     </w:p>
     <w:p>
@@ -11217,7 +11217,7 @@
         <w:pStyle w:val="วรรค"/>
       </w:pPr>
       <w:r>
-        <w:t>ให้นำบทบัญญัติมาตรา ๑๕๖ ของรัฐธรรมนูญแห่งราชอาณาจักรไทย พุทธศักราช ๒๔๔๕ ซึ่งแก้ไขเพิ่มเติมครั้งสุดท้ายโดยรัฐธรรมนูญแห่งราชอาณาจักรไทย แก้ไขเพิ่มเติม (ฉบับที่ ๖) พุทธศักราช ๒๔๔๕ มาใช้บังคับกับการอภิปรายไม่ไว้วางใจรัฐมนตรีเป็นรายบุคคลและคณะรัฐมนตรีตามวรรคหนึ่งหรือกับการอภิปรายไม่ไว้วางใจรัฐมนตรีเป็นรายบุคคลและคณะรัฐมนตรีที่จัดตั้งขึ้นใหม่ในระหว่างที่ยังไม่มีการเลือกตั้งสมาชิกสภาผู้แทนราษฎรตามมาตรา ๓๒๕ แล้วแต่กรณี และถ้ามติไม่ไว้วางใจมีคะแนนเสียงตามที่กำหนด ก็ให้รัฐมนตรีหรือคณะรัฐมนตรีดังกล่าว พ้นจากตำแหน่ง</w:t>
+        <w:t>ให้นำบทบัญญัติมาตรา ๑๔๕ ของรัฐธรรมนูญแห่งราชอาณาจักรไทย พุทธศักราช ๒๔๔๕ ซึ่งแก้ไขเพิ่มเติมครั้งสุดท้ายโดยรัฐธรรมนูญแห่งราชอาณาจักรไทย แก้ไขเพิ่มเติม (ฉบับที่ ๖) พุทธศักราช ๒๔๔๕ มาใช้บังคับกับการอภิปรายไม่ไว้วางใจรัฐมนตรีเป็นรายบุคคลและคณะรัฐมนตรีตามวรรคหนึ่งหรือกับการอภิปรายไม่ไว้วางใจรัฐมนตรีเป็นรายบุคคลและคณะรัฐมนตรีที่จัดตั้งขึ้นใหม่ในระหว่างที่ยังไม่มีการเลือกตั้งสมาชิกสภาผู้แทนราษฎรตามมาตรา ๓๔๘ แล้วแต่กรณี และถ้ามติไม่ไว้วางใจมีคะแนนเสียงตามที่กำหนด ก็ให้รัฐมนตรีหรือคณะรัฐมนตรีดังกล่าว พ้นจากตำแหน่ง</w:t>
       </w:r>
     </w:p>
     <w:p>
@@ -11225,7 +11225,7 @@
         <w:pStyle w:val="วรรค"/>
       </w:pPr>
       <w:r>
-        <w:t>เมื่อมีการเลือกตั้งสมาชิกสภาผู้แทนราษฎรตามมาตรา ๓๒๕ แล้ว ให้คณะรัฐมนตรีตามวรรคหนึ่งหรือคณะรัฐมนตรีที่จัดตั้งขึ้นใหม่ก่อนการเลือกตั้งสมาชิกสภาผู้แทนราษฎรตามมาตรา ๓๒๕ แล้วแต่กรณี พ้นจากตำแหน่ง แต่ต้องอยู่ในตำแหน่งเพื่อปฏิบัติหน้าที่ไปจนกว่าคณะรัฐมนตรีที่จัดตั้งขึ้นใหม่จะเข้ารับหน้าที่</w:t>
+        <w:t>เมื่อมีการเลือกตั้งสมาชิกสภาผู้แทนราษฎรตามมาตรา ๓๔๘ แล้ว ให้คณะรัฐมนตรีตามวรรคหนึ่งหรือคณะรัฐมนตรีที่จัดตั้งขึ้นใหม่ก่อนการเลือกตั้งสมาชิกสภาผู้แทนราษฎรตามมาตรา ๓๔๘ แล้วแต่กรณี พ้นจากตำแหน่ง แต่ต้องอยู่ในตำแหน่งเพื่อปฏิบัติหน้าที่ไปจนกว่าคณะรัฐมนตรีที่จัดตั้งขึ้นใหม่จะเข้ารับหน้าที่</w:t>
       </w:r>
     </w:p>
     <w:p>
@@ -11233,7 +11233,7 @@
         <w:pStyle w:val="วรรค"/>
       </w:pPr>
       <w:r>
-        <w:t>มิให้นำบทบัญญัติมาตรา ๑๑๘ (๗) มาตรา ๑๒๗ มาตรา ๒๐๑ มาตรา ๒๐๒ มาตรา ๒๐๓ มาตรา ๒๐๔ มาตรา ๒๐๖ (๒) (๓) และ (๖) มาตรา ๒๐๙ มาตรา ๒๑๕ วรรคสี่ และมาตรา ๒๑๖ (๕) มาใช้บังคับกับการดำรงตำแหน่งและการพ้นจากตำแหน่งของนายกรัฐมนตรีและรัฐมนตรีตามมาตรานี้</w:t>
+        <w:t>มิให้นำบทบัญญัติมาตรา ๑๑๙ (๗) มาตรา ๑๒๘ มาตรา ๑๘๘ มาตรา ๑๘๙ มาตรา ๑๙๐ มาตรา ๑๙๑ มาตรา ๑๙๓ (๒) (๓) และ (๖) มาตรา ๑๙๖ มาตรา ๒๐๒ วรรคสี่ และมาตรา ๒๐๓ (๕) มาใช้บังคับกับการดำรงตำแหน่งและการพ้นจากตำแหน่งของนายกรัฐมนตรีและรัฐมนตรีตามมาตรานี้</w:t>
       </w:r>
     </w:p>
     <w:p>
@@ -11248,7 +11248,7 @@
         <w:t>มาตรา ๓๔๒</w:t>
       </w:r>
       <w:r>
-        <w:t xml:space="preserve">  ในวาระเริ่มแรก ให้คณะกรรมการตุลาการตามกฎหมายว่าด้วยระเบียบข้าราชการฝ่ายตุลาการ เป็นคณะกรรมการตุลาการศาลยุติธรรมตามรัฐธรรมนูญนี้ จนกว่าจะมีคณะกรรมการตุลาการศาลยุติธรรมตามมาตรา ๒๗๔ และการเลือกตั้งกรรมการตุลาการให้เป็นไปตามกฎหมายว่าด้วยระเบียบข้าราชการฝ่ายตุลาการ</w:t>
+        <w:t xml:space="preserve">  ในวาระเริ่มแรก ให้คณะกรรมการตุลาการตามกฎหมายว่าด้วยระเบียบข้าราชการฝ่ายตุลาการ เป็นคณะกรรมการตุลาการศาลยุติธรรมตามรัฐธรรมนูญนี้ จนกว่าจะมีคณะกรรมการตุลาการศาลยุติธรรมตามมาตรา ๒๖๑ และการเลือกตั้งกรรมการตุลาการให้เป็นไปตามกฎหมายว่าด้วยระเบียบข้าราชการฝ่ายตุลาการ</w:t>
       </w:r>
     </w:p>
     <w:p>
@@ -11256,7 +11256,7 @@
         <w:pStyle w:val="วรรค"/>
       </w:pPr>
       <w:r>
-        <w:t>ภายในสามปีนับแต่วันประกาศใช้รัฐธรรมนูญนี้ ให้ดำเนินการทั้งหลายอันจำเป็นเพื่อให้การเป็นไปตามมาตรา ๒๗๔ ของรัฐธรรมนูญนี้</w:t>
+        <w:t>ภายในสามปีนับแต่วันประกาศใช้รัฐธรรมนูญนี้ ให้ดำเนินการทั้งหลายอันจำเป็นเพื่อให้การเป็นไปตามมาตรา ๒๖๑ ของรัฐธรรมนูญนี้</w:t>
       </w:r>
     </w:p>
     <w:p>
@@ -11271,7 +11271,7 @@
         <w:t>มาตรา ๓๔๓</w:t>
       </w:r>
       <w:r>
-        <w:t xml:space="preserve">  ในวาระเริ่มแรก ให้วุฒิสภาดำเนินการเลือกกรรมการการเลือกตั้งตามมาตรา ๑๓๖ ภายในสามสิบวันนับแต่วันประกาศใช้รัฐธรรมนูญนี้ และมิให้นำกำหนดเวลาตามมาตรา ๑๓๘ มาใช้บังคับ</w:t>
+        <w:t xml:space="preserve">  ในวาระเริ่มแรก ให้วุฒิสภาดำเนินการเลือกกรรมการการเลือกตั้งตามมาตรา ๓๑๓ ภายในสามสิบวันนับแต่วันประกาศใช้รัฐธรรมนูญนี้ และมิให้นำกำหนดเวลาตามมาตรา ๓๑๕ มาใช้บังคับ</w:t>
       </w:r>
     </w:p>
     <w:p>
@@ -11310,7 +11310,7 @@
         <w:pStyle w:val="วรรค"/>
       </w:pPr>
       <w:r>
-        <w:t>ในวาระเริ่มแรกให้ดำเนินการเลือกตุลาการศาลรัฐธรรมนูญตามมาตรา ๒๕๕ และมาตรา ๒๕๗ ภายในสี่สิบห้าวันนับแต่วันประกาศใช้รัฐธรรมนูญนี้</w:t>
+        <w:t>ในวาระเริ่มแรกให้ดำเนินการเลือกตุลาการศาลรัฐธรรมนูญตามมาตรา ๒๔๒ และมาตรา ๒๔๔ ภายในสี่สิบห้าวันนับแต่วันประกาศใช้รัฐธรรมนูญนี้</w:t>
       </w:r>
     </w:p>
     <w:p>
@@ -11318,7 +11318,7 @@
         <w:pStyle w:val="วรรค"/>
       </w:pPr>
       <w:r>
-        <w:t>ในระหว่างที่ยังไม่มีศาลปกครองสูงสุด มิให้นำมาตรา ๒๕๕ (๒) มาใช้บังคับ และให้ศาลรัฐธรรมนูญประกอบด้วยประธานศาลรัฐธรรมนูญคนหนึ่งและตุลาการศาลรัฐธรรมนูญอื่นอีกสิบสองคนซึ่งพระมหากษัตริย์ทรงแต่งตั้งจากบุคคลตามมาตรา ๒๕๕ (๑) (๓) และ (๔)</w:t>
+        <w:t>ในระหว่างที่ยังไม่มีศาลปกครองสูงสุด มิให้นำมาตรา ๒๔๒ (๒) มาใช้บังคับ และให้ศาลรัฐธรรมนูญประกอบด้วยประธานศาลรัฐธรรมนูญคนหนึ่งและตุลาการศาลรัฐธรรมนูญอื่นอีกสิบสองคนซึ่งพระมหากษัตริย์ทรงแต่งตั้งจากบุคคลตามมาตรา ๒๔๒ (๑) (๓) และ (๔)</w:t>
       </w:r>
     </w:p>
     <w:p>
@@ -11349,7 +11349,7 @@
         <w:pStyle w:val="วรรค"/>
       </w:pPr>
       <w:r>
-        <w:t>ในวาระเริ่มแรก ในระหว่างที่ยังไม่มีประธานศาลปกครองสูงสุด ให้คณะกรรมการสรรหากรรมการป้องกันและปราบปรามการทุจริตแห่งชาติตามมาตรา ๒๙๘ วรรคสาม มีจำนวนสิบสี่คน ประกอบด้วย ประธานศาลฎีกา ประธานศาลรัฐธรรมนูญ อธิการบดีของสถาบันอุดมศึกษาของรัฐที่เป็นนิติบุคคลทุกแห่งซึ่งเลือกกันเองให้เหลือเจ็ดคน และผู้แทนพรรคการเมืองทุกพรรคที่มีสมาชิกเป็นสมาชิกสภาผู้แทนราษฎร พรรคละหนึ่งคน ซึ่งเลือกกันเองให้เหลือห้าคนเป็นกรรมการ</w:t>
+        <w:t>ในวาระเริ่มแรก ในระหว่างที่ยังไม่มีประธานศาลปกครองสูงสุด ให้คณะกรรมการสรรหากรรมการป้องกันและปราบปรามการทุจริตแห่งชาติตามมาตรา ๓๓๑ วรรคสาม มีจำนวนสิบสี่คน ประกอบด้วย ประธานศาลฎีกา ประธานศาลรัฐธรรมนูญ อธิการบดีของสถาบันอุดมศึกษาของรัฐที่เป็นนิติบุคคลทุกแห่งซึ่งเลือกกันเองให้เหลือเจ็ดคน และผู้แทนพรรคการเมืองทุกพรรคที่มีสมาชิกเป็นสมาชิกสภาผู้แทนราษฎร พรรคละหนึ่งคน ซึ่งเลือกกันเองให้เหลือห้าคนเป็นกรรมการ</w:t>
       </w:r>
     </w:p>
     <w:p>
@@ -11364,7 +11364,7 @@
         <w:t>มาตรา ๓๔๖</w:t>
       </w:r>
       <w:r>
-        <w:t xml:space="preserve">  ในวาระเริ่มแรก กรรมการการเลือกตั้ง ผู้ตรวจการแผ่นดินของรัฐสภา กรรมการสิทธิมนุษยชนแห่งชาติ ตุลาการศาลรัฐธรรมนูญ กรรมการป้องกันและปราบปรามการทุจริตแห่งชาติ และกรรมการตรวจเงินแผ่นดิน ที่วุฒิสภาตามมาตรา ๓๑๖ วรรคสาม มีมติเลือก ให้มีระยะเวลาดำรงตำแหน่งเพียงกึ่งหนึ่งของวาระที่กำหนดไว้สำหรับตำแหน่งดังกล่าว และเพื่อประโยชน์ในการเลือกผู้ดำรงตำแหน่งดังกล่าวเป็นคราวแรกโดยวุฒิสภาซึ่งเลือกตั้งขึ้นตามรัฐธรรมนูญนี้ มิให้นำบทบัญญัติที่ให้ดำรงตำแหน่งดังกล่าวได้เพียงวาระเดียวมาใช้บังคับ</w:t>
+        <w:t xml:space="preserve">  ในวาระเริ่มแรก กรรมการการเลือกตั้ง ผู้ตรวจการแผ่นดินของรัฐสภา กรรมการสิทธิมนุษยชนแห่งชาติ ตุลาการศาลรัฐธรรมนูญ กรรมการป้องกันและปราบปรามการทุจริตแห่งชาติ และกรรมการตรวจเงินแผ่นดิน ที่วุฒิสภาตามมาตรา ๓๓๙ วรรคสาม มีมติเลือก ให้มีระยะเวลาดำรงตำแหน่งเพียงกึ่งหนึ่งของวาระที่กำหนดไว้สำหรับตำแหน่งดังกล่าว และเพื่อประโยชน์ในการเลือกผู้ดำรงตำแหน่งดังกล่าวเป็นคราวแรกโดยวุฒิสภาซึ่งเลือกตั้งขึ้นตามรัฐธรรมนูญนี้ มิให้นำบทบัญญัติที่ให้ดำรงตำแหน่งดังกล่าวได้เพียงวาระเดียวมาใช้บังคับ</w:t>
       </w:r>
     </w:p>
     <w:p>
@@ -11372,7 +11372,7 @@
         <w:pStyle w:val="วรรค"/>
       </w:pPr>
       <w:r>
-        <w:t>ก่อนที่จะมีการเลือกตั้งสมาชิกวุฒิสภาตามรัฐธรรมนูญนี้ การถอดถอนผู้ดำรงตำแหน่งต่าง ๆ ตามรัฐธรรมนูญนี้ ให้เป็นมติของที่ประชุมร่วมของสภาผู้แทนราษฎรกับวุฒิสภาตามมาตรา ๓๑๖ และให้นำบทบัญญัติมาตรา ๑๐๙ (๑๔) มาตรา ๑๑๘ (๑๐) มาตรา ๑๓๓ (๘) มาตรา ๑๔๑ (๕) มาตรา ๑๖๘ (๓) มาตรา ๒๑๖ (๘) มาตรา ๒๖๐ (๖) มาตรา ๓๐๐ มาตรา ๓๐๔ มาตรา ๓๐๕ และมาตรา ๓๐๘ มาใช้บังคับโดยอนุโลม</w:t>
+        <w:t>ก่อนที่จะมีการเลือกตั้งสมาชิกวุฒิสภาตามรัฐธรรมนูญนี้ การถอดถอนผู้ดำรงตำแหน่งต่าง ๆ ตามรัฐธรรมนูญนี้ ให้เป็นมติของที่ประชุมร่วมของสภาผู้แทนราษฎรกับวุฒิสภาตามมาตรา ๓๓๙ และให้นำบทบัญญัติมาตรา ๑๑๐ (๑๔) มาตรา ๑๑๙ (๑๐) มาตรา ๑๓๔ (๘) มาตรา ๓๑๘ (๕) มาตรา ๑๕๗ (๓) มาตรา ๒๐๓ (๘) มาตรา ๒๔๗ (๖) มาตรา ๓๓๓ มาตรา ๒๘๕ มาตรา ๒๘๖ และมาตรา ๒๘๙ มาใช้บังคับโดยอนุโลม</w:t>
       </w:r>
     </w:p>
     <w:p>
@@ -11405,7 +11405,7 @@
       <w:r>
         <w:t>(๑)</w:t>
         <w:tab/>
-        <w:t>ให้สภาผู้แทนราษฎรพิจารณาร่างพระราชบัญญัติประกอบรัฐธรรมนูญตามวรรคหนึ่งให้แล้วเสร็จภายในหนึ่งร้อยยี่สิบวันนับแต่วันประกาศใช้รัฐธรรมนูญนี้ ในกรณีที่พ้นกำหนดเวลาดังกล่าวแต่การพิจารณาร่างพระราชบัญญัติประกอบรัฐธรรมนูญตามวรรคหนึ่งยังไม่แล้วเสร็จทุกฉบับ ให้สมาชิกภาพของสมาชิกสภาผู้แทนราษฎรสิ้นสุดลงพร้อมกันทั้งหมด และห้ามมิให้มีการดำเนินการเลือกตั้งทั่วไปตามรัฐธรรมนูญนี้ จนกว่าจะมีการให้ความเห็นชอบร่างพระราชบัญญัติประกอบรัฐธรรมนูญตามวรรคหนึ่งแล้วเสร็จทุกฉบับ หรือเป็นกรณีตามมาตรา ๓๒๕ ในกรณีนี้ ให้วุฒิสภาทำหน้าที่รัฐสภาและดำเนินการเสนอและพิจารณาร่างพระราชบัญญัติประกอบรัฐธรรมนูญดังกล่าวให้แล้วเสร็จภายในเก้าสิบวันนับแต่วันถัดจากวันที่ครบกำหนดหนึ่งร้อยยี่สิบวันนับแต่วันประกาศใช้รัฐธรรมนูญนี้</w:t>
+        <w:t>ให้สภาผู้แทนราษฎรพิจารณาร่างพระราชบัญญัติประกอบรัฐธรรมนูญตามวรรคหนึ่งให้แล้วเสร็จภายในหนึ่งร้อยยี่สิบวันนับแต่วันประกาศใช้รัฐธรรมนูญนี้ ในกรณีที่พ้นกำหนดเวลาดังกล่าวแต่การพิจารณาร่างพระราชบัญญัติประกอบรัฐธรรมนูญตามวรรคหนึ่งยังไม่แล้วเสร็จทุกฉบับ ให้สมาชิกภาพของสมาชิกสภาผู้แทนราษฎรสิ้นสุดลงพร้อมกันทั้งหมด และห้ามมิให้มีการดำเนินการเลือกตั้งทั่วไปตามรัฐธรรมนูญนี้ จนกว่าจะมีการให้ความเห็นชอบร่างพระราชบัญญัติประกอบรัฐธรรมนูญตามวรรคหนึ่งแล้วเสร็จทุกฉบับ หรือเป็นกรณีตามมาตรา ๓๔๘ ในกรณีนี้ ให้วุฒิสภาทำหน้าที่รัฐสภาและดำเนินการเสนอและพิจารณาร่างพระราชบัญญัติประกอบรัฐธรรมนูญดังกล่าวให้แล้วเสร็จภายในเก้าสิบวันนับแต่วันถัดจากวันที่ครบกำหนดหนึ่งร้อยยี่สิบวันนับแต่วันประกาศใช้รัฐธรรมนูญนี้</w:t>
       </w:r>
     </w:p>
     <w:p>
@@ -11425,7 +11425,7 @@
       <w:r>
         <w:t>(๓)</w:t>
         <w:tab/>
-        <w:t>ในกรณีที่วุฒิสภาไม่สามารถพิจารณาร่างพระราชบัญญัติประกอบรัฐธรรมนูญตามวรรคหนึ่งทุกฉบับให้แล้วเสร็จภายในกำหนดเวลาตาม (๑) หรือ (๒) ให้สมาชิกภาพของสมาชิกวุฒิสภาสิ้นสุดลงพร้อมกันทั้งหมด ในกรณีที่ร่างพระราชบัญญัติประกอบรัฐธรรมนูญใดได้รับความเห็นชอบจากสภาผู้แทนราษฎรแล้ว ให้ถือว่าร่างพระราชบัญญัติประกอบรัฐธรรมนูญนั้นได้รับความเห็นชอบจากรัฐสภาแล้ว และให้นำมาตรา ๙๓ และมาตรา ๙๔ มาใช้บังคับกับร่างพระราชบัญญัติประกอบรัฐธรรมนูญดังกล่าวโดยอนุโลม</w:t>
+        <w:t>ในกรณีที่วุฒิสภาไม่สามารถพิจารณาร่างพระราชบัญญัติประกอบรัฐธรรมนูญตามวรรคหนึ่งทุกฉบับให้แล้วเสร็จภายในกำหนดเวลาตาม (๑) หรือ (๒) ให้สมาชิกภาพของสมาชิกวุฒิสภาสิ้นสุดลงพร้อมกันทั้งหมด ในกรณีที่ร่างพระราชบัญญัติประกอบรัฐธรรมนูญใดได้รับความเห็นชอบจากสภาผู้แทนราษฎรแล้ว ให้ถือว่าร่างพระราชบัญญัติประกอบรัฐธรรมนูญนั้นได้รับความเห็นชอบจากรัฐสภาแล้ว และให้นำมาตรา ๙๔ และมาตรา ๙๕ มาใช้บังคับกับร่างพระราชบัญญัติประกอบรัฐธรรมนูญดังกล่าวโดยอนุโลม</w:t>
       </w:r>
     </w:p>
     <w:p>
@@ -11433,7 +11433,7 @@
         <w:pStyle w:val="วรรค"/>
       </w:pPr>
       <w:r>
-        <w:t>ร่างพระราชบัญญัติประกอบรัฐธรรมนูญที่รัฐสภาให้ความเห็นชอบแล้วหรือถือว่ารัฐสภาให้ความเห็นชอบแล้วตามมาตรานี้ ให้นายกรัฐมนตรีดำเนินการตามมาตรา ๙๓ โดยพลัน และมิให้นำกำหนดเวลาตามมาตรา ๙๓ มาใช้บังคับ</w:t>
+        <w:t>ร่างพระราชบัญญัติประกอบรัฐธรรมนูญที่รัฐสภาให้ความเห็นชอบแล้วหรือถือว่ารัฐสภาให้ความเห็นชอบแล้วตามมาตรานี้ ให้นายกรัฐมนตรีดำเนินการตามมาตรา ๙๔ โดยพลัน และมิให้นำกำหนดเวลาตามมาตรา ๙๔ มาใช้บังคับ</w:t>
       </w:r>
     </w:p>
     <w:p>
@@ -11441,7 +11441,7 @@
         <w:pStyle w:val="วรรค"/>
       </w:pPr>
       <w:r>
-        <w:t>มิให้นำบทบัญญัติมาตรา ๑๖๙ เฉพาะส่วนที่ว่าด้วยร่างพระราชบัญญัติเกี่ยวด้วยการเงิน มาใช้บังคับกับการเสนอและการพิจารณาร่างพระราชบัญญัติประกอบรัฐธรรมนูญตามวรรคหนึ่งของสมาชิกสภาผู้แทนราษฎรหรือสมาชิกวุฒิสภาตามวรรคสอง (๑) และ (๒)</w:t>
+        <w:t>มิให้นำบทบัญญัติมาตรา ๑๕๘ เฉพาะส่วนที่ว่าด้วยร่างพระราชบัญญัติเกี่ยวด้วยการเงิน มาใช้บังคับกับการเสนอและการพิจารณาร่างพระราชบัญญัติประกอบรัฐธรรมนูญตามวรรคหนึ่งของสมาชิกสภาผู้แทนราษฎรหรือสมาชิกวุฒิสภาตามวรรคสอง (๑) และ (๒)</w:t>
       </w:r>
     </w:p>
     <w:p>
@@ -11449,7 +11449,7 @@
         <w:pStyle w:val="วรรค"/>
       </w:pPr>
       <w:r>
-        <w:t>ในการดำเนินการตามมาตรานี้ มิให้นำบทบัญญัติมาตรา ๑๖๘ มาใช้บังคับ</w:t>
+        <w:t>ในการดำเนินการตามมาตรานี้ มิให้นำบทบัญญัติมาตรา ๑๕๗ มาใช้บังคับ</w:t>
       </w:r>
     </w:p>
     <w:p>
@@ -11474,7 +11474,7 @@
       <w:r>
         <w:t>(๑)</w:t>
         <w:tab/>
-        <w:t>ในกรณีที่รัฐสภาให้ความเห็นชอบร่างพระราชบัญญัติประกอบรัฐธรรมนูญทุกฉบับแล้วเสร็จภายในกำหนดเวลาตามมาตรา ๓๒๔ วรรคหนึ่ง หรือในกรณีที่สภาผู้แทนราษฎรหรือวุฒิสภาซึ่งทำหน้าที่รัฐสภาตามมาตรา ๓๒๔ พิจารณาให้ความเห็นชอบร่างพระราชบัญญัติประกอบรัฐธรรมนูญดังกล่าวทุกฉบับภายในกำหนดเวลาตามมาตรา ๓๒๔ ให้คณะกรรมการการเลือกตั้งตามมาตรา ๓๒๐ ดำเนินการเลือกตั้งสมาชิกสภาผู้แทนราษฎรตามรัฐธรรมนูญนี้ภายในหกสิบวันนับแต่วันที่สภาผู้แทนราษฎรสิ้นอายุหรือถูกยุบ หรือเมื่อมีกรณีตามมาตรา ๓๒๔</w:t>
+        <w:t>ในกรณีที่รัฐสภาให้ความเห็นชอบร่างพระราชบัญญัติประกอบรัฐธรรมนูญทุกฉบับแล้วเสร็จภายในกำหนดเวลาตามมาตรา ๓๔๗ วรรคหนึ่ง หรือในกรณีที่สภาผู้แทนราษฎรหรือวุฒิสภาซึ่งทำหน้าที่รัฐสภาตามมาตรา ๓๔๗ พิจารณาให้ความเห็นชอบร่างพระราชบัญญัติประกอบรัฐธรรมนูญดังกล่าวทุกฉบับภายในกำหนดเวลาตามมาตรา ๓๔๗ ให้คณะกรรมการการเลือกตั้งตามมาตรา ๓๔๓ ดำเนินการเลือกตั้งสมาชิกสภาผู้แทนราษฎรตามรัฐธรรมนูญนี้ภายในหกสิบวันนับแต่วันที่สภาผู้แทนราษฎรสิ้นอายุหรือถูกยุบ หรือเมื่อมีกรณีตามมาตรา ๓๔๗</w:t>
       </w:r>
     </w:p>
     <w:p>
@@ -11484,7 +11484,7 @@
       <w:r>
         <w:t>(๒)</w:t>
         <w:tab/>
-        <w:t>ในกรณีที่ทั้งสภาผู้แทนราษฎรและวุฒิสภาไม่สามารถพิจารณาและให้ความเห็นชอบร่างพระราชบัญญัติประกอบรัฐธรรมนูญตามมาตรา ๓๒๔ วรรคหนึ่ง ให้แล้วเสร็จภายในกำหนด ให้มีการเลือกตั้งสมาชิกสภาผู้แทนราษฎรตามรัฐธรรมนูญนี้ภายในเก้าสิบวันนับแต่วันที่พ้นกำหนดเวลาตามมาตรา ๓๒๔ วรรคหนึ่ง และให้นำกฎหมายว่าด้วยการเลือกตั้งสมาชิกสภาผู้แทนราษฎรซึ่งมีผลใช้บังคับอยู่ในวันประกาศใช้รัฐธรรมนูญนี้ เท่าที่ไม่ขัดหรือแย้งต่อรัฐธรรมนูญนี้ มาใช้บังคับกับการเลือกตั้งดังกล่าว โดยให้ประธานกรรมการการเลือกตั้งที่ตั้งขึ้นตามมาตรา ๓๒๐ เป็นผู้รักษาการตามกฎหมายดังกล่าวและในกรณีที่คณะกรรมการการเลือกตั้งเห็นว่าบทบัญญัติใดของกฎหมายว่าด้วยการเลือกตั้งสมาชิกสภาผู้แทนราษฎร ขัดหรือแย้งหรือไม่สอดคล้องกับรัฐธรรมนูญนี้ คณะกรรมการการเลือกตั้งมีอำนาจกำหนดระเบียบที่จำเป็นขึ้นใช้แทนบทบัญญัตินั้นได้เพื่อให้การเลือกตั้งเป็นไปโดยสุจริตและเที่ยงธรรม ระเบียบดังกล่าวและความเห็นที่ว่าบทบัญญัติแห่งกฎหมายดังกล่าวนั้นขัดหรือแย้งหรือไม่สอดคล้องกับรัฐธรรมนูญนี้ ให้ส่งศาลรัฐธรรมนูญพิจารณาวินิจฉัยความชอบด้วยรัฐธรรมนูญก่อนประกาศใช้ในราชกิจจานุเบกษา</w:t>
+        <w:t>ในกรณีที่ทั้งสภาผู้แทนราษฎรและวุฒิสภาไม่สามารถพิจารณาและให้ความเห็นชอบร่างพระราชบัญญัติประกอบรัฐธรรมนูญตามมาตรา ๓๔๗ วรรคหนึ่ง ให้แล้วเสร็จภายในกำหนด ให้มีการเลือกตั้งสมาชิกสภาผู้แทนราษฎรตามรัฐธรรมนูญนี้ภายในเก้าสิบวันนับแต่วันที่พ้นกำหนดเวลาตามมาตรา ๓๔๗ วรรคหนึ่ง และให้นำกฎหมายว่าด้วยการเลือกตั้งสมาชิกสภาผู้แทนราษฎรซึ่งมีผลใช้บังคับอยู่ในวันประกาศใช้รัฐธรรมนูญนี้ เท่าที่ไม่ขัดหรือแย้งต่อรัฐธรรมนูญนี้ มาใช้บังคับกับการเลือกตั้งดังกล่าว โดยให้ประธานกรรมการการเลือกตั้งที่ตั้งขึ้นตามมาตรา ๓๔๓ เป็นผู้รักษาการตามกฎหมายดังกล่าวและในกรณีที่คณะกรรมการการเลือกตั้งเห็นว่าบทบัญญัติใดของกฎหมายว่าด้วยการเลือกตั้งสมาชิกสภาผู้แทนราษฎร ขัดหรือแย้งหรือไม่สอดคล้องกับรัฐธรรมนูญนี้ คณะกรรมการการเลือกตั้งมีอำนาจกำหนดระเบียบที่จำเป็นขึ้นใช้แทนบทบัญญัตินั้นได้เพื่อให้การเลือกตั้งเป็นไปโดยสุจริตและเที่ยงธรรม ระเบียบดังกล่าวและความเห็นที่ว่าบทบัญญัติแห่งกฎหมายดังกล่าวนั้นขัดหรือแย้งหรือไม่สอดคล้องกับรัฐธรรมนูญนี้ ให้ส่งศาลรัฐธรรมนูญพิจารณาวินิจฉัยความชอบด้วยรัฐธรรมนูญก่อนประกาศใช้ในราชกิจจานุเบกษา</w:t>
       </w:r>
     </w:p>
     <w:p>
@@ -11492,7 +11492,7 @@
         <w:pStyle w:val="วรรค"/>
       </w:pPr>
       <w:r>
-        <w:t>เมื่อได้มีการเลือกตั้งสมาชิกสภาผู้แทนราษฎรและสมาชิกวุฒิสภาขึ้นใหม่ตามรัฐธรรมนูญนี้แล้ว และยังไม่มีพระราชบัญญัติประกอบรัฐธรรมนูญตามมาตรา ๓๒๔ วรรคหนึ่ง ครบทุกฉบับ ให้สภาผู้แทนราษฎรและวุฒิสภาดำเนินการพิจารณาและให้ความเห็นชอบร่างพระราชบัญญัติประกอบรัฐธรรมนูญที่ยังไม่ได้ตราขึ้นตามมาตรา ๓๒๔ โดยให้เริ่มนับกำหนดเวลานับแต่วันเลือกตั้งสมาชิกสภาผู้แทนราษฎรอันเป็นการเลือกตั้งทั่วไป เป็นต้นไป และให้นำความใน (๒) และมาตรา ๓๑๖ วรรคห้า (๒) มาใช้บังคับโดยอนุโลม</w:t>
+        <w:t>เมื่อได้มีการเลือกตั้งสมาชิกสภาผู้แทนราษฎรและสมาชิกวุฒิสภาขึ้นใหม่ตามรัฐธรรมนูญนี้แล้ว และยังไม่มีพระราชบัญญัติประกอบรัฐธรรมนูญตามมาตรา ๓๔๗ วรรคหนึ่ง ครบทุกฉบับ ให้สภาผู้แทนราษฎรและวุฒิสภาดำเนินการพิจารณาและให้ความเห็นชอบร่างพระราชบัญญัติประกอบรัฐธรรมนูญที่ยังไม่ได้ตราขึ้นตามมาตรา ๓๔๗ โดยให้เริ่มนับกำหนดเวลานับแต่วันเลือกตั้งสมาชิกสภาผู้แทนราษฎรอันเป็นการเลือกตั้งทั่วไป เป็นต้นไป และให้นำความใน (๒) และมาตรา ๓๓๙ วรรคห้า (๒) มาใช้บังคับโดยอนุโลม</w:t>
       </w:r>
     </w:p>
     <w:p>
@@ -11507,7 +11507,7 @@
         <w:t>มาตรา ๓๔๙</w:t>
       </w:r>
       <w:r>
-        <w:t xml:space="preserve">  ในการเลือกตั้งสมาชิกสภาผู้แทนราษฎรอันเป็นการเลือกตั้งทั่วไปครั้งแรกภายหลังการประกาศใช้รัฐธรรมนูญนี้ มิให้นำกำหนดเวลาตามมาตรา ๑๐๗ (๔) มาใช้บังคับ</w:t>
+        <w:t xml:space="preserve">  ในการเลือกตั้งสมาชิกสภาผู้แทนราษฎรอันเป็นการเลือกตั้งทั่วไปครั้งแรกภายหลังการประกาศใช้รัฐธรรมนูญนี้ มิให้นำกำหนดเวลาตามมาตรา ๑๐๘ (๔) มาใช้บังคับ</w:t>
       </w:r>
     </w:p>
     <w:p>
@@ -11542,7 +11542,7 @@
       <w:r>
         <w:t>(๒)</w:t>
         <w:tab/>
-        <w:t>การให้ผู้มีสิทธิเลือกตั้งตามมาตรา ๑๐๕ วรรคสอง ออกเสียงลงคะแนน</w:t>
+        <w:t>การให้ผู้มีสิทธิเลือกตั้งตามมาตรา ๑๐๖ วรรคสอง ออกเสียงลงคะแนน</w:t>
       </w:r>
     </w:p>
     <w:p>
@@ -12047,7 +12047,7 @@
       <w:r>
         <w:t>(๑๑)</w:t>
         <w:tab/>
-        <w:t>การดำเนินการตามมาตรา ๓๐๖ วรรคห้า เพื่อฟ้องคดี รวมทั้งอำนาจในการนำตัวผู้ถูกกล่าวหามาดำเนินคดีต่อไป</w:t>
+        <w:t>การดำเนินการตามมาตรา ๒๘๗ วรรคห้า เพื่อฟ้องคดี รวมทั้งอำนาจในการนำตัวผู้ถูกกล่าวหามาดำเนินคดีต่อไป</w:t>
       </w:r>
     </w:p>
     <w:p>
@@ -12132,7 +12132,7 @@
       <w:r>
         <w:t>(๕)</w:t>
         <w:tab/>
-        <w:t>การแต่งตั้งบุคคลให้ดำเนินคดีตามมาตรา ๓๐๖</w:t>
+        <w:t>การแต่งตั้งบุคคลให้ดำเนินคดีตามมาตรา ๒๘๗</w:t>
       </w:r>
     </w:p>
     <w:p>
@@ -12222,7 +12222,7 @@
       <w:r>
         <w:t>(๑)</w:t>
         <w:tab/>
-        <w:t>ให้ตรากฎหมายตามมาตรา ๖๘ มาตรา ๑๙๙ มาตรา ๒๐๐ มาตรา ๒๔๘ มาตรา ๒๗๐ มาตรา ๒๗๕ และมาตรา ๒๘๔ วรรคสองและวรรคสาม ให้แล้วเสร็จภายในสองปีนับแต่วันประกาศใช้รัฐธรรมนูญนี้</w:t>
+        <w:t>ให้ตรากฎหมายตามมาตรา ๖๙ มาตรา ๓๒๙ มาตรา ๓๓๐ มาตรา ๒๓๕ มาตรา ๒๕๗ มาตรา ๒๖๒ และมาตรา ๒๗๑ วรรคสองและวรรคสาม ให้แล้วเสร็จภายในสองปีนับแต่วันประกาศใช้รัฐธรรมนูญนี้</w:t>
       </w:r>
     </w:p>
     <w:p>
@@ -12242,7 +12242,7 @@
       <w:r>
         <w:t>(๓)</w:t>
         <w:tab/>
-        <w:t>ให้ดำเนินการจัดตั้งศาลปกครองตามมาตรา ๒๗๖ ให้แล้วเสร็จภายในสองปีนับแต่วันประกาศใช้รัฐธรรมนูญนี้</w:t>
+        <w:t>ให้ดำเนินการจัดตั้งศาลปกครองตามมาตรา ๒๖๓ ให้แล้วเสร็จภายในสองปีนับแต่วันประกาศใช้รัฐธรรมนูญนี้</w:t>
       </w:r>
     </w:p>
     <w:p>
@@ -12252,7 +12252,7 @@
       <w:r>
         <w:t>(๔)</w:t>
         <w:tab/>
-        <w:t>ให้ดำเนินการให้มีคณะผู้บริหารท้องถิ่นหรือผู้บริหารท้องถิ่นที่มาจากการเลือกตั้งโดยตรงของประชาชนหรือมาจากความเห็นชอบของสภาท้องถิ่นตามมาตรา ๒๘๕ วรรคสาม ให้ครบถ้วนภายในสองปีนับแต่วันประกาศใช้รัฐธรรมนูญนี้ ทั้งนี้ เว้นแต่เป็นกรณีตามมาตรา ๓๓๖ (๗)</w:t>
+        <w:t>ให้ดำเนินการให้มีคณะผู้บริหารท้องถิ่นหรือผู้บริหารท้องถิ่นที่มาจากการเลือกตั้งโดยตรงของประชาชนหรือมาจากความเห็นชอบของสภาท้องถิ่นตามมาตรา ๒๗๒ วรรคสาม ให้ครบถ้วนภายในสองปีนับแต่วันประกาศใช้รัฐธรรมนูญนี้ ทั้งนี้ เว้นแต่เป็นกรณีตามมาตรา ๓๕๙ (๗)</w:t>
       </w:r>
     </w:p>
     <w:p>
@@ -12287,7 +12287,7 @@
       <w:r>
         <w:t>(๒)</w:t>
         <w:tab/>
-        <w:t>มิให้นำบทบัญญัติมาตรา ๔๐ มาใช้บังคับ จนกว่าจะมีการตรากฎหมายอนุวัตการให้เป็นไปตามบทบัญญัติดังกล่าว ซึ่งต้องไม่เกินสามปีนับแต่วันประกาศใช้รัฐธรรมนูญนี้ ทั้งนี้ กฎหมายที่จะตราขึ้นจะต้องไม่กระทบกระเทือนถึงการอนุญาต สัมปทาน หรือสัญญา ซึ่งมีผลสมบูรณ์อยู่ในขณะที่กฎหมายดังกล่าวมีผลใช้บังคับ จนกว่าการอนุญาต สัมปทาน หรือสัญญานั้น จะสิ้นผล</w:t>
+        <w:t>มิให้นำบทบัญญัติมาตรา ๓๙ มาใช้บังคับ จนกว่าจะมีการตรากฎหมายอนุวัตการให้เป็นไปตามบทบัญญัติดังกล่าว ซึ่งต้องไม่เกินสามปีนับแต่วันประกาศใช้รัฐธรรมนูญนี้ ทั้งนี้ กฎหมายที่จะตราขึ้นจะต้องไม่กระทบกระเทือนถึงการอนุญาต สัมปทาน หรือสัญญา ซึ่งมีผลสมบูรณ์อยู่ในขณะที่กฎหมายดังกล่าวมีผลใช้บังคับ จนกว่าการอนุญาต สัมปทาน หรือสัญญานั้น จะสิ้นผล</w:t>
       </w:r>
     </w:p>
     <w:p>
@@ -12297,7 +12297,7 @@
       <w:r>
         <w:t>(๓)</w:t>
         <w:tab/>
-        <w:t>มิให้นำบทบัญญัติมาตรา ๔๓ วรรคหนึ่ง มาใช้บังคับ จนกว่าจะได้ดำเนินการให้เป็นไปตามบทบัญญัติดังกล่าว ซึ่งต้องไม่เกินห้าปีนับแต่วันประกาศใช้รัฐธรรมนูญนี้</w:t>
+        <w:t>มิให้นำบทบัญญัติมาตรา ๔๒ วรรคหนึ่ง มาใช้บังคับ จนกว่าจะได้ดำเนินการให้เป็นไปตามบทบัญญัติดังกล่าว ซึ่งต้องไม่เกินห้าปีนับแต่วันประกาศใช้รัฐธรรมนูญนี้</w:t>
       </w:r>
     </w:p>
     <w:p>
@@ -12307,7 +12307,7 @@
       <w:r>
         <w:t>(๔)</w:t>
         <w:tab/>
-        <w:t>มิให้นำบทบัญญัติมาตรา ๑๗๐ และมาตรา ๒๐๙ มาใช้บังคับ จนกว่าจะมีการตรากฎหมายอนุวัตการให้เป็นไปตามบทบัญญัติดังกล่าว ซึ่งต้องไม่เกินสองปีนับแต่วันประกาศใช้รัฐธรรมนูญนี้</w:t>
+        <w:t>มิให้นำบทบัญญัติมาตรา ๑๕๙ และมาตรา ๑๙๖ มาใช้บังคับ จนกว่าจะมีการตรากฎหมายอนุวัตการให้เป็นไปตามบทบัญญัติดังกล่าว ซึ่งต้องไม่เกินสองปีนับแต่วันประกาศใช้รัฐธรรมนูญนี้</w:t>
       </w:r>
     </w:p>
     <w:p>
@@ -12317,7 +12317,7 @@
       <w:r>
         <w:t>(๕)</w:t>
         <w:tab/>
-        <w:t>มิให้นำบทบัญญัติมาตรา ๒๓๖ และมาตรา ๒๔๙ วรรคสามและวรรคห้า มาใช้บังคับกับการพิจารณาคดีของศาลยุติธรรม และมิให้นำมาตรา ๒๗๓ วรรคสอง มาใช้บังคับกับคณะกรรมการตุลาการตามมาตรา ๓๑๙ แต่ทั้งนี้จะต้องดำเนินการเพื่อให้การเป็นไปตามบทบัญญัติดังกล่าว ซึ่งต้องไม่เกินห้าปีนับแต่วันประกาศใช้รัฐธรรมนูญนี้</w:t>
+        <w:t>มิให้นำบทบัญญัติมาตรา ๒๒๓ และมาตรา ๒๓๖ วรรคสามและวรรคห้า มาใช้บังคับกับการพิจารณาคดีของศาลยุติธรรม และมิให้นำมาตรา ๒๖๐ วรรคสอง มาใช้บังคับกับคณะกรรมการตุลาการตามมาตรา ๓๔๒ แต่ทั้งนี้จะต้องดำเนินการเพื่อให้การเป็นไปตามบทบัญญัติดังกล่าว ซึ่งต้องไม่เกินห้าปีนับแต่วันประกาศใช้รัฐธรรมนูญนี้</w:t>
       </w:r>
     </w:p>
     <w:p>
@@ -12327,7 +12327,7 @@
       <w:r>
         <w:t>(๖)</w:t>
         <w:tab/>
-        <w:t>มิให้นำบทบัญญัติมาตรา ๒๓๗ มาใช้บังคับ จนกว่าจะมีการแก้ไขเพิ่มเติมบทบัญญัติแห่งกฎหมายเพื่อให้การเป็นไปตามบทบัญญัติดังกล่าว ซึ่งต้องไม่เกินห้าปีนับแต่วันประกาศใช้รัฐธรรมนูญนี้</w:t>
+        <w:t>มิให้นำบทบัญญัติมาตรา ๒๒๔ มาใช้บังคับ จนกว่าจะมีการแก้ไขเพิ่มเติมบทบัญญัติแห่งกฎหมายเพื่อให้การเป็นไปตามบทบัญญัติดังกล่าว ซึ่งต้องไม่เกินห้าปีนับแต่วันประกาศใช้รัฐธรรมนูญนี้</w:t>
       </w:r>
     </w:p>
     <w:p>
@@ -12337,7 +12337,7 @@
       <w:r>
         <w:t>(๗)</w:t>
         <w:tab/>
-        <w:t>มิให้นำบทบัญญัติมาตรา ๒๘๕ วรรคสองและวรรคสาม มาใช้บังคับกับสมาชิกหรือผู้บริหารขององค์การบริหารส่วนตำบลซึ่งเป็นสมาชิกหรือผู้บริหารโดยตำแหน่ง และดำรงตำแหน่งอยู่ในวันประกาศใช้รัฐธรรมนูญนี้ จนกว่าจะครบวาระการดำรงตำแหน่งของสมาชิกซึ่งมาจากการเลือกตั้งของสภาองค์การบริหารส่วนตำบลดังกล่าว</w:t>
+        <w:t>มิให้นำบทบัญญัติมาตรา ๒๗๒ วรรคสองและวรรคสาม มาใช้บังคับกับสมาชิกหรือผู้บริหารขององค์การบริหารส่วนตำบลซึ่งเป็นสมาชิกหรือผู้บริหารโดยตำแหน่ง และดำรงตำแหน่งอยู่ในวันประกาศใช้รัฐธรรมนูญนี้ จนกว่าจะครบวาระการดำรงตำแหน่งของสมาชิกซึ่งมาจากการเลือกตั้งของสภาองค์การบริหารส่วนตำบลดังกล่าว</w:t>
       </w:r>
     </w:p>
     <w:p>
@@ -12347,7 +12347,7 @@
       <w:r>
         <w:t>(๘)</w:t>
         <w:tab/>
-        <w:t>มิให้นำบทบัญญัติมาตรา ๒๘๘ วรรคสอง มาใช้บังคับกับองค์ประกอบคณะกรรมการพนักงานส่วนท้องถิ่น จนกว่าจะมีการแก้ไขเพิ่มเติมหรือตรากฎหมายขึ้นใหม่เพื่ออนุวัตการให้เป็นไปตามบทบัญญัติดังกล่าว ซึ่งต้องไม่เกินสองปีนับแต่วันประกาศใช้รัฐธรรมนูญนี้</w:t>
+        <w:t>มิให้นำบทบัญญัติมาตรา ๒๗๕ วรรคสอง มาใช้บังคับกับองค์ประกอบคณะกรรมการพนักงานส่วนท้องถิ่น จนกว่าจะมีการแก้ไขเพิ่มเติมหรือตรากฎหมายขึ้นใหม่เพื่ออนุวัตการให้เป็นไปตามบทบัญญัติดังกล่าว ซึ่งต้องไม่เกินสองปีนับแต่วันประกาศใช้รัฐธรรมนูญนี้</w:t>
       </w:r>
     </w:p>
     <w:p>
@@ -12434,7 +12434,7 @@
         <w:t>มาตรา ๓๖๔</w:t>
       </w:r>
       <w:r>
-        <w:t xml:space="preserve">  ประชาชนในท้องถิ่นย่อมมีสิทธิร่วมกำหนดการใช้จ่ายงบประมาณขององค์กรปกครองส่วนท้องถิ่น โดยงบลงทุนไม่น้อยกว่าร้อยละสิบในแต่ละปีต้องจัดสรรตามผลการลงมติของที่ประชุมประชาคมหมู่บ้านหรือชุมชน</w:t>
+        <w:t xml:space="preserve">  นอกจากงบประมาณภาคประชาชนตามมาตรา ๓๐๔ แล้ว ประชาชนในท้องถิ่นย่อมมีสิทธิร่วมกำหนดการใช้จ่ายงบประมาณขององค์กรปกครองส่วนท้องถิ่นเอง โดยงบลงทุนไม่น้อยกว่าร้อยละสิบในแต่ละปีต้องจัดสรรตามผลการลงมติของที่ประชุมประชาคมหมู่บ้านหรือชุมชน</w:t>
       </w:r>
     </w:p>
     <w:p>
@@ -12599,7 +12599,7 @@
         <w:t>มาตรา ๓๗๕</w:t>
       </w:r>
       <w:r>
-        <w:t xml:space="preserve">  ให้ผู้ตรวจการแผ่นดินมีหน้าที่รับเรื่องคัดค้านโครงการตามมาตรา ๓๖๗ และมีอำนาจเสนอให้หน่วยงานเจ้าของโครงการระงับการดำเนินการไว้ก่อนจนกว่าจะมีการตรวจสอบข้อเท็จจริงแล้วเสร็จ</w:t>
+        <w:t xml:space="preserve">  ให้ผู้ตรวจการแผ่นดินของรัฐสภามีหน้าที่รับเรื่องคัดค้านโครงการตามมาตรา ๓๖๗ และมีอำนาจเสนอให้หน่วยงานเจ้าของโครงการระงับการดำเนินการไว้ก่อนจนกว่าจะมีการตรวจสอบข้อเท็จจริงแล้วเสร็จ</w:t>
       </w:r>
     </w:p>
     <w:p>
@@ -15899,7 +15899,7 @@
         <w:t>มาตรา ๕๙๑</w:t>
       </w:r>
       <w:r>
-        <w:t xml:space="preserve">  เด็กในความดูแลของรัฐย่อมมีสิทธิแสดงความคิดเห็นในเรื่องที่เกี่ยวกับตน และมีสิทธิร้องเรียนต่อผู้ตรวจการแผ่นดินโดยตรงโดยไม่ต้องผ่านผู้ดูแล</w:t>
+        <w:t xml:space="preserve">  เด็กในความดูแลของรัฐย่อมมีสิทธิแสดงความคิดเห็นในเรื่องที่เกี่ยวกับตน และมีสิทธิร้องเรียนต่อผู้ตรวจการแผ่นดินของรัฐสภาโดยตรงโดยไม่ต้องผ่านผู้ดูแล</w:t>
       </w:r>
     </w:p>
     <w:p>
@@ -17285,7 +17285,7 @@
         <w:t>มาตรา ๖๘๑</w:t>
       </w:r>
       <w:r>
-        <w:t xml:space="preserve">  รัฐต้องรับรองหลักการว่าผู้ดำรงตำแหน่งทางการเมืองตามมาตรา ๒๗๘ ผู้บริหารองค์กรอิสระ ตุลาการ และข้าราชการระดับสูง ต้องเปิดเผยบัญชีแสดงรายการทรัพย์สินและหนี้สินของตน คู่สมรส และบุตรที่ยังไม่บรรลุนิติภาวะต่อสาธารณะ ทั้งเมื่อเข้ารับตำแหน่ง ทุกปีระหว่างดำรงตำแหน่ง และเมื่อพ้นจากตำแหน่ง</w:t>
+        <w:t xml:space="preserve">  รัฐต้องรับรองหลักการว่า นอกจากการยื่นและเปิดเผยบัญชีตามมาตรา ๒๗๘ และมาตรา ๒๙๘ แล้ว ผู้ดำรงตำแหน่งทางการเมือง ผู้บริหารองค์กรอิสระ ตุลาการ และข้าราชการระดับสูง ต้องยื่นบัญชีแสดงรายการทรัพย์สินและหนี้สินของตน คู่สมรส และบุตรที่ยังไม่บรรลุนิติภาวะเพิ่มเติมเป็นประจำทุกปีระหว่างดำรงตำแหน่ง และบัญชีรายปีดังกล่าวต้องเปิดเผยต่อสาธารณะเช่นเดียวกัน</w:t>
       </w:r>
     </w:p>
     <w:p>
@@ -20840,7 +20840,7 @@
         <w:t>มาตรา ๙๑๔</w:t>
       </w:r>
       <w:r>
-        <w:t xml:space="preserve">  ให้ผู้ตรวจการแผ่นดินมีอำนาจตรวจสอบและเสนอให้ระงับโครงการที่ละเมิดสิทธิในเขตวัฒนธรรมพิเศษ หรือการจับกุมชาวบ้านที่ทำกินตามจารีตภายในเขตนั้น</w:t>
+        <w:t xml:space="preserve">  ให้ผู้ตรวจการแผ่นดินของรัฐสภามีอำนาจตรวจสอบและเสนอให้ระงับโครงการที่ละเมิดสิทธิในเขตวัฒนธรรมพิเศษ หรือการจับกุมชาวบ้านที่ทำกินตามจารีตภายในเขตนั้น</w:t>
       </w:r>
     </w:p>
     <w:p>
@@ -24032,7 +24032,7 @@
         <w:t>มาตรา ๑๑๒๒</w:t>
       </w:r>
       <w:r>
-        <w:t xml:space="preserve">  ให้ผู้ตรวจการแผ่นดินมีอำนาจไต่สวนเจ้าหน้าที่ของรัฐที่ถูกกล่าวหาว่ากระทำการตามมาตรา ๑๑๑๔ และส่งสำนวนให้ผู้บังคับบัญชาลงโทษทางวินัยภายในเวลาที่กำหนด และส่งให้อัยการสูงสุดฟ้องคดีอาญา</w:t>
+        <w:t xml:space="preserve">  ให้ผู้ตรวจการแผ่นดินของรัฐสภามีอำนาจไต่สวนเจ้าหน้าที่ของรัฐที่ถูกกล่าวหาว่ากระทำการตามมาตรา ๑๑๑๔ และส่งสำนวนให้ผู้บังคับบัญชาลงโทษทางวินัยภายในเวลาที่กำหนด และส่งให้อัยการสูงสุดฟ้องคดีอาญา</w:t>
       </w:r>
     </w:p>
     <w:p>
@@ -24272,7 +24272,7 @@
         <w:t>มาตรา ๑๑๓๘</w:t>
       </w:r>
       <w:r>
-        <w:t xml:space="preserve">  ผู้เสียหายย่อมมีสิทธิร้องเรียนต่อผู้ตรวจการแผ่นดินตามมาตรา ๑๑๒๒ หรือฟ้องคดีต่อศาลโดยตรง และมีสิทธิได้รับแจ้งความคืบหน้าของการดำเนินการ</w:t>
+        <w:t xml:space="preserve">  ผู้เสียหายย่อมมีสิทธิร้องเรียนต่อผู้ตรวจการแผ่นดินของรัฐสภาตามมาตรา ๑๑๒๒ หรือฟ้องคดีต่อศาลโดยตรง และมีสิทธิได้รับแจ้งความคืบหน้าของการดำเนินการ</w:t>
       </w:r>
     </w:p>
     <w:p>

--- a/files/รัฐธรรมนูญ_๒๕๒๕_แก้ไขเพิ่มเติม.docx
+++ b/files/รัฐธรรมนูญ_๒๕๒๕_แก้ไขเพิ่มเติม.docx
@@ -62,7 +62,7 @@
         <w:br/>
       </w:r>
       <w:r>
-        <w:t>ตราไว้ ณ วันที่ ๑๑ ตุลาคม พุทธศักราช ๒๕๒๕</w:t>
+        <w:t>ตราไว้ ณ วันที่ ๕ ธันวาคม พุทธศักราช ๒๕๒๕</w:t>
       </w:r>
     </w:p>
     <w:p>
@@ -70,7 +70,7 @@
         <w:pStyle w:val="ย่อหน้า"/>
       </w:pPr>
       <w:r>
-        <w:t>ศุภมัสดุ พระพุทธศาสนกาลเป็นอดีตภาค ๒๕๒๕ พรรษา ปัจจุบันสมัย จันทรคตินิยม พฤษภสมพัตสร อัสสยุชมาส ศุกลปักษ์ ทสมีดิถี สุริยคติกาล ตุลาคมมาส เอกาทสมสุรทิน โสรวาร โดยกาลบริเฉท</w:t>
+        <w:t>ศุภมัสดุ พระพุทธศาสนกาลเป็นอดีตภาค ๒๕๒๕ พรรษา ปัจจุบันสมัย จันทรคตินิยม สุนักขสมพัตสร มิคสิรมาส กาฬปักษ์ ปัญจมีดิถี สุริยคติกาล ธันวาคมมาส ปัญจมสุรทิน อาทิตยวาร โดยกาลบริเฉท</w:t>
       </w:r>
     </w:p>
     <w:p>
@@ -24671,7 +24671,7 @@
     </w:r>
     <w:r>
       <w:tab/>
-      <w:t>๑๑ ตุลาคม ๒๕๒๕</w:t>
+      <w:t>๕ ธันวาคม ๒๕๒๕</w:t>
     </w:r>
   </w:p>
 </w:hdr>

--- a/files/รัฐธรรมนูญ_๒๕๒๕_แก้ไขเพิ่มเติม.docx
+++ b/files/รัฐธรรมนูญ_๒๕๒๕_แก้ไขเพิ่มเติม.docx
@@ -78,7 +78,7 @@
         <w:pStyle w:val="ย่อหน้า"/>
       </w:pPr>
       <w:r>
-        <w:t>พระบาทสมเด็จพระปรมินทรมหาภูมิพลอดุลยเดช มหิตลาธิเบศรรามาธิบดี จักรีนฤบดินทร สยามินทราธิราช บรมนาถบพิตร ทรงพระกรุณาโปรดเกล้าโปรดกระหม่อมให้ประกาศว่า โดยที่ประเทศไทยได้มีรัฐธรรมนูญประกาศใช้เป็นหลักในการปกครองประเทศตามระบอบประชาธิปไตยอันมีพระมหากษัตริย์ทรงเป็นประมุขมาเป็นเวลากว่าหกสิบห้าปีแล้ว ในช่วงระยะเวลาดังกล่าว ได้มีการยกเลิกและแก้ไขเพิ่มเติมรัฐธรรมนูญหลายครั้ง แสดงว่ารัฐธรรมนูญย่อมเปลี่ยนแปลงได้ตามความเหมาะสมแห่งกาลเวลาและสภาวการณ์ของบ้านเมือง รัฐธรรมนูญจะต้องกำหนดกฎเกณฑ์สำคัญที่กระจ่างแจ้ง ชัดเจน สามารถใช้เป็นหลักในการปกครองประเทศและเป็นแนวทางในการจัดทำกฎหมายประกอบรัฐธรรมนูญและกฎหมายอื่นซึ่งสอดคล้องกับรัฐธรรมนูญได้ และโดยที่รัฐธรรมนูญแห่งราชอาณาจักรไทย พุทธศักราช ๒๔๔๕ ซึ่งแก้ไขเพิ่มเติมโดยรัฐธรรมนูญแห่งราชอาณาจักรไทย แก้ไขเพิ่มเติม (ฉบับที่ ๖) พุทธศักราช ๒๔๔๕ ได้บัญญัติให้มีสภาร่างรัฐธรรมนูญขึ้น ประกอบด้วยสมาชิกที่ได้รับเลือกตั้งจากรัฐสภาจำนวนเก้าสิบเก้าคน มีหน้าที่จัดทำร่างรัฐธรรมนูญฉบับใหม่ทั้งฉบับเพื่อเป็นพื้นฐานสำคัญในการปฏิรูปการเมือง และได้ทรงพระกรุณาโปรดเกล้าโปรดกระหม่อมให้สมาชิกสภาร่างรัฐธรรมนูญเข้าเฝ้าทูลละอองธุลีพระบาทรับพระราชทานกระแสพระราชดำรัสเพื่อเป็นสิริมงคลแก่การทำงาน ภายหลังจากนั้นสภาร่างรัฐธรรมนูญได้จัดทำร่างรัฐธรรมนูญโดยมีสาระสำคัญเป็นการส่งเสริมและคุ้มครองสิทธิเสรีภาพของประชาชน ให้ประชาชนมีส่วนร่วมในการปกครองและตรวจสอบการใช้อำนาจรัฐเพิ่มขึ้น ตลอดทั้งปรับปรุงโครงสร้างทางการเมืองให้มีเสถียรภาพและประสิทธิภาพยิ่งขึ้น ทั้งนี้ โดยได้คำนึงถึงความคิดเห็นของประชาชนเป็นสำคัญ และได้ดำเนินการตามขั้นตอนที่บัญญัติไว้ในรัฐธรรมนูญแห่งราชอาณาจักรไทย พุทธศักราช ๒๔๔๕ ซึ่งแก้ไขเพิ่มเติมโดยรัฐธรรมนูญแห่งราชอาณาจักรไทย แก้ไขเพิ่มเติม (ฉบับที่ ๖) พุทธศักราช ๒๔๔๕ แล้ว ทุกประการ</w:t>
+        <w:t>พระบาทสมเด็จพระปรมินทรมหาภูมิพลอดุลยเดช มหิตลาธิเบศรรามาธิบดี จักรีนฤบดินทร สยามินทราธิราช บรมนาถบพิตร ทรงพระกรุณาโปรดเกล้าโปรดกระหม่อมให้ประกาศว่า โดยที่ประเทศไทยได้มีรัฐธรรมนูญประกาศใช้เป็นหลักในการปกครองประเทศตามระบอบประชาธิปไตยอันมีพระมหากษัตริย์ทรงเป็นประมุขมาเป็นเวลาเกือบหนึ่งร้อยห้าสิบปีแล้ว นับแต่พระบาทสมเด็จพระปกเกล้าเจ้าอยู่หัวพระราชทานรัฐธรรมนูญฉบับแรกเมื่อพุทธศักราช ๒๓๗๕ ในช่วงระยะเวลาดังกล่าว ได้มีการยกเลิกและแก้ไขเพิ่มเติมรัฐธรรมนูญหลายครั้ง แสดงว่ารัฐธรรมนูญย่อมเปลี่ยนแปลงได้ตามความเหมาะสมแห่งกาลเวลาและสภาวการณ์ของบ้านเมือง รัฐธรรมนูญจะต้องกำหนดกฎเกณฑ์สำคัญที่กระจ่างแจ้ง ชัดเจน สามารถใช้เป็นหลักในการปกครองประเทศและเป็นแนวทางในการจัดทำกฎหมายประกอบรัฐธรรมนูญและกฎหมายอื่นซึ่งสอดคล้องกับรัฐธรรมนูญได้ และโดยที่นายกรัฐมนตรีได้ริเริ่มให้จัดทำรัฐธรรมนูญฉบับใหม่แทนรัฐธรรมนูญแห่งราชอาณาจักรไทย พุทธศักราช ๒๔๔๕ ซึ่งแก้ไขเพิ่มเติมโดยรัฐธรรมนูญแห่งราชอาณาจักรไทย แก้ไขเพิ่มเติม (ฉบับที่ ๖) พุทธศักราช ๒๔๔๕ โดยได้รับพระราชทานพระราชดำริและพระบรมราชานุญาต และให้ประชาชนเป็นผู้ตัดสินทุกขั้นตอนด้วยการออกเสียงประชามติ ประชาชนได้ออกเสียงประชามติรอบที่หนึ่งเห็นชอบให้จัดทำรัฐธรรมนูญฉบับใหม่และให้มีสภาร่างรัฐธรรมนูญขึ้น ประกอบด้วยสมาชิกจำนวนสามพันคน เป็นนักวิชาการสองพันสองร้อยสิบคน และผู้แทนชาวบ้านเจ็ดร้อยเก้าสิบคน มีหน้าที่จัดทำร่างรัฐธรรมนูญฉบับใหม่ทั้งฉบับเพื่อเป็นพื้นฐานสำคัญในการปฏิรูปการเมือง และได้ทรงพระกรุณาโปรดเกล้าโปรดกระหม่อมให้สมาชิกสภาร่างรัฐธรรมนูญเข้าเฝ้าทูลละอองธุลีพระบาทรับพระราชทานกระแสพระราชดำรัสเพื่อเป็นสิริมงคลแก่การทำงาน ภายหลังจากนั้นสภาร่างรัฐธรรมนูญได้จัดทำร่างรัฐธรรมนูญเป็นกลุ่มหมวด และนำออกให้ประชาชนออกเสียงประชามติเป็นรายกลุ่ม คือ รอบที่สอง หมวด ๑ ถึงหมวด ๑๖ ว่าด้วยโครงสร้างอำนาจรัฐ รอบที่สาม หมวด ๑๗ ถึงหมวด ๒๖ ว่าด้วยสิทธิเสรีภาพ รอบที่สี่ หมวด ๒๗ ถึงหมวด ๓๖ ว่าด้วยกลไกการตรวจสอบ และรอบที่ห้า หมวดพิเศษว่าด้วยอำนาจสูงสุดพิทักษ์ประชาชน ร่างรัฐธรรมนูญมีสาระสำคัญเป็นการส่งเสริมและคุ้มครองสิทธิเสรีภาพของประชาชน ให้ประชาชนมีส่วนร่วมในการปกครองและตรวจสอบการใช้อำนาจรัฐเพิ่มขึ้น ตลอดทั้งปรับปรุงโครงสร้างทางการเมืองให้มีเสถียรภาพและประสิทธิภาพยิ่งขึ้น ทั้งนี้ โดยได้คำนึงถึงความคิดเห็นของประชาชนเป็นสำคัญ และได้ดำเนินการตามขั้นตอนที่บัญญัติไว้ในรัฐธรรมนูญแห่งราชอาณาจักรไทย พุทธศักราช ๒๔๔๕ ซึ่งแก้ไขเพิ่มเติมโดยรัฐธรรมนูญแห่งราชอาณาจักรไทย แก้ไขเพิ่มเติม (ฉบับที่ ๖) พุทธศักราช ๒๔๔๕ แล้ว ทุกประการ</w:t>
       </w:r>
     </w:p>
     <w:p>
@@ -86,7 +86,7 @@
         <w:pStyle w:val="ย่อหน้า"/>
       </w:pPr>
       <w:r>
-        <w:t>เมื่อรัฐสภาได้พิจารณาร่างรัฐธรรมนูญที่สภาร่างรัฐธรรมนูญจัดทำขึ้นอย่างรอบคอบแล้ว ได้ลงมติเห็นชอบให้นำร่างรัฐธรรมนูญขึ้นทูลเกล้าทูลกระหม่อมถวายเพื่อทรงลงพระปรมาภิไธย ให้ประกาศใช้เป็นรัฐธรรมนูญแห่งราชอาณาจักรไทยสืบไป ทรงพระราชดำริว่า สมควรพระราชทานพระบรมราชานุมัติตามมติของรัฐสภา</w:t>
+        <w:t>ในการออกเสียงประชามติครั้งแรก ประชาชนไม่เห็นชอบร่างในรอบที่สี่ เนื่องจากร่างนั้นยังมิได้บัญญัติบทคุ้มครองและเคารพสักการะองค์พระมหากษัตริย์ไว้ สภาร่างรัฐธรรมนูญจึงได้เพิ่มบทบัญญัติดังกล่าวไว้ในมาตรา ๘ และเพื่อให้ทุกหมวดผ่านความเห็นชอบของประชาชนในคราวเดียวกัน จึงได้จัดให้มีการออกเสียงประชามติใหม่ตั้งแต่รอบที่หนึ่งถึงรอบที่ห้า ซึ่งประชาชนได้ออกเสียงเห็นชอบครบทุกรอบ นายกรัฐมนตรีจึงนำร่างรัฐธรรมนูญขึ้นทูลเกล้าทูลกระหม่อมถวายเพื่อทรงลงพระปรมาภิไธย ให้ประกาศใช้เป็นรัฐธรรมนูญแห่งราชอาณาจักรไทยสืบไป ทรงพระราชดำริว่า สมควรพระราชทานพระบรมราชานุมัติตามเจตนารมณ์ของปวงชนชาวไทยที่ได้แสดงออกโดยการออกเสียงประชามติ</w:t>
       </w:r>
     </w:p>
     <w:p>

--- a/files/รัฐธรรมนูญ_๒๕๒๕_แก้ไขเพิ่มเติม.docx
+++ b/files/รัฐธรรมนูญ_๒๕๒๕_แก้ไขเพิ่มเติม.docx
@@ -94,7 +94,7 @@
         <w:pStyle w:val="ย่อหน้า"/>
       </w:pPr>
       <w:r>
-        <w:t>จึงมีพระบรมราชโองการดำรัสเหนือเกล้าเหนือกระหม่อมให้ตรารัฐธรรมนูญแห่งราชอาณาจักรไทยฉบับนี้ขึ้นไว้ให้ใช้แทนรัฐธรรมนูญแห่งราชอาณาจักรไทย พุทธศักราช ๒๔๔๕ ซึ่งได้ตราไว้ ณ วันที่ ๙ ธันวาคม พุทธศักราช ๒๔๔๕ ตั้งแต่วันประกาศนี้เป็นต้นไป</w:t>
+        <w:t>จึงมีพระบรมราชโองการดำรัสเหนือเกล้าเหนือกระหม่อมให้ตรารัฐธรรมนูญแห่งราชอาณาจักรไทยฉบับนี้ขึ้นไว้ให้ใช้แทนรัฐธรรมนูญแห่งราชอาณาจักรไทย พุทธศักราช ๒๔๔๕ ซึ่งได้ตราไว้ ณ วันที่ ๙ ธันวาคม พุทธศักราช ๒๔๔๕ ตั้งแต่วันที่ ๑ มกราคม พุทธศักราช ๒๕๒๖ เป็นต้นไป</w:t>
       </w:r>
     </w:p>
     <w:p>
@@ -3297,7 +3297,7 @@
       <w:r>
         <w:t>(๘)</w:t>
         <w:tab/>
-        <w:t>ลาออกจากพรรคการเมืองที่ตนเป็นสมาชิก หรือพรรคการเมืองที่ตนเป็นสมาชิกมีมติด้วยคะแนนเสียงไม่น้อยกว่าสามในสี่ของที่ประชุมร่วมของคณะกรรมการบริหารของพรรคการเมืองและสมาชิกสภาผู้แทนราษฎรที่สังกัดพรรคการเมืองนั้น ให้พ้นจากการเป็นสมาชิกของพรรคการเมืองที่ตนเป็นสมาชิก ในกรณีเช่นนี้ ให้ถือว่าสิ้นสุดสมาชิกภาพนับแต่วันที่ลาออกหรือพรรคการเมืองมีมติ เว้นแต่สมาชิกสภาผู้แทนราษฎรผู้นั้นได้อุทธรณ์ต่อศาลรัฐธรรมนูญภายในสามสิบวันนับแต่วันที่พรรคการเมืองมีมติคัดค้านว่ามติดังกล่าวมีลักษณะตามมาตรา ๔๖ วรรคสาม ถ้าศาลรัฐธรรมนูญวินิจฉัยว่ามติดังกล่าวมิได้มีลักษณะตามมาตรา ๔๖ วรรคสาม ให้ถือว่าสมาชิกภาพสิ้นสุดลงนับแต่วันที่ศาลรัฐธรรมนูญวินิจฉัย แต่ถ้าศาลรัฐธรรมนูญวินิจฉัยว่ามติดังกล่าวมีลักษณะตามมาตรา ๔๖ วรรคสาม สมาชิกสภาผู้แทนราษฎรผู้นั้นอาจเข้าเป็นสมาชิกของพรรคการเมืองอื่นได้ภายในสามสิบวันนับแต่วันที่ศาลรัฐธรรมนูญวินิจฉัย</w:t>
+        <w:t>ลาออกจากพรรคการเมืองที่ตนเป็นสมาชิก ในกรณีเช่นนี้ ให้ถือว่าสิ้นสุดสมาชิกภาพนับแต่วันที่ลาออก หรือพรรคการเมืองที่ตนเป็นสมาชิกมีมติด้วยคะแนนเสียงไม่น้อยกว่าสามในสี่ของที่ประชุมร่วมของคณะกรรมการบริหารของพรรคการเมืองและสมาชิกสภาผู้แทนราษฎรที่สังกัดพรรคการเมืองนั้น ให้พ้นจากการเป็นสมาชิกของพรรคการเมืองที่ตนเป็นสมาชิก และสมาชิกสภาผู้แทนราษฎรผู้นั้นมิได้เข้าเป็นสมาชิกของพรรคการเมืองอื่นภายในสามสิบวันนับแต่วันที่พรรคการเมืองมีมติ ในกรณีเช่นนี้ ให้ถือว่าสิ้นสุดสมาชิกภาพนับแต่วันถัดจากวันที่ครบกำหนดสามสิบวันนั้น ทั้งนี้ สมาชิกสภาผู้แทนราษฎรผู้นั้นยังมีสิทธิอุทธรณ์ต่อศาลรัฐธรรมนูญภายในสามสิบวันนับแต่วันที่พรรคการเมืองมีมติ คัดค้านว่ามติดังกล่าวมีลักษณะตามมาตรา ๔๖ วรรคสาม</w:t>
       </w:r>
     </w:p>
     <w:p>
@@ -24624,6 +24624,18 @@
       </w:pPr>
       <w:r>
         <w:t>ผู้รับสนองพระบรมราชโองการ</w:t>
+      </w:r>
+    </w:p>
+    <w:p>
+      <w:pPr>
+        <w:pStyle w:val="ผู้รับสนอง"/>
+      </w:pPr>
+      <w:r>
+        <w:rPr>
+          <w:b/>
+          <w:bCs/>
+        </w:rPr>
+        <w:t>สุวัจน์ ลิปตพัลลภ</w:t>
       </w:r>
     </w:p>
     <w:p>

--- a/files/รัฐธรรมนูญ_๒๕๒๕_แก้ไขเพิ่มเติม.docx
+++ b/files/รัฐธรรมนูญ_๒๕๒๕_แก้ไขเพิ่มเติม.docx
@@ -3141,7 +3141,7 @@
         <w:t>มาตรา ๑๑๕</w:t>
       </w:r>
       <w:r>
-        <w:t xml:space="preserve">  อายุของสภาผู้แทนราษฎรมีกำหนดคราวละสี่ปีนับแต่วันเลือกตั้ง</w:t>
+        <w:t xml:space="preserve">  อายุของสภาผู้แทนราษฎรมีกำหนดคราวละแปดปีนับแต่วันเลือกตั้ง</w:t>
       </w:r>
     </w:p>
     <w:p>

--- a/files/รัฐธรรมนูญ_๒๕๒๕_แก้ไขเพิ่มเติม.docx
+++ b/files/รัฐธรรมนูญ_๒๕๒๕_แก้ไขเพิ่มเติม.docx
@@ -16287,7 +16287,7 @@
         <w:t>มาตรา ๖๘๑</w:t>
       </w:r>
       <w:r>
-        <w:t xml:space="preserve">  ทรัพย์สินที่ริบคืนได้ตามหมวดนี้ให้นำเข้ากองทุนต่อต้านการทุจริตภาคประชาชนตามมาตรา ๑๑๓๕ เพื่อใช้ตามวัตถุประสงค์ของกองทุนนั้น</w:t>
+        <w:t xml:space="preserve">  ทรัพย์สินที่ริบคืนได้ตามหมวดนี้ให้นำเข้ากองทุนต่อต้านการทุจริตภาคประชาชนตามมาตรา ๑๑๕๘ เพื่อใช้ตามวัตถุประสงค์ของกองทุนนั้น</w:t>
       </w:r>
     </w:p>
     <w:p>
@@ -18273,7 +18273,7 @@
         <w:t>มาตรา ๘๑๑</w:t>
       </w:r>
       <w:r>
-        <w:t xml:space="preserve">  ผู้ใดร่วมวางแผน สนับสนุน หรือให้ความช่วยเหลือในการทำรัฐประหารหรือยกเลิกรัฐธรรมนูญ ให้ได้รับโทษตามมาตรา ๑๑๓๗ และผู้ที่แจ้งเหตุหรือปฏิเสธคำสั่งตามมาตรา ๗๗๙ ย่อมได้รับความคุ้มครองตามกฎหมายว่าด้วยการคุ้มครองผู้แจ้งเบาะแส</w:t>
+        <w:t xml:space="preserve">  ผู้ใดร่วมวางแผน สนับสนุน หรือให้ความช่วยเหลือในการทำรัฐประหารหรือยกเลิกรัฐธรรมนูญ ให้ได้รับโทษตามมาตรา ๑๑๖๐ และผู้ที่แจ้งเหตุหรือปฏิเสธคำสั่งตามมาตรา ๗๗๙ ย่อมได้รับความคุ้มครองตามกฎหมายว่าด้วยการคุ้มครองผู้แจ้งเบาะแส</w:t>
       </w:r>
     </w:p>
     <w:p>
@@ -22584,7 +22584,7 @@
         <w:t>มาตรา ๑๐๙๒</w:t>
       </w:r>
       <w:r>
-        <w:t xml:space="preserve">  รัฐต้องรับรองหลักการว่าผู้ก่อการ หัวหน้า และผู้สั่งการในการทำรัฐประหารหรือลบล้างรัฐธรรมนูญ ต้องระวางโทษตามมาตรา ๑๑๓๗ ส่วนผู้สนับสนุน ผู้ให้ความช่วยเหลือ และผู้ที่รับตำแหน่งจากคณะรัฐประหารโดยรู้ว่าเป็นการยึดอำนาจโดยมิชอบ ต้องระวางโทษจำคุกตลอดชีวิต</w:t>
+        <w:t xml:space="preserve">  รัฐต้องรับรองหลักการว่าผู้ก่อการ หัวหน้า และผู้สั่งการในการทำรัฐประหารหรือลบล้างรัฐธรรมนูญ ต้องระวางโทษตามมาตรา ๑๑๖๐ ส่วนผู้สนับสนุน ผู้ให้ความช่วยเหลือ และผู้ที่รับตำแหน่งจากคณะรัฐประหารโดยรู้ว่าเป็นการยึดอำนาจโดยมิชอบ ต้องระวางโทษจำคุกตลอดชีวิต</w:t>
       </w:r>
     </w:p>
     <w:p>
@@ -22854,7 +22854,7 @@
         <w:t>มาตรา ๑๑๑๐</w:t>
       </w:r>
       <w:r>
-        <w:t xml:space="preserve">  ทรัพย์สินที่ริบได้ตามมาตรา ๑๐๙๔ ให้นำเข้ากองทุนต่อต้านการทุจริตภาคประชาชนตามมาตรา ๑๑๓๕</w:t>
+        <w:t xml:space="preserve">  ทรัพย์สินที่ริบได้ตามมาตรา ๑๐๙๔ ให้นำเข้ากองทุนต่อต้านการทุจริตภาคประชาชนตามมาตรา ๑๑๕๘</w:t>
       </w:r>
     </w:p>
     <w:p>
@@ -22884,7 +22884,7 @@
         <w:t>มาตรา ๑๑๑๒</w:t>
       </w:r>
       <w:r>
-        <w:t xml:space="preserve">  เงินค่าเสียหายที่ได้รับชดใช้ตามมาตรา ๑๐๙๖ ในส่วนที่เกิดจากการทุจริต ให้นำเข้ากองทุนต่อต้านการทุจริตภาคประชาชนตามมาตรา ๑๑๓๕ เพื่อเยียวยาผู้ได้รับผลกระทบ</w:t>
+        <w:t xml:space="preserve">  เงินค่าเสียหายที่ได้รับชดใช้ตามมาตรา ๑๐๙๖ ในส่วนที่เกิดจากการทุจริต ให้นำเข้ากองทุนต่อต้านการทุจริตภาคประชาชนตามมาตรา ๑๑๕๘ เพื่อเยียวยาผู้ได้รับผลกระทบ</w:t>
       </w:r>
     </w:p>
     <w:p>
@@ -23147,11 +23147,7 @@
         <w:pStyle w:val="หมวด"/>
       </w:pPr>
       <w:r>
-        <w:t>หมวดพิเศษ</w:t>
-        <w:br/>
-      </w:r>
-      <w:r>
-        <w:t>อำนาจสูงสุดพิทักษ์ประชาชน (The Supreme People's Power)</w:t>
+        <w:t>บทเฉพาะกาล</w:t>
       </w:r>
     </w:p>
     <w:p>
@@ -23166,7 +23162,15 @@
         <w:t>มาตรา ๑๑๓๐</w:t>
       </w:r>
       <w:r>
-        <w:t xml:space="preserve">  สภาประชาชนสูงสุด (Supreme Citizen Assembly): ให้มีสภาประชาชนสูงสุดประกอบด้วยประชาชนที่ได้จากการสุ่มเลือก (Sortition) จำนวนห้าร้อยคน หมุนเวียนวาระละหนึ่งปี มีอำนาจในฐานะตัวแทนปวงชนชาวไทยโดยตรง สภานี้มีอำนาจยับยั้ง (Veto) กฎหมาย มติคณะรัฐมนตรี หรือคำพิพากษาศาลฎีกาที่ขัดต่อประโยชน์สาธารณะได้</w:t>
+        <w:t xml:space="preserve">  ให้คณะองคมนตรีซึ่งดำรงตำแหน่งอยู่ในวันประกาศใช้รัฐธรรมนูญนี้ เป็นคณะองคมนตรีตามบทบัญญัติแห่งรัฐธรรมนูญนี้</w:t>
+      </w:r>
+    </w:p>
+    <w:p>
+      <w:pPr>
+        <w:pStyle w:val="วรรค"/>
+      </w:pPr>
+      <w:r>
+        <w:t>ในระหว่างที่สมาชิกภาพของสมาชิกวุฒิสภาสิ้นสุดลงพร้อมกันทั้งหมดตามมาตรา ๑๑๓๙ ให้ประธานองคมนตรีทำหน้าที่คณะองคมนตรีด้วย และให้คณะองคมนตรีที่เหลืออยู่ทำหน้าที่รัฐสภาตามมาตรา ๑๙ มาตรา ๒๑ มาตรา ๒๒ มาตรา ๒๓ และมิให้นำมาตรา ๒๐ วรรคสาม และมาตรา ๒๔ วรรคสาม มาใช้บังคับ และให้คณะองคมนตรีเลือกองคมนตรีคนหนึ่งขึ้นทำหน้าที่ประธานเป็นการชั่วคราว</w:t>
       </w:r>
     </w:p>
     <w:p>
@@ -23181,120 +23185,7 @@
         <w:t>มาตรา ๑๑๓๑</w:t>
       </w:r>
       <w:r>
-        <w:t xml:space="preserve">  ระบบประชาธิปไตยทางตรงดิจิทัล: รัฐต้องจัดตั้งระบบออกเสียงผ่านแอปพลิเคชันที่มีความปลอดภัยสูงสุด ให้ประชาชนทุกคนสามารถเสนอกฎหมายและร่วมโหวตผ่านโทรศัพท์มือถือได้ หากกฎหมายใดที่ประชาชนโหวตเห็นชอบเกินกึ่งหนึ่งของผู้มีสิทธิเลือกตั้งทั้งประเทศ ให้มีผลบังคับใช้เป็นกฎหมายทันทีโดยไม่ต้องผ่านรัฐสภา</w:t>
-      </w:r>
-    </w:p>
-    <w:p>
-      <w:pPr>
-        <w:pStyle w:val="มาตรา"/>
-      </w:pPr>
-      <w:r>
-        <w:rPr>
-          <w:b/>
-          <w:bCs/>
-        </w:rPr>
-        <w:t>มาตรา ๑๑๓๒</w:t>
-      </w:r>
-      <w:r>
-        <w:t xml:space="preserve">  การถอดถอนข้าราชการระดับสูง: สิทธิในการถอดถอน (Recall)ถอดถอนผู้แทนราษฎรหรือผู้ดำรงตำแหน่งทางการเมือง มิได้จำกัดเพียงแค่นักการเมือง ประชาชนจำนวนหนึ่งหมื่นคนสามารถเข้าชื่อเพื่อจัดให้มีการลงประชามติถอดถอน ผู้พิพากษา อัยการสูงสุด ผบ.ตร. ผบ.ทบ. หรือข้าราชการระดับปลัดกระทรวง ได้ทุกเมื่อหากพบว่าทุจริตหรือปฏิบัติหน้าที่โดยมิชอบ</w:t>
-      </w:r>
-    </w:p>
-    <w:p>
-      <w:pPr>
-        <w:pStyle w:val="มาตรา"/>
-      </w:pPr>
-      <w:r>
-        <w:rPr>
-          <w:b/>
-          <w:bCs/>
-        </w:rPr>
-        <w:t>มาตรา ๑๑๓๓</w:t>
-      </w:r>
-      <w:r>
-        <w:t xml:space="preserve">  รายได้พื้นฐานถ้วนหน้า (Universal Basic Income - UBI): รัฐต้องประกันรายได้พื้นฐานให้แก่ประชาชนชาวไทยทุกคนตั้งแต่เกิดจนตาย ในอัตราไม่ต่ำกว่าเส้นความยากจน โดยห้ามนำข้ออ้างด้านงบประมาณมาลิดรอนสิทธินี้</w:t>
-      </w:r>
-    </w:p>
-    <w:p>
-      <w:pPr>
-        <w:pStyle w:val="มาตรา"/>
-      </w:pPr>
-      <w:r>
-        <w:rPr>
-          <w:b/>
-          <w:bCs/>
-        </w:rPr>
-        <w:t>มาตรา ๑๑๓๔</w:t>
-      </w:r>
-      <w:r>
-        <w:t xml:space="preserve">  สิทธิการเข้าควบคุมกิจการ (Worker's Control): ในกรณีที่กลุ่มทุนขนาดใหญ่หรือองค์กรเอกชนกระทำการเอาเปรียบประชาชนอย่างร้ายแรง สหภาพแรงงานและสมาคมผู้บริโภคมีสิทธิเข้าควบคุมและยึดกิจการนั้นมาดำเนินการในรูปแบบสหกรณ์ที่ประชาชนเป็นเจ้าของร่วมกันได้</w:t>
-      </w:r>
-    </w:p>
-    <w:p>
-      <w:pPr>
-        <w:pStyle w:val="มาตรา"/>
-      </w:pPr>
-      <w:r>
-        <w:rPr>
-          <w:b/>
-          <w:bCs/>
-        </w:rPr>
-        <w:t>มาตรา ๑๑๓๕</w:t>
-      </w:r>
-      <w:r>
-        <w:t xml:space="preserve">  กองทุนต่อต้านการทุจริตภาคประชาชน: ทรัพย์สินที่ยึดได้จากนักการเมืองและข้าราชการที่ทุจริตทั้งหมด ต้องถูกนำเข้ากองทุนนี้ และให้สภาประชาชนสูงสุดเป็นผู้จัดสรรเพื่อนำไปใช้เยียวยาผู้ได้รับผลกระทบ หรือลงทุนในโครงสร้างพื้นฐานของชุมชนท้องถิ่น</w:t>
-      </w:r>
-    </w:p>
-    <w:p>
-      <w:pPr>
-        <w:pStyle w:val="มาตรา"/>
-      </w:pPr>
-      <w:r>
-        <w:rPr>
-          <w:b/>
-          <w:bCs/>
-        </w:rPr>
-        <w:t>มาตรา ๑๑๓๖</w:t>
-      </w:r>
-      <w:r>
-        <w:t xml:space="preserve">  บทสรุปแห่งความศักดิ์สิทธิ์: รัฐธรรมนูญฉบับนี้ร่างขึ้นจากเจตจำนงของประชาชน การตีความเพื่อลดทอนสิทธิและอำนาจของประชาชนตามรัฐธรรมนูญนี้ จะกระทำมิได้โดยเด็ดขาด องค์กรหรือบุคคลใดฝ่าฝืน ให้ถือว่าเป็นการทรยศต่อชาติและประชาชน</w:t>
-      </w:r>
-    </w:p>
-    <w:p>
-      <w:pPr>
-        <w:pStyle w:val="มาตรา"/>
-      </w:pPr>
-      <w:r>
-        <w:rPr>
-          <w:b/>
-          <w:bCs/>
-        </w:rPr>
-        <w:t>มาตรา ๑๑๓๗</w:t>
-      </w:r>
-      <w:r>
-        <w:t xml:space="preserve">  ข้อห้ามในการยกเลิกรัฐธรรมนูญและความผิดฐานกบฏแผ่นดิน: รัฐธรรมนูญฉบับนี้ไม่สามารถยกเลิกได้หากไม่ผ่านความเห็นชอบของประชาชนผ่านการออกเสียงประชามติ ไม่มีอำนาจหรือคณะบุคคลใดๆ ที่จะมีอำนาจยกเลิกรัฐธรรมนูญนี้ได้ ยกเว้นอำนาจของประชาชนผ่านการออกเสียงประชามติเท่านั้น ในกรณีที่คณะรัฐประหารหรือคณะบุคคลใดประกาศยกเลิกหรือลบล้างรัฐธรรมนูญนี้ ให้ถือว่าสมาชิกคณะบุคคลหรือคณะรัฐประหารดังกล่าวทั้งหมดมีความผิดฐานเป็นกบฏแผ่นดิน มีโทษสูงสุดโดยไม่มีอายุความ และห้ามมิให้มีการนิรโทษกรรมแก่คณะบุคคลดังกล่าวไม่ว่าด้วยวิธีการหรือทางใดๆ ก็ตาม ในกรณีที่คณะรัฐประหารคุมอำนาจไว้และทำการยกเลิกหรือเปลี่ยนแปลงรัฐธรรมนูญนี้จนทำให้บทบัญญัติการป้องกันไม่สามารถใช้บังคับได้ในทางปฏิบัติ เมื่อคณะรัฐประหารดังกล่าวพ้นจากอำนาจลงไม่ว่าในเวลาใด ให้ถือว่ารัฐธรรมนูญฉบับอื่นใดที่ถูกร่างขึ้นใหม่ในช่วงเวลาดังกล่าวไม่ว่าจะเป็นฉบับชั่วคราวหรือถาวรเป็นโมฆะและไม่มีผลบังคับใช้ โดยให้รัฐธรรมนูญฉบับนี้มีผลบังคับใช้กลับคืนมาโดยอัตโนมัติในฐานะกฎหมายสูงสุดของประเทศทันที สำหรับความผิดฐานกบฏแผ่นดินจากการยกเลิกหรือล้มล้างรัฐธรรมนูญนี้ ให้ถือว่าผู้กระทำความผิดเป็นอาชญากรข้ามชาติ หากหลบหนีออกนอกราชอาณาจักรให้ดำเนินการตามล่าตัวและส่งตัวกลับเพื่อดำเนินคดีจนกว่าจะเสียชีวิต โดยมีโทษทางอาญาในการล้มล้างหรือยกเลิกรัฐธรรมนูญนี้คือประหารชีวิตสถานเดียว เว้นแต่จะมีหลักฐานแน่ชัดว่ากระทำไปเนื่องจากถูกบังคับหรือข่มขู่ ให้ลดโทษลงเป็นจำคุกห้าสิบปี</w:t>
-      </w:r>
-    </w:p>
-    <w:p>
-      <w:pPr>
-        <w:pStyle w:val="หมวด"/>
-      </w:pPr>
-      <w:r>
-        <w:t>บทเฉพาะกาล</w:t>
-      </w:r>
-    </w:p>
-    <w:p>
-      <w:pPr>
-        <w:pStyle w:val="มาตรา"/>
-      </w:pPr>
-      <w:r>
-        <w:rPr>
-          <w:b/>
-          <w:bCs/>
-        </w:rPr>
-        <w:t>มาตรา ๑๑๓๘</w:t>
-      </w:r>
-      <w:r>
-        <w:t xml:space="preserve">  ให้คณะองคมนตรีซึ่งดำรงตำแหน่งอยู่ในวันประกาศใช้รัฐธรรมนูญนี้ เป็นคณะองคมนตรีตามบทบัญญัติแห่งรัฐธรรมนูญนี้</w:t>
+        <w:t xml:space="preserve">  นับแต่วันประกาศใช้รัฐธรรมนูญนี้ ให้สภาผู้แทนราษฎรตามรัฐธรรมนูญแห่งราชอาณาจักรไทย พุทธศักราช ๒๔๔๕ ซึ่งแก้ไขเพิ่มเติมครั้งสุดท้ายโดยรัฐธรรมนูญแห่งราชอาณาจักรไทย แก้ไขเพิ่มเติม (ฉบับที่ ๖) พุทธศักราช ๒๔๔๕ ทำหน้าที่สภาผู้แทนราษฎรตามรัฐธรรมนูญนี้จนถึงวันเลือกตั้งสมาชิกสภาผู้แทนราษฎรตามมาตรา ๑๑๔๐ และให้วุฒิสภาตามรัฐธรรมนูญแห่งราชอาณาจักรไทย พุทธศักราช ๒๔๔๕ ซึ่งแก้ไขเพิ่มเติมครั้งสุดท้ายโดยรัฐธรรมนูญแห่งราชอาณาจักรไทย แก้ไขเพิ่มเติม (ฉบับที่ ๖) พุทธศักราช ๒๔๔๕ ทำหน้าที่วุฒิสภาตามรัฐธรรมนูญนี้ จนถึงวันที่ครบสี่ปีนับแต่วันที่พระมหากษัตริย์ทรงแต่งตั้งสมาชิกวุฒิสภาตามวรรคห้า (๑) หรือวันเลือกตั้งสมาชิกวุฒิสภาตามวรรคห้า (๒) แล้วแต่กรณี</w:t>
       </w:r>
     </w:p>
     <w:p>
@@ -23302,22 +23193,7 @@
         <w:pStyle w:val="วรรค"/>
       </w:pPr>
       <w:r>
-        <w:t>ในระหว่างที่สมาชิกภาพของสมาชิกวุฒิสภาสิ้นสุดลงพร้อมกันทั้งหมดตามมาตรา ๑๑๔๗ ให้ประธานองคมนตรีทำหน้าที่คณะองคมนตรีด้วย และให้คณะองคมนตรีที่เหลืออยู่ทำหน้าที่รัฐสภาตามมาตรา ๑๙ มาตรา ๒๑ มาตรา ๒๒ มาตรา ๒๓ และมิให้นำมาตรา ๒๐ วรรคสาม และมาตรา ๒๔ วรรคสาม มาใช้บังคับ และให้คณะองคมนตรีเลือกองคมนตรีคนหนึ่งขึ้นทำหน้าที่ประธานเป็นการชั่วคราว</w:t>
-      </w:r>
-    </w:p>
-    <w:p>
-      <w:pPr>
-        <w:pStyle w:val="มาตรา"/>
-      </w:pPr>
-      <w:r>
-        <w:rPr>
-          <w:b/>
-          <w:bCs/>
-        </w:rPr>
-        <w:t>มาตรา ๑๑๓๙</w:t>
-      </w:r>
-      <w:r>
-        <w:t xml:space="preserve">  นับแต่วันประกาศใช้รัฐธรรมนูญนี้ ให้สภาผู้แทนราษฎรตามรัฐธรรมนูญแห่งราชอาณาจักรไทย พุทธศักราช ๒๔๔๕ ซึ่งแก้ไขเพิ่มเติมครั้งสุดท้ายโดยรัฐธรรมนูญแห่งราชอาณาจักรไทย แก้ไขเพิ่มเติม (ฉบับที่ ๖) พุทธศักราช ๒๔๔๕ ทำหน้าที่สภาผู้แทนราษฎรตามรัฐธรรมนูญนี้จนถึงวันเลือกตั้งสมาชิกสภาผู้แทนราษฎรตามมาตรา ๑๑๔๘ และให้วุฒิสภาตามรัฐธรรมนูญแห่งราชอาณาจักรไทย พุทธศักราช ๒๔๔๕ ซึ่งแก้ไขเพิ่มเติมครั้งสุดท้ายโดยรัฐธรรมนูญแห่งราชอาณาจักรไทย แก้ไขเพิ่มเติม (ฉบับที่ ๖) พุทธศักราช ๒๔๔๕ ทำหน้าที่วุฒิสภาตามรัฐธรรมนูญนี้ จนถึงวันที่ครบสี่ปีนับแต่วันที่พระมหากษัตริย์ทรงแต่งตั้งสมาชิกวุฒิสภาตามวรรคห้า (๑) หรือวันเลือกตั้งสมาชิกวุฒิสภาตามวรรคห้า (๒) แล้วแต่กรณี</w:t>
+        <w:t>ให้สมาชิกสภาผู้แทนราษฎรซึ่งดำรงตำแหน่งอยู่ในวันประกาศใช้รัฐธรรมนูญนี้ คงเป็นสมาชิกสภาผู้แทนราษฎรตามบทบัญญัติแห่งรัฐธรรมนูญนี้อยู่ต่อไปจนครบอายุของสภาผู้แทนราษฎร หรือเมื่อมีการยุบสภา หรือเมื่อสมาชิกภาพสิ้นสุดลงตามมาตรา ๑๑๓๙ แล้วแต่กรณี ในกรณีที่ตำแหน่งสมาชิกสภาผู้แทนราษฎรว่างลงไม่ว่าด้วยเหตุใด ๆ ให้สภาผู้แทนราษฎรประกอบด้วยสมาชิกสภาผู้แทนราษฎรเท่าที่มีอยู่</w:t>
       </w:r>
     </w:p>
     <w:p>
@@ -23325,15 +23201,7 @@
         <w:pStyle w:val="วรรค"/>
       </w:pPr>
       <w:r>
-        <w:t>ให้สมาชิกสภาผู้แทนราษฎรซึ่งดำรงตำแหน่งอยู่ในวันประกาศใช้รัฐธรรมนูญนี้ คงเป็นสมาชิกสภาผู้แทนราษฎรตามบทบัญญัติแห่งรัฐธรรมนูญนี้อยู่ต่อไปจนครบอายุของสภาผู้แทนราษฎร หรือเมื่อมีการยุบสภา หรือเมื่อสมาชิกภาพสิ้นสุดลงตามมาตรา ๑๑๔๗ แล้วแต่กรณี ในกรณีที่ตำแหน่งสมาชิกสภาผู้แทนราษฎรว่างลงไม่ว่าด้วยเหตุใด ๆ ให้สภาผู้แทนราษฎรประกอบด้วยสมาชิกสภาผู้แทนราษฎรเท่าที่มีอยู่</w:t>
-      </w:r>
-    </w:p>
-    <w:p>
-      <w:pPr>
-        <w:pStyle w:val="วรรค"/>
-      </w:pPr>
-      <w:r>
-        <w:t>ให้สมาชิกวุฒิสภาซึ่งดำรงตำแหน่งอยู่ในวันประกาศใช้รัฐธรรมนูญนี้ คงเป็นสมาชิกวุฒิสภาตามบทบัญญัติแห่งรัฐธรรมนูญนี้จนกว่าสมาชิกภาพของสมาชิกวุฒิสภาจะสิ้นสุดลงตามรัฐธรรมนูญแห่งราชอาณาจักรไทย พุทธศักราช ๒๔๔๕ ซึ่งแก้ไขเพิ่มเติมครั้งสุดท้ายโดยรัฐธรรมนูญแห่งราชอาณาจักรไทย แก้ไขเพิ่มเติม (ฉบับที่ ๖) พุทธศักราช ๒๔๔๕ หรือสมาชิกภาพของสมาชิกวุฒิสภาสิ้นสุดลงตามมาตรา ๑๑๔๗ แล้วแต่กรณี ในกรณีที่ตำแหน่งสมาชิกวุฒิสภาว่างลงไม่ว่าด้วยเหตุใด ๆ ให้วุฒิสภาประกอบด้วยสมาชิกวุฒิสภาเท่าที่มีอยู่</w:t>
+        <w:t>ให้สมาชิกวุฒิสภาซึ่งดำรงตำแหน่งอยู่ในวันประกาศใช้รัฐธรรมนูญนี้ คงเป็นสมาชิกวุฒิสภาตามบทบัญญัติแห่งรัฐธรรมนูญนี้จนกว่าสมาชิกภาพของสมาชิกวุฒิสภาจะสิ้นสุดลงตามรัฐธรรมนูญแห่งราชอาณาจักรไทย พุทธศักราช ๒๔๔๕ ซึ่งแก้ไขเพิ่มเติมครั้งสุดท้ายโดยรัฐธรรมนูญแห่งราชอาณาจักรไทย แก้ไขเพิ่มเติม (ฉบับที่ ๖) พุทธศักราช ๒๔๔๕ หรือสมาชิกภาพของสมาชิกวุฒิสภาสิ้นสุดลงตามมาตรา ๑๑๓๙ แล้วแต่กรณี ในกรณีที่ตำแหน่งสมาชิกวุฒิสภาว่างลงไม่ว่าด้วยเหตุใด ๆ ให้วุฒิสภาประกอบด้วยสมาชิกวุฒิสภาเท่าที่มีอยู่</w:t>
       </w:r>
     </w:p>
     <w:p>
@@ -23369,7 +23237,7 @@
       <w:r>
         <w:t>(๒)</w:t>
         <w:tab/>
-        <w:t>ในกรณีที่สมาชิกภาพของสมาชิกวุฒิสภาสิ้นสุดลงตามมาตรา ๑๑๔๗ ให้ดำเนินการเลือกตั้งตามกฎหมายประกอบรัฐธรรมนูญว่าด้วยการเลือกตั้งสมาชิกสภาผู้แทนราษฎรและสมาชิกวุฒิสภา แต่ถ้ายังไม่มีกฎหมายดังกล่าว ให้นำกฎหมายว่าด้วยการเลือกตั้งสมาชิกสภาผู้แทนราษฎรซึ่งมีผลใช้บังคับอยู่ในวันประกาศใช้รัฐธรรมนูญนี้ เท่าที่ไม่ขัดหรือแย้งต่อรัฐธรรมนูญนี้ มาใช้บังคับกับการเลือกตั้งสมาชิกวุฒิสภาด้วย โดยให้ใช้คำว่า “สมาชิกวุฒิสภา” แทนคำว่า “สมาชิกสภาผู้แทนราษฎร” ทุกแห่งและให้ประธานกรรมการการเลือกตั้งที่ตั้งขึ้นตามมาตรา ๑๑๔๓ เป็นผู้รักษาการตามกฎหมายดังกล่าว และในกรณีที่คณะกรรมการการเลือกตั้งเห็นว่าบทบัญญัติใดของกฎหมายว่าด้วยการเลือกตั้งสมาชิกสภาผู้แทนราษฎรขัดหรือแย้งหรือไม่สอดคล้องกับรัฐธรรมนูญนี้ คณะกรรมการการเลือกตั้งมีอำนาจกำหนดระเบียบที่จำเป็นขึ้นใช้แทนบทบัญญัตินั้นได้เพื่อให้การเลือกตั้งเป็นไปโดยสุจริตและเที่ยงธรรม ระเบียบดังกล่าวและความเห็นที่ว่าบทบัญญัติแห่งกฎหมายดังกล่าวนั้นขัดหรือแย้งหรือไม่สอดคล้องกับรัฐธรรมนูญนี้ ให้ส่งศาลรัฐธรรมนูญพิจารณาความชอบด้วยรัฐธรรมนูญก่อนประกาศใช้ในราชกิจจานุเบกษา</w:t>
+        <w:t>ในกรณีที่สมาชิกภาพของสมาชิกวุฒิสภาสิ้นสุดลงตามมาตรา ๑๑๓๙ ให้ดำเนินการเลือกตั้งตามกฎหมายประกอบรัฐธรรมนูญว่าด้วยการเลือกตั้งสมาชิกสภาผู้แทนราษฎรและสมาชิกวุฒิสภา แต่ถ้ายังไม่มีกฎหมายดังกล่าว ให้นำกฎหมายว่าด้วยการเลือกตั้งสมาชิกสภาผู้แทนราษฎรซึ่งมีผลใช้บังคับอยู่ในวันประกาศใช้รัฐธรรมนูญนี้ เท่าที่ไม่ขัดหรือแย้งต่อรัฐธรรมนูญนี้ มาใช้บังคับกับการเลือกตั้งสมาชิกวุฒิสภาด้วย โดยให้ใช้คำว่า “สมาชิกวุฒิสภา” แทนคำว่า “สมาชิกสภาผู้แทนราษฎร” ทุกแห่งและให้ประธานกรรมการการเลือกตั้งที่ตั้งขึ้นตามมาตรา ๑๑๓๕ เป็นผู้รักษาการตามกฎหมายดังกล่าว และในกรณีที่คณะกรรมการการเลือกตั้งเห็นว่าบทบัญญัติใดของกฎหมายว่าด้วยการเลือกตั้งสมาชิกสภาผู้แทนราษฎรขัดหรือแย้งหรือไม่สอดคล้องกับรัฐธรรมนูญนี้ คณะกรรมการการเลือกตั้งมีอำนาจกำหนดระเบียบที่จำเป็นขึ้นใช้แทนบทบัญญัตินั้นได้เพื่อให้การเลือกตั้งเป็นไปโดยสุจริตและเที่ยงธรรม ระเบียบดังกล่าวและความเห็นที่ว่าบทบัญญัติแห่งกฎหมายดังกล่าวนั้นขัดหรือแย้งหรือไม่สอดคล้องกับรัฐธรรมนูญนี้ ให้ส่งศาลรัฐธรรมนูญพิจารณาความชอบด้วยรัฐธรรมนูญก่อนประกาศใช้ในราชกิจจานุเบกษา</w:t>
       </w:r>
     </w:p>
     <w:p>
@@ -23377,19 +23245,19 @@
         <w:pStyle w:val="วรรค"/>
       </w:pPr>
       <w:r>
-        <w:t>การเลือกตั้งสมาชิกวุฒิสภาตาม (๒) ให้กระทำภายในเก้าสิบวันนับแต่วันครบสองร้อยสี่สิบวันนับแต่วันประกาศใช้รัฐธรรมนูญนี้ และมิให้ดำเนินการเลือกตั้งในวันเดียวกันกับการเลือกตั้งสมาชิกสภาผู้แทนราษฎรตามมาตรา ๑๑๔๘</w:t>
-      </w:r>
-    </w:p>
-    <w:p>
-      <w:pPr>
-        <w:pStyle w:val="มาตรา"/>
-      </w:pPr>
-      <w:r>
-        <w:rPr>
-          <w:b/>
-          <w:bCs/>
-        </w:rPr>
-        <w:t>มาตรา ๑๑๔๐</w:t>
+        <w:t>การเลือกตั้งสมาชิกวุฒิสภาตาม (๒) ให้กระทำภายในเก้าสิบวันนับแต่วันครบสองร้อยสี่สิบวันนับแต่วันประกาศใช้รัฐธรรมนูญนี้ และมิให้ดำเนินการเลือกตั้งในวันเดียวกันกับการเลือกตั้งสมาชิกสภาผู้แทนราษฎรตามมาตรา ๑๑๔๐</w:t>
+      </w:r>
+    </w:p>
+    <w:p>
+      <w:pPr>
+        <w:pStyle w:val="มาตรา"/>
+      </w:pPr>
+      <w:r>
+        <w:rPr>
+          <w:b/>
+          <w:bCs/>
+        </w:rPr>
+        <w:t>มาตรา ๑๑๓๒</w:t>
       </w:r>
       <w:r>
         <w:t xml:space="preserve">  ให้ประธานสภาผู้แทนราษฎร รองประธานสภาผู้แทนราษฎร และผู้นำฝ่ายค้านในสภาผู้แทนราษฎร ซึ่งดำรงตำแหน่งอยู่ในวันประกาศใช้รัฐธรรมนูญนี้ คงเป็นประธานสภาผู้แทนราษฎร รองประธานสภาผู้แทนราษฎร และผู้นำฝ่ายค้านในสภาผู้แทนราษฎร ตามบทบัญญัติแห่งรัฐธรรมนูญนี้</w:t>
@@ -23400,7 +23268,7 @@
         <w:pStyle w:val="วรรค"/>
       </w:pPr>
       <w:r>
-        <w:t>ให้ประธานวุฒิสภาและรองประธานวุฒิสภาซึ่งดำรงตำแหน่งอยู่ในวันประกาศใช้รัฐธรรมนูญนี้ คงเป็นประธานวุฒิสภาและรองประธานวุฒิสภาตามบทบัญญัติแห่งรัฐธรรมนูญนี้ จนกว่าอายุของวุฒิสภาตามมาตรา ๑๑๓๙ จะสิ้นสุดลงหรือพ้นจากตำแหน่งก่อนถึงวาระตามมาตรา ๑๑๔๗</w:t>
+        <w:t>ให้ประธานวุฒิสภาและรองประธานวุฒิสภาซึ่งดำรงตำแหน่งอยู่ในวันประกาศใช้รัฐธรรมนูญนี้ คงเป็นประธานวุฒิสภาและรองประธานวุฒิสภาตามบทบัญญัติแห่งรัฐธรรมนูญนี้ จนกว่าอายุของวุฒิสภาตามมาตรา ๑๑๓๑ จะสิ้นสุดลงหรือพ้นจากตำแหน่งก่อนถึงวาระตามมาตรา ๑๑๓๙</w:t>
       </w:r>
     </w:p>
     <w:p>
@@ -23426,7 +23294,7 @@
       <w:r>
         <w:t>(๑)</w:t>
         <w:tab/>
-        <w:t>เมื่อสภาผู้แทนราษฎรตามมาตรา ๑๑๓๙ วรรคหนึ่ง สิ้นอายุหรือถูกยุบ หรือเป็นกรณีตามมาตรา ๑๑๔๗</w:t>
+        <w:t>เมื่อสภาผู้แทนราษฎรตามมาตรา ๑๑๓๑ วรรคหนึ่ง สิ้นอายุหรือถูกยุบ หรือเป็นกรณีตามมาตรา ๑๑๓๙</w:t>
       </w:r>
     </w:p>
     <w:p>
@@ -23458,7 +23326,7 @@
           <w:b/>
           <w:bCs/>
         </w:rPr>
-        <w:t>มาตรา ๑๑๔๑</w:t>
+        <w:t>มาตรา ๑๑๓๓</w:t>
       </w:r>
       <w:r>
         <w:t xml:space="preserve">  ให้คณะรัฐมนตรีที่บริหารราชการแผ่นดินอยู่ในวันประกาศใช้รัฐธรรมนูญนี้ คงเป็นคณะรัฐมนตรีตามบทบัญญัติแห่งรัฐธรรมนูญนี้</w:t>
@@ -23469,7 +23337,7 @@
         <w:pStyle w:val="วรรค"/>
       </w:pPr>
       <w:r>
-        <w:t>ให้นำบทบัญญัติมาตรา ๑๔๕ ของรัฐธรรมนูญแห่งราชอาณาจักรไทย พุทธศักราช ๒๔๔๕ ซึ่งแก้ไขเพิ่มเติมครั้งสุดท้ายโดยรัฐธรรมนูญแห่งราชอาณาจักรไทย แก้ไขเพิ่มเติม (ฉบับที่ ๖) พุทธศักราช ๒๔๔๕ มาใช้บังคับกับการอภิปรายไม่ไว้วางใจรัฐมนตรีเป็นรายบุคคลและคณะรัฐมนตรีตามวรรคหนึ่งหรือกับการอภิปรายไม่ไว้วางใจรัฐมนตรีเป็นรายบุคคลและคณะรัฐมนตรีที่จัดตั้งขึ้นใหม่ในระหว่างที่ยังไม่มีการเลือกตั้งสมาชิกสภาผู้แทนราษฎรตามมาตรา ๑๑๔๘ แล้วแต่กรณี และถ้ามติไม่ไว้วางใจมีคะแนนเสียงตามที่กำหนด ก็ให้รัฐมนตรีหรือคณะรัฐมนตรีดังกล่าว พ้นจากตำแหน่ง</w:t>
+        <w:t>ให้นำบทบัญญัติมาตรา ๑๔๕ ของรัฐธรรมนูญแห่งราชอาณาจักรไทย พุทธศักราช ๒๔๔๕ ซึ่งแก้ไขเพิ่มเติมครั้งสุดท้ายโดยรัฐธรรมนูญแห่งราชอาณาจักรไทย แก้ไขเพิ่มเติม (ฉบับที่ ๖) พุทธศักราช ๒๔๔๕ มาใช้บังคับกับการอภิปรายไม่ไว้วางใจรัฐมนตรีเป็นรายบุคคลและคณะรัฐมนตรีตามวรรคหนึ่งหรือกับการอภิปรายไม่ไว้วางใจรัฐมนตรีเป็นรายบุคคลและคณะรัฐมนตรีที่จัดตั้งขึ้นใหม่ในระหว่างที่ยังไม่มีการเลือกตั้งสมาชิกสภาผู้แทนราษฎรตามมาตรา ๑๑๔๐ แล้วแต่กรณี และถ้ามติไม่ไว้วางใจมีคะแนนเสียงตามที่กำหนด ก็ให้รัฐมนตรีหรือคณะรัฐมนตรีดังกล่าว พ้นจากตำแหน่ง</w:t>
       </w:r>
     </w:p>
     <w:p>
@@ -23477,7 +23345,7 @@
         <w:pStyle w:val="วรรค"/>
       </w:pPr>
       <w:r>
-        <w:t>เมื่อมีการเลือกตั้งสมาชิกสภาผู้แทนราษฎรตามมาตรา ๑๑๔๘ แล้ว ให้คณะรัฐมนตรีตามวรรคหนึ่งหรือคณะรัฐมนตรีที่จัดตั้งขึ้นใหม่ก่อนการเลือกตั้งสมาชิกสภาผู้แทนราษฎรตามมาตรา ๑๑๔๘ แล้วแต่กรณี พ้นจากตำแหน่ง แต่ต้องอยู่ในตำแหน่งเพื่อปฏิบัติหน้าที่ไปจนกว่าคณะรัฐมนตรีที่จัดตั้งขึ้นใหม่จะเข้ารับหน้าที่</w:t>
+        <w:t>เมื่อมีการเลือกตั้งสมาชิกสภาผู้แทนราษฎรตามมาตรา ๑๑๔๐ แล้ว ให้คณะรัฐมนตรีตามวรรคหนึ่งหรือคณะรัฐมนตรีที่จัดตั้งขึ้นใหม่ก่อนการเลือกตั้งสมาชิกสภาผู้แทนราษฎรตามมาตรา ๑๑๔๐ แล้วแต่กรณี พ้นจากตำแหน่ง แต่ต้องอยู่ในตำแหน่งเพื่อปฏิบัติหน้าที่ไปจนกว่าคณะรัฐมนตรีที่จัดตั้งขึ้นใหม่จะเข้ารับหน้าที่</w:t>
       </w:r>
     </w:p>
     <w:p>
@@ -23497,7 +23365,7 @@
           <w:b/>
           <w:bCs/>
         </w:rPr>
-        <w:t>มาตรา ๑๑๔๒</w:t>
+        <w:t>มาตรา ๑๑๓๔</w:t>
       </w:r>
       <w:r>
         <w:t xml:space="preserve">  ในวาระเริ่มแรก ให้คณะกรรมการตุลาการตามกฎหมายว่าด้วยระเบียบข้าราชการฝ่ายตุลาการ เป็นคณะกรรมการตุลาการศาลยุติธรรมตามรัฐธรรมนูญนี้ จนกว่าจะมีคณะกรรมการตุลาการศาลยุติธรรมตามมาตรา ๒๖๑ และการเลือกตั้งกรรมการตุลาการให้เป็นไปตามกฎหมายว่าด้วยระเบียบข้าราชการฝ่ายตุลาการ</w:t>
@@ -23520,7 +23388,7 @@
           <w:b/>
           <w:bCs/>
         </w:rPr>
-        <w:t>มาตรา ๑๑๔๓</w:t>
+        <w:t>มาตรา ๑๑๓๕</w:t>
       </w:r>
       <w:r>
         <w:t xml:space="preserve">  ในวาระเริ่มแรก ให้วุฒิสภาดำเนินการเลือกกรรมการการเลือกตั้งตามมาตรา ๓๑๓ ภายในสามสิบวันนับแต่วันประกาศใช้รัฐธรรมนูญนี้ และมิให้นำกำหนดเวลาตามมาตรา ๓๑๕ มาใช้บังคับ</w:t>
@@ -23551,7 +23419,7 @@
           <w:b/>
           <w:bCs/>
         </w:rPr>
-        <w:t>มาตรา ๑๑๔๔</w:t>
+        <w:t>มาตรา ๑๑๓๖</w:t>
       </w:r>
       <w:r>
         <w:t xml:space="preserve">  ในวาระเริ่มแรก ให้คณะตุลาการรัฐธรรมนูญตามรัฐธรรมนูญแห่งราชอาณาจักรไทย พุทธศักราช ๒๔๔๕ ซึ่งแก้ไขเพิ่มเติมครั้งสุดท้ายโดยรัฐธรรมนูญแห่งราชอาณาจักรไทย แก้ไขเพิ่มเติม (ฉบับที่ ๖) พุทธศักราช ๒๔๔๕ เป็นศาลรัฐธรรมนูญตามรัฐธรรมนูญนี้ จนกว่าจะมีศาลรัฐธรรมนูญตามวรรคสอง</w:t>
@@ -23582,7 +23450,7 @@
           <w:b/>
           <w:bCs/>
         </w:rPr>
-        <w:t>มาตรา ๑๑๔๕</w:t>
+        <w:t>มาตรา ๑๑๓๗</w:t>
       </w:r>
       <w:r>
         <w:t xml:space="preserve">  ให้คณะกรรมการป้องกันและปราบปรามการทุจริตและประพฤติมิชอบในวงราชการและสำนักงานคณะกรรมการป้องกันและปราบปรามการทุจริตและประพฤติมิชอบในวงราชการตามกฎหมายว่าด้วยการป้องกันและปราบปรามการทุจริตและประพฤติมิชอบในวงราชการ เป็นคณะกรรมการป้องกันและปราบปรามการทุจริตแห่งชาติและสำนักงานคณะกรรมการป้องกันและปราบปรามการทุจริตแห่งชาติ ตามรัฐธรรมนูญนี้ แล้วแต่กรณี จนกว่าจะมีการแต่งตั้งคณะกรรมการป้องกันและปราบปรามการทุจริตแห่งชาติหรือจัดตั้งสำนักงานคณะกรรมการป้องกันและปราบปรามการทุจริตแห่งชาติขึ้นตามบทบัญญัติแห่งรัฐธรรมนูญนี้ ซึ่งต้องกระทำภายในสองปีนับแต่วันประกาศใช้รัฐธรรมนูญนี้</w:t>
@@ -23613,10 +23481,10 @@
           <w:b/>
           <w:bCs/>
         </w:rPr>
-        <w:t>มาตรา ๑๑๔๖</w:t>
-      </w:r>
-      <w:r>
-        <w:t xml:space="preserve">  ในวาระเริ่มแรก กรรมการการเลือกตั้ง ผู้ตรวจการแผ่นดินของรัฐสภา กรรมการสิทธิมนุษยชนแห่งชาติ ตุลาการศาลรัฐธรรมนูญ กรรมการป้องกันและปราบปรามการทุจริตแห่งชาติ และกรรมการตรวจเงินแผ่นดิน ที่วุฒิสภาตามมาตรา ๑๑๓๙ วรรคสาม มีมติเลือก ให้มีระยะเวลาดำรงตำแหน่งเพียงกึ่งหนึ่งของวาระที่กำหนดไว้สำหรับตำแหน่งดังกล่าว และเพื่อประโยชน์ในการเลือกผู้ดำรงตำแหน่งดังกล่าวเป็นคราวแรกโดยวุฒิสภาซึ่งเลือกตั้งขึ้นตามรัฐธรรมนูญนี้ มิให้นำบทบัญญัติที่ให้ดำรงตำแหน่งดังกล่าวได้เพียงวาระเดียวมาใช้บังคับ</w:t>
+        <w:t>มาตรา ๑๑๓๘</w:t>
+      </w:r>
+      <w:r>
+        <w:t xml:space="preserve">  ในวาระเริ่มแรก กรรมการการเลือกตั้ง ผู้ตรวจการแผ่นดินของรัฐสภา กรรมการสิทธิมนุษยชนแห่งชาติ ตุลาการศาลรัฐธรรมนูญ กรรมการป้องกันและปราบปรามการทุจริตแห่งชาติ และกรรมการตรวจเงินแผ่นดิน ที่วุฒิสภาตามมาตรา ๑๑๓๑ วรรคสาม มีมติเลือก ให้มีระยะเวลาดำรงตำแหน่งเพียงกึ่งหนึ่งของวาระที่กำหนดไว้สำหรับตำแหน่งดังกล่าว และเพื่อประโยชน์ในการเลือกผู้ดำรงตำแหน่งดังกล่าวเป็นคราวแรกโดยวุฒิสภาซึ่งเลือกตั้งขึ้นตามรัฐธรรมนูญนี้ มิให้นำบทบัญญัติที่ให้ดำรงตำแหน่งดังกล่าวได้เพียงวาระเดียวมาใช้บังคับ</w:t>
       </w:r>
     </w:p>
     <w:p>
@@ -23624,19 +23492,19 @@
         <w:pStyle w:val="วรรค"/>
       </w:pPr>
       <w:r>
-        <w:t>ก่อนที่จะมีการเลือกตั้งสมาชิกวุฒิสภาตามรัฐธรรมนูญนี้ การถอดถอนผู้ดำรงตำแหน่งต่าง ๆ ตามรัฐธรรมนูญนี้ ให้เป็นมติของที่ประชุมร่วมของสภาผู้แทนราษฎรกับวุฒิสภาตามมาตรา ๑๑๓๙ และให้นำบทบัญญัติมาตรา ๑๑๐ (๑๔) มาตรา ๑๑๙ (๑๐) มาตรา ๑๓๔ (๘) มาตรา ๓๑๘ (๕) มาตรา ๑๕๗ (๓) มาตรา ๒๐๓ (๘) มาตรา ๒๔๗ (๖) มาตรา ๓๓๓ มาตรา ๒๘๕ มาตรา ๒๘๖ และมาตรา ๒๘๙ มาใช้บังคับโดยอนุโลม</w:t>
-      </w:r>
-    </w:p>
-    <w:p>
-      <w:pPr>
-        <w:pStyle w:val="มาตรา"/>
-      </w:pPr>
-      <w:r>
-        <w:rPr>
-          <w:b/>
-          <w:bCs/>
-        </w:rPr>
-        <w:t>มาตรา ๑๑๔๗</w:t>
+        <w:t>ก่อนที่จะมีการเลือกตั้งสมาชิกวุฒิสภาตามรัฐธรรมนูญนี้ การถอดถอนผู้ดำรงตำแหน่งต่าง ๆ ตามรัฐธรรมนูญนี้ ให้เป็นมติของที่ประชุมร่วมของสภาผู้แทนราษฎรกับวุฒิสภาตามมาตรา ๑๑๓๑ และให้นำบทบัญญัติมาตรา ๑๑๐ (๑๔) มาตรา ๑๑๙ (๑๐) มาตรา ๑๓๔ (๘) มาตรา ๓๑๘ (๕) มาตรา ๑๕๗ (๓) มาตรา ๒๐๓ (๘) มาตรา ๒๔๗ (๖) มาตรา ๓๓๓ มาตรา ๒๘๕ มาตรา ๒๘๖ และมาตรา ๒๘๙ มาใช้บังคับโดยอนุโลม</w:t>
+      </w:r>
+    </w:p>
+    <w:p>
+      <w:pPr>
+        <w:pStyle w:val="มาตรา"/>
+      </w:pPr>
+      <w:r>
+        <w:rPr>
+          <w:b/>
+          <w:bCs/>
+        </w:rPr>
+        <w:t>มาตรา ๑๑๓๙</w:t>
       </w:r>
       <w:r>
         <w:t xml:space="preserve">  ภายในสองร้อยสี่สิบวันนับแต่วันประกาศใช้รัฐธรรมนูญนี้ ให้รัฐสภาดำเนินการพิจารณาและให้ความเห็นชอบร่างพระราชบัญญัติประกอบรัฐธรรมนูญว่าด้วยการเลือกตั้งสมาชิกสภาผู้แทนราษฎรและสมาชิกวุฒิสภา ร่างพระราชบัญญัติประกอบรัฐธรรมนูญว่าด้วยคณะกรรมการการเลือกตั้ง และร่างพระราชบัญญัติประกอบรัฐธรรมนูญว่าด้วยพรรคการเมือง ให้แล้วเสร็จทุกฉบับ โดยในระหว่างเวลาดังกล่าวจะยุบสภาผู้แทนราษฎรมิได้</w:t>
@@ -23657,7 +23525,7 @@
       <w:r>
         <w:t>(๑)</w:t>
         <w:tab/>
-        <w:t>ให้สภาผู้แทนราษฎรพิจารณาร่างพระราชบัญญัติประกอบรัฐธรรมนูญตามวรรคหนึ่งให้แล้วเสร็จภายในหนึ่งร้อยยี่สิบวันนับแต่วันประกาศใช้รัฐธรรมนูญนี้ ในกรณีที่พ้นกำหนดเวลาดังกล่าวแต่การพิจารณาร่างพระราชบัญญัติประกอบรัฐธรรมนูญตามวรรคหนึ่งยังไม่แล้วเสร็จทุกฉบับ ให้สมาชิกภาพของสมาชิกสภาผู้แทนราษฎรสิ้นสุดลงพร้อมกันทั้งหมด และห้ามมิให้มีการดำเนินการเลือกตั้งทั่วไปตามรัฐธรรมนูญนี้ จนกว่าจะมีการให้ความเห็นชอบร่างพระราชบัญญัติประกอบรัฐธรรมนูญตามวรรคหนึ่งแล้วเสร็จทุกฉบับ หรือเป็นกรณีตามมาตรา ๑๑๔๘ ในกรณีนี้ ให้วุฒิสภาทำหน้าที่รัฐสภาและดำเนินการเสนอและพิจารณาร่างพระราชบัญญัติประกอบรัฐธรรมนูญดังกล่าวให้แล้วเสร็จภายในเก้าสิบวันนับแต่วันถัดจากวันที่ครบกำหนดหนึ่งร้อยยี่สิบวันนับแต่วันประกาศใช้รัฐธรรมนูญนี้</w:t>
+        <w:t>ให้สภาผู้แทนราษฎรพิจารณาร่างพระราชบัญญัติประกอบรัฐธรรมนูญตามวรรคหนึ่งให้แล้วเสร็จภายในหนึ่งร้อยยี่สิบวันนับแต่วันประกาศใช้รัฐธรรมนูญนี้ ในกรณีที่พ้นกำหนดเวลาดังกล่าวแต่การพิจารณาร่างพระราชบัญญัติประกอบรัฐธรรมนูญตามวรรคหนึ่งยังไม่แล้วเสร็จทุกฉบับ ให้สมาชิกภาพของสมาชิกสภาผู้แทนราษฎรสิ้นสุดลงพร้อมกันทั้งหมด และห้ามมิให้มีการดำเนินการเลือกตั้งทั่วไปตามรัฐธรรมนูญนี้ จนกว่าจะมีการให้ความเห็นชอบร่างพระราชบัญญัติประกอบรัฐธรรมนูญตามวรรคหนึ่งแล้วเสร็จทุกฉบับ หรือเป็นกรณีตามมาตรา ๑๑๔๐ ในกรณีนี้ ให้วุฒิสภาทำหน้าที่รัฐสภาและดำเนินการเสนอและพิจารณาร่างพระราชบัญญัติประกอบรัฐธรรมนูญดังกล่าวให้แล้วเสร็จภายในเก้าสิบวันนับแต่วันถัดจากวันที่ครบกำหนดหนึ่งร้อยยี่สิบวันนับแต่วันประกาศใช้รัฐธรรมนูญนี้</w:t>
       </w:r>
     </w:p>
     <w:p>
@@ -23713,7 +23581,7 @@
           <w:b/>
           <w:bCs/>
         </w:rPr>
-        <w:t>มาตรา ๑๑๔๘</w:t>
+        <w:t>มาตรา ๑๑๔๐</w:t>
       </w:r>
       <w:r>
         <w:t xml:space="preserve">  ให้ดำเนินการเลือกตั้งสมาชิกสภาผู้แทนราษฎรตามรัฐธรรมนูญนี้ เมื่อมีกรณีใดกรณีหนึ่งดังต่อไปนี้</w:t>
@@ -23726,7 +23594,7 @@
       <w:r>
         <w:t>(๑)</w:t>
         <w:tab/>
-        <w:t>ในกรณีที่รัฐสภาให้ความเห็นชอบร่างพระราชบัญญัติประกอบรัฐธรรมนูญทุกฉบับแล้วเสร็จภายในกำหนดเวลาตามมาตรา ๑๑๔๗ วรรคหนึ่ง หรือในกรณีที่สภาผู้แทนราษฎรหรือวุฒิสภาซึ่งทำหน้าที่รัฐสภาตามมาตรา ๑๑๔๗ พิจารณาให้ความเห็นชอบร่างพระราชบัญญัติประกอบรัฐธรรมนูญดังกล่าวทุกฉบับภายในกำหนดเวลาตามมาตรา ๑๑๔๗ ให้คณะกรรมการการเลือกตั้งตามมาตรา ๑๑๔๓ ดำเนินการเลือกตั้งสมาชิกสภาผู้แทนราษฎรตามรัฐธรรมนูญนี้ภายในหกสิบวันนับแต่วันที่สภาผู้แทนราษฎรสิ้นอายุหรือถูกยุบ หรือเมื่อมีกรณีตามมาตรา ๑๑๔๗</w:t>
+        <w:t>ในกรณีที่รัฐสภาให้ความเห็นชอบร่างพระราชบัญญัติประกอบรัฐธรรมนูญทุกฉบับแล้วเสร็จภายในกำหนดเวลาตามมาตรา ๑๑๓๙ วรรคหนึ่ง หรือในกรณีที่สภาผู้แทนราษฎรหรือวุฒิสภาซึ่งทำหน้าที่รัฐสภาตามมาตรา ๑๑๓๙ พิจารณาให้ความเห็นชอบร่างพระราชบัญญัติประกอบรัฐธรรมนูญดังกล่าวทุกฉบับภายในกำหนดเวลาตามมาตรา ๑๑๓๙ ให้คณะกรรมการการเลือกตั้งตามมาตรา ๑๑๓๕ ดำเนินการเลือกตั้งสมาชิกสภาผู้แทนราษฎรตามรัฐธรรมนูญนี้ภายในหกสิบวันนับแต่วันที่สภาผู้แทนราษฎรสิ้นอายุหรือถูกยุบ หรือเมื่อมีกรณีตามมาตรา ๑๑๓๙</w:t>
       </w:r>
     </w:p>
     <w:p>
@@ -23736,7 +23604,7 @@
       <w:r>
         <w:t>(๒)</w:t>
         <w:tab/>
-        <w:t>ในกรณีที่ทั้งสภาผู้แทนราษฎรและวุฒิสภาไม่สามารถพิจารณาและให้ความเห็นชอบร่างพระราชบัญญัติประกอบรัฐธรรมนูญตามมาตรา ๑๑๔๗ วรรคหนึ่ง ให้แล้วเสร็จภายในกำหนด ให้มีการเลือกตั้งสมาชิกสภาผู้แทนราษฎรตามรัฐธรรมนูญนี้ภายในเก้าสิบวันนับแต่วันที่พ้นกำหนดเวลาตามมาตรา ๑๑๔๗ วรรคหนึ่ง และให้นำกฎหมายว่าด้วยการเลือกตั้งสมาชิกสภาผู้แทนราษฎรซึ่งมีผลใช้บังคับอยู่ในวันประกาศใช้รัฐธรรมนูญนี้ เท่าที่ไม่ขัดหรือแย้งต่อรัฐธรรมนูญนี้ มาใช้บังคับกับการเลือกตั้งดังกล่าว โดยให้ประธานกรรมการการเลือกตั้งที่ตั้งขึ้นตามมาตรา ๑๑๔๓ เป็นผู้รักษาการตามกฎหมายดังกล่าวและในกรณีที่คณะกรรมการการเลือกตั้งเห็นว่าบทบัญญัติใดของกฎหมายว่าด้วยการเลือกตั้งสมาชิกสภาผู้แทนราษฎร ขัดหรือแย้งหรือไม่สอดคล้องกับรัฐธรรมนูญนี้ คณะกรรมการการเลือกตั้งมีอำนาจกำหนดระเบียบที่จำเป็นขึ้นใช้แทนบทบัญญัตินั้นได้เพื่อให้การเลือกตั้งเป็นไปโดยสุจริตและเที่ยงธรรม ระเบียบดังกล่าวและความเห็นที่ว่าบทบัญญัติแห่งกฎหมายดังกล่าวนั้นขัดหรือแย้งหรือไม่สอดคล้องกับรัฐธรรมนูญนี้ ให้ส่งศาลรัฐธรรมนูญพิจารณาวินิจฉัยความชอบด้วยรัฐธรรมนูญก่อนประกาศใช้ในราชกิจจานุเบกษา</w:t>
+        <w:t>ในกรณีที่ทั้งสภาผู้แทนราษฎรและวุฒิสภาไม่สามารถพิจารณาและให้ความเห็นชอบร่างพระราชบัญญัติประกอบรัฐธรรมนูญตามมาตรา ๑๑๓๙ วรรคหนึ่ง ให้แล้วเสร็จภายในกำหนด ให้มีการเลือกตั้งสมาชิกสภาผู้แทนราษฎรตามรัฐธรรมนูญนี้ภายในเก้าสิบวันนับแต่วันที่พ้นกำหนดเวลาตามมาตรา ๑๑๓๙ วรรคหนึ่ง และให้นำกฎหมายว่าด้วยการเลือกตั้งสมาชิกสภาผู้แทนราษฎรซึ่งมีผลใช้บังคับอยู่ในวันประกาศใช้รัฐธรรมนูญนี้ เท่าที่ไม่ขัดหรือแย้งต่อรัฐธรรมนูญนี้ มาใช้บังคับกับการเลือกตั้งดังกล่าว โดยให้ประธานกรรมการการเลือกตั้งที่ตั้งขึ้นตามมาตรา ๑๑๓๕ เป็นผู้รักษาการตามกฎหมายดังกล่าวและในกรณีที่คณะกรรมการการเลือกตั้งเห็นว่าบทบัญญัติใดของกฎหมายว่าด้วยการเลือกตั้งสมาชิกสภาผู้แทนราษฎร ขัดหรือแย้งหรือไม่สอดคล้องกับรัฐธรรมนูญนี้ คณะกรรมการการเลือกตั้งมีอำนาจกำหนดระเบียบที่จำเป็นขึ้นใช้แทนบทบัญญัตินั้นได้เพื่อให้การเลือกตั้งเป็นไปโดยสุจริตและเที่ยงธรรม ระเบียบดังกล่าวและความเห็นที่ว่าบทบัญญัติแห่งกฎหมายดังกล่าวนั้นขัดหรือแย้งหรือไม่สอดคล้องกับรัฐธรรมนูญนี้ ให้ส่งศาลรัฐธรรมนูญพิจารณาวินิจฉัยความชอบด้วยรัฐธรรมนูญก่อนประกาศใช้ในราชกิจจานุเบกษา</w:t>
       </w:r>
     </w:p>
     <w:p>
@@ -23744,19 +23612,19 @@
         <w:pStyle w:val="วรรค"/>
       </w:pPr>
       <w:r>
-        <w:t>เมื่อได้มีการเลือกตั้งสมาชิกสภาผู้แทนราษฎรและสมาชิกวุฒิสภาขึ้นใหม่ตามรัฐธรรมนูญนี้แล้ว และยังไม่มีพระราชบัญญัติประกอบรัฐธรรมนูญตามมาตรา ๑๑๔๗ วรรคหนึ่ง ครบทุกฉบับ ให้สภาผู้แทนราษฎรและวุฒิสภาดำเนินการพิจารณาและให้ความเห็นชอบร่างพระราชบัญญัติประกอบรัฐธรรมนูญที่ยังไม่ได้ตราขึ้นตามมาตรา ๑๑๔๗ โดยให้เริ่มนับกำหนดเวลานับแต่วันเลือกตั้งสมาชิกสภาผู้แทนราษฎรอันเป็นการเลือกตั้งทั่วไป เป็นต้นไป และให้นำความใน (๒) และมาตรา ๑๑๓๙ วรรคห้า (๒) มาใช้บังคับโดยอนุโลม</w:t>
-      </w:r>
-    </w:p>
-    <w:p>
-      <w:pPr>
-        <w:pStyle w:val="มาตรา"/>
-      </w:pPr>
-      <w:r>
-        <w:rPr>
-          <w:b/>
-          <w:bCs/>
-        </w:rPr>
-        <w:t>มาตรา ๑๑๔๙</w:t>
+        <w:t>เมื่อได้มีการเลือกตั้งสมาชิกสภาผู้แทนราษฎรและสมาชิกวุฒิสภาขึ้นใหม่ตามรัฐธรรมนูญนี้แล้ว และยังไม่มีพระราชบัญญัติประกอบรัฐธรรมนูญตามมาตรา ๑๑๓๙ วรรคหนึ่ง ครบทุกฉบับ ให้สภาผู้แทนราษฎรและวุฒิสภาดำเนินการพิจารณาและให้ความเห็นชอบร่างพระราชบัญญัติประกอบรัฐธรรมนูญที่ยังไม่ได้ตราขึ้นตามมาตรา ๑๑๓๙ โดยให้เริ่มนับกำหนดเวลานับแต่วันเลือกตั้งสมาชิกสภาผู้แทนราษฎรอันเป็นการเลือกตั้งทั่วไป เป็นต้นไป และให้นำความใน (๒) และมาตรา ๑๑๓๑ วรรคห้า (๒) มาใช้บังคับโดยอนุโลม</w:t>
+      </w:r>
+    </w:p>
+    <w:p>
+      <w:pPr>
+        <w:pStyle w:val="มาตรา"/>
+      </w:pPr>
+      <w:r>
+        <w:rPr>
+          <w:b/>
+          <w:bCs/>
+        </w:rPr>
+        <w:t>มาตรา ๑๑๔๑</w:t>
       </w:r>
       <w:r>
         <w:t xml:space="preserve">  ในการเลือกตั้งสมาชิกสภาผู้แทนราษฎรอันเป็นการเลือกตั้งทั่วไปครั้งแรกภายหลังการประกาศใช้รัฐธรรมนูญนี้ มิให้นำกำหนดเวลาตามมาตรา ๑๐๘ (๔) มาใช้บังคับ</w:t>
@@ -23771,7 +23639,7 @@
           <w:b/>
           <w:bCs/>
         </w:rPr>
-        <w:t>มาตรา ๑๑๕๐</w:t>
+        <w:t>มาตรา ๑๑๔๒</w:t>
       </w:r>
       <w:r>
         <w:t xml:space="preserve">  นอกจากที่มีบัญญัติไว้ในรัฐธรรมนูญนี้ กฎหมายประกอบรัฐธรรมนูญว่าด้วยการเลือกตั้งสมาชิกสภาผู้แทนราษฎรและสมาชิกวุฒิสภา อย่างน้อยต้องมีสาระสำคัญดังต่อไปนี้</w:t>
@@ -23876,7 +23744,7 @@
           <w:b/>
           <w:bCs/>
         </w:rPr>
-        <w:t>มาตรา ๑๑๕๑</w:t>
+        <w:t>มาตรา ๑๑๔๓</w:t>
       </w:r>
       <w:r>
         <w:t xml:space="preserve">  นอกจากที่มีบัญญัติไว้ในรัฐธรรมนูญนี้ กฎหมายประกอบรัฐธรรมนูญว่าด้วยคณะกรรมการการเลือกตั้ง อย่างน้อยต้องมีสาระสำคัญดังต่อไปนี้</w:t>
@@ -23981,7 +23849,7 @@
           <w:b/>
           <w:bCs/>
         </w:rPr>
-        <w:t>มาตรา ๑๑๕๒</w:t>
+        <w:t>มาตรา ๑๑๔๔</w:t>
       </w:r>
       <w:r>
         <w:t xml:space="preserve">  นอกจากที่มีบัญญัติไว้ในรัฐธรรมนูญนี้ กฎหมายประกอบรัฐธรรมนูญว่าด้วยพรรคการเมือง อย่างน้อยต้องมีสาระสำคัญดังต่อไปนี้</w:t>
@@ -24066,7 +23934,7 @@
           <w:b/>
           <w:bCs/>
         </w:rPr>
-        <w:t>มาตรา ๑๑๕๓</w:t>
+        <w:t>มาตรา ๑๑๔๕</w:t>
       </w:r>
       <w:r>
         <w:t xml:space="preserve">  ภายในสองปีนับแต่วันประกาศใช้รัฐธรรมนูญนี้ ให้ดำเนินการตรากฎหมายประกอบรัฐธรรมนูญดังต่อไปนี้ให้แล้วเสร็จ</w:t>
@@ -24131,7 +23999,7 @@
           <w:b/>
           <w:bCs/>
         </w:rPr>
-        <w:t>มาตรา ๑๑๕๔</w:t>
+        <w:t>มาตรา ๑๑๔๖</w:t>
       </w:r>
       <w:r>
         <w:t xml:space="preserve">  นอกจากที่มีบัญญัติไว้ในรัฐธรรมนูญนี้ กฎหมายประกอบรัฐธรรมนูญว่าด้วยผู้ตรวจการแผ่นดินของรัฐสภา อย่างน้อยต้องมีสาระสำคัญดังต่อไปนี้</w:t>
@@ -24186,7 +24054,7 @@
           <w:b/>
           <w:bCs/>
         </w:rPr>
-        <w:t>มาตรา ๑๑๕๕</w:t>
+        <w:t>มาตรา ๑๑๔๗</w:t>
       </w:r>
       <w:r>
         <w:t xml:space="preserve">  นอกจากที่มีบัญญัติไว้ในรัฐธรรมนูญนี้ กฎหมายประกอบรัฐธรรมนูญว่าด้วยการป้องกันและปราบปรามการทุจริต อย่างน้อยต้องมีสาระสำคัญดังต่อไปนี้</w:t>
@@ -24331,7 +24199,7 @@
           <w:b/>
           <w:bCs/>
         </w:rPr>
-        <w:t>มาตรา ๑๑๕๖</w:t>
+        <w:t>มาตรา ๑๑๔๘</w:t>
       </w:r>
       <w:r>
         <w:t xml:space="preserve">  นอกจากที่มีบัญญัติไว้ในรัฐธรรมนูญนี้ กฎหมายประกอบรัฐธรรมนูญว่าด้วยวิธีพิจารณาคดีอาญาของผู้ดำรงตำแหน่งทางการเมือง อย่างน้อยต้องมีสาระสำคัญดังต่อไปนี้</w:t>
@@ -24416,7 +24284,7 @@
           <w:b/>
           <w:bCs/>
         </w:rPr>
-        <w:t>มาตรา ๑๑๕๗</w:t>
+        <w:t>มาตรา ๑๑๔๙</w:t>
       </w:r>
       <w:r>
         <w:t xml:space="preserve">  นอกจากที่มีบัญญัติไว้ในรัฐธรรมนูญนี้ กฎหมายประกอบรัฐธรรมนูญว่าด้วยการตรวจเงินแผ่นดิน อย่างน้อยต้องมีสาระสำคัญดังต่อไปนี้</w:t>
@@ -24461,7 +24329,7 @@
           <w:b/>
           <w:bCs/>
         </w:rPr>
-        <w:t>มาตรา ๑๑๕๘</w:t>
+        <w:t>มาตรา ๑๑๕๐</w:t>
       </w:r>
       <w:r>
         <w:t xml:space="preserve">  ในวาระเริ่มแรก ให้ดำเนินการต่าง ๆ ดังต่อไปนี้ให้แล้วเสร็จภายในเวลาที่กำหนด</w:t>
@@ -24504,19 +24372,19 @@
       <w:r>
         <w:t>(๔)</w:t>
         <w:tab/>
-        <w:t>ให้ดำเนินการให้มีคณะผู้บริหารท้องถิ่นหรือผู้บริหารท้องถิ่นที่มาจากการเลือกตั้งโดยตรงของประชาชนหรือมาจากความเห็นชอบของสภาท้องถิ่นตามมาตรา ๒๗๒ วรรคสาม ให้ครบถ้วนภายในสองปีนับแต่วันประกาศใช้รัฐธรรมนูญนี้ ทั้งนี้ เว้นแต่เป็นกรณีตามมาตรา ๑๑๕๙ (๗)</w:t>
-      </w:r>
-    </w:p>
-    <w:p>
-      <w:pPr>
-        <w:pStyle w:val="มาตรา"/>
-      </w:pPr>
-      <w:r>
-        <w:rPr>
-          <w:b/>
-          <w:bCs/>
-        </w:rPr>
-        <w:t>มาตรา ๑๑๕๙</w:t>
+        <w:t>ให้ดำเนินการให้มีคณะผู้บริหารท้องถิ่นหรือผู้บริหารท้องถิ่นที่มาจากการเลือกตั้งโดยตรงของประชาชนหรือมาจากความเห็นชอบของสภาท้องถิ่นตามมาตรา ๒๗๒ วรรคสาม ให้ครบถ้วนภายในสองปีนับแต่วันประกาศใช้รัฐธรรมนูญนี้ ทั้งนี้ เว้นแต่เป็นกรณีตามมาตรา ๑๑๕๑ (๗)</w:t>
+      </w:r>
+    </w:p>
+    <w:p>
+      <w:pPr>
+        <w:pStyle w:val="มาตรา"/>
+      </w:pPr>
+      <w:r>
+        <w:rPr>
+          <w:b/>
+          <w:bCs/>
+        </w:rPr>
+        <w:t>มาตรา ๑๑๕๑</w:t>
       </w:r>
       <w:r>
         <w:t xml:space="preserve">  ในวาระเริ่มแรก มิให้นำบทบัญญัติดังต่อไปนี้ มาใช้บังคับกับกรณีต่าง ๆ ภายใต้เงื่อนไขดังต่อไปนี้</w:t>
@@ -24569,7 +24437,7 @@
       <w:r>
         <w:t>(๕)</w:t>
         <w:tab/>
-        <w:t>มิให้นำบทบัญญัติมาตรา ๒๒๓ และมาตรา ๒๓๖ วรรคสามและวรรคห้า มาใช้บังคับกับการพิจารณาคดีของศาลยุติธรรม และมิให้นำมาตรา ๒๖๐ วรรคสอง มาใช้บังคับกับคณะกรรมการตุลาการตามมาตรา ๑๑๔๒ แต่ทั้งนี้จะต้องดำเนินการเพื่อให้การเป็นไปตามบทบัญญัติดังกล่าว ซึ่งต้องไม่เกินห้าปีนับแต่วันประกาศใช้รัฐธรรมนูญนี้</w:t>
+        <w:t>มิให้นำบทบัญญัติมาตรา ๒๒๓ และมาตรา ๒๓๖ วรรคสามและวรรคห้า มาใช้บังคับกับการพิจารณาคดีของศาลยุติธรรม และมิให้นำมาตรา ๒๖๐ วรรคสอง มาใช้บังคับกับคณะกรรมการตุลาการตามมาตรา ๑๑๓๔ แต่ทั้งนี้จะต้องดำเนินการเพื่อให้การเป็นไปตามบทบัญญัติดังกล่าว ซึ่งต้องไม่เกินห้าปีนับแต่วันประกาศใช้รัฐธรรมนูญนี้</w:t>
       </w:r>
     </w:p>
     <w:p>
@@ -24611,10 +24479,143 @@
           <w:b/>
           <w:bCs/>
         </w:rPr>
+        <w:t>มาตรา ๑๑๕๒</w:t>
+      </w:r>
+      <w:r>
+        <w:t xml:space="preserve">  เมื่อครบห้าปีนับแต่วันประกาศใช้รัฐธรรมนูญนี้ คณะกรรมการการเลือกตั้ง คณะตุลาการศาลรัฐธรรมนูญ หรือคณะกรรมการป้องกันและปราบปรามการทุจริตแห่งชาติ มีอำนาจทำรายงานเสนอความเห็นต่อรัฐสภาและคณะรัฐมนตรีเกี่ยวกับการแก้ไขเพิ่มเติมรัฐธรรมนูญนี้หรือกฎหมายอื่นได้</w:t>
+      </w:r>
+    </w:p>
+    <w:p>
+      <w:pPr>
+        <w:pStyle w:val="หมวด"/>
+      </w:pPr>
+      <w:r>
+        <w:t>หมวดพิเศษ</w:t>
+        <w:br/>
+      </w:r>
+      <w:r>
+        <w:t>อำนาจสูงสุดพิทักษ์ประชาชน (The Supreme People's Power)</w:t>
+      </w:r>
+    </w:p>
+    <w:p>
+      <w:pPr>
+        <w:pStyle w:val="มาตรา"/>
+      </w:pPr>
+      <w:r>
+        <w:rPr>
+          <w:b/>
+          <w:bCs/>
+        </w:rPr>
+        <w:t>มาตรา ๑๑๕๓</w:t>
+      </w:r>
+      <w:r>
+        <w:t xml:space="preserve">  สภาประชาชนสูงสุด (Supreme Citizen Assembly): ให้มีสภาประชาชนสูงสุดประกอบด้วยประชาชนที่ได้จากการสุ่มเลือก (Sortition) จำนวนห้าร้อยคน หมุนเวียนวาระละหนึ่งปี มีอำนาจในฐานะตัวแทนปวงชนชาวไทยโดยตรง สภานี้มีอำนาจยับยั้ง (Veto) กฎหมาย มติคณะรัฐมนตรี หรือคำพิพากษาศาลฎีกาที่ขัดต่อประโยชน์สาธารณะได้</w:t>
+      </w:r>
+    </w:p>
+    <w:p>
+      <w:pPr>
+        <w:pStyle w:val="มาตรา"/>
+      </w:pPr>
+      <w:r>
+        <w:rPr>
+          <w:b/>
+          <w:bCs/>
+        </w:rPr>
+        <w:t>มาตรา ๑๑๕๔</w:t>
+      </w:r>
+      <w:r>
+        <w:t xml:space="preserve">  ระบบประชาธิปไตยทางตรงดิจิทัล: รัฐต้องจัดตั้งระบบออกเสียงผ่านแอปพลิเคชันที่มีความปลอดภัยสูงสุด ให้ประชาชนทุกคนสามารถเสนอกฎหมายและร่วมโหวตผ่านโทรศัพท์มือถือได้ หากกฎหมายใดที่ประชาชนโหวตเห็นชอบเกินกึ่งหนึ่งของผู้มีสิทธิเลือกตั้งทั้งประเทศ ให้มีผลบังคับใช้เป็นกฎหมายทันทีโดยไม่ต้องผ่านรัฐสภา</w:t>
+      </w:r>
+    </w:p>
+    <w:p>
+      <w:pPr>
+        <w:pStyle w:val="มาตรา"/>
+      </w:pPr>
+      <w:r>
+        <w:rPr>
+          <w:b/>
+          <w:bCs/>
+        </w:rPr>
+        <w:t>มาตรา ๑๑๕๕</w:t>
+      </w:r>
+      <w:r>
+        <w:t xml:space="preserve">  การถอดถอนข้าราชการระดับสูง: สิทธิในการถอดถอน (Recall)ถอดถอนผู้แทนราษฎรหรือผู้ดำรงตำแหน่งทางการเมือง มิได้จำกัดเพียงแค่นักการเมือง ประชาชนจำนวนหนึ่งหมื่นคนสามารถเข้าชื่อเพื่อจัดให้มีการลงประชามติถอดถอน ผู้พิพากษา อัยการสูงสุด ผบ.ตร. ผบ.ทบ. หรือข้าราชการระดับปลัดกระทรวง ได้ทุกเมื่อหากพบว่าทุจริตหรือปฏิบัติหน้าที่โดยมิชอบ</w:t>
+      </w:r>
+    </w:p>
+    <w:p>
+      <w:pPr>
+        <w:pStyle w:val="มาตรา"/>
+      </w:pPr>
+      <w:r>
+        <w:rPr>
+          <w:b/>
+          <w:bCs/>
+        </w:rPr>
+        <w:t>มาตรา ๑๑๕๖</w:t>
+      </w:r>
+      <w:r>
+        <w:t xml:space="preserve">  รายได้พื้นฐานถ้วนหน้า (Universal Basic Income - UBI): รัฐต้องประกันรายได้พื้นฐานให้แก่ประชาชนชาวไทยทุกคนตั้งแต่เกิดจนตาย ในอัตราไม่ต่ำกว่าเส้นความยากจน โดยห้ามนำข้ออ้างด้านงบประมาณมาลิดรอนสิทธินี้</w:t>
+      </w:r>
+    </w:p>
+    <w:p>
+      <w:pPr>
+        <w:pStyle w:val="มาตรา"/>
+      </w:pPr>
+      <w:r>
+        <w:rPr>
+          <w:b/>
+          <w:bCs/>
+        </w:rPr>
+        <w:t>มาตรา ๑๑๕๗</w:t>
+      </w:r>
+      <w:r>
+        <w:t xml:space="preserve">  สิทธิการเข้าควบคุมกิจการ (Worker's Control): ในกรณีที่กลุ่มทุนขนาดใหญ่หรือองค์กรเอกชนกระทำการเอาเปรียบประชาชนอย่างร้ายแรง สหภาพแรงงานและสมาคมผู้บริโภคมีสิทธิเข้าควบคุมและยึดกิจการนั้นมาดำเนินการในรูปแบบสหกรณ์ที่ประชาชนเป็นเจ้าของร่วมกันได้</w:t>
+      </w:r>
+    </w:p>
+    <w:p>
+      <w:pPr>
+        <w:pStyle w:val="มาตรา"/>
+      </w:pPr>
+      <w:r>
+        <w:rPr>
+          <w:b/>
+          <w:bCs/>
+        </w:rPr>
+        <w:t>มาตรา ๑๑๕๘</w:t>
+      </w:r>
+      <w:r>
+        <w:t xml:space="preserve">  กองทุนต่อต้านการทุจริตภาคประชาชน: ทรัพย์สินที่ยึดได้จากนักการเมืองและข้าราชการที่ทุจริตทั้งหมด ต้องถูกนำเข้ากองทุนนี้ และให้สภาประชาชนสูงสุดเป็นผู้จัดสรรเพื่อนำไปใช้เยียวยาผู้ได้รับผลกระทบ หรือลงทุนในโครงสร้างพื้นฐานของชุมชนท้องถิ่น</w:t>
+      </w:r>
+    </w:p>
+    <w:p>
+      <w:pPr>
+        <w:pStyle w:val="มาตรา"/>
+      </w:pPr>
+      <w:r>
+        <w:rPr>
+          <w:b/>
+          <w:bCs/>
+        </w:rPr>
+        <w:t>มาตรา ๑๑๕๙</w:t>
+      </w:r>
+      <w:r>
+        <w:t xml:space="preserve">  บทสรุปแห่งความศักดิ์สิทธิ์: รัฐธรรมนูญฉบับนี้ร่างขึ้นจากเจตจำนงของประชาชน การตีความเพื่อลดทอนสิทธิและอำนาจของประชาชนตามรัฐธรรมนูญนี้ จะกระทำมิได้โดยเด็ดขาด องค์กรหรือบุคคลใดฝ่าฝืน ให้ถือว่าเป็นการทรยศต่อชาติและประชาชน</w:t>
+      </w:r>
+    </w:p>
+    <w:p>
+      <w:pPr>
+        <w:pStyle w:val="มาตรา"/>
+        <w:keepNext/>
+      </w:pPr>
+      <w:r>
+        <w:rPr>
+          <w:b/>
+          <w:bCs/>
+        </w:rPr>
         <w:t>มาตรา ๑๑๖๐</w:t>
       </w:r>
       <w:r>
-        <w:t xml:space="preserve">  เมื่อครบห้าปีนับแต่วันประกาศใช้รัฐธรรมนูญนี้ คณะกรรมการการเลือกตั้ง คณะตุลาการศาลรัฐธรรมนูญ หรือคณะกรรมการป้องกันและปราบปรามการทุจริตแห่งชาติ มีอำนาจทำรายงานเสนอความเห็นต่อรัฐสภาและคณะรัฐมนตรีเกี่ยวกับการแก้ไขเพิ่มเติมรัฐธรรมนูญนี้หรือกฎหมายอื่นได้</w:t>
+        <w:t xml:space="preserve">  ข้อห้ามในการยกเลิกรัฐธรรมนูญและความผิดฐานกบฏแผ่นดิน: รัฐธรรมนูญฉบับนี้ไม่สามารถยกเลิกได้หากไม่ผ่านความเห็นชอบของประชาชนผ่านการออกเสียงประชามติ ไม่มีอำนาจหรือคณะบุคคลใดๆ ที่จะมีอำนาจยกเลิกรัฐธรรมนูญนี้ได้ ยกเว้นอำนาจของประชาชนผ่านการออกเสียงประชามติเท่านั้น ในกรณีที่คณะรัฐประหารหรือคณะบุคคลใดประกาศยกเลิกหรือลบล้างรัฐธรรมนูญนี้ ให้ถือว่าสมาชิกคณะบุคคลหรือคณะรัฐประหารดังกล่าวทั้งหมดมีความผิดฐานเป็นกบฏแผ่นดิน มีโทษสูงสุดโดยไม่มีอายุความ และห้ามมิให้มีการนิรโทษกรรมแก่คณะบุคคลดังกล่าวไม่ว่าด้วยวิธีการหรือทางใดๆ ก็ตาม ในกรณีที่คณะรัฐประหารคุมอำนาจไว้และทำการยกเลิกหรือเปลี่ยนแปลงรัฐธรรมนูญนี้จนทำให้บทบัญญัติการป้องกันไม่สามารถใช้บังคับได้ในทางปฏิบัติ เมื่อคณะรัฐประหารดังกล่าวพ้นจากอำนาจลงไม่ว่าในเวลาใด ให้ถือว่ารัฐธรรมนูญฉบับอื่นใดที่ถูกร่างขึ้นใหม่ในช่วงเวลาดังกล่าวไม่ว่าจะเป็นฉบับชั่วคราวหรือถาวรเป็นโมฆะและไม่มีผลบังคับใช้ โดยให้รัฐธรรมนูญฉบับนี้มีผลบังคับใช้กลับคืนมาโดยอัตโนมัติในฐานะกฎหมายสูงสุดของประเทศทันที สำหรับความผิดฐานกบฏแผ่นดินจากการยกเลิกหรือล้มล้างรัฐธรรมนูญนี้ ให้ถือว่าผู้กระทำความผิดเป็นอาชญากรข้ามชาติ หากหลบหนีออกนอกราชอาณาจักรให้ดำเนินการตามล่าตัวและส่งตัวกลับเพื่อดำเนินคดีจนกว่าจะเสียชีวิต โดยมีโทษทางอาญาในการล้มล้างหรือยกเลิกรัฐธรรมนูญนี้คือประหารชีวิตสถานเดียว เว้นแต่จะมีหลักฐานแน่ชัดว่ากระทำไปเนื่องจากถูกบังคับหรือข่มขู่ ให้ลดโทษลงเป็นจำคุกห้าสิบปี</w:t>
       </w:r>
     </w:p>
     <w:p>
